--- a/Data Structures.docx
+++ b/Data Structures.docx
@@ -3608,7 +3608,7 @@
           <w:szCs w:val="32"/>
         </w:rPr>
         <w:drawing>
-          <wp:anchor distT="0" distB="0" distL="114300" distR="114300" simplePos="0" relativeHeight="251645952" behindDoc="0" locked="0" layoutInCell="1" allowOverlap="1" wp14:anchorId="10E8EA6D" wp14:editId="48AF2E44">
+          <wp:anchor distT="0" distB="0" distL="114300" distR="114300" simplePos="0" relativeHeight="251640320" behindDoc="0" locked="0" layoutInCell="1" allowOverlap="1" wp14:anchorId="10E8EA6D" wp14:editId="1C8B22D4">
             <wp:simplePos x="0" y="0"/>
             <wp:positionH relativeFrom="column">
               <wp:posOffset>0</wp:posOffset>
@@ -3716,7 +3716,7 @@
           <w:szCs w:val="32"/>
         </w:rPr>
         <w:drawing>
-          <wp:anchor distT="0" distB="0" distL="114300" distR="114300" simplePos="0" relativeHeight="251649024" behindDoc="0" locked="0" layoutInCell="1" allowOverlap="1" wp14:anchorId="13E75CD9" wp14:editId="14D3F950">
+          <wp:anchor distT="0" distB="0" distL="114300" distR="114300" simplePos="0" relativeHeight="251643392" behindDoc="0" locked="0" layoutInCell="1" allowOverlap="1" wp14:anchorId="13E75CD9" wp14:editId="7A97C52D">
             <wp:simplePos x="0" y="0"/>
             <wp:positionH relativeFrom="column">
               <wp:posOffset>0</wp:posOffset>
@@ -3816,7 +3816,7 @@
         </w:rPr>
         <w:lastRenderedPageBreak/>
         <w:drawing>
-          <wp:anchor distT="0" distB="0" distL="114300" distR="114300" simplePos="0" relativeHeight="251653120" behindDoc="0" locked="0" layoutInCell="1" allowOverlap="1" wp14:anchorId="44609CC2" wp14:editId="4C459B89">
+          <wp:anchor distT="0" distB="0" distL="114300" distR="114300" simplePos="0" relativeHeight="251647488" behindDoc="0" locked="0" layoutInCell="1" allowOverlap="1" wp14:anchorId="44609CC2" wp14:editId="4760FA42">
             <wp:simplePos x="0" y="0"/>
             <wp:positionH relativeFrom="column">
               <wp:posOffset>-7620</wp:posOffset>
@@ -3884,7 +3884,7 @@
           <w:szCs w:val="32"/>
         </w:rPr>
         <w:drawing>
-          <wp:anchor distT="0" distB="0" distL="114300" distR="114300" simplePos="0" relativeHeight="251652096" behindDoc="0" locked="0" layoutInCell="1" allowOverlap="1" wp14:anchorId="1B2B388A" wp14:editId="013AEA92">
+          <wp:anchor distT="0" distB="0" distL="114300" distR="114300" simplePos="0" relativeHeight="251646464" behindDoc="0" locked="0" layoutInCell="1" allowOverlap="1" wp14:anchorId="1B2B388A" wp14:editId="5A74A168">
             <wp:simplePos x="0" y="0"/>
             <wp:positionH relativeFrom="column">
               <wp:posOffset>0</wp:posOffset>
@@ -3949,7 +3949,7 @@
           <w:szCs w:val="32"/>
         </w:rPr>
         <w:drawing>
-          <wp:anchor distT="0" distB="0" distL="114300" distR="114300" simplePos="0" relativeHeight="251651072" behindDoc="0" locked="0" layoutInCell="1" allowOverlap="1" wp14:anchorId="6F6A4D6B" wp14:editId="3CD6384E">
+          <wp:anchor distT="0" distB="0" distL="114300" distR="114300" simplePos="0" relativeHeight="251645440" behindDoc="0" locked="0" layoutInCell="1" allowOverlap="1" wp14:anchorId="6F6A4D6B" wp14:editId="27B80A6C">
             <wp:simplePos x="0" y="0"/>
             <wp:positionH relativeFrom="column">
               <wp:posOffset>0</wp:posOffset>
@@ -4014,7 +4014,7 @@
           <w:szCs w:val="32"/>
         </w:rPr>
         <w:drawing>
-          <wp:anchor distT="0" distB="0" distL="114300" distR="114300" simplePos="0" relativeHeight="251650048" behindDoc="0" locked="0" layoutInCell="1" allowOverlap="1" wp14:anchorId="2C780245" wp14:editId="23102132">
+          <wp:anchor distT="0" distB="0" distL="114300" distR="114300" simplePos="0" relativeHeight="251644416" behindDoc="0" locked="0" layoutInCell="1" allowOverlap="1" wp14:anchorId="2C780245" wp14:editId="2B744CEE">
             <wp:simplePos x="0" y="0"/>
             <wp:positionH relativeFrom="column">
               <wp:posOffset>0</wp:posOffset>
@@ -4179,7 +4179,7 @@
           <w:szCs w:val="32"/>
         </w:rPr>
         <w:drawing>
-          <wp:anchor distT="0" distB="0" distL="114300" distR="114300" simplePos="0" relativeHeight="251655168" behindDoc="0" locked="0" layoutInCell="1" allowOverlap="1" wp14:anchorId="759B7A8D" wp14:editId="5580F0A7">
+          <wp:anchor distT="0" distB="0" distL="114300" distR="114300" simplePos="0" relativeHeight="251649536" behindDoc="0" locked="0" layoutInCell="1" allowOverlap="1" wp14:anchorId="759B7A8D" wp14:editId="7B5000D0">
             <wp:simplePos x="0" y="0"/>
             <wp:positionH relativeFrom="column">
               <wp:posOffset>0</wp:posOffset>
@@ -4284,7 +4284,7 @@
           <w:szCs w:val="32"/>
         </w:rPr>
         <w:drawing>
-          <wp:anchor distT="0" distB="0" distL="114300" distR="114300" simplePos="0" relativeHeight="251654144" behindDoc="0" locked="0" layoutInCell="1" allowOverlap="1" wp14:anchorId="2DC76BC2" wp14:editId="256CAEF7">
+          <wp:anchor distT="0" distB="0" distL="114300" distR="114300" simplePos="0" relativeHeight="251648512" behindDoc="0" locked="0" layoutInCell="1" allowOverlap="1" wp14:anchorId="2DC76BC2" wp14:editId="6E6D89E5">
             <wp:simplePos x="0" y="0"/>
             <wp:positionH relativeFrom="column">
               <wp:posOffset>0</wp:posOffset>
@@ -4365,7 +4365,7 @@
           <w:szCs w:val="32"/>
         </w:rPr>
         <w:drawing>
-          <wp:anchor distT="0" distB="0" distL="114300" distR="114300" simplePos="0" relativeHeight="251648000" behindDoc="0" locked="0" layoutInCell="1" allowOverlap="1" wp14:anchorId="330D52AD" wp14:editId="038EB575">
+          <wp:anchor distT="0" distB="0" distL="114300" distR="114300" simplePos="0" relativeHeight="251642368" behindDoc="0" locked="0" layoutInCell="1" allowOverlap="1" wp14:anchorId="330D52AD" wp14:editId="13B3FA58">
             <wp:simplePos x="0" y="0"/>
             <wp:positionH relativeFrom="column">
               <wp:posOffset>0</wp:posOffset>
@@ -4572,7 +4572,7 @@
           <w:szCs w:val="32"/>
         </w:rPr>
         <w:drawing>
-          <wp:anchor distT="0" distB="0" distL="114300" distR="114300" simplePos="0" relativeHeight="251656192" behindDoc="0" locked="0" layoutInCell="1" allowOverlap="1" wp14:anchorId="2F938AF7" wp14:editId="4E9D15FA">
+          <wp:anchor distT="0" distB="0" distL="114300" distR="114300" simplePos="0" relativeHeight="251651584" behindDoc="0" locked="0" layoutInCell="1" allowOverlap="1" wp14:anchorId="2F938AF7" wp14:editId="6B8EE18F">
             <wp:simplePos x="0" y="0"/>
             <wp:positionH relativeFrom="column">
               <wp:posOffset>0</wp:posOffset>
@@ -4637,7 +4637,7 @@
           <w:szCs w:val="32"/>
         </w:rPr>
         <w:drawing>
-          <wp:anchor distT="0" distB="0" distL="114300" distR="114300" simplePos="0" relativeHeight="251660288" behindDoc="0" locked="0" layoutInCell="1" allowOverlap="1" wp14:anchorId="1F2C4835" wp14:editId="65564082">
+          <wp:anchor distT="0" distB="0" distL="114300" distR="114300" simplePos="0" relativeHeight="251658752" behindDoc="0" locked="0" layoutInCell="1" allowOverlap="1" wp14:anchorId="1F2C4835" wp14:editId="3CC2C5CC">
             <wp:simplePos x="0" y="0"/>
             <wp:positionH relativeFrom="column">
               <wp:posOffset>7620</wp:posOffset>
@@ -4699,7 +4699,7 @@
           <w:szCs w:val="32"/>
         </w:rPr>
         <w:drawing>
-          <wp:anchor distT="0" distB="0" distL="114300" distR="114300" simplePos="0" relativeHeight="251658240" behindDoc="0" locked="0" layoutInCell="1" allowOverlap="1" wp14:anchorId="66EF7C74" wp14:editId="5168AEF6">
+          <wp:anchor distT="0" distB="0" distL="114300" distR="114300" simplePos="0" relativeHeight="251654656" behindDoc="0" locked="0" layoutInCell="1" allowOverlap="1" wp14:anchorId="66EF7C74" wp14:editId="637021DC">
             <wp:simplePos x="0" y="0"/>
             <wp:positionH relativeFrom="column">
               <wp:posOffset>0</wp:posOffset>
@@ -4847,7 +4847,7 @@
         </w:rPr>
         <w:lastRenderedPageBreak/>
         <w:drawing>
-          <wp:anchor distT="0" distB="0" distL="114300" distR="114300" simplePos="0" relativeHeight="251662336" behindDoc="0" locked="0" layoutInCell="1" allowOverlap="1" wp14:anchorId="1AE27304" wp14:editId="41A0B09F">
+          <wp:anchor distT="0" distB="0" distL="114300" distR="114300" simplePos="0" relativeHeight="251662848" behindDoc="0" locked="0" layoutInCell="1" allowOverlap="1" wp14:anchorId="1AE27304" wp14:editId="73B3AEA6">
             <wp:simplePos x="0" y="0"/>
             <wp:positionH relativeFrom="column">
               <wp:posOffset>0</wp:posOffset>
@@ -4943,7 +4943,7 @@
           <w:szCs w:val="32"/>
         </w:rPr>
         <w:drawing>
-          <wp:anchor distT="0" distB="0" distL="114300" distR="114300" simplePos="0" relativeHeight="251661312" behindDoc="0" locked="0" layoutInCell="1" allowOverlap="1" wp14:anchorId="7FF4E3A6" wp14:editId="38F59D4F">
+          <wp:anchor distT="0" distB="0" distL="114300" distR="114300" simplePos="0" relativeHeight="251661824" behindDoc="0" locked="0" layoutInCell="1" allowOverlap="1" wp14:anchorId="7FF4E3A6" wp14:editId="5BB2F1FE">
             <wp:simplePos x="0" y="0"/>
             <wp:positionH relativeFrom="column">
               <wp:posOffset>0</wp:posOffset>
@@ -5026,7 +5026,7 @@
           <w:szCs w:val="32"/>
         </w:rPr>
         <w:drawing>
-          <wp:anchor distT="0" distB="0" distL="114300" distR="114300" simplePos="0" relativeHeight="251664384" behindDoc="0" locked="0" layoutInCell="1" allowOverlap="1" wp14:anchorId="33AD0E41" wp14:editId="633BE33C">
+          <wp:anchor distT="0" distB="0" distL="114300" distR="114300" simplePos="0" relativeHeight="251666944" behindDoc="0" locked="0" layoutInCell="1" allowOverlap="1" wp14:anchorId="33AD0E41" wp14:editId="3761E6BF">
             <wp:simplePos x="0" y="0"/>
             <wp:positionH relativeFrom="column">
               <wp:posOffset>0</wp:posOffset>
@@ -5091,7 +5091,7 @@
           <w:szCs w:val="32"/>
         </w:rPr>
         <w:drawing>
-          <wp:anchor distT="0" distB="0" distL="114300" distR="114300" simplePos="0" relativeHeight="251663360" behindDoc="0" locked="0" layoutInCell="1" allowOverlap="1" wp14:anchorId="14C50EE2" wp14:editId="4CA4A432">
+          <wp:anchor distT="0" distB="0" distL="114300" distR="114300" simplePos="0" relativeHeight="251663872" behindDoc="0" locked="0" layoutInCell="1" allowOverlap="1" wp14:anchorId="14C50EE2" wp14:editId="4F401708">
             <wp:simplePos x="0" y="0"/>
             <wp:positionH relativeFrom="column">
               <wp:posOffset>0</wp:posOffset>
@@ -5896,7 +5896,7 @@
         </w:rPr>
         <w:lastRenderedPageBreak/>
         <w:drawing>
-          <wp:anchor distT="0" distB="0" distL="114300" distR="114300" simplePos="0" relativeHeight="251635200" behindDoc="0" locked="0" layoutInCell="1" allowOverlap="1" wp14:anchorId="708B2526" wp14:editId="5867691F">
+          <wp:anchor distT="0" distB="0" distL="114300" distR="114300" simplePos="0" relativeHeight="251636224" behindDoc="0" locked="0" layoutInCell="1" allowOverlap="1" wp14:anchorId="708B2526" wp14:editId="6466131B">
             <wp:simplePos x="0" y="0"/>
             <wp:positionH relativeFrom="column">
               <wp:posOffset>548640</wp:posOffset>
@@ -6086,7 +6086,7 @@
           <w:szCs w:val="32"/>
         </w:rPr>
         <w:drawing>
-          <wp:anchor distT="0" distB="0" distL="114300" distR="114300" simplePos="0" relativeHeight="251638272" behindDoc="0" locked="0" layoutInCell="1" allowOverlap="1" wp14:anchorId="219A2E64" wp14:editId="12389D83">
+          <wp:anchor distT="0" distB="0" distL="114300" distR="114300" simplePos="0" relativeHeight="251637248" behindDoc="0" locked="0" layoutInCell="1" allowOverlap="1" wp14:anchorId="219A2E64" wp14:editId="3AF7E73F">
             <wp:simplePos x="0" y="0"/>
             <wp:positionH relativeFrom="column">
               <wp:posOffset>548640</wp:posOffset>
@@ -6261,7 +6261,7 @@
           <w:szCs w:val="32"/>
         </w:rPr>
         <w:drawing>
-          <wp:anchor distT="0" distB="0" distL="114300" distR="114300" simplePos="0" relativeHeight="251640320" behindDoc="0" locked="0" layoutInCell="1" allowOverlap="1" wp14:anchorId="16F3093B" wp14:editId="20FF5680">
+          <wp:anchor distT="0" distB="0" distL="114300" distR="114300" simplePos="0" relativeHeight="251638272" behindDoc="0" locked="0" layoutInCell="1" allowOverlap="1" wp14:anchorId="16F3093B" wp14:editId="536F4011">
             <wp:simplePos x="0" y="0"/>
             <wp:positionH relativeFrom="column">
               <wp:posOffset>548640</wp:posOffset>
@@ -6428,7 +6428,7 @@
         </w:rPr>
         <w:lastRenderedPageBreak/>
         <w:drawing>
-          <wp:anchor distT="0" distB="0" distL="114300" distR="114300" simplePos="0" relativeHeight="251665408" behindDoc="0" locked="0" layoutInCell="1" allowOverlap="1" wp14:anchorId="15CDEA9D" wp14:editId="0B89632B">
+          <wp:anchor distT="0" distB="0" distL="114300" distR="114300" simplePos="0" relativeHeight="251667968" behindDoc="0" locked="0" layoutInCell="1" allowOverlap="1" wp14:anchorId="15CDEA9D" wp14:editId="41DE0A86">
             <wp:simplePos x="0" y="0"/>
             <wp:positionH relativeFrom="column">
               <wp:posOffset>0</wp:posOffset>
@@ -6492,7 +6492,7 @@
           <w:szCs w:val="32"/>
         </w:rPr>
         <w:drawing>
-          <wp:anchor distT="0" distB="0" distL="114300" distR="114300" simplePos="0" relativeHeight="251642368" behindDoc="0" locked="0" layoutInCell="1" allowOverlap="1" wp14:anchorId="1619965D" wp14:editId="7EA630E8">
+          <wp:anchor distT="0" distB="0" distL="114300" distR="114300" simplePos="0" relativeHeight="251639296" behindDoc="0" locked="0" layoutInCell="1" allowOverlap="1" wp14:anchorId="1619965D" wp14:editId="6DF9A065">
             <wp:simplePos x="0" y="0"/>
             <wp:positionH relativeFrom="column">
               <wp:posOffset>0</wp:posOffset>
@@ -6695,7 +6695,7 @@
           <w:szCs w:val="32"/>
         </w:rPr>
         <w:drawing>
-          <wp:anchor distT="0" distB="0" distL="114300" distR="114300" simplePos="0" relativeHeight="251646464" behindDoc="0" locked="0" layoutInCell="1" allowOverlap="1" wp14:anchorId="2EEB4101" wp14:editId="48F58673">
+          <wp:anchor distT="0" distB="0" distL="114300" distR="114300" simplePos="0" relativeHeight="251641344" behindDoc="0" locked="0" layoutInCell="1" allowOverlap="1" wp14:anchorId="2EEB4101" wp14:editId="20C3D44B">
             <wp:simplePos x="0" y="0"/>
             <wp:positionH relativeFrom="column">
               <wp:posOffset>0</wp:posOffset>
@@ -6816,7 +6816,7 @@
         </w:rPr>
         <w:lastRenderedPageBreak/>
         <w:drawing>
-          <wp:anchor distT="0" distB="0" distL="114300" distR="114300" simplePos="0" relativeHeight="251657728" behindDoc="0" locked="0" layoutInCell="1" allowOverlap="1" wp14:anchorId="617BEE27" wp14:editId="7B60F374">
+          <wp:anchor distT="0" distB="0" distL="114300" distR="114300" simplePos="0" relativeHeight="251652608" behindDoc="0" locked="0" layoutInCell="1" allowOverlap="1" wp14:anchorId="617BEE27" wp14:editId="39EAA2F0">
             <wp:simplePos x="0" y="0"/>
             <wp:positionH relativeFrom="column">
               <wp:posOffset>472440</wp:posOffset>
@@ -6985,7 +6985,7 @@
           <w:szCs w:val="32"/>
         </w:rPr>
         <w:drawing>
-          <wp:anchor distT="0" distB="0" distL="114300" distR="114300" simplePos="0" relativeHeight="251667968" behindDoc="0" locked="0" layoutInCell="1" allowOverlap="1" wp14:anchorId="0A849A6A" wp14:editId="30AE3174">
+          <wp:anchor distT="0" distB="0" distL="114300" distR="114300" simplePos="0" relativeHeight="251670016" behindDoc="0" locked="0" layoutInCell="1" allowOverlap="1" wp14:anchorId="0A849A6A" wp14:editId="3346A1D6">
             <wp:simplePos x="0" y="0"/>
             <wp:positionH relativeFrom="column">
               <wp:posOffset>472440</wp:posOffset>
@@ -7154,7 +7154,7 @@
           <w:szCs w:val="32"/>
         </w:rPr>
         <w:drawing>
-          <wp:anchor distT="0" distB="0" distL="114300" distR="114300" simplePos="0" relativeHeight="251670016" behindDoc="0" locked="0" layoutInCell="1" allowOverlap="1" wp14:anchorId="4FDCD9CF" wp14:editId="5151F457">
+          <wp:anchor distT="0" distB="0" distL="114300" distR="114300" simplePos="0" relativeHeight="251671040" behindDoc="0" locked="0" layoutInCell="1" allowOverlap="1" wp14:anchorId="4FDCD9CF" wp14:editId="37BB5ED7">
             <wp:simplePos x="0" y="0"/>
             <wp:positionH relativeFrom="column">
               <wp:posOffset>472440</wp:posOffset>
@@ -7360,7 +7360,7 @@
         </w:rPr>
         <w:lastRenderedPageBreak/>
         <w:drawing>
-          <wp:anchor distT="0" distB="0" distL="114300" distR="114300" simplePos="0" relativeHeight="251673088" behindDoc="0" locked="0" layoutInCell="1" allowOverlap="1" wp14:anchorId="4BD213BA" wp14:editId="501799E0">
+          <wp:anchor distT="0" distB="0" distL="114300" distR="114300" simplePos="0" relativeHeight="251672064" behindDoc="0" locked="0" layoutInCell="1" allowOverlap="1" wp14:anchorId="4BD213BA" wp14:editId="2A323E9D">
             <wp:simplePos x="0" y="0"/>
             <wp:positionH relativeFrom="column">
               <wp:posOffset>167640</wp:posOffset>
@@ -7430,7 +7430,7 @@
           <w:szCs w:val="32"/>
         </w:rPr>
         <w:drawing>
-          <wp:anchor distT="0" distB="0" distL="114300" distR="114300" simplePos="0" relativeHeight="251659776" behindDoc="0" locked="0" layoutInCell="1" allowOverlap="1" wp14:anchorId="4D5B1B43" wp14:editId="380CFD18">
+          <wp:anchor distT="0" distB="0" distL="114300" distR="114300" simplePos="0" relativeHeight="251656704" behindDoc="0" locked="0" layoutInCell="1" allowOverlap="1" wp14:anchorId="4D5B1B43" wp14:editId="5FC3A7E6">
             <wp:simplePos x="0" y="0"/>
             <wp:positionH relativeFrom="column">
               <wp:posOffset>167640</wp:posOffset>
@@ -7606,7 +7606,7 @@
         </w:rPr>
         <w:lastRenderedPageBreak/>
         <w:drawing>
-          <wp:anchor distT="0" distB="0" distL="114300" distR="114300" simplePos="0" relativeHeight="251667456" behindDoc="0" locked="0" layoutInCell="1" allowOverlap="1" wp14:anchorId="556DCA78" wp14:editId="25ABF7E6">
+          <wp:anchor distT="0" distB="0" distL="114300" distR="114300" simplePos="0" relativeHeight="251668992" behindDoc="0" locked="0" layoutInCell="1" allowOverlap="1" wp14:anchorId="556DCA78" wp14:editId="22A1C671">
             <wp:simplePos x="0" y="0"/>
             <wp:positionH relativeFrom="column">
               <wp:posOffset>-15240</wp:posOffset>
@@ -7708,7 +7708,7 @@
           <w:szCs w:val="32"/>
         </w:rPr>
         <w:drawing>
-          <wp:anchor distT="0" distB="0" distL="114300" distR="114300" simplePos="0" relativeHeight="251675136" behindDoc="0" locked="0" layoutInCell="1" allowOverlap="1" wp14:anchorId="5F122069" wp14:editId="34771246">
+          <wp:anchor distT="0" distB="0" distL="114300" distR="114300" simplePos="0" relativeHeight="251674112" behindDoc="0" locked="0" layoutInCell="1" allowOverlap="1" wp14:anchorId="5F122069" wp14:editId="5898F426">
             <wp:simplePos x="0" y="0"/>
             <wp:positionH relativeFrom="column">
               <wp:posOffset>304800</wp:posOffset>
@@ -7924,7 +7924,7 @@
           <w:szCs w:val="32"/>
         </w:rPr>
         <w:drawing>
-          <wp:anchor distT="0" distB="0" distL="114300" distR="114300" simplePos="0" relativeHeight="251679232" behindDoc="0" locked="0" layoutInCell="1" allowOverlap="1" wp14:anchorId="2ADD9D08" wp14:editId="5704D07C">
+          <wp:anchor distT="0" distB="0" distL="114300" distR="114300" simplePos="0" relativeHeight="251675136" behindDoc="0" locked="0" layoutInCell="1" allowOverlap="1" wp14:anchorId="2ADD9D08" wp14:editId="7EDB455F">
             <wp:simplePos x="0" y="0"/>
             <wp:positionH relativeFrom="column">
               <wp:posOffset>-4907280</wp:posOffset>
@@ -8121,7 +8121,7 @@
           <w:szCs w:val="32"/>
         </w:rPr>
         <w:drawing>
-          <wp:anchor distT="0" distB="0" distL="114300" distR="114300" simplePos="0" relativeHeight="251681280" behindDoc="0" locked="0" layoutInCell="1" allowOverlap="1" wp14:anchorId="07FCD3BA" wp14:editId="6EBF02B4">
+          <wp:anchor distT="0" distB="0" distL="114300" distR="114300" simplePos="0" relativeHeight="251676160" behindDoc="0" locked="0" layoutInCell="1" allowOverlap="1" wp14:anchorId="07FCD3BA" wp14:editId="3D01391C">
             <wp:simplePos x="0" y="0"/>
             <wp:positionH relativeFrom="column">
               <wp:posOffset>0</wp:posOffset>
@@ -8185,7 +8185,7 @@
           <w:szCs w:val="32"/>
         </w:rPr>
         <w:drawing>
-          <wp:anchor distT="0" distB="0" distL="114300" distR="114300" simplePos="0" relativeHeight="251673600" behindDoc="0" locked="0" layoutInCell="1" allowOverlap="1" wp14:anchorId="2BAEB512" wp14:editId="30D7B58B">
+          <wp:anchor distT="0" distB="0" distL="114300" distR="114300" simplePos="0" relativeHeight="251673088" behindDoc="0" locked="0" layoutInCell="1" allowOverlap="1" wp14:anchorId="2BAEB512" wp14:editId="6498E513">
             <wp:simplePos x="0" y="0"/>
             <wp:positionH relativeFrom="column">
               <wp:posOffset>0</wp:posOffset>
@@ -8374,6 +8374,1341 @@
         </w:rPr>
       </w:pPr>
     </w:p>
+    <w:p>
+      <w:pPr>
+        <w:rPr>
+          <w:rFonts w:eastAsiaTheme="minorHAnsi"/>
+          <w:sz w:val="32"/>
+          <w:szCs w:val="32"/>
+        </w:rPr>
+      </w:pPr>
+    </w:p>
+    <w:p>
+      <w:pPr>
+        <w:tabs>
+          <w:tab w:val="left" w:pos="1668"/>
+        </w:tabs>
+        <w:spacing w:line="276" w:lineRule="auto"/>
+        <w:rPr>
+          <w:rFonts w:eastAsiaTheme="minorHAnsi"/>
+          <w:b/>
+          <w:bCs/>
+          <w:color w:val="365F91" w:themeColor="accent1" w:themeShade="BF"/>
+          <w:sz w:val="32"/>
+          <w:szCs w:val="32"/>
+        </w:rPr>
+      </w:pPr>
+      <w:r>
+        <w:rPr>
+          <w:rFonts w:eastAsiaTheme="minorHAnsi"/>
+          <w:b/>
+          <w:bCs/>
+          <w:color w:val="365F91" w:themeColor="accent1" w:themeShade="BF"/>
+          <w:sz w:val="32"/>
+          <w:szCs w:val="32"/>
+        </w:rPr>
+        <w:t>Queue</w:t>
+      </w:r>
+    </w:p>
+    <w:p>
+      <w:pPr>
+        <w:spacing w:line="276" w:lineRule="auto"/>
+        <w:ind w:firstLine="720"/>
+        <w:rPr>
+          <w:rFonts w:asciiTheme="minorHAnsi" w:eastAsiaTheme="minorHAnsi" w:hAnsiTheme="minorHAnsi" w:cstheme="minorHAnsi"/>
+          <w:color w:val="0D0D0D" w:themeColor="text1" w:themeTint="F2"/>
+          <w:sz w:val="32"/>
+          <w:szCs w:val="32"/>
+        </w:rPr>
+      </w:pPr>
+      <w:r>
+        <w:rPr>
+          <w:rFonts w:asciiTheme="minorHAnsi" w:eastAsiaTheme="minorHAnsi" w:hAnsiTheme="minorHAnsi" w:cstheme="minorHAnsi"/>
+          <w:color w:val="0D0D0D" w:themeColor="text1" w:themeTint="F2"/>
+          <w:sz w:val="32"/>
+          <w:szCs w:val="32"/>
+        </w:rPr>
+        <w:t xml:space="preserve">A queue is a data structure that follows the </w:t>
+      </w:r>
+      <w:r>
+        <w:rPr>
+          <w:rFonts w:asciiTheme="minorHAnsi" w:eastAsiaTheme="minorHAnsi" w:hAnsiTheme="minorHAnsi" w:cstheme="minorHAnsi"/>
+          <w:b/>
+          <w:bCs/>
+          <w:color w:val="0D0D0D" w:themeColor="text1" w:themeTint="F2"/>
+          <w:sz w:val="32"/>
+          <w:szCs w:val="32"/>
+        </w:rPr>
+        <w:t>First-In-First-Out</w:t>
+      </w:r>
+      <w:r>
+        <w:rPr>
+          <w:rFonts w:asciiTheme="minorHAnsi" w:eastAsiaTheme="minorHAnsi" w:hAnsiTheme="minorHAnsi" w:cstheme="minorHAnsi"/>
+          <w:color w:val="0D0D0D" w:themeColor="text1" w:themeTint="F2"/>
+          <w:sz w:val="32"/>
+          <w:szCs w:val="32"/>
+        </w:rPr>
+        <w:t xml:space="preserve"> (FIFO) principle, meaning the first element added to the queue will be the first one to be removed.</w:t>
+      </w:r>
+    </w:p>
+    <w:p>
+      <w:pPr>
+        <w:tabs>
+          <w:tab w:val="left" w:pos="1668"/>
+        </w:tabs>
+        <w:spacing w:line="276" w:lineRule="auto"/>
+        <w:rPr>
+          <w:rFonts w:asciiTheme="minorHAnsi" w:eastAsiaTheme="minorHAnsi" w:hAnsiTheme="minorHAnsi" w:cstheme="minorHAnsi"/>
+          <w:b/>
+          <w:bCs/>
+          <w:color w:val="0D0D0D" w:themeColor="text1" w:themeTint="F2"/>
+          <w:sz w:val="32"/>
+          <w:szCs w:val="32"/>
+        </w:rPr>
+      </w:pPr>
+      <w:r>
+        <w:rPr>
+          <w:rFonts w:asciiTheme="minorHAnsi" w:eastAsiaTheme="minorHAnsi" w:hAnsiTheme="minorHAnsi" w:cstheme="minorHAnsi"/>
+          <w:b/>
+          <w:bCs/>
+          <w:color w:val="0D0D0D" w:themeColor="text1" w:themeTint="F2"/>
+          <w:sz w:val="32"/>
+          <w:szCs w:val="32"/>
+        </w:rPr>
+        <w:t>Real-Life Example:</w:t>
+      </w:r>
+    </w:p>
+    <w:p>
+      <w:pPr>
+        <w:spacing w:line="276" w:lineRule="auto"/>
+        <w:rPr>
+          <w:rFonts w:asciiTheme="minorHAnsi" w:eastAsiaTheme="minorHAnsi" w:hAnsiTheme="minorHAnsi" w:cstheme="minorHAnsi"/>
+          <w:color w:val="0D0D0D" w:themeColor="text1" w:themeTint="F2"/>
+          <w:sz w:val="32"/>
+          <w:szCs w:val="32"/>
+        </w:rPr>
+      </w:pPr>
+      <w:r>
+        <w:rPr>
+          <w:rFonts w:asciiTheme="minorHAnsi" w:eastAsiaTheme="minorHAnsi" w:hAnsiTheme="minorHAnsi" w:cstheme="minorHAnsi"/>
+          <w:b/>
+          <w:bCs/>
+          <w:color w:val="0D0D0D" w:themeColor="text1" w:themeTint="F2"/>
+          <w:sz w:val="32"/>
+          <w:szCs w:val="32"/>
+        </w:rPr>
+        <w:t>Customer Service Line (Queue at a Store or Bank):</w:t>
+      </w:r>
+      <w:r>
+        <w:rPr>
+          <w:rFonts w:asciiTheme="minorHAnsi" w:eastAsiaTheme="minorHAnsi" w:hAnsiTheme="minorHAnsi" w:cstheme="minorHAnsi"/>
+          <w:color w:val="0D0D0D" w:themeColor="text1" w:themeTint="F2"/>
+          <w:sz w:val="32"/>
+          <w:szCs w:val="32"/>
+        </w:rPr>
+        <w:t xml:space="preserve"> Imagine you go to a bank, and there is a line to get to the teller. The first person to arrive at the bank is the first one to be served. As each person is served, the next person in line moves forward. This is a queue – the first customer in line is the first one to be helped, and new customers join the end of the line.</w:t>
+      </w:r>
+    </w:p>
+    <w:p>
+      <w:pPr>
+        <w:tabs>
+          <w:tab w:val="left" w:pos="3408"/>
+        </w:tabs>
+        <w:rPr>
+          <w:rFonts w:eastAsiaTheme="minorHAnsi"/>
+          <w:b/>
+          <w:bCs/>
+          <w:color w:val="365F91" w:themeColor="accent1" w:themeShade="BF"/>
+          <w:sz w:val="32"/>
+          <w:szCs w:val="32"/>
+        </w:rPr>
+      </w:pPr>
+      <w:r>
+        <w:rPr>
+          <w:rFonts w:eastAsiaTheme="minorHAnsi"/>
+          <w:noProof/>
+          <w:sz w:val="32"/>
+          <w:szCs w:val="32"/>
+        </w:rPr>
+        <w:drawing>
+          <wp:anchor distT="0" distB="0" distL="114300" distR="114300" simplePos="0" relativeHeight="251651584" behindDoc="0" locked="0" layoutInCell="1" allowOverlap="1" wp14:anchorId="3BB9CAAA" wp14:editId="32565736">
+            <wp:simplePos x="0" y="0"/>
+            <wp:positionH relativeFrom="column">
+              <wp:posOffset>60960</wp:posOffset>
+            </wp:positionH>
+            <wp:positionV relativeFrom="paragraph">
+              <wp:posOffset>304165</wp:posOffset>
+            </wp:positionV>
+            <wp:extent cx="5882640" cy="2322830"/>
+            <wp:effectExtent l="0" t="0" r="0" b="0"/>
+            <wp:wrapSquare wrapText="bothSides"/>
+            <wp:docPr id="45785136" name="Picture 1"/>
+            <wp:cNvGraphicFramePr>
+              <a:graphicFrameLocks xmlns:a="http://schemas.openxmlformats.org/drawingml/2006/main" noChangeAspect="1"/>
+            </wp:cNvGraphicFramePr>
+            <a:graphic xmlns:a="http://schemas.openxmlformats.org/drawingml/2006/main">
+              <a:graphicData uri="http://schemas.openxmlformats.org/drawingml/2006/picture">
+                <pic:pic xmlns:pic="http://schemas.openxmlformats.org/drawingml/2006/picture">
+                  <pic:nvPicPr>
+                    <pic:cNvPr id="0" name="Picture 1"/>
+                    <pic:cNvPicPr>
+                      <a:picLocks noChangeAspect="1" noChangeArrowheads="1"/>
+                    </pic:cNvPicPr>
+                  </pic:nvPicPr>
+                  <pic:blipFill>
+                    <a:blip r:embed="rId60">
+                      <a:extLst>
+                        <a:ext uri="{28A0092B-C50C-407E-A947-70E740481C1C}">
+                          <a14:useLocalDpi xmlns:a14="http://schemas.microsoft.com/office/drawing/2010/main" val="0"/>
+                        </a:ext>
+                      </a:extLst>
+                    </a:blip>
+                    <a:srcRect/>
+                    <a:stretch>
+                      <a:fillRect/>
+                    </a:stretch>
+                  </pic:blipFill>
+                  <pic:spPr bwMode="auto">
+                    <a:xfrm>
+                      <a:off x="0" y="0"/>
+                      <a:ext cx="5882640" cy="2322830"/>
+                    </a:xfrm>
+                    <a:prstGeom prst="rect">
+                      <a:avLst/>
+                    </a:prstGeom>
+                    <a:noFill/>
+                    <a:ln>
+                      <a:noFill/>
+                    </a:ln>
+                  </pic:spPr>
+                </pic:pic>
+              </a:graphicData>
+            </a:graphic>
+            <wp14:sizeRelH relativeFrom="margin">
+              <wp14:pctWidth>0</wp14:pctWidth>
+            </wp14:sizeRelH>
+            <wp14:sizeRelV relativeFrom="margin">
+              <wp14:pctHeight>0</wp14:pctHeight>
+            </wp14:sizeRelV>
+          </wp:anchor>
+        </w:drawing>
+      </w:r>
+      <w:r>
+        <w:rPr>
+          <w:rFonts w:eastAsiaTheme="minorHAnsi"/>
+          <w:b/>
+          <w:bCs/>
+          <w:color w:val="365F91" w:themeColor="accent1" w:themeShade="BF"/>
+          <w:sz w:val="32"/>
+          <w:szCs w:val="32"/>
+        </w:rPr>
+        <w:t>Implementation of Queue Using Array (Static)</w:t>
+      </w:r>
+    </w:p>
+    <w:p>
+      <w:pPr>
+        <w:tabs>
+          <w:tab w:val="left" w:pos="3408"/>
+        </w:tabs>
+        <w:rPr>
+          <w:rFonts w:eastAsiaTheme="minorHAnsi"/>
+          <w:sz w:val="32"/>
+          <w:szCs w:val="32"/>
+        </w:rPr>
+      </w:pPr>
+      <w:r>
+        <w:rPr>
+          <w:rFonts w:eastAsiaTheme="minorHAnsi"/>
+          <w:noProof/>
+          <w:sz w:val="32"/>
+          <w:szCs w:val="32"/>
+        </w:rPr>
+        <w:lastRenderedPageBreak/>
+        <w:drawing>
+          <wp:anchor distT="0" distB="0" distL="114300" distR="114300" simplePos="0" relativeHeight="251677184" behindDoc="0" locked="0" layoutInCell="1" allowOverlap="1" wp14:anchorId="2C0D2255" wp14:editId="72F8BAB7">
+            <wp:simplePos x="0" y="0"/>
+            <wp:positionH relativeFrom="column">
+              <wp:posOffset>0</wp:posOffset>
+            </wp:positionH>
+            <wp:positionV relativeFrom="paragraph">
+              <wp:posOffset>4518660</wp:posOffset>
+            </wp:positionV>
+            <wp:extent cx="5943600" cy="2583180"/>
+            <wp:effectExtent l="0" t="0" r="0" b="0"/>
+            <wp:wrapSquare wrapText="bothSides"/>
+            <wp:docPr id="595925195" name="Picture 4"/>
+            <wp:cNvGraphicFramePr>
+              <a:graphicFrameLocks xmlns:a="http://schemas.openxmlformats.org/drawingml/2006/main" noChangeAspect="1"/>
+            </wp:cNvGraphicFramePr>
+            <a:graphic xmlns:a="http://schemas.openxmlformats.org/drawingml/2006/main">
+              <a:graphicData uri="http://schemas.openxmlformats.org/drawingml/2006/picture">
+                <pic:pic xmlns:pic="http://schemas.openxmlformats.org/drawingml/2006/picture">
+                  <pic:nvPicPr>
+                    <pic:cNvPr id="0" name="Picture 4"/>
+                    <pic:cNvPicPr>
+                      <a:picLocks noChangeAspect="1" noChangeArrowheads="1"/>
+                    </pic:cNvPicPr>
+                  </pic:nvPicPr>
+                  <pic:blipFill>
+                    <a:blip r:embed="rId61">
+                      <a:extLst>
+                        <a:ext uri="{28A0092B-C50C-407E-A947-70E740481C1C}">
+                          <a14:useLocalDpi xmlns:a14="http://schemas.microsoft.com/office/drawing/2010/main" val="0"/>
+                        </a:ext>
+                      </a:extLst>
+                    </a:blip>
+                    <a:srcRect/>
+                    <a:stretch>
+                      <a:fillRect/>
+                    </a:stretch>
+                  </pic:blipFill>
+                  <pic:spPr bwMode="auto">
+                    <a:xfrm>
+                      <a:off x="0" y="0"/>
+                      <a:ext cx="5943600" cy="2583180"/>
+                    </a:xfrm>
+                    <a:prstGeom prst="rect">
+                      <a:avLst/>
+                    </a:prstGeom>
+                    <a:noFill/>
+                    <a:ln>
+                      <a:noFill/>
+                    </a:ln>
+                  </pic:spPr>
+                </pic:pic>
+              </a:graphicData>
+            </a:graphic>
+          </wp:anchor>
+        </w:drawing>
+      </w:r>
+      <w:r>
+        <w:rPr>
+          <w:rFonts w:eastAsiaTheme="minorHAnsi"/>
+          <w:noProof/>
+          <w:sz w:val="32"/>
+          <w:szCs w:val="32"/>
+        </w:rPr>
+        <w:drawing>
+          <wp:anchor distT="0" distB="0" distL="114300" distR="114300" simplePos="0" relativeHeight="251655680" behindDoc="0" locked="0" layoutInCell="1" allowOverlap="1" wp14:anchorId="263AE302" wp14:editId="3EFF35E7">
+            <wp:simplePos x="0" y="0"/>
+            <wp:positionH relativeFrom="column">
+              <wp:posOffset>0</wp:posOffset>
+            </wp:positionH>
+            <wp:positionV relativeFrom="paragraph">
+              <wp:posOffset>1600200</wp:posOffset>
+            </wp:positionV>
+            <wp:extent cx="5935980" cy="2918460"/>
+            <wp:effectExtent l="0" t="0" r="0" b="0"/>
+            <wp:wrapSquare wrapText="bothSides"/>
+            <wp:docPr id="123594764" name="Picture 3"/>
+            <wp:cNvGraphicFramePr>
+              <a:graphicFrameLocks xmlns:a="http://schemas.openxmlformats.org/drawingml/2006/main" noChangeAspect="1"/>
+            </wp:cNvGraphicFramePr>
+            <a:graphic xmlns:a="http://schemas.openxmlformats.org/drawingml/2006/main">
+              <a:graphicData uri="http://schemas.openxmlformats.org/drawingml/2006/picture">
+                <pic:pic xmlns:pic="http://schemas.openxmlformats.org/drawingml/2006/picture">
+                  <pic:nvPicPr>
+                    <pic:cNvPr id="0" name="Picture 3"/>
+                    <pic:cNvPicPr>
+                      <a:picLocks noChangeAspect="1" noChangeArrowheads="1"/>
+                    </pic:cNvPicPr>
+                  </pic:nvPicPr>
+                  <pic:blipFill>
+                    <a:blip r:embed="rId62">
+                      <a:extLst>
+                        <a:ext uri="{28A0092B-C50C-407E-A947-70E740481C1C}">
+                          <a14:useLocalDpi xmlns:a14="http://schemas.microsoft.com/office/drawing/2010/main" val="0"/>
+                        </a:ext>
+                      </a:extLst>
+                    </a:blip>
+                    <a:srcRect/>
+                    <a:stretch>
+                      <a:fillRect/>
+                    </a:stretch>
+                  </pic:blipFill>
+                  <pic:spPr bwMode="auto">
+                    <a:xfrm>
+                      <a:off x="0" y="0"/>
+                      <a:ext cx="5935980" cy="2918460"/>
+                    </a:xfrm>
+                    <a:prstGeom prst="rect">
+                      <a:avLst/>
+                    </a:prstGeom>
+                    <a:noFill/>
+                    <a:ln>
+                      <a:noFill/>
+                    </a:ln>
+                  </pic:spPr>
+                </pic:pic>
+              </a:graphicData>
+            </a:graphic>
+          </wp:anchor>
+        </w:drawing>
+      </w:r>
+      <w:r>
+        <w:rPr>
+          <w:rFonts w:eastAsiaTheme="minorHAnsi"/>
+          <w:noProof/>
+          <w:sz w:val="32"/>
+          <w:szCs w:val="32"/>
+        </w:rPr>
+        <w:drawing>
+          <wp:anchor distT="0" distB="0" distL="114300" distR="114300" simplePos="0" relativeHeight="251654656" behindDoc="0" locked="0" layoutInCell="1" allowOverlap="1" wp14:anchorId="23991B7D" wp14:editId="355C6EEF">
+            <wp:simplePos x="0" y="0"/>
+            <wp:positionH relativeFrom="column">
+              <wp:posOffset>0</wp:posOffset>
+            </wp:positionH>
+            <wp:positionV relativeFrom="paragraph">
+              <wp:posOffset>-76200</wp:posOffset>
+            </wp:positionV>
+            <wp:extent cx="5943600" cy="1676400"/>
+            <wp:effectExtent l="0" t="0" r="0" b="0"/>
+            <wp:wrapSquare wrapText="bothSides"/>
+            <wp:docPr id="428130477" name="Picture 2"/>
+            <wp:cNvGraphicFramePr>
+              <a:graphicFrameLocks xmlns:a="http://schemas.openxmlformats.org/drawingml/2006/main" noChangeAspect="1"/>
+            </wp:cNvGraphicFramePr>
+            <a:graphic xmlns:a="http://schemas.openxmlformats.org/drawingml/2006/main">
+              <a:graphicData uri="http://schemas.openxmlformats.org/drawingml/2006/picture">
+                <pic:pic xmlns:pic="http://schemas.openxmlformats.org/drawingml/2006/picture">
+                  <pic:nvPicPr>
+                    <pic:cNvPr id="0" name="Picture 2"/>
+                    <pic:cNvPicPr>
+                      <a:picLocks noChangeAspect="1" noChangeArrowheads="1"/>
+                    </pic:cNvPicPr>
+                  </pic:nvPicPr>
+                  <pic:blipFill>
+                    <a:blip r:embed="rId63">
+                      <a:extLst>
+                        <a:ext uri="{28A0092B-C50C-407E-A947-70E740481C1C}">
+                          <a14:useLocalDpi xmlns:a14="http://schemas.microsoft.com/office/drawing/2010/main" val="0"/>
+                        </a:ext>
+                      </a:extLst>
+                    </a:blip>
+                    <a:srcRect/>
+                    <a:stretch>
+                      <a:fillRect/>
+                    </a:stretch>
+                  </pic:blipFill>
+                  <pic:spPr bwMode="auto">
+                    <a:xfrm>
+                      <a:off x="0" y="0"/>
+                      <a:ext cx="5943600" cy="1676400"/>
+                    </a:xfrm>
+                    <a:prstGeom prst="rect">
+                      <a:avLst/>
+                    </a:prstGeom>
+                    <a:noFill/>
+                    <a:ln>
+                      <a:noFill/>
+                    </a:ln>
+                  </pic:spPr>
+                </pic:pic>
+              </a:graphicData>
+            </a:graphic>
+          </wp:anchor>
+        </w:drawing>
+      </w:r>
+    </w:p>
+    <w:p>
+      <w:pPr>
+        <w:tabs>
+          <w:tab w:val="left" w:pos="3408"/>
+        </w:tabs>
+        <w:rPr>
+          <w:rFonts w:eastAsiaTheme="minorHAnsi"/>
+          <w:sz w:val="32"/>
+          <w:szCs w:val="32"/>
+        </w:rPr>
+      </w:pPr>
+    </w:p>
+    <w:p>
+      <w:pPr>
+        <w:tabs>
+          <w:tab w:val="left" w:pos="3408"/>
+        </w:tabs>
+        <w:rPr>
+          <w:rFonts w:eastAsiaTheme="minorHAnsi"/>
+          <w:sz w:val="32"/>
+          <w:szCs w:val="32"/>
+        </w:rPr>
+      </w:pPr>
+    </w:p>
+    <w:p>
+      <w:pPr>
+        <w:tabs>
+          <w:tab w:val="left" w:pos="3408"/>
+        </w:tabs>
+        <w:rPr>
+          <w:rFonts w:eastAsiaTheme="minorHAnsi"/>
+          <w:sz w:val="32"/>
+          <w:szCs w:val="32"/>
+        </w:rPr>
+      </w:pPr>
+    </w:p>
+    <w:p>
+      <w:pPr>
+        <w:tabs>
+          <w:tab w:val="left" w:pos="3408"/>
+        </w:tabs>
+        <w:rPr>
+          <w:rFonts w:eastAsiaTheme="minorHAnsi"/>
+          <w:sz w:val="32"/>
+          <w:szCs w:val="32"/>
+        </w:rPr>
+      </w:pPr>
+      <w:r>
+        <w:rPr>
+          <w:rFonts w:eastAsiaTheme="minorHAnsi"/>
+          <w:noProof/>
+          <w:sz w:val="32"/>
+          <w:szCs w:val="32"/>
+        </w:rPr>
+        <w:lastRenderedPageBreak/>
+        <w:drawing>
+          <wp:anchor distT="0" distB="0" distL="114300" distR="114300" simplePos="0" relativeHeight="251678208" behindDoc="0" locked="0" layoutInCell="1" allowOverlap="1" wp14:anchorId="668BEAB4" wp14:editId="4B1FECA0">
+            <wp:simplePos x="0" y="0"/>
+            <wp:positionH relativeFrom="column">
+              <wp:posOffset>0</wp:posOffset>
+            </wp:positionH>
+            <wp:positionV relativeFrom="paragraph">
+              <wp:posOffset>2225040</wp:posOffset>
+            </wp:positionV>
+            <wp:extent cx="5935980" cy="2598420"/>
+            <wp:effectExtent l="0" t="0" r="0" b="0"/>
+            <wp:wrapSquare wrapText="bothSides"/>
+            <wp:docPr id="879150874" name="Picture 6"/>
+            <wp:cNvGraphicFramePr>
+              <a:graphicFrameLocks xmlns:a="http://schemas.openxmlformats.org/drawingml/2006/main" noChangeAspect="1"/>
+            </wp:cNvGraphicFramePr>
+            <a:graphic xmlns:a="http://schemas.openxmlformats.org/drawingml/2006/main">
+              <a:graphicData uri="http://schemas.openxmlformats.org/drawingml/2006/picture">
+                <pic:pic xmlns:pic="http://schemas.openxmlformats.org/drawingml/2006/picture">
+                  <pic:nvPicPr>
+                    <pic:cNvPr id="0" name="Picture 6"/>
+                    <pic:cNvPicPr>
+                      <a:picLocks noChangeAspect="1" noChangeArrowheads="1"/>
+                    </pic:cNvPicPr>
+                  </pic:nvPicPr>
+                  <pic:blipFill>
+                    <a:blip r:embed="rId64">
+                      <a:extLst>
+                        <a:ext uri="{28A0092B-C50C-407E-A947-70E740481C1C}">
+                          <a14:useLocalDpi xmlns:a14="http://schemas.microsoft.com/office/drawing/2010/main" val="0"/>
+                        </a:ext>
+                      </a:extLst>
+                    </a:blip>
+                    <a:srcRect/>
+                    <a:stretch>
+                      <a:fillRect/>
+                    </a:stretch>
+                  </pic:blipFill>
+                  <pic:spPr bwMode="auto">
+                    <a:xfrm>
+                      <a:off x="0" y="0"/>
+                      <a:ext cx="5935980" cy="2598420"/>
+                    </a:xfrm>
+                    <a:prstGeom prst="rect">
+                      <a:avLst/>
+                    </a:prstGeom>
+                    <a:noFill/>
+                    <a:ln>
+                      <a:noFill/>
+                    </a:ln>
+                  </pic:spPr>
+                </pic:pic>
+              </a:graphicData>
+            </a:graphic>
+          </wp:anchor>
+        </w:drawing>
+      </w:r>
+      <w:r>
+        <w:rPr>
+          <w:rFonts w:eastAsiaTheme="minorHAnsi"/>
+          <w:noProof/>
+          <w:sz w:val="32"/>
+          <w:szCs w:val="32"/>
+        </w:rPr>
+        <w:drawing>
+          <wp:anchor distT="0" distB="0" distL="114300" distR="114300" simplePos="0" relativeHeight="251656704" behindDoc="0" locked="0" layoutInCell="1" allowOverlap="1" wp14:anchorId="21206C43" wp14:editId="3618A922">
+            <wp:simplePos x="0" y="0"/>
+            <wp:positionH relativeFrom="column">
+              <wp:posOffset>0</wp:posOffset>
+            </wp:positionH>
+            <wp:positionV relativeFrom="paragraph">
+              <wp:posOffset>0</wp:posOffset>
+            </wp:positionV>
+            <wp:extent cx="5935980" cy="2225040"/>
+            <wp:effectExtent l="0" t="0" r="0" b="0"/>
+            <wp:wrapSquare wrapText="bothSides"/>
+            <wp:docPr id="1603280174" name="Picture 5"/>
+            <wp:cNvGraphicFramePr>
+              <a:graphicFrameLocks xmlns:a="http://schemas.openxmlformats.org/drawingml/2006/main" noChangeAspect="1"/>
+            </wp:cNvGraphicFramePr>
+            <a:graphic xmlns:a="http://schemas.openxmlformats.org/drawingml/2006/main">
+              <a:graphicData uri="http://schemas.openxmlformats.org/drawingml/2006/picture">
+                <pic:pic xmlns:pic="http://schemas.openxmlformats.org/drawingml/2006/picture">
+                  <pic:nvPicPr>
+                    <pic:cNvPr id="0" name="Picture 5"/>
+                    <pic:cNvPicPr>
+                      <a:picLocks noChangeAspect="1" noChangeArrowheads="1"/>
+                    </pic:cNvPicPr>
+                  </pic:nvPicPr>
+                  <pic:blipFill>
+                    <a:blip r:embed="rId65">
+                      <a:extLst>
+                        <a:ext uri="{28A0092B-C50C-407E-A947-70E740481C1C}">
+                          <a14:useLocalDpi xmlns:a14="http://schemas.microsoft.com/office/drawing/2010/main" val="0"/>
+                        </a:ext>
+                      </a:extLst>
+                    </a:blip>
+                    <a:srcRect/>
+                    <a:stretch>
+                      <a:fillRect/>
+                    </a:stretch>
+                  </pic:blipFill>
+                  <pic:spPr bwMode="auto">
+                    <a:xfrm>
+                      <a:off x="0" y="0"/>
+                      <a:ext cx="5935980" cy="2225040"/>
+                    </a:xfrm>
+                    <a:prstGeom prst="rect">
+                      <a:avLst/>
+                    </a:prstGeom>
+                    <a:noFill/>
+                    <a:ln>
+                      <a:noFill/>
+                    </a:ln>
+                  </pic:spPr>
+                </pic:pic>
+              </a:graphicData>
+            </a:graphic>
+          </wp:anchor>
+        </w:drawing>
+      </w:r>
+    </w:p>
+    <w:p>
+      <w:pPr>
+        <w:tabs>
+          <w:tab w:val="left" w:pos="3720"/>
+        </w:tabs>
+        <w:spacing w:line="276" w:lineRule="auto"/>
+        <w:rPr>
+          <w:rFonts w:eastAsiaTheme="minorHAnsi"/>
+          <w:b/>
+          <w:bCs/>
+          <w:color w:val="943634" w:themeColor="accent2" w:themeShade="BF"/>
+          <w:sz w:val="32"/>
+          <w:szCs w:val="32"/>
+        </w:rPr>
+      </w:pPr>
+      <w:r>
+        <w:rPr>
+          <w:rFonts w:eastAsiaTheme="minorHAnsi"/>
+          <w:b/>
+          <w:bCs/>
+          <w:color w:val="943634" w:themeColor="accent2" w:themeShade="BF"/>
+          <w:sz w:val="32"/>
+          <w:szCs w:val="32"/>
+        </w:rPr>
+        <w:t>Issue in Static Queue:</w:t>
+      </w:r>
+    </w:p>
+    <w:p>
+      <w:pPr>
+        <w:tabs>
+          <w:tab w:val="left" w:pos="3720"/>
+        </w:tabs>
+        <w:spacing w:line="276" w:lineRule="auto"/>
+        <w:rPr>
+          <w:rFonts w:asciiTheme="minorHAnsi" w:eastAsiaTheme="minorHAnsi" w:hAnsiTheme="minorHAnsi" w:cstheme="minorHAnsi"/>
+          <w:color w:val="0D0D0D" w:themeColor="text1" w:themeTint="F2"/>
+          <w:sz w:val="32"/>
+          <w:szCs w:val="32"/>
+        </w:rPr>
+      </w:pPr>
+      <w:r>
+        <w:rPr>
+          <w:rFonts w:eastAsiaTheme="minorHAnsi"/>
+          <w:b/>
+          <w:bCs/>
+          <w:color w:val="0D0D0D" w:themeColor="text1" w:themeTint="F2"/>
+          <w:sz w:val="32"/>
+          <w:szCs w:val="32"/>
+        </w:rPr>
+        <w:t>Unused Space After Dequeue (Memory Inefficiency)</w:t>
+      </w:r>
+      <w:r>
+        <w:rPr>
+          <w:rFonts w:eastAsiaTheme="minorHAnsi"/>
+          <w:b/>
+          <w:bCs/>
+          <w:color w:val="0D0D0D" w:themeColor="text1" w:themeTint="F2"/>
+          <w:sz w:val="32"/>
+          <w:szCs w:val="32"/>
+        </w:rPr>
+        <w:t xml:space="preserve">: </w:t>
+      </w:r>
+      <w:r>
+        <w:rPr>
+          <w:rFonts w:asciiTheme="minorHAnsi" w:eastAsiaTheme="minorHAnsi" w:hAnsiTheme="minorHAnsi" w:cstheme="minorHAnsi"/>
+          <w:color w:val="0D0D0D" w:themeColor="text1" w:themeTint="F2"/>
+          <w:sz w:val="32"/>
+          <w:szCs w:val="32"/>
+        </w:rPr>
+        <w:t>In a simple queue using an array, the main issue is that once elements are dequeued, the space they occupied isn't reused, causing memory wastage. This happens because the front pointer moves forward, but the array does not shift elements, making it impossible to use the freed space unless the queue is rearranged or reset.</w:t>
+      </w:r>
+    </w:p>
+    <w:p>
+      <w:pPr>
+        <w:tabs>
+          <w:tab w:val="left" w:pos="3720"/>
+        </w:tabs>
+        <w:spacing w:line="276" w:lineRule="auto"/>
+        <w:rPr>
+          <w:rFonts w:asciiTheme="minorHAnsi" w:eastAsiaTheme="minorHAnsi" w:hAnsiTheme="minorHAnsi" w:cstheme="minorHAnsi"/>
+          <w:color w:val="0D0D0D" w:themeColor="text1" w:themeTint="F2"/>
+          <w:sz w:val="32"/>
+          <w:szCs w:val="32"/>
+        </w:rPr>
+      </w:pPr>
+    </w:p>
+    <w:p>
+      <w:pPr>
+        <w:tabs>
+          <w:tab w:val="left" w:pos="3720"/>
+        </w:tabs>
+        <w:spacing w:line="276" w:lineRule="auto"/>
+        <w:rPr>
+          <w:rFonts w:asciiTheme="minorHAnsi" w:eastAsiaTheme="minorHAnsi" w:hAnsiTheme="minorHAnsi" w:cstheme="minorHAnsi"/>
+          <w:color w:val="0D0D0D" w:themeColor="text1" w:themeTint="F2"/>
+          <w:sz w:val="32"/>
+          <w:szCs w:val="32"/>
+        </w:rPr>
+      </w:pPr>
+    </w:p>
+    <w:p>
+      <w:pPr>
+        <w:tabs>
+          <w:tab w:val="left" w:pos="3720"/>
+        </w:tabs>
+        <w:spacing w:line="276" w:lineRule="auto"/>
+        <w:rPr>
+          <w:rFonts w:asciiTheme="minorHAnsi" w:eastAsiaTheme="minorHAnsi" w:hAnsiTheme="minorHAnsi" w:cstheme="minorHAnsi"/>
+          <w:color w:val="0D0D0D" w:themeColor="text1" w:themeTint="F2"/>
+          <w:sz w:val="32"/>
+          <w:szCs w:val="32"/>
+        </w:rPr>
+      </w:pPr>
+    </w:p>
+    <w:p>
+      <w:pPr>
+        <w:tabs>
+          <w:tab w:val="left" w:pos="3720"/>
+        </w:tabs>
+        <w:spacing w:line="276" w:lineRule="auto"/>
+        <w:rPr>
+          <w:rFonts w:asciiTheme="minorHAnsi" w:eastAsiaTheme="minorHAnsi" w:hAnsiTheme="minorHAnsi" w:cstheme="minorHAnsi"/>
+          <w:color w:val="0D0D0D" w:themeColor="text1" w:themeTint="F2"/>
+          <w:sz w:val="32"/>
+          <w:szCs w:val="32"/>
+        </w:rPr>
+      </w:pPr>
+    </w:p>
+    <w:p>
+      <w:pPr>
+        <w:tabs>
+          <w:tab w:val="left" w:pos="3720"/>
+        </w:tabs>
+        <w:spacing w:line="276" w:lineRule="auto"/>
+        <w:rPr>
+          <w:rFonts w:eastAsiaTheme="minorHAnsi"/>
+          <w:b/>
+          <w:bCs/>
+          <w:color w:val="365F91" w:themeColor="accent1" w:themeShade="BF"/>
+          <w:sz w:val="32"/>
+          <w:szCs w:val="32"/>
+        </w:rPr>
+      </w:pPr>
+      <w:r>
+        <w:rPr>
+          <w:rFonts w:eastAsiaTheme="minorHAnsi"/>
+          <w:b/>
+          <w:bCs/>
+          <w:color w:val="365F91" w:themeColor="accent1" w:themeShade="BF"/>
+          <w:sz w:val="32"/>
+          <w:szCs w:val="32"/>
+        </w:rPr>
+        <w:lastRenderedPageBreak/>
+        <w:t>Queue by shifting Element (To avoid problem)</w:t>
+      </w:r>
+    </w:p>
+    <w:p>
+      <w:pPr>
+        <w:tabs>
+          <w:tab w:val="left" w:pos="3720"/>
+        </w:tabs>
+        <w:spacing w:line="276" w:lineRule="auto"/>
+        <w:rPr>
+          <w:rFonts w:eastAsiaTheme="minorHAnsi"/>
+          <w:b/>
+          <w:bCs/>
+          <w:noProof/>
+          <w:color w:val="365F91" w:themeColor="accent1" w:themeShade="BF"/>
+          <w:sz w:val="32"/>
+          <w:szCs w:val="32"/>
+        </w:rPr>
+      </w:pPr>
+      <w:r>
+        <w:rPr>
+          <w:rFonts w:eastAsiaTheme="minorHAnsi"/>
+          <w:b/>
+          <w:bCs/>
+          <w:noProof/>
+          <w:color w:val="365F91" w:themeColor="accent1" w:themeShade="BF"/>
+          <w:sz w:val="32"/>
+          <w:szCs w:val="32"/>
+        </w:rPr>
+        <w:drawing>
+          <wp:inline distT="0" distB="0" distL="0" distR="0" wp14:anchorId="663400AE" wp14:editId="757AF2D2">
+            <wp:extent cx="5943600" cy="3177540"/>
+            <wp:effectExtent l="0" t="0" r="0" b="0"/>
+            <wp:docPr id="72626556" name="Picture 7"/>
+            <wp:cNvGraphicFramePr>
+              <a:graphicFrameLocks xmlns:a="http://schemas.openxmlformats.org/drawingml/2006/main" noChangeAspect="1"/>
+            </wp:cNvGraphicFramePr>
+            <a:graphic xmlns:a="http://schemas.openxmlformats.org/drawingml/2006/main">
+              <a:graphicData uri="http://schemas.openxmlformats.org/drawingml/2006/picture">
+                <pic:pic xmlns:pic="http://schemas.openxmlformats.org/drawingml/2006/picture">
+                  <pic:nvPicPr>
+                    <pic:cNvPr id="0" name="Picture 7"/>
+                    <pic:cNvPicPr>
+                      <a:picLocks noChangeAspect="1" noChangeArrowheads="1"/>
+                    </pic:cNvPicPr>
+                  </pic:nvPicPr>
+                  <pic:blipFill>
+                    <a:blip r:embed="rId66">
+                      <a:extLst>
+                        <a:ext uri="{28A0092B-C50C-407E-A947-70E740481C1C}">
+                          <a14:useLocalDpi xmlns:a14="http://schemas.microsoft.com/office/drawing/2010/main" val="0"/>
+                        </a:ext>
+                      </a:extLst>
+                    </a:blip>
+                    <a:srcRect/>
+                    <a:stretch>
+                      <a:fillRect/>
+                    </a:stretch>
+                  </pic:blipFill>
+                  <pic:spPr bwMode="auto">
+                    <a:xfrm>
+                      <a:off x="0" y="0"/>
+                      <a:ext cx="5943600" cy="3177540"/>
+                    </a:xfrm>
+                    <a:prstGeom prst="rect">
+                      <a:avLst/>
+                    </a:prstGeom>
+                    <a:noFill/>
+                    <a:ln>
+                      <a:noFill/>
+                    </a:ln>
+                  </pic:spPr>
+                </pic:pic>
+              </a:graphicData>
+            </a:graphic>
+          </wp:inline>
+        </w:drawing>
+      </w:r>
+    </w:p>
+    <w:p>
+      <w:pPr>
+        <w:rPr>
+          <w:rFonts w:eastAsiaTheme="minorHAnsi"/>
+          <w:sz w:val="32"/>
+          <w:szCs w:val="32"/>
+        </w:rPr>
+      </w:pPr>
+    </w:p>
+    <w:p>
+      <w:pPr>
+        <w:rPr>
+          <w:rFonts w:eastAsiaTheme="minorHAnsi"/>
+          <w:b/>
+          <w:bCs/>
+          <w:noProof/>
+          <w:color w:val="365F91" w:themeColor="accent1" w:themeShade="BF"/>
+          <w:sz w:val="32"/>
+          <w:szCs w:val="32"/>
+        </w:rPr>
+      </w:pPr>
+      <w:r>
+        <w:rPr>
+          <w:rFonts w:eastAsiaTheme="minorHAnsi"/>
+          <w:noProof/>
+          <w:sz w:val="32"/>
+          <w:szCs w:val="32"/>
+        </w:rPr>
+        <w:drawing>
+          <wp:anchor distT="0" distB="0" distL="114300" distR="114300" simplePos="0" relativeHeight="251658752" behindDoc="0" locked="0" layoutInCell="1" allowOverlap="1" wp14:anchorId="5EE5C6C7" wp14:editId="6B1D3CD0">
+            <wp:simplePos x="0" y="0"/>
+            <wp:positionH relativeFrom="column">
+              <wp:posOffset>0</wp:posOffset>
+            </wp:positionH>
+            <wp:positionV relativeFrom="paragraph">
+              <wp:posOffset>293370</wp:posOffset>
+            </wp:positionV>
+            <wp:extent cx="5943600" cy="2133600"/>
+            <wp:effectExtent l="0" t="0" r="0" b="0"/>
+            <wp:wrapSquare wrapText="bothSides"/>
+            <wp:docPr id="1594886898" name="Picture 8"/>
+            <wp:cNvGraphicFramePr>
+              <a:graphicFrameLocks xmlns:a="http://schemas.openxmlformats.org/drawingml/2006/main" noChangeAspect="1"/>
+            </wp:cNvGraphicFramePr>
+            <a:graphic xmlns:a="http://schemas.openxmlformats.org/drawingml/2006/main">
+              <a:graphicData uri="http://schemas.openxmlformats.org/drawingml/2006/picture">
+                <pic:pic xmlns:pic="http://schemas.openxmlformats.org/drawingml/2006/picture">
+                  <pic:nvPicPr>
+                    <pic:cNvPr id="0" name="Picture 8"/>
+                    <pic:cNvPicPr>
+                      <a:picLocks noChangeAspect="1" noChangeArrowheads="1"/>
+                    </pic:cNvPicPr>
+                  </pic:nvPicPr>
+                  <pic:blipFill>
+                    <a:blip r:embed="rId67">
+                      <a:extLst>
+                        <a:ext uri="{28A0092B-C50C-407E-A947-70E740481C1C}">
+                          <a14:useLocalDpi xmlns:a14="http://schemas.microsoft.com/office/drawing/2010/main" val="0"/>
+                        </a:ext>
+                      </a:extLst>
+                    </a:blip>
+                    <a:srcRect/>
+                    <a:stretch>
+                      <a:fillRect/>
+                    </a:stretch>
+                  </pic:blipFill>
+                  <pic:spPr bwMode="auto">
+                    <a:xfrm>
+                      <a:off x="0" y="0"/>
+                      <a:ext cx="5943600" cy="2133600"/>
+                    </a:xfrm>
+                    <a:prstGeom prst="rect">
+                      <a:avLst/>
+                    </a:prstGeom>
+                    <a:noFill/>
+                    <a:ln>
+                      <a:noFill/>
+                    </a:ln>
+                  </pic:spPr>
+                </pic:pic>
+              </a:graphicData>
+            </a:graphic>
+          </wp:anchor>
+        </w:drawing>
+      </w:r>
+      <w:r>
+        <w:rPr>
+          <w:rFonts w:eastAsiaTheme="minorHAnsi"/>
+          <w:b/>
+          <w:bCs/>
+          <w:noProof/>
+          <w:color w:val="365F91" w:themeColor="accent1" w:themeShade="BF"/>
+          <w:sz w:val="32"/>
+          <w:szCs w:val="32"/>
+        </w:rPr>
+        <w:t>Ciruclar Queue</w:t>
+      </w:r>
+    </w:p>
+    <w:p>
+      <w:pPr>
+        <w:rPr>
+          <w:rFonts w:eastAsiaTheme="minorHAnsi"/>
+          <w:sz w:val="32"/>
+          <w:szCs w:val="32"/>
+        </w:rPr>
+      </w:pPr>
+      <w:r>
+        <w:rPr>
+          <w:rFonts w:eastAsiaTheme="minorHAnsi"/>
+          <w:noProof/>
+          <w:sz w:val="32"/>
+          <w:szCs w:val="32"/>
+        </w:rPr>
+        <w:drawing>
+          <wp:anchor distT="0" distB="0" distL="114300" distR="114300" simplePos="0" relativeHeight="251679232" behindDoc="0" locked="0" layoutInCell="1" allowOverlap="1" wp14:anchorId="752CB649" wp14:editId="22C59091">
+            <wp:simplePos x="0" y="0"/>
+            <wp:positionH relativeFrom="column">
+              <wp:posOffset>0</wp:posOffset>
+            </wp:positionH>
+            <wp:positionV relativeFrom="paragraph">
+              <wp:posOffset>2193290</wp:posOffset>
+            </wp:positionV>
+            <wp:extent cx="5943600" cy="1592580"/>
+            <wp:effectExtent l="0" t="0" r="0" b="0"/>
+            <wp:wrapSquare wrapText="bothSides"/>
+            <wp:docPr id="1752940727" name="Picture 10"/>
+            <wp:cNvGraphicFramePr>
+              <a:graphicFrameLocks xmlns:a="http://schemas.openxmlformats.org/drawingml/2006/main" noChangeAspect="1"/>
+            </wp:cNvGraphicFramePr>
+            <a:graphic xmlns:a="http://schemas.openxmlformats.org/drawingml/2006/main">
+              <a:graphicData uri="http://schemas.openxmlformats.org/drawingml/2006/picture">
+                <pic:pic xmlns:pic="http://schemas.openxmlformats.org/drawingml/2006/picture">
+                  <pic:nvPicPr>
+                    <pic:cNvPr id="0" name="Picture 10"/>
+                    <pic:cNvPicPr>
+                      <a:picLocks noChangeAspect="1" noChangeArrowheads="1"/>
+                    </pic:cNvPicPr>
+                  </pic:nvPicPr>
+                  <pic:blipFill>
+                    <a:blip r:embed="rId68">
+                      <a:extLst>
+                        <a:ext uri="{28A0092B-C50C-407E-A947-70E740481C1C}">
+                          <a14:useLocalDpi xmlns:a14="http://schemas.microsoft.com/office/drawing/2010/main" val="0"/>
+                        </a:ext>
+                      </a:extLst>
+                    </a:blip>
+                    <a:srcRect/>
+                    <a:stretch>
+                      <a:fillRect/>
+                    </a:stretch>
+                  </pic:blipFill>
+                  <pic:spPr bwMode="auto">
+                    <a:xfrm>
+                      <a:off x="0" y="0"/>
+                      <a:ext cx="5943600" cy="1592580"/>
+                    </a:xfrm>
+                    <a:prstGeom prst="rect">
+                      <a:avLst/>
+                    </a:prstGeom>
+                    <a:noFill/>
+                    <a:ln>
+                      <a:noFill/>
+                    </a:ln>
+                  </pic:spPr>
+                </pic:pic>
+              </a:graphicData>
+            </a:graphic>
+          </wp:anchor>
+        </w:drawing>
+      </w:r>
+    </w:p>
+    <w:p>
+      <w:pPr>
+        <w:tabs>
+          <w:tab w:val="left" w:pos="4992"/>
+          <w:tab w:val="left" w:pos="7632"/>
+        </w:tabs>
+        <w:rPr>
+          <w:rFonts w:eastAsiaTheme="minorHAnsi"/>
+          <w:sz w:val="32"/>
+          <w:szCs w:val="32"/>
+        </w:rPr>
+      </w:pPr>
+      <w:r>
+        <w:rPr>
+          <w:rFonts w:eastAsiaTheme="minorHAnsi"/>
+          <w:sz w:val="32"/>
+          <w:szCs w:val="32"/>
+        </w:rPr>
+        <w:tab/>
+      </w:r>
+    </w:p>
+    <w:p>
+      <w:pPr>
+        <w:tabs>
+          <w:tab w:val="left" w:pos="7632"/>
+        </w:tabs>
+        <w:rPr>
+          <w:rFonts w:eastAsiaTheme="minorHAnsi"/>
+          <w:sz w:val="32"/>
+          <w:szCs w:val="32"/>
+        </w:rPr>
+      </w:pPr>
+      <w:r>
+        <w:rPr>
+          <w:rFonts w:eastAsiaTheme="minorHAnsi"/>
+          <w:noProof/>
+          <w:sz w:val="32"/>
+          <w:szCs w:val="32"/>
+        </w:rPr>
+        <w:lastRenderedPageBreak/>
+        <w:drawing>
+          <wp:anchor distT="0" distB="0" distL="114300" distR="114300" simplePos="0" relativeHeight="251664896" behindDoc="0" locked="0" layoutInCell="1" allowOverlap="1" wp14:anchorId="361958D6" wp14:editId="7A58AFEC">
+            <wp:simplePos x="0" y="0"/>
+            <wp:positionH relativeFrom="column">
+              <wp:posOffset>0</wp:posOffset>
+            </wp:positionH>
+            <wp:positionV relativeFrom="paragraph">
+              <wp:posOffset>5234940</wp:posOffset>
+            </wp:positionV>
+            <wp:extent cx="5943600" cy="2819400"/>
+            <wp:effectExtent l="0" t="0" r="0" b="0"/>
+            <wp:wrapSquare wrapText="bothSides"/>
+            <wp:docPr id="1788586335" name="Picture 14"/>
+            <wp:cNvGraphicFramePr>
+              <a:graphicFrameLocks xmlns:a="http://schemas.openxmlformats.org/drawingml/2006/main" noChangeAspect="1"/>
+            </wp:cNvGraphicFramePr>
+            <a:graphic xmlns:a="http://schemas.openxmlformats.org/drawingml/2006/main">
+              <a:graphicData uri="http://schemas.openxmlformats.org/drawingml/2006/picture">
+                <pic:pic xmlns:pic="http://schemas.openxmlformats.org/drawingml/2006/picture">
+                  <pic:nvPicPr>
+                    <pic:cNvPr id="0" name="Picture 14"/>
+                    <pic:cNvPicPr>
+                      <a:picLocks noChangeAspect="1" noChangeArrowheads="1"/>
+                    </pic:cNvPicPr>
+                  </pic:nvPicPr>
+                  <pic:blipFill>
+                    <a:blip r:embed="rId69">
+                      <a:extLst>
+                        <a:ext uri="{28A0092B-C50C-407E-A947-70E740481C1C}">
+                          <a14:useLocalDpi xmlns:a14="http://schemas.microsoft.com/office/drawing/2010/main" val="0"/>
+                        </a:ext>
+                      </a:extLst>
+                    </a:blip>
+                    <a:srcRect/>
+                    <a:stretch>
+                      <a:fillRect/>
+                    </a:stretch>
+                  </pic:blipFill>
+                  <pic:spPr bwMode="auto">
+                    <a:xfrm>
+                      <a:off x="0" y="0"/>
+                      <a:ext cx="5943600" cy="2819400"/>
+                    </a:xfrm>
+                    <a:prstGeom prst="rect">
+                      <a:avLst/>
+                    </a:prstGeom>
+                    <a:noFill/>
+                    <a:ln>
+                      <a:noFill/>
+                    </a:ln>
+                  </pic:spPr>
+                </pic:pic>
+              </a:graphicData>
+            </a:graphic>
+          </wp:anchor>
+        </w:drawing>
+      </w:r>
+      <w:r>
+        <w:rPr>
+          <w:rFonts w:eastAsiaTheme="minorHAnsi"/>
+          <w:noProof/>
+          <w:sz w:val="32"/>
+          <w:szCs w:val="32"/>
+        </w:rPr>
+        <w:drawing>
+          <wp:anchor distT="0" distB="0" distL="114300" distR="114300" simplePos="0" relativeHeight="251663872" behindDoc="0" locked="0" layoutInCell="1" allowOverlap="1" wp14:anchorId="081F0BB9" wp14:editId="7AFA95FB">
+            <wp:simplePos x="0" y="0"/>
+            <wp:positionH relativeFrom="column">
+              <wp:posOffset>0</wp:posOffset>
+            </wp:positionH>
+            <wp:positionV relativeFrom="paragraph">
+              <wp:posOffset>2689860</wp:posOffset>
+            </wp:positionV>
+            <wp:extent cx="5943600" cy="2545080"/>
+            <wp:effectExtent l="0" t="0" r="0" b="0"/>
+            <wp:wrapSquare wrapText="bothSides"/>
+            <wp:docPr id="811786136" name="Picture 13"/>
+            <wp:cNvGraphicFramePr>
+              <a:graphicFrameLocks xmlns:a="http://schemas.openxmlformats.org/drawingml/2006/main" noChangeAspect="1"/>
+            </wp:cNvGraphicFramePr>
+            <a:graphic xmlns:a="http://schemas.openxmlformats.org/drawingml/2006/main">
+              <a:graphicData uri="http://schemas.openxmlformats.org/drawingml/2006/picture">
+                <pic:pic xmlns:pic="http://schemas.openxmlformats.org/drawingml/2006/picture">
+                  <pic:nvPicPr>
+                    <pic:cNvPr id="0" name="Picture 13"/>
+                    <pic:cNvPicPr>
+                      <a:picLocks noChangeAspect="1" noChangeArrowheads="1"/>
+                    </pic:cNvPicPr>
+                  </pic:nvPicPr>
+                  <pic:blipFill>
+                    <a:blip r:embed="rId70">
+                      <a:extLst>
+                        <a:ext uri="{28A0092B-C50C-407E-A947-70E740481C1C}">
+                          <a14:useLocalDpi xmlns:a14="http://schemas.microsoft.com/office/drawing/2010/main" val="0"/>
+                        </a:ext>
+                      </a:extLst>
+                    </a:blip>
+                    <a:srcRect/>
+                    <a:stretch>
+                      <a:fillRect/>
+                    </a:stretch>
+                  </pic:blipFill>
+                  <pic:spPr bwMode="auto">
+                    <a:xfrm>
+                      <a:off x="0" y="0"/>
+                      <a:ext cx="5943600" cy="2545080"/>
+                    </a:xfrm>
+                    <a:prstGeom prst="rect">
+                      <a:avLst/>
+                    </a:prstGeom>
+                    <a:noFill/>
+                    <a:ln>
+                      <a:noFill/>
+                    </a:ln>
+                  </pic:spPr>
+                </pic:pic>
+              </a:graphicData>
+            </a:graphic>
+          </wp:anchor>
+        </w:drawing>
+      </w:r>
+      <w:r>
+        <w:rPr>
+          <w:rFonts w:eastAsiaTheme="minorHAnsi"/>
+          <w:noProof/>
+          <w:sz w:val="32"/>
+          <w:szCs w:val="32"/>
+        </w:rPr>
+        <w:drawing>
+          <wp:anchor distT="0" distB="0" distL="114300" distR="114300" simplePos="0" relativeHeight="251661824" behindDoc="0" locked="0" layoutInCell="1" allowOverlap="1" wp14:anchorId="310D043A" wp14:editId="5DBDA8DF">
+            <wp:simplePos x="0" y="0"/>
+            <wp:positionH relativeFrom="column">
+              <wp:posOffset>0</wp:posOffset>
+            </wp:positionH>
+            <wp:positionV relativeFrom="paragraph">
+              <wp:posOffset>-99060</wp:posOffset>
+            </wp:positionV>
+            <wp:extent cx="5935980" cy="2788920"/>
+            <wp:effectExtent l="0" t="0" r="0" b="0"/>
+            <wp:wrapSquare wrapText="bothSides"/>
+            <wp:docPr id="254227694" name="Picture 12"/>
+            <wp:cNvGraphicFramePr>
+              <a:graphicFrameLocks xmlns:a="http://schemas.openxmlformats.org/drawingml/2006/main" noChangeAspect="1"/>
+            </wp:cNvGraphicFramePr>
+            <a:graphic xmlns:a="http://schemas.openxmlformats.org/drawingml/2006/main">
+              <a:graphicData uri="http://schemas.openxmlformats.org/drawingml/2006/picture">
+                <pic:pic xmlns:pic="http://schemas.openxmlformats.org/drawingml/2006/picture">
+                  <pic:nvPicPr>
+                    <pic:cNvPr id="0" name="Picture 12"/>
+                    <pic:cNvPicPr>
+                      <a:picLocks noChangeAspect="1" noChangeArrowheads="1"/>
+                    </pic:cNvPicPr>
+                  </pic:nvPicPr>
+                  <pic:blipFill>
+                    <a:blip r:embed="rId71">
+                      <a:extLst>
+                        <a:ext uri="{28A0092B-C50C-407E-A947-70E740481C1C}">
+                          <a14:useLocalDpi xmlns:a14="http://schemas.microsoft.com/office/drawing/2010/main" val="0"/>
+                        </a:ext>
+                      </a:extLst>
+                    </a:blip>
+                    <a:srcRect/>
+                    <a:stretch>
+                      <a:fillRect/>
+                    </a:stretch>
+                  </pic:blipFill>
+                  <pic:spPr bwMode="auto">
+                    <a:xfrm>
+                      <a:off x="0" y="0"/>
+                      <a:ext cx="5935980" cy="2788920"/>
+                    </a:xfrm>
+                    <a:prstGeom prst="rect">
+                      <a:avLst/>
+                    </a:prstGeom>
+                    <a:noFill/>
+                    <a:ln>
+                      <a:noFill/>
+                    </a:ln>
+                  </pic:spPr>
+                </pic:pic>
+              </a:graphicData>
+            </a:graphic>
+          </wp:anchor>
+        </w:drawing>
+      </w:r>
+      <w:r>
+        <w:rPr>
+          <w:rFonts w:eastAsiaTheme="minorHAnsi"/>
+          <w:sz w:val="32"/>
+          <w:szCs w:val="32"/>
+        </w:rPr>
+        <w:tab/>
+      </w:r>
+    </w:p>
+    <w:p>
+      <w:pPr>
+        <w:tabs>
+          <w:tab w:val="left" w:pos="7632"/>
+        </w:tabs>
+        <w:rPr>
+          <w:rFonts w:eastAsiaTheme="minorHAnsi"/>
+          <w:noProof/>
+          <w:sz w:val="32"/>
+          <w:szCs w:val="32"/>
+        </w:rPr>
+      </w:pPr>
+      <w:r>
+        <w:rPr>
+          <w:rFonts w:eastAsiaTheme="minorHAnsi"/>
+          <w:noProof/>
+          <w:sz w:val="32"/>
+          <w:szCs w:val="32"/>
+        </w:rPr>
+        <w:lastRenderedPageBreak/>
+        <w:drawing>
+          <wp:inline distT="0" distB="0" distL="0" distR="0" wp14:anchorId="2514EFC1" wp14:editId="0E2F853C">
+            <wp:extent cx="5935980" cy="2506980"/>
+            <wp:effectExtent l="0" t="0" r="0" b="0"/>
+            <wp:docPr id="1229357332" name="Picture 15"/>
+            <wp:cNvGraphicFramePr>
+              <a:graphicFrameLocks xmlns:a="http://schemas.openxmlformats.org/drawingml/2006/main" noChangeAspect="1"/>
+            </wp:cNvGraphicFramePr>
+            <a:graphic xmlns:a="http://schemas.openxmlformats.org/drawingml/2006/main">
+              <a:graphicData uri="http://schemas.openxmlformats.org/drawingml/2006/picture">
+                <pic:pic xmlns:pic="http://schemas.openxmlformats.org/drawingml/2006/picture">
+                  <pic:nvPicPr>
+                    <pic:cNvPr id="0" name="Picture 15"/>
+                    <pic:cNvPicPr>
+                      <a:picLocks noChangeAspect="1" noChangeArrowheads="1"/>
+                    </pic:cNvPicPr>
+                  </pic:nvPicPr>
+                  <pic:blipFill>
+                    <a:blip r:embed="rId72">
+                      <a:extLst>
+                        <a:ext uri="{28A0092B-C50C-407E-A947-70E740481C1C}">
+                          <a14:useLocalDpi xmlns:a14="http://schemas.microsoft.com/office/drawing/2010/main" val="0"/>
+                        </a:ext>
+                      </a:extLst>
+                    </a:blip>
+                    <a:srcRect/>
+                    <a:stretch>
+                      <a:fillRect/>
+                    </a:stretch>
+                  </pic:blipFill>
+                  <pic:spPr bwMode="auto">
+                    <a:xfrm>
+                      <a:off x="0" y="0"/>
+                      <a:ext cx="5935980" cy="2506980"/>
+                    </a:xfrm>
+                    <a:prstGeom prst="rect">
+                      <a:avLst/>
+                    </a:prstGeom>
+                    <a:noFill/>
+                    <a:ln>
+                      <a:noFill/>
+                    </a:ln>
+                  </pic:spPr>
+                </pic:pic>
+              </a:graphicData>
+            </a:graphic>
+          </wp:inline>
+        </w:drawing>
+      </w:r>
+    </w:p>
+    <w:p>
+      <w:pPr>
+        <w:tabs>
+          <w:tab w:val="left" w:pos="2484"/>
+        </w:tabs>
+        <w:rPr>
+          <w:rFonts w:eastAsiaTheme="minorHAnsi"/>
+          <w:b/>
+          <w:bCs/>
+          <w:color w:val="365F91" w:themeColor="accent1" w:themeShade="BF"/>
+          <w:sz w:val="32"/>
+          <w:szCs w:val="32"/>
+        </w:rPr>
+      </w:pPr>
+    </w:p>
     <w:sectPr>
       <w:pgSz w:w="12240" w:h="15840"/>
       <w:pgMar w:top="1440" w:right="1440" w:bottom="1440" w:left="1440" w:header="720" w:footer="720" w:gutter="0"/>
@@ -8431,6 +9766,119 @@
 <file path=word/numbering.xml><?xml version="1.0" encoding="utf-8"?>
 <w:numbering xmlns:wpc="http://schemas.microsoft.com/office/word/2010/wordprocessingCanvas" xmlns:cx="http://schemas.microsoft.com/office/drawing/2014/chartex" xmlns:cx1="http://schemas.microsoft.com/office/drawing/2015/9/8/chartex" xmlns:cx2="http://schemas.microsoft.com/office/drawing/2015/10/21/chartex" xmlns:cx3="http://schemas.microsoft.com/office/drawing/2016/5/9/chartex" xmlns:cx4="http://schemas.microsoft.com/office/drawing/2016/5/10/chartex" xmlns:cx5="http://schemas.microsoft.com/office/drawing/2016/5/11/chartex" xmlns:cx6="http://schemas.microsoft.com/office/drawing/2016/5/12/chartex" xmlns:cx7="http://schemas.microsoft.com/office/drawing/2016/5/13/chartex" xmlns:cx8="http://schemas.microsoft.com/office/drawing/2016/5/14/chartex" xmlns:mc="http://schemas.openxmlformats.org/markup-compatibility/2006" xmlns:aink="http://schemas.microsoft.com/office/drawing/2016/ink" xmlns:am3d="http://schemas.microsoft.com/office/drawing/2017/model3d" xmlns:o="urn:schemas-microsoft-com:office:office" xmlns:oel="http://schemas.microsoft.com/office/2019/extlst" xmlns:r="http://schemas.openxmlformats.org/officeDocument/2006/relationships" xmlns:m="http://schemas.openxmlformats.org/officeDocument/2006/math" xmlns:v="urn:schemas-microsoft-com:vml" xmlns:wp14="http://schemas.microsoft.com/office/word/2010/wordprocessingDrawing" xmlns:wp="http://schemas.openxmlformats.org/drawingml/2006/wordprocessingDrawing" xmlns:w10="urn:schemas-microsoft-com:office:word" xmlns:w="http://schemas.openxmlformats.org/wordprocessingml/2006/main" xmlns:w14="http://schemas.microsoft.com/office/word/2010/wordml" xmlns:w15="http://schemas.microsoft.com/office/word/2012/wordml" xmlns:w16cex="http://schemas.microsoft.com/office/word/2018/wordml/cex" xmlns:w16cid="http://schemas.microsoft.com/office/word/2016/wordml/cid" xmlns:w16="http://schemas.microsoft.com/office/word/2018/wordml" xmlns:w16du="http://schemas.microsoft.com/office/word/2023/wordml/word16du" xmlns:w16sdtdh="http://schemas.microsoft.com/office/word/2020/wordml/sdtdatahash" xmlns:w16sdtfl="http://schemas.microsoft.com/office/word/2024/wordml/sdtformatlock" xmlns:w16se="http://schemas.microsoft.com/office/word/2015/wordml/symex" xmlns:wpg="http://schemas.microsoft.com/office/word/2010/wordprocessingGroup" xmlns:wpi="http://schemas.microsoft.com/office/word/2010/wordprocessingInk" xmlns:wne="http://schemas.microsoft.com/office/word/2006/wordml" xmlns:wps="http://schemas.microsoft.com/office/word/2010/wordprocessingShape" mc:Ignorable="w14 w15 w16se w16cid w16 w16cex w16sdtdh w16sdtfl w16du wp14">
   <w:abstractNum w:abstractNumId="0" w15:restartNumberingAfterBreak="0">
+    <w:nsid w:val="049B6C8B"/>
+    <w:multiLevelType w:val="hybridMultilevel"/>
+    <w:tmpl w:val="BC4E95E0"/>
+    <w:lvl w:ilvl="0" w:tplc="04090001">
+      <w:start w:val="1"/>
+      <w:numFmt w:val="bullet"/>
+      <w:lvlText w:val=""/>
+      <w:lvlJc w:val="left"/>
+      <w:pPr>
+        <w:ind w:left="720" w:hanging="360"/>
+      </w:pPr>
+      <w:rPr>
+        <w:rFonts w:ascii="Symbol" w:hAnsi="Symbol" w:hint="default"/>
+      </w:rPr>
+    </w:lvl>
+    <w:lvl w:ilvl="1" w:tplc="04090003" w:tentative="1">
+      <w:start w:val="1"/>
+      <w:numFmt w:val="bullet"/>
+      <w:lvlText w:val="o"/>
+      <w:lvlJc w:val="left"/>
+      <w:pPr>
+        <w:ind w:left="1440" w:hanging="360"/>
+      </w:pPr>
+      <w:rPr>
+        <w:rFonts w:ascii="Courier New" w:hAnsi="Courier New" w:cs="Courier New" w:hint="default"/>
+      </w:rPr>
+    </w:lvl>
+    <w:lvl w:ilvl="2" w:tplc="04090005" w:tentative="1">
+      <w:start w:val="1"/>
+      <w:numFmt w:val="bullet"/>
+      <w:lvlText w:val=""/>
+      <w:lvlJc w:val="left"/>
+      <w:pPr>
+        <w:ind w:left="2160" w:hanging="360"/>
+      </w:pPr>
+      <w:rPr>
+        <w:rFonts w:ascii="Wingdings" w:hAnsi="Wingdings" w:hint="default"/>
+      </w:rPr>
+    </w:lvl>
+    <w:lvl w:ilvl="3" w:tplc="04090001" w:tentative="1">
+      <w:start w:val="1"/>
+      <w:numFmt w:val="bullet"/>
+      <w:lvlText w:val=""/>
+      <w:lvlJc w:val="left"/>
+      <w:pPr>
+        <w:ind w:left="2880" w:hanging="360"/>
+      </w:pPr>
+      <w:rPr>
+        <w:rFonts w:ascii="Symbol" w:hAnsi="Symbol" w:hint="default"/>
+      </w:rPr>
+    </w:lvl>
+    <w:lvl w:ilvl="4" w:tplc="04090003" w:tentative="1">
+      <w:start w:val="1"/>
+      <w:numFmt w:val="bullet"/>
+      <w:lvlText w:val="o"/>
+      <w:lvlJc w:val="left"/>
+      <w:pPr>
+        <w:ind w:left="3600" w:hanging="360"/>
+      </w:pPr>
+      <w:rPr>
+        <w:rFonts w:ascii="Courier New" w:hAnsi="Courier New" w:cs="Courier New" w:hint="default"/>
+      </w:rPr>
+    </w:lvl>
+    <w:lvl w:ilvl="5" w:tplc="04090005" w:tentative="1">
+      <w:start w:val="1"/>
+      <w:numFmt w:val="bullet"/>
+      <w:lvlText w:val=""/>
+      <w:lvlJc w:val="left"/>
+      <w:pPr>
+        <w:ind w:left="4320" w:hanging="360"/>
+      </w:pPr>
+      <w:rPr>
+        <w:rFonts w:ascii="Wingdings" w:hAnsi="Wingdings" w:hint="default"/>
+      </w:rPr>
+    </w:lvl>
+    <w:lvl w:ilvl="6" w:tplc="04090001" w:tentative="1">
+      <w:start w:val="1"/>
+      <w:numFmt w:val="bullet"/>
+      <w:lvlText w:val=""/>
+      <w:lvlJc w:val="left"/>
+      <w:pPr>
+        <w:ind w:left="5040" w:hanging="360"/>
+      </w:pPr>
+      <w:rPr>
+        <w:rFonts w:ascii="Symbol" w:hAnsi="Symbol" w:hint="default"/>
+      </w:rPr>
+    </w:lvl>
+    <w:lvl w:ilvl="7" w:tplc="04090003" w:tentative="1">
+      <w:start w:val="1"/>
+      <w:numFmt w:val="bullet"/>
+      <w:lvlText w:val="o"/>
+      <w:lvlJc w:val="left"/>
+      <w:pPr>
+        <w:ind w:left="5760" w:hanging="360"/>
+      </w:pPr>
+      <w:rPr>
+        <w:rFonts w:ascii="Courier New" w:hAnsi="Courier New" w:cs="Courier New" w:hint="default"/>
+      </w:rPr>
+    </w:lvl>
+    <w:lvl w:ilvl="8" w:tplc="04090005" w:tentative="1">
+      <w:start w:val="1"/>
+      <w:numFmt w:val="bullet"/>
+      <w:lvlText w:val=""/>
+      <w:lvlJc w:val="left"/>
+      <w:pPr>
+        <w:ind w:left="6480" w:hanging="360"/>
+      </w:pPr>
+      <w:rPr>
+        <w:rFonts w:ascii="Wingdings" w:hAnsi="Wingdings" w:hint="default"/>
+      </w:rPr>
+    </w:lvl>
+  </w:abstractNum>
+  <w:abstractNum w:abstractNumId="1" w15:restartNumberingAfterBreak="0">
     <w:nsid w:val="0D442649"/>
     <w:multiLevelType w:val="hybridMultilevel"/>
     <w:tmpl w:val="009467DC"/>
@@ -8543,7 +9991,7 @@
       </w:rPr>
     </w:lvl>
   </w:abstractNum>
-  <w:abstractNum w:abstractNumId="1" w15:restartNumberingAfterBreak="0">
+  <w:abstractNum w:abstractNumId="2" w15:restartNumberingAfterBreak="0">
     <w:nsid w:val="15A33FDE"/>
     <w:multiLevelType w:val="hybridMultilevel"/>
     <w:tmpl w:val="B9BC1058"/>
@@ -8629,7 +10077,7 @@
       </w:pPr>
     </w:lvl>
   </w:abstractNum>
-  <w:abstractNum w:abstractNumId="2" w15:restartNumberingAfterBreak="0">
+  <w:abstractNum w:abstractNumId="3" w15:restartNumberingAfterBreak="0">
     <w:nsid w:val="19871455"/>
     <w:multiLevelType w:val="hybridMultilevel"/>
     <w:tmpl w:val="9210DE0A"/>
@@ -8719,7 +10167,7 @@
       </w:pPr>
     </w:lvl>
   </w:abstractNum>
-  <w:abstractNum w:abstractNumId="3" w15:restartNumberingAfterBreak="0">
+  <w:abstractNum w:abstractNumId="4" w15:restartNumberingAfterBreak="0">
     <w:nsid w:val="1A973AEF"/>
     <w:multiLevelType w:val="hybridMultilevel"/>
     <w:tmpl w:val="36A4820A"/>
@@ -8832,7 +10280,7 @@
       </w:rPr>
     </w:lvl>
   </w:abstractNum>
-  <w:abstractNum w:abstractNumId="4" w15:restartNumberingAfterBreak="0">
+  <w:abstractNum w:abstractNumId="5" w15:restartNumberingAfterBreak="0">
     <w:nsid w:val="1C2447A2"/>
     <w:multiLevelType w:val="hybridMultilevel"/>
     <w:tmpl w:val="D0DAE0AA"/>
@@ -8945,7 +10393,7 @@
       </w:rPr>
     </w:lvl>
   </w:abstractNum>
-  <w:abstractNum w:abstractNumId="5" w15:restartNumberingAfterBreak="0">
+  <w:abstractNum w:abstractNumId="6" w15:restartNumberingAfterBreak="0">
     <w:nsid w:val="207E3F9B"/>
     <w:multiLevelType w:val="hybridMultilevel"/>
     <w:tmpl w:val="A38261C4"/>
@@ -9058,7 +10506,7 @@
       </w:rPr>
     </w:lvl>
   </w:abstractNum>
-  <w:abstractNum w:abstractNumId="6" w15:restartNumberingAfterBreak="0">
+  <w:abstractNum w:abstractNumId="7" w15:restartNumberingAfterBreak="0">
     <w:nsid w:val="215034BC"/>
     <w:multiLevelType w:val="hybridMultilevel"/>
     <w:tmpl w:val="B7F81DC0"/>
@@ -9144,7 +10592,7 @@
       </w:pPr>
     </w:lvl>
   </w:abstractNum>
-  <w:abstractNum w:abstractNumId="7" w15:restartNumberingAfterBreak="0">
+  <w:abstractNum w:abstractNumId="8" w15:restartNumberingAfterBreak="0">
     <w:nsid w:val="24DA026F"/>
     <w:multiLevelType w:val="multilevel"/>
     <w:tmpl w:val="0BC4C7B8"/>
@@ -9293,7 +10741,7 @@
       </w:rPr>
     </w:lvl>
   </w:abstractNum>
-  <w:abstractNum w:abstractNumId="8" w15:restartNumberingAfterBreak="0">
+  <w:abstractNum w:abstractNumId="9" w15:restartNumberingAfterBreak="0">
     <w:nsid w:val="2D060CA9"/>
     <w:multiLevelType w:val="multilevel"/>
     <w:tmpl w:val="E7C05232"/>
@@ -9406,7 +10854,7 @@
       </w:pPr>
     </w:lvl>
   </w:abstractNum>
-  <w:abstractNum w:abstractNumId="9" w15:restartNumberingAfterBreak="0">
+  <w:abstractNum w:abstractNumId="10" w15:restartNumberingAfterBreak="0">
     <w:nsid w:val="2F0B7FF6"/>
     <w:multiLevelType w:val="multilevel"/>
     <w:tmpl w:val="B59CADD0"/>
@@ -9555,7 +11003,7 @@
       </w:rPr>
     </w:lvl>
   </w:abstractNum>
-  <w:abstractNum w:abstractNumId="10" w15:restartNumberingAfterBreak="0">
+  <w:abstractNum w:abstractNumId="11" w15:restartNumberingAfterBreak="0">
     <w:nsid w:val="379C281A"/>
     <w:multiLevelType w:val="multilevel"/>
     <w:tmpl w:val="67B4027A"/>
@@ -9704,7 +11152,7 @@
       </w:rPr>
     </w:lvl>
   </w:abstractNum>
-  <w:abstractNum w:abstractNumId="11" w15:restartNumberingAfterBreak="0">
+  <w:abstractNum w:abstractNumId="12" w15:restartNumberingAfterBreak="0">
     <w:nsid w:val="3A227B9E"/>
     <w:multiLevelType w:val="hybridMultilevel"/>
     <w:tmpl w:val="54C464A8"/>
@@ -9817,7 +11265,7 @@
       </w:rPr>
     </w:lvl>
   </w:abstractNum>
-  <w:abstractNum w:abstractNumId="12" w15:restartNumberingAfterBreak="0">
+  <w:abstractNum w:abstractNumId="13" w15:restartNumberingAfterBreak="0">
     <w:nsid w:val="45296ED4"/>
     <w:multiLevelType w:val="multilevel"/>
     <w:tmpl w:val="C05E6118"/>
@@ -9934,7 +11382,7 @@
       </w:pPr>
     </w:lvl>
   </w:abstractNum>
-  <w:abstractNum w:abstractNumId="13" w15:restartNumberingAfterBreak="0">
+  <w:abstractNum w:abstractNumId="14" w15:restartNumberingAfterBreak="0">
     <w:nsid w:val="57256323"/>
     <w:multiLevelType w:val="hybridMultilevel"/>
     <w:tmpl w:val="C08439AE"/>
@@ -10047,7 +11495,7 @@
       </w:rPr>
     </w:lvl>
   </w:abstractNum>
-  <w:abstractNum w:abstractNumId="14" w15:restartNumberingAfterBreak="0">
+  <w:abstractNum w:abstractNumId="15" w15:restartNumberingAfterBreak="0">
     <w:nsid w:val="5CDE0CCD"/>
     <w:multiLevelType w:val="hybridMultilevel"/>
     <w:tmpl w:val="7CF07304"/>
@@ -10160,7 +11608,7 @@
       </w:rPr>
     </w:lvl>
   </w:abstractNum>
-  <w:abstractNum w:abstractNumId="15" w15:restartNumberingAfterBreak="0">
+  <w:abstractNum w:abstractNumId="16" w15:restartNumberingAfterBreak="0">
     <w:nsid w:val="5D763C5C"/>
     <w:multiLevelType w:val="hybridMultilevel"/>
     <w:tmpl w:val="694C0C6A"/>
@@ -10274,7 +11722,7 @@
       </w:rPr>
     </w:lvl>
   </w:abstractNum>
-  <w:abstractNum w:abstractNumId="16" w15:restartNumberingAfterBreak="0">
+  <w:abstractNum w:abstractNumId="17" w15:restartNumberingAfterBreak="0">
     <w:nsid w:val="60D50FB6"/>
     <w:multiLevelType w:val="hybridMultilevel"/>
     <w:tmpl w:val="E52A2956"/>
@@ -10387,7 +11835,120 @@
       </w:rPr>
     </w:lvl>
   </w:abstractNum>
-  <w:abstractNum w:abstractNumId="17" w15:restartNumberingAfterBreak="0">
+  <w:abstractNum w:abstractNumId="18" w15:restartNumberingAfterBreak="0">
+    <w:nsid w:val="65A82839"/>
+    <w:multiLevelType w:val="hybridMultilevel"/>
+    <w:tmpl w:val="A30C94EA"/>
+    <w:lvl w:ilvl="0" w:tplc="04090001">
+      <w:start w:val="1"/>
+      <w:numFmt w:val="bullet"/>
+      <w:lvlText w:val=""/>
+      <w:lvlJc w:val="left"/>
+      <w:pPr>
+        <w:ind w:left="720" w:hanging="360"/>
+      </w:pPr>
+      <w:rPr>
+        <w:rFonts w:ascii="Symbol" w:hAnsi="Symbol" w:hint="default"/>
+      </w:rPr>
+    </w:lvl>
+    <w:lvl w:ilvl="1" w:tplc="04090003" w:tentative="1">
+      <w:start w:val="1"/>
+      <w:numFmt w:val="bullet"/>
+      <w:lvlText w:val="o"/>
+      <w:lvlJc w:val="left"/>
+      <w:pPr>
+        <w:ind w:left="1440" w:hanging="360"/>
+      </w:pPr>
+      <w:rPr>
+        <w:rFonts w:ascii="Courier New" w:hAnsi="Courier New" w:cs="Courier New" w:hint="default"/>
+      </w:rPr>
+    </w:lvl>
+    <w:lvl w:ilvl="2" w:tplc="04090005" w:tentative="1">
+      <w:start w:val="1"/>
+      <w:numFmt w:val="bullet"/>
+      <w:lvlText w:val=""/>
+      <w:lvlJc w:val="left"/>
+      <w:pPr>
+        <w:ind w:left="2160" w:hanging="360"/>
+      </w:pPr>
+      <w:rPr>
+        <w:rFonts w:ascii="Wingdings" w:hAnsi="Wingdings" w:hint="default"/>
+      </w:rPr>
+    </w:lvl>
+    <w:lvl w:ilvl="3" w:tplc="04090001" w:tentative="1">
+      <w:start w:val="1"/>
+      <w:numFmt w:val="bullet"/>
+      <w:lvlText w:val=""/>
+      <w:lvlJc w:val="left"/>
+      <w:pPr>
+        <w:ind w:left="2880" w:hanging="360"/>
+      </w:pPr>
+      <w:rPr>
+        <w:rFonts w:ascii="Symbol" w:hAnsi="Symbol" w:hint="default"/>
+      </w:rPr>
+    </w:lvl>
+    <w:lvl w:ilvl="4" w:tplc="04090003" w:tentative="1">
+      <w:start w:val="1"/>
+      <w:numFmt w:val="bullet"/>
+      <w:lvlText w:val="o"/>
+      <w:lvlJc w:val="left"/>
+      <w:pPr>
+        <w:ind w:left="3600" w:hanging="360"/>
+      </w:pPr>
+      <w:rPr>
+        <w:rFonts w:ascii="Courier New" w:hAnsi="Courier New" w:cs="Courier New" w:hint="default"/>
+      </w:rPr>
+    </w:lvl>
+    <w:lvl w:ilvl="5" w:tplc="04090005" w:tentative="1">
+      <w:start w:val="1"/>
+      <w:numFmt w:val="bullet"/>
+      <w:lvlText w:val=""/>
+      <w:lvlJc w:val="left"/>
+      <w:pPr>
+        <w:ind w:left="4320" w:hanging="360"/>
+      </w:pPr>
+      <w:rPr>
+        <w:rFonts w:ascii="Wingdings" w:hAnsi="Wingdings" w:hint="default"/>
+      </w:rPr>
+    </w:lvl>
+    <w:lvl w:ilvl="6" w:tplc="04090001" w:tentative="1">
+      <w:start w:val="1"/>
+      <w:numFmt w:val="bullet"/>
+      <w:lvlText w:val=""/>
+      <w:lvlJc w:val="left"/>
+      <w:pPr>
+        <w:ind w:left="5040" w:hanging="360"/>
+      </w:pPr>
+      <w:rPr>
+        <w:rFonts w:ascii="Symbol" w:hAnsi="Symbol" w:hint="default"/>
+      </w:rPr>
+    </w:lvl>
+    <w:lvl w:ilvl="7" w:tplc="04090003" w:tentative="1">
+      <w:start w:val="1"/>
+      <w:numFmt w:val="bullet"/>
+      <w:lvlText w:val="o"/>
+      <w:lvlJc w:val="left"/>
+      <w:pPr>
+        <w:ind w:left="5760" w:hanging="360"/>
+      </w:pPr>
+      <w:rPr>
+        <w:rFonts w:ascii="Courier New" w:hAnsi="Courier New" w:cs="Courier New" w:hint="default"/>
+      </w:rPr>
+    </w:lvl>
+    <w:lvl w:ilvl="8" w:tplc="04090005" w:tentative="1">
+      <w:start w:val="1"/>
+      <w:numFmt w:val="bullet"/>
+      <w:lvlText w:val=""/>
+      <w:lvlJc w:val="left"/>
+      <w:pPr>
+        <w:ind w:left="6480" w:hanging="360"/>
+      </w:pPr>
+      <w:rPr>
+        <w:rFonts w:ascii="Wingdings" w:hAnsi="Wingdings" w:hint="default"/>
+      </w:rPr>
+    </w:lvl>
+  </w:abstractNum>
+  <w:abstractNum w:abstractNumId="19" w15:restartNumberingAfterBreak="0">
     <w:nsid w:val="689F5F6B"/>
     <w:multiLevelType w:val="multilevel"/>
     <w:tmpl w:val="AEF0D314"/>
@@ -10500,7 +12061,7 @@
       </w:pPr>
     </w:lvl>
   </w:abstractNum>
-  <w:abstractNum w:abstractNumId="18" w15:restartNumberingAfterBreak="0">
+  <w:abstractNum w:abstractNumId="20" w15:restartNumberingAfterBreak="0">
     <w:nsid w:val="751159E9"/>
     <w:multiLevelType w:val="hybridMultilevel"/>
     <w:tmpl w:val="32C2B46E"/>
@@ -10614,61 +12175,67 @@
     </w:lvl>
   </w:abstractNum>
   <w:num w:numId="1" w16cid:durableId="1024016156">
+    <w:abstractNumId w:val="14"/>
+  </w:num>
+  <w:num w:numId="2" w16cid:durableId="1498105997">
+    <w:abstractNumId w:val="1"/>
+  </w:num>
+  <w:num w:numId="3" w16cid:durableId="1809977031">
+    <w:abstractNumId w:val="9"/>
+  </w:num>
+  <w:num w:numId="4" w16cid:durableId="169562921">
+    <w:abstractNumId w:val="4"/>
+  </w:num>
+  <w:num w:numId="5" w16cid:durableId="822626943">
+    <w:abstractNumId w:val="5"/>
+  </w:num>
+  <w:num w:numId="6" w16cid:durableId="917784808">
+    <w:abstractNumId w:val="6"/>
+  </w:num>
+  <w:num w:numId="7" w16cid:durableId="861551333">
+    <w:abstractNumId w:val="19"/>
+  </w:num>
+  <w:num w:numId="8" w16cid:durableId="1506896007">
+    <w:abstractNumId w:val="10"/>
+  </w:num>
+  <w:num w:numId="9" w16cid:durableId="935285577">
+    <w:abstractNumId w:val="17"/>
+  </w:num>
+  <w:num w:numId="10" w16cid:durableId="1836871214">
+    <w:abstractNumId w:val="12"/>
+  </w:num>
+  <w:num w:numId="11" w16cid:durableId="1574394482">
+    <w:abstractNumId w:val="2"/>
+  </w:num>
+  <w:num w:numId="12" w16cid:durableId="1651708105">
+    <w:abstractNumId w:val="7"/>
+  </w:num>
+  <w:num w:numId="13" w16cid:durableId="1002582906">
+    <w:abstractNumId w:val="3"/>
+  </w:num>
+  <w:num w:numId="14" w16cid:durableId="1122725278">
+    <w:abstractNumId w:val="8"/>
+  </w:num>
+  <w:num w:numId="15" w16cid:durableId="190269273">
+    <w:abstractNumId w:val="16"/>
+  </w:num>
+  <w:num w:numId="16" w16cid:durableId="1126044006">
     <w:abstractNumId w:val="13"/>
   </w:num>
-  <w:num w:numId="2" w16cid:durableId="1498105997">
-    <w:abstractNumId w:val="0"/>
-  </w:num>
-  <w:num w:numId="3" w16cid:durableId="1809977031">
-    <w:abstractNumId w:val="8"/>
-  </w:num>
-  <w:num w:numId="4" w16cid:durableId="169562921">
-    <w:abstractNumId w:val="3"/>
-  </w:num>
-  <w:num w:numId="5" w16cid:durableId="822626943">
-    <w:abstractNumId w:val="4"/>
-  </w:num>
-  <w:num w:numId="6" w16cid:durableId="917784808">
-    <w:abstractNumId w:val="5"/>
-  </w:num>
-  <w:num w:numId="7" w16cid:durableId="861551333">
-    <w:abstractNumId w:val="17"/>
-  </w:num>
-  <w:num w:numId="8" w16cid:durableId="1506896007">
-    <w:abstractNumId w:val="9"/>
-  </w:num>
-  <w:num w:numId="9" w16cid:durableId="935285577">
-    <w:abstractNumId w:val="16"/>
-  </w:num>
-  <w:num w:numId="10" w16cid:durableId="1836871214">
+  <w:num w:numId="17" w16cid:durableId="522600230">
     <w:abstractNumId w:val="11"/>
   </w:num>
-  <w:num w:numId="11" w16cid:durableId="1574394482">
-    <w:abstractNumId w:val="1"/>
-  </w:num>
-  <w:num w:numId="12" w16cid:durableId="1651708105">
-    <w:abstractNumId w:val="6"/>
-  </w:num>
-  <w:num w:numId="13" w16cid:durableId="1002582906">
-    <w:abstractNumId w:val="2"/>
-  </w:num>
-  <w:num w:numId="14" w16cid:durableId="1122725278">
-    <w:abstractNumId w:val="7"/>
-  </w:num>
-  <w:num w:numId="15" w16cid:durableId="190269273">
+  <w:num w:numId="18" w16cid:durableId="676924131">
     <w:abstractNumId w:val="15"/>
   </w:num>
-  <w:num w:numId="16" w16cid:durableId="1126044006">
-    <w:abstractNumId w:val="12"/>
+  <w:num w:numId="19" w16cid:durableId="700476305">
+    <w:abstractNumId w:val="20"/>
   </w:num>
-  <w:num w:numId="17" w16cid:durableId="522600230">
-    <w:abstractNumId w:val="10"/>
+  <w:num w:numId="20" w16cid:durableId="1378702100">
+    <w:abstractNumId w:val="18"/>
   </w:num>
-  <w:num w:numId="18" w16cid:durableId="676924131">
-    <w:abstractNumId w:val="14"/>
-  </w:num>
-  <w:num w:numId="19" w16cid:durableId="700476305">
-    <w:abstractNumId w:val="18"/>
+  <w:num w:numId="21" w16cid:durableId="1195272395">
+    <w:abstractNumId w:val="0"/>
   </w:num>
 </w:numbering>
 </file>

--- a/Data Structures.docx
+++ b/Data Structures.docx
@@ -44,7 +44,7 @@
           <w:sz w:val="32"/>
           <w:szCs w:val="32"/>
         </w:rPr>
-        <w:t>Definition:</w:t>
+        <w:t>Data Structure</w:t>
       </w:r>
     </w:p>
     <w:p>
@@ -8531,7 +8531,7 @@
           <w:szCs w:val="32"/>
         </w:rPr>
         <w:drawing>
-          <wp:anchor distT="0" distB="0" distL="114300" distR="114300" simplePos="0" relativeHeight="251651584" behindDoc="0" locked="0" layoutInCell="1" allowOverlap="1" wp14:anchorId="3BB9CAAA" wp14:editId="32565736">
+          <wp:anchor distT="0" distB="0" distL="114300" distR="114300" simplePos="0" relativeHeight="251650560" behindDoc="0" locked="0" layoutInCell="1" allowOverlap="1" wp14:anchorId="3BB9CAAA" wp14:editId="32565736">
             <wp:simplePos x="0" y="0"/>
             <wp:positionH relativeFrom="column">
               <wp:posOffset>60960</wp:posOffset>
@@ -8753,7 +8753,7 @@
           <w:szCs w:val="32"/>
         </w:rPr>
         <w:drawing>
-          <wp:anchor distT="0" distB="0" distL="114300" distR="114300" simplePos="0" relativeHeight="251654656" behindDoc="0" locked="0" layoutInCell="1" allowOverlap="1" wp14:anchorId="23991B7D" wp14:editId="355C6EEF">
+          <wp:anchor distT="0" distB="0" distL="114300" distR="114300" simplePos="0" relativeHeight="251653632" behindDoc="0" locked="0" layoutInCell="1" allowOverlap="1" wp14:anchorId="23991B7D" wp14:editId="355C6EEF">
             <wp:simplePos x="0" y="0"/>
             <wp:positionH relativeFrom="column">
               <wp:posOffset>0</wp:posOffset>
@@ -8930,7 +8930,7 @@
           <w:szCs w:val="32"/>
         </w:rPr>
         <w:drawing>
-          <wp:anchor distT="0" distB="0" distL="114300" distR="114300" simplePos="0" relativeHeight="251656704" behindDoc="0" locked="0" layoutInCell="1" allowOverlap="1" wp14:anchorId="21206C43" wp14:editId="3618A922">
+          <wp:anchor distT="0" distB="0" distL="114300" distR="114300" simplePos="0" relativeHeight="251657728" behindDoc="0" locked="0" layoutInCell="1" allowOverlap="1" wp14:anchorId="21206C43" wp14:editId="3618A922">
             <wp:simplePos x="0" y="0"/>
             <wp:positionH relativeFrom="column">
               <wp:posOffset>0</wp:posOffset>
@@ -9248,7 +9248,7 @@
           <w:szCs w:val="32"/>
         </w:rPr>
         <w:drawing>
-          <wp:anchor distT="0" distB="0" distL="114300" distR="114300" simplePos="0" relativeHeight="251658752" behindDoc="0" locked="0" layoutInCell="1" allowOverlap="1" wp14:anchorId="5EE5C6C7" wp14:editId="6B1D3CD0">
+          <wp:anchor distT="0" distB="0" distL="114300" distR="114300" simplePos="0" relativeHeight="251659776" behindDoc="0" locked="0" layoutInCell="1" allowOverlap="1" wp14:anchorId="5EE5C6C7" wp14:editId="6B1D3CD0">
             <wp:simplePos x="0" y="0"/>
             <wp:positionH relativeFrom="column">
               <wp:posOffset>0</wp:posOffset>
@@ -9431,7 +9431,7 @@
         </w:rPr>
         <w:lastRenderedPageBreak/>
         <w:drawing>
-          <wp:anchor distT="0" distB="0" distL="114300" distR="114300" simplePos="0" relativeHeight="251664896" behindDoc="0" locked="0" layoutInCell="1" allowOverlap="1" wp14:anchorId="361958D6" wp14:editId="7A58AFEC">
+          <wp:anchor distT="0" distB="0" distL="114300" distR="114300" simplePos="0" relativeHeight="251665920" behindDoc="0" locked="0" layoutInCell="1" allowOverlap="1" wp14:anchorId="361958D6" wp14:editId="7A58AFEC">
             <wp:simplePos x="0" y="0"/>
             <wp:positionH relativeFrom="column">
               <wp:posOffset>0</wp:posOffset>
@@ -9495,7 +9495,7 @@
           <w:szCs w:val="32"/>
         </w:rPr>
         <w:drawing>
-          <wp:anchor distT="0" distB="0" distL="114300" distR="114300" simplePos="0" relativeHeight="251663872" behindDoc="0" locked="0" layoutInCell="1" allowOverlap="1" wp14:anchorId="081F0BB9" wp14:editId="7AFA95FB">
+          <wp:anchor distT="0" distB="0" distL="114300" distR="114300" simplePos="0" relativeHeight="251664896" behindDoc="0" locked="0" layoutInCell="1" allowOverlap="1" wp14:anchorId="081F0BB9" wp14:editId="7AFA95FB">
             <wp:simplePos x="0" y="0"/>
             <wp:positionH relativeFrom="column">
               <wp:posOffset>0</wp:posOffset>
@@ -9559,7 +9559,7 @@
           <w:szCs w:val="32"/>
         </w:rPr>
         <w:drawing>
-          <wp:anchor distT="0" distB="0" distL="114300" distR="114300" simplePos="0" relativeHeight="251661824" behindDoc="0" locked="0" layoutInCell="1" allowOverlap="1" wp14:anchorId="310D043A" wp14:editId="5DBDA8DF">
+          <wp:anchor distT="0" distB="0" distL="114300" distR="114300" simplePos="0" relativeHeight="251660800" behindDoc="0" locked="0" layoutInCell="1" allowOverlap="1" wp14:anchorId="310D043A" wp14:editId="5DBDA8DF">
             <wp:simplePos x="0" y="0"/>
             <wp:positionH relativeFrom="column">
               <wp:posOffset>0</wp:posOffset>
@@ -12543,6 +12543,7 @@
   <w:style w:type="character" w:default="1" w:styleId="DefaultParagraphFont">
     <w:name w:val="Default Paragraph Font"/>
     <w:uiPriority w:val="1"/>
+    <w:semiHidden/>
     <w:unhideWhenUsed/>
   </w:style>
   <w:style w:type="table" w:default="1" w:styleId="TableNormal">

--- a/Data Structures.docx
+++ b/Data Structures.docx
@@ -3608,7 +3608,7 @@
           <w:szCs w:val="32"/>
         </w:rPr>
         <w:drawing>
-          <wp:anchor distT="0" distB="0" distL="114300" distR="114300" simplePos="0" relativeHeight="251640320" behindDoc="0" locked="0" layoutInCell="1" allowOverlap="1" wp14:anchorId="10E8EA6D" wp14:editId="1C8B22D4">
+          <wp:anchor distT="0" distB="0" distL="114300" distR="114300" simplePos="0" relativeHeight="251637760" behindDoc="0" locked="0" layoutInCell="1" allowOverlap="1" wp14:anchorId="10E8EA6D" wp14:editId="2C8CE9DD">
             <wp:simplePos x="0" y="0"/>
             <wp:positionH relativeFrom="column">
               <wp:posOffset>0</wp:posOffset>
@@ -3716,7 +3716,7 @@
           <w:szCs w:val="32"/>
         </w:rPr>
         <w:drawing>
-          <wp:anchor distT="0" distB="0" distL="114300" distR="114300" simplePos="0" relativeHeight="251643392" behindDoc="0" locked="0" layoutInCell="1" allowOverlap="1" wp14:anchorId="13E75CD9" wp14:editId="7A97C52D">
+          <wp:anchor distT="0" distB="0" distL="114300" distR="114300" simplePos="0" relativeHeight="251640832" behindDoc="0" locked="0" layoutInCell="1" allowOverlap="1" wp14:anchorId="13E75CD9" wp14:editId="5CE3A81B">
             <wp:simplePos x="0" y="0"/>
             <wp:positionH relativeFrom="column">
               <wp:posOffset>0</wp:posOffset>
@@ -3816,7 +3816,7 @@
         </w:rPr>
         <w:lastRenderedPageBreak/>
         <w:drawing>
-          <wp:anchor distT="0" distB="0" distL="114300" distR="114300" simplePos="0" relativeHeight="251647488" behindDoc="0" locked="0" layoutInCell="1" allowOverlap="1" wp14:anchorId="44609CC2" wp14:editId="4760FA42">
+          <wp:anchor distT="0" distB="0" distL="114300" distR="114300" simplePos="0" relativeHeight="251644928" behindDoc="0" locked="0" layoutInCell="1" allowOverlap="1" wp14:anchorId="44609CC2" wp14:editId="78BB9654">
             <wp:simplePos x="0" y="0"/>
             <wp:positionH relativeFrom="column">
               <wp:posOffset>-7620</wp:posOffset>
@@ -3884,7 +3884,7 @@
           <w:szCs w:val="32"/>
         </w:rPr>
         <w:drawing>
-          <wp:anchor distT="0" distB="0" distL="114300" distR="114300" simplePos="0" relativeHeight="251646464" behindDoc="0" locked="0" layoutInCell="1" allowOverlap="1" wp14:anchorId="1B2B388A" wp14:editId="5A74A168">
+          <wp:anchor distT="0" distB="0" distL="114300" distR="114300" simplePos="0" relativeHeight="251643904" behindDoc="0" locked="0" layoutInCell="1" allowOverlap="1" wp14:anchorId="1B2B388A" wp14:editId="10FDEEB7">
             <wp:simplePos x="0" y="0"/>
             <wp:positionH relativeFrom="column">
               <wp:posOffset>0</wp:posOffset>
@@ -3949,7 +3949,7 @@
           <w:szCs w:val="32"/>
         </w:rPr>
         <w:drawing>
-          <wp:anchor distT="0" distB="0" distL="114300" distR="114300" simplePos="0" relativeHeight="251645440" behindDoc="0" locked="0" layoutInCell="1" allowOverlap="1" wp14:anchorId="6F6A4D6B" wp14:editId="27B80A6C">
+          <wp:anchor distT="0" distB="0" distL="114300" distR="114300" simplePos="0" relativeHeight="251642880" behindDoc="0" locked="0" layoutInCell="1" allowOverlap="1" wp14:anchorId="6F6A4D6B" wp14:editId="4C69C6D6">
             <wp:simplePos x="0" y="0"/>
             <wp:positionH relativeFrom="column">
               <wp:posOffset>0</wp:posOffset>
@@ -4014,7 +4014,7 @@
           <w:szCs w:val="32"/>
         </w:rPr>
         <w:drawing>
-          <wp:anchor distT="0" distB="0" distL="114300" distR="114300" simplePos="0" relativeHeight="251644416" behindDoc="0" locked="0" layoutInCell="1" allowOverlap="1" wp14:anchorId="2C780245" wp14:editId="2B744CEE">
+          <wp:anchor distT="0" distB="0" distL="114300" distR="114300" simplePos="0" relativeHeight="251641856" behindDoc="0" locked="0" layoutInCell="1" allowOverlap="1" wp14:anchorId="2C780245" wp14:editId="24B4F00C">
             <wp:simplePos x="0" y="0"/>
             <wp:positionH relativeFrom="column">
               <wp:posOffset>0</wp:posOffset>
@@ -4179,7 +4179,7 @@
           <w:szCs w:val="32"/>
         </w:rPr>
         <w:drawing>
-          <wp:anchor distT="0" distB="0" distL="114300" distR="114300" simplePos="0" relativeHeight="251649536" behindDoc="0" locked="0" layoutInCell="1" allowOverlap="1" wp14:anchorId="759B7A8D" wp14:editId="7B5000D0">
+          <wp:anchor distT="0" distB="0" distL="114300" distR="114300" simplePos="0" relativeHeight="251648000" behindDoc="0" locked="0" layoutInCell="1" allowOverlap="1" wp14:anchorId="759B7A8D" wp14:editId="646E0245">
             <wp:simplePos x="0" y="0"/>
             <wp:positionH relativeFrom="column">
               <wp:posOffset>0</wp:posOffset>
@@ -4284,7 +4284,7 @@
           <w:szCs w:val="32"/>
         </w:rPr>
         <w:drawing>
-          <wp:anchor distT="0" distB="0" distL="114300" distR="114300" simplePos="0" relativeHeight="251648512" behindDoc="0" locked="0" layoutInCell="1" allowOverlap="1" wp14:anchorId="2DC76BC2" wp14:editId="6E6D89E5">
+          <wp:anchor distT="0" distB="0" distL="114300" distR="114300" simplePos="0" relativeHeight="251646976" behindDoc="0" locked="0" layoutInCell="1" allowOverlap="1" wp14:anchorId="2DC76BC2" wp14:editId="70FE3CC3">
             <wp:simplePos x="0" y="0"/>
             <wp:positionH relativeFrom="column">
               <wp:posOffset>0</wp:posOffset>
@@ -4365,7 +4365,7 @@
           <w:szCs w:val="32"/>
         </w:rPr>
         <w:drawing>
-          <wp:anchor distT="0" distB="0" distL="114300" distR="114300" simplePos="0" relativeHeight="251642368" behindDoc="0" locked="0" layoutInCell="1" allowOverlap="1" wp14:anchorId="330D52AD" wp14:editId="13B3FA58">
+          <wp:anchor distT="0" distB="0" distL="114300" distR="114300" simplePos="0" relativeHeight="251639808" behindDoc="0" locked="0" layoutInCell="1" allowOverlap="1" wp14:anchorId="330D52AD" wp14:editId="2681CEB4">
             <wp:simplePos x="0" y="0"/>
             <wp:positionH relativeFrom="column">
               <wp:posOffset>0</wp:posOffset>
@@ -4572,7 +4572,7 @@
           <w:szCs w:val="32"/>
         </w:rPr>
         <w:drawing>
-          <wp:anchor distT="0" distB="0" distL="114300" distR="114300" simplePos="0" relativeHeight="251651584" behindDoc="0" locked="0" layoutInCell="1" allowOverlap="1" wp14:anchorId="2F938AF7" wp14:editId="6B8EE18F">
+          <wp:anchor distT="0" distB="0" distL="114300" distR="114300" simplePos="0" relativeHeight="251650048" behindDoc="0" locked="0" layoutInCell="1" allowOverlap="1" wp14:anchorId="2F938AF7" wp14:editId="73FD134B">
             <wp:simplePos x="0" y="0"/>
             <wp:positionH relativeFrom="column">
               <wp:posOffset>0</wp:posOffset>
@@ -4637,7 +4637,7 @@
           <w:szCs w:val="32"/>
         </w:rPr>
         <w:drawing>
-          <wp:anchor distT="0" distB="0" distL="114300" distR="114300" simplePos="0" relativeHeight="251658752" behindDoc="0" locked="0" layoutInCell="1" allowOverlap="1" wp14:anchorId="1F2C4835" wp14:editId="3CC2C5CC">
+          <wp:anchor distT="0" distB="0" distL="114300" distR="114300" simplePos="0" relativeHeight="251658240" behindDoc="0" locked="0" layoutInCell="1" allowOverlap="1" wp14:anchorId="1F2C4835" wp14:editId="0694AE94">
             <wp:simplePos x="0" y="0"/>
             <wp:positionH relativeFrom="column">
               <wp:posOffset>7620</wp:posOffset>
@@ -4699,7 +4699,7 @@
           <w:szCs w:val="32"/>
         </w:rPr>
         <w:drawing>
-          <wp:anchor distT="0" distB="0" distL="114300" distR="114300" simplePos="0" relativeHeight="251654656" behindDoc="0" locked="0" layoutInCell="1" allowOverlap="1" wp14:anchorId="66EF7C74" wp14:editId="637021DC">
+          <wp:anchor distT="0" distB="0" distL="114300" distR="114300" simplePos="0" relativeHeight="251653120" behindDoc="0" locked="0" layoutInCell="1" allowOverlap="1" wp14:anchorId="66EF7C74" wp14:editId="4E6E6B0A">
             <wp:simplePos x="0" y="0"/>
             <wp:positionH relativeFrom="column">
               <wp:posOffset>0</wp:posOffset>
@@ -4847,7 +4847,7 @@
         </w:rPr>
         <w:lastRenderedPageBreak/>
         <w:drawing>
-          <wp:anchor distT="0" distB="0" distL="114300" distR="114300" simplePos="0" relativeHeight="251662848" behindDoc="0" locked="0" layoutInCell="1" allowOverlap="1" wp14:anchorId="1AE27304" wp14:editId="73B3AEA6">
+          <wp:anchor distT="0" distB="0" distL="114300" distR="114300" simplePos="0" relativeHeight="251662336" behindDoc="0" locked="0" layoutInCell="1" allowOverlap="1" wp14:anchorId="1AE27304" wp14:editId="37146987">
             <wp:simplePos x="0" y="0"/>
             <wp:positionH relativeFrom="column">
               <wp:posOffset>0</wp:posOffset>
@@ -4943,7 +4943,7 @@
           <w:szCs w:val="32"/>
         </w:rPr>
         <w:drawing>
-          <wp:anchor distT="0" distB="0" distL="114300" distR="114300" simplePos="0" relativeHeight="251661824" behindDoc="0" locked="0" layoutInCell="1" allowOverlap="1" wp14:anchorId="7FF4E3A6" wp14:editId="5BB2F1FE">
+          <wp:anchor distT="0" distB="0" distL="114300" distR="114300" simplePos="0" relativeHeight="251661312" behindDoc="0" locked="0" layoutInCell="1" allowOverlap="1" wp14:anchorId="7FF4E3A6" wp14:editId="0014BFF2">
             <wp:simplePos x="0" y="0"/>
             <wp:positionH relativeFrom="column">
               <wp:posOffset>0</wp:posOffset>
@@ -5026,7 +5026,7 @@
           <w:szCs w:val="32"/>
         </w:rPr>
         <w:drawing>
-          <wp:anchor distT="0" distB="0" distL="114300" distR="114300" simplePos="0" relativeHeight="251666944" behindDoc="0" locked="0" layoutInCell="1" allowOverlap="1" wp14:anchorId="33AD0E41" wp14:editId="3761E6BF">
+          <wp:anchor distT="0" distB="0" distL="114300" distR="114300" simplePos="0" relativeHeight="251667456" behindDoc="0" locked="0" layoutInCell="1" allowOverlap="1" wp14:anchorId="33AD0E41" wp14:editId="1A7EE397">
             <wp:simplePos x="0" y="0"/>
             <wp:positionH relativeFrom="column">
               <wp:posOffset>0</wp:posOffset>
@@ -5091,7 +5091,7 @@
           <w:szCs w:val="32"/>
         </w:rPr>
         <w:drawing>
-          <wp:anchor distT="0" distB="0" distL="114300" distR="114300" simplePos="0" relativeHeight="251663872" behindDoc="0" locked="0" layoutInCell="1" allowOverlap="1" wp14:anchorId="14C50EE2" wp14:editId="4F401708">
+          <wp:anchor distT="0" distB="0" distL="114300" distR="114300" simplePos="0" relativeHeight="251663360" behindDoc="0" locked="0" layoutInCell="1" allowOverlap="1" wp14:anchorId="14C50EE2" wp14:editId="252125E1">
             <wp:simplePos x="0" y="0"/>
             <wp:positionH relativeFrom="column">
               <wp:posOffset>0</wp:posOffset>
@@ -5896,7 +5896,7 @@
         </w:rPr>
         <w:lastRenderedPageBreak/>
         <w:drawing>
-          <wp:anchor distT="0" distB="0" distL="114300" distR="114300" simplePos="0" relativeHeight="251636224" behindDoc="0" locked="0" layoutInCell="1" allowOverlap="1" wp14:anchorId="708B2526" wp14:editId="6466131B">
+          <wp:anchor distT="0" distB="0" distL="114300" distR="114300" simplePos="0" relativeHeight="251633664" behindDoc="0" locked="0" layoutInCell="1" allowOverlap="1" wp14:anchorId="708B2526" wp14:editId="19BAA330">
             <wp:simplePos x="0" y="0"/>
             <wp:positionH relativeFrom="column">
               <wp:posOffset>548640</wp:posOffset>
@@ -6086,7 +6086,7 @@
           <w:szCs w:val="32"/>
         </w:rPr>
         <w:drawing>
-          <wp:anchor distT="0" distB="0" distL="114300" distR="114300" simplePos="0" relativeHeight="251637248" behindDoc="0" locked="0" layoutInCell="1" allowOverlap="1" wp14:anchorId="219A2E64" wp14:editId="3AF7E73F">
+          <wp:anchor distT="0" distB="0" distL="114300" distR="114300" simplePos="0" relativeHeight="251634688" behindDoc="0" locked="0" layoutInCell="1" allowOverlap="1" wp14:anchorId="219A2E64" wp14:editId="281316F8">
             <wp:simplePos x="0" y="0"/>
             <wp:positionH relativeFrom="column">
               <wp:posOffset>548640</wp:posOffset>
@@ -6261,7 +6261,7 @@
           <w:szCs w:val="32"/>
         </w:rPr>
         <w:drawing>
-          <wp:anchor distT="0" distB="0" distL="114300" distR="114300" simplePos="0" relativeHeight="251638272" behindDoc="0" locked="0" layoutInCell="1" allowOverlap="1" wp14:anchorId="16F3093B" wp14:editId="536F4011">
+          <wp:anchor distT="0" distB="0" distL="114300" distR="114300" simplePos="0" relativeHeight="251635712" behindDoc="0" locked="0" layoutInCell="1" allowOverlap="1" wp14:anchorId="16F3093B" wp14:editId="7F64FA36">
             <wp:simplePos x="0" y="0"/>
             <wp:positionH relativeFrom="column">
               <wp:posOffset>548640</wp:posOffset>
@@ -6428,7 +6428,7 @@
         </w:rPr>
         <w:lastRenderedPageBreak/>
         <w:drawing>
-          <wp:anchor distT="0" distB="0" distL="114300" distR="114300" simplePos="0" relativeHeight="251667968" behindDoc="0" locked="0" layoutInCell="1" allowOverlap="1" wp14:anchorId="15CDEA9D" wp14:editId="41DE0A86">
+          <wp:anchor distT="0" distB="0" distL="114300" distR="114300" simplePos="0" relativeHeight="251669504" behindDoc="0" locked="0" layoutInCell="1" allowOverlap="1" wp14:anchorId="15CDEA9D" wp14:editId="0F92770D">
             <wp:simplePos x="0" y="0"/>
             <wp:positionH relativeFrom="column">
               <wp:posOffset>0</wp:posOffset>
@@ -6492,7 +6492,7 @@
           <w:szCs w:val="32"/>
         </w:rPr>
         <w:drawing>
-          <wp:anchor distT="0" distB="0" distL="114300" distR="114300" simplePos="0" relativeHeight="251639296" behindDoc="0" locked="0" layoutInCell="1" allowOverlap="1" wp14:anchorId="1619965D" wp14:editId="6DF9A065">
+          <wp:anchor distT="0" distB="0" distL="114300" distR="114300" simplePos="0" relativeHeight="251636736" behindDoc="0" locked="0" layoutInCell="1" allowOverlap="1" wp14:anchorId="1619965D" wp14:editId="5FDFECD1">
             <wp:simplePos x="0" y="0"/>
             <wp:positionH relativeFrom="column">
               <wp:posOffset>0</wp:posOffset>
@@ -6695,7 +6695,7 @@
           <w:szCs w:val="32"/>
         </w:rPr>
         <w:drawing>
-          <wp:anchor distT="0" distB="0" distL="114300" distR="114300" simplePos="0" relativeHeight="251641344" behindDoc="0" locked="0" layoutInCell="1" allowOverlap="1" wp14:anchorId="2EEB4101" wp14:editId="20C3D44B">
+          <wp:anchor distT="0" distB="0" distL="114300" distR="114300" simplePos="0" relativeHeight="251638784" behindDoc="0" locked="0" layoutInCell="1" allowOverlap="1" wp14:anchorId="2EEB4101" wp14:editId="34F49841">
             <wp:simplePos x="0" y="0"/>
             <wp:positionH relativeFrom="column">
               <wp:posOffset>0</wp:posOffset>
@@ -6816,7 +6816,7 @@
         </w:rPr>
         <w:lastRenderedPageBreak/>
         <w:drawing>
-          <wp:anchor distT="0" distB="0" distL="114300" distR="114300" simplePos="0" relativeHeight="251652608" behindDoc="0" locked="0" layoutInCell="1" allowOverlap="1" wp14:anchorId="617BEE27" wp14:editId="39EAA2F0">
+          <wp:anchor distT="0" distB="0" distL="114300" distR="114300" simplePos="0" relativeHeight="251651072" behindDoc="0" locked="0" layoutInCell="1" allowOverlap="1" wp14:anchorId="617BEE27" wp14:editId="4EDA293E">
             <wp:simplePos x="0" y="0"/>
             <wp:positionH relativeFrom="column">
               <wp:posOffset>472440</wp:posOffset>
@@ -6985,7 +6985,7 @@
           <w:szCs w:val="32"/>
         </w:rPr>
         <w:drawing>
-          <wp:anchor distT="0" distB="0" distL="114300" distR="114300" simplePos="0" relativeHeight="251670016" behindDoc="0" locked="0" layoutInCell="1" allowOverlap="1" wp14:anchorId="0A849A6A" wp14:editId="3346A1D6">
+          <wp:anchor distT="0" distB="0" distL="114300" distR="114300" simplePos="0" relativeHeight="251671552" behindDoc="0" locked="0" layoutInCell="1" allowOverlap="1" wp14:anchorId="0A849A6A" wp14:editId="429A1F8B">
             <wp:simplePos x="0" y="0"/>
             <wp:positionH relativeFrom="column">
               <wp:posOffset>472440</wp:posOffset>
@@ -7154,7 +7154,7 @@
           <w:szCs w:val="32"/>
         </w:rPr>
         <w:drawing>
-          <wp:anchor distT="0" distB="0" distL="114300" distR="114300" simplePos="0" relativeHeight="251671040" behindDoc="0" locked="0" layoutInCell="1" allowOverlap="1" wp14:anchorId="4FDCD9CF" wp14:editId="37BB5ED7">
+          <wp:anchor distT="0" distB="0" distL="114300" distR="114300" simplePos="0" relativeHeight="251672576" behindDoc="0" locked="0" layoutInCell="1" allowOverlap="1" wp14:anchorId="4FDCD9CF" wp14:editId="2DB8E44D">
             <wp:simplePos x="0" y="0"/>
             <wp:positionH relativeFrom="column">
               <wp:posOffset>472440</wp:posOffset>
@@ -7360,7 +7360,7 @@
         </w:rPr>
         <w:lastRenderedPageBreak/>
         <w:drawing>
-          <wp:anchor distT="0" distB="0" distL="114300" distR="114300" simplePos="0" relativeHeight="251672064" behindDoc="0" locked="0" layoutInCell="1" allowOverlap="1" wp14:anchorId="4BD213BA" wp14:editId="2A323E9D">
+          <wp:anchor distT="0" distB="0" distL="114300" distR="114300" simplePos="0" relativeHeight="251673600" behindDoc="0" locked="0" layoutInCell="1" allowOverlap="1" wp14:anchorId="4BD213BA" wp14:editId="291B23E2">
             <wp:simplePos x="0" y="0"/>
             <wp:positionH relativeFrom="column">
               <wp:posOffset>167640</wp:posOffset>
@@ -7430,7 +7430,7 @@
           <w:szCs w:val="32"/>
         </w:rPr>
         <w:drawing>
-          <wp:anchor distT="0" distB="0" distL="114300" distR="114300" simplePos="0" relativeHeight="251656704" behindDoc="0" locked="0" layoutInCell="1" allowOverlap="1" wp14:anchorId="4D5B1B43" wp14:editId="5FC3A7E6">
+          <wp:anchor distT="0" distB="0" distL="114300" distR="114300" simplePos="0" relativeHeight="251655168" behindDoc="0" locked="0" layoutInCell="1" allowOverlap="1" wp14:anchorId="4D5B1B43" wp14:editId="00787D68">
             <wp:simplePos x="0" y="0"/>
             <wp:positionH relativeFrom="column">
               <wp:posOffset>167640</wp:posOffset>
@@ -7606,7 +7606,7 @@
         </w:rPr>
         <w:lastRenderedPageBreak/>
         <w:drawing>
-          <wp:anchor distT="0" distB="0" distL="114300" distR="114300" simplePos="0" relativeHeight="251668992" behindDoc="0" locked="0" layoutInCell="1" allowOverlap="1" wp14:anchorId="556DCA78" wp14:editId="22A1C671">
+          <wp:anchor distT="0" distB="0" distL="114300" distR="114300" simplePos="0" relativeHeight="251670528" behindDoc="0" locked="0" layoutInCell="1" allowOverlap="1" wp14:anchorId="556DCA78" wp14:editId="00EDEC97">
             <wp:simplePos x="0" y="0"/>
             <wp:positionH relativeFrom="column">
               <wp:posOffset>-15240</wp:posOffset>
@@ -7708,7 +7708,7 @@
           <w:szCs w:val="32"/>
         </w:rPr>
         <w:drawing>
-          <wp:anchor distT="0" distB="0" distL="114300" distR="114300" simplePos="0" relativeHeight="251674112" behindDoc="0" locked="0" layoutInCell="1" allowOverlap="1" wp14:anchorId="5F122069" wp14:editId="5898F426">
+          <wp:anchor distT="0" distB="0" distL="114300" distR="114300" simplePos="0" relativeHeight="251675648" behindDoc="0" locked="0" layoutInCell="1" allowOverlap="1" wp14:anchorId="5F122069" wp14:editId="536DE845">
             <wp:simplePos x="0" y="0"/>
             <wp:positionH relativeFrom="column">
               <wp:posOffset>304800</wp:posOffset>
@@ -7924,7 +7924,7 @@
           <w:szCs w:val="32"/>
         </w:rPr>
         <w:drawing>
-          <wp:anchor distT="0" distB="0" distL="114300" distR="114300" simplePos="0" relativeHeight="251675136" behindDoc="0" locked="0" layoutInCell="1" allowOverlap="1" wp14:anchorId="2ADD9D08" wp14:editId="7EDB455F">
+          <wp:anchor distT="0" distB="0" distL="114300" distR="114300" simplePos="0" relativeHeight="251676672" behindDoc="0" locked="0" layoutInCell="1" allowOverlap="1" wp14:anchorId="2ADD9D08" wp14:editId="3A747CBA">
             <wp:simplePos x="0" y="0"/>
             <wp:positionH relativeFrom="column">
               <wp:posOffset>-4907280</wp:posOffset>
@@ -8121,7 +8121,7 @@
           <w:szCs w:val="32"/>
         </w:rPr>
         <w:drawing>
-          <wp:anchor distT="0" distB="0" distL="114300" distR="114300" simplePos="0" relativeHeight="251676160" behindDoc="0" locked="0" layoutInCell="1" allowOverlap="1" wp14:anchorId="07FCD3BA" wp14:editId="3D01391C">
+          <wp:anchor distT="0" distB="0" distL="114300" distR="114300" simplePos="0" relativeHeight="251677696" behindDoc="0" locked="0" layoutInCell="1" allowOverlap="1" wp14:anchorId="07FCD3BA" wp14:editId="21E1C75C">
             <wp:simplePos x="0" y="0"/>
             <wp:positionH relativeFrom="column">
               <wp:posOffset>0</wp:posOffset>
@@ -8185,7 +8185,7 @@
           <w:szCs w:val="32"/>
         </w:rPr>
         <w:drawing>
-          <wp:anchor distT="0" distB="0" distL="114300" distR="114300" simplePos="0" relativeHeight="251673088" behindDoc="0" locked="0" layoutInCell="1" allowOverlap="1" wp14:anchorId="2BAEB512" wp14:editId="6498E513">
+          <wp:anchor distT="0" distB="0" distL="114300" distR="114300" simplePos="0" relativeHeight="251674624" behindDoc="0" locked="0" layoutInCell="1" allowOverlap="1" wp14:anchorId="2BAEB512" wp14:editId="113C5AA3">
             <wp:simplePos x="0" y="0"/>
             <wp:positionH relativeFrom="column">
               <wp:posOffset>0</wp:posOffset>
@@ -8531,7 +8531,7 @@
           <w:szCs w:val="32"/>
         </w:rPr>
         <w:drawing>
-          <wp:anchor distT="0" distB="0" distL="114300" distR="114300" simplePos="0" relativeHeight="251650560" behindDoc="0" locked="0" layoutInCell="1" allowOverlap="1" wp14:anchorId="3BB9CAAA" wp14:editId="32565736">
+          <wp:anchor distT="0" distB="0" distL="114300" distR="114300" simplePos="0" relativeHeight="251649024" behindDoc="0" locked="0" layoutInCell="1" allowOverlap="1" wp14:anchorId="3BB9CAAA" wp14:editId="6B59ED9A">
             <wp:simplePos x="0" y="0"/>
             <wp:positionH relativeFrom="column">
               <wp:posOffset>60960</wp:posOffset>
@@ -8625,7 +8625,7 @@
         </w:rPr>
         <w:lastRenderedPageBreak/>
         <w:drawing>
-          <wp:anchor distT="0" distB="0" distL="114300" distR="114300" simplePos="0" relativeHeight="251677184" behindDoc="0" locked="0" layoutInCell="1" allowOverlap="1" wp14:anchorId="2C0D2255" wp14:editId="72F8BAB7">
+          <wp:anchor distT="0" distB="0" distL="114300" distR="114300" simplePos="0" relativeHeight="251678720" behindDoc="0" locked="0" layoutInCell="1" allowOverlap="1" wp14:anchorId="2C0D2255" wp14:editId="6DA9DB74">
             <wp:simplePos x="0" y="0"/>
             <wp:positionH relativeFrom="column">
               <wp:posOffset>0</wp:posOffset>
@@ -8689,7 +8689,7 @@
           <w:szCs w:val="32"/>
         </w:rPr>
         <w:drawing>
-          <wp:anchor distT="0" distB="0" distL="114300" distR="114300" simplePos="0" relativeHeight="251655680" behindDoc="0" locked="0" layoutInCell="1" allowOverlap="1" wp14:anchorId="263AE302" wp14:editId="3EFF35E7">
+          <wp:anchor distT="0" distB="0" distL="114300" distR="114300" simplePos="0" relativeHeight="251654144" behindDoc="0" locked="0" layoutInCell="1" allowOverlap="1" wp14:anchorId="263AE302" wp14:editId="7D0D40B6">
             <wp:simplePos x="0" y="0"/>
             <wp:positionH relativeFrom="column">
               <wp:posOffset>0</wp:posOffset>
@@ -8753,7 +8753,7 @@
           <w:szCs w:val="32"/>
         </w:rPr>
         <w:drawing>
-          <wp:anchor distT="0" distB="0" distL="114300" distR="114300" simplePos="0" relativeHeight="251653632" behindDoc="0" locked="0" layoutInCell="1" allowOverlap="1" wp14:anchorId="23991B7D" wp14:editId="355C6EEF">
+          <wp:anchor distT="0" distB="0" distL="114300" distR="114300" simplePos="0" relativeHeight="251652096" behindDoc="0" locked="0" layoutInCell="1" allowOverlap="1" wp14:anchorId="23991B7D" wp14:editId="226D1940">
             <wp:simplePos x="0" y="0"/>
             <wp:positionH relativeFrom="column">
               <wp:posOffset>0</wp:posOffset>
@@ -8866,7 +8866,7 @@
         </w:rPr>
         <w:lastRenderedPageBreak/>
         <w:drawing>
-          <wp:anchor distT="0" distB="0" distL="114300" distR="114300" simplePos="0" relativeHeight="251678208" behindDoc="0" locked="0" layoutInCell="1" allowOverlap="1" wp14:anchorId="668BEAB4" wp14:editId="4B1FECA0">
+          <wp:anchor distT="0" distB="0" distL="114300" distR="114300" simplePos="0" relativeHeight="251679744" behindDoc="0" locked="0" layoutInCell="1" allowOverlap="1" wp14:anchorId="668BEAB4" wp14:editId="2854D279">
             <wp:simplePos x="0" y="0"/>
             <wp:positionH relativeFrom="column">
               <wp:posOffset>0</wp:posOffset>
@@ -8930,7 +8930,7 @@
           <w:szCs w:val="32"/>
         </w:rPr>
         <w:drawing>
-          <wp:anchor distT="0" distB="0" distL="114300" distR="114300" simplePos="0" relativeHeight="251657728" behindDoc="0" locked="0" layoutInCell="1" allowOverlap="1" wp14:anchorId="21206C43" wp14:editId="3618A922">
+          <wp:anchor distT="0" distB="0" distL="114300" distR="114300" simplePos="0" relativeHeight="251657216" behindDoc="0" locked="0" layoutInCell="1" allowOverlap="1" wp14:anchorId="21206C43" wp14:editId="3E135445">
             <wp:simplePos x="0" y="0"/>
             <wp:positionH relativeFrom="column">
               <wp:posOffset>0</wp:posOffset>
@@ -9248,7 +9248,7 @@
           <w:szCs w:val="32"/>
         </w:rPr>
         <w:drawing>
-          <wp:anchor distT="0" distB="0" distL="114300" distR="114300" simplePos="0" relativeHeight="251659776" behindDoc="0" locked="0" layoutInCell="1" allowOverlap="1" wp14:anchorId="5EE5C6C7" wp14:editId="6B1D3CD0">
+          <wp:anchor distT="0" distB="0" distL="114300" distR="114300" simplePos="0" relativeHeight="251659264" behindDoc="0" locked="0" layoutInCell="1" allowOverlap="1" wp14:anchorId="5EE5C6C7" wp14:editId="10FA14EC">
             <wp:simplePos x="0" y="0"/>
             <wp:positionH relativeFrom="column">
               <wp:posOffset>0</wp:posOffset>
@@ -9333,7 +9333,7 @@
           <w:szCs w:val="32"/>
         </w:rPr>
         <w:drawing>
-          <wp:anchor distT="0" distB="0" distL="114300" distR="114300" simplePos="0" relativeHeight="251679232" behindDoc="0" locked="0" layoutInCell="1" allowOverlap="1" wp14:anchorId="752CB649" wp14:editId="22C59091">
+          <wp:anchor distT="0" distB="0" distL="114300" distR="114300" simplePos="0" relativeHeight="251680768" behindDoc="0" locked="0" layoutInCell="1" allowOverlap="1" wp14:anchorId="752CB649" wp14:editId="591B43FF">
             <wp:simplePos x="0" y="0"/>
             <wp:positionH relativeFrom="column">
               <wp:posOffset>0</wp:posOffset>
@@ -9431,7 +9431,7 @@
         </w:rPr>
         <w:lastRenderedPageBreak/>
         <w:drawing>
-          <wp:anchor distT="0" distB="0" distL="114300" distR="114300" simplePos="0" relativeHeight="251665920" behindDoc="0" locked="0" layoutInCell="1" allowOverlap="1" wp14:anchorId="361958D6" wp14:editId="7A58AFEC">
+          <wp:anchor distT="0" distB="0" distL="114300" distR="114300" simplePos="0" relativeHeight="251666432" behindDoc="0" locked="0" layoutInCell="1" allowOverlap="1" wp14:anchorId="361958D6" wp14:editId="47C98EFA">
             <wp:simplePos x="0" y="0"/>
             <wp:positionH relativeFrom="column">
               <wp:posOffset>0</wp:posOffset>
@@ -9495,7 +9495,7 @@
           <w:szCs w:val="32"/>
         </w:rPr>
         <w:drawing>
-          <wp:anchor distT="0" distB="0" distL="114300" distR="114300" simplePos="0" relativeHeight="251664896" behindDoc="0" locked="0" layoutInCell="1" allowOverlap="1" wp14:anchorId="081F0BB9" wp14:editId="7AFA95FB">
+          <wp:anchor distT="0" distB="0" distL="114300" distR="114300" simplePos="0" relativeHeight="251664384" behindDoc="0" locked="0" layoutInCell="1" allowOverlap="1" wp14:anchorId="081F0BB9" wp14:editId="03B6F4F2">
             <wp:simplePos x="0" y="0"/>
             <wp:positionH relativeFrom="column">
               <wp:posOffset>0</wp:posOffset>
@@ -9559,7 +9559,7 @@
           <w:szCs w:val="32"/>
         </w:rPr>
         <w:drawing>
-          <wp:anchor distT="0" distB="0" distL="114300" distR="114300" simplePos="0" relativeHeight="251660800" behindDoc="0" locked="0" layoutInCell="1" allowOverlap="1" wp14:anchorId="310D043A" wp14:editId="5DBDA8DF">
+          <wp:anchor distT="0" distB="0" distL="114300" distR="114300" simplePos="0" relativeHeight="251660288" behindDoc="0" locked="0" layoutInCell="1" allowOverlap="1" wp14:anchorId="310D043A" wp14:editId="65015B34">
             <wp:simplePos x="0" y="0"/>
             <wp:positionH relativeFrom="column">
               <wp:posOffset>0</wp:posOffset>
@@ -9708,6 +9708,714 @@
           <w:szCs w:val="32"/>
         </w:rPr>
       </w:pPr>
+    </w:p>
+    <w:p>
+      <w:pPr>
+        <w:tabs>
+          <w:tab w:val="left" w:pos="2484"/>
+        </w:tabs>
+        <w:rPr>
+          <w:rFonts w:eastAsiaTheme="minorHAnsi"/>
+          <w:b/>
+          <w:bCs/>
+          <w:color w:val="365F91" w:themeColor="accent1" w:themeShade="BF"/>
+          <w:sz w:val="32"/>
+          <w:szCs w:val="32"/>
+        </w:rPr>
+      </w:pPr>
+      <w:r>
+        <w:rPr>
+          <w:rFonts w:eastAsiaTheme="minorHAnsi"/>
+          <w:b/>
+          <w:bCs/>
+          <w:noProof/>
+          <w:color w:val="365F91" w:themeColor="accent1" w:themeShade="BF"/>
+          <w:sz w:val="32"/>
+          <w:szCs w:val="32"/>
+        </w:rPr>
+        <w:drawing>
+          <wp:anchor distT="0" distB="0" distL="114300" distR="114300" simplePos="0" relativeHeight="251646976" behindDoc="0" locked="0" layoutInCell="1" allowOverlap="1" wp14:anchorId="75AE5AEF" wp14:editId="4F830907">
+            <wp:simplePos x="0" y="0"/>
+            <wp:positionH relativeFrom="column">
+              <wp:posOffset>-7620</wp:posOffset>
+            </wp:positionH>
+            <wp:positionV relativeFrom="paragraph">
+              <wp:posOffset>299720</wp:posOffset>
+            </wp:positionV>
+            <wp:extent cx="5943600" cy="2842260"/>
+            <wp:effectExtent l="0" t="0" r="0" b="0"/>
+            <wp:wrapSquare wrapText="bothSides"/>
+            <wp:docPr id="1161028302" name="Picture 1"/>
+            <wp:cNvGraphicFramePr>
+              <a:graphicFrameLocks xmlns:a="http://schemas.openxmlformats.org/drawingml/2006/main" noChangeAspect="1"/>
+            </wp:cNvGraphicFramePr>
+            <a:graphic xmlns:a="http://schemas.openxmlformats.org/drawingml/2006/main">
+              <a:graphicData uri="http://schemas.openxmlformats.org/drawingml/2006/picture">
+                <pic:pic xmlns:pic="http://schemas.openxmlformats.org/drawingml/2006/picture">
+                  <pic:nvPicPr>
+                    <pic:cNvPr id="0" name="Picture 1"/>
+                    <pic:cNvPicPr>
+                      <a:picLocks noChangeAspect="1" noChangeArrowheads="1"/>
+                    </pic:cNvPicPr>
+                  </pic:nvPicPr>
+                  <pic:blipFill>
+                    <a:blip r:embed="rId73">
+                      <a:extLst>
+                        <a:ext uri="{28A0092B-C50C-407E-A947-70E740481C1C}">
+                          <a14:useLocalDpi xmlns:a14="http://schemas.microsoft.com/office/drawing/2010/main" val="0"/>
+                        </a:ext>
+                      </a:extLst>
+                    </a:blip>
+                    <a:srcRect/>
+                    <a:stretch>
+                      <a:fillRect/>
+                    </a:stretch>
+                  </pic:blipFill>
+                  <pic:spPr bwMode="auto">
+                    <a:xfrm>
+                      <a:off x="0" y="0"/>
+                      <a:ext cx="5943600" cy="2842260"/>
+                    </a:xfrm>
+                    <a:prstGeom prst="rect">
+                      <a:avLst/>
+                    </a:prstGeom>
+                    <a:noFill/>
+                    <a:ln>
+                      <a:noFill/>
+                    </a:ln>
+                  </pic:spPr>
+                </pic:pic>
+              </a:graphicData>
+            </a:graphic>
+          </wp:anchor>
+        </w:drawing>
+      </w:r>
+      <w:r>
+        <w:rPr>
+          <w:rFonts w:eastAsiaTheme="minorHAnsi"/>
+          <w:b/>
+          <w:bCs/>
+          <w:color w:val="365F91" w:themeColor="accent1" w:themeShade="BF"/>
+          <w:sz w:val="32"/>
+          <w:szCs w:val="32"/>
+        </w:rPr>
+        <w:t>Priority Queue</w:t>
+      </w:r>
+    </w:p>
+    <w:p>
+      <w:pPr>
+        <w:tabs>
+          <w:tab w:val="left" w:pos="2484"/>
+        </w:tabs>
+        <w:rPr>
+          <w:rFonts w:eastAsiaTheme="minorHAnsi"/>
+          <w:b/>
+          <w:bCs/>
+          <w:color w:val="365F91" w:themeColor="accent1" w:themeShade="BF"/>
+          <w:sz w:val="32"/>
+          <w:szCs w:val="32"/>
+        </w:rPr>
+      </w:pPr>
+      <w:r>
+        <w:rPr>
+          <w:rFonts w:eastAsiaTheme="minorHAnsi"/>
+          <w:b/>
+          <w:bCs/>
+          <w:noProof/>
+          <w:color w:val="365F91" w:themeColor="accent1" w:themeShade="BF"/>
+          <w:sz w:val="32"/>
+          <w:szCs w:val="32"/>
+        </w:rPr>
+        <w:drawing>
+          <wp:anchor distT="0" distB="0" distL="114300" distR="114300" simplePos="0" relativeHeight="251681792" behindDoc="0" locked="0" layoutInCell="1" allowOverlap="1" wp14:anchorId="48E6F577" wp14:editId="060C77E4">
+            <wp:simplePos x="0" y="0"/>
+            <wp:positionH relativeFrom="column">
+              <wp:posOffset>0</wp:posOffset>
+            </wp:positionH>
+            <wp:positionV relativeFrom="paragraph">
+              <wp:posOffset>2908300</wp:posOffset>
+            </wp:positionV>
+            <wp:extent cx="5935980" cy="1714500"/>
+            <wp:effectExtent l="0" t="0" r="0" b="0"/>
+            <wp:wrapSquare wrapText="bothSides"/>
+            <wp:docPr id="355358017" name="Picture 2"/>
+            <wp:cNvGraphicFramePr>
+              <a:graphicFrameLocks xmlns:a="http://schemas.openxmlformats.org/drawingml/2006/main" noChangeAspect="1"/>
+            </wp:cNvGraphicFramePr>
+            <a:graphic xmlns:a="http://schemas.openxmlformats.org/drawingml/2006/main">
+              <a:graphicData uri="http://schemas.openxmlformats.org/drawingml/2006/picture">
+                <pic:pic xmlns:pic="http://schemas.openxmlformats.org/drawingml/2006/picture">
+                  <pic:nvPicPr>
+                    <pic:cNvPr id="0" name="Picture 2"/>
+                    <pic:cNvPicPr>
+                      <a:picLocks noChangeAspect="1" noChangeArrowheads="1"/>
+                    </pic:cNvPicPr>
+                  </pic:nvPicPr>
+                  <pic:blipFill>
+                    <a:blip r:embed="rId74">
+                      <a:extLst>
+                        <a:ext uri="{28A0092B-C50C-407E-A947-70E740481C1C}">
+                          <a14:useLocalDpi xmlns:a14="http://schemas.microsoft.com/office/drawing/2010/main" val="0"/>
+                        </a:ext>
+                      </a:extLst>
+                    </a:blip>
+                    <a:srcRect/>
+                    <a:stretch>
+                      <a:fillRect/>
+                    </a:stretch>
+                  </pic:blipFill>
+                  <pic:spPr bwMode="auto">
+                    <a:xfrm>
+                      <a:off x="0" y="0"/>
+                      <a:ext cx="5935980" cy="1714500"/>
+                    </a:xfrm>
+                    <a:prstGeom prst="rect">
+                      <a:avLst/>
+                    </a:prstGeom>
+                    <a:noFill/>
+                    <a:ln>
+                      <a:noFill/>
+                    </a:ln>
+                  </pic:spPr>
+                </pic:pic>
+              </a:graphicData>
+            </a:graphic>
+          </wp:anchor>
+        </w:drawing>
+      </w:r>
+    </w:p>
+    <w:p>
+      <w:pPr>
+        <w:tabs>
+          <w:tab w:val="left" w:pos="6528"/>
+        </w:tabs>
+        <w:rPr>
+          <w:rFonts w:eastAsiaTheme="minorHAnsi"/>
+          <w:sz w:val="32"/>
+          <w:szCs w:val="32"/>
+        </w:rPr>
+      </w:pPr>
+      <w:r>
+        <w:rPr>
+          <w:rFonts w:eastAsiaTheme="minorHAnsi"/>
+          <w:sz w:val="32"/>
+          <w:szCs w:val="32"/>
+        </w:rPr>
+        <w:tab/>
+      </w:r>
+    </w:p>
+    <w:p>
+      <w:pPr>
+        <w:tabs>
+          <w:tab w:val="center" w:pos="4680"/>
+        </w:tabs>
+        <w:rPr>
+          <w:rFonts w:eastAsiaTheme="minorHAnsi"/>
+          <w:sz w:val="32"/>
+          <w:szCs w:val="32"/>
+        </w:rPr>
+      </w:pPr>
+      <w:r>
+        <w:rPr>
+          <w:rFonts w:eastAsiaTheme="minorHAnsi"/>
+          <w:noProof/>
+          <w:sz w:val="32"/>
+          <w:szCs w:val="32"/>
+        </w:rPr>
+        <w:lastRenderedPageBreak/>
+        <w:drawing>
+          <wp:anchor distT="0" distB="0" distL="114300" distR="114300" simplePos="0" relativeHeight="251666432" behindDoc="0" locked="0" layoutInCell="1" allowOverlap="1" wp14:anchorId="6241D0BB" wp14:editId="10EDD85F">
+            <wp:simplePos x="0" y="0"/>
+            <wp:positionH relativeFrom="column">
+              <wp:posOffset>121920</wp:posOffset>
+            </wp:positionH>
+            <wp:positionV relativeFrom="paragraph">
+              <wp:posOffset>4983480</wp:posOffset>
+            </wp:positionV>
+            <wp:extent cx="5783580" cy="2965450"/>
+            <wp:effectExtent l="0" t="0" r="0" b="0"/>
+            <wp:wrapSquare wrapText="bothSides"/>
+            <wp:docPr id="272842316" name="Picture 5"/>
+            <wp:cNvGraphicFramePr>
+              <a:graphicFrameLocks xmlns:a="http://schemas.openxmlformats.org/drawingml/2006/main" noChangeAspect="1"/>
+            </wp:cNvGraphicFramePr>
+            <a:graphic xmlns:a="http://schemas.openxmlformats.org/drawingml/2006/main">
+              <a:graphicData uri="http://schemas.openxmlformats.org/drawingml/2006/picture">
+                <pic:pic xmlns:pic="http://schemas.openxmlformats.org/drawingml/2006/picture">
+                  <pic:nvPicPr>
+                    <pic:cNvPr id="0" name="Picture 5"/>
+                    <pic:cNvPicPr>
+                      <a:picLocks noChangeAspect="1" noChangeArrowheads="1"/>
+                    </pic:cNvPicPr>
+                  </pic:nvPicPr>
+                  <pic:blipFill>
+                    <a:blip r:embed="rId75">
+                      <a:extLst>
+                        <a:ext uri="{28A0092B-C50C-407E-A947-70E740481C1C}">
+                          <a14:useLocalDpi xmlns:a14="http://schemas.microsoft.com/office/drawing/2010/main" val="0"/>
+                        </a:ext>
+                      </a:extLst>
+                    </a:blip>
+                    <a:srcRect/>
+                    <a:stretch>
+                      <a:fillRect/>
+                    </a:stretch>
+                  </pic:blipFill>
+                  <pic:spPr bwMode="auto">
+                    <a:xfrm>
+                      <a:off x="0" y="0"/>
+                      <a:ext cx="5783580" cy="2965450"/>
+                    </a:xfrm>
+                    <a:prstGeom prst="rect">
+                      <a:avLst/>
+                    </a:prstGeom>
+                    <a:noFill/>
+                    <a:ln>
+                      <a:noFill/>
+                    </a:ln>
+                  </pic:spPr>
+                </pic:pic>
+              </a:graphicData>
+            </a:graphic>
+            <wp14:sizeRelH relativeFrom="margin">
+              <wp14:pctWidth>0</wp14:pctWidth>
+            </wp14:sizeRelH>
+            <wp14:sizeRelV relativeFrom="margin">
+              <wp14:pctHeight>0</wp14:pctHeight>
+            </wp14:sizeRelV>
+          </wp:anchor>
+        </w:drawing>
+      </w:r>
+      <w:r>
+        <w:rPr>
+          <w:rFonts w:eastAsiaTheme="minorHAnsi"/>
+          <w:noProof/>
+          <w:sz w:val="32"/>
+          <w:szCs w:val="32"/>
+        </w:rPr>
+        <w:drawing>
+          <wp:anchor distT="0" distB="0" distL="114300" distR="114300" simplePos="0" relativeHeight="251663360" behindDoc="0" locked="0" layoutInCell="1" allowOverlap="1" wp14:anchorId="180910BD" wp14:editId="1CDF90FA">
+            <wp:simplePos x="0" y="0"/>
+            <wp:positionH relativeFrom="column">
+              <wp:posOffset>121920</wp:posOffset>
+            </wp:positionH>
+            <wp:positionV relativeFrom="paragraph">
+              <wp:posOffset>1373505</wp:posOffset>
+            </wp:positionV>
+            <wp:extent cx="5783580" cy="3615055"/>
+            <wp:effectExtent l="0" t="0" r="0" b="0"/>
+            <wp:wrapSquare wrapText="bothSides"/>
+            <wp:docPr id="901294422" name="Picture 4"/>
+            <wp:cNvGraphicFramePr>
+              <a:graphicFrameLocks xmlns:a="http://schemas.openxmlformats.org/drawingml/2006/main" noChangeAspect="1"/>
+            </wp:cNvGraphicFramePr>
+            <a:graphic xmlns:a="http://schemas.openxmlformats.org/drawingml/2006/main">
+              <a:graphicData uri="http://schemas.openxmlformats.org/drawingml/2006/picture">
+                <pic:pic xmlns:pic="http://schemas.openxmlformats.org/drawingml/2006/picture">
+                  <pic:nvPicPr>
+                    <pic:cNvPr id="0" name="Picture 4"/>
+                    <pic:cNvPicPr>
+                      <a:picLocks noChangeAspect="1" noChangeArrowheads="1"/>
+                    </pic:cNvPicPr>
+                  </pic:nvPicPr>
+                  <pic:blipFill>
+                    <a:blip r:embed="rId76">
+                      <a:extLst>
+                        <a:ext uri="{28A0092B-C50C-407E-A947-70E740481C1C}">
+                          <a14:useLocalDpi xmlns:a14="http://schemas.microsoft.com/office/drawing/2010/main" val="0"/>
+                        </a:ext>
+                      </a:extLst>
+                    </a:blip>
+                    <a:srcRect/>
+                    <a:stretch>
+                      <a:fillRect/>
+                    </a:stretch>
+                  </pic:blipFill>
+                  <pic:spPr bwMode="auto">
+                    <a:xfrm>
+                      <a:off x="0" y="0"/>
+                      <a:ext cx="5783580" cy="3615055"/>
+                    </a:xfrm>
+                    <a:prstGeom prst="rect">
+                      <a:avLst/>
+                    </a:prstGeom>
+                    <a:noFill/>
+                    <a:ln>
+                      <a:noFill/>
+                    </a:ln>
+                  </pic:spPr>
+                </pic:pic>
+              </a:graphicData>
+            </a:graphic>
+            <wp14:sizeRelH relativeFrom="margin">
+              <wp14:pctWidth>0</wp14:pctWidth>
+            </wp14:sizeRelH>
+            <wp14:sizeRelV relativeFrom="margin">
+              <wp14:pctHeight>0</wp14:pctHeight>
+            </wp14:sizeRelV>
+          </wp:anchor>
+        </w:drawing>
+      </w:r>
+      <w:r>
+        <w:rPr>
+          <w:rFonts w:eastAsiaTheme="minorHAnsi"/>
+          <w:noProof/>
+          <w:sz w:val="32"/>
+          <w:szCs w:val="32"/>
+        </w:rPr>
+        <w:drawing>
+          <wp:anchor distT="0" distB="0" distL="114300" distR="114300" simplePos="0" relativeHeight="251655168" behindDoc="0" locked="0" layoutInCell="1" allowOverlap="1" wp14:anchorId="3F2D493B" wp14:editId="296FB8DA">
+            <wp:simplePos x="0" y="0"/>
+            <wp:positionH relativeFrom="column">
+              <wp:posOffset>121920</wp:posOffset>
+            </wp:positionH>
+            <wp:positionV relativeFrom="paragraph">
+              <wp:posOffset>-137160</wp:posOffset>
+            </wp:positionV>
+            <wp:extent cx="5775960" cy="1503045"/>
+            <wp:effectExtent l="0" t="0" r="0" b="0"/>
+            <wp:wrapSquare wrapText="bothSides"/>
+            <wp:docPr id="1465275275" name="Picture 3"/>
+            <wp:cNvGraphicFramePr>
+              <a:graphicFrameLocks xmlns:a="http://schemas.openxmlformats.org/drawingml/2006/main" noChangeAspect="1"/>
+            </wp:cNvGraphicFramePr>
+            <a:graphic xmlns:a="http://schemas.openxmlformats.org/drawingml/2006/main">
+              <a:graphicData uri="http://schemas.openxmlformats.org/drawingml/2006/picture">
+                <pic:pic xmlns:pic="http://schemas.openxmlformats.org/drawingml/2006/picture">
+                  <pic:nvPicPr>
+                    <pic:cNvPr id="0" name="Picture 3"/>
+                    <pic:cNvPicPr>
+                      <a:picLocks noChangeAspect="1" noChangeArrowheads="1"/>
+                    </pic:cNvPicPr>
+                  </pic:nvPicPr>
+                  <pic:blipFill>
+                    <a:blip r:embed="rId77">
+                      <a:extLst>
+                        <a:ext uri="{28A0092B-C50C-407E-A947-70E740481C1C}">
+                          <a14:useLocalDpi xmlns:a14="http://schemas.microsoft.com/office/drawing/2010/main" val="0"/>
+                        </a:ext>
+                      </a:extLst>
+                    </a:blip>
+                    <a:srcRect/>
+                    <a:stretch>
+                      <a:fillRect/>
+                    </a:stretch>
+                  </pic:blipFill>
+                  <pic:spPr bwMode="auto">
+                    <a:xfrm>
+                      <a:off x="0" y="0"/>
+                      <a:ext cx="5775960" cy="1503045"/>
+                    </a:xfrm>
+                    <a:prstGeom prst="rect">
+                      <a:avLst/>
+                    </a:prstGeom>
+                    <a:noFill/>
+                    <a:ln>
+                      <a:noFill/>
+                    </a:ln>
+                  </pic:spPr>
+                </pic:pic>
+              </a:graphicData>
+            </a:graphic>
+            <wp14:sizeRelH relativeFrom="margin">
+              <wp14:pctWidth>0</wp14:pctWidth>
+            </wp14:sizeRelH>
+            <wp14:sizeRelV relativeFrom="margin">
+              <wp14:pctHeight>0</wp14:pctHeight>
+            </wp14:sizeRelV>
+          </wp:anchor>
+        </w:drawing>
+      </w:r>
+      <w:r>
+        <w:rPr>
+          <w:rFonts w:eastAsiaTheme="minorHAnsi"/>
+          <w:sz w:val="32"/>
+          <w:szCs w:val="32"/>
+        </w:rPr>
+        <w:tab/>
+      </w:r>
+    </w:p>
+    <w:p>
+      <w:pPr>
+        <w:tabs>
+          <w:tab w:val="center" w:pos="4680"/>
+        </w:tabs>
+        <w:rPr>
+          <w:rFonts w:eastAsiaTheme="minorHAnsi"/>
+          <w:sz w:val="32"/>
+          <w:szCs w:val="32"/>
+        </w:rPr>
+      </w:pPr>
+      <w:r>
+        <w:rPr>
+          <w:rFonts w:eastAsiaTheme="minorHAnsi"/>
+          <w:noProof/>
+          <w:sz w:val="32"/>
+          <w:szCs w:val="32"/>
+        </w:rPr>
+        <w:lastRenderedPageBreak/>
+        <w:drawing>
+          <wp:anchor distT="0" distB="0" distL="114300" distR="114300" simplePos="0" relativeHeight="251667456" behindDoc="0" locked="0" layoutInCell="1" allowOverlap="1" wp14:anchorId="79B19131" wp14:editId="768E899F">
+            <wp:simplePos x="0" y="0"/>
+            <wp:positionH relativeFrom="column">
+              <wp:posOffset>0</wp:posOffset>
+            </wp:positionH>
+            <wp:positionV relativeFrom="paragraph">
+              <wp:posOffset>0</wp:posOffset>
+            </wp:positionV>
+            <wp:extent cx="5943600" cy="2049780"/>
+            <wp:effectExtent l="0" t="0" r="0" b="0"/>
+            <wp:wrapSquare wrapText="bothSides"/>
+            <wp:docPr id="1984815462" name="Picture 6"/>
+            <wp:cNvGraphicFramePr>
+              <a:graphicFrameLocks xmlns:a="http://schemas.openxmlformats.org/drawingml/2006/main" noChangeAspect="1"/>
+            </wp:cNvGraphicFramePr>
+            <a:graphic xmlns:a="http://schemas.openxmlformats.org/drawingml/2006/main">
+              <a:graphicData uri="http://schemas.openxmlformats.org/drawingml/2006/picture">
+                <pic:pic xmlns:pic="http://schemas.openxmlformats.org/drawingml/2006/picture">
+                  <pic:nvPicPr>
+                    <pic:cNvPr id="0" name="Picture 6"/>
+                    <pic:cNvPicPr>
+                      <a:picLocks noChangeAspect="1" noChangeArrowheads="1"/>
+                    </pic:cNvPicPr>
+                  </pic:nvPicPr>
+                  <pic:blipFill>
+                    <a:blip r:embed="rId78">
+                      <a:extLst>
+                        <a:ext uri="{28A0092B-C50C-407E-A947-70E740481C1C}">
+                          <a14:useLocalDpi xmlns:a14="http://schemas.microsoft.com/office/drawing/2010/main" val="0"/>
+                        </a:ext>
+                      </a:extLst>
+                    </a:blip>
+                    <a:srcRect/>
+                    <a:stretch>
+                      <a:fillRect/>
+                    </a:stretch>
+                  </pic:blipFill>
+                  <pic:spPr bwMode="auto">
+                    <a:xfrm>
+                      <a:off x="0" y="0"/>
+                      <a:ext cx="5943600" cy="2049780"/>
+                    </a:xfrm>
+                    <a:prstGeom prst="rect">
+                      <a:avLst/>
+                    </a:prstGeom>
+                    <a:noFill/>
+                    <a:ln>
+                      <a:noFill/>
+                    </a:ln>
+                  </pic:spPr>
+                </pic:pic>
+              </a:graphicData>
+            </a:graphic>
+          </wp:anchor>
+        </w:drawing>
+      </w:r>
+      <w:r>
+        <w:rPr>
+          <w:rFonts w:eastAsiaTheme="minorHAnsi"/>
+          <w:noProof/>
+          <w:sz w:val="32"/>
+          <w:szCs w:val="32"/>
+        </w:rPr>
+        <w:drawing>
+          <wp:anchor distT="0" distB="0" distL="114300" distR="114300" simplePos="0" relativeHeight="251668480" behindDoc="0" locked="0" layoutInCell="1" allowOverlap="1" wp14:anchorId="0A2D15C6" wp14:editId="5FBA7D95">
+            <wp:simplePos x="0" y="0"/>
+            <wp:positionH relativeFrom="column">
+              <wp:posOffset>0</wp:posOffset>
+            </wp:positionH>
+            <wp:positionV relativeFrom="paragraph">
+              <wp:posOffset>2049780</wp:posOffset>
+            </wp:positionV>
+            <wp:extent cx="5935980" cy="2026920"/>
+            <wp:effectExtent l="0" t="0" r="0" b="0"/>
+            <wp:wrapSquare wrapText="bothSides"/>
+            <wp:docPr id="1883236063" name="Picture 7"/>
+            <wp:cNvGraphicFramePr>
+              <a:graphicFrameLocks xmlns:a="http://schemas.openxmlformats.org/drawingml/2006/main" noChangeAspect="1"/>
+            </wp:cNvGraphicFramePr>
+            <a:graphic xmlns:a="http://schemas.openxmlformats.org/drawingml/2006/main">
+              <a:graphicData uri="http://schemas.openxmlformats.org/drawingml/2006/picture">
+                <pic:pic xmlns:pic="http://schemas.openxmlformats.org/drawingml/2006/picture">
+                  <pic:nvPicPr>
+                    <pic:cNvPr id="0" name="Picture 7"/>
+                    <pic:cNvPicPr>
+                      <a:picLocks noChangeAspect="1" noChangeArrowheads="1"/>
+                    </pic:cNvPicPr>
+                  </pic:nvPicPr>
+                  <pic:blipFill>
+                    <a:blip r:embed="rId79">
+                      <a:extLst>
+                        <a:ext uri="{28A0092B-C50C-407E-A947-70E740481C1C}">
+                          <a14:useLocalDpi xmlns:a14="http://schemas.microsoft.com/office/drawing/2010/main" val="0"/>
+                        </a:ext>
+                      </a:extLst>
+                    </a:blip>
+                    <a:srcRect/>
+                    <a:stretch>
+                      <a:fillRect/>
+                    </a:stretch>
+                  </pic:blipFill>
+                  <pic:spPr bwMode="auto">
+                    <a:xfrm>
+                      <a:off x="0" y="0"/>
+                      <a:ext cx="5935980" cy="2026920"/>
+                    </a:xfrm>
+                    <a:prstGeom prst="rect">
+                      <a:avLst/>
+                    </a:prstGeom>
+                    <a:noFill/>
+                    <a:ln>
+                      <a:noFill/>
+                    </a:ln>
+                  </pic:spPr>
+                </pic:pic>
+              </a:graphicData>
+            </a:graphic>
+          </wp:anchor>
+        </w:drawing>
+      </w:r>
+      <w:r>
+        <w:rPr>
+          <w:rFonts w:eastAsiaTheme="minorHAnsi"/>
+          <w:noProof/>
+          <w:sz w:val="32"/>
+          <w:szCs w:val="32"/>
+        </w:rPr>
+        <w:drawing>
+          <wp:anchor distT="0" distB="0" distL="114300" distR="114300" simplePos="0" relativeHeight="251669504" behindDoc="0" locked="0" layoutInCell="1" allowOverlap="1" wp14:anchorId="73A4E21B" wp14:editId="4CE75AEC">
+            <wp:simplePos x="0" y="0"/>
+            <wp:positionH relativeFrom="column">
+              <wp:posOffset>0</wp:posOffset>
+            </wp:positionH>
+            <wp:positionV relativeFrom="paragraph">
+              <wp:posOffset>4076700</wp:posOffset>
+            </wp:positionV>
+            <wp:extent cx="5943600" cy="3810000"/>
+            <wp:effectExtent l="0" t="0" r="0" b="0"/>
+            <wp:wrapSquare wrapText="bothSides"/>
+            <wp:docPr id="8955672" name="Picture 8"/>
+            <wp:cNvGraphicFramePr>
+              <a:graphicFrameLocks xmlns:a="http://schemas.openxmlformats.org/drawingml/2006/main" noChangeAspect="1"/>
+            </wp:cNvGraphicFramePr>
+            <a:graphic xmlns:a="http://schemas.openxmlformats.org/drawingml/2006/main">
+              <a:graphicData uri="http://schemas.openxmlformats.org/drawingml/2006/picture">
+                <pic:pic xmlns:pic="http://schemas.openxmlformats.org/drawingml/2006/picture">
+                  <pic:nvPicPr>
+                    <pic:cNvPr id="0" name="Picture 8"/>
+                    <pic:cNvPicPr>
+                      <a:picLocks noChangeAspect="1" noChangeArrowheads="1"/>
+                    </pic:cNvPicPr>
+                  </pic:nvPicPr>
+                  <pic:blipFill>
+                    <a:blip r:embed="rId80">
+                      <a:extLst>
+                        <a:ext uri="{28A0092B-C50C-407E-A947-70E740481C1C}">
+                          <a14:useLocalDpi xmlns:a14="http://schemas.microsoft.com/office/drawing/2010/main" val="0"/>
+                        </a:ext>
+                      </a:extLst>
+                    </a:blip>
+                    <a:srcRect/>
+                    <a:stretch>
+                      <a:fillRect/>
+                    </a:stretch>
+                  </pic:blipFill>
+                  <pic:spPr bwMode="auto">
+                    <a:xfrm>
+                      <a:off x="0" y="0"/>
+                      <a:ext cx="5943600" cy="3810000"/>
+                    </a:xfrm>
+                    <a:prstGeom prst="rect">
+                      <a:avLst/>
+                    </a:prstGeom>
+                    <a:noFill/>
+                    <a:ln>
+                      <a:noFill/>
+                    </a:ln>
+                  </pic:spPr>
+                </pic:pic>
+              </a:graphicData>
+            </a:graphic>
+          </wp:anchor>
+        </w:drawing>
+      </w:r>
+      <w:r>
+        <w:rPr>
+          <w:rFonts w:eastAsiaTheme="minorHAnsi"/>
+          <w:sz w:val="32"/>
+          <w:szCs w:val="32"/>
+        </w:rPr>
+        <w:tab/>
+      </w:r>
+    </w:p>
+    <w:p>
+      <w:pPr>
+        <w:tabs>
+          <w:tab w:val="center" w:pos="4680"/>
+        </w:tabs>
+        <w:rPr>
+          <w:rFonts w:eastAsiaTheme="minorHAnsi"/>
+          <w:sz w:val="32"/>
+          <w:szCs w:val="32"/>
+        </w:rPr>
+      </w:pPr>
+      <w:r>
+        <w:rPr>
+          <w:rFonts w:eastAsiaTheme="minorHAnsi"/>
+          <w:noProof/>
+          <w:sz w:val="32"/>
+          <w:szCs w:val="32"/>
+        </w:rPr>
+        <w:lastRenderedPageBreak/>
+        <w:drawing>
+          <wp:inline distT="0" distB="0" distL="0" distR="0" wp14:anchorId="24515544" wp14:editId="01E19982">
+            <wp:extent cx="5935980" cy="3055620"/>
+            <wp:effectExtent l="0" t="0" r="0" b="0"/>
+            <wp:docPr id="1729863356" name="Picture 9"/>
+            <wp:cNvGraphicFramePr>
+              <a:graphicFrameLocks xmlns:a="http://schemas.openxmlformats.org/drawingml/2006/main" noChangeAspect="1"/>
+            </wp:cNvGraphicFramePr>
+            <a:graphic xmlns:a="http://schemas.openxmlformats.org/drawingml/2006/main">
+              <a:graphicData uri="http://schemas.openxmlformats.org/drawingml/2006/picture">
+                <pic:pic xmlns:pic="http://schemas.openxmlformats.org/drawingml/2006/picture">
+                  <pic:nvPicPr>
+                    <pic:cNvPr id="0" name="Picture 9"/>
+                    <pic:cNvPicPr>
+                      <a:picLocks noChangeAspect="1" noChangeArrowheads="1"/>
+                    </pic:cNvPicPr>
+                  </pic:nvPicPr>
+                  <pic:blipFill>
+                    <a:blip r:embed="rId81">
+                      <a:extLst>
+                        <a:ext uri="{28A0092B-C50C-407E-A947-70E740481C1C}">
+                          <a14:useLocalDpi xmlns:a14="http://schemas.microsoft.com/office/drawing/2010/main" val="0"/>
+                        </a:ext>
+                      </a:extLst>
+                    </a:blip>
+                    <a:srcRect/>
+                    <a:stretch>
+                      <a:fillRect/>
+                    </a:stretch>
+                  </pic:blipFill>
+                  <pic:spPr bwMode="auto">
+                    <a:xfrm>
+                      <a:off x="0" y="0"/>
+                      <a:ext cx="5935980" cy="3055620"/>
+                    </a:xfrm>
+                    <a:prstGeom prst="rect">
+                      <a:avLst/>
+                    </a:prstGeom>
+                    <a:noFill/>
+                    <a:ln>
+                      <a:noFill/>
+                    </a:ln>
+                  </pic:spPr>
+                </pic:pic>
+              </a:graphicData>
+            </a:graphic>
+          </wp:inline>
+        </w:drawing>
+      </w:r>
     </w:p>
     <w:sectPr>
       <w:pgSz w:w="12240" w:h="15840"/>

--- a/Data Structures.docx
+++ b/Data Structures.docx
@@ -3608,7 +3608,7 @@
           <w:szCs w:val="32"/>
         </w:rPr>
         <w:drawing>
-          <wp:anchor distT="0" distB="0" distL="114300" distR="114300" simplePos="0" relativeHeight="251637760" behindDoc="0" locked="0" layoutInCell="1" allowOverlap="1" wp14:anchorId="10E8EA6D" wp14:editId="2C8CE9DD">
+          <wp:anchor distT="0" distB="0" distL="114300" distR="114300" simplePos="0" relativeHeight="251639296" behindDoc="0" locked="0" layoutInCell="1" allowOverlap="1" wp14:anchorId="10E8EA6D" wp14:editId="2F7F4BBD">
             <wp:simplePos x="0" y="0"/>
             <wp:positionH relativeFrom="column">
               <wp:posOffset>0</wp:posOffset>
@@ -3682,8 +3682,6 @@
         <w:spacing w:after="200" w:line="276" w:lineRule="auto"/>
         <w:rPr>
           <w:rFonts w:eastAsiaTheme="minorHAnsi"/>
-          <w:b/>
-          <w:bCs/>
           <w:color w:val="365F91" w:themeColor="accent1" w:themeShade="BF"/>
           <w:kern w:val="2"/>
           <w:sz w:val="32"/>
@@ -3691,10 +3689,7 @@
           <w14:ligatures w14:val="standardContextual"/>
         </w:rPr>
       </w:pPr>
-    </w:p>
-    <w:p>
-      <w:pPr>
-        <w:spacing w:after="200" w:line="276" w:lineRule="auto"/>
+      <w:r>
         <w:rPr>
           <w:rFonts w:eastAsiaTheme="minorHAnsi"/>
           <w:b/>
@@ -3703,9 +3698,64 @@
           <w:kern w:val="2"/>
           <w:sz w:val="32"/>
           <w:szCs w:val="32"/>
-          <w14:ligatures w14:val="standardContextual"/>
-        </w:rPr>
-      </w:pPr>
+        </w:rPr>
+        <w:lastRenderedPageBreak/>
+        <w:drawing>
+          <wp:anchor distT="0" distB="0" distL="114300" distR="114300" simplePos="0" relativeHeight="251690496" behindDoc="0" locked="0" layoutInCell="1" allowOverlap="1" wp14:anchorId="2AA42DF9" wp14:editId="2F26AD35">
+            <wp:simplePos x="0" y="0"/>
+            <wp:positionH relativeFrom="column">
+              <wp:posOffset>-46355</wp:posOffset>
+            </wp:positionH>
+            <wp:positionV relativeFrom="paragraph">
+              <wp:posOffset>4617720</wp:posOffset>
+            </wp:positionV>
+            <wp:extent cx="6118225" cy="2642235"/>
+            <wp:effectExtent l="0" t="0" r="0" b="0"/>
+            <wp:wrapSquare wrapText="bothSides"/>
+            <wp:docPr id="558835028" name="Picture 1"/>
+            <wp:cNvGraphicFramePr>
+              <a:graphicFrameLocks xmlns:a="http://schemas.openxmlformats.org/drawingml/2006/main" noChangeAspect="1"/>
+            </wp:cNvGraphicFramePr>
+            <a:graphic xmlns:a="http://schemas.openxmlformats.org/drawingml/2006/main">
+              <a:graphicData uri="http://schemas.openxmlformats.org/drawingml/2006/picture">
+                <pic:pic xmlns:pic="http://schemas.openxmlformats.org/drawingml/2006/picture">
+                  <pic:nvPicPr>
+                    <pic:cNvPr id="558835028" name=""/>
+                    <pic:cNvPicPr/>
+                  </pic:nvPicPr>
+                  <pic:blipFill>
+                    <a:blip r:embed="rId24">
+                      <a:extLst>
+                        <a:ext uri="{28A0092B-C50C-407E-A947-70E740481C1C}">
+                          <a14:useLocalDpi xmlns:a14="http://schemas.microsoft.com/office/drawing/2010/main" val="0"/>
+                        </a:ext>
+                      </a:extLst>
+                    </a:blip>
+                    <a:stretch>
+                      <a:fillRect/>
+                    </a:stretch>
+                  </pic:blipFill>
+                  <pic:spPr>
+                    <a:xfrm>
+                      <a:off x="0" y="0"/>
+                      <a:ext cx="6118225" cy="2642235"/>
+                    </a:xfrm>
+                    <a:prstGeom prst="rect">
+                      <a:avLst/>
+                    </a:prstGeom>
+                  </pic:spPr>
+                </pic:pic>
+              </a:graphicData>
+            </a:graphic>
+            <wp14:sizeRelH relativeFrom="margin">
+              <wp14:pctWidth>0</wp14:pctWidth>
+            </wp14:sizeRelH>
+            <wp14:sizeRelV relativeFrom="margin">
+              <wp14:pctHeight>0</wp14:pctHeight>
+            </wp14:sizeRelV>
+          </wp:anchor>
+        </w:drawing>
+      </w:r>
       <w:r>
         <w:rPr>
           <w:b/>
@@ -3716,7 +3766,7 @@
           <w:szCs w:val="32"/>
         </w:rPr>
         <w:drawing>
-          <wp:anchor distT="0" distB="0" distL="114300" distR="114300" simplePos="0" relativeHeight="251640832" behindDoc="0" locked="0" layoutInCell="1" allowOverlap="1" wp14:anchorId="13E75CD9" wp14:editId="5CE3A81B">
+          <wp:anchor distT="0" distB="0" distL="114300" distR="114300" simplePos="0" relativeHeight="251590144" behindDoc="0" locked="0" layoutInCell="1" allowOverlap="1" wp14:anchorId="13E75CD9" wp14:editId="5241CC62">
             <wp:simplePos x="0" y="0"/>
             <wp:positionH relativeFrom="column">
               <wp:posOffset>0</wp:posOffset>
@@ -3741,7 +3791,7 @@
                     </pic:cNvPicPr>
                   </pic:nvPicPr>
                   <pic:blipFill>
-                    <a:blip r:embed="rId24">
+                    <a:blip r:embed="rId25">
                       <a:extLst>
                         <a:ext uri="{28A0092B-C50C-407E-A947-70E740481C1C}">
                           <a14:useLocalDpi xmlns:a14="http://schemas.microsoft.com/office/drawing/2010/main" val="0"/>
@@ -3776,37 +3826,6 @@
       </w:r>
       <w:r>
         <w:rPr>
-          <w:rFonts w:eastAsiaTheme="minorHAnsi"/>
-          <w:b/>
-          <w:bCs/>
-          <w:color w:val="365F91" w:themeColor="accent1" w:themeShade="BF"/>
-          <w:kern w:val="2"/>
-          <w:sz w:val="32"/>
-          <w:szCs w:val="32"/>
-          <w14:ligatures w14:val="standardContextual"/>
-        </w:rPr>
-        <w:t>Insertion at the Start of Linked List\Push-Front</w:t>
-      </w:r>
-    </w:p>
-    <w:p>
-      <w:pPr>
-        <w:tabs>
-          <w:tab w:val="left" w:pos="3120"/>
-        </w:tabs>
-        <w:spacing w:after="200" w:line="276" w:lineRule="auto"/>
-        <w:rPr>
-          <w:rFonts w:eastAsiaTheme="minorHAnsi"/>
-          <w:b/>
-          <w:bCs/>
-          <w:color w:val="365F91" w:themeColor="accent1" w:themeShade="BF"/>
-          <w:kern w:val="2"/>
-          <w:sz w:val="32"/>
-          <w:szCs w:val="32"/>
-          <w14:ligatures w14:val="standardContextual"/>
-        </w:rPr>
-      </w:pPr>
-      <w:r>
-        <w:rPr>
           <w:b/>
           <w:bCs/>
           <w:noProof/>
@@ -3814,20 +3833,19 @@
           <w:sz w:val="32"/>
           <w:szCs w:val="32"/>
         </w:rPr>
-        <w:lastRenderedPageBreak/>
         <w:drawing>
-          <wp:anchor distT="0" distB="0" distL="114300" distR="114300" simplePos="0" relativeHeight="251644928" behindDoc="0" locked="0" layoutInCell="1" allowOverlap="1" wp14:anchorId="44609CC2" wp14:editId="78BB9654">
+          <wp:anchor distT="0" distB="0" distL="114300" distR="114300" simplePos="0" relativeHeight="251652608" behindDoc="0" locked="0" layoutInCell="1" allowOverlap="1" wp14:anchorId="6F6A4D6B" wp14:editId="061B9814">
             <wp:simplePos x="0" y="0"/>
             <wp:positionH relativeFrom="column">
-              <wp:posOffset>-7620</wp:posOffset>
+              <wp:posOffset>-46355</wp:posOffset>
             </wp:positionH>
             <wp:positionV relativeFrom="paragraph">
-              <wp:posOffset>6179820</wp:posOffset>
+              <wp:posOffset>1706880</wp:posOffset>
             </wp:positionV>
-            <wp:extent cx="5943600" cy="2042160"/>
+            <wp:extent cx="6118225" cy="2912745"/>
             <wp:effectExtent l="0" t="0" r="0" b="0"/>
             <wp:wrapSquare wrapText="bothSides"/>
-            <wp:docPr id="1852349673" name="Picture 6"/>
+            <wp:docPr id="119894247" name="Picture 4"/>
             <wp:cNvGraphicFramePr>
               <a:graphicFrameLocks xmlns:a="http://schemas.openxmlformats.org/drawingml/2006/main" noChangeAspect="1"/>
             </wp:cNvGraphicFramePr>
@@ -3835,75 +3853,7 @@
               <a:graphicData uri="http://schemas.openxmlformats.org/drawingml/2006/picture">
                 <pic:pic xmlns:pic="http://schemas.openxmlformats.org/drawingml/2006/picture">
                   <pic:nvPicPr>
-                    <pic:cNvPr id="1852349673" name="Picture 6"/>
-                    <pic:cNvPicPr>
-                      <a:picLocks noChangeAspect="1" noChangeArrowheads="1"/>
-                    </pic:cNvPicPr>
-                  </pic:nvPicPr>
-                  <pic:blipFill>
-                    <a:blip r:embed="rId25">
-                      <a:extLst>
-                        <a:ext uri="{28A0092B-C50C-407E-A947-70E740481C1C}">
-                          <a14:useLocalDpi xmlns:a14="http://schemas.microsoft.com/office/drawing/2010/main" val="0"/>
-                        </a:ext>
-                      </a:extLst>
-                    </a:blip>
-                    <a:stretch>
-                      <a:fillRect/>
-                    </a:stretch>
-                  </pic:blipFill>
-                  <pic:spPr bwMode="auto">
-                    <a:xfrm>
-                      <a:off x="0" y="0"/>
-                      <a:ext cx="5943600" cy="2042160"/>
-                    </a:xfrm>
-                    <a:prstGeom prst="rect">
-                      <a:avLst/>
-                    </a:prstGeom>
-                    <a:noFill/>
-                    <a:ln>
-                      <a:noFill/>
-                    </a:ln>
-                  </pic:spPr>
-                </pic:pic>
-              </a:graphicData>
-            </a:graphic>
-            <wp14:sizeRelV relativeFrom="margin">
-              <wp14:pctHeight>0</wp14:pctHeight>
-            </wp14:sizeRelV>
-          </wp:anchor>
-        </w:drawing>
-      </w:r>
-      <w:r>
-        <w:rPr>
-          <w:b/>
-          <w:bCs/>
-          <w:noProof/>
-          <w:color w:val="365F91" w:themeColor="accent1" w:themeShade="BF"/>
-          <w:sz w:val="32"/>
-          <w:szCs w:val="32"/>
-        </w:rPr>
-        <w:drawing>
-          <wp:anchor distT="0" distB="0" distL="114300" distR="114300" simplePos="0" relativeHeight="251643904" behindDoc="0" locked="0" layoutInCell="1" allowOverlap="1" wp14:anchorId="1B2B388A" wp14:editId="10FDEEB7">
-            <wp:simplePos x="0" y="0"/>
-            <wp:positionH relativeFrom="column">
-              <wp:posOffset>0</wp:posOffset>
-            </wp:positionH>
-            <wp:positionV relativeFrom="paragraph">
-              <wp:posOffset>4800600</wp:posOffset>
-            </wp:positionV>
-            <wp:extent cx="5935980" cy="960120"/>
-            <wp:effectExtent l="0" t="0" r="7620" b="0"/>
-            <wp:wrapSquare wrapText="bothSides"/>
-            <wp:docPr id="1904904366" name="Picture 5"/>
-            <wp:cNvGraphicFramePr>
-              <a:graphicFrameLocks xmlns:a="http://schemas.openxmlformats.org/drawingml/2006/main" noChangeAspect="1"/>
-            </wp:cNvGraphicFramePr>
-            <a:graphic xmlns:a="http://schemas.openxmlformats.org/drawingml/2006/main">
-              <a:graphicData uri="http://schemas.openxmlformats.org/drawingml/2006/picture">
-                <pic:pic xmlns:pic="http://schemas.openxmlformats.org/drawingml/2006/picture">
-                  <pic:nvPicPr>
-                    <pic:cNvPr id="1904904366" name="Picture 5"/>
+                    <pic:cNvPr id="119894247" name="Picture 4"/>
                     <pic:cNvPicPr>
                       <a:picLocks noChangeAspect="1" noChangeArrowheads="1"/>
                     </pic:cNvPicPr>
@@ -3923,7 +3873,7 @@
                   <pic:spPr bwMode="auto">
                     <a:xfrm>
                       <a:off x="0" y="0"/>
-                      <a:ext cx="5935980" cy="960120"/>
+                      <a:ext cx="6118225" cy="2912745"/>
                     </a:xfrm>
                     <a:prstGeom prst="rect">
                       <a:avLst/>
@@ -3936,6 +3886,12 @@
                 </pic:pic>
               </a:graphicData>
             </a:graphic>
+            <wp14:sizeRelH relativeFrom="margin">
+              <wp14:pctWidth>0</wp14:pctWidth>
+            </wp14:sizeRelH>
+            <wp14:sizeRelV relativeFrom="margin">
+              <wp14:pctHeight>0</wp14:pctHeight>
+            </wp14:sizeRelV>
           </wp:anchor>
         </w:drawing>
       </w:r>
@@ -3949,18 +3905,18 @@
           <w:szCs w:val="32"/>
         </w:rPr>
         <w:drawing>
-          <wp:anchor distT="0" distB="0" distL="114300" distR="114300" simplePos="0" relativeHeight="251642880" behindDoc="0" locked="0" layoutInCell="1" allowOverlap="1" wp14:anchorId="6F6A4D6B" wp14:editId="4C69C6D6">
+          <wp:anchor distT="0" distB="0" distL="114300" distR="114300" simplePos="0" relativeHeight="251610624" behindDoc="0" locked="0" layoutInCell="1" allowOverlap="1" wp14:anchorId="2C780245" wp14:editId="414AAEF5">
             <wp:simplePos x="0" y="0"/>
             <wp:positionH relativeFrom="column">
-              <wp:posOffset>0</wp:posOffset>
+              <wp:posOffset>-46355</wp:posOffset>
             </wp:positionH>
             <wp:positionV relativeFrom="paragraph">
-              <wp:posOffset>1973580</wp:posOffset>
+              <wp:posOffset>-350520</wp:posOffset>
             </wp:positionV>
-            <wp:extent cx="5935980" cy="2827020"/>
-            <wp:effectExtent l="0" t="0" r="7620" b="0"/>
+            <wp:extent cx="6118225" cy="2057400"/>
+            <wp:effectExtent l="0" t="0" r="0" b="0"/>
             <wp:wrapSquare wrapText="bothSides"/>
-            <wp:docPr id="119894247" name="Picture 4"/>
+            <wp:docPr id="1536657821" name="Picture 3"/>
             <wp:cNvGraphicFramePr>
               <a:graphicFrameLocks xmlns:a="http://schemas.openxmlformats.org/drawingml/2006/main" noChangeAspect="1"/>
             </wp:cNvGraphicFramePr>
@@ -3968,7 +3924,7 @@
               <a:graphicData uri="http://schemas.openxmlformats.org/drawingml/2006/picture">
                 <pic:pic xmlns:pic="http://schemas.openxmlformats.org/drawingml/2006/picture">
                   <pic:nvPicPr>
-                    <pic:cNvPr id="119894247" name="Picture 4"/>
+                    <pic:cNvPr id="1536657821" name="Picture 3"/>
                     <pic:cNvPicPr>
                       <a:picLocks noChangeAspect="1" noChangeArrowheads="1"/>
                     </pic:cNvPicPr>
@@ -3988,7 +3944,7 @@
                   <pic:spPr bwMode="auto">
                     <a:xfrm>
                       <a:off x="0" y="0"/>
-                      <a:ext cx="5935980" cy="2827020"/>
+                      <a:ext cx="6118225" cy="2057400"/>
                     </a:xfrm>
                     <a:prstGeom prst="rect">
                       <a:avLst/>
@@ -4001,31 +3957,63 @@
                 </pic:pic>
               </a:graphicData>
             </a:graphic>
+            <wp14:sizeRelH relativeFrom="margin">
+              <wp14:pctWidth>0</wp14:pctWidth>
+            </wp14:sizeRelH>
+            <wp14:sizeRelV relativeFrom="margin">
+              <wp14:pctHeight>0</wp14:pctHeight>
+            </wp14:sizeRelV>
           </wp:anchor>
         </w:drawing>
       </w:r>
-      <w:r>
-        <w:rPr>
-          <w:b/>
-          <w:bCs/>
-          <w:noProof/>
+    </w:p>
+    <w:p>
+      <w:pPr>
+        <w:spacing w:after="200" w:line="276" w:lineRule="auto"/>
+        <w:rPr>
+          <w:rFonts w:eastAsiaTheme="minorHAnsi"/>
           <w:color w:val="365F91" w:themeColor="accent1" w:themeShade="BF"/>
-          <w:sz w:val="32"/>
-          <w:szCs w:val="32"/>
-        </w:rPr>
+          <w:kern w:val="2"/>
+          <w:sz w:val="32"/>
+          <w:szCs w:val="32"/>
+          <w14:ligatures w14:val="standardContextual"/>
+        </w:rPr>
+      </w:pPr>
+    </w:p>
+    <w:p>
+      <w:pPr>
+        <w:spacing w:after="200" w:line="276" w:lineRule="auto"/>
+        <w:rPr>
+          <w:rFonts w:eastAsiaTheme="minorHAnsi"/>
+          <w:color w:val="365F91" w:themeColor="accent1" w:themeShade="BF"/>
+          <w:kern w:val="2"/>
+          <w:sz w:val="32"/>
+          <w:szCs w:val="32"/>
+          <w14:ligatures w14:val="standardContextual"/>
+        </w:rPr>
+      </w:pPr>
+      <w:r>
+        <w:rPr>
+          <w:rFonts w:eastAsiaTheme="minorHAnsi"/>
+          <w:color w:val="365F91" w:themeColor="accent1" w:themeShade="BF"/>
+          <w:kern w:val="2"/>
+          <w:sz w:val="32"/>
+          <w:szCs w:val="32"/>
+        </w:rPr>
+        <w:lastRenderedPageBreak/>
         <w:drawing>
-          <wp:anchor distT="0" distB="0" distL="114300" distR="114300" simplePos="0" relativeHeight="251641856" behindDoc="0" locked="0" layoutInCell="1" allowOverlap="1" wp14:anchorId="2C780245" wp14:editId="24B4F00C">
+          <wp:anchor distT="0" distB="0" distL="114300" distR="114300" simplePos="0" relativeHeight="251692544" behindDoc="0" locked="0" layoutInCell="1" allowOverlap="1" wp14:anchorId="3ED14A6C" wp14:editId="79CF8D29">
             <wp:simplePos x="0" y="0"/>
             <wp:positionH relativeFrom="column">
               <wp:posOffset>0</wp:posOffset>
             </wp:positionH>
             <wp:positionV relativeFrom="paragraph">
-              <wp:posOffset>0</wp:posOffset>
+              <wp:posOffset>2448560</wp:posOffset>
             </wp:positionV>
-            <wp:extent cx="5935980" cy="1996440"/>
-            <wp:effectExtent l="0" t="0" r="7620" b="3810"/>
+            <wp:extent cx="5943600" cy="4322445"/>
+            <wp:effectExtent l="0" t="0" r="0" b="0"/>
             <wp:wrapSquare wrapText="bothSides"/>
-            <wp:docPr id="1536657821" name="Picture 3"/>
+            <wp:docPr id="1034738881" name="Picture 1"/>
             <wp:cNvGraphicFramePr>
               <a:graphicFrameLocks xmlns:a="http://schemas.openxmlformats.org/drawingml/2006/main" noChangeAspect="1"/>
             </wp:cNvGraphicFramePr>
@@ -4033,10 +4021,8 @@
               <a:graphicData uri="http://schemas.openxmlformats.org/drawingml/2006/picture">
                 <pic:pic xmlns:pic="http://schemas.openxmlformats.org/drawingml/2006/picture">
                   <pic:nvPicPr>
-                    <pic:cNvPr id="1536657821" name="Picture 3"/>
-                    <pic:cNvPicPr>
-                      <a:picLocks noChangeAspect="1" noChangeArrowheads="1"/>
-                    </pic:cNvPicPr>
+                    <pic:cNvPr id="1034738881" name=""/>
+                    <pic:cNvPicPr/>
                   </pic:nvPicPr>
                   <pic:blipFill>
                     <a:blip r:embed="rId28">
@@ -4050,18 +4036,14 @@
                       <a:fillRect/>
                     </a:stretch>
                   </pic:blipFill>
-                  <pic:spPr bwMode="auto">
+                  <pic:spPr>
                     <a:xfrm>
                       <a:off x="0" y="0"/>
-                      <a:ext cx="5935980" cy="1996440"/>
+                      <a:ext cx="5943600" cy="4322445"/>
                     </a:xfrm>
                     <a:prstGeom prst="rect">
                       <a:avLst/>
                     </a:prstGeom>
-                    <a:noFill/>
-                    <a:ln>
-                      <a:noFill/>
-                    </a:ln>
                   </pic:spPr>
                 </pic:pic>
               </a:graphicData>
@@ -4072,44 +4054,24 @@
       <w:r>
         <w:rPr>
           <w:rFonts w:eastAsiaTheme="minorHAnsi"/>
-          <w:b/>
-          <w:bCs/>
           <w:color w:val="365F91" w:themeColor="accent1" w:themeShade="BF"/>
           <w:kern w:val="2"/>
           <w:sz w:val="32"/>
           <w:szCs w:val="32"/>
-          <w14:ligatures w14:val="standardContextual"/>
-        </w:rPr>
-        <w:t>Insertion at the end of Linked List\Push-</w:t>
-      </w:r>
-      <w:r>
-        <w:rPr>
-          <w:rFonts w:eastAsiaTheme="minorHAnsi"/>
-          <w:b/>
-          <w:bCs/>
-          <w:color w:val="365F91" w:themeColor="accent1" w:themeShade="BF"/>
-          <w:kern w:val="2"/>
-          <w:sz w:val="32"/>
-          <w:szCs w:val="32"/>
-          <w14:ligatures w14:val="standardContextual"/>
-        </w:rPr>
-        <w:lastRenderedPageBreak/>
-        <w:t>Back</w:t>
-      </w:r>
-      <w:r>
-        <w:rPr>
-          <w:b/>
-          <w:bCs/>
-          <w:noProof/>
-          <w:color w:val="365F91" w:themeColor="accent1" w:themeShade="BF"/>
-          <w:sz w:val="32"/>
-          <w:szCs w:val="32"/>
         </w:rPr>
         <w:drawing>
-          <wp:inline distT="0" distB="0" distL="0" distR="0" wp14:anchorId="6178E59A" wp14:editId="760D419F">
-            <wp:extent cx="5943600" cy="220980"/>
-            <wp:effectExtent l="0" t="0" r="0" b="7620"/>
-            <wp:docPr id="657342907" name="Picture 8"/>
+          <wp:anchor distT="0" distB="0" distL="114300" distR="114300" simplePos="0" relativeHeight="251673088" behindDoc="0" locked="0" layoutInCell="1" allowOverlap="1" wp14:anchorId="7063DBCD" wp14:editId="3887070F">
+            <wp:simplePos x="0" y="0"/>
+            <wp:positionH relativeFrom="column">
+              <wp:posOffset>0</wp:posOffset>
+            </wp:positionH>
+            <wp:positionV relativeFrom="paragraph">
+              <wp:posOffset>0</wp:posOffset>
+            </wp:positionV>
+            <wp:extent cx="5943600" cy="2448560"/>
+            <wp:effectExtent l="0" t="0" r="0" b="0"/>
+            <wp:wrapSquare wrapText="bothSides"/>
+            <wp:docPr id="281601861" name="Picture 1"/>
             <wp:cNvGraphicFramePr>
               <a:graphicFrameLocks xmlns:a="http://schemas.openxmlformats.org/drawingml/2006/main" noChangeAspect="1"/>
             </wp:cNvGraphicFramePr>
@@ -4117,10 +4079,8 @@
               <a:graphicData uri="http://schemas.openxmlformats.org/drawingml/2006/picture">
                 <pic:pic xmlns:pic="http://schemas.openxmlformats.org/drawingml/2006/picture">
                   <pic:nvPicPr>
-                    <pic:cNvPr id="657342907" name="Picture 8"/>
-                    <pic:cNvPicPr>
-                      <a:picLocks noChangeAspect="1" noChangeArrowheads="1"/>
-                    </pic:cNvPicPr>
+                    <pic:cNvPr id="281601861" name=""/>
+                    <pic:cNvPicPr/>
                   </pic:nvPicPr>
                   <pic:blipFill>
                     <a:blip r:embed="rId29">
@@ -4134,36 +4094,27 @@
                       <a:fillRect/>
                     </a:stretch>
                   </pic:blipFill>
-                  <pic:spPr bwMode="auto">
+                  <pic:spPr>
                     <a:xfrm>
                       <a:off x="0" y="0"/>
-                      <a:ext cx="5943600" cy="220980"/>
+                      <a:ext cx="5943600" cy="2448560"/>
                     </a:xfrm>
                     <a:prstGeom prst="rect">
                       <a:avLst/>
                     </a:prstGeom>
-                    <a:noFill/>
-                    <a:ln>
-                      <a:noFill/>
-                    </a:ln>
                   </pic:spPr>
                 </pic:pic>
               </a:graphicData>
             </a:graphic>
-          </wp:inline>
+          </wp:anchor>
         </w:drawing>
       </w:r>
     </w:p>
     <w:p>
       <w:pPr>
-        <w:tabs>
-          <w:tab w:val="left" w:pos="3120"/>
-        </w:tabs>
         <w:spacing w:after="200" w:line="276" w:lineRule="auto"/>
         <w:rPr>
           <w:rFonts w:eastAsiaTheme="minorHAnsi"/>
-          <w:b/>
-          <w:bCs/>
           <w:color w:val="365F91" w:themeColor="accent1" w:themeShade="BF"/>
           <w:kern w:val="2"/>
           <w:sz w:val="32"/>
@@ -4171,26 +4122,84 @@
           <w14:ligatures w14:val="standardContextual"/>
         </w:rPr>
       </w:pPr>
-      <w:r>
-        <w:rPr>
-          <w:noProof/>
+    </w:p>
+    <w:p>
+      <w:pPr>
+        <w:tabs>
+          <w:tab w:val="left" w:pos="3144"/>
+        </w:tabs>
+        <w:spacing w:after="200" w:line="276" w:lineRule="auto"/>
+        <w:rPr>
+          <w:rFonts w:eastAsiaTheme="minorHAnsi"/>
+          <w:b/>
+          <w:bCs/>
           <w:color w:val="365F91" w:themeColor="accent1" w:themeShade="BF"/>
-          <w:sz w:val="32"/>
-          <w:szCs w:val="32"/>
-        </w:rPr>
+          <w:kern w:val="2"/>
+          <w:sz w:val="32"/>
+          <w:szCs w:val="32"/>
+          <w14:ligatures w14:val="standardContextual"/>
+        </w:rPr>
+      </w:pPr>
+    </w:p>
+    <w:p>
+      <w:pPr>
+        <w:tabs>
+          <w:tab w:val="left" w:pos="1176"/>
+        </w:tabs>
+        <w:spacing w:after="200" w:line="276" w:lineRule="auto"/>
+        <w:rPr>
+          <w:rFonts w:eastAsiaTheme="minorHAnsi"/>
+          <w:b/>
+          <w:bCs/>
+          <w:color w:val="365F91" w:themeColor="accent1" w:themeShade="BF"/>
+          <w:kern w:val="2"/>
+          <w:sz w:val="32"/>
+          <w:szCs w:val="32"/>
+          <w14:ligatures w14:val="standardContextual"/>
+        </w:rPr>
+      </w:pPr>
+    </w:p>
+    <w:p>
+      <w:pPr>
+        <w:tabs>
+          <w:tab w:val="left" w:pos="1176"/>
+        </w:tabs>
+        <w:spacing w:after="200" w:line="276" w:lineRule="auto"/>
+        <w:rPr>
+          <w:rFonts w:eastAsiaTheme="minorHAnsi"/>
+          <w:b/>
+          <w:bCs/>
+          <w:color w:val="365F91" w:themeColor="accent1" w:themeShade="BF"/>
+          <w:kern w:val="2"/>
+          <w:sz w:val="32"/>
+          <w:szCs w:val="32"/>
+          <w14:ligatures w14:val="standardContextual"/>
+        </w:rPr>
+      </w:pPr>
+      <w:r>
+        <w:rPr>
+          <w:rFonts w:eastAsiaTheme="minorHAnsi"/>
+          <w:b/>
+          <w:bCs/>
+          <w:color w:val="365F91" w:themeColor="accent1" w:themeShade="BF"/>
+          <w:kern w:val="2"/>
+          <w:sz w:val="32"/>
+          <w:szCs w:val="32"/>
+        </w:rPr>
+        <w:lastRenderedPageBreak/>
         <w:drawing>
-          <wp:anchor distT="0" distB="0" distL="114300" distR="114300" simplePos="0" relativeHeight="251648000" behindDoc="0" locked="0" layoutInCell="1" allowOverlap="1" wp14:anchorId="759B7A8D" wp14:editId="646E0245">
+          <wp:anchor distT="0" distB="0" distL="114300" distR="114300" simplePos="0" relativeHeight="251696640" behindDoc="0" locked="0" layoutInCell="1" allowOverlap="1" wp14:anchorId="6EA287DA" wp14:editId="5BBF892C">
             <wp:simplePos x="0" y="0"/>
             <wp:positionH relativeFrom="column">
               <wp:posOffset>0</wp:posOffset>
             </wp:positionH>
             <wp:positionV relativeFrom="paragraph">
-              <wp:posOffset>2934335</wp:posOffset>
+              <wp:posOffset>4053840</wp:posOffset>
             </wp:positionV>
-            <wp:extent cx="5943600" cy="198120"/>
+            <wp:extent cx="5768340" cy="2294890"/>
             <wp:effectExtent l="0" t="0" r="0" b="0"/>
             <wp:wrapSquare wrapText="bothSides"/>
-            <wp:docPr id="475281851" name="Picture 10"/>
+            <wp:docPr id="860988277" name="Picture 1"/>
             <wp:cNvGraphicFramePr>
               <a:graphicFrameLocks xmlns:a="http://schemas.openxmlformats.org/drawingml/2006/main" noChangeAspect="1"/>
             </wp:cNvGraphicFramePr>
@@ -4198,10 +4207,8 @@
               <a:graphicData uri="http://schemas.openxmlformats.org/drawingml/2006/picture">
                 <pic:pic xmlns:pic="http://schemas.openxmlformats.org/drawingml/2006/picture">
                   <pic:nvPicPr>
-                    <pic:cNvPr id="475281851" name="Picture 10"/>
-                    <pic:cNvPicPr>
-                      <a:picLocks noChangeAspect="1" noChangeArrowheads="1"/>
-                    </pic:cNvPicPr>
+                    <pic:cNvPr id="860988277" name=""/>
+                    <pic:cNvPicPr/>
                   </pic:nvPicPr>
                   <pic:blipFill>
                     <a:blip r:embed="rId30">
@@ -4215,22 +4222,24 @@
                       <a:fillRect/>
                     </a:stretch>
                   </pic:blipFill>
-                  <pic:spPr bwMode="auto">
+                  <pic:spPr>
                     <a:xfrm>
                       <a:off x="0" y="0"/>
-                      <a:ext cx="5943600" cy="198120"/>
+                      <a:ext cx="5768340" cy="2294890"/>
                     </a:xfrm>
                     <a:prstGeom prst="rect">
                       <a:avLst/>
                     </a:prstGeom>
-                    <a:noFill/>
-                    <a:ln>
-                      <a:noFill/>
-                    </a:ln>
                   </pic:spPr>
                 </pic:pic>
               </a:graphicData>
             </a:graphic>
+            <wp14:sizeRelH relativeFrom="margin">
+              <wp14:pctWidth>0</wp14:pctWidth>
+            </wp14:sizeRelH>
+            <wp14:sizeRelV relativeFrom="margin">
+              <wp14:pctHeight>0</wp14:pctHeight>
+            </wp14:sizeRelV>
           </wp:anchor>
         </w:drawing>
       </w:r>
@@ -4243,59 +4252,20 @@
           <w:kern w:val="2"/>
           <w:sz w:val="32"/>
           <w:szCs w:val="32"/>
-          <w14:ligatures w14:val="standardContextual"/>
-        </w:rPr>
-        <w:t>Deletion from the Start\Pop-</w:t>
-      </w:r>
-      <w:r>
-        <w:rPr>
-          <w:rFonts w:eastAsiaTheme="minorHAnsi"/>
-          <w:b/>
-          <w:bCs/>
-          <w:color w:val="365F91" w:themeColor="accent1" w:themeShade="BF"/>
-          <w:kern w:val="2"/>
-          <w:sz w:val="32"/>
-          <w:szCs w:val="32"/>
-          <w14:ligatures w14:val="standardContextual"/>
-        </w:rPr>
-        <w:t>Front</w:t>
-      </w:r>
-    </w:p>
-    <w:p>
-      <w:pPr>
-        <w:tabs>
-          <w:tab w:val="left" w:pos="7968"/>
-        </w:tabs>
-        <w:spacing w:after="200" w:line="276" w:lineRule="auto"/>
-        <w:rPr>
-          <w:rFonts w:eastAsiaTheme="minorHAnsi"/>
-          <w:color w:val="365F91" w:themeColor="accent1" w:themeShade="BF"/>
-          <w:kern w:val="2"/>
-          <w:sz w:val="32"/>
-          <w:szCs w:val="32"/>
-          <w14:ligatures w14:val="standardContextual"/>
-        </w:rPr>
-      </w:pPr>
-      <w:r>
-        <w:rPr>
-          <w:noProof/>
-          <w:color w:val="365F91" w:themeColor="accent1" w:themeShade="BF"/>
-          <w:sz w:val="32"/>
-          <w:szCs w:val="32"/>
         </w:rPr>
         <w:drawing>
-          <wp:anchor distT="0" distB="0" distL="114300" distR="114300" simplePos="0" relativeHeight="251646976" behindDoc="0" locked="0" layoutInCell="1" allowOverlap="1" wp14:anchorId="2DC76BC2" wp14:editId="70FE3CC3">
+          <wp:anchor distT="0" distB="0" distL="114300" distR="114300" simplePos="0" relativeHeight="251694592" behindDoc="0" locked="0" layoutInCell="1" allowOverlap="1" wp14:anchorId="59383972" wp14:editId="2A6765F7">
             <wp:simplePos x="0" y="0"/>
             <wp:positionH relativeFrom="column">
               <wp:posOffset>0</wp:posOffset>
             </wp:positionH>
             <wp:positionV relativeFrom="paragraph">
-              <wp:posOffset>1270</wp:posOffset>
+              <wp:posOffset>0</wp:posOffset>
             </wp:positionV>
-            <wp:extent cx="5943600" cy="2545080"/>
-            <wp:effectExtent l="0" t="0" r="0" b="7620"/>
+            <wp:extent cx="5943600" cy="3613785"/>
+            <wp:effectExtent l="0" t="0" r="0" b="0"/>
             <wp:wrapSquare wrapText="bothSides"/>
-            <wp:docPr id="1601167274" name="Picture 9"/>
+            <wp:docPr id="1305181332" name="Picture 1"/>
             <wp:cNvGraphicFramePr>
               <a:graphicFrameLocks xmlns:a="http://schemas.openxmlformats.org/drawingml/2006/main" noChangeAspect="1"/>
             </wp:cNvGraphicFramePr>
@@ -4303,10 +4273,8 @@
               <a:graphicData uri="http://schemas.openxmlformats.org/drawingml/2006/picture">
                 <pic:pic xmlns:pic="http://schemas.openxmlformats.org/drawingml/2006/picture">
                   <pic:nvPicPr>
-                    <pic:cNvPr id="1601167274" name="Picture 9"/>
-                    <pic:cNvPicPr>
-                      <a:picLocks noChangeAspect="1" noChangeArrowheads="1"/>
-                    </pic:cNvPicPr>
+                    <pic:cNvPr id="1305181332" name=""/>
+                    <pic:cNvPicPr/>
                   </pic:nvPicPr>
                   <pic:blipFill>
                     <a:blip r:embed="rId31">
@@ -4320,18 +4288,14 @@
                       <a:fillRect/>
                     </a:stretch>
                   </pic:blipFill>
-                  <pic:spPr bwMode="auto">
+                  <pic:spPr>
                     <a:xfrm>
                       <a:off x="0" y="0"/>
-                      <a:ext cx="5943600" cy="2545080"/>
+                      <a:ext cx="5943600" cy="3613785"/>
                     </a:xfrm>
                     <a:prstGeom prst="rect">
                       <a:avLst/>
                     </a:prstGeom>
-                    <a:noFill/>
-                    <a:ln>
-                      <a:noFill/>
-                    </a:ln>
                   </pic:spPr>
                 </pic:pic>
               </a:graphicData>
@@ -4339,11 +4303,24 @@
           </wp:anchor>
         </w:drawing>
       </w:r>
-    </w:p>
-    <w:p>
-      <w:pPr>
-        <w:tabs>
-          <w:tab w:val="left" w:pos="7968"/>
+      <w:r>
+        <w:rPr>
+          <w:rFonts w:eastAsiaTheme="minorHAnsi"/>
+          <w:b/>
+          <w:bCs/>
+          <w:color w:val="365F91" w:themeColor="accent1" w:themeShade="BF"/>
+          <w:kern w:val="2"/>
+          <w:sz w:val="32"/>
+          <w:szCs w:val="32"/>
+          <w14:ligatures w14:val="standardContextual"/>
+        </w:rPr>
+        <w:t>Deletion</w:t>
+      </w:r>
+    </w:p>
+    <w:p>
+      <w:pPr>
+        <w:tabs>
+          <w:tab w:val="left" w:pos="1176"/>
         </w:tabs>
         <w:spacing w:after="200" w:line="276" w:lineRule="auto"/>
         <w:rPr>
@@ -4354,29 +4331,118 @@
           <w:kern w:val="2"/>
           <w:sz w:val="32"/>
           <w:szCs w:val="32"/>
-          <w14:ligatures w14:val="standardContextual"/>
-        </w:rPr>
-      </w:pPr>
-      <w:r>
-        <w:rPr>
-          <w:noProof/>
+        </w:rPr>
+      </w:pPr>
+    </w:p>
+    <w:p>
+      <w:pPr>
+        <w:tabs>
+          <w:tab w:val="left" w:pos="1176"/>
+        </w:tabs>
+        <w:spacing w:after="200" w:line="276" w:lineRule="auto"/>
+        <w:rPr>
+          <w:rFonts w:eastAsiaTheme="minorHAnsi"/>
+          <w:b/>
+          <w:bCs/>
           <w:color w:val="365F91" w:themeColor="accent1" w:themeShade="BF"/>
-          <w:sz w:val="32"/>
-          <w:szCs w:val="32"/>
-        </w:rPr>
+          <w:kern w:val="2"/>
+          <w:sz w:val="32"/>
+          <w:szCs w:val="32"/>
+        </w:rPr>
+      </w:pPr>
+    </w:p>
+    <w:p>
+      <w:pPr>
+        <w:tabs>
+          <w:tab w:val="left" w:pos="1176"/>
+        </w:tabs>
+        <w:spacing w:after="200" w:line="276" w:lineRule="auto"/>
+        <w:rPr>
+          <w:rFonts w:eastAsiaTheme="minorHAnsi"/>
+          <w:b/>
+          <w:bCs/>
+          <w:color w:val="365F91" w:themeColor="accent1" w:themeShade="BF"/>
+          <w:kern w:val="2"/>
+          <w:sz w:val="32"/>
+          <w:szCs w:val="32"/>
+        </w:rPr>
+      </w:pPr>
+    </w:p>
+    <w:p>
+      <w:pPr>
+        <w:tabs>
+          <w:tab w:val="left" w:pos="1176"/>
+        </w:tabs>
+        <w:spacing w:after="200" w:line="276" w:lineRule="auto"/>
+        <w:rPr>
+          <w:rFonts w:eastAsiaTheme="minorHAnsi"/>
+          <w:b/>
+          <w:bCs/>
+          <w:color w:val="365F91" w:themeColor="accent1" w:themeShade="BF"/>
+          <w:kern w:val="2"/>
+          <w:sz w:val="32"/>
+          <w:szCs w:val="32"/>
+        </w:rPr>
+      </w:pPr>
+    </w:p>
+    <w:p>
+      <w:pPr>
+        <w:tabs>
+          <w:tab w:val="left" w:pos="1176"/>
+        </w:tabs>
+        <w:spacing w:after="200" w:line="276" w:lineRule="auto"/>
+        <w:rPr>
+          <w:rFonts w:eastAsiaTheme="minorHAnsi"/>
+          <w:b/>
+          <w:bCs/>
+          <w:color w:val="365F91" w:themeColor="accent1" w:themeShade="BF"/>
+          <w:kern w:val="2"/>
+          <w:sz w:val="32"/>
+          <w:szCs w:val="32"/>
+        </w:rPr>
+      </w:pPr>
+    </w:p>
+    <w:p>
+      <w:pPr>
+        <w:tabs>
+          <w:tab w:val="left" w:pos="1176"/>
+        </w:tabs>
+        <w:spacing w:after="200" w:line="276" w:lineRule="auto"/>
+        <w:rPr>
+          <w:rFonts w:eastAsiaTheme="minorHAnsi"/>
+          <w:b/>
+          <w:bCs/>
+          <w:color w:val="365F91" w:themeColor="accent1" w:themeShade="BF"/>
+          <w:kern w:val="2"/>
+          <w:sz w:val="32"/>
+          <w:szCs w:val="32"/>
+          <w14:ligatures w14:val="standardContextual"/>
+        </w:rPr>
+      </w:pPr>
+      <w:r>
+        <w:rPr>
+          <w:rFonts w:eastAsiaTheme="minorHAnsi"/>
+          <w:b/>
+          <w:bCs/>
+          <w:color w:val="365F91" w:themeColor="accent1" w:themeShade="BF"/>
+          <w:kern w:val="2"/>
+          <w:sz w:val="32"/>
+          <w:szCs w:val="32"/>
+        </w:rPr>
+        <w:lastRenderedPageBreak/>
         <w:drawing>
-          <wp:anchor distT="0" distB="0" distL="114300" distR="114300" simplePos="0" relativeHeight="251639808" behindDoc="0" locked="0" layoutInCell="1" allowOverlap="1" wp14:anchorId="330D52AD" wp14:editId="2681CEB4">
+          <wp:anchor distT="0" distB="0" distL="114300" distR="114300" simplePos="0" relativeHeight="251700736" behindDoc="0" locked="0" layoutInCell="1" allowOverlap="1" wp14:anchorId="17A2BDAE" wp14:editId="009D7F62">
             <wp:simplePos x="0" y="0"/>
             <wp:positionH relativeFrom="column">
-              <wp:posOffset>0</wp:posOffset>
+              <wp:posOffset>449580</wp:posOffset>
             </wp:positionH>
             <wp:positionV relativeFrom="paragraph">
-              <wp:posOffset>418465</wp:posOffset>
+              <wp:posOffset>-350520</wp:posOffset>
             </wp:positionV>
-            <wp:extent cx="5943600" cy="3230880"/>
-            <wp:effectExtent l="0" t="0" r="0" b="7620"/>
+            <wp:extent cx="4899660" cy="2560955"/>
+            <wp:effectExtent l="0" t="0" r="0" b="0"/>
             <wp:wrapSquare wrapText="bothSides"/>
-            <wp:docPr id="1165232412" name="Picture 11"/>
+            <wp:docPr id="833351305" name="Picture 1"/>
             <wp:cNvGraphicFramePr>
               <a:graphicFrameLocks xmlns:a="http://schemas.openxmlformats.org/drawingml/2006/main" noChangeAspect="1"/>
             </wp:cNvGraphicFramePr>
@@ -4384,10 +4450,8 @@
               <a:graphicData uri="http://schemas.openxmlformats.org/drawingml/2006/picture">
                 <pic:pic xmlns:pic="http://schemas.openxmlformats.org/drawingml/2006/picture">
                   <pic:nvPicPr>
-                    <pic:cNvPr id="1165232412" name="Picture 11"/>
-                    <pic:cNvPicPr>
-                      <a:picLocks noChangeAspect="1" noChangeArrowheads="1"/>
-                    </pic:cNvPicPr>
+                    <pic:cNvPr id="833351305" name=""/>
+                    <pic:cNvPicPr/>
                   </pic:nvPicPr>
                   <pic:blipFill>
                     <a:blip r:embed="rId32">
@@ -4401,26 +4465,34 @@
                       <a:fillRect/>
                     </a:stretch>
                   </pic:blipFill>
-                  <pic:spPr bwMode="auto">
+                  <pic:spPr>
                     <a:xfrm>
                       <a:off x="0" y="0"/>
-                      <a:ext cx="5943600" cy="3230880"/>
+                      <a:ext cx="4899660" cy="2560955"/>
                     </a:xfrm>
                     <a:prstGeom prst="rect">
                       <a:avLst/>
                     </a:prstGeom>
-                    <a:noFill/>
-                    <a:ln>
-                      <a:noFill/>
-                    </a:ln>
                   </pic:spPr>
                 </pic:pic>
               </a:graphicData>
             </a:graphic>
+            <wp14:sizeRelH relativeFrom="margin">
+              <wp14:pctWidth>0</wp14:pctWidth>
+            </wp14:sizeRelH>
+            <wp14:sizeRelV relativeFrom="margin">
+              <wp14:pctHeight>0</wp14:pctHeight>
+            </wp14:sizeRelV>
           </wp:anchor>
         </w:drawing>
       </w:r>
-      <w:r>
+    </w:p>
+    <w:p>
+      <w:pPr>
+        <w:tabs>
+          <w:tab w:val="left" w:pos="1176"/>
+        </w:tabs>
+        <w:spacing w:after="200" w:line="276" w:lineRule="auto"/>
         <w:rPr>
           <w:rFonts w:eastAsiaTheme="minorHAnsi"/>
           <w:b/>
@@ -4431,9 +4503,14 @@
           <w:szCs w:val="32"/>
           <w14:ligatures w14:val="standardContextual"/>
         </w:rPr>
-        <w:t>Deletion from the End\Pop</w:t>
-      </w:r>
-      <w:r>
+      </w:pPr>
+    </w:p>
+    <w:p>
+      <w:pPr>
+        <w:tabs>
+          <w:tab w:val="left" w:pos="1176"/>
+        </w:tabs>
+        <w:spacing w:after="200" w:line="276" w:lineRule="auto"/>
         <w:rPr>
           <w:rFonts w:eastAsiaTheme="minorHAnsi"/>
           <w:b/>
@@ -4444,9 +4521,14 @@
           <w:szCs w:val="32"/>
           <w14:ligatures w14:val="standardContextual"/>
         </w:rPr>
-        <w:t>-</w:t>
-      </w:r>
-      <w:r>
+      </w:pPr>
+    </w:p>
+    <w:p>
+      <w:pPr>
+        <w:tabs>
+          <w:tab w:val="left" w:pos="1176"/>
+        </w:tabs>
+        <w:spacing w:after="200" w:line="276" w:lineRule="auto"/>
         <w:rPr>
           <w:rFonts w:eastAsiaTheme="minorHAnsi"/>
           <w:b/>
@@ -4457,13 +4539,12 @@
           <w:szCs w:val="32"/>
           <w14:ligatures w14:val="standardContextual"/>
         </w:rPr>
-        <w:t>Back</w:t>
-      </w:r>
-    </w:p>
-    <w:p>
-      <w:pPr>
-        <w:tabs>
-          <w:tab w:val="left" w:pos="7968"/>
+      </w:pPr>
+    </w:p>
+    <w:p>
+      <w:pPr>
+        <w:tabs>
+          <w:tab w:val="left" w:pos="1176"/>
         </w:tabs>
         <w:spacing w:after="200" w:line="276" w:lineRule="auto"/>
         <w:rPr>
@@ -4477,19 +4558,47 @@
           <w14:ligatures w14:val="standardContextual"/>
         </w:rPr>
       </w:pPr>
-      <w:r>
-        <w:rPr>
-          <w:noProof/>
+    </w:p>
+    <w:p>
+      <w:pPr>
+        <w:tabs>
+          <w:tab w:val="left" w:pos="1176"/>
+        </w:tabs>
+        <w:spacing w:after="200" w:line="276" w:lineRule="auto"/>
+        <w:rPr>
+          <w:rFonts w:eastAsiaTheme="minorHAnsi"/>
+          <w:b/>
+          <w:bCs/>
           <w:color w:val="365F91" w:themeColor="accent1" w:themeShade="BF"/>
-          <w:sz w:val="32"/>
-          <w:szCs w:val="32"/>
-        </w:rPr>
-        <w:lastRenderedPageBreak/>
+          <w:kern w:val="2"/>
+          <w:sz w:val="32"/>
+          <w:szCs w:val="32"/>
+          <w14:ligatures w14:val="standardContextual"/>
+        </w:rPr>
+      </w:pPr>
+      <w:r>
+        <w:rPr>
+          <w:rFonts w:eastAsiaTheme="minorHAnsi"/>
+          <w:b/>
+          <w:bCs/>
+          <w:color w:val="365F91" w:themeColor="accent1" w:themeShade="BF"/>
+          <w:kern w:val="2"/>
+          <w:sz w:val="32"/>
+          <w:szCs w:val="32"/>
+        </w:rPr>
         <w:drawing>
-          <wp:inline distT="0" distB="0" distL="0" distR="0" wp14:anchorId="5183EE69" wp14:editId="4D5E23E3">
-            <wp:extent cx="5935980" cy="205740"/>
-            <wp:effectExtent l="0" t="0" r="7620" b="3810"/>
-            <wp:docPr id="1256442479" name="Picture 12"/>
+          <wp:anchor distT="0" distB="0" distL="114300" distR="114300" simplePos="0" relativeHeight="251708928" behindDoc="0" locked="0" layoutInCell="1" allowOverlap="1" wp14:anchorId="54867259" wp14:editId="352C85DA">
+            <wp:simplePos x="0" y="0"/>
+            <wp:positionH relativeFrom="column">
+              <wp:posOffset>449580</wp:posOffset>
+            </wp:positionH>
+            <wp:positionV relativeFrom="paragraph">
+              <wp:posOffset>231140</wp:posOffset>
+            </wp:positionV>
+            <wp:extent cx="4899660" cy="2020570"/>
+            <wp:effectExtent l="0" t="0" r="0" b="0"/>
+            <wp:wrapSquare wrapText="bothSides"/>
+            <wp:docPr id="1158563861" name="Picture 1"/>
             <wp:cNvGraphicFramePr>
               <a:graphicFrameLocks xmlns:a="http://schemas.openxmlformats.org/drawingml/2006/main" noChangeAspect="1"/>
             </wp:cNvGraphicFramePr>
@@ -4497,10 +4606,8 @@
               <a:graphicData uri="http://schemas.openxmlformats.org/drawingml/2006/picture">
                 <pic:pic xmlns:pic="http://schemas.openxmlformats.org/drawingml/2006/picture">
                   <pic:nvPicPr>
-                    <pic:cNvPr id="1256442479" name="Picture 12"/>
-                    <pic:cNvPicPr>
-                      <a:picLocks noChangeAspect="1" noChangeArrowheads="1"/>
-                    </pic:cNvPicPr>
+                    <pic:cNvPr id="1158563861" name=""/>
+                    <pic:cNvPicPr/>
                   </pic:nvPicPr>
                   <pic:blipFill>
                     <a:blip r:embed="rId33">
@@ -4514,34 +4621,38 @@
                       <a:fillRect/>
                     </a:stretch>
                   </pic:blipFill>
-                  <pic:spPr bwMode="auto">
+                  <pic:spPr>
                     <a:xfrm>
                       <a:off x="0" y="0"/>
-                      <a:ext cx="5935980" cy="205740"/>
+                      <a:ext cx="4899660" cy="2020570"/>
                     </a:xfrm>
                     <a:prstGeom prst="rect">
                       <a:avLst/>
                     </a:prstGeom>
-                    <a:noFill/>
-                    <a:ln>
-                      <a:noFill/>
-                    </a:ln>
                   </pic:spPr>
                 </pic:pic>
               </a:graphicData>
             </a:graphic>
-          </wp:inline>
+            <wp14:sizeRelH relativeFrom="margin">
+              <wp14:pctWidth>0</wp14:pctWidth>
+            </wp14:sizeRelH>
+            <wp14:sizeRelV relativeFrom="margin">
+              <wp14:pctHeight>0</wp14:pctHeight>
+            </wp14:sizeRelV>
+          </wp:anchor>
         </w:drawing>
       </w:r>
     </w:p>
     <w:p>
       <w:pPr>
         <w:tabs>
-          <w:tab w:val="left" w:pos="7968"/>
+          <w:tab w:val="left" w:pos="1176"/>
         </w:tabs>
         <w:spacing w:after="200" w:line="276" w:lineRule="auto"/>
         <w:rPr>
           <w:rFonts w:eastAsiaTheme="minorHAnsi"/>
+          <w:b/>
+          <w:bCs/>
           <w:color w:val="365F91" w:themeColor="accent1" w:themeShade="BF"/>
           <w:kern w:val="2"/>
           <w:sz w:val="32"/>
@@ -4552,6 +4663,9 @@
     </w:p>
     <w:p>
       <w:pPr>
+        <w:tabs>
+          <w:tab w:val="left" w:pos="1176"/>
+        </w:tabs>
         <w:spacing w:after="200" w:line="276" w:lineRule="auto"/>
         <w:rPr>
           <w:rFonts w:eastAsiaTheme="minorHAnsi"/>
@@ -4564,26 +4678,83 @@
           <w14:ligatures w14:val="standardContextual"/>
         </w:rPr>
       </w:pPr>
-      <w:r>
-        <w:rPr>
-          <w:noProof/>
+    </w:p>
+    <w:p>
+      <w:pPr>
+        <w:tabs>
+          <w:tab w:val="left" w:pos="1176"/>
+        </w:tabs>
+        <w:spacing w:after="200" w:line="276" w:lineRule="auto"/>
+        <w:rPr>
+          <w:rFonts w:eastAsiaTheme="minorHAnsi"/>
+          <w:b/>
+          <w:bCs/>
           <w:color w:val="365F91" w:themeColor="accent1" w:themeShade="BF"/>
+          <w:kern w:val="2"/>
+          <w:sz w:val="32"/>
+          <w:szCs w:val="32"/>
+          <w14:ligatures w14:val="standardContextual"/>
+        </w:rPr>
+      </w:pPr>
+    </w:p>
+    <w:p>
+      <w:pPr>
+        <w:tabs>
+          <w:tab w:val="left" w:pos="1176"/>
+        </w:tabs>
+        <w:spacing w:after="200" w:line="276" w:lineRule="auto"/>
+        <w:rPr>
+          <w:rFonts w:eastAsiaTheme="minorHAnsi"/>
+          <w:b/>
+          <w:bCs/>
+          <w:color w:val="365F91" w:themeColor="accent1" w:themeShade="BF"/>
+          <w:kern w:val="2"/>
+          <w:sz w:val="32"/>
+          <w:szCs w:val="32"/>
+          <w14:ligatures w14:val="standardContextual"/>
+        </w:rPr>
+      </w:pPr>
+    </w:p>
+    <w:p>
+      <w:pPr>
+        <w:tabs>
+          <w:tab w:val="left" w:pos="1176"/>
+        </w:tabs>
+        <w:spacing w:after="200" w:line="276" w:lineRule="auto"/>
+        <w:rPr>
+          <w:rFonts w:eastAsiaTheme="minorHAnsi"/>
+          <w:b/>
+          <w:bCs/>
+          <w:color w:val="365F91" w:themeColor="accent1" w:themeShade="BF"/>
+          <w:kern w:val="2"/>
+          <w:sz w:val="32"/>
+          <w:szCs w:val="32"/>
+          <w14:ligatures w14:val="standardContextual"/>
+        </w:rPr>
+      </w:pPr>
+      <w:r>
+        <w:rPr>
+          <w:rFonts w:eastAsiaTheme="minorHAnsi"/>
+          <w:b/>
+          <w:bCs/>
+          <w:color w:val="365F91" w:themeColor="accent1" w:themeShade="BF"/>
+          <w:kern w:val="2"/>
           <w:sz w:val="32"/>
           <w:szCs w:val="32"/>
         </w:rPr>
         <w:drawing>
-          <wp:anchor distT="0" distB="0" distL="114300" distR="114300" simplePos="0" relativeHeight="251650048" behindDoc="0" locked="0" layoutInCell="1" allowOverlap="1" wp14:anchorId="2F938AF7" wp14:editId="73FD134B">
+          <wp:anchor distT="0" distB="0" distL="114300" distR="114300" simplePos="0" relativeHeight="251710976" behindDoc="0" locked="0" layoutInCell="1" allowOverlap="1" wp14:anchorId="0F8EB010" wp14:editId="0817DF55">
             <wp:simplePos x="0" y="0"/>
             <wp:positionH relativeFrom="column">
-              <wp:posOffset>0</wp:posOffset>
+              <wp:posOffset>449580</wp:posOffset>
             </wp:positionH>
             <wp:positionV relativeFrom="paragraph">
-              <wp:posOffset>6149340</wp:posOffset>
+              <wp:posOffset>271780</wp:posOffset>
             </wp:positionV>
-            <wp:extent cx="5935980" cy="175260"/>
-            <wp:effectExtent l="0" t="0" r="7620" b="0"/>
+            <wp:extent cx="4921885" cy="4038600"/>
+            <wp:effectExtent l="0" t="0" r="0" b="0"/>
             <wp:wrapSquare wrapText="bothSides"/>
-            <wp:docPr id="730177622" name="Picture 3"/>
+            <wp:docPr id="1284720134" name="Picture 1"/>
             <wp:cNvGraphicFramePr>
               <a:graphicFrameLocks xmlns:a="http://schemas.openxmlformats.org/drawingml/2006/main" noChangeAspect="1"/>
             </wp:cNvGraphicFramePr>
@@ -4591,10 +4762,8 @@
               <a:graphicData uri="http://schemas.openxmlformats.org/drawingml/2006/picture">
                 <pic:pic xmlns:pic="http://schemas.openxmlformats.org/drawingml/2006/picture">
                   <pic:nvPicPr>
-                    <pic:cNvPr id="730177622" name="Picture 3"/>
-                    <pic:cNvPicPr>
-                      <a:picLocks noChangeAspect="1" noChangeArrowheads="1"/>
-                    </pic:cNvPicPr>
+                    <pic:cNvPr id="1284720134" name=""/>
+                    <pic:cNvPicPr/>
                   </pic:nvPicPr>
                   <pic:blipFill>
                     <a:blip r:embed="rId34">
@@ -4608,47 +4777,223 @@
                       <a:fillRect/>
                     </a:stretch>
                   </pic:blipFill>
-                  <pic:spPr bwMode="auto">
+                  <pic:spPr>
                     <a:xfrm>
                       <a:off x="0" y="0"/>
-                      <a:ext cx="5935980" cy="175260"/>
+                      <a:ext cx="4921885" cy="4038600"/>
                     </a:xfrm>
                     <a:prstGeom prst="rect">
                       <a:avLst/>
                     </a:prstGeom>
-                    <a:noFill/>
-                    <a:ln>
-                      <a:noFill/>
-                    </a:ln>
                   </pic:spPr>
                 </pic:pic>
               </a:graphicData>
             </a:graphic>
+            <wp14:sizeRelH relativeFrom="margin">
+              <wp14:pctWidth>0</wp14:pctWidth>
+            </wp14:sizeRelH>
+            <wp14:sizeRelV relativeFrom="margin">
+              <wp14:pctHeight>0</wp14:pctHeight>
+            </wp14:sizeRelV>
           </wp:anchor>
         </w:drawing>
       </w:r>
-      <w:r>
-        <w:rPr>
-          <w:b/>
-          <w:bCs/>
-          <w:noProof/>
+    </w:p>
+    <w:p>
+      <w:pPr>
+        <w:tabs>
+          <w:tab w:val="left" w:pos="1176"/>
+        </w:tabs>
+        <w:spacing w:after="200" w:line="276" w:lineRule="auto"/>
+        <w:rPr>
+          <w:rFonts w:eastAsiaTheme="minorHAnsi"/>
+          <w:b/>
+          <w:bCs/>
           <w:color w:val="365F91" w:themeColor="accent1" w:themeShade="BF"/>
-          <w:sz w:val="32"/>
-          <w:szCs w:val="32"/>
-        </w:rPr>
+          <w:kern w:val="2"/>
+          <w:sz w:val="32"/>
+          <w:szCs w:val="32"/>
+          <w14:ligatures w14:val="standardContextual"/>
+        </w:rPr>
+      </w:pPr>
+    </w:p>
+    <w:p>
+      <w:pPr>
+        <w:tabs>
+          <w:tab w:val="left" w:pos="1176"/>
+        </w:tabs>
+        <w:spacing w:after="200" w:line="276" w:lineRule="auto"/>
+        <w:rPr>
+          <w:rFonts w:eastAsiaTheme="minorHAnsi"/>
+          <w:b/>
+          <w:bCs/>
+          <w:color w:val="365F91" w:themeColor="accent1" w:themeShade="BF"/>
+          <w:kern w:val="2"/>
+          <w:sz w:val="32"/>
+          <w:szCs w:val="32"/>
+          <w14:ligatures w14:val="standardContextual"/>
+        </w:rPr>
+      </w:pPr>
+    </w:p>
+    <w:p>
+      <w:pPr>
+        <w:tabs>
+          <w:tab w:val="left" w:pos="1176"/>
+        </w:tabs>
+        <w:spacing w:after="200" w:line="276" w:lineRule="auto"/>
+        <w:rPr>
+          <w:rFonts w:eastAsiaTheme="minorHAnsi"/>
+          <w:b/>
+          <w:bCs/>
+          <w:color w:val="365F91" w:themeColor="accent1" w:themeShade="BF"/>
+          <w:kern w:val="2"/>
+          <w:sz w:val="32"/>
+          <w:szCs w:val="32"/>
+          <w14:ligatures w14:val="standardContextual"/>
+        </w:rPr>
+      </w:pPr>
+    </w:p>
+    <w:p>
+      <w:pPr>
+        <w:tabs>
+          <w:tab w:val="left" w:pos="1176"/>
+        </w:tabs>
+        <w:spacing w:after="200" w:line="276" w:lineRule="auto"/>
+        <w:rPr>
+          <w:rFonts w:eastAsiaTheme="minorHAnsi"/>
+          <w:b/>
+          <w:bCs/>
+          <w:color w:val="365F91" w:themeColor="accent1" w:themeShade="BF"/>
+          <w:kern w:val="2"/>
+          <w:sz w:val="32"/>
+          <w:szCs w:val="32"/>
+          <w14:ligatures w14:val="standardContextual"/>
+        </w:rPr>
+      </w:pPr>
+    </w:p>
+    <w:p>
+      <w:pPr>
+        <w:tabs>
+          <w:tab w:val="left" w:pos="1176"/>
+        </w:tabs>
+        <w:spacing w:after="200" w:line="276" w:lineRule="auto"/>
+        <w:rPr>
+          <w:rFonts w:eastAsiaTheme="minorHAnsi"/>
+          <w:b/>
+          <w:bCs/>
+          <w:color w:val="365F91" w:themeColor="accent1" w:themeShade="BF"/>
+          <w:kern w:val="2"/>
+          <w:sz w:val="32"/>
+          <w:szCs w:val="32"/>
+          <w14:ligatures w14:val="standardContextual"/>
+        </w:rPr>
+      </w:pPr>
+    </w:p>
+    <w:p>
+      <w:pPr>
+        <w:tabs>
+          <w:tab w:val="left" w:pos="1176"/>
+        </w:tabs>
+        <w:spacing w:after="200" w:line="276" w:lineRule="auto"/>
+        <w:rPr>
+          <w:rFonts w:eastAsiaTheme="minorHAnsi"/>
+          <w:b/>
+          <w:bCs/>
+          <w:color w:val="365F91" w:themeColor="accent1" w:themeShade="BF"/>
+          <w:kern w:val="2"/>
+          <w:sz w:val="32"/>
+          <w:szCs w:val="32"/>
+          <w14:ligatures w14:val="standardContextual"/>
+        </w:rPr>
+      </w:pPr>
+    </w:p>
+    <w:p>
+      <w:pPr>
+        <w:tabs>
+          <w:tab w:val="left" w:pos="1176"/>
+        </w:tabs>
+        <w:spacing w:after="200" w:line="276" w:lineRule="auto"/>
+        <w:rPr>
+          <w:rFonts w:eastAsiaTheme="minorHAnsi"/>
+          <w:b/>
+          <w:bCs/>
+          <w:color w:val="365F91" w:themeColor="accent1" w:themeShade="BF"/>
+          <w:kern w:val="2"/>
+          <w:sz w:val="32"/>
+          <w:szCs w:val="32"/>
+          <w14:ligatures w14:val="standardContextual"/>
+        </w:rPr>
+      </w:pPr>
+    </w:p>
+    <w:p>
+      <w:pPr>
+        <w:tabs>
+          <w:tab w:val="left" w:pos="1176"/>
+        </w:tabs>
+        <w:spacing w:after="200" w:line="276" w:lineRule="auto"/>
+        <w:rPr>
+          <w:rFonts w:eastAsiaTheme="minorHAnsi"/>
+          <w:b/>
+          <w:bCs/>
+          <w:color w:val="365F91" w:themeColor="accent1" w:themeShade="BF"/>
+          <w:kern w:val="2"/>
+          <w:sz w:val="32"/>
+          <w:szCs w:val="32"/>
+          <w14:ligatures w14:val="standardContextual"/>
+        </w:rPr>
+      </w:pPr>
+    </w:p>
+    <w:p>
+      <w:pPr>
+        <w:tabs>
+          <w:tab w:val="left" w:pos="1176"/>
+        </w:tabs>
+        <w:spacing w:after="200" w:line="276" w:lineRule="auto"/>
+        <w:rPr>
+          <w:rFonts w:eastAsiaTheme="minorHAnsi"/>
+          <w:b/>
+          <w:bCs/>
+          <w:color w:val="365F91" w:themeColor="accent1" w:themeShade="BF"/>
+          <w:kern w:val="2"/>
+          <w:sz w:val="32"/>
+          <w:szCs w:val="32"/>
+          <w14:ligatures w14:val="standardContextual"/>
+        </w:rPr>
+      </w:pPr>
+    </w:p>
+    <w:p>
+      <w:pPr>
+        <w:tabs>
+          <w:tab w:val="left" w:pos="1176"/>
+        </w:tabs>
+        <w:spacing w:after="200" w:line="276" w:lineRule="auto"/>
+        <w:rPr>
+          <w:rFonts w:eastAsiaTheme="minorHAnsi"/>
+          <w:b/>
+          <w:bCs/>
+          <w:color w:val="365F91" w:themeColor="accent1" w:themeShade="BF"/>
+          <w:kern w:val="2"/>
+          <w:sz w:val="32"/>
+          <w:szCs w:val="32"/>
+          <w14:ligatures w14:val="standardContextual"/>
+        </w:rPr>
+      </w:pPr>
+      <w:r>
+        <w:rPr>
+          <w:rFonts w:eastAsiaTheme="minorHAnsi"/>
+          <w:b/>
+          <w:bCs/>
+          <w:color w:val="365F91" w:themeColor="accent1" w:themeShade="BF"/>
+          <w:kern w:val="2"/>
+          <w:sz w:val="32"/>
+          <w:szCs w:val="32"/>
+        </w:rPr>
+        <w:lastRenderedPageBreak/>
         <w:drawing>
-          <wp:anchor distT="0" distB="0" distL="114300" distR="114300" simplePos="0" relativeHeight="251658240" behindDoc="0" locked="0" layoutInCell="1" allowOverlap="1" wp14:anchorId="1F2C4835" wp14:editId="0694AE94">
-            <wp:simplePos x="0" y="0"/>
-            <wp:positionH relativeFrom="column">
-              <wp:posOffset>7620</wp:posOffset>
-            </wp:positionH>
-            <wp:positionV relativeFrom="paragraph">
-              <wp:posOffset>2499360</wp:posOffset>
-            </wp:positionV>
-            <wp:extent cx="5935980" cy="3642360"/>
-            <wp:effectExtent l="0" t="0" r="7620" b="0"/>
-            <wp:wrapSquare wrapText="bothSides"/>
-            <wp:docPr id="943618931" name="Picture 3"/>
+          <wp:inline distT="0" distB="0" distL="0" distR="0" wp14:anchorId="71F584BA" wp14:editId="7C5230FF">
+            <wp:extent cx="5943600" cy="2025650"/>
+            <wp:effectExtent l="0" t="0" r="0" b="0"/>
+            <wp:docPr id="1485018154" name="Picture 1"/>
             <wp:cNvGraphicFramePr>
               <a:graphicFrameLocks xmlns:a="http://schemas.openxmlformats.org/drawingml/2006/main" noChangeAspect="1"/>
             </wp:cNvGraphicFramePr>
@@ -4656,61 +5001,53 @@
               <a:graphicData uri="http://schemas.openxmlformats.org/drawingml/2006/picture">
                 <pic:pic xmlns:pic="http://schemas.openxmlformats.org/drawingml/2006/picture">
                   <pic:nvPicPr>
-                    <pic:cNvPr id="943618931" name="Picture 3"/>
-                    <pic:cNvPicPr>
-                      <a:picLocks noChangeAspect="1" noChangeArrowheads="1"/>
-                    </pic:cNvPicPr>
+                    <pic:cNvPr id="1485018154" name=""/>
+                    <pic:cNvPicPr/>
                   </pic:nvPicPr>
                   <pic:blipFill>
-                    <a:blip r:embed="rId35">
-                      <a:extLst>
-                        <a:ext uri="{28A0092B-C50C-407E-A947-70E740481C1C}">
-                          <a14:useLocalDpi xmlns:a14="http://schemas.microsoft.com/office/drawing/2010/main" val="0"/>
-                        </a:ext>
-                      </a:extLst>
-                    </a:blip>
+                    <a:blip r:embed="rId35"/>
                     <a:stretch>
                       <a:fillRect/>
                     </a:stretch>
                   </pic:blipFill>
-                  <pic:spPr bwMode="auto">
+                  <pic:spPr>
                     <a:xfrm>
                       <a:off x="0" y="0"/>
-                      <a:ext cx="5935980" cy="3642360"/>
+                      <a:ext cx="5943600" cy="2025650"/>
                     </a:xfrm>
                     <a:prstGeom prst="rect">
                       <a:avLst/>
                     </a:prstGeom>
-                    <a:noFill/>
-                    <a:ln>
-                      <a:noFill/>
-                    </a:ln>
                   </pic:spPr>
                 </pic:pic>
               </a:graphicData>
             </a:graphic>
-          </wp:anchor>
+          </wp:inline>
         </w:drawing>
       </w:r>
       <w:r>
         <w:rPr>
-          <w:noProof/>
+          <w:rFonts w:eastAsiaTheme="minorHAnsi"/>
+          <w:b/>
+          <w:bCs/>
+          <w:color w:val="365F91" w:themeColor="accent1" w:themeShade="BF"/>
+          <w:kern w:val="2"/>
           <w:sz w:val="32"/>
           <w:szCs w:val="32"/>
         </w:rPr>
         <w:drawing>
-          <wp:anchor distT="0" distB="0" distL="114300" distR="114300" simplePos="0" relativeHeight="251653120" behindDoc="0" locked="0" layoutInCell="1" allowOverlap="1" wp14:anchorId="66EF7C74" wp14:editId="4E6E6B0A">
+          <wp:anchor distT="0" distB="0" distL="114300" distR="114300" simplePos="0" relativeHeight="251678208" behindDoc="0" locked="0" layoutInCell="1" allowOverlap="1" wp14:anchorId="04F3DE5D" wp14:editId="5DFE5205">
             <wp:simplePos x="0" y="0"/>
             <wp:positionH relativeFrom="column">
               <wp:posOffset>0</wp:posOffset>
             </wp:positionH>
             <wp:positionV relativeFrom="paragraph">
-              <wp:posOffset>433705</wp:posOffset>
+              <wp:posOffset>0</wp:posOffset>
             </wp:positionV>
-            <wp:extent cx="5943600" cy="2065020"/>
+            <wp:extent cx="5943600" cy="3301365"/>
             <wp:effectExtent l="0" t="0" r="0" b="0"/>
             <wp:wrapSquare wrapText="bothSides"/>
-            <wp:docPr id="2144343128" name="Picture 2"/>
+            <wp:docPr id="752122871" name="Picture 1"/>
             <wp:cNvGraphicFramePr>
               <a:graphicFrameLocks xmlns:a="http://schemas.openxmlformats.org/drawingml/2006/main" noChangeAspect="1"/>
             </wp:cNvGraphicFramePr>
@@ -4718,10 +5055,8 @@
               <a:graphicData uri="http://schemas.openxmlformats.org/drawingml/2006/picture">
                 <pic:pic xmlns:pic="http://schemas.openxmlformats.org/drawingml/2006/picture">
                   <pic:nvPicPr>
-                    <pic:cNvPr id="2144343128" name="Picture 2"/>
-                    <pic:cNvPicPr>
-                      <a:picLocks noChangeAspect="1" noChangeArrowheads="1"/>
-                    </pic:cNvPicPr>
+                    <pic:cNvPr id="752122871" name=""/>
+                    <pic:cNvPicPr/>
                   </pic:nvPicPr>
                   <pic:blipFill>
                     <a:blip r:embed="rId36">
@@ -4735,18 +5070,14 @@
                       <a:fillRect/>
                     </a:stretch>
                   </pic:blipFill>
-                  <pic:spPr bwMode="auto">
+                  <pic:spPr>
                     <a:xfrm>
                       <a:off x="0" y="0"/>
-                      <a:ext cx="5943600" cy="2065020"/>
+                      <a:ext cx="5943600" cy="3301365"/>
                     </a:xfrm>
                     <a:prstGeom prst="rect">
                       <a:avLst/>
                     </a:prstGeom>
-                    <a:noFill/>
-                    <a:ln>
-                      <a:noFill/>
-                    </a:ln>
                   </pic:spPr>
                 </pic:pic>
               </a:graphicData>
@@ -4763,102 +5094,12 @@
           <w:kern w:val="2"/>
           <w:sz w:val="32"/>
           <w:szCs w:val="32"/>
-          <w14:ligatures w14:val="standardContextual"/>
-        </w:rPr>
-        <w:t>Insertion in the Middle of Linked List</w:t>
-      </w:r>
-    </w:p>
-    <w:p>
-      <w:pPr>
-        <w:spacing w:after="200" w:line="276" w:lineRule="auto"/>
-        <w:rPr>
-          <w:rFonts w:eastAsiaTheme="minorHAnsi"/>
-          <w:b/>
-          <w:bCs/>
-          <w:color w:val="365F91" w:themeColor="accent1" w:themeShade="BF"/>
-          <w:kern w:val="2"/>
-          <w:sz w:val="32"/>
-          <w:szCs w:val="32"/>
-          <w14:ligatures w14:val="standardContextual"/>
-        </w:rPr>
-      </w:pPr>
-    </w:p>
-    <w:p>
-      <w:pPr>
-        <w:tabs>
-          <w:tab w:val="left" w:pos="3144"/>
-        </w:tabs>
-        <w:spacing w:after="200" w:line="276" w:lineRule="auto"/>
-        <w:rPr>
-          <w:rFonts w:eastAsiaTheme="minorHAnsi"/>
-          <w:b/>
-          <w:bCs/>
-          <w:color w:val="365F91" w:themeColor="accent1" w:themeShade="BF"/>
-          <w:kern w:val="2"/>
-          <w:sz w:val="32"/>
-          <w:szCs w:val="32"/>
-          <w14:ligatures w14:val="standardContextual"/>
-        </w:rPr>
-      </w:pPr>
-    </w:p>
-    <w:p>
-      <w:pPr>
-        <w:tabs>
-          <w:tab w:val="left" w:pos="3144"/>
-        </w:tabs>
-        <w:spacing w:after="200" w:line="276" w:lineRule="auto"/>
-        <w:rPr>
-          <w:rFonts w:eastAsiaTheme="minorHAnsi"/>
-          <w:b/>
-          <w:bCs/>
-          <w:color w:val="365F91" w:themeColor="accent1" w:themeShade="BF"/>
-          <w:kern w:val="2"/>
-          <w:sz w:val="32"/>
-          <w:szCs w:val="32"/>
-          <w14:ligatures w14:val="standardContextual"/>
-        </w:rPr>
-      </w:pPr>
-    </w:p>
-    <w:p>
-      <w:pPr>
-        <w:tabs>
-          <w:tab w:val="left" w:pos="3144"/>
-        </w:tabs>
-        <w:spacing w:after="200" w:line="276" w:lineRule="auto"/>
-        <w:rPr>
-          <w:rFonts w:eastAsiaTheme="minorHAnsi"/>
-          <w:b/>
-          <w:bCs/>
-          <w:color w:val="365F91" w:themeColor="accent1" w:themeShade="BF"/>
-          <w:kern w:val="2"/>
-          <w:sz w:val="32"/>
-          <w:szCs w:val="32"/>
-          <w14:ligatures w14:val="standardContextual"/>
-        </w:rPr>
-      </w:pPr>
-      <w:r>
-        <w:rPr>
-          <w:b/>
-          <w:bCs/>
-          <w:noProof/>
-          <w:color w:val="365F91" w:themeColor="accent1" w:themeShade="BF"/>
-          <w:sz w:val="32"/>
-          <w:szCs w:val="32"/>
-        </w:rPr>
-        <w:lastRenderedPageBreak/>
+        </w:rPr>
         <w:drawing>
-          <wp:anchor distT="0" distB="0" distL="114300" distR="114300" simplePos="0" relativeHeight="251662336" behindDoc="0" locked="0" layoutInCell="1" allowOverlap="1" wp14:anchorId="1AE27304" wp14:editId="37146987">
-            <wp:simplePos x="0" y="0"/>
-            <wp:positionH relativeFrom="column">
-              <wp:posOffset>0</wp:posOffset>
-            </wp:positionH>
-            <wp:positionV relativeFrom="paragraph">
-              <wp:posOffset>2217420</wp:posOffset>
-            </wp:positionV>
-            <wp:extent cx="5943600" cy="198120"/>
+          <wp:inline distT="0" distB="0" distL="0" distR="0" wp14:anchorId="6BC5B919" wp14:editId="1BBDEED7">
+            <wp:extent cx="5943600" cy="2407285"/>
             <wp:effectExtent l="0" t="0" r="0" b="0"/>
-            <wp:wrapSquare wrapText="bothSides"/>
-            <wp:docPr id="775396325" name="Picture 5"/>
+            <wp:docPr id="1972012439" name="Picture 1"/>
             <wp:cNvGraphicFramePr>
               <a:graphicFrameLocks xmlns:a="http://schemas.openxmlformats.org/drawingml/2006/main" noChangeAspect="1"/>
             </wp:cNvGraphicFramePr>
@@ -4866,43 +5107,37 @@
               <a:graphicData uri="http://schemas.openxmlformats.org/drawingml/2006/picture">
                 <pic:pic xmlns:pic="http://schemas.openxmlformats.org/drawingml/2006/picture">
                   <pic:nvPicPr>
-                    <pic:cNvPr id="775396325" name="Picture 5"/>
-                    <pic:cNvPicPr>
-                      <a:picLocks noChangeAspect="1" noChangeArrowheads="1"/>
-                    </pic:cNvPicPr>
+                    <pic:cNvPr id="1972012439" name=""/>
+                    <pic:cNvPicPr/>
                   </pic:nvPicPr>
                   <pic:blipFill>
-                    <a:blip r:embed="rId37">
-                      <a:extLst>
-                        <a:ext uri="{28A0092B-C50C-407E-A947-70E740481C1C}">
-                          <a14:useLocalDpi xmlns:a14="http://schemas.microsoft.com/office/drawing/2010/main" val="0"/>
-                        </a:ext>
-                      </a:extLst>
-                    </a:blip>
+                    <a:blip r:embed="rId37"/>
                     <a:stretch>
                       <a:fillRect/>
                     </a:stretch>
                   </pic:blipFill>
-                  <pic:spPr bwMode="auto">
+                  <pic:spPr>
                     <a:xfrm>
                       <a:off x="0" y="0"/>
-                      <a:ext cx="5943600" cy="198120"/>
+                      <a:ext cx="5943600" cy="2407285"/>
                     </a:xfrm>
                     <a:prstGeom prst="rect">
                       <a:avLst/>
                     </a:prstGeom>
-                    <a:noFill/>
-                    <a:ln>
-                      <a:noFill/>
-                    </a:ln>
                   </pic:spPr>
                 </pic:pic>
               </a:graphicData>
             </a:graphic>
-          </wp:anchor>
+          </wp:inline>
         </w:drawing>
       </w:r>
-      <w:r>
+    </w:p>
+    <w:p>
+      <w:pPr>
+        <w:tabs>
+          <w:tab w:val="left" w:pos="5652"/>
+        </w:tabs>
+        <w:spacing w:after="200" w:line="276" w:lineRule="auto"/>
         <w:rPr>
           <w:rFonts w:eastAsiaTheme="minorHAnsi"/>
           <w:b/>
@@ -4913,13 +5148,25 @@
           <w:szCs w:val="32"/>
           <w14:ligatures w14:val="standardContextual"/>
         </w:rPr>
-        <w:t>Print Function</w:t>
-      </w:r>
-    </w:p>
-    <w:p>
-      <w:pPr>
-        <w:tabs>
-          <w:tab w:val="left" w:pos="3144"/>
+      </w:pPr>
+      <w:r>
+        <w:rPr>
+          <w:rFonts w:eastAsiaTheme="minorHAnsi"/>
+          <w:b/>
+          <w:bCs/>
+          <w:color w:val="365F91" w:themeColor="accent1" w:themeShade="BF"/>
+          <w:kern w:val="2"/>
+          <w:sz w:val="32"/>
+          <w:szCs w:val="32"/>
+          <w14:ligatures w14:val="standardContextual"/>
+        </w:rPr>
+        <w:tab/>
+      </w:r>
+    </w:p>
+    <w:p>
+      <w:pPr>
+        <w:tabs>
+          <w:tab w:val="left" w:pos="1176"/>
         </w:tabs>
         <w:spacing w:after="200" w:line="276" w:lineRule="auto"/>
         <w:rPr>
@@ -4935,26 +5182,20 @@
       </w:pPr>
       <w:r>
         <w:rPr>
-          <w:b/>
-          <w:bCs/>
-          <w:noProof/>
+          <w:rFonts w:eastAsiaTheme="minorHAnsi"/>
+          <w:b/>
+          <w:bCs/>
           <w:color w:val="365F91" w:themeColor="accent1" w:themeShade="BF"/>
-          <w:sz w:val="32"/>
-          <w:szCs w:val="32"/>
-        </w:rPr>
+          <w:kern w:val="2"/>
+          <w:sz w:val="32"/>
+          <w:szCs w:val="32"/>
+        </w:rPr>
+        <w:lastRenderedPageBreak/>
         <w:drawing>
-          <wp:anchor distT="0" distB="0" distL="114300" distR="114300" simplePos="0" relativeHeight="251661312" behindDoc="0" locked="0" layoutInCell="1" allowOverlap="1" wp14:anchorId="7FF4E3A6" wp14:editId="0014BFF2">
-            <wp:simplePos x="0" y="0"/>
-            <wp:positionH relativeFrom="column">
-              <wp:posOffset>0</wp:posOffset>
-            </wp:positionH>
-            <wp:positionV relativeFrom="paragraph">
-              <wp:posOffset>635</wp:posOffset>
-            </wp:positionV>
-            <wp:extent cx="5943600" cy="1836420"/>
+          <wp:inline distT="0" distB="0" distL="0" distR="0" wp14:anchorId="54E3996F" wp14:editId="5D304A8D">
+            <wp:extent cx="5943600" cy="4562475"/>
             <wp:effectExtent l="0" t="0" r="0" b="0"/>
-            <wp:wrapSquare wrapText="bothSides"/>
-            <wp:docPr id="1815658948" name="Picture 4"/>
+            <wp:docPr id="1924867915" name="Picture 1"/>
             <wp:cNvGraphicFramePr>
               <a:graphicFrameLocks xmlns:a="http://schemas.openxmlformats.org/drawingml/2006/main" noChangeAspect="1"/>
             </wp:cNvGraphicFramePr>
@@ -4962,40 +5203,28 @@
               <a:graphicData uri="http://schemas.openxmlformats.org/drawingml/2006/picture">
                 <pic:pic xmlns:pic="http://schemas.openxmlformats.org/drawingml/2006/picture">
                   <pic:nvPicPr>
-                    <pic:cNvPr id="1815658948" name="Picture 4"/>
-                    <pic:cNvPicPr>
-                      <a:picLocks noChangeAspect="1" noChangeArrowheads="1"/>
-                    </pic:cNvPicPr>
+                    <pic:cNvPr id="1924867915" name=""/>
+                    <pic:cNvPicPr/>
                   </pic:nvPicPr>
                   <pic:blipFill>
-                    <a:blip r:embed="rId38">
-                      <a:extLst>
-                        <a:ext uri="{28A0092B-C50C-407E-A947-70E740481C1C}">
-                          <a14:useLocalDpi xmlns:a14="http://schemas.microsoft.com/office/drawing/2010/main" val="0"/>
-                        </a:ext>
-                      </a:extLst>
-                    </a:blip>
+                    <a:blip r:embed="rId38"/>
                     <a:stretch>
                       <a:fillRect/>
                     </a:stretch>
                   </pic:blipFill>
-                  <pic:spPr bwMode="auto">
+                  <pic:spPr>
                     <a:xfrm>
                       <a:off x="0" y="0"/>
-                      <a:ext cx="5943600" cy="1836420"/>
+                      <a:ext cx="5943600" cy="4562475"/>
                     </a:xfrm>
                     <a:prstGeom prst="rect">
                       <a:avLst/>
                     </a:prstGeom>
-                    <a:noFill/>
-                    <a:ln>
-                      <a:noFill/>
-                    </a:ln>
                   </pic:spPr>
                 </pic:pic>
               </a:graphicData>
             </a:graphic>
-          </wp:anchor>
+          </wp:inline>
         </w:drawing>
       </w:r>
     </w:p>
@@ -5009,35 +5238,59 @@
           <w:rFonts w:eastAsiaTheme="minorHAnsi"/>
           <w:b/>
           <w:bCs/>
-          <w:color w:val="365F91" w:themeColor="accent1" w:themeShade="BF"/>
-          <w:kern w:val="2"/>
-          <w:sz w:val="32"/>
-          <w:szCs w:val="32"/>
-          <w14:ligatures w14:val="standardContextual"/>
-        </w:rPr>
-      </w:pPr>
-      <w:r>
-        <w:rPr>
-          <w:b/>
-          <w:bCs/>
-          <w:noProof/>
-          <w:color w:val="365F91" w:themeColor="accent1" w:themeShade="BF"/>
+          <w:color w:val="0D0D0D" w:themeColor="text1" w:themeTint="F2"/>
+          <w:kern w:val="2"/>
+          <w:sz w:val="32"/>
+          <w:szCs w:val="32"/>
+          <w14:ligatures w14:val="standardContextual"/>
+        </w:rPr>
+      </w:pPr>
+      <w:r>
+        <w:rPr>
+          <w:rFonts w:eastAsiaTheme="minorHAnsi"/>
+          <w:b/>
+          <w:bCs/>
+          <w:color w:val="0D0D0D" w:themeColor="text1" w:themeTint="F2"/>
+          <w:kern w:val="2"/>
+          <w:sz w:val="32"/>
+          <w:szCs w:val="32"/>
+          <w14:ligatures w14:val="standardContextual"/>
+        </w:rPr>
+        <w:t>Output</w:t>
+      </w:r>
+    </w:p>
+    <w:p>
+      <w:pPr>
+        <w:tabs>
+          <w:tab w:val="left" w:pos="1176"/>
+        </w:tabs>
+        <w:spacing w:after="200" w:line="276" w:lineRule="auto"/>
+        <w:rPr>
+          <w:rFonts w:eastAsiaTheme="minorHAnsi"/>
+          <w:b/>
+          <w:bCs/>
+          <w:color w:val="0D0D0D" w:themeColor="text1" w:themeTint="F2"/>
+          <w:kern w:val="2"/>
+          <w:sz w:val="32"/>
+          <w:szCs w:val="32"/>
+          <w14:ligatures w14:val="standardContextual"/>
+        </w:rPr>
+      </w:pPr>
+      <w:r>
+        <w:rPr>
+          <w:rFonts w:eastAsiaTheme="minorHAnsi"/>
+          <w:b/>
+          <w:bCs/>
+          <w:color w:val="0D0D0D" w:themeColor="text1" w:themeTint="F2"/>
+          <w:kern w:val="2"/>
           <w:sz w:val="32"/>
           <w:szCs w:val="32"/>
         </w:rPr>
         <w:drawing>
-          <wp:anchor distT="0" distB="0" distL="114300" distR="114300" simplePos="0" relativeHeight="251667456" behindDoc="0" locked="0" layoutInCell="1" allowOverlap="1" wp14:anchorId="33AD0E41" wp14:editId="1A7EE397">
-            <wp:simplePos x="0" y="0"/>
-            <wp:positionH relativeFrom="column">
-              <wp:posOffset>0</wp:posOffset>
-            </wp:positionH>
-            <wp:positionV relativeFrom="paragraph">
-              <wp:posOffset>2667635</wp:posOffset>
-            </wp:positionV>
-            <wp:extent cx="5943600" cy="182880"/>
-            <wp:effectExtent l="0" t="0" r="0" b="7620"/>
-            <wp:wrapSquare wrapText="bothSides"/>
-            <wp:docPr id="1201340128" name="Picture 7"/>
+          <wp:inline distT="0" distB="0" distL="0" distR="0" wp14:anchorId="796EE75B" wp14:editId="69EEE530">
+            <wp:extent cx="5943600" cy="1348740"/>
+            <wp:effectExtent l="0" t="0" r="0" b="0"/>
+            <wp:docPr id="295997582" name="Picture 1"/>
             <wp:cNvGraphicFramePr>
               <a:graphicFrameLocks xmlns:a="http://schemas.openxmlformats.org/drawingml/2006/main" noChangeAspect="1"/>
             </wp:cNvGraphicFramePr>
@@ -5045,108 +5298,55 @@
               <a:graphicData uri="http://schemas.openxmlformats.org/drawingml/2006/picture">
                 <pic:pic xmlns:pic="http://schemas.openxmlformats.org/drawingml/2006/picture">
                   <pic:nvPicPr>
-                    <pic:cNvPr id="1201340128" name="Picture 7"/>
-                    <pic:cNvPicPr>
-                      <a:picLocks noChangeAspect="1" noChangeArrowheads="1"/>
-                    </pic:cNvPicPr>
+                    <pic:cNvPr id="295997582" name=""/>
+                    <pic:cNvPicPr/>
                   </pic:nvPicPr>
                   <pic:blipFill>
-                    <a:blip r:embed="rId39">
-                      <a:extLst>
-                        <a:ext uri="{28A0092B-C50C-407E-A947-70E740481C1C}">
-                          <a14:useLocalDpi xmlns:a14="http://schemas.microsoft.com/office/drawing/2010/main" val="0"/>
-                        </a:ext>
-                      </a:extLst>
-                    </a:blip>
+                    <a:blip r:embed="rId39"/>
                     <a:stretch>
                       <a:fillRect/>
                     </a:stretch>
                   </pic:blipFill>
-                  <pic:spPr bwMode="auto">
+                  <pic:spPr>
                     <a:xfrm>
                       <a:off x="0" y="0"/>
-                      <a:ext cx="5943600" cy="182880"/>
+                      <a:ext cx="5943600" cy="1348740"/>
                     </a:xfrm>
                     <a:prstGeom prst="rect">
                       <a:avLst/>
                     </a:prstGeom>
-                    <a:noFill/>
-                    <a:ln>
-                      <a:noFill/>
-                    </a:ln>
                   </pic:spPr>
                 </pic:pic>
               </a:graphicData>
             </a:graphic>
-          </wp:anchor>
+          </wp:inline>
         </w:drawing>
       </w:r>
-      <w:r>
-        <w:rPr>
-          <w:b/>
-          <w:bCs/>
-          <w:noProof/>
+    </w:p>
+    <w:p>
+      <w:pPr>
+        <w:tabs>
+          <w:tab w:val="left" w:pos="1176"/>
+        </w:tabs>
+        <w:spacing w:after="200" w:line="276" w:lineRule="auto"/>
+        <w:rPr>
+          <w:rFonts w:eastAsiaTheme="minorHAnsi"/>
+          <w:b/>
+          <w:bCs/>
           <w:color w:val="365F91" w:themeColor="accent1" w:themeShade="BF"/>
-          <w:sz w:val="32"/>
-          <w:szCs w:val="32"/>
-        </w:rPr>
-        <w:drawing>
-          <wp:anchor distT="0" distB="0" distL="114300" distR="114300" simplePos="0" relativeHeight="251663360" behindDoc="0" locked="0" layoutInCell="1" allowOverlap="1" wp14:anchorId="14C50EE2" wp14:editId="252125E1">
-            <wp:simplePos x="0" y="0"/>
-            <wp:positionH relativeFrom="column">
-              <wp:posOffset>0</wp:posOffset>
-            </wp:positionH>
-            <wp:positionV relativeFrom="paragraph">
-              <wp:posOffset>404495</wp:posOffset>
-            </wp:positionV>
-            <wp:extent cx="5935980" cy="2278380"/>
-            <wp:effectExtent l="0" t="0" r="7620" b="7620"/>
-            <wp:wrapSquare wrapText="bothSides"/>
-            <wp:docPr id="715765046" name="Picture 6"/>
-            <wp:cNvGraphicFramePr>
-              <a:graphicFrameLocks xmlns:a="http://schemas.openxmlformats.org/drawingml/2006/main" noChangeAspect="1"/>
-            </wp:cNvGraphicFramePr>
-            <a:graphic xmlns:a="http://schemas.openxmlformats.org/drawingml/2006/main">
-              <a:graphicData uri="http://schemas.openxmlformats.org/drawingml/2006/picture">
-                <pic:pic xmlns:pic="http://schemas.openxmlformats.org/drawingml/2006/picture">
-                  <pic:nvPicPr>
-                    <pic:cNvPr id="715765046" name="Picture 6"/>
-                    <pic:cNvPicPr>
-                      <a:picLocks noChangeAspect="1" noChangeArrowheads="1"/>
-                    </pic:cNvPicPr>
-                  </pic:nvPicPr>
-                  <pic:blipFill>
-                    <a:blip r:embed="rId40">
-                      <a:extLst>
-                        <a:ext uri="{28A0092B-C50C-407E-A947-70E740481C1C}">
-                          <a14:useLocalDpi xmlns:a14="http://schemas.microsoft.com/office/drawing/2010/main" val="0"/>
-                        </a:ext>
-                      </a:extLst>
-                    </a:blip>
-                    <a:stretch>
-                      <a:fillRect/>
-                    </a:stretch>
-                  </pic:blipFill>
-                  <pic:spPr bwMode="auto">
-                    <a:xfrm>
-                      <a:off x="0" y="0"/>
-                      <a:ext cx="5935980" cy="2278380"/>
-                    </a:xfrm>
-                    <a:prstGeom prst="rect">
-                      <a:avLst/>
-                    </a:prstGeom>
-                    <a:noFill/>
-                    <a:ln>
-                      <a:noFill/>
-                    </a:ln>
-                  </pic:spPr>
-                </pic:pic>
-              </a:graphicData>
-            </a:graphic>
-          </wp:anchor>
-        </w:drawing>
-      </w:r>
-      <w:r>
+          <w:kern w:val="2"/>
+          <w:sz w:val="32"/>
+          <w:szCs w:val="32"/>
+          <w14:ligatures w14:val="standardContextual"/>
+        </w:rPr>
+      </w:pPr>
+    </w:p>
+    <w:p>
+      <w:pPr>
+        <w:tabs>
+          <w:tab w:val="left" w:pos="1176"/>
+        </w:tabs>
+        <w:spacing w:after="200" w:line="276" w:lineRule="auto"/>
         <w:rPr>
           <w:rFonts w:eastAsiaTheme="minorHAnsi"/>
           <w:b/>
@@ -5157,8 +5357,7 @@
           <w:szCs w:val="32"/>
           <w14:ligatures w14:val="standardContextual"/>
         </w:rPr>
-        <w:t>Search Function in Linked List</w:t>
-      </w:r>
+      </w:pPr>
     </w:p>
     <w:p>
       <w:pPr>
@@ -5195,7 +5394,13 @@
           <w14:ligatures w14:val="standardContextual"/>
         </w:rPr>
       </w:pPr>
-      <w:r>
+    </w:p>
+    <w:p>
+      <w:pPr>
+        <w:tabs>
+          <w:tab w:val="left" w:pos="1176"/>
+        </w:tabs>
+        <w:spacing w:after="200" w:line="276" w:lineRule="auto"/>
         <w:rPr>
           <w:rFonts w:eastAsiaTheme="minorHAnsi"/>
           <w:b/>
@@ -5206,6 +5411,19 @@
           <w:szCs w:val="32"/>
           <w14:ligatures w14:val="standardContextual"/>
         </w:rPr>
+      </w:pPr>
+      <w:r>
+        <w:rPr>
+          <w:rFonts w:eastAsiaTheme="minorHAnsi"/>
+          <w:b/>
+          <w:bCs/>
+          <w:color w:val="365F91" w:themeColor="accent1" w:themeShade="BF"/>
+          <w:kern w:val="2"/>
+          <w:sz w:val="32"/>
+          <w:szCs w:val="32"/>
+          <w14:ligatures w14:val="standardContextual"/>
+        </w:rPr>
+        <w:lastRenderedPageBreak/>
         <w:t xml:space="preserve">Stack </w:t>
       </w:r>
     </w:p>
@@ -5337,7 +5555,6 @@
           <w:szCs w:val="32"/>
           <w14:ligatures w14:val="standardContextual"/>
         </w:rPr>
-        <w:lastRenderedPageBreak/>
         <w:t>You cannot remove the bottom plate without first removing the ones above it</w:t>
       </w:r>
       <w:r>
@@ -5788,6 +6005,7 @@
           <w:szCs w:val="32"/>
           <w14:ligatures w14:val="standardContextual"/>
         </w:rPr>
+        <w:lastRenderedPageBreak/>
         <w:t>"O" → Push to stack</w:t>
       </w:r>
     </w:p>
@@ -5817,54 +6035,6 @@
         </w:rPr>
         <w:t>If you press UNDO, the last letter "O" is popped from the stack, removing it from the text.</w:t>
       </w:r>
-    </w:p>
-    <w:p>
-      <w:pPr>
-        <w:tabs>
-          <w:tab w:val="left" w:pos="1176"/>
-        </w:tabs>
-        <w:spacing w:after="200" w:line="276" w:lineRule="auto"/>
-        <w:rPr>
-          <w:rFonts w:eastAsiaTheme="minorHAnsi"/>
-          <w:color w:val="365F91" w:themeColor="accent1" w:themeShade="BF"/>
-          <w:kern w:val="2"/>
-          <w:sz w:val="32"/>
-          <w:szCs w:val="32"/>
-          <w14:ligatures w14:val="standardContextual"/>
-        </w:rPr>
-      </w:pPr>
-    </w:p>
-    <w:p>
-      <w:pPr>
-        <w:tabs>
-          <w:tab w:val="left" w:pos="1176"/>
-        </w:tabs>
-        <w:spacing w:after="200" w:line="276" w:lineRule="auto"/>
-        <w:rPr>
-          <w:rFonts w:eastAsiaTheme="minorHAnsi"/>
-          <w:color w:val="365F91" w:themeColor="accent1" w:themeShade="BF"/>
-          <w:kern w:val="2"/>
-          <w:sz w:val="32"/>
-          <w:szCs w:val="32"/>
-          <w14:ligatures w14:val="standardContextual"/>
-        </w:rPr>
-      </w:pPr>
-    </w:p>
-    <w:p>
-      <w:pPr>
-        <w:tabs>
-          <w:tab w:val="left" w:pos="1176"/>
-        </w:tabs>
-        <w:spacing w:after="200" w:line="276" w:lineRule="auto"/>
-        <w:rPr>
-          <w:rFonts w:eastAsiaTheme="minorHAnsi"/>
-          <w:color w:val="365F91" w:themeColor="accent1" w:themeShade="BF"/>
-          <w:kern w:val="2"/>
-          <w:sz w:val="32"/>
-          <w:szCs w:val="32"/>
-          <w14:ligatures w14:val="standardContextual"/>
-        </w:rPr>
-      </w:pPr>
     </w:p>
     <w:p>
       <w:pPr>
@@ -5894,9 +6064,8 @@
           <w:sz w:val="32"/>
           <w:szCs w:val="32"/>
         </w:rPr>
-        <w:lastRenderedPageBreak/>
         <w:drawing>
-          <wp:anchor distT="0" distB="0" distL="114300" distR="114300" simplePos="0" relativeHeight="251633664" behindDoc="0" locked="0" layoutInCell="1" allowOverlap="1" wp14:anchorId="708B2526" wp14:editId="19BAA330">
+          <wp:anchor distT="0" distB="0" distL="114300" distR="114300" simplePos="0" relativeHeight="251636224" behindDoc="0" locked="0" layoutInCell="1" allowOverlap="1" wp14:anchorId="708B2526" wp14:editId="0ED267B7">
             <wp:simplePos x="0" y="0"/>
             <wp:positionH relativeFrom="column">
               <wp:posOffset>548640</wp:posOffset>
@@ -5921,7 +6090,7 @@
                     </pic:cNvPicPr>
                   </pic:nvPicPr>
                   <pic:blipFill>
-                    <a:blip r:embed="rId41">
+                    <a:blip r:embed="rId40">
                       <a:extLst>
                         <a:ext uri="{28A0092B-C50C-407E-A947-70E740481C1C}">
                           <a14:useLocalDpi xmlns:a14="http://schemas.microsoft.com/office/drawing/2010/main" val="0"/>
@@ -6086,7 +6255,7 @@
           <w:szCs w:val="32"/>
         </w:rPr>
         <w:drawing>
-          <wp:anchor distT="0" distB="0" distL="114300" distR="114300" simplePos="0" relativeHeight="251634688" behindDoc="0" locked="0" layoutInCell="1" allowOverlap="1" wp14:anchorId="219A2E64" wp14:editId="281316F8">
+          <wp:anchor distT="0" distB="0" distL="114300" distR="114300" simplePos="0" relativeHeight="251637248" behindDoc="0" locked="0" layoutInCell="1" allowOverlap="1" wp14:anchorId="219A2E64" wp14:editId="38E1888F">
             <wp:simplePos x="0" y="0"/>
             <wp:positionH relativeFrom="column">
               <wp:posOffset>548640</wp:posOffset>
@@ -6111,7 +6280,7 @@
                     </pic:cNvPicPr>
                   </pic:nvPicPr>
                   <pic:blipFill>
-                    <a:blip r:embed="rId42">
+                    <a:blip r:embed="rId41">
                       <a:extLst>
                         <a:ext uri="{28A0092B-C50C-407E-A947-70E740481C1C}">
                           <a14:useLocalDpi xmlns:a14="http://schemas.microsoft.com/office/drawing/2010/main" val="0"/>
@@ -6253,6 +6422,66 @@
           <w:szCs w:val="32"/>
         </w:rPr>
       </w:pPr>
+    </w:p>
+    <w:p>
+      <w:pPr>
+        <w:tabs>
+          <w:tab w:val="left" w:pos="5244"/>
+        </w:tabs>
+        <w:rPr>
+          <w:rFonts w:eastAsiaTheme="minorHAnsi"/>
+          <w:sz w:val="32"/>
+          <w:szCs w:val="32"/>
+        </w:rPr>
+      </w:pPr>
+    </w:p>
+    <w:p>
+      <w:pPr>
+        <w:tabs>
+          <w:tab w:val="left" w:pos="5244"/>
+        </w:tabs>
+        <w:rPr>
+          <w:rFonts w:eastAsiaTheme="minorHAnsi"/>
+          <w:sz w:val="32"/>
+          <w:szCs w:val="32"/>
+        </w:rPr>
+      </w:pPr>
+    </w:p>
+    <w:p>
+      <w:pPr>
+        <w:rPr>
+          <w:rFonts w:eastAsiaTheme="minorHAnsi"/>
+          <w:sz w:val="32"/>
+          <w:szCs w:val="32"/>
+        </w:rPr>
+      </w:pPr>
+    </w:p>
+    <w:p>
+      <w:pPr>
+        <w:rPr>
+          <w:rFonts w:eastAsiaTheme="minorHAnsi"/>
+          <w:sz w:val="32"/>
+          <w:szCs w:val="32"/>
+        </w:rPr>
+      </w:pPr>
+    </w:p>
+    <w:p>
+      <w:pPr>
+        <w:rPr>
+          <w:rFonts w:eastAsiaTheme="minorHAnsi"/>
+          <w:sz w:val="32"/>
+          <w:szCs w:val="32"/>
+        </w:rPr>
+      </w:pPr>
+    </w:p>
+    <w:p>
+      <w:pPr>
+        <w:rPr>
+          <w:rFonts w:eastAsiaTheme="minorHAnsi"/>
+          <w:sz w:val="32"/>
+          <w:szCs w:val="32"/>
+        </w:rPr>
+      </w:pPr>
       <w:r>
         <w:rPr>
           <w:rFonts w:eastAsiaTheme="minorHAnsi"/>
@@ -6260,16 +6489,17 @@
           <w:sz w:val="32"/>
           <w:szCs w:val="32"/>
         </w:rPr>
+        <w:lastRenderedPageBreak/>
         <w:drawing>
-          <wp:anchor distT="0" distB="0" distL="114300" distR="114300" simplePos="0" relativeHeight="251635712" behindDoc="0" locked="0" layoutInCell="1" allowOverlap="1" wp14:anchorId="16F3093B" wp14:editId="7F64FA36">
+          <wp:anchor distT="0" distB="0" distL="114300" distR="114300" simplePos="0" relativeHeight="251614720" behindDoc="0" locked="0" layoutInCell="1" allowOverlap="1" wp14:anchorId="16F3093B" wp14:editId="6926C14C">
             <wp:simplePos x="0" y="0"/>
             <wp:positionH relativeFrom="column">
-              <wp:posOffset>548640</wp:posOffset>
+              <wp:posOffset>-38100</wp:posOffset>
             </wp:positionH>
             <wp:positionV relativeFrom="paragraph">
-              <wp:posOffset>100330</wp:posOffset>
+              <wp:posOffset>-198120</wp:posOffset>
             </wp:positionV>
-            <wp:extent cx="4023360" cy="2475230"/>
+            <wp:extent cx="5935980" cy="2896235"/>
             <wp:effectExtent l="0" t="0" r="0" b="0"/>
             <wp:wrapSquare wrapText="bothSides"/>
             <wp:docPr id="155620600" name="Picture 4"/>
@@ -6281,6 +6511,76 @@
                 <pic:pic xmlns:pic="http://schemas.openxmlformats.org/drawingml/2006/picture">
                   <pic:nvPicPr>
                     <pic:cNvPr id="0" name="Picture 16"/>
+                    <pic:cNvPicPr>
+                      <a:picLocks noChangeAspect="1" noChangeArrowheads="1"/>
+                    </pic:cNvPicPr>
+                  </pic:nvPicPr>
+                  <pic:blipFill>
+                    <a:blip r:embed="rId42">
+                      <a:extLst>
+                        <a:ext uri="{28A0092B-C50C-407E-A947-70E740481C1C}">
+                          <a14:useLocalDpi xmlns:a14="http://schemas.microsoft.com/office/drawing/2010/main" val="0"/>
+                        </a:ext>
+                      </a:extLst>
+                    </a:blip>
+                    <a:srcRect/>
+                    <a:stretch>
+                      <a:fillRect/>
+                    </a:stretch>
+                  </pic:blipFill>
+                  <pic:spPr bwMode="auto">
+                    <a:xfrm>
+                      <a:off x="0" y="0"/>
+                      <a:ext cx="5935980" cy="2896235"/>
+                    </a:xfrm>
+                    <a:prstGeom prst="rect">
+                      <a:avLst/>
+                    </a:prstGeom>
+                    <a:noFill/>
+                    <a:ln>
+                      <a:noFill/>
+                    </a:ln>
+                  </pic:spPr>
+                </pic:pic>
+              </a:graphicData>
+            </a:graphic>
+            <wp14:sizeRelH relativeFrom="margin">
+              <wp14:pctWidth>0</wp14:pctWidth>
+            </wp14:sizeRelH>
+            <wp14:sizeRelV relativeFrom="margin">
+              <wp14:pctHeight>0</wp14:pctHeight>
+            </wp14:sizeRelV>
+          </wp:anchor>
+        </w:drawing>
+      </w:r>
+      <w:r>
+        <w:rPr>
+          <w:rFonts w:eastAsiaTheme="minorHAnsi"/>
+          <w:noProof/>
+          <w:sz w:val="32"/>
+          <w:szCs w:val="32"/>
+        </w:rPr>
+        <w:drawing>
+          <wp:anchor distT="0" distB="0" distL="114300" distR="114300" simplePos="0" relativeHeight="251630080" behindDoc="0" locked="0" layoutInCell="1" allowOverlap="1" wp14:anchorId="1619965D" wp14:editId="3F40AED1">
+            <wp:simplePos x="0" y="0"/>
+            <wp:positionH relativeFrom="column">
+              <wp:posOffset>-38100</wp:posOffset>
+            </wp:positionH>
+            <wp:positionV relativeFrom="paragraph">
+              <wp:posOffset>2696845</wp:posOffset>
+            </wp:positionV>
+            <wp:extent cx="5935980" cy="2225040"/>
+            <wp:effectExtent l="0" t="0" r="0" b="0"/>
+            <wp:wrapSquare wrapText="bothSides"/>
+            <wp:docPr id="1004212681" name="Picture 5"/>
+            <wp:cNvGraphicFramePr>
+              <a:graphicFrameLocks xmlns:a="http://schemas.openxmlformats.org/drawingml/2006/main" noChangeAspect="1"/>
+            </wp:cNvGraphicFramePr>
+            <a:graphic xmlns:a="http://schemas.openxmlformats.org/drawingml/2006/main">
+              <a:graphicData uri="http://schemas.openxmlformats.org/drawingml/2006/picture">
+                <pic:pic xmlns:pic="http://schemas.openxmlformats.org/drawingml/2006/picture">
+                  <pic:nvPicPr>
+                    <pic:cNvPr id="0" name="Picture 17"/>
                     <pic:cNvPicPr>
                       <a:picLocks noChangeAspect="1" noChangeArrowheads="1"/>
                     </pic:cNvPicPr>
@@ -6301,7 +6601,7 @@
                   <pic:spPr bwMode="auto">
                     <a:xfrm>
                       <a:off x="0" y="0"/>
-                      <a:ext cx="4023360" cy="2475230"/>
+                      <a:ext cx="5935980" cy="2225040"/>
                     </a:xfrm>
                     <a:prstGeom prst="rect">
                       <a:avLst/>
@@ -6314,87 +6614,88 @@
                 </pic:pic>
               </a:graphicData>
             </a:graphic>
-            <wp14:sizeRelH relativeFrom="margin">
-              <wp14:pctWidth>0</wp14:pctWidth>
-            </wp14:sizeRelH>
-            <wp14:sizeRelV relativeFrom="margin">
-              <wp14:pctHeight>0</wp14:pctHeight>
-            </wp14:sizeRelV>
           </wp:anchor>
         </w:drawing>
       </w:r>
     </w:p>
     <w:p>
       <w:pPr>
-        <w:tabs>
-          <w:tab w:val="left" w:pos="5244"/>
-        </w:tabs>
-        <w:rPr>
-          <w:rFonts w:eastAsiaTheme="minorHAnsi"/>
-          <w:sz w:val="32"/>
-          <w:szCs w:val="32"/>
-        </w:rPr>
-      </w:pPr>
-    </w:p>
-    <w:p>
-      <w:pPr>
-        <w:tabs>
-          <w:tab w:val="left" w:pos="5244"/>
-        </w:tabs>
-        <w:rPr>
-          <w:rFonts w:eastAsiaTheme="minorHAnsi"/>
-          <w:sz w:val="32"/>
-          <w:szCs w:val="32"/>
-        </w:rPr>
-      </w:pPr>
-    </w:p>
-    <w:p>
-      <w:pPr>
-        <w:rPr>
-          <w:rFonts w:eastAsiaTheme="minorHAnsi"/>
-          <w:sz w:val="32"/>
-          <w:szCs w:val="32"/>
-        </w:rPr>
-      </w:pPr>
-    </w:p>
-    <w:p>
-      <w:pPr>
-        <w:rPr>
-          <w:rFonts w:eastAsiaTheme="minorHAnsi"/>
-          <w:sz w:val="32"/>
-          <w:szCs w:val="32"/>
-        </w:rPr>
-      </w:pPr>
-    </w:p>
-    <w:p>
-      <w:pPr>
-        <w:rPr>
-          <w:rFonts w:eastAsiaTheme="minorHAnsi"/>
-          <w:sz w:val="32"/>
-          <w:szCs w:val="32"/>
-        </w:rPr>
-      </w:pPr>
-    </w:p>
-    <w:p>
-      <w:pPr>
-        <w:rPr>
-          <w:rFonts w:eastAsiaTheme="minorHAnsi"/>
-          <w:sz w:val="32"/>
-          <w:szCs w:val="32"/>
-        </w:rPr>
-      </w:pPr>
-    </w:p>
-    <w:p>
-      <w:pPr>
-        <w:rPr>
-          <w:rFonts w:eastAsiaTheme="minorHAnsi"/>
-          <w:sz w:val="32"/>
-          <w:szCs w:val="32"/>
-        </w:rPr>
-      </w:pPr>
-    </w:p>
-    <w:p>
-      <w:pPr>
+        <w:rPr>
+          <w:rFonts w:eastAsiaTheme="minorHAnsi"/>
+          <w:sz w:val="32"/>
+          <w:szCs w:val="32"/>
+        </w:rPr>
+      </w:pPr>
+    </w:p>
+    <w:p>
+      <w:pPr>
+        <w:rPr>
+          <w:rFonts w:eastAsiaTheme="minorHAnsi"/>
+          <w:sz w:val="32"/>
+          <w:szCs w:val="32"/>
+        </w:rPr>
+      </w:pPr>
+    </w:p>
+    <w:p>
+      <w:pPr>
+        <w:rPr>
+          <w:rFonts w:eastAsiaTheme="minorHAnsi"/>
+          <w:sz w:val="32"/>
+          <w:szCs w:val="32"/>
+        </w:rPr>
+      </w:pPr>
+    </w:p>
+    <w:p>
+      <w:pPr>
+        <w:rPr>
+          <w:rFonts w:eastAsiaTheme="minorHAnsi"/>
+          <w:sz w:val="32"/>
+          <w:szCs w:val="32"/>
+        </w:rPr>
+      </w:pPr>
+    </w:p>
+    <w:p>
+      <w:pPr>
+        <w:rPr>
+          <w:rFonts w:eastAsiaTheme="minorHAnsi"/>
+          <w:sz w:val="32"/>
+          <w:szCs w:val="32"/>
+        </w:rPr>
+      </w:pPr>
+    </w:p>
+    <w:p>
+      <w:pPr>
+        <w:jc w:val="center"/>
+        <w:rPr>
+          <w:rFonts w:eastAsiaTheme="minorHAnsi"/>
+          <w:sz w:val="32"/>
+          <w:szCs w:val="32"/>
+        </w:rPr>
+      </w:pPr>
+    </w:p>
+    <w:p>
+      <w:pPr>
+        <w:jc w:val="center"/>
+        <w:rPr>
+          <w:rFonts w:eastAsiaTheme="minorHAnsi"/>
+          <w:sz w:val="32"/>
+          <w:szCs w:val="32"/>
+        </w:rPr>
+      </w:pPr>
+    </w:p>
+    <w:p>
+      <w:pPr>
+        <w:jc w:val="center"/>
+        <w:rPr>
+          <w:rFonts w:eastAsiaTheme="minorHAnsi"/>
+          <w:sz w:val="32"/>
+          <w:szCs w:val="32"/>
+        </w:rPr>
+      </w:pPr>
+    </w:p>
+    <w:p>
+      <w:pPr>
+        <w:jc w:val="center"/>
         <w:rPr>
           <w:rFonts w:eastAsiaTheme="minorHAnsi"/>
           <w:sz w:val="32"/>
@@ -6428,13 +6729,77 @@
         </w:rPr>
         <w:lastRenderedPageBreak/>
         <w:drawing>
-          <wp:anchor distT="0" distB="0" distL="114300" distR="114300" simplePos="0" relativeHeight="251669504" behindDoc="0" locked="0" layoutInCell="1" allowOverlap="1" wp14:anchorId="15CDEA9D" wp14:editId="0F92770D">
+          <wp:anchor distT="0" distB="0" distL="114300" distR="114300" simplePos="0" relativeHeight="251713024" behindDoc="0" locked="0" layoutInCell="1" allowOverlap="1" wp14:anchorId="7D3A1D3A" wp14:editId="16DF6469">
             <wp:simplePos x="0" y="0"/>
             <wp:positionH relativeFrom="column">
-              <wp:posOffset>0</wp:posOffset>
+              <wp:posOffset>114300</wp:posOffset>
             </wp:positionH>
             <wp:positionV relativeFrom="paragraph">
-              <wp:posOffset>2225040</wp:posOffset>
+              <wp:posOffset>4335780</wp:posOffset>
+            </wp:positionV>
+            <wp:extent cx="5943600" cy="3345180"/>
+            <wp:effectExtent l="0" t="0" r="0" b="0"/>
+            <wp:wrapSquare wrapText="bothSides"/>
+            <wp:docPr id="1666084956" name="Picture 7"/>
+            <wp:cNvGraphicFramePr>
+              <a:graphicFrameLocks xmlns:a="http://schemas.openxmlformats.org/drawingml/2006/main" noChangeAspect="1"/>
+            </wp:cNvGraphicFramePr>
+            <a:graphic xmlns:a="http://schemas.openxmlformats.org/drawingml/2006/main">
+              <a:graphicData uri="http://schemas.openxmlformats.org/drawingml/2006/picture">
+                <pic:pic xmlns:pic="http://schemas.openxmlformats.org/drawingml/2006/picture">
+                  <pic:nvPicPr>
+                    <pic:cNvPr id="0" name="Picture 19"/>
+                    <pic:cNvPicPr>
+                      <a:picLocks noChangeAspect="1" noChangeArrowheads="1"/>
+                    </pic:cNvPicPr>
+                  </pic:nvPicPr>
+                  <pic:blipFill>
+                    <a:blip r:embed="rId44">
+                      <a:extLst>
+                        <a:ext uri="{28A0092B-C50C-407E-A947-70E740481C1C}">
+                          <a14:useLocalDpi xmlns:a14="http://schemas.microsoft.com/office/drawing/2010/main" val="0"/>
+                        </a:ext>
+                      </a:extLst>
+                    </a:blip>
+                    <a:srcRect/>
+                    <a:stretch>
+                      <a:fillRect/>
+                    </a:stretch>
+                  </pic:blipFill>
+                  <pic:spPr bwMode="auto">
+                    <a:xfrm>
+                      <a:off x="0" y="0"/>
+                      <a:ext cx="5943600" cy="3345180"/>
+                    </a:xfrm>
+                    <a:prstGeom prst="rect">
+                      <a:avLst/>
+                    </a:prstGeom>
+                    <a:noFill/>
+                    <a:ln>
+                      <a:noFill/>
+                    </a:ln>
+                  </pic:spPr>
+                </pic:pic>
+              </a:graphicData>
+            </a:graphic>
+          </wp:anchor>
+        </w:drawing>
+      </w:r>
+      <w:r>
+        <w:rPr>
+          <w:rFonts w:eastAsiaTheme="minorHAnsi"/>
+          <w:noProof/>
+          <w:sz w:val="32"/>
+          <w:szCs w:val="32"/>
+        </w:rPr>
+        <w:drawing>
+          <wp:anchor distT="0" distB="0" distL="114300" distR="114300" simplePos="0" relativeHeight="251688448" behindDoc="0" locked="0" layoutInCell="1" allowOverlap="1" wp14:anchorId="15CDEA9D" wp14:editId="6689336F">
+            <wp:simplePos x="0" y="0"/>
+            <wp:positionH relativeFrom="column">
+              <wp:posOffset>114300</wp:posOffset>
+            </wp:positionH>
+            <wp:positionV relativeFrom="paragraph">
+              <wp:posOffset>-218440</wp:posOffset>
             </wp:positionV>
             <wp:extent cx="5943600" cy="4556760"/>
             <wp:effectExtent l="0" t="0" r="0" b="0"/>
@@ -6453,7 +6818,7 @@
                     </pic:cNvPicPr>
                   </pic:nvPicPr>
                   <pic:blipFill>
-                    <a:blip r:embed="rId44">
+                    <a:blip r:embed="rId45">
                       <a:extLst>
                         <a:ext uri="{28A0092B-C50C-407E-A947-70E740481C1C}">
                           <a14:useLocalDpi xmlns:a14="http://schemas.microsoft.com/office/drawing/2010/main" val="0"/>
@@ -6484,218 +6849,31 @@
           </wp:anchor>
         </w:drawing>
       </w:r>
-      <w:r>
-        <w:rPr>
-          <w:rFonts w:eastAsiaTheme="minorHAnsi"/>
+    </w:p>
+    <w:p>
+      <w:pPr>
+        <w:rPr>
+          <w:rFonts w:eastAsiaTheme="minorHAnsi"/>
+          <w:b/>
+          <w:bCs/>
+          <w:color w:val="365F91" w:themeColor="accent1" w:themeShade="BF"/>
+          <w:sz w:val="32"/>
+          <w:szCs w:val="32"/>
+        </w:rPr>
+      </w:pPr>
+      <w:r>
+        <w:rPr>
+          <w:rFonts w:eastAsiaTheme="minorHAnsi"/>
+          <w:b/>
+          <w:bCs/>
           <w:noProof/>
-          <w:sz w:val="32"/>
-          <w:szCs w:val="32"/>
-        </w:rPr>
-        <w:drawing>
-          <wp:anchor distT="0" distB="0" distL="114300" distR="114300" simplePos="0" relativeHeight="251636736" behindDoc="0" locked="0" layoutInCell="1" allowOverlap="1" wp14:anchorId="1619965D" wp14:editId="5FDFECD1">
-            <wp:simplePos x="0" y="0"/>
-            <wp:positionH relativeFrom="column">
-              <wp:posOffset>0</wp:posOffset>
-            </wp:positionH>
-            <wp:positionV relativeFrom="paragraph">
-              <wp:posOffset>0</wp:posOffset>
-            </wp:positionV>
-            <wp:extent cx="5935980" cy="2225040"/>
-            <wp:effectExtent l="0" t="0" r="0" b="0"/>
-            <wp:wrapSquare wrapText="bothSides"/>
-            <wp:docPr id="1004212681" name="Picture 5"/>
-            <wp:cNvGraphicFramePr>
-              <a:graphicFrameLocks xmlns:a="http://schemas.openxmlformats.org/drawingml/2006/main" noChangeAspect="1"/>
-            </wp:cNvGraphicFramePr>
-            <a:graphic xmlns:a="http://schemas.openxmlformats.org/drawingml/2006/main">
-              <a:graphicData uri="http://schemas.openxmlformats.org/drawingml/2006/picture">
-                <pic:pic xmlns:pic="http://schemas.openxmlformats.org/drawingml/2006/picture">
-                  <pic:nvPicPr>
-                    <pic:cNvPr id="0" name="Picture 17"/>
-                    <pic:cNvPicPr>
-                      <a:picLocks noChangeAspect="1" noChangeArrowheads="1"/>
-                    </pic:cNvPicPr>
-                  </pic:nvPicPr>
-                  <pic:blipFill>
-                    <a:blip r:embed="rId45">
-                      <a:extLst>
-                        <a:ext uri="{28A0092B-C50C-407E-A947-70E740481C1C}">
-                          <a14:useLocalDpi xmlns:a14="http://schemas.microsoft.com/office/drawing/2010/main" val="0"/>
-                        </a:ext>
-                      </a:extLst>
-                    </a:blip>
-                    <a:srcRect/>
-                    <a:stretch>
-                      <a:fillRect/>
-                    </a:stretch>
-                  </pic:blipFill>
-                  <pic:spPr bwMode="auto">
-                    <a:xfrm>
-                      <a:off x="0" y="0"/>
-                      <a:ext cx="5935980" cy="2225040"/>
-                    </a:xfrm>
-                    <a:prstGeom prst="rect">
-                      <a:avLst/>
-                    </a:prstGeom>
-                    <a:noFill/>
-                    <a:ln>
-                      <a:noFill/>
-                    </a:ln>
-                  </pic:spPr>
-                </pic:pic>
-              </a:graphicData>
-            </a:graphic>
-          </wp:anchor>
-        </w:drawing>
-      </w:r>
-    </w:p>
-    <w:p>
-      <w:pPr>
-        <w:rPr>
-          <w:rFonts w:eastAsiaTheme="minorHAnsi"/>
-          <w:sz w:val="32"/>
-          <w:szCs w:val="32"/>
-        </w:rPr>
-      </w:pPr>
-    </w:p>
-    <w:p>
-      <w:pPr>
-        <w:jc w:val="center"/>
-        <w:rPr>
-          <w:rFonts w:eastAsiaTheme="minorHAnsi"/>
-          <w:sz w:val="32"/>
-          <w:szCs w:val="32"/>
-        </w:rPr>
-      </w:pPr>
-    </w:p>
-    <w:p>
-      <w:pPr>
-        <w:jc w:val="center"/>
-        <w:rPr>
-          <w:rFonts w:eastAsiaTheme="minorHAnsi"/>
-          <w:sz w:val="32"/>
-          <w:szCs w:val="32"/>
-        </w:rPr>
-      </w:pPr>
-    </w:p>
-    <w:p>
-      <w:pPr>
-        <w:jc w:val="center"/>
-        <w:rPr>
-          <w:rFonts w:eastAsiaTheme="minorHAnsi"/>
-          <w:sz w:val="32"/>
-          <w:szCs w:val="32"/>
-        </w:rPr>
-      </w:pPr>
-    </w:p>
-    <w:p>
-      <w:pPr>
-        <w:jc w:val="center"/>
-        <w:rPr>
-          <w:rFonts w:eastAsiaTheme="minorHAnsi"/>
-          <w:sz w:val="32"/>
-          <w:szCs w:val="32"/>
-        </w:rPr>
-      </w:pPr>
-    </w:p>
-    <w:p>
-      <w:pPr>
-        <w:rPr>
-          <w:rFonts w:eastAsiaTheme="minorHAnsi"/>
-          <w:sz w:val="32"/>
-          <w:szCs w:val="32"/>
-        </w:rPr>
-      </w:pPr>
-      <w:r>
-        <w:rPr>
-          <w:rFonts w:eastAsiaTheme="minorHAnsi"/>
-          <w:noProof/>
+          <w:color w:val="365F91" w:themeColor="accent1" w:themeShade="BF"/>
           <w:sz w:val="32"/>
           <w:szCs w:val="32"/>
         </w:rPr>
         <w:lastRenderedPageBreak/>
         <w:drawing>
-          <wp:inline distT="0" distB="0" distL="0" distR="0" wp14:anchorId="794D9A4F" wp14:editId="7B587EB9">
-            <wp:extent cx="5943600" cy="3345180"/>
-            <wp:effectExtent l="0" t="0" r="0" b="0"/>
-            <wp:docPr id="1666084956" name="Picture 7"/>
-            <wp:cNvGraphicFramePr>
-              <a:graphicFrameLocks xmlns:a="http://schemas.openxmlformats.org/drawingml/2006/main" noChangeAspect="1"/>
-            </wp:cNvGraphicFramePr>
-            <a:graphic xmlns:a="http://schemas.openxmlformats.org/drawingml/2006/main">
-              <a:graphicData uri="http://schemas.openxmlformats.org/drawingml/2006/picture">
-                <pic:pic xmlns:pic="http://schemas.openxmlformats.org/drawingml/2006/picture">
-                  <pic:nvPicPr>
-                    <pic:cNvPr id="0" name="Picture 19"/>
-                    <pic:cNvPicPr>
-                      <a:picLocks noChangeAspect="1" noChangeArrowheads="1"/>
-                    </pic:cNvPicPr>
-                  </pic:nvPicPr>
-                  <pic:blipFill>
-                    <a:blip r:embed="rId46">
-                      <a:extLst>
-                        <a:ext uri="{28A0092B-C50C-407E-A947-70E740481C1C}">
-                          <a14:useLocalDpi xmlns:a14="http://schemas.microsoft.com/office/drawing/2010/main" val="0"/>
-                        </a:ext>
-                      </a:extLst>
-                    </a:blip>
-                    <a:srcRect/>
-                    <a:stretch>
-                      <a:fillRect/>
-                    </a:stretch>
-                  </pic:blipFill>
-                  <pic:spPr bwMode="auto">
-                    <a:xfrm>
-                      <a:off x="0" y="0"/>
-                      <a:ext cx="5943600" cy="3345180"/>
-                    </a:xfrm>
-                    <a:prstGeom prst="rect">
-                      <a:avLst/>
-                    </a:prstGeom>
-                    <a:noFill/>
-                    <a:ln>
-                      <a:noFill/>
-                    </a:ln>
-                  </pic:spPr>
-                </pic:pic>
-              </a:graphicData>
-            </a:graphic>
-          </wp:inline>
-        </w:drawing>
-      </w:r>
-    </w:p>
-    <w:p>
-      <w:pPr>
-        <w:rPr>
-          <w:rFonts w:eastAsiaTheme="minorHAnsi"/>
-          <w:sz w:val="32"/>
-          <w:szCs w:val="32"/>
-        </w:rPr>
-      </w:pPr>
-    </w:p>
-    <w:p>
-      <w:pPr>
-        <w:rPr>
-          <w:rFonts w:eastAsiaTheme="minorHAnsi"/>
-          <w:b/>
-          <w:bCs/>
-          <w:color w:val="365F91" w:themeColor="accent1" w:themeShade="BF"/>
-          <w:sz w:val="32"/>
-          <w:szCs w:val="32"/>
-        </w:rPr>
-      </w:pPr>
-      <w:r>
-        <w:rPr>
-          <w:rFonts w:eastAsiaTheme="minorHAnsi"/>
-          <w:b/>
-          <w:bCs/>
-          <w:noProof/>
-          <w:color w:val="365F91" w:themeColor="accent1" w:themeShade="BF"/>
-          <w:sz w:val="32"/>
-          <w:szCs w:val="32"/>
-        </w:rPr>
-        <w:drawing>
-          <wp:anchor distT="0" distB="0" distL="114300" distR="114300" simplePos="0" relativeHeight="251638784" behindDoc="0" locked="0" layoutInCell="1" allowOverlap="1" wp14:anchorId="2EEB4101" wp14:editId="34F49841">
+          <wp:anchor distT="0" distB="0" distL="114300" distR="114300" simplePos="0" relativeHeight="251640320" behindDoc="0" locked="0" layoutInCell="1" allowOverlap="1" wp14:anchorId="2EEB4101" wp14:editId="418953E6">
             <wp:simplePos x="0" y="0"/>
             <wp:positionH relativeFrom="column">
               <wp:posOffset>0</wp:posOffset>
@@ -6720,7 +6898,7 @@
                     </pic:cNvPicPr>
                   </pic:nvPicPr>
                   <pic:blipFill>
-                    <a:blip r:embed="rId47">
+                    <a:blip r:embed="rId46">
                       <a:extLst>
                         <a:ext uri="{28A0092B-C50C-407E-A947-70E740481C1C}">
                           <a14:useLocalDpi xmlns:a14="http://schemas.microsoft.com/office/drawing/2010/main" val="0"/>
@@ -6771,42 +6949,6 @@
           <w:szCs w:val="32"/>
         </w:rPr>
       </w:pPr>
-    </w:p>
-    <w:p>
-      <w:pPr>
-        <w:rPr>
-          <w:rFonts w:eastAsiaTheme="minorHAnsi"/>
-          <w:sz w:val="32"/>
-          <w:szCs w:val="32"/>
-        </w:rPr>
-      </w:pPr>
-    </w:p>
-    <w:p>
-      <w:pPr>
-        <w:rPr>
-          <w:rFonts w:eastAsiaTheme="minorHAnsi"/>
-          <w:sz w:val="32"/>
-          <w:szCs w:val="32"/>
-        </w:rPr>
-      </w:pPr>
-    </w:p>
-    <w:p>
-      <w:pPr>
-        <w:rPr>
-          <w:rFonts w:eastAsiaTheme="minorHAnsi"/>
-          <w:sz w:val="32"/>
-          <w:szCs w:val="32"/>
-        </w:rPr>
-      </w:pPr>
-    </w:p>
-    <w:p>
-      <w:pPr>
-        <w:rPr>
-          <w:rFonts w:eastAsiaTheme="minorHAnsi"/>
-          <w:sz w:val="32"/>
-          <w:szCs w:val="32"/>
-        </w:rPr>
-      </w:pPr>
       <w:r>
         <w:rPr>
           <w:rFonts w:eastAsiaTheme="minorHAnsi"/>
@@ -6814,15 +6956,14 @@
           <w:sz w:val="32"/>
           <w:szCs w:val="32"/>
         </w:rPr>
-        <w:lastRenderedPageBreak/>
         <w:drawing>
-          <wp:anchor distT="0" distB="0" distL="114300" distR="114300" simplePos="0" relativeHeight="251651072" behindDoc="0" locked="0" layoutInCell="1" allowOverlap="1" wp14:anchorId="617BEE27" wp14:editId="4EDA293E">
+          <wp:anchor distT="0" distB="0" distL="114300" distR="114300" simplePos="0" relativeHeight="251632128" behindDoc="0" locked="0" layoutInCell="1" allowOverlap="1" wp14:anchorId="617BEE27" wp14:editId="0571A53C">
             <wp:simplePos x="0" y="0"/>
             <wp:positionH relativeFrom="column">
-              <wp:posOffset>472440</wp:posOffset>
+              <wp:posOffset>0</wp:posOffset>
             </wp:positionH>
             <wp:positionV relativeFrom="paragraph">
-              <wp:posOffset>-198120</wp:posOffset>
+              <wp:posOffset>3324860</wp:posOffset>
             </wp:positionV>
             <wp:extent cx="4853940" cy="2894965"/>
             <wp:effectExtent l="0" t="0" r="0" b="0"/>
@@ -6841,7 +6982,7 @@
                     </pic:cNvPicPr>
                   </pic:nvPicPr>
                   <pic:blipFill>
-                    <a:blip r:embed="rId48">
+                    <a:blip r:embed="rId47">
                       <a:extLst>
                         <a:ext uri="{28A0092B-C50C-407E-A947-70E740481C1C}">
                           <a14:useLocalDpi xmlns:a14="http://schemas.microsoft.com/office/drawing/2010/main" val="0"/>
@@ -6977,6 +7118,78 @@
           <w:szCs w:val="32"/>
         </w:rPr>
       </w:pPr>
+    </w:p>
+    <w:p>
+      <w:pPr>
+        <w:rPr>
+          <w:rFonts w:eastAsiaTheme="minorHAnsi"/>
+          <w:sz w:val="32"/>
+          <w:szCs w:val="32"/>
+        </w:rPr>
+      </w:pPr>
+    </w:p>
+    <w:p>
+      <w:pPr>
+        <w:rPr>
+          <w:rFonts w:eastAsiaTheme="minorHAnsi"/>
+          <w:sz w:val="32"/>
+          <w:szCs w:val="32"/>
+        </w:rPr>
+      </w:pPr>
+    </w:p>
+    <w:p>
+      <w:pPr>
+        <w:rPr>
+          <w:rFonts w:eastAsiaTheme="minorHAnsi"/>
+          <w:sz w:val="32"/>
+          <w:szCs w:val="32"/>
+        </w:rPr>
+      </w:pPr>
+    </w:p>
+    <w:p>
+      <w:pPr>
+        <w:rPr>
+          <w:rFonts w:eastAsiaTheme="minorHAnsi"/>
+          <w:sz w:val="32"/>
+          <w:szCs w:val="32"/>
+        </w:rPr>
+      </w:pPr>
+    </w:p>
+    <w:p>
+      <w:pPr>
+        <w:rPr>
+          <w:rFonts w:eastAsiaTheme="minorHAnsi"/>
+          <w:sz w:val="32"/>
+          <w:szCs w:val="32"/>
+        </w:rPr>
+      </w:pPr>
+    </w:p>
+    <w:p>
+      <w:pPr>
+        <w:rPr>
+          <w:rFonts w:eastAsiaTheme="minorHAnsi"/>
+          <w:sz w:val="32"/>
+          <w:szCs w:val="32"/>
+        </w:rPr>
+      </w:pPr>
+    </w:p>
+    <w:p>
+      <w:pPr>
+        <w:rPr>
+          <w:rFonts w:eastAsiaTheme="minorHAnsi"/>
+          <w:sz w:val="32"/>
+          <w:szCs w:val="32"/>
+        </w:rPr>
+      </w:pPr>
+    </w:p>
+    <w:p>
+      <w:pPr>
+        <w:rPr>
+          <w:rFonts w:eastAsiaTheme="minorHAnsi"/>
+          <w:sz w:val="32"/>
+          <w:szCs w:val="32"/>
+        </w:rPr>
+      </w:pPr>
       <w:r>
         <w:rPr>
           <w:rFonts w:eastAsiaTheme="minorHAnsi"/>
@@ -6984,14 +7197,15 @@
           <w:sz w:val="32"/>
           <w:szCs w:val="32"/>
         </w:rPr>
+        <w:lastRenderedPageBreak/>
         <w:drawing>
-          <wp:anchor distT="0" distB="0" distL="114300" distR="114300" simplePos="0" relativeHeight="251671552" behindDoc="0" locked="0" layoutInCell="1" allowOverlap="1" wp14:anchorId="0A849A6A" wp14:editId="429A1F8B">
+          <wp:anchor distT="0" distB="0" distL="114300" distR="114300" simplePos="0" relativeHeight="251657728" behindDoc="0" locked="0" layoutInCell="1" allowOverlap="1" wp14:anchorId="0A849A6A" wp14:editId="5B26B47E">
             <wp:simplePos x="0" y="0"/>
             <wp:positionH relativeFrom="column">
               <wp:posOffset>472440</wp:posOffset>
             </wp:positionH>
             <wp:positionV relativeFrom="paragraph">
-              <wp:posOffset>127000</wp:posOffset>
+              <wp:posOffset>-342900</wp:posOffset>
             </wp:positionV>
             <wp:extent cx="4853940" cy="2567940"/>
             <wp:effectExtent l="0" t="0" r="0" b="0"/>
@@ -7010,7 +7224,7 @@
                     </pic:cNvPicPr>
                   </pic:nvPicPr>
                   <pic:blipFill>
-                    <a:blip r:embed="rId49">
+                    <a:blip r:embed="rId48">
                       <a:extLst>
                         <a:ext uri="{28A0092B-C50C-407E-A947-70E740481C1C}">
                           <a14:useLocalDpi xmlns:a14="http://schemas.microsoft.com/office/drawing/2010/main" val="0"/>
@@ -7113,54 +7327,49 @@
     </w:p>
     <w:p>
       <w:pPr>
-        <w:rPr>
-          <w:rFonts w:eastAsiaTheme="minorHAnsi"/>
-          <w:sz w:val="32"/>
-          <w:szCs w:val="32"/>
-        </w:rPr>
-      </w:pPr>
-    </w:p>
-    <w:p>
-      <w:pPr>
-        <w:rPr>
-          <w:rFonts w:eastAsiaTheme="minorHAnsi"/>
-          <w:sz w:val="32"/>
-          <w:szCs w:val="32"/>
-        </w:rPr>
-      </w:pPr>
-    </w:p>
-    <w:p>
-      <w:pPr>
-        <w:rPr>
-          <w:rFonts w:eastAsiaTheme="minorHAnsi"/>
-          <w:sz w:val="32"/>
-          <w:szCs w:val="32"/>
-        </w:rPr>
-      </w:pPr>
-    </w:p>
-    <w:p>
-      <w:pPr>
-        <w:rPr>
-          <w:rFonts w:eastAsiaTheme="minorHAnsi"/>
-          <w:sz w:val="32"/>
-          <w:szCs w:val="32"/>
-        </w:rPr>
-      </w:pPr>
-      <w:r>
+        <w:tabs>
+          <w:tab w:val="left" w:pos="6228"/>
+        </w:tabs>
         <w:rPr>
           <w:rFonts w:eastAsiaTheme="minorHAnsi"/>
           <w:noProof/>
           <w:sz w:val="32"/>
           <w:szCs w:val="32"/>
         </w:rPr>
+      </w:pPr>
+      <w:r>
+        <w:rPr>
+          <w:rFonts w:eastAsiaTheme="minorHAnsi"/>
+          <w:noProof/>
+          <w:sz w:val="32"/>
+          <w:szCs w:val="32"/>
+        </w:rPr>
+        <w:tab/>
+      </w:r>
+    </w:p>
+    <w:p>
+      <w:pPr>
+        <w:rPr>
+          <w:rFonts w:eastAsiaTheme="minorHAnsi"/>
+          <w:sz w:val="32"/>
+          <w:szCs w:val="32"/>
+        </w:rPr>
+      </w:pPr>
+      <w:r>
+        <w:rPr>
+          <w:rFonts w:eastAsiaTheme="minorHAnsi"/>
+          <w:noProof/>
+          <w:sz w:val="32"/>
+          <w:szCs w:val="32"/>
+        </w:rPr>
         <w:drawing>
-          <wp:anchor distT="0" distB="0" distL="114300" distR="114300" simplePos="0" relativeHeight="251672576" behindDoc="0" locked="0" layoutInCell="1" allowOverlap="1" wp14:anchorId="4FDCD9CF" wp14:editId="2DB8E44D">
+          <wp:anchor distT="0" distB="0" distL="114300" distR="114300" simplePos="0" relativeHeight="251659776" behindDoc="0" locked="0" layoutInCell="1" allowOverlap="1" wp14:anchorId="4FDCD9CF" wp14:editId="76E7223B">
             <wp:simplePos x="0" y="0"/>
             <wp:positionH relativeFrom="column">
               <wp:posOffset>472440</wp:posOffset>
             </wp:positionH>
             <wp:positionV relativeFrom="paragraph">
-              <wp:posOffset>124460</wp:posOffset>
+              <wp:posOffset>83820</wp:posOffset>
             </wp:positionV>
             <wp:extent cx="4853940" cy="2874010"/>
             <wp:effectExtent l="0" t="0" r="0" b="0"/>
@@ -7179,7 +7388,7 @@
                     </pic:cNvPicPr>
                   </pic:nvPicPr>
                   <pic:blipFill>
-                    <a:blip r:embed="rId50">
+                    <a:blip r:embed="rId49">
                       <a:extLst>
                         <a:ext uri="{28A0092B-C50C-407E-A947-70E740481C1C}">
                           <a14:useLocalDpi xmlns:a14="http://schemas.microsoft.com/office/drawing/2010/main" val="0"/>
@@ -7219,37 +7428,6 @@
     </w:p>
     <w:p>
       <w:pPr>
-        <w:tabs>
-          <w:tab w:val="left" w:pos="6228"/>
-        </w:tabs>
-        <w:rPr>
-          <w:rFonts w:eastAsiaTheme="minorHAnsi"/>
-          <w:noProof/>
-          <w:sz w:val="32"/>
-          <w:szCs w:val="32"/>
-        </w:rPr>
-      </w:pPr>
-      <w:r>
-        <w:rPr>
-          <w:rFonts w:eastAsiaTheme="minorHAnsi"/>
-          <w:noProof/>
-          <w:sz w:val="32"/>
-          <w:szCs w:val="32"/>
-        </w:rPr>
-        <w:tab/>
-      </w:r>
-    </w:p>
-    <w:p>
-      <w:pPr>
-        <w:rPr>
-          <w:rFonts w:eastAsiaTheme="minorHAnsi"/>
-          <w:sz w:val="32"/>
-          <w:szCs w:val="32"/>
-        </w:rPr>
-      </w:pPr>
-    </w:p>
-    <w:p>
-      <w:pPr>
         <w:rPr>
           <w:rFonts w:eastAsiaTheme="minorHAnsi"/>
           <w:sz w:val="32"/>
@@ -7360,7 +7538,7 @@
         </w:rPr>
         <w:lastRenderedPageBreak/>
         <w:drawing>
-          <wp:anchor distT="0" distB="0" distL="114300" distR="114300" simplePos="0" relativeHeight="251673600" behindDoc="0" locked="0" layoutInCell="1" allowOverlap="1" wp14:anchorId="4BD213BA" wp14:editId="291B23E2">
+          <wp:anchor distT="0" distB="0" distL="114300" distR="114300" simplePos="0" relativeHeight="251662848" behindDoc="0" locked="0" layoutInCell="1" allowOverlap="1" wp14:anchorId="4BD213BA" wp14:editId="1C19372F">
             <wp:simplePos x="0" y="0"/>
             <wp:positionH relativeFrom="column">
               <wp:posOffset>167640</wp:posOffset>
@@ -7385,7 +7563,7 @@
                     </pic:cNvPicPr>
                   </pic:nvPicPr>
                   <pic:blipFill>
-                    <a:blip r:embed="rId51">
+                    <a:blip r:embed="rId50">
                       <a:extLst>
                         <a:ext uri="{28A0092B-C50C-407E-A947-70E740481C1C}">
                           <a14:useLocalDpi xmlns:a14="http://schemas.microsoft.com/office/drawing/2010/main" val="0"/>
@@ -7430,7 +7608,7 @@
           <w:szCs w:val="32"/>
         </w:rPr>
         <w:drawing>
-          <wp:anchor distT="0" distB="0" distL="114300" distR="114300" simplePos="0" relativeHeight="251655168" behindDoc="0" locked="0" layoutInCell="1" allowOverlap="1" wp14:anchorId="4D5B1B43" wp14:editId="00787D68">
+          <wp:anchor distT="0" distB="0" distL="114300" distR="114300" simplePos="0" relativeHeight="251646464" behindDoc="0" locked="0" layoutInCell="1" allowOverlap="1" wp14:anchorId="4D5B1B43" wp14:editId="208E172B">
             <wp:simplePos x="0" y="0"/>
             <wp:positionH relativeFrom="column">
               <wp:posOffset>167640</wp:posOffset>
@@ -7455,7 +7633,7 @@
                     </pic:cNvPicPr>
                   </pic:nvPicPr>
                   <pic:blipFill>
-                    <a:blip r:embed="rId52">
+                    <a:blip r:embed="rId51">
                       <a:extLst>
                         <a:ext uri="{28A0092B-C50C-407E-A947-70E740481C1C}">
                           <a14:useLocalDpi xmlns:a14="http://schemas.microsoft.com/office/drawing/2010/main" val="0"/>
@@ -7606,7 +7784,7 @@
         </w:rPr>
         <w:lastRenderedPageBreak/>
         <w:drawing>
-          <wp:anchor distT="0" distB="0" distL="114300" distR="114300" simplePos="0" relativeHeight="251670528" behindDoc="0" locked="0" layoutInCell="1" allowOverlap="1" wp14:anchorId="556DCA78" wp14:editId="00EDEC97">
+          <wp:anchor distT="0" distB="0" distL="114300" distR="114300" simplePos="0" relativeHeight="251659776" behindDoc="0" locked="0" layoutInCell="1" allowOverlap="1" wp14:anchorId="556DCA78" wp14:editId="43DEF340">
             <wp:simplePos x="0" y="0"/>
             <wp:positionH relativeFrom="column">
               <wp:posOffset>-15240</wp:posOffset>
@@ -7631,7 +7809,7 @@
                     </pic:cNvPicPr>
                   </pic:nvPicPr>
                   <pic:blipFill>
-                    <a:blip r:embed="rId53">
+                    <a:blip r:embed="rId52">
                       <a:extLst>
                         <a:ext uri="{28A0092B-C50C-407E-A947-70E740481C1C}">
                           <a14:useLocalDpi xmlns:a14="http://schemas.microsoft.com/office/drawing/2010/main" val="0"/>
@@ -7708,7 +7886,7 @@
           <w:szCs w:val="32"/>
         </w:rPr>
         <w:drawing>
-          <wp:anchor distT="0" distB="0" distL="114300" distR="114300" simplePos="0" relativeHeight="251675648" behindDoc="0" locked="0" layoutInCell="1" allowOverlap="1" wp14:anchorId="5F122069" wp14:editId="536DE845">
+          <wp:anchor distT="0" distB="0" distL="114300" distR="114300" simplePos="0" relativeHeight="251664896" behindDoc="0" locked="0" layoutInCell="1" allowOverlap="1" wp14:anchorId="5F122069" wp14:editId="173C58A3">
             <wp:simplePos x="0" y="0"/>
             <wp:positionH relativeFrom="column">
               <wp:posOffset>304800</wp:posOffset>
@@ -7733,7 +7911,7 @@
                     </pic:cNvPicPr>
                   </pic:nvPicPr>
                   <pic:blipFill>
-                    <a:blip r:embed="rId54">
+                    <a:blip r:embed="rId53">
                       <a:extLst>
                         <a:ext uri="{28A0092B-C50C-407E-A947-70E740481C1C}">
                           <a14:useLocalDpi xmlns:a14="http://schemas.microsoft.com/office/drawing/2010/main" val="0"/>
@@ -7924,7 +8102,7 @@
           <w:szCs w:val="32"/>
         </w:rPr>
         <w:drawing>
-          <wp:anchor distT="0" distB="0" distL="114300" distR="114300" simplePos="0" relativeHeight="251676672" behindDoc="0" locked="0" layoutInCell="1" allowOverlap="1" wp14:anchorId="2ADD9D08" wp14:editId="3A747CBA">
+          <wp:anchor distT="0" distB="0" distL="114300" distR="114300" simplePos="0" relativeHeight="251665920" behindDoc="0" locked="0" layoutInCell="1" allowOverlap="1" wp14:anchorId="2ADD9D08" wp14:editId="012124AF">
             <wp:simplePos x="0" y="0"/>
             <wp:positionH relativeFrom="column">
               <wp:posOffset>-4907280</wp:posOffset>
@@ -7949,7 +8127,7 @@
                     </pic:cNvPicPr>
                   </pic:nvPicPr>
                   <pic:blipFill>
-                    <a:blip r:embed="rId55">
+                    <a:blip r:embed="rId54">
                       <a:extLst>
                         <a:ext uri="{28A0092B-C50C-407E-A947-70E740481C1C}">
                           <a14:useLocalDpi xmlns:a14="http://schemas.microsoft.com/office/drawing/2010/main" val="0"/>
@@ -8082,7 +8260,7 @@
                     </pic:cNvPicPr>
                   </pic:nvPicPr>
                   <pic:blipFill>
-                    <a:blip r:embed="rId56">
+                    <a:blip r:embed="rId55">
                       <a:extLst>
                         <a:ext uri="{28A0092B-C50C-407E-A947-70E740481C1C}">
                           <a14:useLocalDpi xmlns:a14="http://schemas.microsoft.com/office/drawing/2010/main" val="0"/>
@@ -8121,7 +8299,7 @@
           <w:szCs w:val="32"/>
         </w:rPr>
         <w:drawing>
-          <wp:anchor distT="0" distB="0" distL="114300" distR="114300" simplePos="0" relativeHeight="251677696" behindDoc="0" locked="0" layoutInCell="1" allowOverlap="1" wp14:anchorId="07FCD3BA" wp14:editId="21E1C75C">
+          <wp:anchor distT="0" distB="0" distL="114300" distR="114300" simplePos="0" relativeHeight="251666944" behindDoc="0" locked="0" layoutInCell="1" allowOverlap="1" wp14:anchorId="07FCD3BA" wp14:editId="6F88FB47">
             <wp:simplePos x="0" y="0"/>
             <wp:positionH relativeFrom="column">
               <wp:posOffset>0</wp:posOffset>
@@ -8146,7 +8324,7 @@
                     </pic:cNvPicPr>
                   </pic:nvPicPr>
                   <pic:blipFill>
-                    <a:blip r:embed="rId57">
+                    <a:blip r:embed="rId56">
                       <a:extLst>
                         <a:ext uri="{28A0092B-C50C-407E-A947-70E740481C1C}">
                           <a14:useLocalDpi xmlns:a14="http://schemas.microsoft.com/office/drawing/2010/main" val="0"/>
@@ -8185,7 +8363,7 @@
           <w:szCs w:val="32"/>
         </w:rPr>
         <w:drawing>
-          <wp:anchor distT="0" distB="0" distL="114300" distR="114300" simplePos="0" relativeHeight="251674624" behindDoc="0" locked="0" layoutInCell="1" allowOverlap="1" wp14:anchorId="2BAEB512" wp14:editId="113C5AA3">
+          <wp:anchor distT="0" distB="0" distL="114300" distR="114300" simplePos="0" relativeHeight="251663872" behindDoc="0" locked="0" layoutInCell="1" allowOverlap="1" wp14:anchorId="2BAEB512" wp14:editId="0E66C265">
             <wp:simplePos x="0" y="0"/>
             <wp:positionH relativeFrom="column">
               <wp:posOffset>0</wp:posOffset>
@@ -8210,7 +8388,7 @@
                     </pic:cNvPicPr>
                   </pic:nvPicPr>
                   <pic:blipFill>
-                    <a:blip r:embed="rId58">
+                    <a:blip r:embed="rId57">
                       <a:extLst>
                         <a:ext uri="{28A0092B-C50C-407E-A947-70E740481C1C}">
                           <a14:useLocalDpi xmlns:a14="http://schemas.microsoft.com/office/drawing/2010/main" val="0"/>
@@ -8330,7 +8508,7 @@
                     </pic:cNvPicPr>
                   </pic:nvPicPr>
                   <pic:blipFill>
-                    <a:blip r:embed="rId59">
+                    <a:blip r:embed="rId58">
                       <a:extLst>
                         <a:ext uri="{28A0092B-C50C-407E-A947-70E740481C1C}">
                           <a14:useLocalDpi xmlns:a14="http://schemas.microsoft.com/office/drawing/2010/main" val="0"/>
@@ -8531,7 +8709,7 @@
           <w:szCs w:val="32"/>
         </w:rPr>
         <w:drawing>
-          <wp:anchor distT="0" distB="0" distL="114300" distR="114300" simplePos="0" relativeHeight="251649024" behindDoc="0" locked="0" layoutInCell="1" allowOverlap="1" wp14:anchorId="3BB9CAAA" wp14:editId="6B59ED9A">
+          <wp:anchor distT="0" distB="0" distL="114300" distR="114300" simplePos="0" relativeHeight="251642368" behindDoc="0" locked="0" layoutInCell="1" allowOverlap="1" wp14:anchorId="3BB9CAAA" wp14:editId="42F328D1">
             <wp:simplePos x="0" y="0"/>
             <wp:positionH relativeFrom="column">
               <wp:posOffset>60960</wp:posOffset>
@@ -8556,7 +8734,7 @@
                     </pic:cNvPicPr>
                   </pic:nvPicPr>
                   <pic:blipFill>
-                    <a:blip r:embed="rId60">
+                    <a:blip r:embed="rId59">
                       <a:extLst>
                         <a:ext uri="{28A0092B-C50C-407E-A947-70E740481C1C}">
                           <a14:useLocalDpi xmlns:a14="http://schemas.microsoft.com/office/drawing/2010/main" val="0"/>
@@ -8625,7 +8803,7 @@
         </w:rPr>
         <w:lastRenderedPageBreak/>
         <w:drawing>
-          <wp:anchor distT="0" distB="0" distL="114300" distR="114300" simplePos="0" relativeHeight="251678720" behindDoc="0" locked="0" layoutInCell="1" allowOverlap="1" wp14:anchorId="2C0D2255" wp14:editId="6DA9DB74">
+          <wp:anchor distT="0" distB="0" distL="114300" distR="114300" simplePos="0" relativeHeight="251667968" behindDoc="0" locked="0" layoutInCell="1" allowOverlap="1" wp14:anchorId="2C0D2255" wp14:editId="751CCB5A">
             <wp:simplePos x="0" y="0"/>
             <wp:positionH relativeFrom="column">
               <wp:posOffset>0</wp:posOffset>
@@ -8650,7 +8828,7 @@
                     </pic:cNvPicPr>
                   </pic:nvPicPr>
                   <pic:blipFill>
-                    <a:blip r:embed="rId61">
+                    <a:blip r:embed="rId60">
                       <a:extLst>
                         <a:ext uri="{28A0092B-C50C-407E-A947-70E740481C1C}">
                           <a14:useLocalDpi xmlns:a14="http://schemas.microsoft.com/office/drawing/2010/main" val="0"/>
@@ -8689,7 +8867,7 @@
           <w:szCs w:val="32"/>
         </w:rPr>
         <w:drawing>
-          <wp:anchor distT="0" distB="0" distL="114300" distR="114300" simplePos="0" relativeHeight="251654144" behindDoc="0" locked="0" layoutInCell="1" allowOverlap="1" wp14:anchorId="263AE302" wp14:editId="7D0D40B6">
+          <wp:anchor distT="0" distB="0" distL="114300" distR="114300" simplePos="0" relativeHeight="251645440" behindDoc="0" locked="0" layoutInCell="1" allowOverlap="1" wp14:anchorId="263AE302" wp14:editId="6FB226F9">
             <wp:simplePos x="0" y="0"/>
             <wp:positionH relativeFrom="column">
               <wp:posOffset>0</wp:posOffset>
@@ -8714,7 +8892,7 @@
                     </pic:cNvPicPr>
                   </pic:nvPicPr>
                   <pic:blipFill>
-                    <a:blip r:embed="rId62">
+                    <a:blip r:embed="rId61">
                       <a:extLst>
                         <a:ext uri="{28A0092B-C50C-407E-A947-70E740481C1C}">
                           <a14:useLocalDpi xmlns:a14="http://schemas.microsoft.com/office/drawing/2010/main" val="0"/>
@@ -8753,7 +8931,7 @@
           <w:szCs w:val="32"/>
         </w:rPr>
         <w:drawing>
-          <wp:anchor distT="0" distB="0" distL="114300" distR="114300" simplePos="0" relativeHeight="251652096" behindDoc="0" locked="0" layoutInCell="1" allowOverlap="1" wp14:anchorId="23991B7D" wp14:editId="226D1940">
+          <wp:anchor distT="0" distB="0" distL="114300" distR="114300" simplePos="0" relativeHeight="251644416" behindDoc="0" locked="0" layoutInCell="1" allowOverlap="1" wp14:anchorId="23991B7D" wp14:editId="73DC90F6">
             <wp:simplePos x="0" y="0"/>
             <wp:positionH relativeFrom="column">
               <wp:posOffset>0</wp:posOffset>
@@ -8778,7 +8956,7 @@
                     </pic:cNvPicPr>
                   </pic:nvPicPr>
                   <pic:blipFill>
-                    <a:blip r:embed="rId63">
+                    <a:blip r:embed="rId62">
                       <a:extLst>
                         <a:ext uri="{28A0092B-C50C-407E-A947-70E740481C1C}">
                           <a14:useLocalDpi xmlns:a14="http://schemas.microsoft.com/office/drawing/2010/main" val="0"/>
@@ -8866,7 +9044,7 @@
         </w:rPr>
         <w:lastRenderedPageBreak/>
         <w:drawing>
-          <wp:anchor distT="0" distB="0" distL="114300" distR="114300" simplePos="0" relativeHeight="251679744" behindDoc="0" locked="0" layoutInCell="1" allowOverlap="1" wp14:anchorId="668BEAB4" wp14:editId="2854D279">
+          <wp:anchor distT="0" distB="0" distL="114300" distR="114300" simplePos="0" relativeHeight="251668992" behindDoc="0" locked="0" layoutInCell="1" allowOverlap="1" wp14:anchorId="668BEAB4" wp14:editId="6CB22B1C">
             <wp:simplePos x="0" y="0"/>
             <wp:positionH relativeFrom="column">
               <wp:posOffset>0</wp:posOffset>
@@ -8891,7 +9069,7 @@
                     </pic:cNvPicPr>
                   </pic:nvPicPr>
                   <pic:blipFill>
-                    <a:blip r:embed="rId64">
+                    <a:blip r:embed="rId63">
                       <a:extLst>
                         <a:ext uri="{28A0092B-C50C-407E-A947-70E740481C1C}">
                           <a14:useLocalDpi xmlns:a14="http://schemas.microsoft.com/office/drawing/2010/main" val="0"/>
@@ -8930,7 +9108,7 @@
           <w:szCs w:val="32"/>
         </w:rPr>
         <w:drawing>
-          <wp:anchor distT="0" distB="0" distL="114300" distR="114300" simplePos="0" relativeHeight="251657216" behindDoc="0" locked="0" layoutInCell="1" allowOverlap="1" wp14:anchorId="21206C43" wp14:editId="3E135445">
+          <wp:anchor distT="0" distB="0" distL="114300" distR="114300" simplePos="0" relativeHeight="251649536" behindDoc="0" locked="0" layoutInCell="1" allowOverlap="1" wp14:anchorId="21206C43" wp14:editId="56A9F284">
             <wp:simplePos x="0" y="0"/>
             <wp:positionH relativeFrom="column">
               <wp:posOffset>0</wp:posOffset>
@@ -8955,7 +9133,7 @@
                     </pic:cNvPicPr>
                   </pic:nvPicPr>
                   <pic:blipFill>
-                    <a:blip r:embed="rId65">
+                    <a:blip r:embed="rId64">
                       <a:extLst>
                         <a:ext uri="{28A0092B-C50C-407E-A947-70E740481C1C}">
                           <a14:useLocalDpi xmlns:a14="http://schemas.microsoft.com/office/drawing/2010/main" val="0"/>
@@ -9187,7 +9365,7 @@
                     </pic:cNvPicPr>
                   </pic:nvPicPr>
                   <pic:blipFill>
-                    <a:blip r:embed="rId66">
+                    <a:blip r:embed="rId65">
                       <a:extLst>
                         <a:ext uri="{28A0092B-C50C-407E-A947-70E740481C1C}">
                           <a14:useLocalDpi xmlns:a14="http://schemas.microsoft.com/office/drawing/2010/main" val="0"/>
@@ -9248,7 +9426,7 @@
           <w:szCs w:val="32"/>
         </w:rPr>
         <w:drawing>
-          <wp:anchor distT="0" distB="0" distL="114300" distR="114300" simplePos="0" relativeHeight="251659264" behindDoc="0" locked="0" layoutInCell="1" allowOverlap="1" wp14:anchorId="5EE5C6C7" wp14:editId="10FA14EC">
+          <wp:anchor distT="0" distB="0" distL="114300" distR="114300" simplePos="0" relativeHeight="251650560" behindDoc="0" locked="0" layoutInCell="1" allowOverlap="1" wp14:anchorId="5EE5C6C7" wp14:editId="50C9850C">
             <wp:simplePos x="0" y="0"/>
             <wp:positionH relativeFrom="column">
               <wp:posOffset>0</wp:posOffset>
@@ -9273,7 +9451,7 @@
                     </pic:cNvPicPr>
                   </pic:nvPicPr>
                   <pic:blipFill>
-                    <a:blip r:embed="rId67">
+                    <a:blip r:embed="rId66">
                       <a:extLst>
                         <a:ext uri="{28A0092B-C50C-407E-A947-70E740481C1C}">
                           <a14:useLocalDpi xmlns:a14="http://schemas.microsoft.com/office/drawing/2010/main" val="0"/>
@@ -9333,7 +9511,7 @@
           <w:szCs w:val="32"/>
         </w:rPr>
         <w:drawing>
-          <wp:anchor distT="0" distB="0" distL="114300" distR="114300" simplePos="0" relativeHeight="251680768" behindDoc="0" locked="0" layoutInCell="1" allowOverlap="1" wp14:anchorId="752CB649" wp14:editId="591B43FF">
+          <wp:anchor distT="0" distB="0" distL="114300" distR="114300" simplePos="0" relativeHeight="251670016" behindDoc="0" locked="0" layoutInCell="1" allowOverlap="1" wp14:anchorId="752CB649" wp14:editId="0A2CD546">
             <wp:simplePos x="0" y="0"/>
             <wp:positionH relativeFrom="column">
               <wp:posOffset>0</wp:posOffset>
@@ -9358,7 +9536,7 @@
                     </pic:cNvPicPr>
                   </pic:nvPicPr>
                   <pic:blipFill>
-                    <a:blip r:embed="rId68">
+                    <a:blip r:embed="rId67">
                       <a:extLst>
                         <a:ext uri="{28A0092B-C50C-407E-A947-70E740481C1C}">
                           <a14:useLocalDpi xmlns:a14="http://schemas.microsoft.com/office/drawing/2010/main" val="0"/>
@@ -9431,7 +9609,7 @@
         </w:rPr>
         <w:lastRenderedPageBreak/>
         <w:drawing>
-          <wp:anchor distT="0" distB="0" distL="114300" distR="114300" simplePos="0" relativeHeight="251666432" behindDoc="0" locked="0" layoutInCell="1" allowOverlap="1" wp14:anchorId="361958D6" wp14:editId="47C98EFA">
+          <wp:anchor distT="0" distB="0" distL="114300" distR="114300" simplePos="0" relativeHeight="251655680" behindDoc="0" locked="0" layoutInCell="1" allowOverlap="1" wp14:anchorId="361958D6" wp14:editId="45A1EE6F">
             <wp:simplePos x="0" y="0"/>
             <wp:positionH relativeFrom="column">
               <wp:posOffset>0</wp:posOffset>
@@ -9456,7 +9634,7 @@
                     </pic:cNvPicPr>
                   </pic:nvPicPr>
                   <pic:blipFill>
-                    <a:blip r:embed="rId69">
+                    <a:blip r:embed="rId68">
                       <a:extLst>
                         <a:ext uri="{28A0092B-C50C-407E-A947-70E740481C1C}">
                           <a14:useLocalDpi xmlns:a14="http://schemas.microsoft.com/office/drawing/2010/main" val="0"/>
@@ -9495,7 +9673,7 @@
           <w:szCs w:val="32"/>
         </w:rPr>
         <w:drawing>
-          <wp:anchor distT="0" distB="0" distL="114300" distR="114300" simplePos="0" relativeHeight="251664384" behindDoc="0" locked="0" layoutInCell="1" allowOverlap="1" wp14:anchorId="081F0BB9" wp14:editId="03B6F4F2">
+          <wp:anchor distT="0" distB="0" distL="114300" distR="114300" simplePos="0" relativeHeight="251653632" behindDoc="0" locked="0" layoutInCell="1" allowOverlap="1" wp14:anchorId="081F0BB9" wp14:editId="72D05C50">
             <wp:simplePos x="0" y="0"/>
             <wp:positionH relativeFrom="column">
               <wp:posOffset>0</wp:posOffset>
@@ -9520,7 +9698,7 @@
                     </pic:cNvPicPr>
                   </pic:nvPicPr>
                   <pic:blipFill>
-                    <a:blip r:embed="rId70">
+                    <a:blip r:embed="rId69">
                       <a:extLst>
                         <a:ext uri="{28A0092B-C50C-407E-A947-70E740481C1C}">
                           <a14:useLocalDpi xmlns:a14="http://schemas.microsoft.com/office/drawing/2010/main" val="0"/>
@@ -9559,7 +9737,7 @@
           <w:szCs w:val="32"/>
         </w:rPr>
         <w:drawing>
-          <wp:anchor distT="0" distB="0" distL="114300" distR="114300" simplePos="0" relativeHeight="251660288" behindDoc="0" locked="0" layoutInCell="1" allowOverlap="1" wp14:anchorId="310D043A" wp14:editId="65015B34">
+          <wp:anchor distT="0" distB="0" distL="114300" distR="114300" simplePos="0" relativeHeight="251651584" behindDoc="0" locked="0" layoutInCell="1" allowOverlap="1" wp14:anchorId="310D043A" wp14:editId="5E02080E">
             <wp:simplePos x="0" y="0"/>
             <wp:positionH relativeFrom="column">
               <wp:posOffset>0</wp:posOffset>
@@ -9584,7 +9762,7 @@
                     </pic:cNvPicPr>
                   </pic:nvPicPr>
                   <pic:blipFill>
-                    <a:blip r:embed="rId71">
+                    <a:blip r:embed="rId70">
                       <a:extLst>
                         <a:ext uri="{28A0092B-C50C-407E-A947-70E740481C1C}">
                           <a14:useLocalDpi xmlns:a14="http://schemas.microsoft.com/office/drawing/2010/main" val="0"/>
@@ -9662,7 +9840,7 @@
                     </pic:cNvPicPr>
                   </pic:nvPicPr>
                   <pic:blipFill>
-                    <a:blip r:embed="rId72">
+                    <a:blip r:embed="rId71">
                       <a:extLst>
                         <a:ext uri="{28A0092B-C50C-407E-A947-70E740481C1C}">
                           <a14:useLocalDpi xmlns:a14="http://schemas.microsoft.com/office/drawing/2010/main" val="0"/>
@@ -9734,7 +9912,7 @@
           <w:szCs w:val="32"/>
         </w:rPr>
         <w:drawing>
-          <wp:anchor distT="0" distB="0" distL="114300" distR="114300" simplePos="0" relativeHeight="251646976" behindDoc="0" locked="0" layoutInCell="1" allowOverlap="1" wp14:anchorId="75AE5AEF" wp14:editId="4F830907">
+          <wp:anchor distT="0" distB="0" distL="114300" distR="114300" simplePos="0" relativeHeight="251641344" behindDoc="0" locked="0" layoutInCell="1" allowOverlap="1" wp14:anchorId="75AE5AEF" wp14:editId="4C6467E9">
             <wp:simplePos x="0" y="0"/>
             <wp:positionH relativeFrom="column">
               <wp:posOffset>-7620</wp:posOffset>
@@ -9759,7 +9937,7 @@
                     </pic:cNvPicPr>
                   </pic:nvPicPr>
                   <pic:blipFill>
-                    <a:blip r:embed="rId73">
+                    <a:blip r:embed="rId72">
                       <a:extLst>
                         <a:ext uri="{28A0092B-C50C-407E-A947-70E740481C1C}">
                           <a14:useLocalDpi xmlns:a14="http://schemas.microsoft.com/office/drawing/2010/main" val="0"/>
@@ -9827,7 +10005,7 @@
           <w:szCs w:val="32"/>
         </w:rPr>
         <w:drawing>
-          <wp:anchor distT="0" distB="0" distL="114300" distR="114300" simplePos="0" relativeHeight="251681792" behindDoc="0" locked="0" layoutInCell="1" allowOverlap="1" wp14:anchorId="48E6F577" wp14:editId="060C77E4">
+          <wp:anchor distT="0" distB="0" distL="114300" distR="114300" simplePos="0" relativeHeight="251671040" behindDoc="0" locked="0" layoutInCell="1" allowOverlap="1" wp14:anchorId="48E6F577" wp14:editId="74FE9AE5">
             <wp:simplePos x="0" y="0"/>
             <wp:positionH relativeFrom="column">
               <wp:posOffset>0</wp:posOffset>
@@ -9852,7 +10030,7 @@
                     </pic:cNvPicPr>
                   </pic:nvPicPr>
                   <pic:blipFill>
-                    <a:blip r:embed="rId74">
+                    <a:blip r:embed="rId73">
                       <a:extLst>
                         <a:ext uri="{28A0092B-C50C-407E-A947-70E740481C1C}">
                           <a14:useLocalDpi xmlns:a14="http://schemas.microsoft.com/office/drawing/2010/main" val="0"/>
@@ -9924,7 +10102,7 @@
         </w:rPr>
         <w:lastRenderedPageBreak/>
         <w:drawing>
-          <wp:anchor distT="0" distB="0" distL="114300" distR="114300" simplePos="0" relativeHeight="251666432" behindDoc="0" locked="0" layoutInCell="1" allowOverlap="1" wp14:anchorId="6241D0BB" wp14:editId="10EDD85F">
+          <wp:anchor distT="0" distB="0" distL="114300" distR="114300" simplePos="0" relativeHeight="251654656" behindDoc="0" locked="0" layoutInCell="1" allowOverlap="1" wp14:anchorId="6241D0BB" wp14:editId="3E726538">
             <wp:simplePos x="0" y="0"/>
             <wp:positionH relativeFrom="column">
               <wp:posOffset>121920</wp:posOffset>
@@ -9949,7 +10127,7 @@
                     </pic:cNvPicPr>
                   </pic:nvPicPr>
                   <pic:blipFill>
-                    <a:blip r:embed="rId75">
+                    <a:blip r:embed="rId74">
                       <a:extLst>
                         <a:ext uri="{28A0092B-C50C-407E-A947-70E740481C1C}">
                           <a14:useLocalDpi xmlns:a14="http://schemas.microsoft.com/office/drawing/2010/main" val="0"/>
@@ -9994,7 +10172,7 @@
           <w:szCs w:val="32"/>
         </w:rPr>
         <w:drawing>
-          <wp:anchor distT="0" distB="0" distL="114300" distR="114300" simplePos="0" relativeHeight="251663360" behindDoc="0" locked="0" layoutInCell="1" allowOverlap="1" wp14:anchorId="180910BD" wp14:editId="1CDF90FA">
+          <wp:anchor distT="0" distB="0" distL="114300" distR="114300" simplePos="0" relativeHeight="251652608" behindDoc="0" locked="0" layoutInCell="1" allowOverlap="1" wp14:anchorId="180910BD" wp14:editId="0EFBF41B">
             <wp:simplePos x="0" y="0"/>
             <wp:positionH relativeFrom="column">
               <wp:posOffset>121920</wp:posOffset>
@@ -10019,7 +10197,7 @@
                     </pic:cNvPicPr>
                   </pic:nvPicPr>
                   <pic:blipFill>
-                    <a:blip r:embed="rId76">
+                    <a:blip r:embed="rId75">
                       <a:extLst>
                         <a:ext uri="{28A0092B-C50C-407E-A947-70E740481C1C}">
                           <a14:useLocalDpi xmlns:a14="http://schemas.microsoft.com/office/drawing/2010/main" val="0"/>
@@ -10064,7 +10242,7 @@
           <w:szCs w:val="32"/>
         </w:rPr>
         <w:drawing>
-          <wp:anchor distT="0" distB="0" distL="114300" distR="114300" simplePos="0" relativeHeight="251655168" behindDoc="0" locked="0" layoutInCell="1" allowOverlap="1" wp14:anchorId="3F2D493B" wp14:editId="296FB8DA">
+          <wp:anchor distT="0" distB="0" distL="114300" distR="114300" simplePos="0" relativeHeight="251648512" behindDoc="0" locked="0" layoutInCell="1" allowOverlap="1" wp14:anchorId="3F2D493B" wp14:editId="6BA5E75E">
             <wp:simplePos x="0" y="0"/>
             <wp:positionH relativeFrom="column">
               <wp:posOffset>121920</wp:posOffset>
@@ -10089,7 +10267,7 @@
                     </pic:cNvPicPr>
                   </pic:nvPicPr>
                   <pic:blipFill>
-                    <a:blip r:embed="rId77">
+                    <a:blip r:embed="rId76">
                       <a:extLst>
                         <a:ext uri="{28A0092B-C50C-407E-A947-70E740481C1C}">
                           <a14:useLocalDpi xmlns:a14="http://schemas.microsoft.com/office/drawing/2010/main" val="0"/>
@@ -10155,7 +10333,7 @@
         </w:rPr>
         <w:lastRenderedPageBreak/>
         <w:drawing>
-          <wp:anchor distT="0" distB="0" distL="114300" distR="114300" simplePos="0" relativeHeight="251667456" behindDoc="0" locked="0" layoutInCell="1" allowOverlap="1" wp14:anchorId="79B19131" wp14:editId="768E899F">
+          <wp:anchor distT="0" distB="0" distL="114300" distR="114300" simplePos="0" relativeHeight="251656704" behindDoc="0" locked="0" layoutInCell="1" allowOverlap="1" wp14:anchorId="79B19131" wp14:editId="7044F109">
             <wp:simplePos x="0" y="0"/>
             <wp:positionH relativeFrom="column">
               <wp:posOffset>0</wp:posOffset>
@@ -10180,7 +10358,7 @@
                     </pic:cNvPicPr>
                   </pic:nvPicPr>
                   <pic:blipFill>
-                    <a:blip r:embed="rId78">
+                    <a:blip r:embed="rId77">
                       <a:extLst>
                         <a:ext uri="{28A0092B-C50C-407E-A947-70E740481C1C}">
                           <a14:useLocalDpi xmlns:a14="http://schemas.microsoft.com/office/drawing/2010/main" val="0"/>
@@ -10219,7 +10397,7 @@
           <w:szCs w:val="32"/>
         </w:rPr>
         <w:drawing>
-          <wp:anchor distT="0" distB="0" distL="114300" distR="114300" simplePos="0" relativeHeight="251668480" behindDoc="0" locked="0" layoutInCell="1" allowOverlap="1" wp14:anchorId="0A2D15C6" wp14:editId="5FBA7D95">
+          <wp:anchor distT="0" distB="0" distL="114300" distR="114300" simplePos="0" relativeHeight="251657728" behindDoc="0" locked="0" layoutInCell="1" allowOverlap="1" wp14:anchorId="0A2D15C6" wp14:editId="1FDFE8DF">
             <wp:simplePos x="0" y="0"/>
             <wp:positionH relativeFrom="column">
               <wp:posOffset>0</wp:posOffset>
@@ -10244,7 +10422,7 @@
                     </pic:cNvPicPr>
                   </pic:nvPicPr>
                   <pic:blipFill>
-                    <a:blip r:embed="rId79">
+                    <a:blip r:embed="rId78">
                       <a:extLst>
                         <a:ext uri="{28A0092B-C50C-407E-A947-70E740481C1C}">
                           <a14:useLocalDpi xmlns:a14="http://schemas.microsoft.com/office/drawing/2010/main" val="0"/>
@@ -10283,7 +10461,7 @@
           <w:szCs w:val="32"/>
         </w:rPr>
         <w:drawing>
-          <wp:anchor distT="0" distB="0" distL="114300" distR="114300" simplePos="0" relativeHeight="251669504" behindDoc="0" locked="0" layoutInCell="1" allowOverlap="1" wp14:anchorId="73A4E21B" wp14:editId="4CE75AEC">
+          <wp:anchor distT="0" distB="0" distL="114300" distR="114300" simplePos="0" relativeHeight="251658752" behindDoc="0" locked="0" layoutInCell="1" allowOverlap="1" wp14:anchorId="73A4E21B" wp14:editId="6BF57D90">
             <wp:simplePos x="0" y="0"/>
             <wp:positionH relativeFrom="column">
               <wp:posOffset>0</wp:posOffset>
@@ -10308,7 +10486,7 @@
                     </pic:cNvPicPr>
                   </pic:nvPicPr>
                   <pic:blipFill>
-                    <a:blip r:embed="rId80">
+                    <a:blip r:embed="rId79">
                       <a:extLst>
                         <a:ext uri="{28A0092B-C50C-407E-A947-70E740481C1C}">
                           <a14:useLocalDpi xmlns:a14="http://schemas.microsoft.com/office/drawing/2010/main" val="0"/>
@@ -10385,7 +10563,7 @@
                     </pic:cNvPicPr>
                   </pic:nvPicPr>
                   <pic:blipFill>
-                    <a:blip r:embed="rId81">
+                    <a:blip r:embed="rId80">
                       <a:extLst>
                         <a:ext uri="{28A0092B-C50C-407E-A947-70E740481C1C}">
                           <a14:useLocalDpi xmlns:a14="http://schemas.microsoft.com/office/drawing/2010/main" val="0"/>

--- a/Data Structures.docx
+++ b/Data Structures.docx
@@ -3608,7 +3608,7 @@
           <w:szCs w:val="32"/>
         </w:rPr>
         <w:drawing>
-          <wp:anchor distT="0" distB="0" distL="114300" distR="114300" simplePos="0" relativeHeight="251639296" behindDoc="0" locked="0" layoutInCell="1" allowOverlap="1" wp14:anchorId="10E8EA6D" wp14:editId="2F7F4BBD">
+          <wp:anchor distT="0" distB="0" distL="114300" distR="114300" simplePos="0" relativeHeight="251640320" behindDoc="0" locked="0" layoutInCell="1" allowOverlap="1" wp14:anchorId="10E8EA6D" wp14:editId="2F7F4BBD">
             <wp:simplePos x="0" y="0"/>
             <wp:positionH relativeFrom="column">
               <wp:posOffset>0</wp:posOffset>
@@ -3694,6 +3694,7 @@
           <w:rFonts w:eastAsiaTheme="minorHAnsi"/>
           <w:b/>
           <w:bCs/>
+          <w:noProof/>
           <w:color w:val="365F91" w:themeColor="accent1" w:themeShade="BF"/>
           <w:kern w:val="2"/>
           <w:sz w:val="32"/>
@@ -3701,7 +3702,7 @@
         </w:rPr>
         <w:lastRenderedPageBreak/>
         <w:drawing>
-          <wp:anchor distT="0" distB="0" distL="114300" distR="114300" simplePos="0" relativeHeight="251690496" behindDoc="0" locked="0" layoutInCell="1" allowOverlap="1" wp14:anchorId="2AA42DF9" wp14:editId="2F26AD35">
+          <wp:anchor distT="0" distB="0" distL="114300" distR="114300" simplePos="0" relativeHeight="251675136" behindDoc="0" locked="0" layoutInCell="1" allowOverlap="1" wp14:anchorId="2AA42DF9" wp14:editId="2F26AD35">
             <wp:simplePos x="0" y="0"/>
             <wp:positionH relativeFrom="column">
               <wp:posOffset>-46355</wp:posOffset>
@@ -3766,7 +3767,7 @@
           <w:szCs w:val="32"/>
         </w:rPr>
         <w:drawing>
-          <wp:anchor distT="0" distB="0" distL="114300" distR="114300" simplePos="0" relativeHeight="251590144" behindDoc="0" locked="0" layoutInCell="1" allowOverlap="1" wp14:anchorId="13E75CD9" wp14:editId="5241CC62">
+          <wp:anchor distT="0" distB="0" distL="114300" distR="114300" simplePos="0" relativeHeight="251633152" behindDoc="0" locked="0" layoutInCell="1" allowOverlap="1" wp14:anchorId="13E75CD9" wp14:editId="5241CC62">
             <wp:simplePos x="0" y="0"/>
             <wp:positionH relativeFrom="column">
               <wp:posOffset>0</wp:posOffset>
@@ -3834,7 +3835,7 @@
           <w:szCs w:val="32"/>
         </w:rPr>
         <w:drawing>
-          <wp:anchor distT="0" distB="0" distL="114300" distR="114300" simplePos="0" relativeHeight="251652608" behindDoc="0" locked="0" layoutInCell="1" allowOverlap="1" wp14:anchorId="6F6A4D6B" wp14:editId="061B9814">
+          <wp:anchor distT="0" distB="0" distL="114300" distR="114300" simplePos="0" relativeHeight="251651584" behindDoc="0" locked="0" layoutInCell="1" allowOverlap="1" wp14:anchorId="6F6A4D6B" wp14:editId="061B9814">
             <wp:simplePos x="0" y="0"/>
             <wp:positionH relativeFrom="column">
               <wp:posOffset>-46355</wp:posOffset>
@@ -3905,7 +3906,7 @@
           <w:szCs w:val="32"/>
         </w:rPr>
         <w:drawing>
-          <wp:anchor distT="0" distB="0" distL="114300" distR="114300" simplePos="0" relativeHeight="251610624" behindDoc="0" locked="0" layoutInCell="1" allowOverlap="1" wp14:anchorId="2C780245" wp14:editId="414AAEF5">
+          <wp:anchor distT="0" distB="0" distL="114300" distR="114300" simplePos="0" relativeHeight="251634176" behindDoc="0" locked="0" layoutInCell="1" allowOverlap="1" wp14:anchorId="2C780245" wp14:editId="414AAEF5">
             <wp:simplePos x="0" y="0"/>
             <wp:positionH relativeFrom="column">
               <wp:posOffset>-46355</wp:posOffset>
@@ -3995,6 +3996,7 @@
       <w:r>
         <w:rPr>
           <w:rFonts w:eastAsiaTheme="minorHAnsi"/>
+          <w:noProof/>
           <w:color w:val="365F91" w:themeColor="accent1" w:themeShade="BF"/>
           <w:kern w:val="2"/>
           <w:sz w:val="32"/>
@@ -4002,7 +4004,7 @@
         </w:rPr>
         <w:lastRenderedPageBreak/>
         <w:drawing>
-          <wp:anchor distT="0" distB="0" distL="114300" distR="114300" simplePos="0" relativeHeight="251692544" behindDoc="0" locked="0" layoutInCell="1" allowOverlap="1" wp14:anchorId="3ED14A6C" wp14:editId="79CF8D29">
+          <wp:anchor distT="0" distB="0" distL="114300" distR="114300" simplePos="0" relativeHeight="251676160" behindDoc="0" locked="0" layoutInCell="1" allowOverlap="1" wp14:anchorId="3ED14A6C" wp14:editId="79CF8D29">
             <wp:simplePos x="0" y="0"/>
             <wp:positionH relativeFrom="column">
               <wp:posOffset>0</wp:posOffset>
@@ -4054,13 +4056,14 @@
       <w:r>
         <w:rPr>
           <w:rFonts w:eastAsiaTheme="minorHAnsi"/>
+          <w:noProof/>
           <w:color w:val="365F91" w:themeColor="accent1" w:themeShade="BF"/>
           <w:kern w:val="2"/>
           <w:sz w:val="32"/>
           <w:szCs w:val="32"/>
         </w:rPr>
         <w:drawing>
-          <wp:anchor distT="0" distB="0" distL="114300" distR="114300" simplePos="0" relativeHeight="251673088" behindDoc="0" locked="0" layoutInCell="1" allowOverlap="1" wp14:anchorId="7063DBCD" wp14:editId="3887070F">
+          <wp:anchor distT="0" distB="0" distL="114300" distR="114300" simplePos="0" relativeHeight="251672064" behindDoc="0" locked="0" layoutInCell="1" allowOverlap="1" wp14:anchorId="7063DBCD" wp14:editId="3887070F">
             <wp:simplePos x="0" y="0"/>
             <wp:positionH relativeFrom="column">
               <wp:posOffset>0</wp:posOffset>
@@ -4181,6 +4184,7 @@
           <w:rFonts w:eastAsiaTheme="minorHAnsi"/>
           <w:b/>
           <w:bCs/>
+          <w:noProof/>
           <w:color w:val="365F91" w:themeColor="accent1" w:themeShade="BF"/>
           <w:kern w:val="2"/>
           <w:sz w:val="32"/>
@@ -4188,7 +4192,7 @@
         </w:rPr>
         <w:lastRenderedPageBreak/>
         <w:drawing>
-          <wp:anchor distT="0" distB="0" distL="114300" distR="114300" simplePos="0" relativeHeight="251696640" behindDoc="0" locked="0" layoutInCell="1" allowOverlap="1" wp14:anchorId="6EA287DA" wp14:editId="5BBF892C">
+          <wp:anchor distT="0" distB="0" distL="114300" distR="114300" simplePos="0" relativeHeight="251678208" behindDoc="0" locked="0" layoutInCell="1" allowOverlap="1" wp14:anchorId="6EA287DA" wp14:editId="5BBF892C">
             <wp:simplePos x="0" y="0"/>
             <wp:positionH relativeFrom="column">
               <wp:posOffset>0</wp:posOffset>
@@ -4248,13 +4252,14 @@
           <w:rFonts w:eastAsiaTheme="minorHAnsi"/>
           <w:b/>
           <w:bCs/>
+          <w:noProof/>
           <w:color w:val="365F91" w:themeColor="accent1" w:themeShade="BF"/>
           <w:kern w:val="2"/>
           <w:sz w:val="32"/>
           <w:szCs w:val="32"/>
         </w:rPr>
         <w:drawing>
-          <wp:anchor distT="0" distB="0" distL="114300" distR="114300" simplePos="0" relativeHeight="251694592" behindDoc="0" locked="0" layoutInCell="1" allowOverlap="1" wp14:anchorId="59383972" wp14:editId="2A6765F7">
+          <wp:anchor distT="0" distB="0" distL="114300" distR="114300" simplePos="0" relativeHeight="251677184" behindDoc="0" locked="0" layoutInCell="1" allowOverlap="1" wp14:anchorId="59383972" wp14:editId="2A6765F7">
             <wp:simplePos x="0" y="0"/>
             <wp:positionH relativeFrom="column">
               <wp:posOffset>0</wp:posOffset>
@@ -4424,6 +4429,7 @@
           <w:rFonts w:eastAsiaTheme="minorHAnsi"/>
           <w:b/>
           <w:bCs/>
+          <w:noProof/>
           <w:color w:val="365F91" w:themeColor="accent1" w:themeShade="BF"/>
           <w:kern w:val="2"/>
           <w:sz w:val="32"/>
@@ -4431,7 +4437,7 @@
         </w:rPr>
         <w:lastRenderedPageBreak/>
         <w:drawing>
-          <wp:anchor distT="0" distB="0" distL="114300" distR="114300" simplePos="0" relativeHeight="251700736" behindDoc="0" locked="0" layoutInCell="1" allowOverlap="1" wp14:anchorId="17A2BDAE" wp14:editId="009D7F62">
+          <wp:anchor distT="0" distB="0" distL="114300" distR="114300" simplePos="0" relativeHeight="251679232" behindDoc="0" locked="0" layoutInCell="1" allowOverlap="1" wp14:anchorId="17A2BDAE" wp14:editId="009D7F62">
             <wp:simplePos x="0" y="0"/>
             <wp:positionH relativeFrom="column">
               <wp:posOffset>449580</wp:posOffset>
@@ -4581,13 +4587,14 @@
           <w:rFonts w:eastAsiaTheme="minorHAnsi"/>
           <w:b/>
           <w:bCs/>
+          <w:noProof/>
           <w:color w:val="365F91" w:themeColor="accent1" w:themeShade="BF"/>
           <w:kern w:val="2"/>
           <w:sz w:val="32"/>
           <w:szCs w:val="32"/>
         </w:rPr>
         <w:drawing>
-          <wp:anchor distT="0" distB="0" distL="114300" distR="114300" simplePos="0" relativeHeight="251708928" behindDoc="0" locked="0" layoutInCell="1" allowOverlap="1" wp14:anchorId="54867259" wp14:editId="352C85DA">
+          <wp:anchor distT="0" distB="0" distL="114300" distR="114300" simplePos="0" relativeHeight="251680256" behindDoc="0" locked="0" layoutInCell="1" allowOverlap="1" wp14:anchorId="54867259" wp14:editId="352C85DA">
             <wp:simplePos x="0" y="0"/>
             <wp:positionH relativeFrom="column">
               <wp:posOffset>449580</wp:posOffset>
@@ -4737,13 +4744,14 @@
           <w:rFonts w:eastAsiaTheme="minorHAnsi"/>
           <w:b/>
           <w:bCs/>
+          <w:noProof/>
           <w:color w:val="365F91" w:themeColor="accent1" w:themeShade="BF"/>
           <w:kern w:val="2"/>
           <w:sz w:val="32"/>
           <w:szCs w:val="32"/>
         </w:rPr>
         <w:drawing>
-          <wp:anchor distT="0" distB="0" distL="114300" distR="114300" simplePos="0" relativeHeight="251710976" behindDoc="0" locked="0" layoutInCell="1" allowOverlap="1" wp14:anchorId="0F8EB010" wp14:editId="0817DF55">
+          <wp:anchor distT="0" distB="0" distL="114300" distR="114300" simplePos="0" relativeHeight="251681280" behindDoc="0" locked="0" layoutInCell="1" allowOverlap="1" wp14:anchorId="0F8EB010" wp14:editId="0817DF55">
             <wp:simplePos x="0" y="0"/>
             <wp:positionH relativeFrom="column">
               <wp:posOffset>449580</wp:posOffset>
@@ -4983,6 +4991,7 @@
           <w:rFonts w:eastAsiaTheme="minorHAnsi"/>
           <w:b/>
           <w:bCs/>
+          <w:noProof/>
           <w:color w:val="365F91" w:themeColor="accent1" w:themeShade="BF"/>
           <w:kern w:val="2"/>
           <w:sz w:val="32"/>
@@ -5030,13 +5039,14 @@
           <w:rFonts w:eastAsiaTheme="minorHAnsi"/>
           <w:b/>
           <w:bCs/>
+          <w:noProof/>
           <w:color w:val="365F91" w:themeColor="accent1" w:themeShade="BF"/>
           <w:kern w:val="2"/>
           <w:sz w:val="32"/>
           <w:szCs w:val="32"/>
         </w:rPr>
         <w:drawing>
-          <wp:anchor distT="0" distB="0" distL="114300" distR="114300" simplePos="0" relativeHeight="251678208" behindDoc="0" locked="0" layoutInCell="1" allowOverlap="1" wp14:anchorId="04F3DE5D" wp14:editId="5DFE5205">
+          <wp:anchor distT="0" distB="0" distL="114300" distR="114300" simplePos="0" relativeHeight="251673088" behindDoc="0" locked="0" layoutInCell="1" allowOverlap="1" wp14:anchorId="04F3DE5D" wp14:editId="5DFE5205">
             <wp:simplePos x="0" y="0"/>
             <wp:positionH relativeFrom="column">
               <wp:posOffset>0</wp:posOffset>
@@ -5090,6 +5100,7 @@
           <w:rFonts w:eastAsiaTheme="minorHAnsi"/>
           <w:b/>
           <w:bCs/>
+          <w:noProof/>
           <w:color w:val="365F91" w:themeColor="accent1" w:themeShade="BF"/>
           <w:kern w:val="2"/>
           <w:sz w:val="32"/>
@@ -5185,6 +5196,7 @@
           <w:rFonts w:eastAsiaTheme="minorHAnsi"/>
           <w:b/>
           <w:bCs/>
+          <w:noProof/>
           <w:color w:val="365F91" w:themeColor="accent1" w:themeShade="BF"/>
           <w:kern w:val="2"/>
           <w:sz w:val="32"/>
@@ -5281,6 +5293,7 @@
           <w:rFonts w:eastAsiaTheme="minorHAnsi"/>
           <w:b/>
           <w:bCs/>
+          <w:noProof/>
           <w:color w:val="0D0D0D" w:themeColor="text1" w:themeTint="F2"/>
           <w:kern w:val="2"/>
           <w:sz w:val="32"/>
@@ -6065,7 +6078,7 @@
           <w:szCs w:val="32"/>
         </w:rPr>
         <w:drawing>
-          <wp:anchor distT="0" distB="0" distL="114300" distR="114300" simplePos="0" relativeHeight="251636224" behindDoc="0" locked="0" layoutInCell="1" allowOverlap="1" wp14:anchorId="708B2526" wp14:editId="0ED267B7">
+          <wp:anchor distT="0" distB="0" distL="114300" distR="114300" simplePos="0" relativeHeight="251638272" behindDoc="0" locked="0" layoutInCell="1" allowOverlap="1" wp14:anchorId="708B2526" wp14:editId="0ED267B7">
             <wp:simplePos x="0" y="0"/>
             <wp:positionH relativeFrom="column">
               <wp:posOffset>548640</wp:posOffset>
@@ -6255,7 +6268,7 @@
           <w:szCs w:val="32"/>
         </w:rPr>
         <w:drawing>
-          <wp:anchor distT="0" distB="0" distL="114300" distR="114300" simplePos="0" relativeHeight="251637248" behindDoc="0" locked="0" layoutInCell="1" allowOverlap="1" wp14:anchorId="219A2E64" wp14:editId="38E1888F">
+          <wp:anchor distT="0" distB="0" distL="114300" distR="114300" simplePos="0" relativeHeight="251639296" behindDoc="0" locked="0" layoutInCell="1" allowOverlap="1" wp14:anchorId="219A2E64" wp14:editId="38E1888F">
             <wp:simplePos x="0" y="0"/>
             <wp:positionH relativeFrom="column">
               <wp:posOffset>548640</wp:posOffset>
@@ -6491,7 +6504,7 @@
         </w:rPr>
         <w:lastRenderedPageBreak/>
         <w:drawing>
-          <wp:anchor distT="0" distB="0" distL="114300" distR="114300" simplePos="0" relativeHeight="251614720" behindDoc="0" locked="0" layoutInCell="1" allowOverlap="1" wp14:anchorId="16F3093B" wp14:editId="6926C14C">
+          <wp:anchor distT="0" distB="0" distL="114300" distR="114300" simplePos="0" relativeHeight="251635200" behindDoc="0" locked="0" layoutInCell="1" allowOverlap="1" wp14:anchorId="16F3093B" wp14:editId="6926C14C">
             <wp:simplePos x="0" y="0"/>
             <wp:positionH relativeFrom="column">
               <wp:posOffset>-38100</wp:posOffset>
@@ -6561,7 +6574,7 @@
           <w:szCs w:val="32"/>
         </w:rPr>
         <w:drawing>
-          <wp:anchor distT="0" distB="0" distL="114300" distR="114300" simplePos="0" relativeHeight="251630080" behindDoc="0" locked="0" layoutInCell="1" allowOverlap="1" wp14:anchorId="1619965D" wp14:editId="3F40AED1">
+          <wp:anchor distT="0" distB="0" distL="114300" distR="114300" simplePos="0" relativeHeight="251636224" behindDoc="0" locked="0" layoutInCell="1" allowOverlap="1" wp14:anchorId="1619965D" wp14:editId="3F40AED1">
             <wp:simplePos x="0" y="0"/>
             <wp:positionH relativeFrom="column">
               <wp:posOffset>-38100</wp:posOffset>
@@ -6729,7 +6742,7 @@
         </w:rPr>
         <w:lastRenderedPageBreak/>
         <w:drawing>
-          <wp:anchor distT="0" distB="0" distL="114300" distR="114300" simplePos="0" relativeHeight="251713024" behindDoc="0" locked="0" layoutInCell="1" allowOverlap="1" wp14:anchorId="7D3A1D3A" wp14:editId="16DF6469">
+          <wp:anchor distT="0" distB="0" distL="114300" distR="114300" simplePos="0" relativeHeight="251682304" behindDoc="0" locked="0" layoutInCell="1" allowOverlap="1" wp14:anchorId="7D3A1D3A" wp14:editId="16DF6469">
             <wp:simplePos x="0" y="0"/>
             <wp:positionH relativeFrom="column">
               <wp:posOffset>114300</wp:posOffset>
@@ -6793,7 +6806,7 @@
           <w:szCs w:val="32"/>
         </w:rPr>
         <w:drawing>
-          <wp:anchor distT="0" distB="0" distL="114300" distR="114300" simplePos="0" relativeHeight="251688448" behindDoc="0" locked="0" layoutInCell="1" allowOverlap="1" wp14:anchorId="15CDEA9D" wp14:editId="6689336F">
+          <wp:anchor distT="0" distB="0" distL="114300" distR="114300" simplePos="0" relativeHeight="251674112" behindDoc="0" locked="0" layoutInCell="1" allowOverlap="1" wp14:anchorId="15CDEA9D" wp14:editId="6689336F">
             <wp:simplePos x="0" y="0"/>
             <wp:positionH relativeFrom="column">
               <wp:posOffset>114300</wp:posOffset>
@@ -6873,7 +6886,7 @@
         </w:rPr>
         <w:lastRenderedPageBreak/>
         <w:drawing>
-          <wp:anchor distT="0" distB="0" distL="114300" distR="114300" simplePos="0" relativeHeight="251640320" behindDoc="0" locked="0" layoutInCell="1" allowOverlap="1" wp14:anchorId="2EEB4101" wp14:editId="418953E6">
+          <wp:anchor distT="0" distB="0" distL="114300" distR="114300" simplePos="0" relativeHeight="251641344" behindDoc="0" locked="0" layoutInCell="1" allowOverlap="1" wp14:anchorId="2EEB4101" wp14:editId="418953E6">
             <wp:simplePos x="0" y="0"/>
             <wp:positionH relativeFrom="column">
               <wp:posOffset>0</wp:posOffset>
@@ -6957,7 +6970,7 @@
           <w:szCs w:val="32"/>
         </w:rPr>
         <w:drawing>
-          <wp:anchor distT="0" distB="0" distL="114300" distR="114300" simplePos="0" relativeHeight="251632128" behindDoc="0" locked="0" layoutInCell="1" allowOverlap="1" wp14:anchorId="617BEE27" wp14:editId="0571A53C">
+          <wp:anchor distT="0" distB="0" distL="114300" distR="114300" simplePos="0" relativeHeight="251637248" behindDoc="0" locked="0" layoutInCell="1" allowOverlap="1" wp14:anchorId="617BEE27" wp14:editId="0571A53C">
             <wp:simplePos x="0" y="0"/>
             <wp:positionH relativeFrom="column">
               <wp:posOffset>0</wp:posOffset>
@@ -7363,7 +7376,7 @@
           <w:szCs w:val="32"/>
         </w:rPr>
         <w:drawing>
-          <wp:anchor distT="0" distB="0" distL="114300" distR="114300" simplePos="0" relativeHeight="251659776" behindDoc="0" locked="0" layoutInCell="1" allowOverlap="1" wp14:anchorId="4FDCD9CF" wp14:editId="76E7223B">
+          <wp:anchor distT="0" distB="0" distL="114300" distR="114300" simplePos="0" relativeHeight="251661824" behindDoc="0" locked="0" layoutInCell="1" allowOverlap="1" wp14:anchorId="4FDCD9CF" wp14:editId="76E7223B">
             <wp:simplePos x="0" y="0"/>
             <wp:positionH relativeFrom="column">
               <wp:posOffset>472440</wp:posOffset>
@@ -7784,7 +7797,7 @@
         </w:rPr>
         <w:lastRenderedPageBreak/>
         <w:drawing>
-          <wp:anchor distT="0" distB="0" distL="114300" distR="114300" simplePos="0" relativeHeight="251659776" behindDoc="0" locked="0" layoutInCell="1" allowOverlap="1" wp14:anchorId="556DCA78" wp14:editId="43DEF340">
+          <wp:anchor distT="0" distB="0" distL="114300" distR="114300" simplePos="0" relativeHeight="251660800" behindDoc="0" locked="0" layoutInCell="1" allowOverlap="1" wp14:anchorId="556DCA78" wp14:editId="43DEF340">
             <wp:simplePos x="0" y="0"/>
             <wp:positionH relativeFrom="column">
               <wp:posOffset>-15240</wp:posOffset>
@@ -8709,7 +8722,7 @@
           <w:szCs w:val="32"/>
         </w:rPr>
         <w:drawing>
-          <wp:anchor distT="0" distB="0" distL="114300" distR="114300" simplePos="0" relativeHeight="251642368" behindDoc="0" locked="0" layoutInCell="1" allowOverlap="1" wp14:anchorId="3BB9CAAA" wp14:editId="42F328D1">
+          <wp:anchor distT="0" distB="0" distL="114300" distR="114300" simplePos="0" relativeHeight="251643392" behindDoc="0" locked="0" layoutInCell="1" allowOverlap="1" wp14:anchorId="3BB9CAAA" wp14:editId="42F328D1">
             <wp:simplePos x="0" y="0"/>
             <wp:positionH relativeFrom="column">
               <wp:posOffset>60960</wp:posOffset>
@@ -9108,7 +9121,7 @@
           <w:szCs w:val="32"/>
         </w:rPr>
         <w:drawing>
-          <wp:anchor distT="0" distB="0" distL="114300" distR="114300" simplePos="0" relativeHeight="251649536" behindDoc="0" locked="0" layoutInCell="1" allowOverlap="1" wp14:anchorId="21206C43" wp14:editId="56A9F284">
+          <wp:anchor distT="0" distB="0" distL="114300" distR="114300" simplePos="0" relativeHeight="251648512" behindDoc="0" locked="0" layoutInCell="1" allowOverlap="1" wp14:anchorId="21206C43" wp14:editId="56A9F284">
             <wp:simplePos x="0" y="0"/>
             <wp:positionH relativeFrom="column">
               <wp:posOffset>0</wp:posOffset>
@@ -9426,7 +9439,7 @@
           <w:szCs w:val="32"/>
         </w:rPr>
         <w:drawing>
-          <wp:anchor distT="0" distB="0" distL="114300" distR="114300" simplePos="0" relativeHeight="251650560" behindDoc="0" locked="0" layoutInCell="1" allowOverlap="1" wp14:anchorId="5EE5C6C7" wp14:editId="50C9850C">
+          <wp:anchor distT="0" distB="0" distL="114300" distR="114300" simplePos="0" relativeHeight="251649536" behindDoc="0" locked="0" layoutInCell="1" allowOverlap="1" wp14:anchorId="5EE5C6C7" wp14:editId="50C9850C">
             <wp:simplePos x="0" y="0"/>
             <wp:positionH relativeFrom="column">
               <wp:posOffset>0</wp:posOffset>
@@ -9737,7 +9750,7 @@
           <w:szCs w:val="32"/>
         </w:rPr>
         <w:drawing>
-          <wp:anchor distT="0" distB="0" distL="114300" distR="114300" simplePos="0" relativeHeight="251651584" behindDoc="0" locked="0" layoutInCell="1" allowOverlap="1" wp14:anchorId="310D043A" wp14:editId="5E02080E">
+          <wp:anchor distT="0" distB="0" distL="114300" distR="114300" simplePos="0" relativeHeight="251650560" behindDoc="0" locked="0" layoutInCell="1" allowOverlap="1" wp14:anchorId="310D043A" wp14:editId="5E02080E">
             <wp:simplePos x="0" y="0"/>
             <wp:positionH relativeFrom="column">
               <wp:posOffset>0</wp:posOffset>
@@ -9906,21 +9919,706 @@
           <w:rFonts w:eastAsiaTheme="minorHAnsi"/>
           <w:b/>
           <w:bCs/>
+          <w:color w:val="365F91" w:themeColor="accent1" w:themeShade="BF"/>
+          <w:sz w:val="32"/>
+          <w:szCs w:val="32"/>
+        </w:rPr>
+        <w:drawing>
+          <wp:anchor distT="0" distB="0" distL="114300" distR="114300" simplePos="0" relativeHeight="251656192" behindDoc="0" locked="0" layoutInCell="1" allowOverlap="1" wp14:anchorId="7E48F91F" wp14:editId="3BFFF2FB">
+            <wp:simplePos x="0" y="0"/>
+            <wp:positionH relativeFrom="column">
+              <wp:posOffset>0</wp:posOffset>
+            </wp:positionH>
+            <wp:positionV relativeFrom="paragraph">
+              <wp:posOffset>292100</wp:posOffset>
+            </wp:positionV>
+            <wp:extent cx="5943600" cy="2116455"/>
+            <wp:effectExtent l="0" t="0" r="0" b="0"/>
+            <wp:wrapSquare wrapText="bothSides"/>
+            <wp:docPr id="165068183" name="Picture 1"/>
+            <wp:cNvGraphicFramePr>
+              <a:graphicFrameLocks xmlns:a="http://schemas.openxmlformats.org/drawingml/2006/main" noChangeAspect="1"/>
+            </wp:cNvGraphicFramePr>
+            <a:graphic xmlns:a="http://schemas.openxmlformats.org/drawingml/2006/main">
+              <a:graphicData uri="http://schemas.openxmlformats.org/drawingml/2006/picture">
+                <pic:pic xmlns:pic="http://schemas.openxmlformats.org/drawingml/2006/picture">
+                  <pic:nvPicPr>
+                    <pic:cNvPr id="165068183" name=""/>
+                    <pic:cNvPicPr/>
+                  </pic:nvPicPr>
+                  <pic:blipFill>
+                    <a:blip r:embed="rId72">
+                      <a:extLst>
+                        <a:ext uri="{28A0092B-C50C-407E-A947-70E740481C1C}">
+                          <a14:useLocalDpi xmlns:a14="http://schemas.microsoft.com/office/drawing/2010/main" val="0"/>
+                        </a:ext>
+                      </a:extLst>
+                    </a:blip>
+                    <a:stretch>
+                      <a:fillRect/>
+                    </a:stretch>
+                  </pic:blipFill>
+                  <pic:spPr>
+                    <a:xfrm>
+                      <a:off x="0" y="0"/>
+                      <a:ext cx="5943600" cy="2116455"/>
+                    </a:xfrm>
+                    <a:prstGeom prst="rect">
+                      <a:avLst/>
+                    </a:prstGeom>
+                  </pic:spPr>
+                </pic:pic>
+              </a:graphicData>
+            </a:graphic>
+          </wp:anchor>
+        </w:drawing>
+      </w:r>
+      <w:r>
+        <w:rPr>
+          <w:rFonts w:eastAsiaTheme="minorHAnsi"/>
+          <w:b/>
+          <w:bCs/>
+          <w:color w:val="365F91" w:themeColor="accent1" w:themeShade="BF"/>
+          <w:sz w:val="32"/>
+          <w:szCs w:val="32"/>
+        </w:rPr>
+        <w:t>Queue through Linked List</w:t>
+      </w:r>
+    </w:p>
+    <w:p>
+      <w:pPr>
+        <w:tabs>
+          <w:tab w:val="left" w:pos="2484"/>
+        </w:tabs>
+        <w:rPr>
+          <w:rFonts w:eastAsiaTheme="minorHAnsi"/>
+          <w:b/>
+          <w:bCs/>
+          <w:color w:val="365F91" w:themeColor="accent1" w:themeShade="BF"/>
+          <w:sz w:val="32"/>
+          <w:szCs w:val="32"/>
+        </w:rPr>
+      </w:pPr>
+      <w:r>
+        <w:rPr>
+          <w:rFonts w:eastAsiaTheme="minorHAnsi"/>
+          <w:b/>
+          <w:bCs/>
+          <w:color w:val="365F91" w:themeColor="accent1" w:themeShade="BF"/>
+          <w:sz w:val="32"/>
+          <w:szCs w:val="32"/>
+        </w:rPr>
+        <w:drawing>
+          <wp:anchor distT="0" distB="0" distL="114300" distR="114300" simplePos="0" relativeHeight="251684352" behindDoc="0" locked="0" layoutInCell="1" allowOverlap="1" wp14:anchorId="1152176D" wp14:editId="7D97A739">
+            <wp:simplePos x="0" y="0"/>
+            <wp:positionH relativeFrom="column">
+              <wp:posOffset>0</wp:posOffset>
+            </wp:positionH>
+            <wp:positionV relativeFrom="paragraph">
+              <wp:posOffset>2176780</wp:posOffset>
+            </wp:positionV>
+            <wp:extent cx="5943600" cy="1687195"/>
+            <wp:effectExtent l="0" t="0" r="0" b="0"/>
+            <wp:wrapSquare wrapText="bothSides"/>
+            <wp:docPr id="1107689876" name="Picture 1"/>
+            <wp:cNvGraphicFramePr>
+              <a:graphicFrameLocks xmlns:a="http://schemas.openxmlformats.org/drawingml/2006/main" noChangeAspect="1"/>
+            </wp:cNvGraphicFramePr>
+            <a:graphic xmlns:a="http://schemas.openxmlformats.org/drawingml/2006/main">
+              <a:graphicData uri="http://schemas.openxmlformats.org/drawingml/2006/picture">
+                <pic:pic xmlns:pic="http://schemas.openxmlformats.org/drawingml/2006/picture">
+                  <pic:nvPicPr>
+                    <pic:cNvPr id="1107689876" name=""/>
+                    <pic:cNvPicPr/>
+                  </pic:nvPicPr>
+                  <pic:blipFill>
+                    <a:blip r:embed="rId73">
+                      <a:extLst>
+                        <a:ext uri="{28A0092B-C50C-407E-A947-70E740481C1C}">
+                          <a14:useLocalDpi xmlns:a14="http://schemas.microsoft.com/office/drawing/2010/main" val="0"/>
+                        </a:ext>
+                      </a:extLst>
+                    </a:blip>
+                    <a:stretch>
+                      <a:fillRect/>
+                    </a:stretch>
+                  </pic:blipFill>
+                  <pic:spPr>
+                    <a:xfrm>
+                      <a:off x="0" y="0"/>
+                      <a:ext cx="5943600" cy="1687195"/>
+                    </a:xfrm>
+                    <a:prstGeom prst="rect">
+                      <a:avLst/>
+                    </a:prstGeom>
+                  </pic:spPr>
+                </pic:pic>
+              </a:graphicData>
+            </a:graphic>
+          </wp:anchor>
+        </w:drawing>
+      </w:r>
+    </w:p>
+    <w:p>
+      <w:pPr>
+        <w:tabs>
+          <w:tab w:val="left" w:pos="6612"/>
+        </w:tabs>
+        <w:rPr>
+          <w:rFonts w:eastAsiaTheme="minorHAnsi"/>
+          <w:sz w:val="32"/>
+          <w:szCs w:val="32"/>
+        </w:rPr>
+      </w:pPr>
+      <w:r>
+        <w:rPr>
+          <w:rFonts w:eastAsiaTheme="minorHAnsi"/>
+          <w:sz w:val="32"/>
+          <w:szCs w:val="32"/>
+        </w:rPr>
+        <w:tab/>
+      </w:r>
+    </w:p>
+    <w:p>
+      <w:pPr>
+        <w:tabs>
+          <w:tab w:val="left" w:pos="6612"/>
+        </w:tabs>
+        <w:rPr>
+          <w:rFonts w:eastAsiaTheme="minorHAnsi"/>
+          <w:sz w:val="32"/>
+          <w:szCs w:val="32"/>
+        </w:rPr>
+      </w:pPr>
+    </w:p>
+    <w:p>
+      <w:pPr>
+        <w:tabs>
+          <w:tab w:val="left" w:pos="6612"/>
+        </w:tabs>
+        <w:rPr>
+          <w:rFonts w:eastAsiaTheme="minorHAnsi"/>
+          <w:sz w:val="32"/>
+          <w:szCs w:val="32"/>
+        </w:rPr>
+      </w:pPr>
+    </w:p>
+    <w:p>
+      <w:pPr>
+        <w:tabs>
+          <w:tab w:val="left" w:pos="6612"/>
+        </w:tabs>
+        <w:rPr>
+          <w:rFonts w:eastAsiaTheme="minorHAnsi"/>
+          <w:sz w:val="32"/>
+          <w:szCs w:val="32"/>
+        </w:rPr>
+      </w:pPr>
+    </w:p>
+    <w:p>
+      <w:pPr>
+        <w:tabs>
+          <w:tab w:val="left" w:pos="6612"/>
+        </w:tabs>
+        <w:rPr>
+          <w:rFonts w:eastAsiaTheme="minorHAnsi"/>
+          <w:sz w:val="32"/>
+          <w:szCs w:val="32"/>
+        </w:rPr>
+      </w:pPr>
+      <w:r>
+        <w:rPr>
+          <w:rFonts w:eastAsiaTheme="minorHAnsi"/>
+          <w:sz w:val="32"/>
+          <w:szCs w:val="32"/>
+        </w:rPr>
+        <w:lastRenderedPageBreak/>
+        <w:drawing>
+          <wp:anchor distT="0" distB="0" distL="114300" distR="114300" simplePos="0" relativeHeight="251687424" behindDoc="0" locked="0" layoutInCell="1" allowOverlap="1" wp14:anchorId="02EC5124" wp14:editId="7C8F7637">
+            <wp:simplePos x="0" y="0"/>
+            <wp:positionH relativeFrom="column">
+              <wp:posOffset>0</wp:posOffset>
+            </wp:positionH>
+            <wp:positionV relativeFrom="paragraph">
+              <wp:posOffset>4015740</wp:posOffset>
+            </wp:positionV>
+            <wp:extent cx="5943600" cy="2372360"/>
+            <wp:effectExtent l="0" t="0" r="0" b="0"/>
+            <wp:wrapSquare wrapText="bothSides"/>
+            <wp:docPr id="1604394536" name="Picture 1"/>
+            <wp:cNvGraphicFramePr>
+              <a:graphicFrameLocks xmlns:a="http://schemas.openxmlformats.org/drawingml/2006/main" noChangeAspect="1"/>
+            </wp:cNvGraphicFramePr>
+            <a:graphic xmlns:a="http://schemas.openxmlformats.org/drawingml/2006/main">
+              <a:graphicData uri="http://schemas.openxmlformats.org/drawingml/2006/picture">
+                <pic:pic xmlns:pic="http://schemas.openxmlformats.org/drawingml/2006/picture">
+                  <pic:nvPicPr>
+                    <pic:cNvPr id="1604394536" name=""/>
+                    <pic:cNvPicPr/>
+                  </pic:nvPicPr>
+                  <pic:blipFill>
+                    <a:blip r:embed="rId74">
+                      <a:extLst>
+                        <a:ext uri="{28A0092B-C50C-407E-A947-70E740481C1C}">
+                          <a14:useLocalDpi xmlns:a14="http://schemas.microsoft.com/office/drawing/2010/main" val="0"/>
+                        </a:ext>
+                      </a:extLst>
+                    </a:blip>
+                    <a:stretch>
+                      <a:fillRect/>
+                    </a:stretch>
+                  </pic:blipFill>
+                  <pic:spPr>
+                    <a:xfrm>
+                      <a:off x="0" y="0"/>
+                      <a:ext cx="5943600" cy="2372360"/>
+                    </a:xfrm>
+                    <a:prstGeom prst="rect">
+                      <a:avLst/>
+                    </a:prstGeom>
+                  </pic:spPr>
+                </pic:pic>
+              </a:graphicData>
+            </a:graphic>
+          </wp:anchor>
+        </w:drawing>
+      </w:r>
+      <w:r>
+        <w:rPr>
+          <w:rFonts w:eastAsiaTheme="minorHAnsi"/>
+          <w:sz w:val="32"/>
+          <w:szCs w:val="32"/>
+        </w:rPr>
+        <w:drawing>
+          <wp:anchor distT="0" distB="0" distL="114300" distR="114300" simplePos="0" relativeHeight="251686400" behindDoc="0" locked="0" layoutInCell="1" allowOverlap="1" wp14:anchorId="2E2702CC" wp14:editId="1CDF6ABD">
+            <wp:simplePos x="0" y="0"/>
+            <wp:positionH relativeFrom="column">
+              <wp:posOffset>0</wp:posOffset>
+            </wp:positionH>
+            <wp:positionV relativeFrom="paragraph">
+              <wp:posOffset>2019300</wp:posOffset>
+            </wp:positionV>
+            <wp:extent cx="5943600" cy="1993900"/>
+            <wp:effectExtent l="0" t="0" r="0" b="0"/>
+            <wp:wrapSquare wrapText="bothSides"/>
+            <wp:docPr id="765888685" name="Picture 1"/>
+            <wp:cNvGraphicFramePr>
+              <a:graphicFrameLocks xmlns:a="http://schemas.openxmlformats.org/drawingml/2006/main" noChangeAspect="1"/>
+            </wp:cNvGraphicFramePr>
+            <a:graphic xmlns:a="http://schemas.openxmlformats.org/drawingml/2006/main">
+              <a:graphicData uri="http://schemas.openxmlformats.org/drawingml/2006/picture">
+                <pic:pic xmlns:pic="http://schemas.openxmlformats.org/drawingml/2006/picture">
+                  <pic:nvPicPr>
+                    <pic:cNvPr id="765888685" name=""/>
+                    <pic:cNvPicPr/>
+                  </pic:nvPicPr>
+                  <pic:blipFill>
+                    <a:blip r:embed="rId75">
+                      <a:extLst>
+                        <a:ext uri="{28A0092B-C50C-407E-A947-70E740481C1C}">
+                          <a14:useLocalDpi xmlns:a14="http://schemas.microsoft.com/office/drawing/2010/main" val="0"/>
+                        </a:ext>
+                      </a:extLst>
+                    </a:blip>
+                    <a:stretch>
+                      <a:fillRect/>
+                    </a:stretch>
+                  </pic:blipFill>
+                  <pic:spPr>
+                    <a:xfrm>
+                      <a:off x="0" y="0"/>
+                      <a:ext cx="5943600" cy="1993900"/>
+                    </a:xfrm>
+                    <a:prstGeom prst="rect">
+                      <a:avLst/>
+                    </a:prstGeom>
+                  </pic:spPr>
+                </pic:pic>
+              </a:graphicData>
+            </a:graphic>
+          </wp:anchor>
+        </w:drawing>
+      </w:r>
+      <w:r>
+        <w:rPr>
+          <w:rFonts w:eastAsiaTheme="minorHAnsi"/>
+          <w:sz w:val="32"/>
+          <w:szCs w:val="32"/>
+        </w:rPr>
+        <w:drawing>
+          <wp:anchor distT="0" distB="0" distL="114300" distR="114300" simplePos="0" relativeHeight="251685376" behindDoc="0" locked="0" layoutInCell="1" allowOverlap="1" wp14:anchorId="03890349" wp14:editId="0A3C6D17">
+            <wp:simplePos x="0" y="0"/>
+            <wp:positionH relativeFrom="column">
+              <wp:posOffset>0</wp:posOffset>
+            </wp:positionH>
+            <wp:positionV relativeFrom="paragraph">
+              <wp:posOffset>0</wp:posOffset>
+            </wp:positionV>
+            <wp:extent cx="5943600" cy="2021205"/>
+            <wp:effectExtent l="0" t="0" r="0" b="0"/>
+            <wp:wrapSquare wrapText="bothSides"/>
+            <wp:docPr id="946576064" name="Picture 1"/>
+            <wp:cNvGraphicFramePr>
+              <a:graphicFrameLocks xmlns:a="http://schemas.openxmlformats.org/drawingml/2006/main" noChangeAspect="1"/>
+            </wp:cNvGraphicFramePr>
+            <a:graphic xmlns:a="http://schemas.openxmlformats.org/drawingml/2006/main">
+              <a:graphicData uri="http://schemas.openxmlformats.org/drawingml/2006/picture">
+                <pic:pic xmlns:pic="http://schemas.openxmlformats.org/drawingml/2006/picture">
+                  <pic:nvPicPr>
+                    <pic:cNvPr id="946576064" name=""/>
+                    <pic:cNvPicPr/>
+                  </pic:nvPicPr>
+                  <pic:blipFill>
+                    <a:blip r:embed="rId76">
+                      <a:extLst>
+                        <a:ext uri="{28A0092B-C50C-407E-A947-70E740481C1C}">
+                          <a14:useLocalDpi xmlns:a14="http://schemas.microsoft.com/office/drawing/2010/main" val="0"/>
+                        </a:ext>
+                      </a:extLst>
+                    </a:blip>
+                    <a:stretch>
+                      <a:fillRect/>
+                    </a:stretch>
+                  </pic:blipFill>
+                  <pic:spPr>
+                    <a:xfrm>
+                      <a:off x="0" y="0"/>
+                      <a:ext cx="5943600" cy="2021205"/>
+                    </a:xfrm>
+                    <a:prstGeom prst="rect">
+                      <a:avLst/>
+                    </a:prstGeom>
+                  </pic:spPr>
+                </pic:pic>
+              </a:graphicData>
+            </a:graphic>
+          </wp:anchor>
+        </w:drawing>
+      </w:r>
+      <w:r>
+        <w:rPr>
+          <w:rFonts w:eastAsiaTheme="minorHAnsi"/>
+          <w:sz w:val="32"/>
+          <w:szCs w:val="32"/>
+        </w:rPr>
+        <w:drawing>
+          <wp:inline distT="0" distB="0" distL="0" distR="0" wp14:anchorId="16644006" wp14:editId="65A26025">
+            <wp:extent cx="5943600" cy="1765300"/>
+            <wp:effectExtent l="0" t="0" r="0" b="0"/>
+            <wp:docPr id="1938605077" name="Picture 1"/>
+            <wp:cNvGraphicFramePr>
+              <a:graphicFrameLocks xmlns:a="http://schemas.openxmlformats.org/drawingml/2006/main" noChangeAspect="1"/>
+            </wp:cNvGraphicFramePr>
+            <a:graphic xmlns:a="http://schemas.openxmlformats.org/drawingml/2006/main">
+              <a:graphicData uri="http://schemas.openxmlformats.org/drawingml/2006/picture">
+                <pic:pic xmlns:pic="http://schemas.openxmlformats.org/drawingml/2006/picture">
+                  <pic:nvPicPr>
+                    <pic:cNvPr id="1938605077" name=""/>
+                    <pic:cNvPicPr/>
+                  </pic:nvPicPr>
+                  <pic:blipFill>
+                    <a:blip r:embed="rId77"/>
+                    <a:stretch>
+                      <a:fillRect/>
+                    </a:stretch>
+                  </pic:blipFill>
+                  <pic:spPr>
+                    <a:xfrm>
+                      <a:off x="0" y="0"/>
+                      <a:ext cx="5943600" cy="1765300"/>
+                    </a:xfrm>
+                    <a:prstGeom prst="rect">
+                      <a:avLst/>
+                    </a:prstGeom>
+                  </pic:spPr>
+                </pic:pic>
+              </a:graphicData>
+            </a:graphic>
+          </wp:inline>
+        </w:drawing>
+      </w:r>
+    </w:p>
+    <w:p>
+      <w:pPr>
+        <w:tabs>
+          <w:tab w:val="left" w:pos="2484"/>
+        </w:tabs>
+        <w:rPr>
+          <w:rFonts w:eastAsiaTheme="minorHAnsi"/>
+          <w:b/>
+          <w:bCs/>
+          <w:color w:val="365F91" w:themeColor="accent1" w:themeShade="BF"/>
+          <w:sz w:val="32"/>
+          <w:szCs w:val="32"/>
+        </w:rPr>
+      </w:pPr>
+      <w:r>
+        <w:rPr>
+          <w:rFonts w:eastAsiaTheme="minorHAnsi"/>
+          <w:b/>
+          <w:bCs/>
+          <w:color w:val="365F91" w:themeColor="accent1" w:themeShade="BF"/>
+          <w:sz w:val="32"/>
+          <w:szCs w:val="32"/>
+        </w:rPr>
+        <w:lastRenderedPageBreak/>
+        <w:t>Circular Queue through linked list:</w:t>
+      </w:r>
+    </w:p>
+    <w:p>
+      <w:pPr>
+        <w:tabs>
+          <w:tab w:val="left" w:pos="2484"/>
+        </w:tabs>
+        <w:rPr>
+          <w:rFonts w:eastAsiaTheme="minorHAnsi"/>
+          <w:b/>
+          <w:bCs/>
+          <w:color w:val="365F91" w:themeColor="accent1" w:themeShade="BF"/>
+          <w:sz w:val="32"/>
+          <w:szCs w:val="32"/>
+        </w:rPr>
+      </w:pPr>
+      <w:r>
+        <w:rPr>
+          <w:rFonts w:eastAsiaTheme="minorHAnsi"/>
+          <w:b/>
+          <w:bCs/>
+          <w:color w:val="365F91" w:themeColor="accent1" w:themeShade="BF"/>
+          <w:sz w:val="32"/>
+          <w:szCs w:val="32"/>
+        </w:rPr>
+        <w:drawing>
+          <wp:anchor distT="0" distB="0" distL="114300" distR="114300" simplePos="0" relativeHeight="251689472" behindDoc="0" locked="0" layoutInCell="1" allowOverlap="1" wp14:anchorId="46A2BCA3" wp14:editId="2B3EFE91">
+            <wp:simplePos x="0" y="0"/>
+            <wp:positionH relativeFrom="column">
+              <wp:posOffset>0</wp:posOffset>
+            </wp:positionH>
+            <wp:positionV relativeFrom="paragraph">
+              <wp:posOffset>3698240</wp:posOffset>
+            </wp:positionV>
+            <wp:extent cx="5943600" cy="3851910"/>
+            <wp:effectExtent l="0" t="0" r="0" b="0"/>
+            <wp:wrapSquare wrapText="bothSides"/>
+            <wp:docPr id="1108257285" name="Picture 1"/>
+            <wp:cNvGraphicFramePr>
+              <a:graphicFrameLocks xmlns:a="http://schemas.openxmlformats.org/drawingml/2006/main" noChangeAspect="1"/>
+            </wp:cNvGraphicFramePr>
+            <a:graphic xmlns:a="http://schemas.openxmlformats.org/drawingml/2006/main">
+              <a:graphicData uri="http://schemas.openxmlformats.org/drawingml/2006/picture">
+                <pic:pic xmlns:pic="http://schemas.openxmlformats.org/drawingml/2006/picture">
+                  <pic:nvPicPr>
+                    <pic:cNvPr id="1108257285" name=""/>
+                    <pic:cNvPicPr/>
+                  </pic:nvPicPr>
+                  <pic:blipFill>
+                    <a:blip r:embed="rId78">
+                      <a:extLst>
+                        <a:ext uri="{28A0092B-C50C-407E-A947-70E740481C1C}">
+                          <a14:useLocalDpi xmlns:a14="http://schemas.microsoft.com/office/drawing/2010/main" val="0"/>
+                        </a:ext>
+                      </a:extLst>
+                    </a:blip>
+                    <a:stretch>
+                      <a:fillRect/>
+                    </a:stretch>
+                  </pic:blipFill>
+                  <pic:spPr>
+                    <a:xfrm>
+                      <a:off x="0" y="0"/>
+                      <a:ext cx="5943600" cy="3851910"/>
+                    </a:xfrm>
+                    <a:prstGeom prst="rect">
+                      <a:avLst/>
+                    </a:prstGeom>
+                  </pic:spPr>
+                </pic:pic>
+              </a:graphicData>
+            </a:graphic>
+          </wp:anchor>
+        </w:drawing>
+      </w:r>
+      <w:r>
+        <w:rPr>
+          <w:rFonts w:eastAsiaTheme="minorHAnsi"/>
+          <w:b/>
+          <w:bCs/>
+          <w:color w:val="365F91" w:themeColor="accent1" w:themeShade="BF"/>
+          <w:sz w:val="32"/>
+          <w:szCs w:val="32"/>
+        </w:rPr>
+        <w:drawing>
+          <wp:anchor distT="0" distB="0" distL="114300" distR="114300" simplePos="0" relativeHeight="251688448" behindDoc="0" locked="0" layoutInCell="1" allowOverlap="1" wp14:anchorId="78E33C3E" wp14:editId="59D37C22">
+            <wp:simplePos x="0" y="0"/>
+            <wp:positionH relativeFrom="column">
+              <wp:posOffset>0</wp:posOffset>
+            </wp:positionH>
+            <wp:positionV relativeFrom="paragraph">
+              <wp:posOffset>2540</wp:posOffset>
+            </wp:positionV>
+            <wp:extent cx="5943600" cy="3697605"/>
+            <wp:effectExtent l="0" t="0" r="0" b="0"/>
+            <wp:wrapSquare wrapText="bothSides"/>
+            <wp:docPr id="1791263706" name="Picture 1"/>
+            <wp:cNvGraphicFramePr>
+              <a:graphicFrameLocks xmlns:a="http://schemas.openxmlformats.org/drawingml/2006/main" noChangeAspect="1"/>
+            </wp:cNvGraphicFramePr>
+            <a:graphic xmlns:a="http://schemas.openxmlformats.org/drawingml/2006/main">
+              <a:graphicData uri="http://schemas.openxmlformats.org/drawingml/2006/picture">
+                <pic:pic xmlns:pic="http://schemas.openxmlformats.org/drawingml/2006/picture">
+                  <pic:nvPicPr>
+                    <pic:cNvPr id="1791263706" name=""/>
+                    <pic:cNvPicPr/>
+                  </pic:nvPicPr>
+                  <pic:blipFill>
+                    <a:blip r:embed="rId79">
+                      <a:extLst>
+                        <a:ext uri="{28A0092B-C50C-407E-A947-70E740481C1C}">
+                          <a14:useLocalDpi xmlns:a14="http://schemas.microsoft.com/office/drawing/2010/main" val="0"/>
+                        </a:ext>
+                      </a:extLst>
+                    </a:blip>
+                    <a:stretch>
+                      <a:fillRect/>
+                    </a:stretch>
+                  </pic:blipFill>
+                  <pic:spPr>
+                    <a:xfrm>
+                      <a:off x="0" y="0"/>
+                      <a:ext cx="5943600" cy="3697605"/>
+                    </a:xfrm>
+                    <a:prstGeom prst="rect">
+                      <a:avLst/>
+                    </a:prstGeom>
+                  </pic:spPr>
+                </pic:pic>
+              </a:graphicData>
+            </a:graphic>
+          </wp:anchor>
+        </w:drawing>
+      </w:r>
+    </w:p>
+    <w:p>
+      <w:pPr>
+        <w:tabs>
+          <w:tab w:val="left" w:pos="2484"/>
+        </w:tabs>
+        <w:rPr>
+          <w:rFonts w:eastAsiaTheme="minorHAnsi"/>
+          <w:b/>
+          <w:bCs/>
+          <w:color w:val="365F91" w:themeColor="accent1" w:themeShade="BF"/>
+          <w:sz w:val="32"/>
+          <w:szCs w:val="32"/>
+        </w:rPr>
+      </w:pPr>
+      <w:r>
+        <w:rPr>
+          <w:rFonts w:eastAsiaTheme="minorHAnsi"/>
+          <w:b/>
+          <w:bCs/>
+          <w:color w:val="365F91" w:themeColor="accent1" w:themeShade="BF"/>
+          <w:sz w:val="32"/>
+          <w:szCs w:val="32"/>
+        </w:rPr>
+        <w:lastRenderedPageBreak/>
+        <w:drawing>
+          <wp:inline distT="0" distB="0" distL="0" distR="0" wp14:anchorId="673862FE" wp14:editId="1131B743">
+            <wp:extent cx="5943600" cy="3936365"/>
+            <wp:effectExtent l="0" t="0" r="0" b="0"/>
+            <wp:docPr id="315875233" name="Picture 1"/>
+            <wp:cNvGraphicFramePr>
+              <a:graphicFrameLocks xmlns:a="http://schemas.openxmlformats.org/drawingml/2006/main" noChangeAspect="1"/>
+            </wp:cNvGraphicFramePr>
+            <a:graphic xmlns:a="http://schemas.openxmlformats.org/drawingml/2006/main">
+              <a:graphicData uri="http://schemas.openxmlformats.org/drawingml/2006/picture">
+                <pic:pic xmlns:pic="http://schemas.openxmlformats.org/drawingml/2006/picture">
+                  <pic:nvPicPr>
+                    <pic:cNvPr id="315875233" name=""/>
+                    <pic:cNvPicPr/>
+                  </pic:nvPicPr>
+                  <pic:blipFill>
+                    <a:blip r:embed="rId80"/>
+                    <a:stretch>
+                      <a:fillRect/>
+                    </a:stretch>
+                  </pic:blipFill>
+                  <pic:spPr>
+                    <a:xfrm>
+                      <a:off x="0" y="0"/>
+                      <a:ext cx="5943600" cy="3936365"/>
+                    </a:xfrm>
+                    <a:prstGeom prst="rect">
+                      <a:avLst/>
+                    </a:prstGeom>
+                  </pic:spPr>
+                </pic:pic>
+              </a:graphicData>
+            </a:graphic>
+          </wp:inline>
+        </w:drawing>
+      </w:r>
+    </w:p>
+    <w:p>
+      <w:pPr>
+        <w:tabs>
+          <w:tab w:val="left" w:pos="2484"/>
+        </w:tabs>
+        <w:rPr>
+          <w:rFonts w:eastAsiaTheme="minorHAnsi"/>
+          <w:b/>
+          <w:bCs/>
+          <w:color w:val="365F91" w:themeColor="accent1" w:themeShade="BF"/>
+          <w:sz w:val="32"/>
+          <w:szCs w:val="32"/>
+        </w:rPr>
+      </w:pPr>
+      <w:r>
+        <w:rPr>
+          <w:rFonts w:eastAsiaTheme="minorHAnsi"/>
+          <w:b/>
+          <w:bCs/>
+          <w:color w:val="365F91" w:themeColor="accent1" w:themeShade="BF"/>
+          <w:sz w:val="32"/>
+          <w:szCs w:val="32"/>
+        </w:rPr>
+        <w:t>Priority Queue</w:t>
+      </w:r>
+    </w:p>
+    <w:p>
+      <w:pPr>
+        <w:tabs>
+          <w:tab w:val="left" w:pos="2484"/>
+        </w:tabs>
+        <w:rPr>
+          <w:rFonts w:eastAsiaTheme="minorHAnsi"/>
+          <w:b/>
+          <w:bCs/>
+          <w:color w:val="365F91" w:themeColor="accent1" w:themeShade="BF"/>
+          <w:sz w:val="32"/>
+          <w:szCs w:val="32"/>
+        </w:rPr>
+      </w:pPr>
+      <w:r>
+        <w:rPr>
+          <w:rFonts w:eastAsiaTheme="minorHAnsi"/>
+          <w:b/>
+          <w:bCs/>
           <w:noProof/>
           <w:color w:val="365F91" w:themeColor="accent1" w:themeShade="BF"/>
           <w:sz w:val="32"/>
           <w:szCs w:val="32"/>
         </w:rPr>
         <w:drawing>
-          <wp:anchor distT="0" distB="0" distL="114300" distR="114300" simplePos="0" relativeHeight="251641344" behindDoc="0" locked="0" layoutInCell="1" allowOverlap="1" wp14:anchorId="75AE5AEF" wp14:editId="4C6467E9">
+          <wp:anchor distT="0" distB="0" distL="114300" distR="114300" simplePos="0" relativeHeight="251654144" behindDoc="0" locked="0" layoutInCell="1" allowOverlap="1" wp14:anchorId="75AE5AEF" wp14:editId="12B5BD89">
             <wp:simplePos x="0" y="0"/>
             <wp:positionH relativeFrom="column">
-              <wp:posOffset>-7620</wp:posOffset>
+              <wp:posOffset>106680</wp:posOffset>
             </wp:positionH>
             <wp:positionV relativeFrom="paragraph">
-              <wp:posOffset>299720</wp:posOffset>
+              <wp:posOffset>89535</wp:posOffset>
             </wp:positionV>
-            <wp:extent cx="5943600" cy="2842260"/>
+            <wp:extent cx="5090160" cy="2432685"/>
             <wp:effectExtent l="0" t="0" r="0" b="0"/>
             <wp:wrapSquare wrapText="bothSides"/>
             <wp:docPr id="1161028302" name="Picture 1"/>
@@ -9937,7 +10635,7 @@
                     </pic:cNvPicPr>
                   </pic:nvPicPr>
                   <pic:blipFill>
-                    <a:blip r:embed="rId72">
+                    <a:blip r:embed="rId81">
                       <a:extLst>
                         <a:ext uri="{28A0092B-C50C-407E-A947-70E740481C1C}">
                           <a14:useLocalDpi xmlns:a14="http://schemas.microsoft.com/office/drawing/2010/main" val="0"/>
@@ -9952,7 +10650,7 @@
                   <pic:spPr bwMode="auto">
                     <a:xfrm>
                       <a:off x="0" y="0"/>
-                      <a:ext cx="5943600" cy="2842260"/>
+                      <a:ext cx="5090160" cy="2432685"/>
                     </a:xfrm>
                     <a:prstGeom prst="rect">
                       <a:avLst/>
@@ -9965,31 +10663,23 @@
                 </pic:pic>
               </a:graphicData>
             </a:graphic>
+            <wp14:sizeRelH relativeFrom="margin">
+              <wp14:pctWidth>0</wp14:pctWidth>
+            </wp14:sizeRelH>
+            <wp14:sizeRelV relativeFrom="margin">
+              <wp14:pctHeight>0</wp14:pctHeight>
+            </wp14:sizeRelV>
           </wp:anchor>
         </w:drawing>
       </w:r>
-      <w:r>
-        <w:rPr>
-          <w:rFonts w:eastAsiaTheme="minorHAnsi"/>
-          <w:b/>
-          <w:bCs/>
-          <w:color w:val="365F91" w:themeColor="accent1" w:themeShade="BF"/>
-          <w:sz w:val="32"/>
-          <w:szCs w:val="32"/>
-        </w:rPr>
-        <w:t>Priority Queue</w:t>
-      </w:r>
-    </w:p>
-    <w:p>
-      <w:pPr>
-        <w:tabs>
-          <w:tab w:val="left" w:pos="2484"/>
-        </w:tabs>
-        <w:rPr>
-          <w:rFonts w:eastAsiaTheme="minorHAnsi"/>
-          <w:b/>
-          <w:bCs/>
-          <w:color w:val="365F91" w:themeColor="accent1" w:themeShade="BF"/>
+    </w:p>
+    <w:p>
+      <w:pPr>
+        <w:tabs>
+          <w:tab w:val="left" w:pos="6528"/>
+        </w:tabs>
+        <w:rPr>
+          <w:rFonts w:eastAsiaTheme="minorHAnsi"/>
           <w:sz w:val="32"/>
           <w:szCs w:val="32"/>
         </w:rPr>
@@ -10005,15 +10695,15 @@
           <w:szCs w:val="32"/>
         </w:rPr>
         <w:drawing>
-          <wp:anchor distT="0" distB="0" distL="114300" distR="114300" simplePos="0" relativeHeight="251671040" behindDoc="0" locked="0" layoutInCell="1" allowOverlap="1" wp14:anchorId="48E6F577" wp14:editId="74FE9AE5">
+          <wp:anchor distT="0" distB="0" distL="114300" distR="114300" simplePos="0" relativeHeight="251663360" behindDoc="0" locked="0" layoutInCell="1" allowOverlap="1" wp14:anchorId="32F3606D" wp14:editId="2F8AF934">
             <wp:simplePos x="0" y="0"/>
             <wp:positionH relativeFrom="column">
-              <wp:posOffset>0</wp:posOffset>
+              <wp:posOffset>-5204460</wp:posOffset>
             </wp:positionH>
             <wp:positionV relativeFrom="paragraph">
-              <wp:posOffset>2908300</wp:posOffset>
+              <wp:posOffset>2286635</wp:posOffset>
             </wp:positionV>
-            <wp:extent cx="5935980" cy="1714500"/>
+            <wp:extent cx="5118100" cy="1478280"/>
             <wp:effectExtent l="0" t="0" r="0" b="0"/>
             <wp:wrapSquare wrapText="bothSides"/>
             <wp:docPr id="355358017" name="Picture 2"/>
@@ -10030,7 +10720,7 @@
                     </pic:cNvPicPr>
                   </pic:nvPicPr>
                   <pic:blipFill>
-                    <a:blip r:embed="rId73">
+                    <a:blip r:embed="rId82">
                       <a:extLst>
                         <a:ext uri="{28A0092B-C50C-407E-A947-70E740481C1C}">
                           <a14:useLocalDpi xmlns:a14="http://schemas.microsoft.com/office/drawing/2010/main" val="0"/>
@@ -10045,7 +10735,7 @@
                   <pic:spPr bwMode="auto">
                     <a:xfrm>
                       <a:off x="0" y="0"/>
-                      <a:ext cx="5935980" cy="1714500"/>
+                      <a:ext cx="5118100" cy="1478280"/>
                     </a:xfrm>
                     <a:prstGeom prst="rect">
                       <a:avLst/>
@@ -10058,21 +10748,15 @@
                 </pic:pic>
               </a:graphicData>
             </a:graphic>
+            <wp14:sizeRelH relativeFrom="margin">
+              <wp14:pctWidth>0</wp14:pctWidth>
+            </wp14:sizeRelH>
+            <wp14:sizeRelV relativeFrom="margin">
+              <wp14:pctHeight>0</wp14:pctHeight>
+            </wp14:sizeRelV>
           </wp:anchor>
         </w:drawing>
       </w:r>
-    </w:p>
-    <w:p>
-      <w:pPr>
-        <w:tabs>
-          <w:tab w:val="left" w:pos="6528"/>
-        </w:tabs>
-        <w:rPr>
-          <w:rFonts w:eastAsiaTheme="minorHAnsi"/>
-          <w:sz w:val="32"/>
-          <w:szCs w:val="32"/>
-        </w:rPr>
-      </w:pPr>
       <w:r>
         <w:rPr>
           <w:rFonts w:eastAsiaTheme="minorHAnsi"/>
@@ -10127,7 +10811,7 @@
                     </pic:cNvPicPr>
                   </pic:nvPicPr>
                   <pic:blipFill>
-                    <a:blip r:embed="rId74">
+                    <a:blip r:embed="rId83">
                       <a:extLst>
                         <a:ext uri="{28A0092B-C50C-407E-A947-70E740481C1C}">
                           <a14:useLocalDpi xmlns:a14="http://schemas.microsoft.com/office/drawing/2010/main" val="0"/>
@@ -10197,7 +10881,7 @@
                     </pic:cNvPicPr>
                   </pic:nvPicPr>
                   <pic:blipFill>
-                    <a:blip r:embed="rId75">
+                    <a:blip r:embed="rId84">
                       <a:extLst>
                         <a:ext uri="{28A0092B-C50C-407E-A947-70E740481C1C}">
                           <a14:useLocalDpi xmlns:a14="http://schemas.microsoft.com/office/drawing/2010/main" val="0"/>
@@ -10242,7 +10926,7 @@
           <w:szCs w:val="32"/>
         </w:rPr>
         <w:drawing>
-          <wp:anchor distT="0" distB="0" distL="114300" distR="114300" simplePos="0" relativeHeight="251648512" behindDoc="0" locked="0" layoutInCell="1" allowOverlap="1" wp14:anchorId="3F2D493B" wp14:editId="6BA5E75E">
+          <wp:anchor distT="0" distB="0" distL="114300" distR="114300" simplePos="0" relativeHeight="251647488" behindDoc="0" locked="0" layoutInCell="1" allowOverlap="1" wp14:anchorId="3F2D493B" wp14:editId="6BA5E75E">
             <wp:simplePos x="0" y="0"/>
             <wp:positionH relativeFrom="column">
               <wp:posOffset>121920</wp:posOffset>
@@ -10267,7 +10951,7 @@
                     </pic:cNvPicPr>
                   </pic:nvPicPr>
                   <pic:blipFill>
-                    <a:blip r:embed="rId76">
+                    <a:blip r:embed="rId85">
                       <a:extLst>
                         <a:ext uri="{28A0092B-C50C-407E-A947-70E740481C1C}">
                           <a14:useLocalDpi xmlns:a14="http://schemas.microsoft.com/office/drawing/2010/main" val="0"/>
@@ -10358,7 +11042,7 @@
                     </pic:cNvPicPr>
                   </pic:nvPicPr>
                   <pic:blipFill>
-                    <a:blip r:embed="rId77">
+                    <a:blip r:embed="rId86">
                       <a:extLst>
                         <a:ext uri="{28A0092B-C50C-407E-A947-70E740481C1C}">
                           <a14:useLocalDpi xmlns:a14="http://schemas.microsoft.com/office/drawing/2010/main" val="0"/>
@@ -10397,7 +11081,7 @@
           <w:szCs w:val="32"/>
         </w:rPr>
         <w:drawing>
-          <wp:anchor distT="0" distB="0" distL="114300" distR="114300" simplePos="0" relativeHeight="251657728" behindDoc="0" locked="0" layoutInCell="1" allowOverlap="1" wp14:anchorId="0A2D15C6" wp14:editId="1FDFE8DF">
+          <wp:anchor distT="0" distB="0" distL="114300" distR="114300" simplePos="0" relativeHeight="251658752" behindDoc="0" locked="0" layoutInCell="1" allowOverlap="1" wp14:anchorId="0A2D15C6" wp14:editId="1FDFE8DF">
             <wp:simplePos x="0" y="0"/>
             <wp:positionH relativeFrom="column">
               <wp:posOffset>0</wp:posOffset>
@@ -10422,7 +11106,7 @@
                     </pic:cNvPicPr>
                   </pic:nvPicPr>
                   <pic:blipFill>
-                    <a:blip r:embed="rId78">
+                    <a:blip r:embed="rId87">
                       <a:extLst>
                         <a:ext uri="{28A0092B-C50C-407E-A947-70E740481C1C}">
                           <a14:useLocalDpi xmlns:a14="http://schemas.microsoft.com/office/drawing/2010/main" val="0"/>
@@ -10461,7 +11145,7 @@
           <w:szCs w:val="32"/>
         </w:rPr>
         <w:drawing>
-          <wp:anchor distT="0" distB="0" distL="114300" distR="114300" simplePos="0" relativeHeight="251658752" behindDoc="0" locked="0" layoutInCell="1" allowOverlap="1" wp14:anchorId="73A4E21B" wp14:editId="6BF57D90">
+          <wp:anchor distT="0" distB="0" distL="114300" distR="114300" simplePos="0" relativeHeight="251659776" behindDoc="0" locked="0" layoutInCell="1" allowOverlap="1" wp14:anchorId="73A4E21B" wp14:editId="6BF57D90">
             <wp:simplePos x="0" y="0"/>
             <wp:positionH relativeFrom="column">
               <wp:posOffset>0</wp:posOffset>
@@ -10486,7 +11170,7 @@
                     </pic:cNvPicPr>
                   </pic:nvPicPr>
                   <pic:blipFill>
-                    <a:blip r:embed="rId79">
+                    <a:blip r:embed="rId88">
                       <a:extLst>
                         <a:ext uri="{28A0092B-C50C-407E-A947-70E740481C1C}">
                           <a14:useLocalDpi xmlns:a14="http://schemas.microsoft.com/office/drawing/2010/main" val="0"/>
@@ -10563,7 +11247,7 @@
                     </pic:cNvPicPr>
                   </pic:nvPicPr>
                   <pic:blipFill>
-                    <a:blip r:embed="rId80">
+                    <a:blip r:embed="rId89">
                       <a:extLst>
                         <a:ext uri="{28A0092B-C50C-407E-A947-70E740481C1C}">
                           <a14:useLocalDpi xmlns:a14="http://schemas.microsoft.com/office/drawing/2010/main" val="0"/>

--- a/Data Structures.docx
+++ b/Data Structures.docx
@@ -5437,6 +5437,817 @@
           <w14:ligatures w14:val="standardContextual"/>
         </w:rPr>
         <w:lastRenderedPageBreak/>
+        <w:t>Circular Linked List</w:t>
+      </w:r>
+    </w:p>
+    <w:p>
+      <w:pPr>
+        <w:tabs>
+          <w:tab w:val="center" w:pos="4680"/>
+        </w:tabs>
+        <w:spacing w:after="200" w:line="276" w:lineRule="auto"/>
+        <w:rPr>
+          <w:rFonts w:eastAsiaTheme="minorHAnsi"/>
+          <w:b/>
+          <w:bCs/>
+          <w:color w:val="365F91" w:themeColor="accent1" w:themeShade="BF"/>
+          <w:kern w:val="2"/>
+          <w:sz w:val="32"/>
+          <w:szCs w:val="32"/>
+          <w14:ligatures w14:val="standardContextual"/>
+        </w:rPr>
+      </w:pPr>
+      <w:r>
+        <w:rPr>
+          <w:rFonts w:eastAsiaTheme="minorHAnsi"/>
+          <w:b/>
+          <w:bCs/>
+          <w:color w:val="365F91" w:themeColor="accent1" w:themeShade="BF"/>
+          <w:kern w:val="2"/>
+          <w:sz w:val="32"/>
+          <w:szCs w:val="32"/>
+        </w:rPr>
+        <w:drawing>
+          <wp:anchor distT="0" distB="0" distL="114300" distR="114300" simplePos="0" relativeHeight="251655680" behindDoc="0" locked="0" layoutInCell="1" allowOverlap="1" wp14:anchorId="1A85AD7B" wp14:editId="24B5E182">
+            <wp:simplePos x="0" y="0"/>
+            <wp:positionH relativeFrom="column">
+              <wp:posOffset>0</wp:posOffset>
+            </wp:positionH>
+            <wp:positionV relativeFrom="paragraph">
+              <wp:posOffset>3361055</wp:posOffset>
+            </wp:positionV>
+            <wp:extent cx="5943600" cy="3708400"/>
+            <wp:effectExtent l="0" t="0" r="0" b="0"/>
+            <wp:wrapSquare wrapText="bothSides"/>
+            <wp:docPr id="479557805" name="Picture 1"/>
+            <wp:cNvGraphicFramePr>
+              <a:graphicFrameLocks xmlns:a="http://schemas.openxmlformats.org/drawingml/2006/main" noChangeAspect="1"/>
+            </wp:cNvGraphicFramePr>
+            <a:graphic xmlns:a="http://schemas.openxmlformats.org/drawingml/2006/main">
+              <a:graphicData uri="http://schemas.openxmlformats.org/drawingml/2006/picture">
+                <pic:pic xmlns:pic="http://schemas.openxmlformats.org/drawingml/2006/picture">
+                  <pic:nvPicPr>
+                    <pic:cNvPr id="479557805" name=""/>
+                    <pic:cNvPicPr/>
+                  </pic:nvPicPr>
+                  <pic:blipFill>
+                    <a:blip r:embed="rId40">
+                      <a:extLst>
+                        <a:ext uri="{28A0092B-C50C-407E-A947-70E740481C1C}">
+                          <a14:useLocalDpi xmlns:a14="http://schemas.microsoft.com/office/drawing/2010/main" val="0"/>
+                        </a:ext>
+                      </a:extLst>
+                    </a:blip>
+                    <a:stretch>
+                      <a:fillRect/>
+                    </a:stretch>
+                  </pic:blipFill>
+                  <pic:spPr>
+                    <a:xfrm>
+                      <a:off x="0" y="0"/>
+                      <a:ext cx="5943600" cy="3708400"/>
+                    </a:xfrm>
+                    <a:prstGeom prst="rect">
+                      <a:avLst/>
+                    </a:prstGeom>
+                  </pic:spPr>
+                </pic:pic>
+              </a:graphicData>
+            </a:graphic>
+          </wp:anchor>
+        </w:drawing>
+      </w:r>
+      <w:r>
+        <w:rPr>
+          <w:rFonts w:eastAsiaTheme="minorHAnsi"/>
+          <w:b/>
+          <w:bCs/>
+          <w:color w:val="365F91" w:themeColor="accent1" w:themeShade="BF"/>
+          <w:kern w:val="2"/>
+          <w:sz w:val="32"/>
+          <w:szCs w:val="32"/>
+        </w:rPr>
+        <w:drawing>
+          <wp:anchor distT="0" distB="0" distL="114300" distR="114300" simplePos="0" relativeHeight="251654656" behindDoc="0" locked="0" layoutInCell="1" allowOverlap="1" wp14:anchorId="4C8A79DB" wp14:editId="2C1ABAD5">
+            <wp:simplePos x="0" y="0"/>
+            <wp:positionH relativeFrom="column">
+              <wp:posOffset>0</wp:posOffset>
+            </wp:positionH>
+            <wp:positionV relativeFrom="paragraph">
+              <wp:posOffset>635</wp:posOffset>
+            </wp:positionV>
+            <wp:extent cx="5943600" cy="3357245"/>
+            <wp:effectExtent l="0" t="0" r="0" b="0"/>
+            <wp:wrapSquare wrapText="bothSides"/>
+            <wp:docPr id="1286886289" name="Picture 1"/>
+            <wp:cNvGraphicFramePr>
+              <a:graphicFrameLocks xmlns:a="http://schemas.openxmlformats.org/drawingml/2006/main" noChangeAspect="1"/>
+            </wp:cNvGraphicFramePr>
+            <a:graphic xmlns:a="http://schemas.openxmlformats.org/drawingml/2006/main">
+              <a:graphicData uri="http://schemas.openxmlformats.org/drawingml/2006/picture">
+                <pic:pic xmlns:pic="http://schemas.openxmlformats.org/drawingml/2006/picture">
+                  <pic:nvPicPr>
+                    <pic:cNvPr id="1286886289" name=""/>
+                    <pic:cNvPicPr/>
+                  </pic:nvPicPr>
+                  <pic:blipFill>
+                    <a:blip r:embed="rId41">
+                      <a:extLst>
+                        <a:ext uri="{28A0092B-C50C-407E-A947-70E740481C1C}">
+                          <a14:useLocalDpi xmlns:a14="http://schemas.microsoft.com/office/drawing/2010/main" val="0"/>
+                        </a:ext>
+                      </a:extLst>
+                    </a:blip>
+                    <a:stretch>
+                      <a:fillRect/>
+                    </a:stretch>
+                  </pic:blipFill>
+                  <pic:spPr>
+                    <a:xfrm>
+                      <a:off x="0" y="0"/>
+                      <a:ext cx="5943600" cy="3357245"/>
+                    </a:xfrm>
+                    <a:prstGeom prst="rect">
+                      <a:avLst/>
+                    </a:prstGeom>
+                  </pic:spPr>
+                </pic:pic>
+              </a:graphicData>
+            </a:graphic>
+          </wp:anchor>
+        </w:drawing>
+      </w:r>
+    </w:p>
+    <w:p>
+      <w:pPr>
+        <w:tabs>
+          <w:tab w:val="center" w:pos="4680"/>
+        </w:tabs>
+        <w:spacing w:after="200" w:line="276" w:lineRule="auto"/>
+        <w:rPr>
+          <w:rFonts w:eastAsiaTheme="minorHAnsi"/>
+          <w:b/>
+          <w:bCs/>
+          <w:color w:val="365F91" w:themeColor="accent1" w:themeShade="BF"/>
+          <w:kern w:val="2"/>
+          <w:sz w:val="32"/>
+          <w:szCs w:val="32"/>
+          <w14:ligatures w14:val="standardContextual"/>
+        </w:rPr>
+      </w:pPr>
+    </w:p>
+    <w:p>
+      <w:pPr>
+        <w:tabs>
+          <w:tab w:val="center" w:pos="4680"/>
+        </w:tabs>
+        <w:spacing w:after="200" w:line="276" w:lineRule="auto"/>
+        <w:rPr>
+          <w:rFonts w:eastAsiaTheme="minorHAnsi"/>
+          <w:b/>
+          <w:bCs/>
+          <w:color w:val="365F91" w:themeColor="accent1" w:themeShade="BF"/>
+          <w:kern w:val="2"/>
+          <w:sz w:val="32"/>
+          <w:szCs w:val="32"/>
+          <w14:ligatures w14:val="standardContextual"/>
+        </w:rPr>
+      </w:pPr>
+      <w:r>
+        <w:rPr>
+          <w:rFonts w:eastAsiaTheme="minorHAnsi"/>
+          <w:b/>
+          <w:bCs/>
+          <w:color w:val="365F91" w:themeColor="accent1" w:themeShade="BF"/>
+          <w:kern w:val="2"/>
+          <w:sz w:val="32"/>
+          <w:szCs w:val="32"/>
+        </w:rPr>
+        <w:lastRenderedPageBreak/>
+        <w:drawing>
+          <wp:anchor distT="0" distB="0" distL="114300" distR="114300" simplePos="0" relativeHeight="251704832" behindDoc="0" locked="0" layoutInCell="1" allowOverlap="1" wp14:anchorId="4A0CABDE" wp14:editId="73785DC5">
+            <wp:simplePos x="0" y="0"/>
+            <wp:positionH relativeFrom="column">
+              <wp:posOffset>0</wp:posOffset>
+            </wp:positionH>
+            <wp:positionV relativeFrom="paragraph">
+              <wp:posOffset>2484120</wp:posOffset>
+            </wp:positionV>
+            <wp:extent cx="5943600" cy="4015105"/>
+            <wp:effectExtent l="0" t="0" r="0" b="0"/>
+            <wp:wrapSquare wrapText="bothSides"/>
+            <wp:docPr id="1533931213" name="Picture 1"/>
+            <wp:cNvGraphicFramePr>
+              <a:graphicFrameLocks xmlns:a="http://schemas.openxmlformats.org/drawingml/2006/main" noChangeAspect="1"/>
+            </wp:cNvGraphicFramePr>
+            <a:graphic xmlns:a="http://schemas.openxmlformats.org/drawingml/2006/main">
+              <a:graphicData uri="http://schemas.openxmlformats.org/drawingml/2006/picture">
+                <pic:pic xmlns:pic="http://schemas.openxmlformats.org/drawingml/2006/picture">
+                  <pic:nvPicPr>
+                    <pic:cNvPr id="1533931213" name=""/>
+                    <pic:cNvPicPr/>
+                  </pic:nvPicPr>
+                  <pic:blipFill>
+                    <a:blip r:embed="rId42">
+                      <a:extLst>
+                        <a:ext uri="{28A0092B-C50C-407E-A947-70E740481C1C}">
+                          <a14:useLocalDpi xmlns:a14="http://schemas.microsoft.com/office/drawing/2010/main" val="0"/>
+                        </a:ext>
+                      </a:extLst>
+                    </a:blip>
+                    <a:stretch>
+                      <a:fillRect/>
+                    </a:stretch>
+                  </pic:blipFill>
+                  <pic:spPr>
+                    <a:xfrm>
+                      <a:off x="0" y="0"/>
+                      <a:ext cx="5943600" cy="4015105"/>
+                    </a:xfrm>
+                    <a:prstGeom prst="rect">
+                      <a:avLst/>
+                    </a:prstGeom>
+                  </pic:spPr>
+                </pic:pic>
+              </a:graphicData>
+            </a:graphic>
+          </wp:anchor>
+        </w:drawing>
+      </w:r>
+      <w:r>
+        <w:rPr>
+          <w:rFonts w:eastAsiaTheme="minorHAnsi"/>
+          <w:b/>
+          <w:bCs/>
+          <w:color w:val="365F91" w:themeColor="accent1" w:themeShade="BF"/>
+          <w:kern w:val="2"/>
+          <w:sz w:val="32"/>
+          <w:szCs w:val="32"/>
+        </w:rPr>
+        <w:drawing>
+          <wp:anchor distT="0" distB="0" distL="114300" distR="114300" simplePos="0" relativeHeight="251703808" behindDoc="0" locked="0" layoutInCell="1" allowOverlap="1" wp14:anchorId="00D35EF2" wp14:editId="234C821E">
+            <wp:simplePos x="0" y="0"/>
+            <wp:positionH relativeFrom="column">
+              <wp:posOffset>0</wp:posOffset>
+            </wp:positionH>
+            <wp:positionV relativeFrom="paragraph">
+              <wp:posOffset>0</wp:posOffset>
+            </wp:positionV>
+            <wp:extent cx="5943600" cy="2483485"/>
+            <wp:effectExtent l="0" t="0" r="0" b="0"/>
+            <wp:wrapSquare wrapText="bothSides"/>
+            <wp:docPr id="1668556849" name="Picture 1"/>
+            <wp:cNvGraphicFramePr>
+              <a:graphicFrameLocks xmlns:a="http://schemas.openxmlformats.org/drawingml/2006/main" noChangeAspect="1"/>
+            </wp:cNvGraphicFramePr>
+            <a:graphic xmlns:a="http://schemas.openxmlformats.org/drawingml/2006/main">
+              <a:graphicData uri="http://schemas.openxmlformats.org/drawingml/2006/picture">
+                <pic:pic xmlns:pic="http://schemas.openxmlformats.org/drawingml/2006/picture">
+                  <pic:nvPicPr>
+                    <pic:cNvPr id="1668556849" name=""/>
+                    <pic:cNvPicPr/>
+                  </pic:nvPicPr>
+                  <pic:blipFill>
+                    <a:blip r:embed="rId43">
+                      <a:extLst>
+                        <a:ext uri="{28A0092B-C50C-407E-A947-70E740481C1C}">
+                          <a14:useLocalDpi xmlns:a14="http://schemas.microsoft.com/office/drawing/2010/main" val="0"/>
+                        </a:ext>
+                      </a:extLst>
+                    </a:blip>
+                    <a:stretch>
+                      <a:fillRect/>
+                    </a:stretch>
+                  </pic:blipFill>
+                  <pic:spPr>
+                    <a:xfrm>
+                      <a:off x="0" y="0"/>
+                      <a:ext cx="5943600" cy="2483485"/>
+                    </a:xfrm>
+                    <a:prstGeom prst="rect">
+                      <a:avLst/>
+                    </a:prstGeom>
+                  </pic:spPr>
+                </pic:pic>
+              </a:graphicData>
+            </a:graphic>
+          </wp:anchor>
+        </w:drawing>
+      </w:r>
+    </w:p>
+    <w:p>
+      <w:pPr>
+        <w:tabs>
+          <w:tab w:val="left" w:pos="1176"/>
+        </w:tabs>
+        <w:spacing w:after="200" w:line="276" w:lineRule="auto"/>
+        <w:rPr>
+          <w:rFonts w:eastAsiaTheme="minorHAnsi"/>
+          <w:b/>
+          <w:bCs/>
+          <w:color w:val="365F91" w:themeColor="accent1" w:themeShade="BF"/>
+          <w:kern w:val="2"/>
+          <w:sz w:val="32"/>
+          <w:szCs w:val="32"/>
+          <w14:ligatures w14:val="standardContextual"/>
+        </w:rPr>
+      </w:pPr>
+    </w:p>
+    <w:p>
+      <w:pPr>
+        <w:tabs>
+          <w:tab w:val="left" w:pos="1176"/>
+        </w:tabs>
+        <w:spacing w:after="200" w:line="276" w:lineRule="auto"/>
+        <w:rPr>
+          <w:rFonts w:eastAsiaTheme="minorHAnsi"/>
+          <w:b/>
+          <w:bCs/>
+          <w:color w:val="365F91" w:themeColor="accent1" w:themeShade="BF"/>
+          <w:kern w:val="2"/>
+          <w:sz w:val="32"/>
+          <w:szCs w:val="32"/>
+          <w14:ligatures w14:val="standardContextual"/>
+        </w:rPr>
+      </w:pPr>
+    </w:p>
+    <w:p>
+      <w:pPr>
+        <w:tabs>
+          <w:tab w:val="left" w:pos="1176"/>
+        </w:tabs>
+        <w:spacing w:after="200" w:line="276" w:lineRule="auto"/>
+        <w:rPr>
+          <w:rFonts w:eastAsiaTheme="minorHAnsi"/>
+          <w:b/>
+          <w:bCs/>
+          <w:color w:val="365F91" w:themeColor="accent1" w:themeShade="BF"/>
+          <w:kern w:val="2"/>
+          <w:sz w:val="32"/>
+          <w:szCs w:val="32"/>
+          <w14:ligatures w14:val="standardContextual"/>
+        </w:rPr>
+      </w:pPr>
+    </w:p>
+    <w:p>
+      <w:pPr>
+        <w:tabs>
+          <w:tab w:val="left" w:pos="1176"/>
+        </w:tabs>
+        <w:spacing w:after="200" w:line="276" w:lineRule="auto"/>
+        <w:rPr>
+          <w:rFonts w:eastAsiaTheme="minorHAnsi"/>
+          <w:b/>
+          <w:bCs/>
+          <w:color w:val="365F91" w:themeColor="accent1" w:themeShade="BF"/>
+          <w:kern w:val="2"/>
+          <w:sz w:val="32"/>
+          <w:szCs w:val="32"/>
+          <w14:ligatures w14:val="standardContextual"/>
+        </w:rPr>
+      </w:pPr>
+      <w:r>
+        <w:rPr>
+          <w:rFonts w:eastAsiaTheme="minorHAnsi"/>
+          <w:b/>
+          <w:bCs/>
+          <w:color w:val="365F91" w:themeColor="accent1" w:themeShade="BF"/>
+          <w:kern w:val="2"/>
+          <w:sz w:val="32"/>
+          <w:szCs w:val="32"/>
+        </w:rPr>
+        <w:lastRenderedPageBreak/>
+        <w:drawing>
+          <wp:inline distT="0" distB="0" distL="0" distR="0" wp14:anchorId="043C69EE" wp14:editId="1B521CD7">
+            <wp:extent cx="5943600" cy="2432050"/>
+            <wp:effectExtent l="0" t="0" r="0" b="0"/>
+            <wp:docPr id="724257814" name="Picture 1"/>
+            <wp:cNvGraphicFramePr>
+              <a:graphicFrameLocks xmlns:a="http://schemas.openxmlformats.org/drawingml/2006/main" noChangeAspect="1"/>
+            </wp:cNvGraphicFramePr>
+            <a:graphic xmlns:a="http://schemas.openxmlformats.org/drawingml/2006/main">
+              <a:graphicData uri="http://schemas.openxmlformats.org/drawingml/2006/picture">
+                <pic:pic xmlns:pic="http://schemas.openxmlformats.org/drawingml/2006/picture">
+                  <pic:nvPicPr>
+                    <pic:cNvPr id="724257814" name=""/>
+                    <pic:cNvPicPr/>
+                  </pic:nvPicPr>
+                  <pic:blipFill>
+                    <a:blip r:embed="rId44"/>
+                    <a:stretch>
+                      <a:fillRect/>
+                    </a:stretch>
+                  </pic:blipFill>
+                  <pic:spPr>
+                    <a:xfrm>
+                      <a:off x="0" y="0"/>
+                      <a:ext cx="5943600" cy="2432050"/>
+                    </a:xfrm>
+                    <a:prstGeom prst="rect">
+                      <a:avLst/>
+                    </a:prstGeom>
+                  </pic:spPr>
+                </pic:pic>
+              </a:graphicData>
+            </a:graphic>
+          </wp:inline>
+        </w:drawing>
+      </w:r>
+      <w:r>
+        <w:rPr>
+          <w:rFonts w:eastAsiaTheme="minorHAnsi"/>
+          <w:b/>
+          <w:bCs/>
+          <w:color w:val="365F91" w:themeColor="accent1" w:themeShade="BF"/>
+          <w:kern w:val="2"/>
+          <w:sz w:val="32"/>
+          <w:szCs w:val="32"/>
+        </w:rPr>
+        <w:drawing>
+          <wp:anchor distT="0" distB="0" distL="114300" distR="114300" simplePos="0" relativeHeight="251705856" behindDoc="0" locked="0" layoutInCell="1" allowOverlap="1" wp14:anchorId="567D4F28" wp14:editId="1A5DA97E">
+            <wp:simplePos x="0" y="0"/>
+            <wp:positionH relativeFrom="column">
+              <wp:posOffset>0</wp:posOffset>
+            </wp:positionH>
+            <wp:positionV relativeFrom="paragraph">
+              <wp:posOffset>-144780</wp:posOffset>
+            </wp:positionV>
+            <wp:extent cx="5943600" cy="4483100"/>
+            <wp:effectExtent l="0" t="0" r="0" b="0"/>
+            <wp:wrapSquare wrapText="bothSides"/>
+            <wp:docPr id="1257693136" name="Picture 1"/>
+            <wp:cNvGraphicFramePr>
+              <a:graphicFrameLocks xmlns:a="http://schemas.openxmlformats.org/drawingml/2006/main" noChangeAspect="1"/>
+            </wp:cNvGraphicFramePr>
+            <a:graphic xmlns:a="http://schemas.openxmlformats.org/drawingml/2006/main">
+              <a:graphicData uri="http://schemas.openxmlformats.org/drawingml/2006/picture">
+                <pic:pic xmlns:pic="http://schemas.openxmlformats.org/drawingml/2006/picture">
+                  <pic:nvPicPr>
+                    <pic:cNvPr id="1257693136" name=""/>
+                    <pic:cNvPicPr/>
+                  </pic:nvPicPr>
+                  <pic:blipFill>
+                    <a:blip r:embed="rId45">
+                      <a:extLst>
+                        <a:ext uri="{28A0092B-C50C-407E-A947-70E740481C1C}">
+                          <a14:useLocalDpi xmlns:a14="http://schemas.microsoft.com/office/drawing/2010/main" val="0"/>
+                        </a:ext>
+                      </a:extLst>
+                    </a:blip>
+                    <a:stretch>
+                      <a:fillRect/>
+                    </a:stretch>
+                  </pic:blipFill>
+                  <pic:spPr>
+                    <a:xfrm>
+                      <a:off x="0" y="0"/>
+                      <a:ext cx="5943600" cy="4483100"/>
+                    </a:xfrm>
+                    <a:prstGeom prst="rect">
+                      <a:avLst/>
+                    </a:prstGeom>
+                  </pic:spPr>
+                </pic:pic>
+              </a:graphicData>
+            </a:graphic>
+          </wp:anchor>
+        </w:drawing>
+      </w:r>
+    </w:p>
+    <w:p>
+      <w:pPr>
+        <w:tabs>
+          <w:tab w:val="left" w:pos="1176"/>
+        </w:tabs>
+        <w:spacing w:after="200" w:line="276" w:lineRule="auto"/>
+        <w:rPr>
+          <w:rFonts w:eastAsiaTheme="minorHAnsi"/>
+          <w:b/>
+          <w:bCs/>
+          <w:color w:val="365F91" w:themeColor="accent1" w:themeShade="BF"/>
+          <w:kern w:val="2"/>
+          <w:sz w:val="32"/>
+          <w:szCs w:val="32"/>
+          <w14:ligatures w14:val="standardContextual"/>
+        </w:rPr>
+      </w:pPr>
+    </w:p>
+    <w:p>
+      <w:pPr>
+        <w:tabs>
+          <w:tab w:val="left" w:pos="1176"/>
+        </w:tabs>
+        <w:spacing w:after="200" w:line="276" w:lineRule="auto"/>
+        <w:rPr>
+          <w:rFonts w:eastAsiaTheme="minorHAnsi"/>
+          <w:b/>
+          <w:bCs/>
+          <w:color w:val="365F91" w:themeColor="accent1" w:themeShade="BF"/>
+          <w:kern w:val="2"/>
+          <w:sz w:val="32"/>
+          <w:szCs w:val="32"/>
+          <w14:ligatures w14:val="standardContextual"/>
+        </w:rPr>
+      </w:pPr>
+    </w:p>
+    <w:p>
+      <w:pPr>
+        <w:tabs>
+          <w:tab w:val="left" w:pos="1176"/>
+        </w:tabs>
+        <w:spacing w:after="200" w:line="276" w:lineRule="auto"/>
+        <w:rPr>
+          <w:rFonts w:eastAsiaTheme="minorHAnsi"/>
+          <w:b/>
+          <w:bCs/>
+          <w:color w:val="365F91" w:themeColor="accent1" w:themeShade="BF"/>
+          <w:kern w:val="2"/>
+          <w:sz w:val="32"/>
+          <w:szCs w:val="32"/>
+          <w14:ligatures w14:val="standardContextual"/>
+        </w:rPr>
+      </w:pPr>
+    </w:p>
+    <w:p>
+      <w:pPr>
+        <w:tabs>
+          <w:tab w:val="left" w:pos="1176"/>
+        </w:tabs>
+        <w:spacing w:after="200" w:line="276" w:lineRule="auto"/>
+        <w:rPr>
+          <w:rFonts w:eastAsiaTheme="minorHAnsi"/>
+          <w:b/>
+          <w:bCs/>
+          <w:color w:val="365F91" w:themeColor="accent1" w:themeShade="BF"/>
+          <w:kern w:val="2"/>
+          <w:sz w:val="32"/>
+          <w:szCs w:val="32"/>
+          <w14:ligatures w14:val="standardContextual"/>
+        </w:rPr>
+      </w:pPr>
+      <w:r>
+        <w:rPr>
+          <w:rFonts w:eastAsiaTheme="minorHAnsi"/>
+          <w:b/>
+          <w:bCs/>
+          <w:color w:val="365F91" w:themeColor="accent1" w:themeShade="BF"/>
+          <w:kern w:val="2"/>
+          <w:sz w:val="32"/>
+          <w:szCs w:val="32"/>
+        </w:rPr>
+        <w:lastRenderedPageBreak/>
+        <w:drawing>
+          <wp:anchor distT="0" distB="0" distL="114300" distR="114300" simplePos="0" relativeHeight="251663872" behindDoc="0" locked="0" layoutInCell="1" allowOverlap="1" wp14:anchorId="63F0F686" wp14:editId="4414AD92">
+            <wp:simplePos x="0" y="0"/>
+            <wp:positionH relativeFrom="column">
+              <wp:posOffset>114300</wp:posOffset>
+            </wp:positionH>
+            <wp:positionV relativeFrom="paragraph">
+              <wp:posOffset>3703320</wp:posOffset>
+            </wp:positionV>
+            <wp:extent cx="5720715" cy="3215640"/>
+            <wp:effectExtent l="0" t="0" r="0" b="0"/>
+            <wp:wrapSquare wrapText="bothSides"/>
+            <wp:docPr id="69814925" name="Picture 1"/>
+            <wp:cNvGraphicFramePr>
+              <a:graphicFrameLocks xmlns:a="http://schemas.openxmlformats.org/drawingml/2006/main" noChangeAspect="1"/>
+            </wp:cNvGraphicFramePr>
+            <a:graphic xmlns:a="http://schemas.openxmlformats.org/drawingml/2006/main">
+              <a:graphicData uri="http://schemas.openxmlformats.org/drawingml/2006/picture">
+                <pic:pic xmlns:pic="http://schemas.openxmlformats.org/drawingml/2006/picture">
+                  <pic:nvPicPr>
+                    <pic:cNvPr id="69814925" name=""/>
+                    <pic:cNvPicPr/>
+                  </pic:nvPicPr>
+                  <pic:blipFill>
+                    <a:blip r:embed="rId46">
+                      <a:extLst>
+                        <a:ext uri="{28A0092B-C50C-407E-A947-70E740481C1C}">
+                          <a14:useLocalDpi xmlns:a14="http://schemas.microsoft.com/office/drawing/2010/main" val="0"/>
+                        </a:ext>
+                      </a:extLst>
+                    </a:blip>
+                    <a:stretch>
+                      <a:fillRect/>
+                    </a:stretch>
+                  </pic:blipFill>
+                  <pic:spPr>
+                    <a:xfrm>
+                      <a:off x="0" y="0"/>
+                      <a:ext cx="5720715" cy="3215640"/>
+                    </a:xfrm>
+                    <a:prstGeom prst="rect">
+                      <a:avLst/>
+                    </a:prstGeom>
+                  </pic:spPr>
+                </pic:pic>
+              </a:graphicData>
+            </a:graphic>
+            <wp14:sizeRelH relativeFrom="margin">
+              <wp14:pctWidth>0</wp14:pctWidth>
+            </wp14:sizeRelH>
+            <wp14:sizeRelV relativeFrom="margin">
+              <wp14:pctHeight>0</wp14:pctHeight>
+            </wp14:sizeRelV>
+          </wp:anchor>
+        </w:drawing>
+      </w:r>
+      <w:r>
+        <w:rPr>
+          <w:rFonts w:eastAsiaTheme="minorHAnsi"/>
+          <w:b/>
+          <w:bCs/>
+          <w:color w:val="365F91" w:themeColor="accent1" w:themeShade="BF"/>
+          <w:kern w:val="2"/>
+          <w:sz w:val="32"/>
+          <w:szCs w:val="32"/>
+        </w:rPr>
+        <w:drawing>
+          <wp:anchor distT="0" distB="0" distL="114300" distR="114300" simplePos="0" relativeHeight="251659776" behindDoc="0" locked="0" layoutInCell="1" allowOverlap="1" wp14:anchorId="1F393A7A" wp14:editId="3623C633">
+            <wp:simplePos x="0" y="0"/>
+            <wp:positionH relativeFrom="column">
+              <wp:posOffset>114300</wp:posOffset>
+            </wp:positionH>
+            <wp:positionV relativeFrom="paragraph">
+              <wp:posOffset>-129540</wp:posOffset>
+            </wp:positionV>
+            <wp:extent cx="5715000" cy="3835400"/>
+            <wp:effectExtent l="0" t="0" r="0" b="0"/>
+            <wp:wrapSquare wrapText="bothSides"/>
+            <wp:docPr id="1627143445" name="Picture 1"/>
+            <wp:cNvGraphicFramePr>
+              <a:graphicFrameLocks xmlns:a="http://schemas.openxmlformats.org/drawingml/2006/main" noChangeAspect="1"/>
+            </wp:cNvGraphicFramePr>
+            <a:graphic xmlns:a="http://schemas.openxmlformats.org/drawingml/2006/main">
+              <a:graphicData uri="http://schemas.openxmlformats.org/drawingml/2006/picture">
+                <pic:pic xmlns:pic="http://schemas.openxmlformats.org/drawingml/2006/picture">
+                  <pic:nvPicPr>
+                    <pic:cNvPr id="1627143445" name=""/>
+                    <pic:cNvPicPr/>
+                  </pic:nvPicPr>
+                  <pic:blipFill>
+                    <a:blip r:embed="rId47">
+                      <a:extLst>
+                        <a:ext uri="{28A0092B-C50C-407E-A947-70E740481C1C}">
+                          <a14:useLocalDpi xmlns:a14="http://schemas.microsoft.com/office/drawing/2010/main" val="0"/>
+                        </a:ext>
+                      </a:extLst>
+                    </a:blip>
+                    <a:stretch>
+                      <a:fillRect/>
+                    </a:stretch>
+                  </pic:blipFill>
+                  <pic:spPr>
+                    <a:xfrm>
+                      <a:off x="0" y="0"/>
+                      <a:ext cx="5715000" cy="3835400"/>
+                    </a:xfrm>
+                    <a:prstGeom prst="rect">
+                      <a:avLst/>
+                    </a:prstGeom>
+                  </pic:spPr>
+                </pic:pic>
+              </a:graphicData>
+            </a:graphic>
+            <wp14:sizeRelH relativeFrom="margin">
+              <wp14:pctWidth>0</wp14:pctWidth>
+            </wp14:sizeRelH>
+            <wp14:sizeRelV relativeFrom="margin">
+              <wp14:pctHeight>0</wp14:pctHeight>
+            </wp14:sizeRelV>
+          </wp:anchor>
+        </w:drawing>
+      </w:r>
+    </w:p>
+    <w:p>
+      <w:pPr>
+        <w:tabs>
+          <w:tab w:val="left" w:pos="1176"/>
+        </w:tabs>
+        <w:spacing w:after="200" w:line="276" w:lineRule="auto"/>
+        <w:rPr>
+          <w:rFonts w:eastAsiaTheme="minorHAnsi"/>
+          <w:b/>
+          <w:bCs/>
+          <w:color w:val="365F91" w:themeColor="accent1" w:themeShade="BF"/>
+          <w:kern w:val="2"/>
+          <w:sz w:val="32"/>
+          <w:szCs w:val="32"/>
+          <w14:ligatures w14:val="standardContextual"/>
+        </w:rPr>
+      </w:pPr>
+    </w:p>
+    <w:p>
+      <w:pPr>
+        <w:tabs>
+          <w:tab w:val="left" w:pos="1176"/>
+        </w:tabs>
+        <w:spacing w:after="200" w:line="276" w:lineRule="auto"/>
+        <w:rPr>
+          <w:rFonts w:eastAsiaTheme="minorHAnsi"/>
+          <w:b/>
+          <w:bCs/>
+          <w:color w:val="365F91" w:themeColor="accent1" w:themeShade="BF"/>
+          <w:kern w:val="2"/>
+          <w:sz w:val="32"/>
+          <w:szCs w:val="32"/>
+          <w14:ligatures w14:val="standardContextual"/>
+        </w:rPr>
+      </w:pPr>
+    </w:p>
+    <w:p>
+      <w:pPr>
+        <w:tabs>
+          <w:tab w:val="left" w:pos="1176"/>
+        </w:tabs>
+        <w:spacing w:after="200" w:line="276" w:lineRule="auto"/>
+        <w:rPr>
+          <w:rFonts w:eastAsiaTheme="minorHAnsi"/>
+          <w:b/>
+          <w:bCs/>
+          <w:color w:val="365F91" w:themeColor="accent1" w:themeShade="BF"/>
+          <w:kern w:val="2"/>
+          <w:sz w:val="32"/>
+          <w:szCs w:val="32"/>
+          <w14:ligatures w14:val="standardContextual"/>
+        </w:rPr>
+      </w:pPr>
+      <w:r>
+        <w:rPr>
+          <w:rFonts w:eastAsiaTheme="minorHAnsi"/>
+          <w:b/>
+          <w:bCs/>
+          <w:color w:val="365F91" w:themeColor="accent1" w:themeShade="BF"/>
+          <w:kern w:val="2"/>
+          <w:sz w:val="32"/>
+          <w:szCs w:val="32"/>
+        </w:rPr>
+        <w:lastRenderedPageBreak/>
+        <w:drawing>
+          <wp:inline distT="0" distB="0" distL="0" distR="0" wp14:anchorId="6599B8CE" wp14:editId="3AAF3DC1">
+            <wp:extent cx="5943600" cy="4672965"/>
+            <wp:effectExtent l="0" t="0" r="0" b="0"/>
+            <wp:docPr id="798612094" name="Picture 1"/>
+            <wp:cNvGraphicFramePr>
+              <a:graphicFrameLocks xmlns:a="http://schemas.openxmlformats.org/drawingml/2006/main" noChangeAspect="1"/>
+            </wp:cNvGraphicFramePr>
+            <a:graphic xmlns:a="http://schemas.openxmlformats.org/drawingml/2006/main">
+              <a:graphicData uri="http://schemas.openxmlformats.org/drawingml/2006/picture">
+                <pic:pic xmlns:pic="http://schemas.openxmlformats.org/drawingml/2006/picture">
+                  <pic:nvPicPr>
+                    <pic:cNvPr id="798612094" name=""/>
+                    <pic:cNvPicPr/>
+                  </pic:nvPicPr>
+                  <pic:blipFill>
+                    <a:blip r:embed="rId48"/>
+                    <a:stretch>
+                      <a:fillRect/>
+                    </a:stretch>
+                  </pic:blipFill>
+                  <pic:spPr>
+                    <a:xfrm>
+                      <a:off x="0" y="0"/>
+                      <a:ext cx="5943600" cy="4672965"/>
+                    </a:xfrm>
+                    <a:prstGeom prst="rect">
+                      <a:avLst/>
+                    </a:prstGeom>
+                  </pic:spPr>
+                </pic:pic>
+              </a:graphicData>
+            </a:graphic>
+          </wp:inline>
+        </w:drawing>
+      </w:r>
+    </w:p>
+    <w:p>
+      <w:pPr>
+        <w:tabs>
+          <w:tab w:val="left" w:pos="1176"/>
+        </w:tabs>
+        <w:spacing w:after="200" w:line="276" w:lineRule="auto"/>
+        <w:rPr>
+          <w:rFonts w:eastAsiaTheme="minorHAnsi"/>
+          <w:b/>
+          <w:bCs/>
+          <w:color w:val="365F91" w:themeColor="accent1" w:themeShade="BF"/>
+          <w:kern w:val="2"/>
+          <w:sz w:val="32"/>
+          <w:szCs w:val="32"/>
+          <w14:ligatures w14:val="standardContextual"/>
+        </w:rPr>
+      </w:pPr>
+      <w:r>
+        <w:rPr>
+          <w:rFonts w:eastAsiaTheme="minorHAnsi"/>
+          <w:b/>
+          <w:bCs/>
+          <w:color w:val="365F91" w:themeColor="accent1" w:themeShade="BF"/>
+          <w:kern w:val="2"/>
+          <w:sz w:val="32"/>
+          <w:szCs w:val="32"/>
+          <w14:ligatures w14:val="standardContextual"/>
+        </w:rPr>
         <w:t xml:space="preserve">Stack </w:t>
       </w:r>
     </w:p>
@@ -5653,6 +6464,7 @@
           <w:szCs w:val="32"/>
           <w14:ligatures w14:val="standardContextual"/>
         </w:rPr>
+        <w:lastRenderedPageBreak/>
         <w:t>The UNDO functionality is implemented using a stack, following the LIFO (Last In, First Out) principle.</w:t>
       </w:r>
     </w:p>
@@ -6018,7 +6830,6 @@
           <w:szCs w:val="32"/>
           <w14:ligatures w14:val="standardContextual"/>
         </w:rPr>
-        <w:lastRenderedPageBreak/>
         <w:t>"O" → Push to stack</w:t>
       </w:r>
     </w:p>
@@ -6048,6 +6859,42 @@
         </w:rPr>
         <w:t>If you press UNDO, the last letter "O" is popped from the stack, removing it from the text.</w:t>
       </w:r>
+    </w:p>
+    <w:p>
+      <w:pPr>
+        <w:tabs>
+          <w:tab w:val="left" w:pos="1176"/>
+        </w:tabs>
+        <w:spacing w:after="200" w:line="276" w:lineRule="auto"/>
+        <w:rPr>
+          <w:rFonts w:eastAsiaTheme="minorHAnsi"/>
+          <w:b/>
+          <w:bCs/>
+          <w:color w:val="365F91" w:themeColor="accent1" w:themeShade="BF"/>
+          <w:kern w:val="2"/>
+          <w:sz w:val="32"/>
+          <w:szCs w:val="32"/>
+          <w14:ligatures w14:val="standardContextual"/>
+        </w:rPr>
+      </w:pPr>
+    </w:p>
+    <w:p>
+      <w:pPr>
+        <w:tabs>
+          <w:tab w:val="left" w:pos="1176"/>
+        </w:tabs>
+        <w:spacing w:after="200" w:line="276" w:lineRule="auto"/>
+        <w:rPr>
+          <w:rFonts w:eastAsiaTheme="minorHAnsi"/>
+          <w:b/>
+          <w:bCs/>
+          <w:color w:val="365F91" w:themeColor="accent1" w:themeShade="BF"/>
+          <w:kern w:val="2"/>
+          <w:sz w:val="32"/>
+          <w:szCs w:val="32"/>
+          <w14:ligatures w14:val="standardContextual"/>
+        </w:rPr>
+      </w:pPr>
     </w:p>
     <w:p>
       <w:pPr>
@@ -6077,6 +6924,7 @@
           <w:sz w:val="32"/>
           <w:szCs w:val="32"/>
         </w:rPr>
+        <w:lastRenderedPageBreak/>
         <w:drawing>
           <wp:anchor distT="0" distB="0" distL="114300" distR="114300" simplePos="0" relativeHeight="251638272" behindDoc="0" locked="0" layoutInCell="1" allowOverlap="1" wp14:anchorId="708B2526" wp14:editId="0ED267B7">
             <wp:simplePos x="0" y="0"/>
@@ -6103,7 +6951,7 @@
                     </pic:cNvPicPr>
                   </pic:nvPicPr>
                   <pic:blipFill>
-                    <a:blip r:embed="rId40">
+                    <a:blip r:embed="rId49">
                       <a:extLst>
                         <a:ext uri="{28A0092B-C50C-407E-A947-70E740481C1C}">
                           <a14:useLocalDpi xmlns:a14="http://schemas.microsoft.com/office/drawing/2010/main" val="0"/>
@@ -6293,7 +7141,7 @@
                     </pic:cNvPicPr>
                   </pic:nvPicPr>
                   <pic:blipFill>
-                    <a:blip r:embed="rId41">
+                    <a:blip r:embed="rId50">
                       <a:extLst>
                         <a:ext uri="{28A0092B-C50C-407E-A947-70E740481C1C}">
                           <a14:useLocalDpi xmlns:a14="http://schemas.microsoft.com/office/drawing/2010/main" val="0"/>
@@ -6529,7 +7377,7 @@
                     </pic:cNvPicPr>
                   </pic:nvPicPr>
                   <pic:blipFill>
-                    <a:blip r:embed="rId42">
+                    <a:blip r:embed="rId51">
                       <a:extLst>
                         <a:ext uri="{28A0092B-C50C-407E-A947-70E740481C1C}">
                           <a14:useLocalDpi xmlns:a14="http://schemas.microsoft.com/office/drawing/2010/main" val="0"/>
@@ -6599,7 +7447,7 @@
                     </pic:cNvPicPr>
                   </pic:nvPicPr>
                   <pic:blipFill>
-                    <a:blip r:embed="rId43">
+                    <a:blip r:embed="rId52">
                       <a:extLst>
                         <a:ext uri="{28A0092B-C50C-407E-A947-70E740481C1C}">
                           <a14:useLocalDpi xmlns:a14="http://schemas.microsoft.com/office/drawing/2010/main" val="0"/>
@@ -6767,7 +7615,7 @@
                     </pic:cNvPicPr>
                   </pic:nvPicPr>
                   <pic:blipFill>
-                    <a:blip r:embed="rId44">
+                    <a:blip r:embed="rId53">
                       <a:extLst>
                         <a:ext uri="{28A0092B-C50C-407E-A947-70E740481C1C}">
                           <a14:useLocalDpi xmlns:a14="http://schemas.microsoft.com/office/drawing/2010/main" val="0"/>
@@ -6831,7 +7679,7 @@
                     </pic:cNvPicPr>
                   </pic:nvPicPr>
                   <pic:blipFill>
-                    <a:blip r:embed="rId45">
+                    <a:blip r:embed="rId54">
                       <a:extLst>
                         <a:ext uri="{28A0092B-C50C-407E-A947-70E740481C1C}">
                           <a14:useLocalDpi xmlns:a14="http://schemas.microsoft.com/office/drawing/2010/main" val="0"/>
@@ -6911,7 +7759,7 @@
                     </pic:cNvPicPr>
                   </pic:nvPicPr>
                   <pic:blipFill>
-                    <a:blip r:embed="rId46">
+                    <a:blip r:embed="rId55">
                       <a:extLst>
                         <a:ext uri="{28A0092B-C50C-407E-A947-70E740481C1C}">
                           <a14:useLocalDpi xmlns:a14="http://schemas.microsoft.com/office/drawing/2010/main" val="0"/>
@@ -6995,7 +7843,7 @@
                     </pic:cNvPicPr>
                   </pic:nvPicPr>
                   <pic:blipFill>
-                    <a:blip r:embed="rId47">
+                    <a:blip r:embed="rId56">
                       <a:extLst>
                         <a:ext uri="{28A0092B-C50C-407E-A947-70E740481C1C}">
                           <a14:useLocalDpi xmlns:a14="http://schemas.microsoft.com/office/drawing/2010/main" val="0"/>
@@ -7237,7 +8085,7 @@
                     </pic:cNvPicPr>
                   </pic:nvPicPr>
                   <pic:blipFill>
-                    <a:blip r:embed="rId48">
+                    <a:blip r:embed="rId57">
                       <a:extLst>
                         <a:ext uri="{28A0092B-C50C-407E-A947-70E740481C1C}">
                           <a14:useLocalDpi xmlns:a14="http://schemas.microsoft.com/office/drawing/2010/main" val="0"/>
@@ -7401,7 +8249,7 @@
                     </pic:cNvPicPr>
                   </pic:nvPicPr>
                   <pic:blipFill>
-                    <a:blip r:embed="rId49">
+                    <a:blip r:embed="rId58">
                       <a:extLst>
                         <a:ext uri="{28A0092B-C50C-407E-A947-70E740481C1C}">
                           <a14:useLocalDpi xmlns:a14="http://schemas.microsoft.com/office/drawing/2010/main" val="0"/>
@@ -7576,7 +8424,7 @@
                     </pic:cNvPicPr>
                   </pic:nvPicPr>
                   <pic:blipFill>
-                    <a:blip r:embed="rId50">
+                    <a:blip r:embed="rId59">
                       <a:extLst>
                         <a:ext uri="{28A0092B-C50C-407E-A947-70E740481C1C}">
                           <a14:useLocalDpi xmlns:a14="http://schemas.microsoft.com/office/drawing/2010/main" val="0"/>
@@ -7646,7 +8494,7 @@
                     </pic:cNvPicPr>
                   </pic:nvPicPr>
                   <pic:blipFill>
-                    <a:blip r:embed="rId51">
+                    <a:blip r:embed="rId60">
                       <a:extLst>
                         <a:ext uri="{28A0092B-C50C-407E-A947-70E740481C1C}">
                           <a14:useLocalDpi xmlns:a14="http://schemas.microsoft.com/office/drawing/2010/main" val="0"/>
@@ -7822,7 +8670,7 @@
                     </pic:cNvPicPr>
                   </pic:nvPicPr>
                   <pic:blipFill>
-                    <a:blip r:embed="rId52">
+                    <a:blip r:embed="rId61">
                       <a:extLst>
                         <a:ext uri="{28A0092B-C50C-407E-A947-70E740481C1C}">
                           <a14:useLocalDpi xmlns:a14="http://schemas.microsoft.com/office/drawing/2010/main" val="0"/>
@@ -7924,7 +8772,7 @@
                     </pic:cNvPicPr>
                   </pic:nvPicPr>
                   <pic:blipFill>
-                    <a:blip r:embed="rId53">
+                    <a:blip r:embed="rId62">
                       <a:extLst>
                         <a:ext uri="{28A0092B-C50C-407E-A947-70E740481C1C}">
                           <a14:useLocalDpi xmlns:a14="http://schemas.microsoft.com/office/drawing/2010/main" val="0"/>
@@ -8140,7 +8988,7 @@
                     </pic:cNvPicPr>
                   </pic:nvPicPr>
                   <pic:blipFill>
-                    <a:blip r:embed="rId54">
+                    <a:blip r:embed="rId63">
                       <a:extLst>
                         <a:ext uri="{28A0092B-C50C-407E-A947-70E740481C1C}">
                           <a14:useLocalDpi xmlns:a14="http://schemas.microsoft.com/office/drawing/2010/main" val="0"/>
@@ -8273,7 +9121,7 @@
                     </pic:cNvPicPr>
                   </pic:nvPicPr>
                   <pic:blipFill>
-                    <a:blip r:embed="rId55">
+                    <a:blip r:embed="rId64">
                       <a:extLst>
                         <a:ext uri="{28A0092B-C50C-407E-A947-70E740481C1C}">
                           <a14:useLocalDpi xmlns:a14="http://schemas.microsoft.com/office/drawing/2010/main" val="0"/>
@@ -8337,7 +9185,7 @@
                     </pic:cNvPicPr>
                   </pic:nvPicPr>
                   <pic:blipFill>
-                    <a:blip r:embed="rId56">
+                    <a:blip r:embed="rId65">
                       <a:extLst>
                         <a:ext uri="{28A0092B-C50C-407E-A947-70E740481C1C}">
                           <a14:useLocalDpi xmlns:a14="http://schemas.microsoft.com/office/drawing/2010/main" val="0"/>
@@ -8401,7 +9249,7 @@
                     </pic:cNvPicPr>
                   </pic:nvPicPr>
                   <pic:blipFill>
-                    <a:blip r:embed="rId57">
+                    <a:blip r:embed="rId66">
                       <a:extLst>
                         <a:ext uri="{28A0092B-C50C-407E-A947-70E740481C1C}">
                           <a14:useLocalDpi xmlns:a14="http://schemas.microsoft.com/office/drawing/2010/main" val="0"/>
@@ -8521,7 +9369,7 @@
                     </pic:cNvPicPr>
                   </pic:nvPicPr>
                   <pic:blipFill>
-                    <a:blip r:embed="rId58">
+                    <a:blip r:embed="rId67">
                       <a:extLst>
                         <a:ext uri="{28A0092B-C50C-407E-A947-70E740481C1C}">
                           <a14:useLocalDpi xmlns:a14="http://schemas.microsoft.com/office/drawing/2010/main" val="0"/>
@@ -8747,7 +9595,7 @@
                     </pic:cNvPicPr>
                   </pic:nvPicPr>
                   <pic:blipFill>
-                    <a:blip r:embed="rId59">
+                    <a:blip r:embed="rId68">
                       <a:extLst>
                         <a:ext uri="{28A0092B-C50C-407E-A947-70E740481C1C}">
                           <a14:useLocalDpi xmlns:a14="http://schemas.microsoft.com/office/drawing/2010/main" val="0"/>
@@ -8841,7 +9689,7 @@
                     </pic:cNvPicPr>
                   </pic:nvPicPr>
                   <pic:blipFill>
-                    <a:blip r:embed="rId60">
+                    <a:blip r:embed="rId69">
                       <a:extLst>
                         <a:ext uri="{28A0092B-C50C-407E-A947-70E740481C1C}">
                           <a14:useLocalDpi xmlns:a14="http://schemas.microsoft.com/office/drawing/2010/main" val="0"/>
@@ -8905,7 +9753,7 @@
                     </pic:cNvPicPr>
                   </pic:nvPicPr>
                   <pic:blipFill>
-                    <a:blip r:embed="rId61">
+                    <a:blip r:embed="rId70">
                       <a:extLst>
                         <a:ext uri="{28A0092B-C50C-407E-A947-70E740481C1C}">
                           <a14:useLocalDpi xmlns:a14="http://schemas.microsoft.com/office/drawing/2010/main" val="0"/>
@@ -8969,7 +9817,7 @@
                     </pic:cNvPicPr>
                   </pic:nvPicPr>
                   <pic:blipFill>
-                    <a:blip r:embed="rId62">
+                    <a:blip r:embed="rId71">
                       <a:extLst>
                         <a:ext uri="{28A0092B-C50C-407E-A947-70E740481C1C}">
                           <a14:useLocalDpi xmlns:a14="http://schemas.microsoft.com/office/drawing/2010/main" val="0"/>
@@ -9082,7 +9930,7 @@
                     </pic:cNvPicPr>
                   </pic:nvPicPr>
                   <pic:blipFill>
-                    <a:blip r:embed="rId63">
+                    <a:blip r:embed="rId72">
                       <a:extLst>
                         <a:ext uri="{28A0092B-C50C-407E-A947-70E740481C1C}">
                           <a14:useLocalDpi xmlns:a14="http://schemas.microsoft.com/office/drawing/2010/main" val="0"/>
@@ -9146,7 +9994,7 @@
                     </pic:cNvPicPr>
                   </pic:nvPicPr>
                   <pic:blipFill>
-                    <a:blip r:embed="rId64">
+                    <a:blip r:embed="rId73">
                       <a:extLst>
                         <a:ext uri="{28A0092B-C50C-407E-A947-70E740481C1C}">
                           <a14:useLocalDpi xmlns:a14="http://schemas.microsoft.com/office/drawing/2010/main" val="0"/>
@@ -9378,7 +10226,7 @@
                     </pic:cNvPicPr>
                   </pic:nvPicPr>
                   <pic:blipFill>
-                    <a:blip r:embed="rId65">
+                    <a:blip r:embed="rId74">
                       <a:extLst>
                         <a:ext uri="{28A0092B-C50C-407E-A947-70E740481C1C}">
                           <a14:useLocalDpi xmlns:a14="http://schemas.microsoft.com/office/drawing/2010/main" val="0"/>
@@ -9464,7 +10312,7 @@
                     </pic:cNvPicPr>
                   </pic:nvPicPr>
                   <pic:blipFill>
-                    <a:blip r:embed="rId66">
+                    <a:blip r:embed="rId75">
                       <a:extLst>
                         <a:ext uri="{28A0092B-C50C-407E-A947-70E740481C1C}">
                           <a14:useLocalDpi xmlns:a14="http://schemas.microsoft.com/office/drawing/2010/main" val="0"/>
@@ -9549,7 +10397,7 @@
                     </pic:cNvPicPr>
                   </pic:nvPicPr>
                   <pic:blipFill>
-                    <a:blip r:embed="rId67">
+                    <a:blip r:embed="rId76">
                       <a:extLst>
                         <a:ext uri="{28A0092B-C50C-407E-A947-70E740481C1C}">
                           <a14:useLocalDpi xmlns:a14="http://schemas.microsoft.com/office/drawing/2010/main" val="0"/>
@@ -9647,7 +10495,7 @@
                     </pic:cNvPicPr>
                   </pic:nvPicPr>
                   <pic:blipFill>
-                    <a:blip r:embed="rId68">
+                    <a:blip r:embed="rId77">
                       <a:extLst>
                         <a:ext uri="{28A0092B-C50C-407E-A947-70E740481C1C}">
                           <a14:useLocalDpi xmlns:a14="http://schemas.microsoft.com/office/drawing/2010/main" val="0"/>
@@ -9711,7 +10559,7 @@
                     </pic:cNvPicPr>
                   </pic:nvPicPr>
                   <pic:blipFill>
-                    <a:blip r:embed="rId69">
+                    <a:blip r:embed="rId78">
                       <a:extLst>
                         <a:ext uri="{28A0092B-C50C-407E-A947-70E740481C1C}">
                           <a14:useLocalDpi xmlns:a14="http://schemas.microsoft.com/office/drawing/2010/main" val="0"/>
@@ -9775,7 +10623,7 @@
                     </pic:cNvPicPr>
                   </pic:nvPicPr>
                   <pic:blipFill>
-                    <a:blip r:embed="rId70">
+                    <a:blip r:embed="rId79">
                       <a:extLst>
                         <a:ext uri="{28A0092B-C50C-407E-A947-70E740481C1C}">
                           <a14:useLocalDpi xmlns:a14="http://schemas.microsoft.com/office/drawing/2010/main" val="0"/>
@@ -9853,7 +10701,7 @@
                     </pic:cNvPicPr>
                   </pic:nvPicPr>
                   <pic:blipFill>
-                    <a:blip r:embed="rId71">
+                    <a:blip r:embed="rId80">
                       <a:extLst>
                         <a:ext uri="{28A0092B-C50C-407E-A947-70E740481C1C}">
                           <a14:useLocalDpi xmlns:a14="http://schemas.microsoft.com/office/drawing/2010/main" val="0"/>
@@ -9919,6 +10767,7 @@
           <w:rFonts w:eastAsiaTheme="minorHAnsi"/>
           <w:b/>
           <w:bCs/>
+          <w:noProof/>
           <w:color w:val="365F91" w:themeColor="accent1" w:themeShade="BF"/>
           <w:sz w:val="32"/>
           <w:szCs w:val="32"/>
@@ -9947,7 +10796,7 @@
                     <pic:cNvPicPr/>
                   </pic:nvPicPr>
                   <pic:blipFill>
-                    <a:blip r:embed="rId72">
+                    <a:blip r:embed="rId81">
                       <a:extLst>
                         <a:ext uri="{28A0092B-C50C-407E-A947-70E740481C1C}">
                           <a14:useLocalDpi xmlns:a14="http://schemas.microsoft.com/office/drawing/2010/main" val="0"/>
@@ -9982,7 +10831,18 @@
           <w:sz w:val="32"/>
           <w:szCs w:val="32"/>
         </w:rPr>
-        <w:t>Queue through Linked List</w:t>
+        <w:t>Simple q</w:t>
+      </w:r>
+      <w:r>
+        <w:rPr>
+          <w:rFonts w:eastAsiaTheme="minorHAnsi"/>
+          <w:b/>
+          <w:bCs/>
+          <w:color w:val="365F91" w:themeColor="accent1" w:themeShade="BF"/>
+          <w:sz w:val="32"/>
+          <w:szCs w:val="32"/>
+        </w:rPr>
+        <w:t>ueue through Linked List</w:t>
       </w:r>
     </w:p>
     <w:p>
@@ -10004,6 +10864,7 @@
           <w:rFonts w:eastAsiaTheme="minorHAnsi"/>
           <w:b/>
           <w:bCs/>
+          <w:noProof/>
           <w:color w:val="365F91" w:themeColor="accent1" w:themeShade="BF"/>
           <w:sz w:val="32"/>
           <w:szCs w:val="32"/>
@@ -10032,7 +10893,7 @@
                     <pic:cNvPicPr/>
                   </pic:nvPicPr>
                   <pic:blipFill>
-                    <a:blip r:embed="rId73">
+                    <a:blip r:embed="rId82">
                       <a:extLst>
                         <a:ext uri="{28A0092B-C50C-407E-A947-70E740481C1C}">
                           <a14:useLocalDpi xmlns:a14="http://schemas.microsoft.com/office/drawing/2010/main" val="0"/>
@@ -10129,6 +10990,7 @@
       <w:r>
         <w:rPr>
           <w:rFonts w:eastAsiaTheme="minorHAnsi"/>
+          <w:noProof/>
           <w:sz w:val="32"/>
           <w:szCs w:val="32"/>
         </w:rPr>
@@ -10157,7 +11019,7 @@
                     <pic:cNvPicPr/>
                   </pic:nvPicPr>
                   <pic:blipFill>
-                    <a:blip r:embed="rId74">
+                    <a:blip r:embed="rId83">
                       <a:extLst>
                         <a:ext uri="{28A0092B-C50C-407E-A947-70E740481C1C}">
                           <a14:useLocalDpi xmlns:a14="http://schemas.microsoft.com/office/drawing/2010/main" val="0"/>
@@ -10186,6 +11048,7 @@
       <w:r>
         <w:rPr>
           <w:rFonts w:eastAsiaTheme="minorHAnsi"/>
+          <w:noProof/>
           <w:sz w:val="32"/>
           <w:szCs w:val="32"/>
         </w:rPr>
@@ -10213,7 +11076,7 @@
                     <pic:cNvPicPr/>
                   </pic:nvPicPr>
                   <pic:blipFill>
-                    <a:blip r:embed="rId75">
+                    <a:blip r:embed="rId84">
                       <a:extLst>
                         <a:ext uri="{28A0092B-C50C-407E-A947-70E740481C1C}">
                           <a14:useLocalDpi xmlns:a14="http://schemas.microsoft.com/office/drawing/2010/main" val="0"/>
@@ -10242,6 +11105,7 @@
       <w:r>
         <w:rPr>
           <w:rFonts w:eastAsiaTheme="minorHAnsi"/>
+          <w:noProof/>
           <w:sz w:val="32"/>
           <w:szCs w:val="32"/>
         </w:rPr>
@@ -10269,7 +11133,7 @@
                     <pic:cNvPicPr/>
                   </pic:nvPicPr>
                   <pic:blipFill>
-                    <a:blip r:embed="rId76">
+                    <a:blip r:embed="rId85">
                       <a:extLst>
                         <a:ext uri="{28A0092B-C50C-407E-A947-70E740481C1C}">
                           <a14:useLocalDpi xmlns:a14="http://schemas.microsoft.com/office/drawing/2010/main" val="0"/>
@@ -10298,6 +11162,7 @@
       <w:r>
         <w:rPr>
           <w:rFonts w:eastAsiaTheme="minorHAnsi"/>
+          <w:noProof/>
           <w:sz w:val="32"/>
           <w:szCs w:val="32"/>
         </w:rPr>
@@ -10317,7 +11182,7 @@
                     <pic:cNvPicPr/>
                   </pic:nvPicPr>
                   <pic:blipFill>
-                    <a:blip r:embed="rId77"/>
+                    <a:blip r:embed="rId86"/>
                     <a:stretch>
                       <a:fillRect/>
                     </a:stretch>
@@ -10384,6 +11249,7 @@
           <w:rFonts w:eastAsiaTheme="minorHAnsi"/>
           <w:b/>
           <w:bCs/>
+          <w:noProof/>
           <w:color w:val="365F91" w:themeColor="accent1" w:themeShade="BF"/>
           <w:sz w:val="32"/>
           <w:szCs w:val="32"/>
@@ -10412,7 +11278,7 @@
                     <pic:cNvPicPr/>
                   </pic:nvPicPr>
                   <pic:blipFill>
-                    <a:blip r:embed="rId78">
+                    <a:blip r:embed="rId87">
                       <a:extLst>
                         <a:ext uri="{28A0092B-C50C-407E-A947-70E740481C1C}">
                           <a14:useLocalDpi xmlns:a14="http://schemas.microsoft.com/office/drawing/2010/main" val="0"/>
@@ -10443,6 +11309,7 @@
           <w:rFonts w:eastAsiaTheme="minorHAnsi"/>
           <w:b/>
           <w:bCs/>
+          <w:noProof/>
           <w:color w:val="365F91" w:themeColor="accent1" w:themeShade="BF"/>
           <w:sz w:val="32"/>
           <w:szCs w:val="32"/>
@@ -10471,7 +11338,7 @@
                     <pic:cNvPicPr/>
                   </pic:nvPicPr>
                   <pic:blipFill>
-                    <a:blip r:embed="rId79">
+                    <a:blip r:embed="rId88">
                       <a:extLst>
                         <a:ext uri="{28A0092B-C50C-407E-A947-70E740481C1C}">
                           <a14:useLocalDpi xmlns:a14="http://schemas.microsoft.com/office/drawing/2010/main" val="0"/>
@@ -10517,6 +11384,7 @@
           <w:rFonts w:eastAsiaTheme="minorHAnsi"/>
           <w:b/>
           <w:bCs/>
+          <w:noProof/>
           <w:color w:val="365F91" w:themeColor="accent1" w:themeShade="BF"/>
           <w:sz w:val="32"/>
           <w:szCs w:val="32"/>
@@ -10538,7 +11406,7 @@
                     <pic:cNvPicPr/>
                   </pic:nvPicPr>
                   <pic:blipFill>
-                    <a:blip r:embed="rId80"/>
+                    <a:blip r:embed="rId89"/>
                     <a:stretch>
                       <a:fillRect/>
                     </a:stretch>
@@ -10635,7 +11503,7 @@
                     </pic:cNvPicPr>
                   </pic:nvPicPr>
                   <pic:blipFill>
-                    <a:blip r:embed="rId81">
+                    <a:blip r:embed="rId90">
                       <a:extLst>
                         <a:ext uri="{28A0092B-C50C-407E-A947-70E740481C1C}">
                           <a14:useLocalDpi xmlns:a14="http://schemas.microsoft.com/office/drawing/2010/main" val="0"/>
@@ -10720,7 +11588,7 @@
                     </pic:cNvPicPr>
                   </pic:nvPicPr>
                   <pic:blipFill>
-                    <a:blip r:embed="rId82">
+                    <a:blip r:embed="rId91">
                       <a:extLst>
                         <a:ext uri="{28A0092B-C50C-407E-A947-70E740481C1C}">
                           <a14:useLocalDpi xmlns:a14="http://schemas.microsoft.com/office/drawing/2010/main" val="0"/>
@@ -10811,7 +11679,7 @@
                     </pic:cNvPicPr>
                   </pic:nvPicPr>
                   <pic:blipFill>
-                    <a:blip r:embed="rId83">
+                    <a:blip r:embed="rId92">
                       <a:extLst>
                         <a:ext uri="{28A0092B-C50C-407E-A947-70E740481C1C}">
                           <a14:useLocalDpi xmlns:a14="http://schemas.microsoft.com/office/drawing/2010/main" val="0"/>
@@ -10881,7 +11749,7 @@
                     </pic:cNvPicPr>
                   </pic:nvPicPr>
                   <pic:blipFill>
-                    <a:blip r:embed="rId84">
+                    <a:blip r:embed="rId93">
                       <a:extLst>
                         <a:ext uri="{28A0092B-C50C-407E-A947-70E740481C1C}">
                           <a14:useLocalDpi xmlns:a14="http://schemas.microsoft.com/office/drawing/2010/main" val="0"/>
@@ -10951,7 +11819,7 @@
                     </pic:cNvPicPr>
                   </pic:nvPicPr>
                   <pic:blipFill>
-                    <a:blip r:embed="rId85">
+                    <a:blip r:embed="rId94">
                       <a:extLst>
                         <a:ext uri="{28A0092B-C50C-407E-A947-70E740481C1C}">
                           <a14:useLocalDpi xmlns:a14="http://schemas.microsoft.com/office/drawing/2010/main" val="0"/>
@@ -11042,7 +11910,7 @@
                     </pic:cNvPicPr>
                   </pic:nvPicPr>
                   <pic:blipFill>
-                    <a:blip r:embed="rId86">
+                    <a:blip r:embed="rId95">
                       <a:extLst>
                         <a:ext uri="{28A0092B-C50C-407E-A947-70E740481C1C}">
                           <a14:useLocalDpi xmlns:a14="http://schemas.microsoft.com/office/drawing/2010/main" val="0"/>
@@ -11106,7 +11974,7 @@
                     </pic:cNvPicPr>
                   </pic:nvPicPr>
                   <pic:blipFill>
-                    <a:blip r:embed="rId87">
+                    <a:blip r:embed="rId96">
                       <a:extLst>
                         <a:ext uri="{28A0092B-C50C-407E-A947-70E740481C1C}">
                           <a14:useLocalDpi xmlns:a14="http://schemas.microsoft.com/office/drawing/2010/main" val="0"/>
@@ -11170,7 +12038,7 @@
                     </pic:cNvPicPr>
                   </pic:nvPicPr>
                   <pic:blipFill>
-                    <a:blip r:embed="rId88">
+                    <a:blip r:embed="rId97">
                       <a:extLst>
                         <a:ext uri="{28A0092B-C50C-407E-A947-70E740481C1C}">
                           <a14:useLocalDpi xmlns:a14="http://schemas.microsoft.com/office/drawing/2010/main" val="0"/>
@@ -11217,6 +12085,7 @@
         </w:tabs>
         <w:rPr>
           <w:rFonts w:eastAsiaTheme="minorHAnsi"/>
+          <w:noProof/>
           <w:sz w:val="32"/>
           <w:szCs w:val="32"/>
         </w:rPr>
@@ -11247,7 +12116,7 @@
                     </pic:cNvPicPr>
                   </pic:nvPicPr>
                   <pic:blipFill>
-                    <a:blip r:embed="rId89">
+                    <a:blip r:embed="rId98">
                       <a:extLst>
                         <a:ext uri="{28A0092B-C50C-407E-A947-70E740481C1C}">
                           <a14:useLocalDpi xmlns:a14="http://schemas.microsoft.com/office/drawing/2010/main" val="0"/>
@@ -11279,6 +12148,1800 @@
         </w:drawing>
       </w:r>
     </w:p>
+    <w:p>
+      <w:pPr>
+        <w:rPr>
+          <w:rFonts w:eastAsiaTheme="minorHAnsi"/>
+          <w:noProof/>
+          <w:sz w:val="32"/>
+          <w:szCs w:val="32"/>
+        </w:rPr>
+      </w:pPr>
+    </w:p>
+    <w:p>
+      <w:pPr>
+        <w:tabs>
+          <w:tab w:val="left" w:pos="7440"/>
+        </w:tabs>
+        <w:rPr>
+          <w:rFonts w:eastAsiaTheme="minorHAnsi"/>
+          <w:b/>
+          <w:bCs/>
+          <w:noProof/>
+          <w:color w:val="365F91" w:themeColor="accent1" w:themeShade="BF"/>
+          <w:sz w:val="32"/>
+          <w:szCs w:val="32"/>
+        </w:rPr>
+      </w:pPr>
+      <w:r>
+        <w:rPr>
+          <w:rFonts w:eastAsiaTheme="minorHAnsi"/>
+          <w:b/>
+          <w:bCs/>
+          <w:noProof/>
+          <w:color w:val="365F91" w:themeColor="accent1" w:themeShade="BF"/>
+          <w:sz w:val="32"/>
+          <w:szCs w:val="32"/>
+        </w:rPr>
+        <w:t>Double Ended Queue</w:t>
+      </w:r>
+    </w:p>
+    <w:p>
+      <w:pPr>
+        <w:ind w:firstLine="720"/>
+        <w:rPr>
+          <w:rFonts w:eastAsiaTheme="minorHAnsi"/>
+          <w:color w:val="0D0D0D" w:themeColor="text1" w:themeTint="F2"/>
+          <w:sz w:val="32"/>
+          <w:szCs w:val="32"/>
+        </w:rPr>
+      </w:pPr>
+      <w:r>
+        <w:rPr>
+          <w:rFonts w:eastAsiaTheme="minorHAnsi"/>
+          <w:color w:val="0D0D0D" w:themeColor="text1" w:themeTint="F2"/>
+          <w:sz w:val="32"/>
+          <w:szCs w:val="32"/>
+        </w:rPr>
+        <w:t>A Double-Ended Queue (Deque) is a linear data structure that allows insertion and deletion of elements from both ends — front and rear.</w:t>
+      </w:r>
+    </w:p>
+    <w:p>
+      <w:pPr>
+        <w:rPr>
+          <w:rFonts w:eastAsiaTheme="minorHAnsi"/>
+          <w:b/>
+          <w:bCs/>
+          <w:color w:val="0D0D0D" w:themeColor="text1" w:themeTint="F2"/>
+          <w:sz w:val="32"/>
+          <w:szCs w:val="32"/>
+        </w:rPr>
+      </w:pPr>
+      <w:r>
+        <w:rPr>
+          <w:rFonts w:eastAsiaTheme="minorHAnsi"/>
+          <w:b/>
+          <w:bCs/>
+          <w:color w:val="0D0D0D" w:themeColor="text1" w:themeTint="F2"/>
+          <w:sz w:val="32"/>
+          <w:szCs w:val="32"/>
+        </w:rPr>
+        <w:t>Types of Deque</w:t>
+      </w:r>
+    </w:p>
+    <w:p>
+      <w:pPr>
+        <w:numPr>
+          <w:ilvl w:val="0"/>
+          <w:numId w:val="22"/>
+        </w:numPr>
+        <w:rPr>
+          <w:rFonts w:eastAsiaTheme="minorHAnsi"/>
+          <w:color w:val="0D0D0D" w:themeColor="text1" w:themeTint="F2"/>
+          <w:sz w:val="32"/>
+          <w:szCs w:val="32"/>
+        </w:rPr>
+      </w:pPr>
+      <w:r>
+        <w:rPr>
+          <w:rFonts w:eastAsiaTheme="minorHAnsi"/>
+          <w:b/>
+          <w:bCs/>
+          <w:color w:val="0D0D0D" w:themeColor="text1" w:themeTint="F2"/>
+          <w:sz w:val="32"/>
+          <w:szCs w:val="32"/>
+        </w:rPr>
+        <w:t>Input-Restricted Deque</w:t>
+      </w:r>
+    </w:p>
+    <w:p>
+      <w:pPr>
+        <w:numPr>
+          <w:ilvl w:val="0"/>
+          <w:numId w:val="25"/>
+        </w:numPr>
+        <w:rPr>
+          <w:rFonts w:eastAsiaTheme="minorHAnsi"/>
+          <w:color w:val="0D0D0D" w:themeColor="text1" w:themeTint="F2"/>
+          <w:sz w:val="32"/>
+          <w:szCs w:val="32"/>
+        </w:rPr>
+      </w:pPr>
+      <w:r>
+        <w:rPr>
+          <w:rFonts w:eastAsiaTheme="minorHAnsi"/>
+          <w:b/>
+          <w:bCs/>
+          <w:color w:val="0D0D0D" w:themeColor="text1" w:themeTint="F2"/>
+          <w:sz w:val="32"/>
+          <w:szCs w:val="32"/>
+        </w:rPr>
+        <w:t>Insertion</w:t>
+      </w:r>
+      <w:r>
+        <w:rPr>
+          <w:rFonts w:eastAsiaTheme="minorHAnsi"/>
+          <w:color w:val="0D0D0D" w:themeColor="text1" w:themeTint="F2"/>
+          <w:sz w:val="32"/>
+          <w:szCs w:val="32"/>
+        </w:rPr>
+        <w:t xml:space="preserve"> Only at </w:t>
+      </w:r>
+      <w:r>
+        <w:rPr>
+          <w:rFonts w:eastAsiaTheme="minorHAnsi"/>
+          <w:b/>
+          <w:bCs/>
+          <w:color w:val="0D0D0D" w:themeColor="text1" w:themeTint="F2"/>
+          <w:sz w:val="32"/>
+          <w:szCs w:val="32"/>
+        </w:rPr>
+        <w:t>rear</w:t>
+      </w:r>
+    </w:p>
+    <w:p>
+      <w:pPr>
+        <w:numPr>
+          <w:ilvl w:val="0"/>
+          <w:numId w:val="25"/>
+        </w:numPr>
+        <w:rPr>
+          <w:rFonts w:eastAsiaTheme="minorHAnsi"/>
+          <w:color w:val="0D0D0D" w:themeColor="text1" w:themeTint="F2"/>
+          <w:sz w:val="32"/>
+          <w:szCs w:val="32"/>
+        </w:rPr>
+      </w:pPr>
+      <w:r>
+        <w:rPr>
+          <w:rFonts w:eastAsiaTheme="minorHAnsi"/>
+          <w:b/>
+          <w:bCs/>
+          <w:color w:val="0D0D0D" w:themeColor="text1" w:themeTint="F2"/>
+          <w:sz w:val="32"/>
+          <w:szCs w:val="32"/>
+        </w:rPr>
+        <w:t>Deletion</w:t>
+      </w:r>
+      <w:r>
+        <w:rPr>
+          <w:rFonts w:eastAsiaTheme="minorHAnsi"/>
+          <w:color w:val="0D0D0D" w:themeColor="text1" w:themeTint="F2"/>
+          <w:sz w:val="32"/>
+          <w:szCs w:val="32"/>
+        </w:rPr>
+        <w:t xml:space="preserve"> </w:t>
+      </w:r>
+      <w:r>
+        <w:rPr>
+          <w:rFonts w:eastAsiaTheme="minorHAnsi"/>
+          <w:color w:val="0D0D0D" w:themeColor="text1" w:themeTint="F2"/>
+          <w:sz w:val="32"/>
+          <w:szCs w:val="32"/>
+        </w:rPr>
+        <w:t xml:space="preserve">From both </w:t>
+      </w:r>
+      <w:r>
+        <w:rPr>
+          <w:rFonts w:eastAsiaTheme="minorHAnsi"/>
+          <w:b/>
+          <w:bCs/>
+          <w:color w:val="0D0D0D" w:themeColor="text1" w:themeTint="F2"/>
+          <w:sz w:val="32"/>
+          <w:szCs w:val="32"/>
+        </w:rPr>
+        <w:t>front</w:t>
+      </w:r>
+      <w:r>
+        <w:rPr>
+          <w:rFonts w:eastAsiaTheme="minorHAnsi"/>
+          <w:color w:val="0D0D0D" w:themeColor="text1" w:themeTint="F2"/>
+          <w:sz w:val="32"/>
+          <w:szCs w:val="32"/>
+        </w:rPr>
+        <w:t xml:space="preserve"> and </w:t>
+      </w:r>
+      <w:r>
+        <w:rPr>
+          <w:rFonts w:eastAsiaTheme="minorHAnsi"/>
+          <w:b/>
+          <w:bCs/>
+          <w:color w:val="0D0D0D" w:themeColor="text1" w:themeTint="F2"/>
+          <w:sz w:val="32"/>
+          <w:szCs w:val="32"/>
+        </w:rPr>
+        <w:t>rear</w:t>
+      </w:r>
+    </w:p>
+    <w:p>
+      <w:pPr>
+        <w:numPr>
+          <w:ilvl w:val="0"/>
+          <w:numId w:val="22"/>
+        </w:numPr>
+        <w:rPr>
+          <w:rFonts w:eastAsiaTheme="minorHAnsi"/>
+          <w:color w:val="0D0D0D" w:themeColor="text1" w:themeTint="F2"/>
+          <w:sz w:val="32"/>
+          <w:szCs w:val="32"/>
+        </w:rPr>
+      </w:pPr>
+      <w:r>
+        <w:rPr>
+          <w:rFonts w:eastAsiaTheme="minorHAnsi"/>
+          <w:b/>
+          <w:bCs/>
+          <w:color w:val="0D0D0D" w:themeColor="text1" w:themeTint="F2"/>
+          <w:sz w:val="32"/>
+          <w:szCs w:val="32"/>
+        </w:rPr>
+        <w:t>Output-Restricted Deque</w:t>
+      </w:r>
+    </w:p>
+    <w:p>
+      <w:pPr>
+        <w:numPr>
+          <w:ilvl w:val="1"/>
+          <w:numId w:val="28"/>
+        </w:numPr>
+        <w:rPr>
+          <w:rFonts w:eastAsiaTheme="minorHAnsi"/>
+          <w:color w:val="0D0D0D" w:themeColor="text1" w:themeTint="F2"/>
+          <w:sz w:val="32"/>
+          <w:szCs w:val="32"/>
+        </w:rPr>
+      </w:pPr>
+      <w:r>
+        <w:rPr>
+          <w:rFonts w:eastAsiaTheme="minorHAnsi"/>
+          <w:b/>
+          <w:bCs/>
+          <w:color w:val="0D0D0D" w:themeColor="text1" w:themeTint="F2"/>
+          <w:sz w:val="32"/>
+          <w:szCs w:val="32"/>
+        </w:rPr>
+        <w:t>Insertion</w:t>
+      </w:r>
+      <w:r>
+        <w:rPr>
+          <w:rFonts w:eastAsiaTheme="minorHAnsi"/>
+          <w:color w:val="0D0D0D" w:themeColor="text1" w:themeTint="F2"/>
+          <w:sz w:val="32"/>
+          <w:szCs w:val="32"/>
+        </w:rPr>
+        <w:t xml:space="preserve"> From both </w:t>
+      </w:r>
+      <w:r>
+        <w:rPr>
+          <w:rFonts w:eastAsiaTheme="minorHAnsi"/>
+          <w:b/>
+          <w:bCs/>
+          <w:color w:val="0D0D0D" w:themeColor="text1" w:themeTint="F2"/>
+          <w:sz w:val="32"/>
+          <w:szCs w:val="32"/>
+        </w:rPr>
+        <w:t>front</w:t>
+      </w:r>
+      <w:r>
+        <w:rPr>
+          <w:rFonts w:eastAsiaTheme="minorHAnsi"/>
+          <w:color w:val="0D0D0D" w:themeColor="text1" w:themeTint="F2"/>
+          <w:sz w:val="32"/>
+          <w:szCs w:val="32"/>
+        </w:rPr>
+        <w:t xml:space="preserve"> and </w:t>
+      </w:r>
+      <w:r>
+        <w:rPr>
+          <w:rFonts w:eastAsiaTheme="minorHAnsi"/>
+          <w:b/>
+          <w:bCs/>
+          <w:color w:val="0D0D0D" w:themeColor="text1" w:themeTint="F2"/>
+          <w:sz w:val="32"/>
+          <w:szCs w:val="32"/>
+        </w:rPr>
+        <w:t>rear</w:t>
+      </w:r>
+    </w:p>
+    <w:p>
+      <w:pPr>
+        <w:numPr>
+          <w:ilvl w:val="1"/>
+          <w:numId w:val="28"/>
+        </w:numPr>
+        <w:rPr>
+          <w:rFonts w:eastAsiaTheme="minorHAnsi"/>
+          <w:color w:val="0D0D0D" w:themeColor="text1" w:themeTint="F2"/>
+          <w:sz w:val="32"/>
+          <w:szCs w:val="32"/>
+        </w:rPr>
+      </w:pPr>
+      <w:r>
+        <w:rPr>
+          <w:rFonts w:eastAsiaTheme="minorHAnsi"/>
+          <w:b/>
+          <w:bCs/>
+          <w:color w:val="0D0D0D" w:themeColor="text1" w:themeTint="F2"/>
+          <w:sz w:val="32"/>
+          <w:szCs w:val="32"/>
+        </w:rPr>
+        <w:t>Deletion</w:t>
+      </w:r>
+      <w:r>
+        <w:rPr>
+          <w:rFonts w:eastAsiaTheme="minorHAnsi"/>
+          <w:color w:val="0D0D0D" w:themeColor="text1" w:themeTint="F2"/>
+          <w:sz w:val="32"/>
+          <w:szCs w:val="32"/>
+        </w:rPr>
+        <w:t xml:space="preserve"> Only at </w:t>
+      </w:r>
+      <w:r>
+        <w:rPr>
+          <w:rFonts w:eastAsiaTheme="minorHAnsi"/>
+          <w:b/>
+          <w:bCs/>
+          <w:color w:val="0D0D0D" w:themeColor="text1" w:themeTint="F2"/>
+          <w:sz w:val="32"/>
+          <w:szCs w:val="32"/>
+        </w:rPr>
+        <w:t>front</w:t>
+      </w:r>
+    </w:p>
+    <w:p>
+      <w:pPr>
+        <w:rPr>
+          <w:rFonts w:eastAsiaTheme="minorHAnsi"/>
+          <w:b/>
+          <w:bCs/>
+          <w:color w:val="0D0D0D" w:themeColor="text1" w:themeTint="F2"/>
+          <w:sz w:val="32"/>
+          <w:szCs w:val="32"/>
+        </w:rPr>
+      </w:pPr>
+      <w:r>
+        <w:rPr>
+          <w:rFonts w:eastAsiaTheme="minorHAnsi"/>
+          <w:b/>
+          <w:bCs/>
+          <w:color w:val="0D0D0D" w:themeColor="text1" w:themeTint="F2"/>
+          <w:sz w:val="32"/>
+          <w:szCs w:val="32"/>
+        </w:rPr>
+        <w:t>Basic Operations in Deque</w:t>
+      </w:r>
+    </w:p>
+    <w:p>
+      <w:pPr>
+        <w:numPr>
+          <w:ilvl w:val="0"/>
+          <w:numId w:val="30"/>
+        </w:numPr>
+        <w:rPr>
+          <w:rFonts w:eastAsiaTheme="minorHAnsi"/>
+          <w:color w:val="0D0D0D" w:themeColor="text1" w:themeTint="F2"/>
+          <w:sz w:val="32"/>
+          <w:szCs w:val="32"/>
+        </w:rPr>
+      </w:pPr>
+      <w:r>
+        <w:rPr>
+          <w:rFonts w:eastAsiaTheme="minorHAnsi"/>
+          <w:color w:val="0D0D0D" w:themeColor="text1" w:themeTint="F2"/>
+          <w:sz w:val="32"/>
+          <w:szCs w:val="32"/>
+        </w:rPr>
+        <w:t>I</w:t>
+      </w:r>
+      <w:r>
+        <w:rPr>
+          <w:rFonts w:eastAsiaTheme="minorHAnsi"/>
+          <w:color w:val="0D0D0D" w:themeColor="text1" w:themeTint="F2"/>
+          <w:sz w:val="32"/>
+          <w:szCs w:val="32"/>
+        </w:rPr>
+        <w:t>nsert</w:t>
+      </w:r>
+      <w:r>
+        <w:rPr>
+          <w:rFonts w:eastAsiaTheme="minorHAnsi"/>
+          <w:color w:val="0D0D0D" w:themeColor="text1" w:themeTint="F2"/>
+          <w:sz w:val="32"/>
+          <w:szCs w:val="32"/>
+        </w:rPr>
+        <w:t>-</w:t>
+      </w:r>
+      <w:r>
+        <w:rPr>
+          <w:rFonts w:eastAsiaTheme="minorHAnsi"/>
+          <w:color w:val="0D0D0D" w:themeColor="text1" w:themeTint="F2"/>
+          <w:sz w:val="32"/>
+          <w:szCs w:val="32"/>
+        </w:rPr>
+        <w:t>Front</w:t>
+      </w:r>
+      <w:r>
+        <w:rPr>
+          <w:rFonts w:eastAsiaTheme="minorHAnsi"/>
+          <w:color w:val="0D0D0D" w:themeColor="text1" w:themeTint="F2"/>
+          <w:sz w:val="32"/>
+          <w:szCs w:val="32"/>
+        </w:rPr>
+        <w:t xml:space="preserve"> </w:t>
+      </w:r>
+      <w:r>
+        <w:rPr>
+          <w:rFonts w:eastAsiaTheme="minorHAnsi"/>
+          <w:color w:val="0D0D0D" w:themeColor="text1" w:themeTint="F2"/>
+          <w:sz w:val="32"/>
+          <w:szCs w:val="32"/>
+        </w:rPr>
+        <w:t>() – Inserts at the front</w:t>
+      </w:r>
+    </w:p>
+    <w:p>
+      <w:pPr>
+        <w:numPr>
+          <w:ilvl w:val="0"/>
+          <w:numId w:val="30"/>
+        </w:numPr>
+        <w:rPr>
+          <w:rFonts w:eastAsiaTheme="minorHAnsi"/>
+          <w:color w:val="0D0D0D" w:themeColor="text1" w:themeTint="F2"/>
+          <w:sz w:val="32"/>
+          <w:szCs w:val="32"/>
+        </w:rPr>
+      </w:pPr>
+      <w:r>
+        <w:rPr>
+          <w:rFonts w:eastAsiaTheme="minorHAnsi"/>
+          <w:color w:val="0D0D0D" w:themeColor="text1" w:themeTint="F2"/>
+          <w:sz w:val="32"/>
+          <w:szCs w:val="32"/>
+        </w:rPr>
+        <w:t>insert</w:t>
+      </w:r>
+      <w:r>
+        <w:rPr>
+          <w:rFonts w:eastAsiaTheme="minorHAnsi"/>
+          <w:color w:val="0D0D0D" w:themeColor="text1" w:themeTint="F2"/>
+          <w:sz w:val="32"/>
+          <w:szCs w:val="32"/>
+        </w:rPr>
+        <w:t>-</w:t>
+      </w:r>
+      <w:r>
+        <w:rPr>
+          <w:rFonts w:eastAsiaTheme="minorHAnsi"/>
+          <w:color w:val="0D0D0D" w:themeColor="text1" w:themeTint="F2"/>
+          <w:sz w:val="32"/>
+          <w:szCs w:val="32"/>
+        </w:rPr>
+        <w:t>Rear</w:t>
+      </w:r>
+      <w:r>
+        <w:rPr>
+          <w:rFonts w:eastAsiaTheme="minorHAnsi"/>
+          <w:color w:val="0D0D0D" w:themeColor="text1" w:themeTint="F2"/>
+          <w:sz w:val="32"/>
+          <w:szCs w:val="32"/>
+        </w:rPr>
+        <w:t xml:space="preserve"> </w:t>
+      </w:r>
+      <w:r>
+        <w:rPr>
+          <w:rFonts w:eastAsiaTheme="minorHAnsi"/>
+          <w:color w:val="0D0D0D" w:themeColor="text1" w:themeTint="F2"/>
+          <w:sz w:val="32"/>
+          <w:szCs w:val="32"/>
+        </w:rPr>
+        <w:t>() – Inserts at the rear</w:t>
+      </w:r>
+    </w:p>
+    <w:p>
+      <w:pPr>
+        <w:numPr>
+          <w:ilvl w:val="0"/>
+          <w:numId w:val="30"/>
+        </w:numPr>
+        <w:rPr>
+          <w:rFonts w:eastAsiaTheme="minorHAnsi"/>
+          <w:color w:val="0D0D0D" w:themeColor="text1" w:themeTint="F2"/>
+          <w:sz w:val="32"/>
+          <w:szCs w:val="32"/>
+        </w:rPr>
+      </w:pPr>
+      <w:r>
+        <w:rPr>
+          <w:rFonts w:eastAsiaTheme="minorHAnsi"/>
+          <w:color w:val="0D0D0D" w:themeColor="text1" w:themeTint="F2"/>
+          <w:sz w:val="32"/>
+          <w:szCs w:val="32"/>
+        </w:rPr>
+        <w:t>delete</w:t>
+      </w:r>
+      <w:r>
+        <w:rPr>
+          <w:rFonts w:eastAsiaTheme="minorHAnsi"/>
+          <w:color w:val="0D0D0D" w:themeColor="text1" w:themeTint="F2"/>
+          <w:sz w:val="32"/>
+          <w:szCs w:val="32"/>
+        </w:rPr>
+        <w:t>-</w:t>
+      </w:r>
+      <w:r>
+        <w:rPr>
+          <w:rFonts w:eastAsiaTheme="minorHAnsi"/>
+          <w:color w:val="0D0D0D" w:themeColor="text1" w:themeTint="F2"/>
+          <w:sz w:val="32"/>
+          <w:szCs w:val="32"/>
+        </w:rPr>
+        <w:t>Front</w:t>
+      </w:r>
+      <w:r>
+        <w:rPr>
+          <w:rFonts w:eastAsiaTheme="minorHAnsi"/>
+          <w:color w:val="0D0D0D" w:themeColor="text1" w:themeTint="F2"/>
+          <w:sz w:val="32"/>
+          <w:szCs w:val="32"/>
+        </w:rPr>
+        <w:t xml:space="preserve"> </w:t>
+      </w:r>
+      <w:r>
+        <w:rPr>
+          <w:rFonts w:eastAsiaTheme="minorHAnsi"/>
+          <w:color w:val="0D0D0D" w:themeColor="text1" w:themeTint="F2"/>
+          <w:sz w:val="32"/>
+          <w:szCs w:val="32"/>
+        </w:rPr>
+        <w:t>() – Deletes from the front</w:t>
+      </w:r>
+    </w:p>
+    <w:p>
+      <w:pPr>
+        <w:numPr>
+          <w:ilvl w:val="0"/>
+          <w:numId w:val="30"/>
+        </w:numPr>
+        <w:rPr>
+          <w:rFonts w:eastAsiaTheme="minorHAnsi"/>
+          <w:color w:val="0D0D0D" w:themeColor="text1" w:themeTint="F2"/>
+          <w:sz w:val="32"/>
+          <w:szCs w:val="32"/>
+        </w:rPr>
+      </w:pPr>
+      <w:r>
+        <w:rPr>
+          <w:rFonts w:eastAsiaTheme="minorHAnsi"/>
+          <w:color w:val="0D0D0D" w:themeColor="text1" w:themeTint="F2"/>
+          <w:sz w:val="32"/>
+          <w:szCs w:val="32"/>
+        </w:rPr>
+        <w:t>delete</w:t>
+      </w:r>
+      <w:r>
+        <w:rPr>
+          <w:rFonts w:eastAsiaTheme="minorHAnsi"/>
+          <w:color w:val="0D0D0D" w:themeColor="text1" w:themeTint="F2"/>
+          <w:sz w:val="32"/>
+          <w:szCs w:val="32"/>
+        </w:rPr>
+        <w:t>-</w:t>
+      </w:r>
+      <w:r>
+        <w:rPr>
+          <w:rFonts w:eastAsiaTheme="minorHAnsi"/>
+          <w:color w:val="0D0D0D" w:themeColor="text1" w:themeTint="F2"/>
+          <w:sz w:val="32"/>
+          <w:szCs w:val="32"/>
+        </w:rPr>
+        <w:t>Rear</w:t>
+      </w:r>
+      <w:r>
+        <w:rPr>
+          <w:rFonts w:eastAsiaTheme="minorHAnsi"/>
+          <w:color w:val="0D0D0D" w:themeColor="text1" w:themeTint="F2"/>
+          <w:sz w:val="32"/>
+          <w:szCs w:val="32"/>
+        </w:rPr>
+        <w:t xml:space="preserve"> </w:t>
+      </w:r>
+      <w:r>
+        <w:rPr>
+          <w:rFonts w:eastAsiaTheme="minorHAnsi"/>
+          <w:color w:val="0D0D0D" w:themeColor="text1" w:themeTint="F2"/>
+          <w:sz w:val="32"/>
+          <w:szCs w:val="32"/>
+        </w:rPr>
+        <w:t>() – Deletes from the rear</w:t>
+      </w:r>
+    </w:p>
+    <w:p>
+      <w:pPr>
+        <w:numPr>
+          <w:ilvl w:val="0"/>
+          <w:numId w:val="30"/>
+        </w:numPr>
+        <w:rPr>
+          <w:rFonts w:eastAsiaTheme="minorHAnsi"/>
+          <w:color w:val="0D0D0D" w:themeColor="text1" w:themeTint="F2"/>
+          <w:sz w:val="32"/>
+          <w:szCs w:val="32"/>
+        </w:rPr>
+      </w:pPr>
+      <w:r>
+        <w:rPr>
+          <w:rFonts w:eastAsiaTheme="minorHAnsi"/>
+          <w:color w:val="0D0D0D" w:themeColor="text1" w:themeTint="F2"/>
+          <w:sz w:val="32"/>
+          <w:szCs w:val="32"/>
+        </w:rPr>
+        <w:t>is</w:t>
+      </w:r>
+      <w:r>
+        <w:rPr>
+          <w:rFonts w:eastAsiaTheme="minorHAnsi"/>
+          <w:color w:val="0D0D0D" w:themeColor="text1" w:themeTint="F2"/>
+          <w:sz w:val="32"/>
+          <w:szCs w:val="32"/>
+        </w:rPr>
+        <w:t>-</w:t>
+      </w:r>
+      <w:r>
+        <w:rPr>
+          <w:rFonts w:eastAsiaTheme="minorHAnsi"/>
+          <w:color w:val="0D0D0D" w:themeColor="text1" w:themeTint="F2"/>
+          <w:sz w:val="32"/>
+          <w:szCs w:val="32"/>
+        </w:rPr>
+        <w:t>Empty</w:t>
+      </w:r>
+      <w:r>
+        <w:rPr>
+          <w:rFonts w:eastAsiaTheme="minorHAnsi"/>
+          <w:color w:val="0D0D0D" w:themeColor="text1" w:themeTint="F2"/>
+          <w:sz w:val="32"/>
+          <w:szCs w:val="32"/>
+        </w:rPr>
+        <w:t xml:space="preserve"> </w:t>
+      </w:r>
+      <w:r>
+        <w:rPr>
+          <w:rFonts w:eastAsiaTheme="minorHAnsi"/>
+          <w:color w:val="0D0D0D" w:themeColor="text1" w:themeTint="F2"/>
+          <w:sz w:val="32"/>
+          <w:szCs w:val="32"/>
+        </w:rPr>
+        <w:t>() – Checks if deque is empty</w:t>
+      </w:r>
+    </w:p>
+    <w:p>
+      <w:pPr>
+        <w:numPr>
+          <w:ilvl w:val="0"/>
+          <w:numId w:val="30"/>
+        </w:numPr>
+        <w:rPr>
+          <w:rFonts w:eastAsiaTheme="minorHAnsi"/>
+          <w:color w:val="0D0D0D" w:themeColor="text1" w:themeTint="F2"/>
+          <w:sz w:val="32"/>
+          <w:szCs w:val="32"/>
+        </w:rPr>
+      </w:pPr>
+      <w:r>
+        <w:rPr>
+          <w:rFonts w:eastAsiaTheme="minorHAnsi"/>
+          <w:color w:val="0D0D0D" w:themeColor="text1" w:themeTint="F2"/>
+          <w:sz w:val="32"/>
+          <w:szCs w:val="32"/>
+        </w:rPr>
+        <w:t>is</w:t>
+      </w:r>
+      <w:r>
+        <w:rPr>
+          <w:rFonts w:eastAsiaTheme="minorHAnsi"/>
+          <w:color w:val="0D0D0D" w:themeColor="text1" w:themeTint="F2"/>
+          <w:sz w:val="32"/>
+          <w:szCs w:val="32"/>
+        </w:rPr>
+        <w:t xml:space="preserve"> </w:t>
+      </w:r>
+      <w:r>
+        <w:rPr>
+          <w:rFonts w:eastAsiaTheme="minorHAnsi"/>
+          <w:color w:val="0D0D0D" w:themeColor="text1" w:themeTint="F2"/>
+          <w:sz w:val="32"/>
+          <w:szCs w:val="32"/>
+        </w:rPr>
+        <w:t>Full</w:t>
+      </w:r>
+      <w:r>
+        <w:rPr>
+          <w:rFonts w:eastAsiaTheme="minorHAnsi"/>
+          <w:color w:val="0D0D0D" w:themeColor="text1" w:themeTint="F2"/>
+          <w:sz w:val="32"/>
+          <w:szCs w:val="32"/>
+        </w:rPr>
+        <w:t xml:space="preserve"> </w:t>
+      </w:r>
+      <w:r>
+        <w:rPr>
+          <w:rFonts w:eastAsiaTheme="minorHAnsi"/>
+          <w:color w:val="0D0D0D" w:themeColor="text1" w:themeTint="F2"/>
+          <w:sz w:val="32"/>
+          <w:szCs w:val="32"/>
+        </w:rPr>
+        <w:t>() – Checks if deque is full (in case of fixed-size array implementation)</w:t>
+      </w:r>
+    </w:p>
+    <w:p>
+      <w:pPr>
+        <w:rPr>
+          <w:rFonts w:eastAsiaTheme="minorHAnsi"/>
+          <w:b/>
+          <w:bCs/>
+          <w:color w:val="0D0D0D" w:themeColor="text1" w:themeTint="F2"/>
+          <w:sz w:val="32"/>
+          <w:szCs w:val="32"/>
+        </w:rPr>
+      </w:pPr>
+    </w:p>
+    <w:p>
+      <w:pPr>
+        <w:rPr>
+          <w:rFonts w:eastAsiaTheme="minorHAnsi"/>
+          <w:b/>
+          <w:bCs/>
+          <w:color w:val="0D0D0D" w:themeColor="text1" w:themeTint="F2"/>
+          <w:sz w:val="32"/>
+          <w:szCs w:val="32"/>
+        </w:rPr>
+      </w:pPr>
+      <w:r>
+        <w:rPr>
+          <w:rFonts w:eastAsiaTheme="minorHAnsi"/>
+          <w:b/>
+          <w:bCs/>
+          <w:color w:val="0D0D0D" w:themeColor="text1" w:themeTint="F2"/>
+          <w:sz w:val="32"/>
+          <w:szCs w:val="32"/>
+        </w:rPr>
+        <w:lastRenderedPageBreak/>
+        <w:t xml:space="preserve">Implementation through Array </w:t>
+      </w:r>
+    </w:p>
+    <w:p>
+      <w:pPr>
+        <w:rPr>
+          <w:rFonts w:eastAsiaTheme="minorHAnsi"/>
+          <w:b/>
+          <w:bCs/>
+          <w:color w:val="0D0D0D" w:themeColor="text1" w:themeTint="F2"/>
+          <w:sz w:val="32"/>
+          <w:szCs w:val="32"/>
+        </w:rPr>
+      </w:pPr>
+      <w:r>
+        <w:rPr>
+          <w:rFonts w:eastAsiaTheme="minorHAnsi"/>
+          <w:b/>
+          <w:bCs/>
+          <w:color w:val="0D0D0D" w:themeColor="text1" w:themeTint="F2"/>
+          <w:sz w:val="32"/>
+          <w:szCs w:val="32"/>
+        </w:rPr>
+        <w:drawing>
+          <wp:anchor distT="0" distB="0" distL="114300" distR="114300" simplePos="0" relativeHeight="251691520" behindDoc="0" locked="0" layoutInCell="1" allowOverlap="1" wp14:anchorId="24018E1A" wp14:editId="16655BE1">
+            <wp:simplePos x="0" y="0"/>
+            <wp:positionH relativeFrom="column">
+              <wp:posOffset>0</wp:posOffset>
+            </wp:positionH>
+            <wp:positionV relativeFrom="paragraph">
+              <wp:posOffset>3454400</wp:posOffset>
+            </wp:positionV>
+            <wp:extent cx="5943600" cy="2858135"/>
+            <wp:effectExtent l="0" t="0" r="0" b="0"/>
+            <wp:wrapSquare wrapText="bothSides"/>
+            <wp:docPr id="1778994894" name="Picture 1"/>
+            <wp:cNvGraphicFramePr>
+              <a:graphicFrameLocks xmlns:a="http://schemas.openxmlformats.org/drawingml/2006/main" noChangeAspect="1"/>
+            </wp:cNvGraphicFramePr>
+            <a:graphic xmlns:a="http://schemas.openxmlformats.org/drawingml/2006/main">
+              <a:graphicData uri="http://schemas.openxmlformats.org/drawingml/2006/picture">
+                <pic:pic xmlns:pic="http://schemas.openxmlformats.org/drawingml/2006/picture">
+                  <pic:nvPicPr>
+                    <pic:cNvPr id="1778994894" name=""/>
+                    <pic:cNvPicPr/>
+                  </pic:nvPicPr>
+                  <pic:blipFill>
+                    <a:blip r:embed="rId99">
+                      <a:extLst>
+                        <a:ext uri="{28A0092B-C50C-407E-A947-70E740481C1C}">
+                          <a14:useLocalDpi xmlns:a14="http://schemas.microsoft.com/office/drawing/2010/main" val="0"/>
+                        </a:ext>
+                      </a:extLst>
+                    </a:blip>
+                    <a:stretch>
+                      <a:fillRect/>
+                    </a:stretch>
+                  </pic:blipFill>
+                  <pic:spPr>
+                    <a:xfrm>
+                      <a:off x="0" y="0"/>
+                      <a:ext cx="5943600" cy="2858135"/>
+                    </a:xfrm>
+                    <a:prstGeom prst="rect">
+                      <a:avLst/>
+                    </a:prstGeom>
+                  </pic:spPr>
+                </pic:pic>
+              </a:graphicData>
+            </a:graphic>
+          </wp:anchor>
+        </w:drawing>
+      </w:r>
+      <w:r>
+        <w:rPr>
+          <w:rFonts w:eastAsiaTheme="minorHAnsi"/>
+          <w:b/>
+          <w:bCs/>
+          <w:color w:val="0D0D0D" w:themeColor="text1" w:themeTint="F2"/>
+          <w:sz w:val="32"/>
+          <w:szCs w:val="32"/>
+        </w:rPr>
+        <w:drawing>
+          <wp:anchor distT="0" distB="0" distL="114300" distR="114300" simplePos="0" relativeHeight="251690496" behindDoc="0" locked="0" layoutInCell="1" allowOverlap="1" wp14:anchorId="4A0797BB" wp14:editId="00223292">
+            <wp:simplePos x="0" y="0"/>
+            <wp:positionH relativeFrom="column">
+              <wp:posOffset>0</wp:posOffset>
+            </wp:positionH>
+            <wp:positionV relativeFrom="paragraph">
+              <wp:posOffset>2540</wp:posOffset>
+            </wp:positionV>
+            <wp:extent cx="5943600" cy="3449955"/>
+            <wp:effectExtent l="0" t="0" r="0" b="0"/>
+            <wp:wrapSquare wrapText="bothSides"/>
+            <wp:docPr id="2135763523" name="Picture 1"/>
+            <wp:cNvGraphicFramePr>
+              <a:graphicFrameLocks xmlns:a="http://schemas.openxmlformats.org/drawingml/2006/main" noChangeAspect="1"/>
+            </wp:cNvGraphicFramePr>
+            <a:graphic xmlns:a="http://schemas.openxmlformats.org/drawingml/2006/main">
+              <a:graphicData uri="http://schemas.openxmlformats.org/drawingml/2006/picture">
+                <pic:pic xmlns:pic="http://schemas.openxmlformats.org/drawingml/2006/picture">
+                  <pic:nvPicPr>
+                    <pic:cNvPr id="2135763523" name=""/>
+                    <pic:cNvPicPr/>
+                  </pic:nvPicPr>
+                  <pic:blipFill>
+                    <a:blip r:embed="rId100">
+                      <a:extLst>
+                        <a:ext uri="{28A0092B-C50C-407E-A947-70E740481C1C}">
+                          <a14:useLocalDpi xmlns:a14="http://schemas.microsoft.com/office/drawing/2010/main" val="0"/>
+                        </a:ext>
+                      </a:extLst>
+                    </a:blip>
+                    <a:stretch>
+                      <a:fillRect/>
+                    </a:stretch>
+                  </pic:blipFill>
+                  <pic:spPr>
+                    <a:xfrm>
+                      <a:off x="0" y="0"/>
+                      <a:ext cx="5943600" cy="3449955"/>
+                    </a:xfrm>
+                    <a:prstGeom prst="rect">
+                      <a:avLst/>
+                    </a:prstGeom>
+                  </pic:spPr>
+                </pic:pic>
+              </a:graphicData>
+            </a:graphic>
+          </wp:anchor>
+        </w:drawing>
+      </w:r>
+    </w:p>
+    <w:p>
+      <w:pPr>
+        <w:rPr>
+          <w:rFonts w:eastAsiaTheme="minorHAnsi"/>
+          <w:sz w:val="32"/>
+          <w:szCs w:val="32"/>
+        </w:rPr>
+      </w:pPr>
+    </w:p>
+    <w:p>
+      <w:pPr>
+        <w:rPr>
+          <w:rFonts w:eastAsiaTheme="minorHAnsi"/>
+          <w:b/>
+          <w:bCs/>
+          <w:color w:val="0D0D0D" w:themeColor="text1" w:themeTint="F2"/>
+          <w:sz w:val="32"/>
+          <w:szCs w:val="32"/>
+        </w:rPr>
+      </w:pPr>
+    </w:p>
+    <w:p>
+      <w:pPr>
+        <w:tabs>
+          <w:tab w:val="left" w:pos="1080"/>
+        </w:tabs>
+        <w:rPr>
+          <w:rFonts w:eastAsiaTheme="minorHAnsi"/>
+          <w:sz w:val="32"/>
+          <w:szCs w:val="32"/>
+        </w:rPr>
+      </w:pPr>
+      <w:r>
+        <w:rPr>
+          <w:rFonts w:eastAsiaTheme="minorHAnsi"/>
+          <w:sz w:val="32"/>
+          <w:szCs w:val="32"/>
+        </w:rPr>
+        <w:tab/>
+      </w:r>
+    </w:p>
+    <w:p>
+      <w:pPr>
+        <w:tabs>
+          <w:tab w:val="left" w:pos="1080"/>
+        </w:tabs>
+        <w:rPr>
+          <w:rFonts w:eastAsiaTheme="minorHAnsi"/>
+          <w:sz w:val="32"/>
+          <w:szCs w:val="32"/>
+        </w:rPr>
+      </w:pPr>
+    </w:p>
+    <w:p>
+      <w:pPr>
+        <w:tabs>
+          <w:tab w:val="left" w:pos="1080"/>
+        </w:tabs>
+        <w:rPr>
+          <w:rFonts w:eastAsiaTheme="minorHAnsi"/>
+          <w:sz w:val="32"/>
+          <w:szCs w:val="32"/>
+        </w:rPr>
+      </w:pPr>
+    </w:p>
+    <w:p>
+      <w:pPr>
+        <w:tabs>
+          <w:tab w:val="left" w:pos="1080"/>
+        </w:tabs>
+        <w:rPr>
+          <w:rFonts w:eastAsiaTheme="minorHAnsi"/>
+          <w:sz w:val="32"/>
+          <w:szCs w:val="32"/>
+        </w:rPr>
+      </w:pPr>
+    </w:p>
+    <w:p>
+      <w:pPr>
+        <w:tabs>
+          <w:tab w:val="left" w:pos="2796"/>
+        </w:tabs>
+        <w:rPr>
+          <w:rFonts w:eastAsiaTheme="minorHAnsi"/>
+          <w:sz w:val="32"/>
+          <w:szCs w:val="32"/>
+        </w:rPr>
+      </w:pPr>
+      <w:r>
+        <w:rPr>
+          <w:rFonts w:eastAsiaTheme="minorHAnsi"/>
+          <w:sz w:val="32"/>
+          <w:szCs w:val="32"/>
+        </w:rPr>
+        <w:lastRenderedPageBreak/>
+        <w:drawing>
+          <wp:anchor distT="0" distB="0" distL="114300" distR="114300" simplePos="0" relativeHeight="251653632" behindDoc="0" locked="0" layoutInCell="1" allowOverlap="1" wp14:anchorId="3591CF6D" wp14:editId="4153A7F4">
+            <wp:simplePos x="0" y="0"/>
+            <wp:positionH relativeFrom="column">
+              <wp:posOffset>0</wp:posOffset>
+            </wp:positionH>
+            <wp:positionV relativeFrom="paragraph">
+              <wp:posOffset>5273040</wp:posOffset>
+            </wp:positionV>
+            <wp:extent cx="5943600" cy="2594610"/>
+            <wp:effectExtent l="0" t="0" r="0" b="0"/>
+            <wp:wrapSquare wrapText="bothSides"/>
+            <wp:docPr id="428826089" name="Picture 1"/>
+            <wp:cNvGraphicFramePr>
+              <a:graphicFrameLocks xmlns:a="http://schemas.openxmlformats.org/drawingml/2006/main" noChangeAspect="1"/>
+            </wp:cNvGraphicFramePr>
+            <a:graphic xmlns:a="http://schemas.openxmlformats.org/drawingml/2006/main">
+              <a:graphicData uri="http://schemas.openxmlformats.org/drawingml/2006/picture">
+                <pic:pic xmlns:pic="http://schemas.openxmlformats.org/drawingml/2006/picture">
+                  <pic:nvPicPr>
+                    <pic:cNvPr id="428826089" name=""/>
+                    <pic:cNvPicPr/>
+                  </pic:nvPicPr>
+                  <pic:blipFill>
+                    <a:blip r:embed="rId101">
+                      <a:extLst>
+                        <a:ext uri="{28A0092B-C50C-407E-A947-70E740481C1C}">
+                          <a14:useLocalDpi xmlns:a14="http://schemas.microsoft.com/office/drawing/2010/main" val="0"/>
+                        </a:ext>
+                      </a:extLst>
+                    </a:blip>
+                    <a:stretch>
+                      <a:fillRect/>
+                    </a:stretch>
+                  </pic:blipFill>
+                  <pic:spPr>
+                    <a:xfrm>
+                      <a:off x="0" y="0"/>
+                      <a:ext cx="5943600" cy="2594610"/>
+                    </a:xfrm>
+                    <a:prstGeom prst="rect">
+                      <a:avLst/>
+                    </a:prstGeom>
+                  </pic:spPr>
+                </pic:pic>
+              </a:graphicData>
+            </a:graphic>
+          </wp:anchor>
+        </w:drawing>
+      </w:r>
+      <w:r>
+        <w:rPr>
+          <w:rFonts w:eastAsiaTheme="minorHAnsi"/>
+          <w:sz w:val="32"/>
+          <w:szCs w:val="32"/>
+        </w:rPr>
+        <w:drawing>
+          <wp:anchor distT="0" distB="0" distL="114300" distR="114300" simplePos="0" relativeHeight="251652608" behindDoc="0" locked="0" layoutInCell="1" allowOverlap="1" wp14:anchorId="32349AE6" wp14:editId="75F89A91">
+            <wp:simplePos x="0" y="0"/>
+            <wp:positionH relativeFrom="column">
+              <wp:posOffset>0</wp:posOffset>
+            </wp:positionH>
+            <wp:positionV relativeFrom="paragraph">
+              <wp:posOffset>2720340</wp:posOffset>
+            </wp:positionV>
+            <wp:extent cx="5943600" cy="2555240"/>
+            <wp:effectExtent l="0" t="0" r="0" b="0"/>
+            <wp:wrapSquare wrapText="bothSides"/>
+            <wp:docPr id="2006448986" name="Picture 1"/>
+            <wp:cNvGraphicFramePr>
+              <a:graphicFrameLocks xmlns:a="http://schemas.openxmlformats.org/drawingml/2006/main" noChangeAspect="1"/>
+            </wp:cNvGraphicFramePr>
+            <a:graphic xmlns:a="http://schemas.openxmlformats.org/drawingml/2006/main">
+              <a:graphicData uri="http://schemas.openxmlformats.org/drawingml/2006/picture">
+                <pic:pic xmlns:pic="http://schemas.openxmlformats.org/drawingml/2006/picture">
+                  <pic:nvPicPr>
+                    <pic:cNvPr id="2006448986" name=""/>
+                    <pic:cNvPicPr/>
+                  </pic:nvPicPr>
+                  <pic:blipFill>
+                    <a:blip r:embed="rId102">
+                      <a:extLst>
+                        <a:ext uri="{28A0092B-C50C-407E-A947-70E740481C1C}">
+                          <a14:useLocalDpi xmlns:a14="http://schemas.microsoft.com/office/drawing/2010/main" val="0"/>
+                        </a:ext>
+                      </a:extLst>
+                    </a:blip>
+                    <a:stretch>
+                      <a:fillRect/>
+                    </a:stretch>
+                  </pic:blipFill>
+                  <pic:spPr>
+                    <a:xfrm>
+                      <a:off x="0" y="0"/>
+                      <a:ext cx="5943600" cy="2555240"/>
+                    </a:xfrm>
+                    <a:prstGeom prst="rect">
+                      <a:avLst/>
+                    </a:prstGeom>
+                  </pic:spPr>
+                </pic:pic>
+              </a:graphicData>
+            </a:graphic>
+          </wp:anchor>
+        </w:drawing>
+      </w:r>
+      <w:r>
+        <w:rPr>
+          <w:rFonts w:eastAsiaTheme="minorHAnsi"/>
+          <w:sz w:val="32"/>
+          <w:szCs w:val="32"/>
+        </w:rPr>
+        <w:drawing>
+          <wp:anchor distT="0" distB="0" distL="114300" distR="114300" simplePos="0" relativeHeight="251651584" behindDoc="0" locked="0" layoutInCell="1" allowOverlap="1" wp14:anchorId="42851EE2" wp14:editId="50532DFA">
+            <wp:simplePos x="0" y="0"/>
+            <wp:positionH relativeFrom="column">
+              <wp:posOffset>0</wp:posOffset>
+            </wp:positionH>
+            <wp:positionV relativeFrom="paragraph">
+              <wp:posOffset>0</wp:posOffset>
+            </wp:positionV>
+            <wp:extent cx="5943600" cy="2717165"/>
+            <wp:effectExtent l="0" t="0" r="0" b="0"/>
+            <wp:wrapSquare wrapText="bothSides"/>
+            <wp:docPr id="625649165" name="Picture 1"/>
+            <wp:cNvGraphicFramePr>
+              <a:graphicFrameLocks xmlns:a="http://schemas.openxmlformats.org/drawingml/2006/main" noChangeAspect="1"/>
+            </wp:cNvGraphicFramePr>
+            <a:graphic xmlns:a="http://schemas.openxmlformats.org/drawingml/2006/main">
+              <a:graphicData uri="http://schemas.openxmlformats.org/drawingml/2006/picture">
+                <pic:pic xmlns:pic="http://schemas.openxmlformats.org/drawingml/2006/picture">
+                  <pic:nvPicPr>
+                    <pic:cNvPr id="625649165" name=""/>
+                    <pic:cNvPicPr/>
+                  </pic:nvPicPr>
+                  <pic:blipFill>
+                    <a:blip r:embed="rId103">
+                      <a:extLst>
+                        <a:ext uri="{28A0092B-C50C-407E-A947-70E740481C1C}">
+                          <a14:useLocalDpi xmlns:a14="http://schemas.microsoft.com/office/drawing/2010/main" val="0"/>
+                        </a:ext>
+                      </a:extLst>
+                    </a:blip>
+                    <a:stretch>
+                      <a:fillRect/>
+                    </a:stretch>
+                  </pic:blipFill>
+                  <pic:spPr>
+                    <a:xfrm>
+                      <a:off x="0" y="0"/>
+                      <a:ext cx="5943600" cy="2717165"/>
+                    </a:xfrm>
+                    <a:prstGeom prst="rect">
+                      <a:avLst/>
+                    </a:prstGeom>
+                  </pic:spPr>
+                </pic:pic>
+              </a:graphicData>
+            </a:graphic>
+          </wp:anchor>
+        </w:drawing>
+      </w:r>
+      <w:r>
+        <w:rPr>
+          <w:rFonts w:eastAsiaTheme="minorHAnsi"/>
+          <w:sz w:val="32"/>
+          <w:szCs w:val="32"/>
+        </w:rPr>
+        <w:tab/>
+      </w:r>
+    </w:p>
+    <w:p>
+      <w:pPr>
+        <w:tabs>
+          <w:tab w:val="left" w:pos="2796"/>
+        </w:tabs>
+        <w:rPr>
+          <w:rFonts w:eastAsiaTheme="minorHAnsi"/>
+          <w:sz w:val="32"/>
+          <w:szCs w:val="32"/>
+        </w:rPr>
+      </w:pPr>
+      <w:r>
+        <w:rPr>
+          <w:rFonts w:eastAsiaTheme="minorHAnsi"/>
+          <w:sz w:val="32"/>
+          <w:szCs w:val="32"/>
+        </w:rPr>
+        <w:lastRenderedPageBreak/>
+        <w:drawing>
+          <wp:inline distT="0" distB="0" distL="0" distR="0" wp14:anchorId="028F1228" wp14:editId="4439B9DB">
+            <wp:extent cx="5943600" cy="2115185"/>
+            <wp:effectExtent l="0" t="0" r="0" b="0"/>
+            <wp:docPr id="330806357" name="Picture 1"/>
+            <wp:cNvGraphicFramePr>
+              <a:graphicFrameLocks xmlns:a="http://schemas.openxmlformats.org/drawingml/2006/main" noChangeAspect="1"/>
+            </wp:cNvGraphicFramePr>
+            <a:graphic xmlns:a="http://schemas.openxmlformats.org/drawingml/2006/main">
+              <a:graphicData uri="http://schemas.openxmlformats.org/drawingml/2006/picture">
+                <pic:pic xmlns:pic="http://schemas.openxmlformats.org/drawingml/2006/picture">
+                  <pic:nvPicPr>
+                    <pic:cNvPr id="330806357" name=""/>
+                    <pic:cNvPicPr/>
+                  </pic:nvPicPr>
+                  <pic:blipFill>
+                    <a:blip r:embed="rId104"/>
+                    <a:stretch>
+                      <a:fillRect/>
+                    </a:stretch>
+                  </pic:blipFill>
+                  <pic:spPr>
+                    <a:xfrm>
+                      <a:off x="0" y="0"/>
+                      <a:ext cx="5943600" cy="2115185"/>
+                    </a:xfrm>
+                    <a:prstGeom prst="rect">
+                      <a:avLst/>
+                    </a:prstGeom>
+                  </pic:spPr>
+                </pic:pic>
+              </a:graphicData>
+            </a:graphic>
+          </wp:inline>
+        </w:drawing>
+      </w:r>
+      <w:r>
+        <w:rPr>
+          <w:rFonts w:eastAsiaTheme="minorHAnsi"/>
+          <w:sz w:val="32"/>
+          <w:szCs w:val="32"/>
+        </w:rPr>
+        <w:drawing>
+          <wp:anchor distT="0" distB="0" distL="114300" distR="114300" simplePos="0" relativeHeight="251696640" behindDoc="0" locked="0" layoutInCell="1" allowOverlap="1" wp14:anchorId="52EAD0D2" wp14:editId="24CF35DB">
+            <wp:simplePos x="0" y="0"/>
+            <wp:positionH relativeFrom="column">
+              <wp:posOffset>0</wp:posOffset>
+            </wp:positionH>
+            <wp:positionV relativeFrom="paragraph">
+              <wp:posOffset>2392680</wp:posOffset>
+            </wp:positionV>
+            <wp:extent cx="5943600" cy="2747010"/>
+            <wp:effectExtent l="0" t="0" r="0" b="0"/>
+            <wp:wrapSquare wrapText="bothSides"/>
+            <wp:docPr id="1731535212" name="Picture 1"/>
+            <wp:cNvGraphicFramePr>
+              <a:graphicFrameLocks xmlns:a="http://schemas.openxmlformats.org/drawingml/2006/main" noChangeAspect="1"/>
+            </wp:cNvGraphicFramePr>
+            <a:graphic xmlns:a="http://schemas.openxmlformats.org/drawingml/2006/main">
+              <a:graphicData uri="http://schemas.openxmlformats.org/drawingml/2006/picture">
+                <pic:pic xmlns:pic="http://schemas.openxmlformats.org/drawingml/2006/picture">
+                  <pic:nvPicPr>
+                    <pic:cNvPr id="1731535212" name=""/>
+                    <pic:cNvPicPr/>
+                  </pic:nvPicPr>
+                  <pic:blipFill>
+                    <a:blip r:embed="rId105">
+                      <a:extLst>
+                        <a:ext uri="{28A0092B-C50C-407E-A947-70E740481C1C}">
+                          <a14:useLocalDpi xmlns:a14="http://schemas.microsoft.com/office/drawing/2010/main" val="0"/>
+                        </a:ext>
+                      </a:extLst>
+                    </a:blip>
+                    <a:stretch>
+                      <a:fillRect/>
+                    </a:stretch>
+                  </pic:blipFill>
+                  <pic:spPr>
+                    <a:xfrm>
+                      <a:off x="0" y="0"/>
+                      <a:ext cx="5943600" cy="2747010"/>
+                    </a:xfrm>
+                    <a:prstGeom prst="rect">
+                      <a:avLst/>
+                    </a:prstGeom>
+                  </pic:spPr>
+                </pic:pic>
+              </a:graphicData>
+            </a:graphic>
+          </wp:anchor>
+        </w:drawing>
+      </w:r>
+      <w:r>
+        <w:rPr>
+          <w:rFonts w:eastAsiaTheme="minorHAnsi"/>
+          <w:sz w:val="32"/>
+          <w:szCs w:val="32"/>
+        </w:rPr>
+        <w:drawing>
+          <wp:anchor distT="0" distB="0" distL="114300" distR="114300" simplePos="0" relativeHeight="251695616" behindDoc="0" locked="0" layoutInCell="1" allowOverlap="1" wp14:anchorId="0EA97D34" wp14:editId="688E130E">
+            <wp:simplePos x="0" y="0"/>
+            <wp:positionH relativeFrom="column">
+              <wp:posOffset>0</wp:posOffset>
+            </wp:positionH>
+            <wp:positionV relativeFrom="paragraph">
+              <wp:posOffset>0</wp:posOffset>
+            </wp:positionV>
+            <wp:extent cx="5943600" cy="2392680"/>
+            <wp:effectExtent l="0" t="0" r="0" b="0"/>
+            <wp:wrapSquare wrapText="bothSides"/>
+            <wp:docPr id="1468383140" name="Picture 1"/>
+            <wp:cNvGraphicFramePr>
+              <a:graphicFrameLocks xmlns:a="http://schemas.openxmlformats.org/drawingml/2006/main" noChangeAspect="1"/>
+            </wp:cNvGraphicFramePr>
+            <a:graphic xmlns:a="http://schemas.openxmlformats.org/drawingml/2006/main">
+              <a:graphicData uri="http://schemas.openxmlformats.org/drawingml/2006/picture">
+                <pic:pic xmlns:pic="http://schemas.openxmlformats.org/drawingml/2006/picture">
+                  <pic:nvPicPr>
+                    <pic:cNvPr id="1468383140" name=""/>
+                    <pic:cNvPicPr/>
+                  </pic:nvPicPr>
+                  <pic:blipFill>
+                    <a:blip r:embed="rId106">
+                      <a:extLst>
+                        <a:ext uri="{28A0092B-C50C-407E-A947-70E740481C1C}">
+                          <a14:useLocalDpi xmlns:a14="http://schemas.microsoft.com/office/drawing/2010/main" val="0"/>
+                        </a:ext>
+                      </a:extLst>
+                    </a:blip>
+                    <a:stretch>
+                      <a:fillRect/>
+                    </a:stretch>
+                  </pic:blipFill>
+                  <pic:spPr>
+                    <a:xfrm>
+                      <a:off x="0" y="0"/>
+                      <a:ext cx="5943600" cy="2392680"/>
+                    </a:xfrm>
+                    <a:prstGeom prst="rect">
+                      <a:avLst/>
+                    </a:prstGeom>
+                  </pic:spPr>
+                </pic:pic>
+              </a:graphicData>
+            </a:graphic>
+          </wp:anchor>
+        </w:drawing>
+      </w:r>
+    </w:p>
+    <w:p>
+      <w:pPr>
+        <w:rPr>
+          <w:rFonts w:eastAsiaTheme="minorHAnsi"/>
+          <w:sz w:val="32"/>
+          <w:szCs w:val="32"/>
+        </w:rPr>
+      </w:pPr>
+    </w:p>
+    <w:p>
+      <w:pPr>
+        <w:rPr>
+          <w:rFonts w:eastAsiaTheme="minorHAnsi"/>
+          <w:sz w:val="32"/>
+          <w:szCs w:val="32"/>
+        </w:rPr>
+      </w:pPr>
+    </w:p>
+    <w:p>
+      <w:pPr>
+        <w:jc w:val="center"/>
+        <w:rPr>
+          <w:rFonts w:eastAsiaTheme="minorHAnsi"/>
+          <w:sz w:val="32"/>
+          <w:szCs w:val="32"/>
+        </w:rPr>
+      </w:pPr>
+    </w:p>
+    <w:p>
+      <w:pPr>
+        <w:jc w:val="center"/>
+        <w:rPr>
+          <w:rFonts w:eastAsiaTheme="minorHAnsi"/>
+          <w:sz w:val="32"/>
+          <w:szCs w:val="32"/>
+        </w:rPr>
+      </w:pPr>
+    </w:p>
+    <w:p>
+      <w:pPr>
+        <w:tabs>
+          <w:tab w:val="left" w:pos="672"/>
+        </w:tabs>
+        <w:rPr>
+          <w:rFonts w:eastAsiaTheme="minorHAnsi"/>
+          <w:b/>
+          <w:bCs/>
+          <w:sz w:val="32"/>
+          <w:szCs w:val="32"/>
+        </w:rPr>
+      </w:pPr>
+      <w:r>
+        <w:rPr>
+          <w:rFonts w:eastAsiaTheme="minorHAnsi"/>
+          <w:b/>
+          <w:bCs/>
+          <w:sz w:val="32"/>
+          <w:szCs w:val="32"/>
+        </w:rPr>
+        <w:lastRenderedPageBreak/>
+        <w:t>Implementation through Single Linked List</w:t>
+      </w:r>
+    </w:p>
+    <w:p>
+      <w:pPr>
+        <w:tabs>
+          <w:tab w:val="left" w:pos="672"/>
+        </w:tabs>
+        <w:rPr>
+          <w:rFonts w:eastAsiaTheme="minorHAnsi"/>
+          <w:b/>
+          <w:bCs/>
+          <w:sz w:val="32"/>
+          <w:szCs w:val="32"/>
+        </w:rPr>
+      </w:pPr>
+      <w:r>
+        <w:rPr>
+          <w:rFonts w:eastAsiaTheme="minorHAnsi"/>
+          <w:b/>
+          <w:bCs/>
+          <w:sz w:val="32"/>
+          <w:szCs w:val="32"/>
+        </w:rPr>
+        <w:drawing>
+          <wp:inline distT="0" distB="0" distL="0" distR="0" wp14:anchorId="0F4D3D4D" wp14:editId="52D00F72">
+            <wp:extent cx="5943600" cy="3657600"/>
+            <wp:effectExtent l="0" t="0" r="0" b="0"/>
+            <wp:docPr id="1355504338" name="Picture 1"/>
+            <wp:cNvGraphicFramePr>
+              <a:graphicFrameLocks xmlns:a="http://schemas.openxmlformats.org/drawingml/2006/main" noChangeAspect="1"/>
+            </wp:cNvGraphicFramePr>
+            <a:graphic xmlns:a="http://schemas.openxmlformats.org/drawingml/2006/main">
+              <a:graphicData uri="http://schemas.openxmlformats.org/drawingml/2006/picture">
+                <pic:pic xmlns:pic="http://schemas.openxmlformats.org/drawingml/2006/picture">
+                  <pic:nvPicPr>
+                    <pic:cNvPr id="1355504338" name=""/>
+                    <pic:cNvPicPr/>
+                  </pic:nvPicPr>
+                  <pic:blipFill>
+                    <a:blip r:embed="rId107"/>
+                    <a:stretch>
+                      <a:fillRect/>
+                    </a:stretch>
+                  </pic:blipFill>
+                  <pic:spPr>
+                    <a:xfrm>
+                      <a:off x="0" y="0"/>
+                      <a:ext cx="5943600" cy="3657600"/>
+                    </a:xfrm>
+                    <a:prstGeom prst="rect">
+                      <a:avLst/>
+                    </a:prstGeom>
+                  </pic:spPr>
+                </pic:pic>
+              </a:graphicData>
+            </a:graphic>
+          </wp:inline>
+        </w:drawing>
+      </w:r>
+      <w:r>
+        <w:rPr>
+          <w:rFonts w:eastAsiaTheme="minorHAnsi"/>
+          <w:b/>
+          <w:bCs/>
+          <w:sz w:val="32"/>
+          <w:szCs w:val="32"/>
+        </w:rPr>
+        <w:drawing>
+          <wp:anchor distT="0" distB="0" distL="114300" distR="114300" simplePos="0" relativeHeight="251697664" behindDoc="0" locked="0" layoutInCell="1" allowOverlap="1" wp14:anchorId="5D08B659" wp14:editId="5B39916F">
+            <wp:simplePos x="0" y="0"/>
+            <wp:positionH relativeFrom="column">
+              <wp:posOffset>0</wp:posOffset>
+            </wp:positionH>
+            <wp:positionV relativeFrom="paragraph">
+              <wp:posOffset>2540</wp:posOffset>
+            </wp:positionV>
+            <wp:extent cx="5943600" cy="3355340"/>
+            <wp:effectExtent l="0" t="0" r="0" b="0"/>
+            <wp:wrapSquare wrapText="bothSides"/>
+            <wp:docPr id="1629670513" name="Picture 1"/>
+            <wp:cNvGraphicFramePr>
+              <a:graphicFrameLocks xmlns:a="http://schemas.openxmlformats.org/drawingml/2006/main" noChangeAspect="1"/>
+            </wp:cNvGraphicFramePr>
+            <a:graphic xmlns:a="http://schemas.openxmlformats.org/drawingml/2006/main">
+              <a:graphicData uri="http://schemas.openxmlformats.org/drawingml/2006/picture">
+                <pic:pic xmlns:pic="http://schemas.openxmlformats.org/drawingml/2006/picture">
+                  <pic:nvPicPr>
+                    <pic:cNvPr id="1629670513" name=""/>
+                    <pic:cNvPicPr/>
+                  </pic:nvPicPr>
+                  <pic:blipFill>
+                    <a:blip r:embed="rId108">
+                      <a:extLst>
+                        <a:ext uri="{28A0092B-C50C-407E-A947-70E740481C1C}">
+                          <a14:useLocalDpi xmlns:a14="http://schemas.microsoft.com/office/drawing/2010/main" val="0"/>
+                        </a:ext>
+                      </a:extLst>
+                    </a:blip>
+                    <a:stretch>
+                      <a:fillRect/>
+                    </a:stretch>
+                  </pic:blipFill>
+                  <pic:spPr>
+                    <a:xfrm>
+                      <a:off x="0" y="0"/>
+                      <a:ext cx="5943600" cy="3355340"/>
+                    </a:xfrm>
+                    <a:prstGeom prst="rect">
+                      <a:avLst/>
+                    </a:prstGeom>
+                  </pic:spPr>
+                </pic:pic>
+              </a:graphicData>
+            </a:graphic>
+          </wp:anchor>
+        </w:drawing>
+      </w:r>
+    </w:p>
+    <w:p>
+      <w:pPr>
+        <w:jc w:val="center"/>
+        <w:rPr>
+          <w:rFonts w:eastAsiaTheme="minorHAnsi"/>
+          <w:sz w:val="32"/>
+          <w:szCs w:val="32"/>
+        </w:rPr>
+      </w:pPr>
+    </w:p>
+    <w:p>
+      <w:pPr>
+        <w:jc w:val="center"/>
+        <w:rPr>
+          <w:rFonts w:eastAsiaTheme="minorHAnsi"/>
+          <w:sz w:val="32"/>
+          <w:szCs w:val="32"/>
+        </w:rPr>
+      </w:pPr>
+    </w:p>
+    <w:p>
+      <w:pPr>
+        <w:jc w:val="center"/>
+        <w:rPr>
+          <w:rFonts w:eastAsiaTheme="minorHAnsi"/>
+          <w:sz w:val="32"/>
+          <w:szCs w:val="32"/>
+        </w:rPr>
+      </w:pPr>
+    </w:p>
+    <w:p>
+      <w:pPr>
+        <w:jc w:val="center"/>
+        <w:rPr>
+          <w:rFonts w:eastAsiaTheme="minorHAnsi"/>
+          <w:sz w:val="32"/>
+          <w:szCs w:val="32"/>
+        </w:rPr>
+      </w:pPr>
+    </w:p>
+    <w:p>
+      <w:pPr>
+        <w:rPr>
+          <w:rFonts w:eastAsiaTheme="minorHAnsi"/>
+          <w:sz w:val="32"/>
+          <w:szCs w:val="32"/>
+        </w:rPr>
+      </w:pPr>
+      <w:r>
+        <w:rPr>
+          <w:rFonts w:eastAsiaTheme="minorHAnsi"/>
+          <w:sz w:val="32"/>
+          <w:szCs w:val="32"/>
+        </w:rPr>
+        <w:lastRenderedPageBreak/>
+        <w:drawing>
+          <wp:anchor distT="0" distB="0" distL="114300" distR="114300" simplePos="0" relativeHeight="251698688" behindDoc="0" locked="0" layoutInCell="1" allowOverlap="1" wp14:anchorId="22D2795A" wp14:editId="47B50B37">
+            <wp:simplePos x="0" y="0"/>
+            <wp:positionH relativeFrom="column">
+              <wp:posOffset>0</wp:posOffset>
+            </wp:positionH>
+            <wp:positionV relativeFrom="paragraph">
+              <wp:posOffset>-175260</wp:posOffset>
+            </wp:positionV>
+            <wp:extent cx="5943600" cy="4358005"/>
+            <wp:effectExtent l="0" t="0" r="0" b="0"/>
+            <wp:wrapSquare wrapText="bothSides"/>
+            <wp:docPr id="1668611528" name="Picture 1"/>
+            <wp:cNvGraphicFramePr>
+              <a:graphicFrameLocks xmlns:a="http://schemas.openxmlformats.org/drawingml/2006/main" noChangeAspect="1"/>
+            </wp:cNvGraphicFramePr>
+            <a:graphic xmlns:a="http://schemas.openxmlformats.org/drawingml/2006/main">
+              <a:graphicData uri="http://schemas.openxmlformats.org/drawingml/2006/picture">
+                <pic:pic xmlns:pic="http://schemas.openxmlformats.org/drawingml/2006/picture">
+                  <pic:nvPicPr>
+                    <pic:cNvPr id="1668611528" name=""/>
+                    <pic:cNvPicPr/>
+                  </pic:nvPicPr>
+                  <pic:blipFill>
+                    <a:blip r:embed="rId109">
+                      <a:extLst>
+                        <a:ext uri="{28A0092B-C50C-407E-A947-70E740481C1C}">
+                          <a14:useLocalDpi xmlns:a14="http://schemas.microsoft.com/office/drawing/2010/main" val="0"/>
+                        </a:ext>
+                      </a:extLst>
+                    </a:blip>
+                    <a:stretch>
+                      <a:fillRect/>
+                    </a:stretch>
+                  </pic:blipFill>
+                  <pic:spPr>
+                    <a:xfrm>
+                      <a:off x="0" y="0"/>
+                      <a:ext cx="5943600" cy="4358005"/>
+                    </a:xfrm>
+                    <a:prstGeom prst="rect">
+                      <a:avLst/>
+                    </a:prstGeom>
+                  </pic:spPr>
+                </pic:pic>
+              </a:graphicData>
+            </a:graphic>
+          </wp:anchor>
+        </w:drawing>
+      </w:r>
+      <w:r>
+        <w:rPr>
+          <w:rFonts w:eastAsiaTheme="minorHAnsi"/>
+          <w:sz w:val="32"/>
+          <w:szCs w:val="32"/>
+        </w:rPr>
+        <w:drawing>
+          <wp:inline distT="0" distB="0" distL="0" distR="0" wp14:anchorId="24594AE8" wp14:editId="0C5DB206">
+            <wp:extent cx="5943600" cy="3887470"/>
+            <wp:effectExtent l="0" t="0" r="0" b="0"/>
+            <wp:docPr id="14022474" name="Picture 1"/>
+            <wp:cNvGraphicFramePr>
+              <a:graphicFrameLocks xmlns:a="http://schemas.openxmlformats.org/drawingml/2006/main" noChangeAspect="1"/>
+            </wp:cNvGraphicFramePr>
+            <a:graphic xmlns:a="http://schemas.openxmlformats.org/drawingml/2006/main">
+              <a:graphicData uri="http://schemas.openxmlformats.org/drawingml/2006/picture">
+                <pic:pic xmlns:pic="http://schemas.openxmlformats.org/drawingml/2006/picture">
+                  <pic:nvPicPr>
+                    <pic:cNvPr id="14022474" name=""/>
+                    <pic:cNvPicPr/>
+                  </pic:nvPicPr>
+                  <pic:blipFill>
+                    <a:blip r:embed="rId110"/>
+                    <a:stretch>
+                      <a:fillRect/>
+                    </a:stretch>
+                  </pic:blipFill>
+                  <pic:spPr>
+                    <a:xfrm>
+                      <a:off x="0" y="0"/>
+                      <a:ext cx="5943600" cy="3887470"/>
+                    </a:xfrm>
+                    <a:prstGeom prst="rect">
+                      <a:avLst/>
+                    </a:prstGeom>
+                  </pic:spPr>
+                </pic:pic>
+              </a:graphicData>
+            </a:graphic>
+          </wp:inline>
+        </w:drawing>
+      </w:r>
+    </w:p>
+    <w:p>
+      <w:pPr>
+        <w:rPr>
+          <w:rFonts w:eastAsiaTheme="minorHAnsi"/>
+          <w:sz w:val="32"/>
+          <w:szCs w:val="32"/>
+        </w:rPr>
+      </w:pPr>
+      <w:r>
+        <w:rPr>
+          <w:rFonts w:eastAsiaTheme="minorHAnsi"/>
+          <w:sz w:val="32"/>
+          <w:szCs w:val="32"/>
+        </w:rPr>
+        <w:lastRenderedPageBreak/>
+        <w:drawing>
+          <wp:anchor distT="0" distB="0" distL="114300" distR="114300" simplePos="0" relativeHeight="251700736" behindDoc="0" locked="0" layoutInCell="1" allowOverlap="1" wp14:anchorId="59B8ABE9" wp14:editId="31400405">
+            <wp:simplePos x="0" y="0"/>
+            <wp:positionH relativeFrom="column">
+              <wp:posOffset>0</wp:posOffset>
+            </wp:positionH>
+            <wp:positionV relativeFrom="paragraph">
+              <wp:posOffset>4168140</wp:posOffset>
+            </wp:positionV>
+            <wp:extent cx="5943600" cy="3528060"/>
+            <wp:effectExtent l="0" t="0" r="0" b="0"/>
+            <wp:wrapSquare wrapText="bothSides"/>
+            <wp:docPr id="1681814874" name="Picture 1"/>
+            <wp:cNvGraphicFramePr>
+              <a:graphicFrameLocks xmlns:a="http://schemas.openxmlformats.org/drawingml/2006/main" noChangeAspect="1"/>
+            </wp:cNvGraphicFramePr>
+            <a:graphic xmlns:a="http://schemas.openxmlformats.org/drawingml/2006/main">
+              <a:graphicData uri="http://schemas.openxmlformats.org/drawingml/2006/picture">
+                <pic:pic xmlns:pic="http://schemas.openxmlformats.org/drawingml/2006/picture">
+                  <pic:nvPicPr>
+                    <pic:cNvPr id="1681814874" name=""/>
+                    <pic:cNvPicPr/>
+                  </pic:nvPicPr>
+                  <pic:blipFill>
+                    <a:blip r:embed="rId111">
+                      <a:extLst>
+                        <a:ext uri="{28A0092B-C50C-407E-A947-70E740481C1C}">
+                          <a14:useLocalDpi xmlns:a14="http://schemas.microsoft.com/office/drawing/2010/main" val="0"/>
+                        </a:ext>
+                      </a:extLst>
+                    </a:blip>
+                    <a:stretch>
+                      <a:fillRect/>
+                    </a:stretch>
+                  </pic:blipFill>
+                  <pic:spPr>
+                    <a:xfrm>
+                      <a:off x="0" y="0"/>
+                      <a:ext cx="5943600" cy="3528060"/>
+                    </a:xfrm>
+                    <a:prstGeom prst="rect">
+                      <a:avLst/>
+                    </a:prstGeom>
+                  </pic:spPr>
+                </pic:pic>
+              </a:graphicData>
+            </a:graphic>
+          </wp:anchor>
+        </w:drawing>
+      </w:r>
+      <w:r>
+        <w:rPr>
+          <w:rFonts w:eastAsiaTheme="minorHAnsi"/>
+          <w:sz w:val="32"/>
+          <w:szCs w:val="32"/>
+        </w:rPr>
+        <w:drawing>
+          <wp:anchor distT="0" distB="0" distL="114300" distR="114300" simplePos="0" relativeHeight="251699712" behindDoc="0" locked="0" layoutInCell="1" allowOverlap="1" wp14:anchorId="546FDE11" wp14:editId="5F8A898E">
+            <wp:simplePos x="0" y="0"/>
+            <wp:positionH relativeFrom="column">
+              <wp:posOffset>0</wp:posOffset>
+            </wp:positionH>
+            <wp:positionV relativeFrom="paragraph">
+              <wp:posOffset>0</wp:posOffset>
+            </wp:positionV>
+            <wp:extent cx="5943600" cy="4164965"/>
+            <wp:effectExtent l="0" t="0" r="0" b="0"/>
+            <wp:wrapSquare wrapText="bothSides"/>
+            <wp:docPr id="1718933504" name="Picture 1"/>
+            <wp:cNvGraphicFramePr>
+              <a:graphicFrameLocks xmlns:a="http://schemas.openxmlformats.org/drawingml/2006/main" noChangeAspect="1"/>
+            </wp:cNvGraphicFramePr>
+            <a:graphic xmlns:a="http://schemas.openxmlformats.org/drawingml/2006/main">
+              <a:graphicData uri="http://schemas.openxmlformats.org/drawingml/2006/picture">
+                <pic:pic xmlns:pic="http://schemas.openxmlformats.org/drawingml/2006/picture">
+                  <pic:nvPicPr>
+                    <pic:cNvPr id="1718933504" name=""/>
+                    <pic:cNvPicPr/>
+                  </pic:nvPicPr>
+                  <pic:blipFill>
+                    <a:blip r:embed="rId112">
+                      <a:extLst>
+                        <a:ext uri="{28A0092B-C50C-407E-A947-70E740481C1C}">
+                          <a14:useLocalDpi xmlns:a14="http://schemas.microsoft.com/office/drawing/2010/main" val="0"/>
+                        </a:ext>
+                      </a:extLst>
+                    </a:blip>
+                    <a:stretch>
+                      <a:fillRect/>
+                    </a:stretch>
+                  </pic:blipFill>
+                  <pic:spPr>
+                    <a:xfrm>
+                      <a:off x="0" y="0"/>
+                      <a:ext cx="5943600" cy="4164965"/>
+                    </a:xfrm>
+                    <a:prstGeom prst="rect">
+                      <a:avLst/>
+                    </a:prstGeom>
+                  </pic:spPr>
+                </pic:pic>
+              </a:graphicData>
+            </a:graphic>
+          </wp:anchor>
+        </w:drawing>
+      </w:r>
+    </w:p>
     <w:sectPr>
       <w:pgSz w:w="12240" w:h="15840"/>
       <w:pgMar w:top="1440" w:right="1440" w:bottom="1440" w:left="1440" w:header="720" w:footer="720" w:gutter="0"/>
@@ -11449,6 +14112,155 @@
     </w:lvl>
   </w:abstractNum>
   <w:abstractNum w:abstractNumId="1" w15:restartNumberingAfterBreak="0">
+    <w:nsid w:val="0CCB682D"/>
+    <w:multiLevelType w:val="multilevel"/>
+    <w:tmpl w:val="CAA6F400"/>
+    <w:lvl w:ilvl="0">
+      <w:start w:val="1"/>
+      <w:numFmt w:val="bullet"/>
+      <w:lvlText w:val=""/>
+      <w:lvlJc w:val="left"/>
+      <w:pPr>
+        <w:tabs>
+          <w:tab w:val="num" w:pos="720"/>
+        </w:tabs>
+        <w:ind w:left="720" w:hanging="360"/>
+      </w:pPr>
+      <w:rPr>
+        <w:rFonts w:ascii="Symbol" w:hAnsi="Symbol" w:hint="default"/>
+        <w:sz w:val="20"/>
+      </w:rPr>
+    </w:lvl>
+    <w:lvl w:ilvl="1" w:tentative="1">
+      <w:start w:val="1"/>
+      <w:numFmt w:val="bullet"/>
+      <w:lvlText w:val="o"/>
+      <w:lvlJc w:val="left"/>
+      <w:pPr>
+        <w:tabs>
+          <w:tab w:val="num" w:pos="1440"/>
+        </w:tabs>
+        <w:ind w:left="1440" w:hanging="360"/>
+      </w:pPr>
+      <w:rPr>
+        <w:rFonts w:ascii="Courier New" w:hAnsi="Courier New" w:hint="default"/>
+        <w:sz w:val="20"/>
+      </w:rPr>
+    </w:lvl>
+    <w:lvl w:ilvl="2" w:tentative="1">
+      <w:start w:val="1"/>
+      <w:numFmt w:val="bullet"/>
+      <w:lvlText w:val=""/>
+      <w:lvlJc w:val="left"/>
+      <w:pPr>
+        <w:tabs>
+          <w:tab w:val="num" w:pos="2160"/>
+        </w:tabs>
+        <w:ind w:left="2160" w:hanging="360"/>
+      </w:pPr>
+      <w:rPr>
+        <w:rFonts w:ascii="Wingdings" w:hAnsi="Wingdings" w:hint="default"/>
+        <w:sz w:val="20"/>
+      </w:rPr>
+    </w:lvl>
+    <w:lvl w:ilvl="3" w:tentative="1">
+      <w:start w:val="1"/>
+      <w:numFmt w:val="bullet"/>
+      <w:lvlText w:val=""/>
+      <w:lvlJc w:val="left"/>
+      <w:pPr>
+        <w:tabs>
+          <w:tab w:val="num" w:pos="2880"/>
+        </w:tabs>
+        <w:ind w:left="2880" w:hanging="360"/>
+      </w:pPr>
+      <w:rPr>
+        <w:rFonts w:ascii="Wingdings" w:hAnsi="Wingdings" w:hint="default"/>
+        <w:sz w:val="20"/>
+      </w:rPr>
+    </w:lvl>
+    <w:lvl w:ilvl="4" w:tentative="1">
+      <w:start w:val="1"/>
+      <w:numFmt w:val="bullet"/>
+      <w:lvlText w:val=""/>
+      <w:lvlJc w:val="left"/>
+      <w:pPr>
+        <w:tabs>
+          <w:tab w:val="num" w:pos="3600"/>
+        </w:tabs>
+        <w:ind w:left="3600" w:hanging="360"/>
+      </w:pPr>
+      <w:rPr>
+        <w:rFonts w:ascii="Wingdings" w:hAnsi="Wingdings" w:hint="default"/>
+        <w:sz w:val="20"/>
+      </w:rPr>
+    </w:lvl>
+    <w:lvl w:ilvl="5" w:tentative="1">
+      <w:start w:val="1"/>
+      <w:numFmt w:val="bullet"/>
+      <w:lvlText w:val=""/>
+      <w:lvlJc w:val="left"/>
+      <w:pPr>
+        <w:tabs>
+          <w:tab w:val="num" w:pos="4320"/>
+        </w:tabs>
+        <w:ind w:left="4320" w:hanging="360"/>
+      </w:pPr>
+      <w:rPr>
+        <w:rFonts w:ascii="Wingdings" w:hAnsi="Wingdings" w:hint="default"/>
+        <w:sz w:val="20"/>
+      </w:rPr>
+    </w:lvl>
+    <w:lvl w:ilvl="6" w:tentative="1">
+      <w:start w:val="1"/>
+      <w:numFmt w:val="bullet"/>
+      <w:lvlText w:val=""/>
+      <w:lvlJc w:val="left"/>
+      <w:pPr>
+        <w:tabs>
+          <w:tab w:val="num" w:pos="5040"/>
+        </w:tabs>
+        <w:ind w:left="5040" w:hanging="360"/>
+      </w:pPr>
+      <w:rPr>
+        <w:rFonts w:ascii="Wingdings" w:hAnsi="Wingdings" w:hint="default"/>
+        <w:sz w:val="20"/>
+      </w:rPr>
+    </w:lvl>
+    <w:lvl w:ilvl="7" w:tentative="1">
+      <w:start w:val="1"/>
+      <w:numFmt w:val="bullet"/>
+      <w:lvlText w:val=""/>
+      <w:lvlJc w:val="left"/>
+      <w:pPr>
+        <w:tabs>
+          <w:tab w:val="num" w:pos="5760"/>
+        </w:tabs>
+        <w:ind w:left="5760" w:hanging="360"/>
+      </w:pPr>
+      <w:rPr>
+        <w:rFonts w:ascii="Wingdings" w:hAnsi="Wingdings" w:hint="default"/>
+        <w:sz w:val="20"/>
+      </w:rPr>
+    </w:lvl>
+    <w:lvl w:ilvl="8" w:tentative="1">
+      <w:start w:val="1"/>
+      <w:numFmt w:val="bullet"/>
+      <w:lvlText w:val=""/>
+      <w:lvlJc w:val="left"/>
+      <w:pPr>
+        <w:tabs>
+          <w:tab w:val="num" w:pos="6480"/>
+        </w:tabs>
+        <w:ind w:left="6480" w:hanging="360"/>
+      </w:pPr>
+      <w:rPr>
+        <w:rFonts w:ascii="Wingdings" w:hAnsi="Wingdings" w:hint="default"/>
+        <w:sz w:val="20"/>
+      </w:rPr>
+    </w:lvl>
+  </w:abstractNum>
+  <w:abstractNum w:abstractNumId="2" w15:restartNumberingAfterBreak="0">
     <w:nsid w:val="0D442649"/>
     <w:multiLevelType w:val="hybridMultilevel"/>
     <w:tmpl w:val="009467DC"/>
@@ -11561,7 +14373,7 @@
       </w:rPr>
     </w:lvl>
   </w:abstractNum>
-  <w:abstractNum w:abstractNumId="2" w15:restartNumberingAfterBreak="0">
+  <w:abstractNum w:abstractNumId="3" w15:restartNumberingAfterBreak="0">
     <w:nsid w:val="15A33FDE"/>
     <w:multiLevelType w:val="hybridMultilevel"/>
     <w:tmpl w:val="B9BC1058"/>
@@ -11647,7 +14459,7 @@
       </w:pPr>
     </w:lvl>
   </w:abstractNum>
-  <w:abstractNum w:abstractNumId="3" w15:restartNumberingAfterBreak="0">
+  <w:abstractNum w:abstractNumId="4" w15:restartNumberingAfterBreak="0">
     <w:nsid w:val="19871455"/>
     <w:multiLevelType w:val="hybridMultilevel"/>
     <w:tmpl w:val="9210DE0A"/>
@@ -11737,7 +14549,120 @@
       </w:pPr>
     </w:lvl>
   </w:abstractNum>
-  <w:abstractNum w:abstractNumId="4" w15:restartNumberingAfterBreak="0">
+  <w:abstractNum w:abstractNumId="5" w15:restartNumberingAfterBreak="0">
+    <w:nsid w:val="19BC031D"/>
+    <w:multiLevelType w:val="hybridMultilevel"/>
+    <w:tmpl w:val="622A7000"/>
+    <w:lvl w:ilvl="0" w:tplc="C6DC99CE">
+      <w:start w:val="1"/>
+      <w:numFmt w:val="bullet"/>
+      <w:lvlText w:val=""/>
+      <w:lvlJc w:val="left"/>
+      <w:pPr>
+        <w:ind w:left="720" w:hanging="360"/>
+      </w:pPr>
+      <w:rPr>
+        <w:rFonts w:ascii="Symbol" w:hAnsi="Symbol" w:hint="default"/>
+      </w:rPr>
+    </w:lvl>
+    <w:lvl w:ilvl="1" w:tplc="04090003" w:tentative="1">
+      <w:start w:val="1"/>
+      <w:numFmt w:val="bullet"/>
+      <w:lvlText w:val="o"/>
+      <w:lvlJc w:val="left"/>
+      <w:pPr>
+        <w:ind w:left="1440" w:hanging="360"/>
+      </w:pPr>
+      <w:rPr>
+        <w:rFonts w:ascii="Courier New" w:hAnsi="Courier New" w:cs="Courier New" w:hint="default"/>
+      </w:rPr>
+    </w:lvl>
+    <w:lvl w:ilvl="2" w:tplc="04090005" w:tentative="1">
+      <w:start w:val="1"/>
+      <w:numFmt w:val="bullet"/>
+      <w:lvlText w:val=""/>
+      <w:lvlJc w:val="left"/>
+      <w:pPr>
+        <w:ind w:left="2160" w:hanging="360"/>
+      </w:pPr>
+      <w:rPr>
+        <w:rFonts w:ascii="Wingdings" w:hAnsi="Wingdings" w:hint="default"/>
+      </w:rPr>
+    </w:lvl>
+    <w:lvl w:ilvl="3" w:tplc="04090001" w:tentative="1">
+      <w:start w:val="1"/>
+      <w:numFmt w:val="bullet"/>
+      <w:lvlText w:val=""/>
+      <w:lvlJc w:val="left"/>
+      <w:pPr>
+        <w:ind w:left="2880" w:hanging="360"/>
+      </w:pPr>
+      <w:rPr>
+        <w:rFonts w:ascii="Symbol" w:hAnsi="Symbol" w:hint="default"/>
+      </w:rPr>
+    </w:lvl>
+    <w:lvl w:ilvl="4" w:tplc="04090003" w:tentative="1">
+      <w:start w:val="1"/>
+      <w:numFmt w:val="bullet"/>
+      <w:lvlText w:val="o"/>
+      <w:lvlJc w:val="left"/>
+      <w:pPr>
+        <w:ind w:left="3600" w:hanging="360"/>
+      </w:pPr>
+      <w:rPr>
+        <w:rFonts w:ascii="Courier New" w:hAnsi="Courier New" w:cs="Courier New" w:hint="default"/>
+      </w:rPr>
+    </w:lvl>
+    <w:lvl w:ilvl="5" w:tplc="04090005" w:tentative="1">
+      <w:start w:val="1"/>
+      <w:numFmt w:val="bullet"/>
+      <w:lvlText w:val=""/>
+      <w:lvlJc w:val="left"/>
+      <w:pPr>
+        <w:ind w:left="4320" w:hanging="360"/>
+      </w:pPr>
+      <w:rPr>
+        <w:rFonts w:ascii="Wingdings" w:hAnsi="Wingdings" w:hint="default"/>
+      </w:rPr>
+    </w:lvl>
+    <w:lvl w:ilvl="6" w:tplc="04090001" w:tentative="1">
+      <w:start w:val="1"/>
+      <w:numFmt w:val="bullet"/>
+      <w:lvlText w:val=""/>
+      <w:lvlJc w:val="left"/>
+      <w:pPr>
+        <w:ind w:left="5040" w:hanging="360"/>
+      </w:pPr>
+      <w:rPr>
+        <w:rFonts w:ascii="Symbol" w:hAnsi="Symbol" w:hint="default"/>
+      </w:rPr>
+    </w:lvl>
+    <w:lvl w:ilvl="7" w:tplc="04090003" w:tentative="1">
+      <w:start w:val="1"/>
+      <w:numFmt w:val="bullet"/>
+      <w:lvlText w:val="o"/>
+      <w:lvlJc w:val="left"/>
+      <w:pPr>
+        <w:ind w:left="5760" w:hanging="360"/>
+      </w:pPr>
+      <w:rPr>
+        <w:rFonts w:ascii="Courier New" w:hAnsi="Courier New" w:cs="Courier New" w:hint="default"/>
+      </w:rPr>
+    </w:lvl>
+    <w:lvl w:ilvl="8" w:tplc="04090005" w:tentative="1">
+      <w:start w:val="1"/>
+      <w:numFmt w:val="bullet"/>
+      <w:lvlText w:val=""/>
+      <w:lvlJc w:val="left"/>
+      <w:pPr>
+        <w:ind w:left="6480" w:hanging="360"/>
+      </w:pPr>
+      <w:rPr>
+        <w:rFonts w:ascii="Wingdings" w:hAnsi="Wingdings" w:hint="default"/>
+      </w:rPr>
+    </w:lvl>
+  </w:abstractNum>
+  <w:abstractNum w:abstractNumId="6" w15:restartNumberingAfterBreak="0">
     <w:nsid w:val="1A973AEF"/>
     <w:multiLevelType w:val="hybridMultilevel"/>
     <w:tmpl w:val="36A4820A"/>
@@ -11850,7 +14775,7 @@
       </w:rPr>
     </w:lvl>
   </w:abstractNum>
-  <w:abstractNum w:abstractNumId="5" w15:restartNumberingAfterBreak="0">
+  <w:abstractNum w:abstractNumId="7" w15:restartNumberingAfterBreak="0">
     <w:nsid w:val="1C2447A2"/>
     <w:multiLevelType w:val="hybridMultilevel"/>
     <w:tmpl w:val="D0DAE0AA"/>
@@ -11963,7 +14888,7 @@
       </w:rPr>
     </w:lvl>
   </w:abstractNum>
-  <w:abstractNum w:abstractNumId="6" w15:restartNumberingAfterBreak="0">
+  <w:abstractNum w:abstractNumId="8" w15:restartNumberingAfterBreak="0">
     <w:nsid w:val="207E3F9B"/>
     <w:multiLevelType w:val="hybridMultilevel"/>
     <w:tmpl w:val="A38261C4"/>
@@ -12076,7 +15001,7 @@
       </w:rPr>
     </w:lvl>
   </w:abstractNum>
-  <w:abstractNum w:abstractNumId="7" w15:restartNumberingAfterBreak="0">
+  <w:abstractNum w:abstractNumId="9" w15:restartNumberingAfterBreak="0">
     <w:nsid w:val="215034BC"/>
     <w:multiLevelType w:val="hybridMultilevel"/>
     <w:tmpl w:val="B7F81DC0"/>
@@ -12162,7 +15087,7 @@
       </w:pPr>
     </w:lvl>
   </w:abstractNum>
-  <w:abstractNum w:abstractNumId="8" w15:restartNumberingAfterBreak="0">
+  <w:abstractNum w:abstractNumId="10" w15:restartNumberingAfterBreak="0">
     <w:nsid w:val="24DA026F"/>
     <w:multiLevelType w:val="multilevel"/>
     <w:tmpl w:val="0BC4C7B8"/>
@@ -12311,7 +15236,120 @@
       </w:rPr>
     </w:lvl>
   </w:abstractNum>
-  <w:abstractNum w:abstractNumId="9" w15:restartNumberingAfterBreak="0">
+  <w:abstractNum w:abstractNumId="11" w15:restartNumberingAfterBreak="0">
+    <w:nsid w:val="269E2BE4"/>
+    <w:multiLevelType w:val="hybridMultilevel"/>
+    <w:tmpl w:val="0C4E4C38"/>
+    <w:lvl w:ilvl="0" w:tplc="C6DC99CE">
+      <w:start w:val="1"/>
+      <w:numFmt w:val="bullet"/>
+      <w:lvlText w:val=""/>
+      <w:lvlJc w:val="left"/>
+      <w:pPr>
+        <w:ind w:left="720" w:hanging="360"/>
+      </w:pPr>
+      <w:rPr>
+        <w:rFonts w:ascii="Symbol" w:hAnsi="Symbol" w:hint="default"/>
+      </w:rPr>
+    </w:lvl>
+    <w:lvl w:ilvl="1" w:tplc="04090003">
+      <w:start w:val="1"/>
+      <w:numFmt w:val="bullet"/>
+      <w:lvlText w:val="o"/>
+      <w:lvlJc w:val="left"/>
+      <w:pPr>
+        <w:ind w:left="1440" w:hanging="360"/>
+      </w:pPr>
+      <w:rPr>
+        <w:rFonts w:ascii="Courier New" w:hAnsi="Courier New" w:cs="Courier New" w:hint="default"/>
+      </w:rPr>
+    </w:lvl>
+    <w:lvl w:ilvl="2" w:tplc="04090005" w:tentative="1">
+      <w:start w:val="1"/>
+      <w:numFmt w:val="bullet"/>
+      <w:lvlText w:val=""/>
+      <w:lvlJc w:val="left"/>
+      <w:pPr>
+        <w:ind w:left="2160" w:hanging="360"/>
+      </w:pPr>
+      <w:rPr>
+        <w:rFonts w:ascii="Wingdings" w:hAnsi="Wingdings" w:hint="default"/>
+      </w:rPr>
+    </w:lvl>
+    <w:lvl w:ilvl="3" w:tplc="04090001" w:tentative="1">
+      <w:start w:val="1"/>
+      <w:numFmt w:val="bullet"/>
+      <w:lvlText w:val=""/>
+      <w:lvlJc w:val="left"/>
+      <w:pPr>
+        <w:ind w:left="2880" w:hanging="360"/>
+      </w:pPr>
+      <w:rPr>
+        <w:rFonts w:ascii="Symbol" w:hAnsi="Symbol" w:hint="default"/>
+      </w:rPr>
+    </w:lvl>
+    <w:lvl w:ilvl="4" w:tplc="04090003" w:tentative="1">
+      <w:start w:val="1"/>
+      <w:numFmt w:val="bullet"/>
+      <w:lvlText w:val="o"/>
+      <w:lvlJc w:val="left"/>
+      <w:pPr>
+        <w:ind w:left="3600" w:hanging="360"/>
+      </w:pPr>
+      <w:rPr>
+        <w:rFonts w:ascii="Courier New" w:hAnsi="Courier New" w:cs="Courier New" w:hint="default"/>
+      </w:rPr>
+    </w:lvl>
+    <w:lvl w:ilvl="5" w:tplc="04090005" w:tentative="1">
+      <w:start w:val="1"/>
+      <w:numFmt w:val="bullet"/>
+      <w:lvlText w:val=""/>
+      <w:lvlJc w:val="left"/>
+      <w:pPr>
+        <w:ind w:left="4320" w:hanging="360"/>
+      </w:pPr>
+      <w:rPr>
+        <w:rFonts w:ascii="Wingdings" w:hAnsi="Wingdings" w:hint="default"/>
+      </w:rPr>
+    </w:lvl>
+    <w:lvl w:ilvl="6" w:tplc="04090001" w:tentative="1">
+      <w:start w:val="1"/>
+      <w:numFmt w:val="bullet"/>
+      <w:lvlText w:val=""/>
+      <w:lvlJc w:val="left"/>
+      <w:pPr>
+        <w:ind w:left="5040" w:hanging="360"/>
+      </w:pPr>
+      <w:rPr>
+        <w:rFonts w:ascii="Symbol" w:hAnsi="Symbol" w:hint="default"/>
+      </w:rPr>
+    </w:lvl>
+    <w:lvl w:ilvl="7" w:tplc="04090003" w:tentative="1">
+      <w:start w:val="1"/>
+      <w:numFmt w:val="bullet"/>
+      <w:lvlText w:val="o"/>
+      <w:lvlJc w:val="left"/>
+      <w:pPr>
+        <w:ind w:left="5760" w:hanging="360"/>
+      </w:pPr>
+      <w:rPr>
+        <w:rFonts w:ascii="Courier New" w:hAnsi="Courier New" w:cs="Courier New" w:hint="default"/>
+      </w:rPr>
+    </w:lvl>
+    <w:lvl w:ilvl="8" w:tplc="04090005" w:tentative="1">
+      <w:start w:val="1"/>
+      <w:numFmt w:val="bullet"/>
+      <w:lvlText w:val=""/>
+      <w:lvlJc w:val="left"/>
+      <w:pPr>
+        <w:ind w:left="6480" w:hanging="360"/>
+      </w:pPr>
+      <w:rPr>
+        <w:rFonts w:ascii="Wingdings" w:hAnsi="Wingdings" w:hint="default"/>
+      </w:rPr>
+    </w:lvl>
+  </w:abstractNum>
+  <w:abstractNum w:abstractNumId="12" w15:restartNumberingAfterBreak="0">
     <w:nsid w:val="2D060CA9"/>
     <w:multiLevelType w:val="multilevel"/>
     <w:tmpl w:val="E7C05232"/>
@@ -12424,7 +15462,120 @@
       </w:pPr>
     </w:lvl>
   </w:abstractNum>
-  <w:abstractNum w:abstractNumId="10" w15:restartNumberingAfterBreak="0">
+  <w:abstractNum w:abstractNumId="13" w15:restartNumberingAfterBreak="0">
+    <w:nsid w:val="2EFF373F"/>
+    <w:multiLevelType w:val="hybridMultilevel"/>
+    <w:tmpl w:val="61709AEA"/>
+    <w:lvl w:ilvl="0" w:tplc="04090001">
+      <w:start w:val="1"/>
+      <w:numFmt w:val="bullet"/>
+      <w:lvlText w:val=""/>
+      <w:lvlJc w:val="left"/>
+      <w:pPr>
+        <w:ind w:left="720" w:hanging="360"/>
+      </w:pPr>
+      <w:rPr>
+        <w:rFonts w:ascii="Symbol" w:hAnsi="Symbol" w:hint="default"/>
+      </w:rPr>
+    </w:lvl>
+    <w:lvl w:ilvl="1" w:tplc="04090003" w:tentative="1">
+      <w:start w:val="1"/>
+      <w:numFmt w:val="bullet"/>
+      <w:lvlText w:val="o"/>
+      <w:lvlJc w:val="left"/>
+      <w:pPr>
+        <w:ind w:left="1440" w:hanging="360"/>
+      </w:pPr>
+      <w:rPr>
+        <w:rFonts w:ascii="Courier New" w:hAnsi="Courier New" w:cs="Courier New" w:hint="default"/>
+      </w:rPr>
+    </w:lvl>
+    <w:lvl w:ilvl="2" w:tplc="04090005" w:tentative="1">
+      <w:start w:val="1"/>
+      <w:numFmt w:val="bullet"/>
+      <w:lvlText w:val=""/>
+      <w:lvlJc w:val="left"/>
+      <w:pPr>
+        <w:ind w:left="2160" w:hanging="360"/>
+      </w:pPr>
+      <w:rPr>
+        <w:rFonts w:ascii="Wingdings" w:hAnsi="Wingdings" w:hint="default"/>
+      </w:rPr>
+    </w:lvl>
+    <w:lvl w:ilvl="3" w:tplc="04090001" w:tentative="1">
+      <w:start w:val="1"/>
+      <w:numFmt w:val="bullet"/>
+      <w:lvlText w:val=""/>
+      <w:lvlJc w:val="left"/>
+      <w:pPr>
+        <w:ind w:left="2880" w:hanging="360"/>
+      </w:pPr>
+      <w:rPr>
+        <w:rFonts w:ascii="Symbol" w:hAnsi="Symbol" w:hint="default"/>
+      </w:rPr>
+    </w:lvl>
+    <w:lvl w:ilvl="4" w:tplc="04090003" w:tentative="1">
+      <w:start w:val="1"/>
+      <w:numFmt w:val="bullet"/>
+      <w:lvlText w:val="o"/>
+      <w:lvlJc w:val="left"/>
+      <w:pPr>
+        <w:ind w:left="3600" w:hanging="360"/>
+      </w:pPr>
+      <w:rPr>
+        <w:rFonts w:ascii="Courier New" w:hAnsi="Courier New" w:cs="Courier New" w:hint="default"/>
+      </w:rPr>
+    </w:lvl>
+    <w:lvl w:ilvl="5" w:tplc="04090005" w:tentative="1">
+      <w:start w:val="1"/>
+      <w:numFmt w:val="bullet"/>
+      <w:lvlText w:val=""/>
+      <w:lvlJc w:val="left"/>
+      <w:pPr>
+        <w:ind w:left="4320" w:hanging="360"/>
+      </w:pPr>
+      <w:rPr>
+        <w:rFonts w:ascii="Wingdings" w:hAnsi="Wingdings" w:hint="default"/>
+      </w:rPr>
+    </w:lvl>
+    <w:lvl w:ilvl="6" w:tplc="04090001" w:tentative="1">
+      <w:start w:val="1"/>
+      <w:numFmt w:val="bullet"/>
+      <w:lvlText w:val=""/>
+      <w:lvlJc w:val="left"/>
+      <w:pPr>
+        <w:ind w:left="5040" w:hanging="360"/>
+      </w:pPr>
+      <w:rPr>
+        <w:rFonts w:ascii="Symbol" w:hAnsi="Symbol" w:hint="default"/>
+      </w:rPr>
+    </w:lvl>
+    <w:lvl w:ilvl="7" w:tplc="04090003" w:tentative="1">
+      <w:start w:val="1"/>
+      <w:numFmt w:val="bullet"/>
+      <w:lvlText w:val="o"/>
+      <w:lvlJc w:val="left"/>
+      <w:pPr>
+        <w:ind w:left="5760" w:hanging="360"/>
+      </w:pPr>
+      <w:rPr>
+        <w:rFonts w:ascii="Courier New" w:hAnsi="Courier New" w:cs="Courier New" w:hint="default"/>
+      </w:rPr>
+    </w:lvl>
+    <w:lvl w:ilvl="8" w:tplc="04090005" w:tentative="1">
+      <w:start w:val="1"/>
+      <w:numFmt w:val="bullet"/>
+      <w:lvlText w:val=""/>
+      <w:lvlJc w:val="left"/>
+      <w:pPr>
+        <w:ind w:left="6480" w:hanging="360"/>
+      </w:pPr>
+      <w:rPr>
+        <w:rFonts w:ascii="Wingdings" w:hAnsi="Wingdings" w:hint="default"/>
+      </w:rPr>
+    </w:lvl>
+  </w:abstractNum>
+  <w:abstractNum w:abstractNumId="14" w15:restartNumberingAfterBreak="0">
     <w:nsid w:val="2F0B7FF6"/>
     <w:multiLevelType w:val="multilevel"/>
     <w:tmpl w:val="B59CADD0"/>
@@ -12573,7 +15724,7 @@
       </w:rPr>
     </w:lvl>
   </w:abstractNum>
-  <w:abstractNum w:abstractNumId="11" w15:restartNumberingAfterBreak="0">
+  <w:abstractNum w:abstractNumId="15" w15:restartNumberingAfterBreak="0">
     <w:nsid w:val="379C281A"/>
     <w:multiLevelType w:val="multilevel"/>
     <w:tmpl w:val="67B4027A"/>
@@ -12722,7 +15873,128 @@
       </w:rPr>
     </w:lvl>
   </w:abstractNum>
-  <w:abstractNum w:abstractNumId="12" w15:restartNumberingAfterBreak="0">
+  <w:abstractNum w:abstractNumId="16" w15:restartNumberingAfterBreak="0">
+    <w:nsid w:val="3A0A5580"/>
+    <w:multiLevelType w:val="multilevel"/>
+    <w:tmpl w:val="30E08E36"/>
+    <w:lvl w:ilvl="0">
+      <w:start w:val="1"/>
+      <w:numFmt w:val="decimal"/>
+      <w:lvlText w:val="%1."/>
+      <w:lvlJc w:val="left"/>
+      <w:pPr>
+        <w:tabs>
+          <w:tab w:val="num" w:pos="720"/>
+        </w:tabs>
+        <w:ind w:left="720" w:hanging="360"/>
+      </w:pPr>
+      <w:rPr>
+        <w:b/>
+        <w:bCs/>
+      </w:rPr>
+    </w:lvl>
+    <w:lvl w:ilvl="1">
+      <w:start w:val="1"/>
+      <w:numFmt w:val="bullet"/>
+      <w:lvlText w:val="o"/>
+      <w:lvlJc w:val="left"/>
+      <w:pPr>
+        <w:tabs>
+          <w:tab w:val="num" w:pos="1440"/>
+        </w:tabs>
+        <w:ind w:left="1440" w:hanging="360"/>
+      </w:pPr>
+      <w:rPr>
+        <w:rFonts w:ascii="Courier New" w:hAnsi="Courier New" w:hint="default"/>
+        <w:sz w:val="20"/>
+      </w:rPr>
+    </w:lvl>
+    <w:lvl w:ilvl="2" w:tentative="1">
+      <w:start w:val="1"/>
+      <w:numFmt w:val="decimal"/>
+      <w:lvlText w:val="%3."/>
+      <w:lvlJc w:val="left"/>
+      <w:pPr>
+        <w:tabs>
+          <w:tab w:val="num" w:pos="2160"/>
+        </w:tabs>
+        <w:ind w:left="2160" w:hanging="360"/>
+      </w:pPr>
+    </w:lvl>
+    <w:lvl w:ilvl="3" w:tentative="1">
+      <w:start w:val="1"/>
+      <w:numFmt w:val="decimal"/>
+      <w:lvlText w:val="%4."/>
+      <w:lvlJc w:val="left"/>
+      <w:pPr>
+        <w:tabs>
+          <w:tab w:val="num" w:pos="2880"/>
+        </w:tabs>
+        <w:ind w:left="2880" w:hanging="360"/>
+      </w:pPr>
+    </w:lvl>
+    <w:lvl w:ilvl="4" w:tentative="1">
+      <w:start w:val="1"/>
+      <w:numFmt w:val="decimal"/>
+      <w:lvlText w:val="%5."/>
+      <w:lvlJc w:val="left"/>
+      <w:pPr>
+        <w:tabs>
+          <w:tab w:val="num" w:pos="3600"/>
+        </w:tabs>
+        <w:ind w:left="3600" w:hanging="360"/>
+      </w:pPr>
+    </w:lvl>
+    <w:lvl w:ilvl="5" w:tentative="1">
+      <w:start w:val="1"/>
+      <w:numFmt w:val="decimal"/>
+      <w:lvlText w:val="%6."/>
+      <w:lvlJc w:val="left"/>
+      <w:pPr>
+        <w:tabs>
+          <w:tab w:val="num" w:pos="4320"/>
+        </w:tabs>
+        <w:ind w:left="4320" w:hanging="360"/>
+      </w:pPr>
+    </w:lvl>
+    <w:lvl w:ilvl="6" w:tentative="1">
+      <w:start w:val="1"/>
+      <w:numFmt w:val="decimal"/>
+      <w:lvlText w:val="%7."/>
+      <w:lvlJc w:val="left"/>
+      <w:pPr>
+        <w:tabs>
+          <w:tab w:val="num" w:pos="5040"/>
+        </w:tabs>
+        <w:ind w:left="5040" w:hanging="360"/>
+      </w:pPr>
+    </w:lvl>
+    <w:lvl w:ilvl="7" w:tentative="1">
+      <w:start w:val="1"/>
+      <w:numFmt w:val="decimal"/>
+      <w:lvlText w:val="%8."/>
+      <w:lvlJc w:val="left"/>
+      <w:pPr>
+        <w:tabs>
+          <w:tab w:val="num" w:pos="5760"/>
+        </w:tabs>
+        <w:ind w:left="5760" w:hanging="360"/>
+      </w:pPr>
+    </w:lvl>
+    <w:lvl w:ilvl="8" w:tentative="1">
+      <w:start w:val="1"/>
+      <w:numFmt w:val="decimal"/>
+      <w:lvlText w:val="%9."/>
+      <w:lvlJc w:val="left"/>
+      <w:pPr>
+        <w:tabs>
+          <w:tab w:val="num" w:pos="6480"/>
+        </w:tabs>
+        <w:ind w:left="6480" w:hanging="360"/>
+      </w:pPr>
+    </w:lvl>
+  </w:abstractNum>
+  <w:abstractNum w:abstractNumId="17" w15:restartNumberingAfterBreak="0">
     <w:nsid w:val="3A227B9E"/>
     <w:multiLevelType w:val="hybridMultilevel"/>
     <w:tmpl w:val="54C464A8"/>
@@ -12835,7 +16107,7 @@
       </w:rPr>
     </w:lvl>
   </w:abstractNum>
-  <w:abstractNum w:abstractNumId="13" w15:restartNumberingAfterBreak="0">
+  <w:abstractNum w:abstractNumId="18" w15:restartNumberingAfterBreak="0">
     <w:nsid w:val="45296ED4"/>
     <w:multiLevelType w:val="multilevel"/>
     <w:tmpl w:val="C05E6118"/>
@@ -12952,7 +16224,346 @@
       </w:pPr>
     </w:lvl>
   </w:abstractNum>
-  <w:abstractNum w:abstractNumId="14" w15:restartNumberingAfterBreak="0">
+  <w:abstractNum w:abstractNumId="19" w15:restartNumberingAfterBreak="0">
+    <w:nsid w:val="4D754668"/>
+    <w:multiLevelType w:val="hybridMultilevel"/>
+    <w:tmpl w:val="9DE6F0E4"/>
+    <w:lvl w:ilvl="0" w:tplc="04090001">
+      <w:start w:val="1"/>
+      <w:numFmt w:val="bullet"/>
+      <w:lvlText w:val=""/>
+      <w:lvlJc w:val="left"/>
+      <w:pPr>
+        <w:ind w:left="720" w:hanging="360"/>
+      </w:pPr>
+      <w:rPr>
+        <w:rFonts w:ascii="Symbol" w:hAnsi="Symbol" w:hint="default"/>
+      </w:rPr>
+    </w:lvl>
+    <w:lvl w:ilvl="1" w:tplc="04090003">
+      <w:start w:val="1"/>
+      <w:numFmt w:val="bullet"/>
+      <w:lvlText w:val="o"/>
+      <w:lvlJc w:val="left"/>
+      <w:pPr>
+        <w:ind w:left="1440" w:hanging="360"/>
+      </w:pPr>
+      <w:rPr>
+        <w:rFonts w:ascii="Courier New" w:hAnsi="Courier New" w:cs="Courier New" w:hint="default"/>
+      </w:rPr>
+    </w:lvl>
+    <w:lvl w:ilvl="2" w:tplc="04090005" w:tentative="1">
+      <w:start w:val="1"/>
+      <w:numFmt w:val="bullet"/>
+      <w:lvlText w:val=""/>
+      <w:lvlJc w:val="left"/>
+      <w:pPr>
+        <w:ind w:left="2160" w:hanging="360"/>
+      </w:pPr>
+      <w:rPr>
+        <w:rFonts w:ascii="Wingdings" w:hAnsi="Wingdings" w:hint="default"/>
+      </w:rPr>
+    </w:lvl>
+    <w:lvl w:ilvl="3" w:tplc="04090001" w:tentative="1">
+      <w:start w:val="1"/>
+      <w:numFmt w:val="bullet"/>
+      <w:lvlText w:val=""/>
+      <w:lvlJc w:val="left"/>
+      <w:pPr>
+        <w:ind w:left="2880" w:hanging="360"/>
+      </w:pPr>
+      <w:rPr>
+        <w:rFonts w:ascii="Symbol" w:hAnsi="Symbol" w:hint="default"/>
+      </w:rPr>
+    </w:lvl>
+    <w:lvl w:ilvl="4" w:tplc="04090003" w:tentative="1">
+      <w:start w:val="1"/>
+      <w:numFmt w:val="bullet"/>
+      <w:lvlText w:val="o"/>
+      <w:lvlJc w:val="left"/>
+      <w:pPr>
+        <w:ind w:left="3600" w:hanging="360"/>
+      </w:pPr>
+      <w:rPr>
+        <w:rFonts w:ascii="Courier New" w:hAnsi="Courier New" w:cs="Courier New" w:hint="default"/>
+      </w:rPr>
+    </w:lvl>
+    <w:lvl w:ilvl="5" w:tplc="04090005" w:tentative="1">
+      <w:start w:val="1"/>
+      <w:numFmt w:val="bullet"/>
+      <w:lvlText w:val=""/>
+      <w:lvlJc w:val="left"/>
+      <w:pPr>
+        <w:ind w:left="4320" w:hanging="360"/>
+      </w:pPr>
+      <w:rPr>
+        <w:rFonts w:ascii="Wingdings" w:hAnsi="Wingdings" w:hint="default"/>
+      </w:rPr>
+    </w:lvl>
+    <w:lvl w:ilvl="6" w:tplc="04090001" w:tentative="1">
+      <w:start w:val="1"/>
+      <w:numFmt w:val="bullet"/>
+      <w:lvlText w:val=""/>
+      <w:lvlJc w:val="left"/>
+      <w:pPr>
+        <w:ind w:left="5040" w:hanging="360"/>
+      </w:pPr>
+      <w:rPr>
+        <w:rFonts w:ascii="Symbol" w:hAnsi="Symbol" w:hint="default"/>
+      </w:rPr>
+    </w:lvl>
+    <w:lvl w:ilvl="7" w:tplc="04090003" w:tentative="1">
+      <w:start w:val="1"/>
+      <w:numFmt w:val="bullet"/>
+      <w:lvlText w:val="o"/>
+      <w:lvlJc w:val="left"/>
+      <w:pPr>
+        <w:ind w:left="5760" w:hanging="360"/>
+      </w:pPr>
+      <w:rPr>
+        <w:rFonts w:ascii="Courier New" w:hAnsi="Courier New" w:cs="Courier New" w:hint="default"/>
+      </w:rPr>
+    </w:lvl>
+    <w:lvl w:ilvl="8" w:tplc="04090005" w:tentative="1">
+      <w:start w:val="1"/>
+      <w:numFmt w:val="bullet"/>
+      <w:lvlText w:val=""/>
+      <w:lvlJc w:val="left"/>
+      <w:pPr>
+        <w:ind w:left="6480" w:hanging="360"/>
+      </w:pPr>
+      <w:rPr>
+        <w:rFonts w:ascii="Wingdings" w:hAnsi="Wingdings" w:hint="default"/>
+      </w:rPr>
+    </w:lvl>
+  </w:abstractNum>
+  <w:abstractNum w:abstractNumId="20" w15:restartNumberingAfterBreak="0">
+    <w:nsid w:val="54F220BB"/>
+    <w:multiLevelType w:val="hybridMultilevel"/>
+    <w:tmpl w:val="B6880B3C"/>
+    <w:lvl w:ilvl="0" w:tplc="04090001">
+      <w:start w:val="1"/>
+      <w:numFmt w:val="bullet"/>
+      <w:lvlText w:val=""/>
+      <w:lvlJc w:val="left"/>
+      <w:pPr>
+        <w:ind w:left="1440" w:hanging="360"/>
+      </w:pPr>
+      <w:rPr>
+        <w:rFonts w:ascii="Symbol" w:hAnsi="Symbol" w:hint="default"/>
+      </w:rPr>
+    </w:lvl>
+    <w:lvl w:ilvl="1" w:tplc="04090003" w:tentative="1">
+      <w:start w:val="1"/>
+      <w:numFmt w:val="bullet"/>
+      <w:lvlText w:val="o"/>
+      <w:lvlJc w:val="left"/>
+      <w:pPr>
+        <w:ind w:left="2160" w:hanging="360"/>
+      </w:pPr>
+      <w:rPr>
+        <w:rFonts w:ascii="Courier New" w:hAnsi="Courier New" w:cs="Courier New" w:hint="default"/>
+      </w:rPr>
+    </w:lvl>
+    <w:lvl w:ilvl="2" w:tplc="04090005" w:tentative="1">
+      <w:start w:val="1"/>
+      <w:numFmt w:val="bullet"/>
+      <w:lvlText w:val=""/>
+      <w:lvlJc w:val="left"/>
+      <w:pPr>
+        <w:ind w:left="2880" w:hanging="360"/>
+      </w:pPr>
+      <w:rPr>
+        <w:rFonts w:ascii="Wingdings" w:hAnsi="Wingdings" w:hint="default"/>
+      </w:rPr>
+    </w:lvl>
+    <w:lvl w:ilvl="3" w:tplc="04090001" w:tentative="1">
+      <w:start w:val="1"/>
+      <w:numFmt w:val="bullet"/>
+      <w:lvlText w:val=""/>
+      <w:lvlJc w:val="left"/>
+      <w:pPr>
+        <w:ind w:left="3600" w:hanging="360"/>
+      </w:pPr>
+      <w:rPr>
+        <w:rFonts w:ascii="Symbol" w:hAnsi="Symbol" w:hint="default"/>
+      </w:rPr>
+    </w:lvl>
+    <w:lvl w:ilvl="4" w:tplc="04090003" w:tentative="1">
+      <w:start w:val="1"/>
+      <w:numFmt w:val="bullet"/>
+      <w:lvlText w:val="o"/>
+      <w:lvlJc w:val="left"/>
+      <w:pPr>
+        <w:ind w:left="4320" w:hanging="360"/>
+      </w:pPr>
+      <w:rPr>
+        <w:rFonts w:ascii="Courier New" w:hAnsi="Courier New" w:cs="Courier New" w:hint="default"/>
+      </w:rPr>
+    </w:lvl>
+    <w:lvl w:ilvl="5" w:tplc="04090005" w:tentative="1">
+      <w:start w:val="1"/>
+      <w:numFmt w:val="bullet"/>
+      <w:lvlText w:val=""/>
+      <w:lvlJc w:val="left"/>
+      <w:pPr>
+        <w:ind w:left="5040" w:hanging="360"/>
+      </w:pPr>
+      <w:rPr>
+        <w:rFonts w:ascii="Wingdings" w:hAnsi="Wingdings" w:hint="default"/>
+      </w:rPr>
+    </w:lvl>
+    <w:lvl w:ilvl="6" w:tplc="04090001" w:tentative="1">
+      <w:start w:val="1"/>
+      <w:numFmt w:val="bullet"/>
+      <w:lvlText w:val=""/>
+      <w:lvlJc w:val="left"/>
+      <w:pPr>
+        <w:ind w:left="5760" w:hanging="360"/>
+      </w:pPr>
+      <w:rPr>
+        <w:rFonts w:ascii="Symbol" w:hAnsi="Symbol" w:hint="default"/>
+      </w:rPr>
+    </w:lvl>
+    <w:lvl w:ilvl="7" w:tplc="04090003" w:tentative="1">
+      <w:start w:val="1"/>
+      <w:numFmt w:val="bullet"/>
+      <w:lvlText w:val="o"/>
+      <w:lvlJc w:val="left"/>
+      <w:pPr>
+        <w:ind w:left="6480" w:hanging="360"/>
+      </w:pPr>
+      <w:rPr>
+        <w:rFonts w:ascii="Courier New" w:hAnsi="Courier New" w:cs="Courier New" w:hint="default"/>
+      </w:rPr>
+    </w:lvl>
+    <w:lvl w:ilvl="8" w:tplc="04090005" w:tentative="1">
+      <w:start w:val="1"/>
+      <w:numFmt w:val="bullet"/>
+      <w:lvlText w:val=""/>
+      <w:lvlJc w:val="left"/>
+      <w:pPr>
+        <w:ind w:left="7200" w:hanging="360"/>
+      </w:pPr>
+      <w:rPr>
+        <w:rFonts w:ascii="Wingdings" w:hAnsi="Wingdings" w:hint="default"/>
+      </w:rPr>
+    </w:lvl>
+  </w:abstractNum>
+  <w:abstractNum w:abstractNumId="21" w15:restartNumberingAfterBreak="0">
+    <w:nsid w:val="55D759C2"/>
+    <w:multiLevelType w:val="hybridMultilevel"/>
+    <w:tmpl w:val="804EC8F6"/>
+    <w:lvl w:ilvl="0" w:tplc="04090001">
+      <w:start w:val="1"/>
+      <w:numFmt w:val="bullet"/>
+      <w:lvlText w:val=""/>
+      <w:lvlJc w:val="left"/>
+      <w:pPr>
+        <w:ind w:left="720" w:hanging="360"/>
+      </w:pPr>
+      <w:rPr>
+        <w:rFonts w:ascii="Symbol" w:hAnsi="Symbol" w:hint="default"/>
+      </w:rPr>
+    </w:lvl>
+    <w:lvl w:ilvl="1" w:tplc="04090003" w:tentative="1">
+      <w:start w:val="1"/>
+      <w:numFmt w:val="bullet"/>
+      <w:lvlText w:val="o"/>
+      <w:lvlJc w:val="left"/>
+      <w:pPr>
+        <w:ind w:left="1440" w:hanging="360"/>
+      </w:pPr>
+      <w:rPr>
+        <w:rFonts w:ascii="Courier New" w:hAnsi="Courier New" w:cs="Courier New" w:hint="default"/>
+      </w:rPr>
+    </w:lvl>
+    <w:lvl w:ilvl="2" w:tplc="04090005" w:tentative="1">
+      <w:start w:val="1"/>
+      <w:numFmt w:val="bullet"/>
+      <w:lvlText w:val=""/>
+      <w:lvlJc w:val="left"/>
+      <w:pPr>
+        <w:ind w:left="2160" w:hanging="360"/>
+      </w:pPr>
+      <w:rPr>
+        <w:rFonts w:ascii="Wingdings" w:hAnsi="Wingdings" w:hint="default"/>
+      </w:rPr>
+    </w:lvl>
+    <w:lvl w:ilvl="3" w:tplc="04090001" w:tentative="1">
+      <w:start w:val="1"/>
+      <w:numFmt w:val="bullet"/>
+      <w:lvlText w:val=""/>
+      <w:lvlJc w:val="left"/>
+      <w:pPr>
+        <w:ind w:left="2880" w:hanging="360"/>
+      </w:pPr>
+      <w:rPr>
+        <w:rFonts w:ascii="Symbol" w:hAnsi="Symbol" w:hint="default"/>
+      </w:rPr>
+    </w:lvl>
+    <w:lvl w:ilvl="4" w:tplc="04090003" w:tentative="1">
+      <w:start w:val="1"/>
+      <w:numFmt w:val="bullet"/>
+      <w:lvlText w:val="o"/>
+      <w:lvlJc w:val="left"/>
+      <w:pPr>
+        <w:ind w:left="3600" w:hanging="360"/>
+      </w:pPr>
+      <w:rPr>
+        <w:rFonts w:ascii="Courier New" w:hAnsi="Courier New" w:cs="Courier New" w:hint="default"/>
+      </w:rPr>
+    </w:lvl>
+    <w:lvl w:ilvl="5" w:tplc="04090005" w:tentative="1">
+      <w:start w:val="1"/>
+      <w:numFmt w:val="bullet"/>
+      <w:lvlText w:val=""/>
+      <w:lvlJc w:val="left"/>
+      <w:pPr>
+        <w:ind w:left="4320" w:hanging="360"/>
+      </w:pPr>
+      <w:rPr>
+        <w:rFonts w:ascii="Wingdings" w:hAnsi="Wingdings" w:hint="default"/>
+      </w:rPr>
+    </w:lvl>
+    <w:lvl w:ilvl="6" w:tplc="04090001" w:tentative="1">
+      <w:start w:val="1"/>
+      <w:numFmt w:val="bullet"/>
+      <w:lvlText w:val=""/>
+      <w:lvlJc w:val="left"/>
+      <w:pPr>
+        <w:ind w:left="5040" w:hanging="360"/>
+      </w:pPr>
+      <w:rPr>
+        <w:rFonts w:ascii="Symbol" w:hAnsi="Symbol" w:hint="default"/>
+      </w:rPr>
+    </w:lvl>
+    <w:lvl w:ilvl="7" w:tplc="04090003" w:tentative="1">
+      <w:start w:val="1"/>
+      <w:numFmt w:val="bullet"/>
+      <w:lvlText w:val="o"/>
+      <w:lvlJc w:val="left"/>
+      <w:pPr>
+        <w:ind w:left="5760" w:hanging="360"/>
+      </w:pPr>
+      <w:rPr>
+        <w:rFonts w:ascii="Courier New" w:hAnsi="Courier New" w:cs="Courier New" w:hint="default"/>
+      </w:rPr>
+    </w:lvl>
+    <w:lvl w:ilvl="8" w:tplc="04090005" w:tentative="1">
+      <w:start w:val="1"/>
+      <w:numFmt w:val="bullet"/>
+      <w:lvlText w:val=""/>
+      <w:lvlJc w:val="left"/>
+      <w:pPr>
+        <w:ind w:left="6480" w:hanging="360"/>
+      </w:pPr>
+      <w:rPr>
+        <w:rFonts w:ascii="Wingdings" w:hAnsi="Wingdings" w:hint="default"/>
+      </w:rPr>
+    </w:lvl>
+  </w:abstractNum>
+  <w:abstractNum w:abstractNumId="22" w15:restartNumberingAfterBreak="0">
     <w:nsid w:val="57256323"/>
     <w:multiLevelType w:val="hybridMultilevel"/>
     <w:tmpl w:val="C08439AE"/>
@@ -13065,7 +16676,120 @@
       </w:rPr>
     </w:lvl>
   </w:abstractNum>
-  <w:abstractNum w:abstractNumId="15" w15:restartNumberingAfterBreak="0">
+  <w:abstractNum w:abstractNumId="23" w15:restartNumberingAfterBreak="0">
+    <w:nsid w:val="592951E5"/>
+    <w:multiLevelType w:val="hybridMultilevel"/>
+    <w:tmpl w:val="F8F44DCC"/>
+    <w:lvl w:ilvl="0" w:tplc="04090001">
+      <w:start w:val="1"/>
+      <w:numFmt w:val="bullet"/>
+      <w:lvlText w:val=""/>
+      <w:lvlJc w:val="left"/>
+      <w:pPr>
+        <w:ind w:left="720" w:hanging="360"/>
+      </w:pPr>
+      <w:rPr>
+        <w:rFonts w:ascii="Symbol" w:hAnsi="Symbol" w:hint="default"/>
+      </w:rPr>
+    </w:lvl>
+    <w:lvl w:ilvl="1" w:tplc="04090003" w:tentative="1">
+      <w:start w:val="1"/>
+      <w:numFmt w:val="bullet"/>
+      <w:lvlText w:val="o"/>
+      <w:lvlJc w:val="left"/>
+      <w:pPr>
+        <w:ind w:left="1440" w:hanging="360"/>
+      </w:pPr>
+      <w:rPr>
+        <w:rFonts w:ascii="Courier New" w:hAnsi="Courier New" w:cs="Courier New" w:hint="default"/>
+      </w:rPr>
+    </w:lvl>
+    <w:lvl w:ilvl="2" w:tplc="04090005" w:tentative="1">
+      <w:start w:val="1"/>
+      <w:numFmt w:val="bullet"/>
+      <w:lvlText w:val=""/>
+      <w:lvlJc w:val="left"/>
+      <w:pPr>
+        <w:ind w:left="2160" w:hanging="360"/>
+      </w:pPr>
+      <w:rPr>
+        <w:rFonts w:ascii="Wingdings" w:hAnsi="Wingdings" w:hint="default"/>
+      </w:rPr>
+    </w:lvl>
+    <w:lvl w:ilvl="3" w:tplc="04090001" w:tentative="1">
+      <w:start w:val="1"/>
+      <w:numFmt w:val="bullet"/>
+      <w:lvlText w:val=""/>
+      <w:lvlJc w:val="left"/>
+      <w:pPr>
+        <w:ind w:left="2880" w:hanging="360"/>
+      </w:pPr>
+      <w:rPr>
+        <w:rFonts w:ascii="Symbol" w:hAnsi="Symbol" w:hint="default"/>
+      </w:rPr>
+    </w:lvl>
+    <w:lvl w:ilvl="4" w:tplc="04090003" w:tentative="1">
+      <w:start w:val="1"/>
+      <w:numFmt w:val="bullet"/>
+      <w:lvlText w:val="o"/>
+      <w:lvlJc w:val="left"/>
+      <w:pPr>
+        <w:ind w:left="3600" w:hanging="360"/>
+      </w:pPr>
+      <w:rPr>
+        <w:rFonts w:ascii="Courier New" w:hAnsi="Courier New" w:cs="Courier New" w:hint="default"/>
+      </w:rPr>
+    </w:lvl>
+    <w:lvl w:ilvl="5" w:tplc="04090005" w:tentative="1">
+      <w:start w:val="1"/>
+      <w:numFmt w:val="bullet"/>
+      <w:lvlText w:val=""/>
+      <w:lvlJc w:val="left"/>
+      <w:pPr>
+        <w:ind w:left="4320" w:hanging="360"/>
+      </w:pPr>
+      <w:rPr>
+        <w:rFonts w:ascii="Wingdings" w:hAnsi="Wingdings" w:hint="default"/>
+      </w:rPr>
+    </w:lvl>
+    <w:lvl w:ilvl="6" w:tplc="04090001" w:tentative="1">
+      <w:start w:val="1"/>
+      <w:numFmt w:val="bullet"/>
+      <w:lvlText w:val=""/>
+      <w:lvlJc w:val="left"/>
+      <w:pPr>
+        <w:ind w:left="5040" w:hanging="360"/>
+      </w:pPr>
+      <w:rPr>
+        <w:rFonts w:ascii="Symbol" w:hAnsi="Symbol" w:hint="default"/>
+      </w:rPr>
+    </w:lvl>
+    <w:lvl w:ilvl="7" w:tplc="04090003" w:tentative="1">
+      <w:start w:val="1"/>
+      <w:numFmt w:val="bullet"/>
+      <w:lvlText w:val="o"/>
+      <w:lvlJc w:val="left"/>
+      <w:pPr>
+        <w:ind w:left="5760" w:hanging="360"/>
+      </w:pPr>
+      <w:rPr>
+        <w:rFonts w:ascii="Courier New" w:hAnsi="Courier New" w:cs="Courier New" w:hint="default"/>
+      </w:rPr>
+    </w:lvl>
+    <w:lvl w:ilvl="8" w:tplc="04090005" w:tentative="1">
+      <w:start w:val="1"/>
+      <w:numFmt w:val="bullet"/>
+      <w:lvlText w:val=""/>
+      <w:lvlJc w:val="left"/>
+      <w:pPr>
+        <w:ind w:left="6480" w:hanging="360"/>
+      </w:pPr>
+      <w:rPr>
+        <w:rFonts w:ascii="Wingdings" w:hAnsi="Wingdings" w:hint="default"/>
+      </w:rPr>
+    </w:lvl>
+  </w:abstractNum>
+  <w:abstractNum w:abstractNumId="24" w15:restartNumberingAfterBreak="0">
     <w:nsid w:val="5CDE0CCD"/>
     <w:multiLevelType w:val="hybridMultilevel"/>
     <w:tmpl w:val="7CF07304"/>
@@ -13178,7 +16902,7 @@
       </w:rPr>
     </w:lvl>
   </w:abstractNum>
-  <w:abstractNum w:abstractNumId="16" w15:restartNumberingAfterBreak="0">
+  <w:abstractNum w:abstractNumId="25" w15:restartNumberingAfterBreak="0">
     <w:nsid w:val="5D763C5C"/>
     <w:multiLevelType w:val="hybridMultilevel"/>
     <w:tmpl w:val="694C0C6A"/>
@@ -13292,7 +17016,7 @@
       </w:rPr>
     </w:lvl>
   </w:abstractNum>
-  <w:abstractNum w:abstractNumId="17" w15:restartNumberingAfterBreak="0">
+  <w:abstractNum w:abstractNumId="26" w15:restartNumberingAfterBreak="0">
     <w:nsid w:val="60D50FB6"/>
     <w:multiLevelType w:val="hybridMultilevel"/>
     <w:tmpl w:val="E52A2956"/>
@@ -13405,7 +17129,7 @@
       </w:rPr>
     </w:lvl>
   </w:abstractNum>
-  <w:abstractNum w:abstractNumId="18" w15:restartNumberingAfterBreak="0">
+  <w:abstractNum w:abstractNumId="27" w15:restartNumberingAfterBreak="0">
     <w:nsid w:val="65A82839"/>
     <w:multiLevelType w:val="hybridMultilevel"/>
     <w:tmpl w:val="A30C94EA"/>
@@ -13518,7 +17242,7 @@
       </w:rPr>
     </w:lvl>
   </w:abstractNum>
-  <w:abstractNum w:abstractNumId="19" w15:restartNumberingAfterBreak="0">
+  <w:abstractNum w:abstractNumId="28" w15:restartNumberingAfterBreak="0">
     <w:nsid w:val="689F5F6B"/>
     <w:multiLevelType w:val="multilevel"/>
     <w:tmpl w:val="AEF0D314"/>
@@ -13631,7 +17355,7 @@
       </w:pPr>
     </w:lvl>
   </w:abstractNum>
-  <w:abstractNum w:abstractNumId="20" w15:restartNumberingAfterBreak="0">
+  <w:abstractNum w:abstractNumId="29" w15:restartNumberingAfterBreak="0">
     <w:nsid w:val="751159E9"/>
     <w:multiLevelType w:val="hybridMultilevel"/>
     <w:tmpl w:val="32C2B46E"/>
@@ -13745,67 +17469,94 @@
     </w:lvl>
   </w:abstractNum>
   <w:num w:numId="1" w16cid:durableId="1024016156">
+    <w:abstractNumId w:val="22"/>
+  </w:num>
+  <w:num w:numId="2" w16cid:durableId="1498105997">
+    <w:abstractNumId w:val="2"/>
+  </w:num>
+  <w:num w:numId="3" w16cid:durableId="1809977031">
+    <w:abstractNumId w:val="12"/>
+  </w:num>
+  <w:num w:numId="4" w16cid:durableId="169562921">
+    <w:abstractNumId w:val="6"/>
+  </w:num>
+  <w:num w:numId="5" w16cid:durableId="822626943">
+    <w:abstractNumId w:val="7"/>
+  </w:num>
+  <w:num w:numId="6" w16cid:durableId="917784808">
+    <w:abstractNumId w:val="8"/>
+  </w:num>
+  <w:num w:numId="7" w16cid:durableId="861551333">
+    <w:abstractNumId w:val="28"/>
+  </w:num>
+  <w:num w:numId="8" w16cid:durableId="1506896007">
     <w:abstractNumId w:val="14"/>
   </w:num>
-  <w:num w:numId="2" w16cid:durableId="1498105997">
-    <w:abstractNumId w:val="1"/>
+  <w:num w:numId="9" w16cid:durableId="935285577">
+    <w:abstractNumId w:val="26"/>
   </w:num>
-  <w:num w:numId="3" w16cid:durableId="1809977031">
+  <w:num w:numId="10" w16cid:durableId="1836871214">
+    <w:abstractNumId w:val="17"/>
+  </w:num>
+  <w:num w:numId="11" w16cid:durableId="1574394482">
+    <w:abstractNumId w:val="3"/>
+  </w:num>
+  <w:num w:numId="12" w16cid:durableId="1651708105">
     <w:abstractNumId w:val="9"/>
   </w:num>
-  <w:num w:numId="4" w16cid:durableId="169562921">
+  <w:num w:numId="13" w16cid:durableId="1002582906">
     <w:abstractNumId w:val="4"/>
   </w:num>
-  <w:num w:numId="5" w16cid:durableId="822626943">
-    <w:abstractNumId w:val="5"/>
-  </w:num>
-  <w:num w:numId="6" w16cid:durableId="917784808">
-    <w:abstractNumId w:val="6"/>
-  </w:num>
-  <w:num w:numId="7" w16cid:durableId="861551333">
-    <w:abstractNumId w:val="19"/>
-  </w:num>
-  <w:num w:numId="8" w16cid:durableId="1506896007">
+  <w:num w:numId="14" w16cid:durableId="1122725278">
     <w:abstractNumId w:val="10"/>
   </w:num>
-  <w:num w:numId="9" w16cid:durableId="935285577">
-    <w:abstractNumId w:val="17"/>
-  </w:num>
-  <w:num w:numId="10" w16cid:durableId="1836871214">
-    <w:abstractNumId w:val="12"/>
-  </w:num>
-  <w:num w:numId="11" w16cid:durableId="1574394482">
-    <w:abstractNumId w:val="2"/>
-  </w:num>
-  <w:num w:numId="12" w16cid:durableId="1651708105">
-    <w:abstractNumId w:val="7"/>
-  </w:num>
-  <w:num w:numId="13" w16cid:durableId="1002582906">
-    <w:abstractNumId w:val="3"/>
-  </w:num>
-  <w:num w:numId="14" w16cid:durableId="1122725278">
-    <w:abstractNumId w:val="8"/>
-  </w:num>
   <w:num w:numId="15" w16cid:durableId="190269273">
-    <w:abstractNumId w:val="16"/>
+    <w:abstractNumId w:val="25"/>
   </w:num>
   <w:num w:numId="16" w16cid:durableId="1126044006">
-    <w:abstractNumId w:val="13"/>
+    <w:abstractNumId w:val="18"/>
   </w:num>
   <w:num w:numId="17" w16cid:durableId="522600230">
-    <w:abstractNumId w:val="11"/>
+    <w:abstractNumId w:val="15"/>
   </w:num>
   <w:num w:numId="18" w16cid:durableId="676924131">
-    <w:abstractNumId w:val="15"/>
+    <w:abstractNumId w:val="24"/>
   </w:num>
   <w:num w:numId="19" w16cid:durableId="700476305">
-    <w:abstractNumId w:val="20"/>
+    <w:abstractNumId w:val="29"/>
   </w:num>
   <w:num w:numId="20" w16cid:durableId="1378702100">
-    <w:abstractNumId w:val="18"/>
+    <w:abstractNumId w:val="27"/>
   </w:num>
   <w:num w:numId="21" w16cid:durableId="1195272395">
     <w:abstractNumId w:val="0"/>
+  </w:num>
+  <w:num w:numId="22" w16cid:durableId="808596257">
+    <w:abstractNumId w:val="16"/>
+  </w:num>
+  <w:num w:numId="23" w16cid:durableId="1425034092">
+    <w:abstractNumId w:val="13"/>
+  </w:num>
+  <w:num w:numId="24" w16cid:durableId="760568980">
+    <w:abstractNumId w:val="21"/>
+  </w:num>
+  <w:num w:numId="25" w16cid:durableId="962418558">
+    <w:abstractNumId w:val="20"/>
+  </w:num>
+  <w:num w:numId="26" w16cid:durableId="831600191">
+    <w:abstractNumId w:val="19"/>
+  </w:num>
+  <w:num w:numId="27" w16cid:durableId="739523052">
+    <w:abstractNumId w:val="23"/>
+  </w:num>
+  <w:num w:numId="28" w16cid:durableId="141193774">
+    <w:abstractNumId w:val="11"/>
+  </w:num>
+  <w:num w:numId="29" w16cid:durableId="888684891">
+    <w:abstractNumId w:val="1"/>
+  </w:num>
+  <w:num w:numId="30" w16cid:durableId="96104682">
+    <w:abstractNumId w:val="5"/>
   </w:num>
 </w:numbering>
 </file>
@@ -14113,7 +17864,6 @@
   <w:style w:type="character" w:default="1" w:styleId="DefaultParagraphFont">
     <w:name w:val="Default Paragraph Font"/>
     <w:uiPriority w:val="1"/>
-    <w:semiHidden/>
     <w:unhideWhenUsed/>
   </w:style>
   <w:style w:type="table" w:default="1" w:styleId="TableNormal">

--- a/Data Structures.docx
+++ b/Data Structures.docx
@@ -7667,6 +7667,855 @@
           <w14:ligatures w14:val="standardContextual"/>
         </w:rPr>
         <w:lastRenderedPageBreak/>
+        <w:t>Double Linked List</w:t>
+      </w:r>
+    </w:p>
+    <w:p>
+      <w:pPr>
+        <w:tabs>
+          <w:tab w:val="left" w:pos="1176"/>
+        </w:tabs>
+        <w:spacing w:after="200" w:line="276" w:lineRule="auto"/>
+        <w:rPr>
+          <w:rFonts w:eastAsiaTheme="minorHAnsi"/>
+          <w:b/>
+          <w:bCs/>
+          <w:color w:val="365F91" w:themeColor="accent1" w:themeShade="BF"/>
+          <w:kern w:val="2"/>
+          <w:sz w:val="32"/>
+          <w:szCs w:val="32"/>
+          <w14:ligatures w14:val="standardContextual"/>
+        </w:rPr>
+      </w:pPr>
+      <w:r>
+        <w:rPr>
+          <w:rFonts w:eastAsiaTheme="minorHAnsi"/>
+          <w:b/>
+          <w:bCs/>
+          <w:color w:val="365F91" w:themeColor="accent1" w:themeShade="BF"/>
+          <w:kern w:val="2"/>
+          <w:sz w:val="32"/>
+          <w:szCs w:val="32"/>
+        </w:rPr>
+        <w:drawing>
+          <wp:inline distT="0" distB="0" distL="0" distR="0" wp14:anchorId="6DC25825" wp14:editId="63DE735F">
+            <wp:extent cx="5943600" cy="1916430"/>
+            <wp:effectExtent l="0" t="0" r="0" b="0"/>
+            <wp:docPr id="338516239" name="Picture 1"/>
+            <wp:cNvGraphicFramePr>
+              <a:graphicFrameLocks xmlns:a="http://schemas.openxmlformats.org/drawingml/2006/main" noChangeAspect="1"/>
+            </wp:cNvGraphicFramePr>
+            <a:graphic xmlns:a="http://schemas.openxmlformats.org/drawingml/2006/main">
+              <a:graphicData uri="http://schemas.openxmlformats.org/drawingml/2006/picture">
+                <pic:pic xmlns:pic="http://schemas.openxmlformats.org/drawingml/2006/picture">
+                  <pic:nvPicPr>
+                    <pic:cNvPr id="338516239" name=""/>
+                    <pic:cNvPicPr/>
+                  </pic:nvPicPr>
+                  <pic:blipFill>
+                    <a:blip r:embed="rId41"/>
+                    <a:stretch>
+                      <a:fillRect/>
+                    </a:stretch>
+                  </pic:blipFill>
+                  <pic:spPr>
+                    <a:xfrm>
+                      <a:off x="0" y="0"/>
+                      <a:ext cx="5943600" cy="1916430"/>
+                    </a:xfrm>
+                    <a:prstGeom prst="rect">
+                      <a:avLst/>
+                    </a:prstGeom>
+                  </pic:spPr>
+                </pic:pic>
+              </a:graphicData>
+            </a:graphic>
+          </wp:inline>
+        </w:drawing>
+      </w:r>
+      <w:r>
+        <w:rPr>
+          <w:rFonts w:eastAsiaTheme="minorHAnsi"/>
+          <w:b/>
+          <w:bCs/>
+          <w:color w:val="365F91" w:themeColor="accent1" w:themeShade="BF"/>
+          <w:kern w:val="2"/>
+          <w:sz w:val="32"/>
+          <w:szCs w:val="32"/>
+        </w:rPr>
+        <w:drawing>
+          <wp:anchor distT="0" distB="0" distL="114300" distR="114300" simplePos="0" relativeHeight="251699200" behindDoc="0" locked="0" layoutInCell="1" allowOverlap="1" wp14:anchorId="075EF40E" wp14:editId="099E8875">
+            <wp:simplePos x="0" y="0"/>
+            <wp:positionH relativeFrom="column">
+              <wp:posOffset>0</wp:posOffset>
+            </wp:positionH>
+            <wp:positionV relativeFrom="paragraph">
+              <wp:posOffset>2240915</wp:posOffset>
+            </wp:positionV>
+            <wp:extent cx="5943600" cy="3302000"/>
+            <wp:effectExtent l="0" t="0" r="0" b="0"/>
+            <wp:wrapSquare wrapText="bothSides"/>
+            <wp:docPr id="89327161" name="Picture 1"/>
+            <wp:cNvGraphicFramePr>
+              <a:graphicFrameLocks xmlns:a="http://schemas.openxmlformats.org/drawingml/2006/main" noChangeAspect="1"/>
+            </wp:cNvGraphicFramePr>
+            <a:graphic xmlns:a="http://schemas.openxmlformats.org/drawingml/2006/main">
+              <a:graphicData uri="http://schemas.openxmlformats.org/drawingml/2006/picture">
+                <pic:pic xmlns:pic="http://schemas.openxmlformats.org/drawingml/2006/picture">
+                  <pic:nvPicPr>
+                    <pic:cNvPr id="89327161" name=""/>
+                    <pic:cNvPicPr/>
+                  </pic:nvPicPr>
+                  <pic:blipFill>
+                    <a:blip r:embed="rId42">
+                      <a:extLst>
+                        <a:ext uri="{28A0092B-C50C-407E-A947-70E740481C1C}">
+                          <a14:useLocalDpi xmlns:a14="http://schemas.microsoft.com/office/drawing/2010/main" val="0"/>
+                        </a:ext>
+                      </a:extLst>
+                    </a:blip>
+                    <a:stretch>
+                      <a:fillRect/>
+                    </a:stretch>
+                  </pic:blipFill>
+                  <pic:spPr>
+                    <a:xfrm>
+                      <a:off x="0" y="0"/>
+                      <a:ext cx="5943600" cy="3302000"/>
+                    </a:xfrm>
+                    <a:prstGeom prst="rect">
+                      <a:avLst/>
+                    </a:prstGeom>
+                  </pic:spPr>
+                </pic:pic>
+              </a:graphicData>
+            </a:graphic>
+          </wp:anchor>
+        </w:drawing>
+      </w:r>
+      <w:r>
+        <w:rPr>
+          <w:rFonts w:eastAsiaTheme="minorHAnsi"/>
+          <w:b/>
+          <w:bCs/>
+          <w:color w:val="365F91" w:themeColor="accent1" w:themeShade="BF"/>
+          <w:kern w:val="2"/>
+          <w:sz w:val="32"/>
+          <w:szCs w:val="32"/>
+        </w:rPr>
+        <w:drawing>
+          <wp:anchor distT="0" distB="0" distL="114300" distR="114300" simplePos="0" relativeHeight="251698176" behindDoc="0" locked="0" layoutInCell="1" allowOverlap="1" wp14:anchorId="19E1D9D4" wp14:editId="741CE039">
+            <wp:simplePos x="0" y="0"/>
+            <wp:positionH relativeFrom="column">
+              <wp:posOffset>0</wp:posOffset>
+            </wp:positionH>
+            <wp:positionV relativeFrom="paragraph">
+              <wp:posOffset>635</wp:posOffset>
+            </wp:positionV>
+            <wp:extent cx="5943600" cy="2237740"/>
+            <wp:effectExtent l="0" t="0" r="0" b="0"/>
+            <wp:wrapSquare wrapText="bothSides"/>
+            <wp:docPr id="348964120" name="Picture 1"/>
+            <wp:cNvGraphicFramePr>
+              <a:graphicFrameLocks xmlns:a="http://schemas.openxmlformats.org/drawingml/2006/main" noChangeAspect="1"/>
+            </wp:cNvGraphicFramePr>
+            <a:graphic xmlns:a="http://schemas.openxmlformats.org/drawingml/2006/main">
+              <a:graphicData uri="http://schemas.openxmlformats.org/drawingml/2006/picture">
+                <pic:pic xmlns:pic="http://schemas.openxmlformats.org/drawingml/2006/picture">
+                  <pic:nvPicPr>
+                    <pic:cNvPr id="348964120" name=""/>
+                    <pic:cNvPicPr/>
+                  </pic:nvPicPr>
+                  <pic:blipFill>
+                    <a:blip r:embed="rId43">
+                      <a:extLst>
+                        <a:ext uri="{28A0092B-C50C-407E-A947-70E740481C1C}">
+                          <a14:useLocalDpi xmlns:a14="http://schemas.microsoft.com/office/drawing/2010/main" val="0"/>
+                        </a:ext>
+                      </a:extLst>
+                    </a:blip>
+                    <a:stretch>
+                      <a:fillRect/>
+                    </a:stretch>
+                  </pic:blipFill>
+                  <pic:spPr>
+                    <a:xfrm>
+                      <a:off x="0" y="0"/>
+                      <a:ext cx="5943600" cy="2237740"/>
+                    </a:xfrm>
+                    <a:prstGeom prst="rect">
+                      <a:avLst/>
+                    </a:prstGeom>
+                  </pic:spPr>
+                </pic:pic>
+              </a:graphicData>
+            </a:graphic>
+          </wp:anchor>
+        </w:drawing>
+      </w:r>
+    </w:p>
+    <w:p>
+      <w:pPr>
+        <w:tabs>
+          <w:tab w:val="left" w:pos="7872"/>
+        </w:tabs>
+        <w:spacing w:after="200" w:line="276" w:lineRule="auto"/>
+        <w:rPr>
+          <w:rFonts w:eastAsiaTheme="minorHAnsi"/>
+          <w:b/>
+          <w:bCs/>
+          <w:color w:val="365F91" w:themeColor="accent1" w:themeShade="BF"/>
+          <w:kern w:val="2"/>
+          <w:sz w:val="32"/>
+          <w:szCs w:val="32"/>
+          <w14:ligatures w14:val="standardContextual"/>
+        </w:rPr>
+      </w:pPr>
+      <w:r>
+        <w:rPr>
+          <w:rFonts w:eastAsiaTheme="minorHAnsi"/>
+          <w:b/>
+          <w:bCs/>
+          <w:color w:val="365F91" w:themeColor="accent1" w:themeShade="BF"/>
+          <w:kern w:val="2"/>
+          <w:sz w:val="32"/>
+          <w:szCs w:val="32"/>
+        </w:rPr>
+        <w:lastRenderedPageBreak/>
+        <w:drawing>
+          <wp:anchor distT="0" distB="0" distL="114300" distR="114300" simplePos="0" relativeHeight="251701248" behindDoc="0" locked="0" layoutInCell="1" allowOverlap="1" wp14:anchorId="0E67F5F6" wp14:editId="21290129">
+            <wp:simplePos x="0" y="0"/>
+            <wp:positionH relativeFrom="column">
+              <wp:posOffset>0</wp:posOffset>
+            </wp:positionH>
+            <wp:positionV relativeFrom="paragraph">
+              <wp:posOffset>3421380</wp:posOffset>
+            </wp:positionV>
+            <wp:extent cx="5943600" cy="3615690"/>
+            <wp:effectExtent l="0" t="0" r="0" b="0"/>
+            <wp:wrapSquare wrapText="bothSides"/>
+            <wp:docPr id="1478370626" name="Picture 1"/>
+            <wp:cNvGraphicFramePr>
+              <a:graphicFrameLocks xmlns:a="http://schemas.openxmlformats.org/drawingml/2006/main" noChangeAspect="1"/>
+            </wp:cNvGraphicFramePr>
+            <a:graphic xmlns:a="http://schemas.openxmlformats.org/drawingml/2006/main">
+              <a:graphicData uri="http://schemas.openxmlformats.org/drawingml/2006/picture">
+                <pic:pic xmlns:pic="http://schemas.openxmlformats.org/drawingml/2006/picture">
+                  <pic:nvPicPr>
+                    <pic:cNvPr id="1478370626" name=""/>
+                    <pic:cNvPicPr/>
+                  </pic:nvPicPr>
+                  <pic:blipFill>
+                    <a:blip r:embed="rId44">
+                      <a:extLst>
+                        <a:ext uri="{28A0092B-C50C-407E-A947-70E740481C1C}">
+                          <a14:useLocalDpi xmlns:a14="http://schemas.microsoft.com/office/drawing/2010/main" val="0"/>
+                        </a:ext>
+                      </a:extLst>
+                    </a:blip>
+                    <a:stretch>
+                      <a:fillRect/>
+                    </a:stretch>
+                  </pic:blipFill>
+                  <pic:spPr>
+                    <a:xfrm>
+                      <a:off x="0" y="0"/>
+                      <a:ext cx="5943600" cy="3615690"/>
+                    </a:xfrm>
+                    <a:prstGeom prst="rect">
+                      <a:avLst/>
+                    </a:prstGeom>
+                  </pic:spPr>
+                </pic:pic>
+              </a:graphicData>
+            </a:graphic>
+          </wp:anchor>
+        </w:drawing>
+      </w:r>
+      <w:r>
+        <w:rPr>
+          <w:rFonts w:eastAsiaTheme="minorHAnsi"/>
+          <w:b/>
+          <w:bCs/>
+          <w:color w:val="365F91" w:themeColor="accent1" w:themeShade="BF"/>
+          <w:kern w:val="2"/>
+          <w:sz w:val="32"/>
+          <w:szCs w:val="32"/>
+        </w:rPr>
+        <w:drawing>
+          <wp:anchor distT="0" distB="0" distL="114300" distR="114300" simplePos="0" relativeHeight="251700224" behindDoc="0" locked="0" layoutInCell="1" allowOverlap="1" wp14:anchorId="3FB4C6EB" wp14:editId="79A35A7C">
+            <wp:simplePos x="0" y="0"/>
+            <wp:positionH relativeFrom="column">
+              <wp:posOffset>0</wp:posOffset>
+            </wp:positionH>
+            <wp:positionV relativeFrom="paragraph">
+              <wp:posOffset>0</wp:posOffset>
+            </wp:positionV>
+            <wp:extent cx="5943600" cy="3418205"/>
+            <wp:effectExtent l="0" t="0" r="0" b="0"/>
+            <wp:wrapSquare wrapText="bothSides"/>
+            <wp:docPr id="329800329" name="Picture 1"/>
+            <wp:cNvGraphicFramePr>
+              <a:graphicFrameLocks xmlns:a="http://schemas.openxmlformats.org/drawingml/2006/main" noChangeAspect="1"/>
+            </wp:cNvGraphicFramePr>
+            <a:graphic xmlns:a="http://schemas.openxmlformats.org/drawingml/2006/main">
+              <a:graphicData uri="http://schemas.openxmlformats.org/drawingml/2006/picture">
+                <pic:pic xmlns:pic="http://schemas.openxmlformats.org/drawingml/2006/picture">
+                  <pic:nvPicPr>
+                    <pic:cNvPr id="329800329" name=""/>
+                    <pic:cNvPicPr/>
+                  </pic:nvPicPr>
+                  <pic:blipFill>
+                    <a:blip r:embed="rId45">
+                      <a:extLst>
+                        <a:ext uri="{28A0092B-C50C-407E-A947-70E740481C1C}">
+                          <a14:useLocalDpi xmlns:a14="http://schemas.microsoft.com/office/drawing/2010/main" val="0"/>
+                        </a:ext>
+                      </a:extLst>
+                    </a:blip>
+                    <a:stretch>
+                      <a:fillRect/>
+                    </a:stretch>
+                  </pic:blipFill>
+                  <pic:spPr>
+                    <a:xfrm>
+                      <a:off x="0" y="0"/>
+                      <a:ext cx="5943600" cy="3418205"/>
+                    </a:xfrm>
+                    <a:prstGeom prst="rect">
+                      <a:avLst/>
+                    </a:prstGeom>
+                  </pic:spPr>
+                </pic:pic>
+              </a:graphicData>
+            </a:graphic>
+          </wp:anchor>
+        </w:drawing>
+      </w:r>
+    </w:p>
+    <w:p>
+      <w:pPr>
+        <w:tabs>
+          <w:tab w:val="left" w:pos="1176"/>
+        </w:tabs>
+        <w:spacing w:after="200" w:line="276" w:lineRule="auto"/>
+        <w:rPr>
+          <w:rFonts w:eastAsiaTheme="minorHAnsi"/>
+          <w:b/>
+          <w:bCs/>
+          <w:color w:val="365F91" w:themeColor="accent1" w:themeShade="BF"/>
+          <w:kern w:val="2"/>
+          <w:sz w:val="32"/>
+          <w:szCs w:val="32"/>
+          <w14:ligatures w14:val="standardContextual"/>
+        </w:rPr>
+      </w:pPr>
+    </w:p>
+    <w:p>
+      <w:pPr>
+        <w:tabs>
+          <w:tab w:val="left" w:pos="1176"/>
+        </w:tabs>
+        <w:spacing w:after="200" w:line="276" w:lineRule="auto"/>
+        <w:rPr>
+          <w:rFonts w:eastAsiaTheme="minorHAnsi"/>
+          <w:b/>
+          <w:bCs/>
+          <w:color w:val="365F91" w:themeColor="accent1" w:themeShade="BF"/>
+          <w:kern w:val="2"/>
+          <w:sz w:val="32"/>
+          <w:szCs w:val="32"/>
+          <w14:ligatures w14:val="standardContextual"/>
+        </w:rPr>
+      </w:pPr>
+    </w:p>
+    <w:p>
+      <w:pPr>
+        <w:tabs>
+          <w:tab w:val="left" w:pos="1176"/>
+        </w:tabs>
+        <w:spacing w:after="200" w:line="276" w:lineRule="auto"/>
+        <w:rPr>
+          <w:rFonts w:eastAsiaTheme="minorHAnsi"/>
+          <w:b/>
+          <w:bCs/>
+          <w:color w:val="365F91" w:themeColor="accent1" w:themeShade="BF"/>
+          <w:kern w:val="2"/>
+          <w:sz w:val="32"/>
+          <w:szCs w:val="32"/>
+          <w14:ligatures w14:val="standardContextual"/>
+        </w:rPr>
+      </w:pPr>
+      <w:r>
+        <w:rPr>
+          <w:rFonts w:eastAsiaTheme="minorHAnsi"/>
+          <w:b/>
+          <w:bCs/>
+          <w:color w:val="365F91" w:themeColor="accent1" w:themeShade="BF"/>
+          <w:kern w:val="2"/>
+          <w:sz w:val="32"/>
+          <w:szCs w:val="32"/>
+        </w:rPr>
+        <w:lastRenderedPageBreak/>
+        <w:drawing>
+          <wp:anchor distT="0" distB="0" distL="114300" distR="114300" simplePos="0" relativeHeight="251704320" behindDoc="0" locked="0" layoutInCell="1" allowOverlap="1" wp14:anchorId="75897460" wp14:editId="4954A57C">
+            <wp:simplePos x="0" y="0"/>
+            <wp:positionH relativeFrom="column">
+              <wp:posOffset>0</wp:posOffset>
+            </wp:positionH>
+            <wp:positionV relativeFrom="paragraph">
+              <wp:posOffset>4914900</wp:posOffset>
+            </wp:positionV>
+            <wp:extent cx="5943600" cy="3136900"/>
+            <wp:effectExtent l="0" t="0" r="0" b="0"/>
+            <wp:wrapSquare wrapText="bothSides"/>
+            <wp:docPr id="1915598603" name="Picture 1"/>
+            <wp:cNvGraphicFramePr>
+              <a:graphicFrameLocks xmlns:a="http://schemas.openxmlformats.org/drawingml/2006/main" noChangeAspect="1"/>
+            </wp:cNvGraphicFramePr>
+            <a:graphic xmlns:a="http://schemas.openxmlformats.org/drawingml/2006/main">
+              <a:graphicData uri="http://schemas.openxmlformats.org/drawingml/2006/picture">
+                <pic:pic xmlns:pic="http://schemas.openxmlformats.org/drawingml/2006/picture">
+                  <pic:nvPicPr>
+                    <pic:cNvPr id="1915598603" name=""/>
+                    <pic:cNvPicPr/>
+                  </pic:nvPicPr>
+                  <pic:blipFill>
+                    <a:blip r:embed="rId46">
+                      <a:extLst>
+                        <a:ext uri="{28A0092B-C50C-407E-A947-70E740481C1C}">
+                          <a14:useLocalDpi xmlns:a14="http://schemas.microsoft.com/office/drawing/2010/main" val="0"/>
+                        </a:ext>
+                      </a:extLst>
+                    </a:blip>
+                    <a:stretch>
+                      <a:fillRect/>
+                    </a:stretch>
+                  </pic:blipFill>
+                  <pic:spPr>
+                    <a:xfrm>
+                      <a:off x="0" y="0"/>
+                      <a:ext cx="5943600" cy="3136900"/>
+                    </a:xfrm>
+                    <a:prstGeom prst="rect">
+                      <a:avLst/>
+                    </a:prstGeom>
+                  </pic:spPr>
+                </pic:pic>
+              </a:graphicData>
+            </a:graphic>
+          </wp:anchor>
+        </w:drawing>
+      </w:r>
+      <w:r>
+        <w:rPr>
+          <w:rFonts w:eastAsiaTheme="minorHAnsi"/>
+          <w:b/>
+          <w:bCs/>
+          <w:color w:val="365F91" w:themeColor="accent1" w:themeShade="BF"/>
+          <w:kern w:val="2"/>
+          <w:sz w:val="32"/>
+          <w:szCs w:val="32"/>
+        </w:rPr>
+        <w:drawing>
+          <wp:anchor distT="0" distB="0" distL="114300" distR="114300" simplePos="0" relativeHeight="251703296" behindDoc="0" locked="0" layoutInCell="1" allowOverlap="1" wp14:anchorId="314C8A12" wp14:editId="6F25118E">
+            <wp:simplePos x="0" y="0"/>
+            <wp:positionH relativeFrom="column">
+              <wp:posOffset>0</wp:posOffset>
+            </wp:positionH>
+            <wp:positionV relativeFrom="paragraph">
+              <wp:posOffset>2438400</wp:posOffset>
+            </wp:positionV>
+            <wp:extent cx="5943600" cy="2467610"/>
+            <wp:effectExtent l="0" t="0" r="0" b="0"/>
+            <wp:wrapSquare wrapText="bothSides"/>
+            <wp:docPr id="325714599" name="Picture 1"/>
+            <wp:cNvGraphicFramePr>
+              <a:graphicFrameLocks xmlns:a="http://schemas.openxmlformats.org/drawingml/2006/main" noChangeAspect="1"/>
+            </wp:cNvGraphicFramePr>
+            <a:graphic xmlns:a="http://schemas.openxmlformats.org/drawingml/2006/main">
+              <a:graphicData uri="http://schemas.openxmlformats.org/drawingml/2006/picture">
+                <pic:pic xmlns:pic="http://schemas.openxmlformats.org/drawingml/2006/picture">
+                  <pic:nvPicPr>
+                    <pic:cNvPr id="325714599" name=""/>
+                    <pic:cNvPicPr/>
+                  </pic:nvPicPr>
+                  <pic:blipFill>
+                    <a:blip r:embed="rId47">
+                      <a:extLst>
+                        <a:ext uri="{28A0092B-C50C-407E-A947-70E740481C1C}">
+                          <a14:useLocalDpi xmlns:a14="http://schemas.microsoft.com/office/drawing/2010/main" val="0"/>
+                        </a:ext>
+                      </a:extLst>
+                    </a:blip>
+                    <a:stretch>
+                      <a:fillRect/>
+                    </a:stretch>
+                  </pic:blipFill>
+                  <pic:spPr>
+                    <a:xfrm>
+                      <a:off x="0" y="0"/>
+                      <a:ext cx="5943600" cy="2467610"/>
+                    </a:xfrm>
+                    <a:prstGeom prst="rect">
+                      <a:avLst/>
+                    </a:prstGeom>
+                  </pic:spPr>
+                </pic:pic>
+              </a:graphicData>
+            </a:graphic>
+          </wp:anchor>
+        </w:drawing>
+      </w:r>
+      <w:r>
+        <w:rPr>
+          <w:rFonts w:eastAsiaTheme="minorHAnsi"/>
+          <w:b/>
+          <w:bCs/>
+          <w:color w:val="365F91" w:themeColor="accent1" w:themeShade="BF"/>
+          <w:kern w:val="2"/>
+          <w:sz w:val="32"/>
+          <w:szCs w:val="32"/>
+        </w:rPr>
+        <w:drawing>
+          <wp:anchor distT="0" distB="0" distL="114300" distR="114300" simplePos="0" relativeHeight="251702272" behindDoc="0" locked="0" layoutInCell="1" allowOverlap="1" wp14:anchorId="54C1108F" wp14:editId="21133F9F">
+            <wp:simplePos x="0" y="0"/>
+            <wp:positionH relativeFrom="column">
+              <wp:posOffset>0</wp:posOffset>
+            </wp:positionH>
+            <wp:positionV relativeFrom="paragraph">
+              <wp:posOffset>0</wp:posOffset>
+            </wp:positionV>
+            <wp:extent cx="5943600" cy="2441575"/>
+            <wp:effectExtent l="0" t="0" r="0" b="0"/>
+            <wp:wrapSquare wrapText="bothSides"/>
+            <wp:docPr id="583615972" name="Picture 1"/>
+            <wp:cNvGraphicFramePr>
+              <a:graphicFrameLocks xmlns:a="http://schemas.openxmlformats.org/drawingml/2006/main" noChangeAspect="1"/>
+            </wp:cNvGraphicFramePr>
+            <a:graphic xmlns:a="http://schemas.openxmlformats.org/drawingml/2006/main">
+              <a:graphicData uri="http://schemas.openxmlformats.org/drawingml/2006/picture">
+                <pic:pic xmlns:pic="http://schemas.openxmlformats.org/drawingml/2006/picture">
+                  <pic:nvPicPr>
+                    <pic:cNvPr id="583615972" name=""/>
+                    <pic:cNvPicPr/>
+                  </pic:nvPicPr>
+                  <pic:blipFill>
+                    <a:blip r:embed="rId48">
+                      <a:extLst>
+                        <a:ext uri="{28A0092B-C50C-407E-A947-70E740481C1C}">
+                          <a14:useLocalDpi xmlns:a14="http://schemas.microsoft.com/office/drawing/2010/main" val="0"/>
+                        </a:ext>
+                      </a:extLst>
+                    </a:blip>
+                    <a:stretch>
+                      <a:fillRect/>
+                    </a:stretch>
+                  </pic:blipFill>
+                  <pic:spPr>
+                    <a:xfrm>
+                      <a:off x="0" y="0"/>
+                      <a:ext cx="5943600" cy="2441575"/>
+                    </a:xfrm>
+                    <a:prstGeom prst="rect">
+                      <a:avLst/>
+                    </a:prstGeom>
+                  </pic:spPr>
+                </pic:pic>
+              </a:graphicData>
+            </a:graphic>
+          </wp:anchor>
+        </w:drawing>
+      </w:r>
+    </w:p>
+    <w:p>
+      <w:pPr>
+        <w:tabs>
+          <w:tab w:val="left" w:pos="1176"/>
+        </w:tabs>
+        <w:spacing w:after="200" w:line="276" w:lineRule="auto"/>
+        <w:rPr>
+          <w:rFonts w:eastAsiaTheme="minorHAnsi"/>
+          <w:b/>
+          <w:bCs/>
+          <w:color w:val="365F91" w:themeColor="accent1" w:themeShade="BF"/>
+          <w:kern w:val="2"/>
+          <w:sz w:val="32"/>
+          <w:szCs w:val="32"/>
+          <w14:ligatures w14:val="standardContextual"/>
+        </w:rPr>
+      </w:pPr>
+      <w:r>
+        <w:rPr>
+          <w:rFonts w:eastAsiaTheme="minorHAnsi"/>
+          <w:b/>
+          <w:bCs/>
+          <w:color w:val="365F91" w:themeColor="accent1" w:themeShade="BF"/>
+          <w:kern w:val="2"/>
+          <w:sz w:val="32"/>
+          <w:szCs w:val="32"/>
+        </w:rPr>
+        <w:lastRenderedPageBreak/>
+        <w:drawing>
+          <wp:anchor distT="0" distB="0" distL="114300" distR="114300" simplePos="0" relativeHeight="251707392" behindDoc="0" locked="0" layoutInCell="1" allowOverlap="1" wp14:anchorId="10B1819D" wp14:editId="388B470B">
+            <wp:simplePos x="0" y="0"/>
+            <wp:positionH relativeFrom="column">
+              <wp:posOffset>320040</wp:posOffset>
+            </wp:positionH>
+            <wp:positionV relativeFrom="paragraph">
+              <wp:posOffset>6519545</wp:posOffset>
+            </wp:positionV>
+            <wp:extent cx="5052060" cy="1881505"/>
+            <wp:effectExtent l="0" t="0" r="0" b="0"/>
+            <wp:wrapSquare wrapText="bothSides"/>
+            <wp:docPr id="1235310220" name="Picture 1"/>
+            <wp:cNvGraphicFramePr>
+              <a:graphicFrameLocks xmlns:a="http://schemas.openxmlformats.org/drawingml/2006/main" noChangeAspect="1"/>
+            </wp:cNvGraphicFramePr>
+            <a:graphic xmlns:a="http://schemas.openxmlformats.org/drawingml/2006/main">
+              <a:graphicData uri="http://schemas.openxmlformats.org/drawingml/2006/picture">
+                <pic:pic xmlns:pic="http://schemas.openxmlformats.org/drawingml/2006/picture">
+                  <pic:nvPicPr>
+                    <pic:cNvPr id="1235310220" name=""/>
+                    <pic:cNvPicPr/>
+                  </pic:nvPicPr>
+                  <pic:blipFill>
+                    <a:blip r:embed="rId49" cstate="print">
+                      <a:extLst>
+                        <a:ext uri="{28A0092B-C50C-407E-A947-70E740481C1C}">
+                          <a14:useLocalDpi xmlns:a14="http://schemas.microsoft.com/office/drawing/2010/main" val="0"/>
+                        </a:ext>
+                      </a:extLst>
+                    </a:blip>
+                    <a:stretch>
+                      <a:fillRect/>
+                    </a:stretch>
+                  </pic:blipFill>
+                  <pic:spPr>
+                    <a:xfrm>
+                      <a:off x="0" y="0"/>
+                      <a:ext cx="5052060" cy="1881505"/>
+                    </a:xfrm>
+                    <a:prstGeom prst="rect">
+                      <a:avLst/>
+                    </a:prstGeom>
+                  </pic:spPr>
+                </pic:pic>
+              </a:graphicData>
+            </a:graphic>
+            <wp14:sizeRelH relativeFrom="margin">
+              <wp14:pctWidth>0</wp14:pctWidth>
+            </wp14:sizeRelH>
+            <wp14:sizeRelV relativeFrom="margin">
+              <wp14:pctHeight>0</wp14:pctHeight>
+            </wp14:sizeRelV>
+          </wp:anchor>
+        </w:drawing>
+      </w:r>
+      <w:r>
+        <w:rPr>
+          <w:rFonts w:eastAsiaTheme="minorHAnsi"/>
+          <w:b/>
+          <w:bCs/>
+          <w:color w:val="365F91" w:themeColor="accent1" w:themeShade="BF"/>
+          <w:kern w:val="2"/>
+          <w:sz w:val="32"/>
+          <w:szCs w:val="32"/>
+        </w:rPr>
+        <w:drawing>
+          <wp:anchor distT="0" distB="0" distL="114300" distR="114300" simplePos="0" relativeHeight="251706368" behindDoc="0" locked="0" layoutInCell="1" allowOverlap="1" wp14:anchorId="62CA44F2" wp14:editId="3BAB4B54">
+            <wp:simplePos x="0" y="0"/>
+            <wp:positionH relativeFrom="column">
+              <wp:posOffset>0</wp:posOffset>
+            </wp:positionH>
+            <wp:positionV relativeFrom="paragraph">
+              <wp:posOffset>3764280</wp:posOffset>
+            </wp:positionV>
+            <wp:extent cx="5943600" cy="2755265"/>
+            <wp:effectExtent l="0" t="0" r="0" b="0"/>
+            <wp:wrapSquare wrapText="bothSides"/>
+            <wp:docPr id="1168443735" name="Picture 1"/>
+            <wp:cNvGraphicFramePr>
+              <a:graphicFrameLocks xmlns:a="http://schemas.openxmlformats.org/drawingml/2006/main" noChangeAspect="1"/>
+            </wp:cNvGraphicFramePr>
+            <a:graphic xmlns:a="http://schemas.openxmlformats.org/drawingml/2006/main">
+              <a:graphicData uri="http://schemas.openxmlformats.org/drawingml/2006/picture">
+                <pic:pic xmlns:pic="http://schemas.openxmlformats.org/drawingml/2006/picture">
+                  <pic:nvPicPr>
+                    <pic:cNvPr id="1168443735" name=""/>
+                    <pic:cNvPicPr/>
+                  </pic:nvPicPr>
+                  <pic:blipFill>
+                    <a:blip r:embed="rId50">
+                      <a:extLst>
+                        <a:ext uri="{28A0092B-C50C-407E-A947-70E740481C1C}">
+                          <a14:useLocalDpi xmlns:a14="http://schemas.microsoft.com/office/drawing/2010/main" val="0"/>
+                        </a:ext>
+                      </a:extLst>
+                    </a:blip>
+                    <a:stretch>
+                      <a:fillRect/>
+                    </a:stretch>
+                  </pic:blipFill>
+                  <pic:spPr>
+                    <a:xfrm>
+                      <a:off x="0" y="0"/>
+                      <a:ext cx="5943600" cy="2755265"/>
+                    </a:xfrm>
+                    <a:prstGeom prst="rect">
+                      <a:avLst/>
+                    </a:prstGeom>
+                  </pic:spPr>
+                </pic:pic>
+              </a:graphicData>
+            </a:graphic>
+          </wp:anchor>
+        </w:drawing>
+      </w:r>
+      <w:r>
+        <w:rPr>
+          <w:rFonts w:eastAsiaTheme="minorHAnsi"/>
+          <w:b/>
+          <w:bCs/>
+          <w:color w:val="365F91" w:themeColor="accent1" w:themeShade="BF"/>
+          <w:kern w:val="2"/>
+          <w:sz w:val="32"/>
+          <w:szCs w:val="32"/>
+        </w:rPr>
+        <w:drawing>
+          <wp:anchor distT="0" distB="0" distL="114300" distR="114300" simplePos="0" relativeHeight="251705344" behindDoc="0" locked="0" layoutInCell="1" allowOverlap="1" wp14:anchorId="574356C1" wp14:editId="6FA786B1">
+            <wp:simplePos x="0" y="0"/>
+            <wp:positionH relativeFrom="column">
+              <wp:posOffset>0</wp:posOffset>
+            </wp:positionH>
+            <wp:positionV relativeFrom="paragraph">
+              <wp:posOffset>0</wp:posOffset>
+            </wp:positionV>
+            <wp:extent cx="5943600" cy="3761740"/>
+            <wp:effectExtent l="0" t="0" r="0" b="0"/>
+            <wp:wrapSquare wrapText="bothSides"/>
+            <wp:docPr id="2086719832" name="Picture 1"/>
+            <wp:cNvGraphicFramePr>
+              <a:graphicFrameLocks xmlns:a="http://schemas.openxmlformats.org/drawingml/2006/main" noChangeAspect="1"/>
+            </wp:cNvGraphicFramePr>
+            <a:graphic xmlns:a="http://schemas.openxmlformats.org/drawingml/2006/main">
+              <a:graphicData uri="http://schemas.openxmlformats.org/drawingml/2006/picture">
+                <pic:pic xmlns:pic="http://schemas.openxmlformats.org/drawingml/2006/picture">
+                  <pic:nvPicPr>
+                    <pic:cNvPr id="2086719832" name=""/>
+                    <pic:cNvPicPr/>
+                  </pic:nvPicPr>
+                  <pic:blipFill>
+                    <a:blip r:embed="rId51">
+                      <a:extLst>
+                        <a:ext uri="{28A0092B-C50C-407E-A947-70E740481C1C}">
+                          <a14:useLocalDpi xmlns:a14="http://schemas.microsoft.com/office/drawing/2010/main" val="0"/>
+                        </a:ext>
+                      </a:extLst>
+                    </a:blip>
+                    <a:stretch>
+                      <a:fillRect/>
+                    </a:stretch>
+                  </pic:blipFill>
+                  <pic:spPr>
+                    <a:xfrm>
+                      <a:off x="0" y="0"/>
+                      <a:ext cx="5943600" cy="3761740"/>
+                    </a:xfrm>
+                    <a:prstGeom prst="rect">
+                      <a:avLst/>
+                    </a:prstGeom>
+                  </pic:spPr>
+                </pic:pic>
+              </a:graphicData>
+            </a:graphic>
+          </wp:anchor>
+        </w:drawing>
+      </w:r>
+    </w:p>
+    <w:p>
+      <w:pPr>
+        <w:tabs>
+          <w:tab w:val="left" w:pos="1176"/>
+        </w:tabs>
+        <w:spacing w:after="200" w:line="276" w:lineRule="auto"/>
+        <w:rPr>
+          <w:rFonts w:eastAsiaTheme="minorHAnsi"/>
+          <w:b/>
+          <w:bCs/>
+          <w:color w:val="365F91" w:themeColor="accent1" w:themeShade="BF"/>
+          <w:kern w:val="2"/>
+          <w:sz w:val="32"/>
+          <w:szCs w:val="32"/>
+          <w14:ligatures w14:val="standardContextual"/>
+        </w:rPr>
+      </w:pPr>
+    </w:p>
+    <w:p>
+      <w:pPr>
+        <w:tabs>
+          <w:tab w:val="left" w:pos="1176"/>
+        </w:tabs>
+        <w:spacing w:after="200" w:line="276" w:lineRule="auto"/>
+        <w:rPr>
+          <w:rFonts w:eastAsiaTheme="minorHAnsi"/>
+          <w:b/>
+          <w:bCs/>
+          <w:color w:val="365F91" w:themeColor="accent1" w:themeShade="BF"/>
+          <w:kern w:val="2"/>
+          <w:sz w:val="32"/>
+          <w:szCs w:val="32"/>
+          <w14:ligatures w14:val="standardContextual"/>
+        </w:rPr>
+      </w:pPr>
+    </w:p>
+    <w:p>
+      <w:pPr>
+        <w:tabs>
+          <w:tab w:val="left" w:pos="1176"/>
+        </w:tabs>
+        <w:spacing w:after="200" w:line="276" w:lineRule="auto"/>
+        <w:rPr>
+          <w:rFonts w:eastAsiaTheme="minorHAnsi"/>
+          <w:b/>
+          <w:bCs/>
+          <w:color w:val="365F91" w:themeColor="accent1" w:themeShade="BF"/>
+          <w:kern w:val="2"/>
+          <w:sz w:val="32"/>
+          <w:szCs w:val="32"/>
+          <w14:ligatures w14:val="standardContextual"/>
+        </w:rPr>
+      </w:pPr>
+    </w:p>
+    <w:p>
+      <w:pPr>
+        <w:tabs>
+          <w:tab w:val="left" w:pos="1176"/>
+        </w:tabs>
+        <w:spacing w:after="200" w:line="276" w:lineRule="auto"/>
+        <w:rPr>
+          <w:rFonts w:eastAsiaTheme="minorHAnsi"/>
+          <w:b/>
+          <w:bCs/>
+          <w:color w:val="365F91" w:themeColor="accent1" w:themeShade="BF"/>
+          <w:kern w:val="2"/>
+          <w:sz w:val="32"/>
+          <w:szCs w:val="32"/>
+          <w14:ligatures w14:val="standardContextual"/>
+        </w:rPr>
+      </w:pPr>
+      <w:r>
+        <w:rPr>
+          <w:rFonts w:eastAsiaTheme="minorHAnsi"/>
+          <w:b/>
+          <w:bCs/>
+          <w:color w:val="365F91" w:themeColor="accent1" w:themeShade="BF"/>
+          <w:kern w:val="2"/>
+          <w:sz w:val="32"/>
+          <w:szCs w:val="32"/>
+          <w14:ligatures w14:val="standardContextual"/>
+        </w:rPr>
+        <w:lastRenderedPageBreak/>
         <w:t>Circular Linked List</w:t>
       </w:r>
     </w:p>
@@ -7722,7 +8571,7 @@
                     <pic:cNvPicPr/>
                   </pic:nvPicPr>
                   <pic:blipFill>
-                    <a:blip r:embed="rId41">
+                    <a:blip r:embed="rId52">
                       <a:extLst>
                         <a:ext uri="{28A0092B-C50C-407E-A947-70E740481C1C}">
                           <a14:useLocalDpi xmlns:a14="http://schemas.microsoft.com/office/drawing/2010/main" val="0"/>
@@ -7783,7 +8632,7 @@
                     <pic:cNvPicPr/>
                   </pic:nvPicPr>
                   <pic:blipFill>
-                    <a:blip r:embed="rId42">
+                    <a:blip r:embed="rId53">
                       <a:extLst>
                         <a:ext uri="{28A0092B-C50C-407E-A947-70E740481C1C}">
                           <a14:useLocalDpi xmlns:a14="http://schemas.microsoft.com/office/drawing/2010/main" val="0"/>
@@ -7881,7 +8730,7 @@
                     <pic:cNvPicPr/>
                   </pic:nvPicPr>
                   <pic:blipFill>
-                    <a:blip r:embed="rId43">
+                    <a:blip r:embed="rId54">
                       <a:extLst>
                         <a:ext uri="{28A0092B-C50C-407E-A947-70E740481C1C}">
                           <a14:useLocalDpi xmlns:a14="http://schemas.microsoft.com/office/drawing/2010/main" val="0"/>
@@ -7942,7 +8791,7 @@
                     <pic:cNvPicPr/>
                   </pic:nvPicPr>
                   <pic:blipFill>
-                    <a:blip r:embed="rId44">
+                    <a:blip r:embed="rId55">
                       <a:extLst>
                         <a:ext uri="{28A0092B-C50C-407E-A947-70E740481C1C}">
                           <a14:useLocalDpi xmlns:a14="http://schemas.microsoft.com/office/drawing/2010/main" val="0"/>
@@ -8068,7 +8917,7 @@
                     <pic:cNvPicPr/>
                   </pic:nvPicPr>
                   <pic:blipFill>
-                    <a:blip r:embed="rId45"/>
+                    <a:blip r:embed="rId56"/>
                     <a:stretch>
                       <a:fillRect/>
                     </a:stretch>
@@ -8123,7 +8972,7 @@
                     <pic:cNvPicPr/>
                   </pic:nvPicPr>
                   <pic:blipFill>
-                    <a:blip r:embed="rId46">
+                    <a:blip r:embed="rId57">
                       <a:extLst>
                         <a:ext uri="{28A0092B-C50C-407E-A947-70E740481C1C}">
                           <a14:useLocalDpi xmlns:a14="http://schemas.microsoft.com/office/drawing/2010/main" val="0"/>
@@ -8257,7 +9106,7 @@
                     <pic:cNvPicPr/>
                   </pic:nvPicPr>
                   <pic:blipFill>
-                    <a:blip r:embed="rId47">
+                    <a:blip r:embed="rId58">
                       <a:extLst>
                         <a:ext uri="{28A0092B-C50C-407E-A947-70E740481C1C}">
                           <a14:useLocalDpi xmlns:a14="http://schemas.microsoft.com/office/drawing/2010/main" val="0"/>
@@ -8324,7 +9173,7 @@
                     <pic:cNvPicPr/>
                   </pic:nvPicPr>
                   <pic:blipFill>
-                    <a:blip r:embed="rId48">
+                    <a:blip r:embed="rId59">
                       <a:extLst>
                         <a:ext uri="{28A0092B-C50C-407E-A947-70E740481C1C}">
                           <a14:useLocalDpi xmlns:a14="http://schemas.microsoft.com/office/drawing/2010/main" val="0"/>
@@ -8438,7 +9287,7 @@
                     <pic:cNvPicPr/>
                   </pic:nvPicPr>
                   <pic:blipFill>
-                    <a:blip r:embed="rId49"/>
+                    <a:blip r:embed="rId60"/>
                     <a:stretch>
                       <a:fillRect/>
                     </a:stretch>
@@ -9015,31 +9864,7 @@
           <w:szCs w:val="32"/>
           <w14:ligatures w14:val="standardContextual"/>
         </w:rPr>
-        <w:t xml:space="preserve"> → </w:t>
-      </w:r>
-      <w:proofErr w:type="gramStart"/>
-      <w:r>
-        <w:rPr>
-          <w:rFonts w:eastAsiaTheme="minorHAnsi"/>
-          <w:color w:val="0D0D0D" w:themeColor="text1" w:themeTint="F2"/>
-          <w:kern w:val="2"/>
-          <w:sz w:val="32"/>
-          <w:szCs w:val="32"/>
-          <w14:ligatures w14:val="standardContextual"/>
-        </w:rPr>
-        <w:t>Pop(</w:t>
-      </w:r>
-      <w:proofErr w:type="gramEnd"/>
-      <w:r>
-        <w:rPr>
-          <w:rFonts w:eastAsiaTheme="minorHAnsi"/>
-          <w:color w:val="0D0D0D" w:themeColor="text1" w:themeTint="F2"/>
-          <w:kern w:val="2"/>
-          <w:sz w:val="32"/>
-          <w:szCs w:val="32"/>
-          <w14:ligatures w14:val="standardContextual"/>
-        </w:rPr>
-        <w:t>) returns to "Hello"</w:t>
+        <w:t xml:space="preserve"> → Pop() returns to "Hello"</w:t>
       </w:r>
     </w:p>
     <w:p>
@@ -9108,7 +9933,7 @@
                     </pic:cNvPicPr>
                   </pic:nvPicPr>
                   <pic:blipFill>
-                    <a:blip r:embed="rId50">
+                    <a:blip r:embed="rId61">
                       <a:extLst>
                         <a:ext uri="{28A0092B-C50C-407E-A947-70E740481C1C}">
                           <a14:useLocalDpi xmlns:a14="http://schemas.microsoft.com/office/drawing/2010/main" val="0"/>
@@ -9298,7 +10123,7 @@
                     </pic:cNvPicPr>
                   </pic:nvPicPr>
                   <pic:blipFill>
-                    <a:blip r:embed="rId51">
+                    <a:blip r:embed="rId62">
                       <a:extLst>
                         <a:ext uri="{28A0092B-C50C-407E-A947-70E740481C1C}">
                           <a14:useLocalDpi xmlns:a14="http://schemas.microsoft.com/office/drawing/2010/main" val="0"/>
@@ -9486,7 +10311,7 @@
                     </pic:cNvPicPr>
                   </pic:nvPicPr>
                   <pic:blipFill>
-                    <a:blip r:embed="rId52">
+                    <a:blip r:embed="rId63">
                       <a:extLst>
                         <a:ext uri="{28A0092B-C50C-407E-A947-70E740481C1C}">
                           <a14:useLocalDpi xmlns:a14="http://schemas.microsoft.com/office/drawing/2010/main" val="0"/>
@@ -9550,7 +10375,7 @@
                     </pic:cNvPicPr>
                   </pic:nvPicPr>
                   <pic:blipFill>
-                    <a:blip r:embed="rId53">
+                    <a:blip r:embed="rId64">
                       <a:extLst>
                         <a:ext uri="{28A0092B-C50C-407E-A947-70E740481C1C}">
                           <a14:useLocalDpi xmlns:a14="http://schemas.microsoft.com/office/drawing/2010/main" val="0"/>
@@ -9747,7 +10572,7 @@
                     </pic:cNvPicPr>
                   </pic:nvPicPr>
                   <pic:blipFill>
-                    <a:blip r:embed="rId54">
+                    <a:blip r:embed="rId65">
                       <a:extLst>
                         <a:ext uri="{28A0092B-C50C-407E-A947-70E740481C1C}">
                           <a14:useLocalDpi xmlns:a14="http://schemas.microsoft.com/office/drawing/2010/main" val="0"/>
@@ -9811,7 +10636,7 @@
                     </pic:cNvPicPr>
                   </pic:nvPicPr>
                   <pic:blipFill>
-                    <a:blip r:embed="rId55">
+                    <a:blip r:embed="rId66">
                       <a:extLst>
                         <a:ext uri="{28A0092B-C50C-407E-A947-70E740481C1C}">
                           <a14:useLocalDpi xmlns:a14="http://schemas.microsoft.com/office/drawing/2010/main" val="0"/>
@@ -9891,7 +10716,7 @@
                     </pic:cNvPicPr>
                   </pic:nvPicPr>
                   <pic:blipFill>
-                    <a:blip r:embed="rId56">
+                    <a:blip r:embed="rId67">
                       <a:extLst>
                         <a:ext uri="{28A0092B-C50C-407E-A947-70E740481C1C}">
                           <a14:useLocalDpi xmlns:a14="http://schemas.microsoft.com/office/drawing/2010/main" val="0"/>
@@ -9975,7 +10800,7 @@
                     </pic:cNvPicPr>
                   </pic:nvPicPr>
                   <pic:blipFill>
-                    <a:blip r:embed="rId57">
+                    <a:blip r:embed="rId68">
                       <a:extLst>
                         <a:ext uri="{28A0092B-C50C-407E-A947-70E740481C1C}">
                           <a14:useLocalDpi xmlns:a14="http://schemas.microsoft.com/office/drawing/2010/main" val="0"/>
@@ -10217,7 +11042,7 @@
                     </pic:cNvPicPr>
                   </pic:nvPicPr>
                   <pic:blipFill>
-                    <a:blip r:embed="rId58">
+                    <a:blip r:embed="rId69">
                       <a:extLst>
                         <a:ext uri="{28A0092B-C50C-407E-A947-70E740481C1C}">
                           <a14:useLocalDpi xmlns:a14="http://schemas.microsoft.com/office/drawing/2010/main" val="0"/>
@@ -10381,7 +11206,7 @@
                     </pic:cNvPicPr>
                   </pic:nvPicPr>
                   <pic:blipFill>
-                    <a:blip r:embed="rId59">
+                    <a:blip r:embed="rId70">
                       <a:extLst>
                         <a:ext uri="{28A0092B-C50C-407E-A947-70E740481C1C}">
                           <a14:useLocalDpi xmlns:a14="http://schemas.microsoft.com/office/drawing/2010/main" val="0"/>
@@ -10556,7 +11381,7 @@
                     </pic:cNvPicPr>
                   </pic:nvPicPr>
                   <pic:blipFill>
-                    <a:blip r:embed="rId60">
+                    <a:blip r:embed="rId71">
                       <a:extLst>
                         <a:ext uri="{28A0092B-C50C-407E-A947-70E740481C1C}">
                           <a14:useLocalDpi xmlns:a14="http://schemas.microsoft.com/office/drawing/2010/main" val="0"/>
@@ -10626,7 +11451,7 @@
                     </pic:cNvPicPr>
                   </pic:nvPicPr>
                   <pic:blipFill>
-                    <a:blip r:embed="rId61">
+                    <a:blip r:embed="rId72">
                       <a:extLst>
                         <a:ext uri="{28A0092B-C50C-407E-A947-70E740481C1C}">
                           <a14:useLocalDpi xmlns:a14="http://schemas.microsoft.com/office/drawing/2010/main" val="0"/>
@@ -10802,7 +11627,7 @@
                     </pic:cNvPicPr>
                   </pic:nvPicPr>
                   <pic:blipFill>
-                    <a:blip r:embed="rId62">
+                    <a:blip r:embed="rId73">
                       <a:extLst>
                         <a:ext uri="{28A0092B-C50C-407E-A947-70E740481C1C}">
                           <a14:useLocalDpi xmlns:a14="http://schemas.microsoft.com/office/drawing/2010/main" val="0"/>
@@ -10904,7 +11729,7 @@
                     </pic:cNvPicPr>
                   </pic:nvPicPr>
                   <pic:blipFill>
-                    <a:blip r:embed="rId63">
+                    <a:blip r:embed="rId74">
                       <a:extLst>
                         <a:ext uri="{28A0092B-C50C-407E-A947-70E740481C1C}">
                           <a14:useLocalDpi xmlns:a14="http://schemas.microsoft.com/office/drawing/2010/main" val="0"/>
@@ -11120,7 +11945,7 @@
                     </pic:cNvPicPr>
                   </pic:nvPicPr>
                   <pic:blipFill>
-                    <a:blip r:embed="rId64">
+                    <a:blip r:embed="rId75">
                       <a:extLst>
                         <a:ext uri="{28A0092B-C50C-407E-A947-70E740481C1C}">
                           <a14:useLocalDpi xmlns:a14="http://schemas.microsoft.com/office/drawing/2010/main" val="0"/>
@@ -11253,7 +12078,7 @@
                     </pic:cNvPicPr>
                   </pic:nvPicPr>
                   <pic:blipFill>
-                    <a:blip r:embed="rId65">
+                    <a:blip r:embed="rId76">
                       <a:extLst>
                         <a:ext uri="{28A0092B-C50C-407E-A947-70E740481C1C}">
                           <a14:useLocalDpi xmlns:a14="http://schemas.microsoft.com/office/drawing/2010/main" val="0"/>
@@ -11317,7 +12142,7 @@
                     </pic:cNvPicPr>
                   </pic:nvPicPr>
                   <pic:blipFill>
-                    <a:blip r:embed="rId66">
+                    <a:blip r:embed="rId77">
                       <a:extLst>
                         <a:ext uri="{28A0092B-C50C-407E-A947-70E740481C1C}">
                           <a14:useLocalDpi xmlns:a14="http://schemas.microsoft.com/office/drawing/2010/main" val="0"/>
@@ -11381,7 +12206,7 @@
                     </pic:cNvPicPr>
                   </pic:nvPicPr>
                   <pic:blipFill>
-                    <a:blip r:embed="rId67">
+                    <a:blip r:embed="rId78">
                       <a:extLst>
                         <a:ext uri="{28A0092B-C50C-407E-A947-70E740481C1C}">
                           <a14:useLocalDpi xmlns:a14="http://schemas.microsoft.com/office/drawing/2010/main" val="0"/>
@@ -11501,7 +12326,7 @@
                     </pic:cNvPicPr>
                   </pic:nvPicPr>
                   <pic:blipFill>
-                    <a:blip r:embed="rId68">
+                    <a:blip r:embed="rId79">
                       <a:extLst>
                         <a:ext uri="{28A0092B-C50C-407E-A947-70E740481C1C}">
                           <a14:useLocalDpi xmlns:a14="http://schemas.microsoft.com/office/drawing/2010/main" val="0"/>
@@ -11727,7 +12552,7 @@
                     </pic:cNvPicPr>
                   </pic:nvPicPr>
                   <pic:blipFill>
-                    <a:blip r:embed="rId69">
+                    <a:blip r:embed="rId80">
                       <a:extLst>
                         <a:ext uri="{28A0092B-C50C-407E-A947-70E740481C1C}">
                           <a14:useLocalDpi xmlns:a14="http://schemas.microsoft.com/office/drawing/2010/main" val="0"/>
@@ -11821,7 +12646,7 @@
                     </pic:cNvPicPr>
                   </pic:nvPicPr>
                   <pic:blipFill>
-                    <a:blip r:embed="rId70">
+                    <a:blip r:embed="rId81">
                       <a:extLst>
                         <a:ext uri="{28A0092B-C50C-407E-A947-70E740481C1C}">
                           <a14:useLocalDpi xmlns:a14="http://schemas.microsoft.com/office/drawing/2010/main" val="0"/>
@@ -11885,7 +12710,7 @@
                     </pic:cNvPicPr>
                   </pic:nvPicPr>
                   <pic:blipFill>
-                    <a:blip r:embed="rId71">
+                    <a:blip r:embed="rId82">
                       <a:extLst>
                         <a:ext uri="{28A0092B-C50C-407E-A947-70E740481C1C}">
                           <a14:useLocalDpi xmlns:a14="http://schemas.microsoft.com/office/drawing/2010/main" val="0"/>
@@ -11949,7 +12774,7 @@
                     </pic:cNvPicPr>
                   </pic:nvPicPr>
                   <pic:blipFill>
-                    <a:blip r:embed="rId72">
+                    <a:blip r:embed="rId83">
                       <a:extLst>
                         <a:ext uri="{28A0092B-C50C-407E-A947-70E740481C1C}">
                           <a14:useLocalDpi xmlns:a14="http://schemas.microsoft.com/office/drawing/2010/main" val="0"/>
@@ -12062,7 +12887,7 @@
                     </pic:cNvPicPr>
                   </pic:nvPicPr>
                   <pic:blipFill>
-                    <a:blip r:embed="rId73">
+                    <a:blip r:embed="rId84">
                       <a:extLst>
                         <a:ext uri="{28A0092B-C50C-407E-A947-70E740481C1C}">
                           <a14:useLocalDpi xmlns:a14="http://schemas.microsoft.com/office/drawing/2010/main" val="0"/>
@@ -12126,7 +12951,7 @@
                     </pic:cNvPicPr>
                   </pic:nvPicPr>
                   <pic:blipFill>
-                    <a:blip r:embed="rId74">
+                    <a:blip r:embed="rId85">
                       <a:extLst>
                         <a:ext uri="{28A0092B-C50C-407E-A947-70E740481C1C}">
                           <a14:useLocalDpi xmlns:a14="http://schemas.microsoft.com/office/drawing/2010/main" val="0"/>
@@ -12358,7 +13183,7 @@
                     </pic:cNvPicPr>
                   </pic:nvPicPr>
                   <pic:blipFill>
-                    <a:blip r:embed="rId75">
+                    <a:blip r:embed="rId86">
                       <a:extLst>
                         <a:ext uri="{28A0092B-C50C-407E-A947-70E740481C1C}">
                           <a14:useLocalDpi xmlns:a14="http://schemas.microsoft.com/office/drawing/2010/main" val="0"/>
@@ -12444,7 +13269,7 @@
                     </pic:cNvPicPr>
                   </pic:nvPicPr>
                   <pic:blipFill>
-                    <a:blip r:embed="rId76">
+                    <a:blip r:embed="rId87">
                       <a:extLst>
                         <a:ext uri="{28A0092B-C50C-407E-A947-70E740481C1C}">
                           <a14:useLocalDpi xmlns:a14="http://schemas.microsoft.com/office/drawing/2010/main" val="0"/>
@@ -12529,7 +13354,7 @@
                     </pic:cNvPicPr>
                   </pic:nvPicPr>
                   <pic:blipFill>
-                    <a:blip r:embed="rId77">
+                    <a:blip r:embed="rId88">
                       <a:extLst>
                         <a:ext uri="{28A0092B-C50C-407E-A947-70E740481C1C}">
                           <a14:useLocalDpi xmlns:a14="http://schemas.microsoft.com/office/drawing/2010/main" val="0"/>
@@ -12627,7 +13452,7 @@
                     </pic:cNvPicPr>
                   </pic:nvPicPr>
                   <pic:blipFill>
-                    <a:blip r:embed="rId78">
+                    <a:blip r:embed="rId89">
                       <a:extLst>
                         <a:ext uri="{28A0092B-C50C-407E-A947-70E740481C1C}">
                           <a14:useLocalDpi xmlns:a14="http://schemas.microsoft.com/office/drawing/2010/main" val="0"/>
@@ -12691,7 +13516,7 @@
                     </pic:cNvPicPr>
                   </pic:nvPicPr>
                   <pic:blipFill>
-                    <a:blip r:embed="rId79">
+                    <a:blip r:embed="rId90">
                       <a:extLst>
                         <a:ext uri="{28A0092B-C50C-407E-A947-70E740481C1C}">
                           <a14:useLocalDpi xmlns:a14="http://schemas.microsoft.com/office/drawing/2010/main" val="0"/>
@@ -12755,7 +13580,7 @@
                     </pic:cNvPicPr>
                   </pic:nvPicPr>
                   <pic:blipFill>
-                    <a:blip r:embed="rId80">
+                    <a:blip r:embed="rId91">
                       <a:extLst>
                         <a:ext uri="{28A0092B-C50C-407E-A947-70E740481C1C}">
                           <a14:useLocalDpi xmlns:a14="http://schemas.microsoft.com/office/drawing/2010/main" val="0"/>
@@ -12833,7 +13658,7 @@
                     </pic:cNvPicPr>
                   </pic:nvPicPr>
                   <pic:blipFill>
-                    <a:blip r:embed="rId81">
+                    <a:blip r:embed="rId92">
                       <a:extLst>
                         <a:ext uri="{28A0092B-C50C-407E-A947-70E740481C1C}">
                           <a14:useLocalDpi xmlns:a14="http://schemas.microsoft.com/office/drawing/2010/main" val="0"/>
@@ -12928,7 +13753,7 @@
                     <pic:cNvPicPr/>
                   </pic:nvPicPr>
                   <pic:blipFill>
-                    <a:blip r:embed="rId82">
+                    <a:blip r:embed="rId93">
                       <a:extLst>
                         <a:ext uri="{28A0092B-C50C-407E-A947-70E740481C1C}">
                           <a14:useLocalDpi xmlns:a14="http://schemas.microsoft.com/office/drawing/2010/main" val="0"/>
@@ -13025,7 +13850,7 @@
                     <pic:cNvPicPr/>
                   </pic:nvPicPr>
                   <pic:blipFill>
-                    <a:blip r:embed="rId83">
+                    <a:blip r:embed="rId94">
                       <a:extLst>
                         <a:ext uri="{28A0092B-C50C-407E-A947-70E740481C1C}">
                           <a14:useLocalDpi xmlns:a14="http://schemas.microsoft.com/office/drawing/2010/main" val="0"/>
@@ -13151,7 +13976,7 @@
                     <pic:cNvPicPr/>
                   </pic:nvPicPr>
                   <pic:blipFill>
-                    <a:blip r:embed="rId84">
+                    <a:blip r:embed="rId95">
                       <a:extLst>
                         <a:ext uri="{28A0092B-C50C-407E-A947-70E740481C1C}">
                           <a14:useLocalDpi xmlns:a14="http://schemas.microsoft.com/office/drawing/2010/main" val="0"/>
@@ -13208,7 +14033,7 @@
                     <pic:cNvPicPr/>
                   </pic:nvPicPr>
                   <pic:blipFill>
-                    <a:blip r:embed="rId85">
+                    <a:blip r:embed="rId96">
                       <a:extLst>
                         <a:ext uri="{28A0092B-C50C-407E-A947-70E740481C1C}">
                           <a14:useLocalDpi xmlns:a14="http://schemas.microsoft.com/office/drawing/2010/main" val="0"/>
@@ -13265,7 +14090,7 @@
                     <pic:cNvPicPr/>
                   </pic:nvPicPr>
                   <pic:blipFill>
-                    <a:blip r:embed="rId86">
+                    <a:blip r:embed="rId97">
                       <a:extLst>
                         <a:ext uri="{28A0092B-C50C-407E-A947-70E740481C1C}">
                           <a14:useLocalDpi xmlns:a14="http://schemas.microsoft.com/office/drawing/2010/main" val="0"/>
@@ -13314,7 +14139,7 @@
                     <pic:cNvPicPr/>
                   </pic:nvPicPr>
                   <pic:blipFill>
-                    <a:blip r:embed="rId87"/>
+                    <a:blip r:embed="rId98"/>
                     <a:stretch>
                       <a:fillRect/>
                     </a:stretch>
@@ -13410,7 +14235,7 @@
                     <pic:cNvPicPr/>
                   </pic:nvPicPr>
                   <pic:blipFill>
-                    <a:blip r:embed="rId88">
+                    <a:blip r:embed="rId99">
                       <a:extLst>
                         <a:ext uri="{28A0092B-C50C-407E-A947-70E740481C1C}">
                           <a14:useLocalDpi xmlns:a14="http://schemas.microsoft.com/office/drawing/2010/main" val="0"/>
@@ -13470,7 +14295,7 @@
                     <pic:cNvPicPr/>
                   </pic:nvPicPr>
                   <pic:blipFill>
-                    <a:blip r:embed="rId89">
+                    <a:blip r:embed="rId100">
                       <a:extLst>
                         <a:ext uri="{28A0092B-C50C-407E-A947-70E740481C1C}">
                           <a14:useLocalDpi xmlns:a14="http://schemas.microsoft.com/office/drawing/2010/main" val="0"/>
@@ -13538,7 +14363,7 @@
                     <pic:cNvPicPr/>
                   </pic:nvPicPr>
                   <pic:blipFill>
-                    <a:blip r:embed="rId90"/>
+                    <a:blip r:embed="rId101"/>
                     <a:stretch>
                       <a:fillRect/>
                     </a:stretch>
@@ -13635,7 +14460,7 @@
                     </pic:cNvPicPr>
                   </pic:nvPicPr>
                   <pic:blipFill>
-                    <a:blip r:embed="rId91">
+                    <a:blip r:embed="rId102">
                       <a:extLst>
                         <a:ext uri="{28A0092B-C50C-407E-A947-70E740481C1C}">
                           <a14:useLocalDpi xmlns:a14="http://schemas.microsoft.com/office/drawing/2010/main" val="0"/>
@@ -13720,7 +14545,7 @@
                     </pic:cNvPicPr>
                   </pic:nvPicPr>
                   <pic:blipFill>
-                    <a:blip r:embed="rId92">
+                    <a:blip r:embed="rId103">
                       <a:extLst>
                         <a:ext uri="{28A0092B-C50C-407E-A947-70E740481C1C}">
                           <a14:useLocalDpi xmlns:a14="http://schemas.microsoft.com/office/drawing/2010/main" val="0"/>
@@ -13811,7 +14636,7 @@
                     </pic:cNvPicPr>
                   </pic:nvPicPr>
                   <pic:blipFill>
-                    <a:blip r:embed="rId93">
+                    <a:blip r:embed="rId104">
                       <a:extLst>
                         <a:ext uri="{28A0092B-C50C-407E-A947-70E740481C1C}">
                           <a14:useLocalDpi xmlns:a14="http://schemas.microsoft.com/office/drawing/2010/main" val="0"/>
@@ -13881,7 +14706,7 @@
                     </pic:cNvPicPr>
                   </pic:nvPicPr>
                   <pic:blipFill>
-                    <a:blip r:embed="rId94">
+                    <a:blip r:embed="rId105">
                       <a:extLst>
                         <a:ext uri="{28A0092B-C50C-407E-A947-70E740481C1C}">
                           <a14:useLocalDpi xmlns:a14="http://schemas.microsoft.com/office/drawing/2010/main" val="0"/>
@@ -13951,7 +14776,7 @@
                     </pic:cNvPicPr>
                   </pic:nvPicPr>
                   <pic:blipFill>
-                    <a:blip r:embed="rId95">
+                    <a:blip r:embed="rId106">
                       <a:extLst>
                         <a:ext uri="{28A0092B-C50C-407E-A947-70E740481C1C}">
                           <a14:useLocalDpi xmlns:a14="http://schemas.microsoft.com/office/drawing/2010/main" val="0"/>
@@ -14042,7 +14867,7 @@
                     </pic:cNvPicPr>
                   </pic:nvPicPr>
                   <pic:blipFill>
-                    <a:blip r:embed="rId96">
+                    <a:blip r:embed="rId107">
                       <a:extLst>
                         <a:ext uri="{28A0092B-C50C-407E-A947-70E740481C1C}">
                           <a14:useLocalDpi xmlns:a14="http://schemas.microsoft.com/office/drawing/2010/main" val="0"/>
@@ -14106,7 +14931,7 @@
                     </pic:cNvPicPr>
                   </pic:nvPicPr>
                   <pic:blipFill>
-                    <a:blip r:embed="rId97">
+                    <a:blip r:embed="rId108">
                       <a:extLst>
                         <a:ext uri="{28A0092B-C50C-407E-A947-70E740481C1C}">
                           <a14:useLocalDpi xmlns:a14="http://schemas.microsoft.com/office/drawing/2010/main" val="0"/>
@@ -14170,7 +14995,7 @@
                     </pic:cNvPicPr>
                   </pic:nvPicPr>
                   <pic:blipFill>
-                    <a:blip r:embed="rId98">
+                    <a:blip r:embed="rId109">
                       <a:extLst>
                         <a:ext uri="{28A0092B-C50C-407E-A947-70E740481C1C}">
                           <a14:useLocalDpi xmlns:a14="http://schemas.microsoft.com/office/drawing/2010/main" val="0"/>
@@ -14248,7 +15073,7 @@
                     </pic:cNvPicPr>
                   </pic:nvPicPr>
                   <pic:blipFill>
-                    <a:blip r:embed="rId99">
+                    <a:blip r:embed="rId110">
                       <a:extLst>
                         <a:ext uri="{28A0092B-C50C-407E-A947-70E740481C1C}">
                           <a14:useLocalDpi xmlns:a14="http://schemas.microsoft.com/office/drawing/2010/main" val="0"/>
@@ -15098,7 +15923,7 @@
                     <pic:cNvPicPr/>
                   </pic:nvPicPr>
                   <pic:blipFill>
-                    <a:blip r:embed="rId100">
+                    <a:blip r:embed="rId111">
                       <a:extLst>
                         <a:ext uri="{28A0092B-C50C-407E-A947-70E740481C1C}">
                           <a14:useLocalDpi xmlns:a14="http://schemas.microsoft.com/office/drawing/2010/main" val="0"/>
@@ -15158,7 +15983,7 @@
                     <pic:cNvPicPr/>
                   </pic:nvPicPr>
                   <pic:blipFill>
-                    <a:blip r:embed="rId101">
+                    <a:blip r:embed="rId112">
                       <a:extLst>
                         <a:ext uri="{28A0092B-C50C-407E-A947-70E740481C1C}">
                           <a14:useLocalDpi xmlns:a14="http://schemas.microsoft.com/office/drawing/2010/main" val="0"/>
@@ -15305,7 +16130,7 @@
                     <pic:cNvPicPr/>
                   </pic:nvPicPr>
                   <pic:blipFill>
-                    <a:blip r:embed="rId102">
+                    <a:blip r:embed="rId113">
                       <a:extLst>
                         <a:ext uri="{28A0092B-C50C-407E-A947-70E740481C1C}">
                           <a14:useLocalDpi xmlns:a14="http://schemas.microsoft.com/office/drawing/2010/main" val="0"/>
@@ -15362,7 +16187,7 @@
                     <pic:cNvPicPr/>
                   </pic:nvPicPr>
                   <pic:blipFill>
-                    <a:blip r:embed="rId103">
+                    <a:blip r:embed="rId114">
                       <a:extLst>
                         <a:ext uri="{28A0092B-C50C-407E-A947-70E740481C1C}">
                           <a14:useLocalDpi xmlns:a14="http://schemas.microsoft.com/office/drawing/2010/main" val="0"/>
@@ -15419,7 +16244,7 @@
                     <pic:cNvPicPr/>
                   </pic:nvPicPr>
                   <pic:blipFill>
-                    <a:blip r:embed="rId104">
+                    <a:blip r:embed="rId115">
                       <a:extLst>
                         <a:ext uri="{28A0092B-C50C-407E-A947-70E740481C1C}">
                           <a14:useLocalDpi xmlns:a14="http://schemas.microsoft.com/office/drawing/2010/main" val="0"/>
@@ -15489,7 +16314,7 @@
                     <pic:cNvPicPr/>
                   </pic:nvPicPr>
                   <pic:blipFill>
-                    <a:blip r:embed="rId105"/>
+                    <a:blip r:embed="rId116"/>
                     <a:stretch>
                       <a:fillRect/>
                     </a:stretch>
@@ -15540,7 +16365,7 @@
                     <pic:cNvPicPr/>
                   </pic:nvPicPr>
                   <pic:blipFill>
-                    <a:blip r:embed="rId106">
+                    <a:blip r:embed="rId117">
                       <a:extLst>
                         <a:ext uri="{28A0092B-C50C-407E-A947-70E740481C1C}">
                           <a14:useLocalDpi xmlns:a14="http://schemas.microsoft.com/office/drawing/2010/main" val="0"/>
@@ -15597,7 +16422,7 @@
                     <pic:cNvPicPr/>
                   </pic:nvPicPr>
                   <pic:blipFill>
-                    <a:blip r:embed="rId107">
+                    <a:blip r:embed="rId118">
                       <a:extLst>
                         <a:ext uri="{28A0092B-C50C-407E-A947-70E740481C1C}">
                           <a14:useLocalDpi xmlns:a14="http://schemas.microsoft.com/office/drawing/2010/main" val="0"/>
@@ -15725,7 +16550,7 @@
                     <pic:cNvPicPr/>
                   </pic:nvPicPr>
                   <pic:blipFill>
-                    <a:blip r:embed="rId108"/>
+                    <a:blip r:embed="rId119"/>
                     <a:stretch>
                       <a:fillRect/>
                     </a:stretch>
@@ -15778,7 +16603,7 @@
                     <pic:cNvPicPr/>
                   </pic:nvPicPr>
                   <pic:blipFill>
-                    <a:blip r:embed="rId109">
+                    <a:blip r:embed="rId120">
                       <a:extLst>
                         <a:ext uri="{28A0092B-C50C-407E-A947-70E740481C1C}">
                           <a14:useLocalDpi xmlns:a14="http://schemas.microsoft.com/office/drawing/2010/main" val="0"/>
@@ -15885,7 +16710,7 @@
                     <pic:cNvPicPr/>
                   </pic:nvPicPr>
                   <pic:blipFill>
-                    <a:blip r:embed="rId110">
+                    <a:blip r:embed="rId121">
                       <a:extLst>
                         <a:ext uri="{28A0092B-C50C-407E-A947-70E740481C1C}">
                           <a14:useLocalDpi xmlns:a14="http://schemas.microsoft.com/office/drawing/2010/main" val="0"/>
@@ -15934,7 +16759,7 @@
                     <pic:cNvPicPr/>
                   </pic:nvPicPr>
                   <pic:blipFill>
-                    <a:blip r:embed="rId111"/>
+                    <a:blip r:embed="rId122"/>
                     <a:stretch>
                       <a:fillRect/>
                     </a:stretch>
@@ -15995,7 +16820,7 @@
                     <pic:cNvPicPr/>
                   </pic:nvPicPr>
                   <pic:blipFill>
-                    <a:blip r:embed="rId112">
+                    <a:blip r:embed="rId123">
                       <a:extLst>
                         <a:ext uri="{28A0092B-C50C-407E-A947-70E740481C1C}">
                           <a14:useLocalDpi xmlns:a14="http://schemas.microsoft.com/office/drawing/2010/main" val="0"/>
@@ -16052,7 +16877,7 @@
                     <pic:cNvPicPr/>
                   </pic:nvPicPr>
                   <pic:blipFill>
-                    <a:blip r:embed="rId113">
+                    <a:blip r:embed="rId124">
                       <a:extLst>
                         <a:ext uri="{28A0092B-C50C-407E-A947-70E740481C1C}">
                           <a14:useLocalDpi xmlns:a14="http://schemas.microsoft.com/office/drawing/2010/main" val="0"/>

--- a/Data Structures.docx
+++ b/Data Structures.docx
@@ -4,6 +4,7 @@
   <w:body>
     <w:p>
       <w:pPr>
+        <w:spacing w:line="276" w:lineRule="auto"/>
         <w:jc w:val="center"/>
         <w:rPr>
           <w:b/>
@@ -26,6 +27,7 @@
     </w:p>
     <w:p>
       <w:pPr>
+        <w:spacing w:line="276" w:lineRule="auto"/>
         <w:rPr>
           <w:b/>
           <w:bCs/>
@@ -47,6 +49,7 @@
     </w:p>
     <w:p>
       <w:pPr>
+        <w:spacing w:line="276" w:lineRule="auto"/>
         <w:ind w:firstLine="720"/>
         <w:rPr>
           <w:color w:val="0D0D0D" w:themeColor="text1" w:themeTint="F2"/>
@@ -65,6 +68,7 @@
     </w:p>
     <w:p>
       <w:pPr>
+        <w:spacing w:line="276" w:lineRule="auto"/>
         <w:rPr>
           <w:b/>
           <w:bCs/>
@@ -243,6 +247,7 @@
           <w:ilvl w:val="0"/>
           <w:numId w:val="31"/>
         </w:numPr>
+        <w:spacing w:line="276" w:lineRule="auto"/>
         <w:rPr>
           <w:rFonts w:eastAsiaTheme="minorHAnsi"/>
           <w:color w:val="0D0D0D" w:themeColor="text1" w:themeTint="F2"/>
@@ -283,6 +288,7 @@
           <w:ilvl w:val="0"/>
           <w:numId w:val="31"/>
         </w:numPr>
+        <w:spacing w:line="276" w:lineRule="auto"/>
         <w:rPr>
           <w:rFonts w:eastAsiaTheme="minorHAnsi"/>
           <w:color w:val="0D0D0D" w:themeColor="text1" w:themeTint="F2"/>
@@ -323,6 +329,7 @@
           <w:ilvl w:val="0"/>
           <w:numId w:val="31"/>
         </w:numPr>
+        <w:spacing w:line="276" w:lineRule="auto"/>
         <w:rPr>
           <w:rFonts w:eastAsiaTheme="minorHAnsi"/>
           <w:color w:val="0D0D0D" w:themeColor="text1" w:themeTint="F2"/>
@@ -363,6 +370,7 @@
           <w:ilvl w:val="0"/>
           <w:numId w:val="31"/>
         </w:numPr>
+        <w:spacing w:line="276" w:lineRule="auto"/>
         <w:rPr>
           <w:rFonts w:eastAsiaTheme="minorHAnsi"/>
           <w:color w:val="0D0D0D" w:themeColor="text1" w:themeTint="F2"/>
@@ -435,6 +443,7 @@
           <w:ilvl w:val="0"/>
           <w:numId w:val="32"/>
         </w:numPr>
+        <w:spacing w:line="276" w:lineRule="auto"/>
         <w:rPr>
           <w:rFonts w:eastAsiaTheme="minorHAnsi"/>
           <w:color w:val="0D0D0D" w:themeColor="text1" w:themeTint="F2"/>
@@ -475,6 +484,7 @@
           <w:ilvl w:val="0"/>
           <w:numId w:val="32"/>
         </w:numPr>
+        <w:spacing w:line="276" w:lineRule="auto"/>
         <w:rPr>
           <w:rFonts w:eastAsiaTheme="minorHAnsi"/>
           <w:color w:val="0D0D0D" w:themeColor="text1" w:themeTint="F2"/>
@@ -511,78 +521,46 @@
     </w:p>
     <w:p>
       <w:pPr>
-        <w:rPr>
-          <w:rFonts w:eastAsiaTheme="minorHAnsi"/>
-          <w:color w:val="0D0D0D" w:themeColor="text1" w:themeTint="F2"/>
-          <w:kern w:val="2"/>
-          <w:sz w:val="32"/>
-          <w:szCs w:val="32"/>
-          <w14:ligatures w14:val="standardContextual"/>
-        </w:rPr>
-      </w:pPr>
-    </w:p>
-    <w:p>
-      <w:pPr>
-        <w:rPr>
-          <w:rFonts w:eastAsiaTheme="minorHAnsi"/>
-          <w:color w:val="0D0D0D" w:themeColor="text1" w:themeTint="F2"/>
-          <w:kern w:val="2"/>
-          <w:sz w:val="32"/>
-          <w:szCs w:val="32"/>
-          <w14:ligatures w14:val="standardContextual"/>
-        </w:rPr>
-      </w:pPr>
-    </w:p>
-    <w:p>
-      <w:pPr>
-        <w:rPr>
-          <w:rFonts w:eastAsiaTheme="minorHAnsi"/>
-          <w:color w:val="0D0D0D" w:themeColor="text1" w:themeTint="F2"/>
-          <w:kern w:val="2"/>
-          <w:sz w:val="32"/>
-          <w:szCs w:val="32"/>
-          <w14:ligatures w14:val="standardContextual"/>
-        </w:rPr>
-      </w:pPr>
-    </w:p>
-    <w:p>
-      <w:pPr>
-        <w:rPr>
-          <w:rFonts w:eastAsiaTheme="minorHAnsi"/>
-          <w:color w:val="0D0D0D" w:themeColor="text1" w:themeTint="F2"/>
-          <w:kern w:val="2"/>
-          <w:sz w:val="32"/>
-          <w:szCs w:val="32"/>
-          <w14:ligatures w14:val="standardContextual"/>
-        </w:rPr>
-      </w:pPr>
-    </w:p>
-    <w:p>
-      <w:pPr>
-        <w:rPr>
-          <w:rFonts w:eastAsiaTheme="minorHAnsi"/>
-          <w:color w:val="0D0D0D" w:themeColor="text1" w:themeTint="F2"/>
-          <w:kern w:val="2"/>
-          <w:sz w:val="32"/>
-          <w:szCs w:val="32"/>
-          <w14:ligatures w14:val="standardContextual"/>
-        </w:rPr>
-      </w:pPr>
-    </w:p>
-    <w:p>
-      <w:pPr>
-        <w:rPr>
-          <w:rFonts w:eastAsiaTheme="minorHAnsi"/>
-          <w:color w:val="0D0D0D" w:themeColor="text1" w:themeTint="F2"/>
-          <w:kern w:val="2"/>
-          <w:sz w:val="32"/>
-          <w:szCs w:val="32"/>
-          <w14:ligatures w14:val="standardContextual"/>
-        </w:rPr>
-      </w:pPr>
-    </w:p>
-    <w:p>
-      <w:pPr>
+        <w:spacing w:line="276" w:lineRule="auto"/>
+        <w:rPr>
+          <w:rFonts w:eastAsiaTheme="minorHAnsi"/>
+          <w:color w:val="0D0D0D" w:themeColor="text1" w:themeTint="F2"/>
+          <w:kern w:val="2"/>
+          <w:sz w:val="32"/>
+          <w:szCs w:val="32"/>
+          <w14:ligatures w14:val="standardContextual"/>
+        </w:rPr>
+      </w:pPr>
+    </w:p>
+    <w:p>
+      <w:pPr>
+        <w:spacing w:line="276" w:lineRule="auto"/>
+        <w:rPr>
+          <w:rFonts w:eastAsiaTheme="minorHAnsi"/>
+          <w:color w:val="0D0D0D" w:themeColor="text1" w:themeTint="F2"/>
+          <w:kern w:val="2"/>
+          <w:sz w:val="32"/>
+          <w:szCs w:val="32"/>
+          <w14:ligatures w14:val="standardContextual"/>
+        </w:rPr>
+      </w:pPr>
+    </w:p>
+    <w:p>
+      <w:pPr>
+        <w:spacing w:line="276" w:lineRule="auto"/>
+        <w:rPr>
+          <w:rFonts w:eastAsiaTheme="minorHAnsi"/>
+          <w:color w:val="0D0D0D" w:themeColor="text1" w:themeTint="F2"/>
+          <w:kern w:val="2"/>
+          <w:sz w:val="32"/>
+          <w:szCs w:val="32"/>
+          <w14:ligatures w14:val="standardContextual"/>
+        </w:rPr>
+      </w:pPr>
+    </w:p>
+    <w:p>
+      <w:pPr>
+        <w:spacing w:line="276" w:lineRule="auto"/>
         <w:rPr>
           <w:rFonts w:eastAsiaTheme="minorHAnsi"/>
           <w:color w:val="0D0D0D" w:themeColor="text1" w:themeTint="F2"/>
@@ -605,9 +583,17 @@
         </w:rPr>
         <w:lastRenderedPageBreak/>
         <w:drawing>
-          <wp:inline distT="0" distB="0" distL="0" distR="0" wp14:anchorId="0C2D76DB" wp14:editId="377B25C5">
+          <wp:anchor distT="0" distB="0" distL="114300" distR="114300" simplePos="0" relativeHeight="251828224" behindDoc="0" locked="0" layoutInCell="1" allowOverlap="1" wp14:anchorId="0C2D76DB" wp14:editId="7E3165E9">
+            <wp:simplePos x="0" y="0"/>
+            <wp:positionH relativeFrom="column">
+              <wp:posOffset>99060</wp:posOffset>
+            </wp:positionH>
+            <wp:positionV relativeFrom="paragraph">
+              <wp:posOffset>-152400</wp:posOffset>
+            </wp:positionV>
             <wp:extent cx="5943600" cy="2028190"/>
             <wp:effectExtent l="0" t="0" r="0" b="0"/>
+            <wp:wrapSquare wrapText="bothSides"/>
             <wp:docPr id="405535880" name="Picture 1"/>
             <wp:cNvGraphicFramePr>
               <a:graphicFrameLocks xmlns:a="http://schemas.openxmlformats.org/drawingml/2006/main" noChangeAspect="1"/>
@@ -620,7 +606,13 @@
                     <pic:cNvPicPr/>
                   </pic:nvPicPr>
                   <pic:blipFill>
-                    <a:blip r:embed="rId7"/>
+                    <a:blip r:embed="rId7">
+                      <a:extLst>
+                        <a:ext uri="{28A0092B-C50C-407E-A947-70E740481C1C}">
+                          <a14:useLocalDpi xmlns:a14="http://schemas.microsoft.com/office/drawing/2010/main" val="0"/>
+                        </a:ext>
+                      </a:extLst>
+                    </a:blip>
                     <a:stretch>
                       <a:fillRect/>
                     </a:stretch>
@@ -637,12 +629,13 @@
                 </pic:pic>
               </a:graphicData>
             </a:graphic>
-          </wp:inline>
+          </wp:anchor>
         </w:drawing>
       </w:r>
     </w:p>
     <w:p>
       <w:pPr>
+        <w:spacing w:line="276" w:lineRule="auto"/>
         <w:rPr>
           <w:b/>
           <w:bCs/>
@@ -664,6 +657,7 @@
     </w:p>
     <w:p>
       <w:pPr>
+        <w:spacing w:line="276" w:lineRule="auto"/>
         <w:ind w:firstLine="360"/>
         <w:rPr>
           <w:color w:val="0D0D0D" w:themeColor="text1" w:themeTint="F2"/>
@@ -892,6 +886,7 @@
     </w:p>
     <w:p>
       <w:pPr>
+        <w:spacing w:line="276" w:lineRule="auto"/>
         <w:rPr>
           <w:b/>
           <w:bCs/>
@@ -961,6 +956,7 @@
     </w:p>
     <w:p>
       <w:pPr>
+        <w:spacing w:line="276" w:lineRule="auto"/>
         <w:rPr>
           <w:b/>
           <w:bCs/>
@@ -1044,6 +1040,7 @@
           <w:sz w:val="32"/>
           <w:szCs w:val="32"/>
         </w:rPr>
+        <w:lastRenderedPageBreak/>
         <w:t>The right data structure makes operations like searching, sorting, and updating faster.</w:t>
       </w:r>
     </w:p>
@@ -1072,7 +1069,6 @@
           <w:sz w:val="32"/>
           <w:szCs w:val="32"/>
         </w:rPr>
-        <w:lastRenderedPageBreak/>
         <w:t>Problem Solving:</w:t>
       </w:r>
     </w:p>
@@ -1262,6 +1258,7 @@
     </w:p>
     <w:p>
       <w:pPr>
+        <w:spacing w:line="276" w:lineRule="auto"/>
         <w:rPr>
           <w:b/>
           <w:bCs/>
@@ -1283,6 +1280,7 @@
     </w:p>
     <w:p>
       <w:pPr>
+        <w:spacing w:line="276" w:lineRule="auto"/>
         <w:rPr>
           <w:b/>
           <w:bCs/>
@@ -1352,6 +1350,7 @@
     </w:p>
     <w:p>
       <w:pPr>
+        <w:spacing w:line="276" w:lineRule="auto"/>
         <w:rPr>
           <w:b/>
           <w:bCs/>
@@ -1373,6 +1372,7 @@
     </w:p>
     <w:p>
       <w:pPr>
+        <w:spacing w:line="276" w:lineRule="auto"/>
         <w:rPr>
           <w:b/>
           <w:bCs/>
@@ -1418,6 +1418,7 @@
     </w:p>
     <w:p>
       <w:pPr>
+        <w:spacing w:line="276" w:lineRule="auto"/>
         <w:rPr>
           <w:color w:val="0D0D0D" w:themeColor="text1" w:themeTint="F2"/>
           <w:sz w:val="32"/>
@@ -1469,6 +1470,7 @@
     </w:p>
     <w:p>
       <w:pPr>
+        <w:spacing w:line="276" w:lineRule="auto"/>
         <w:rPr>
           <w:b/>
           <w:bCs/>
@@ -1560,6 +1562,7 @@
     </w:p>
     <w:p>
       <w:pPr>
+        <w:spacing w:line="276" w:lineRule="auto"/>
         <w:rPr>
           <w:b/>
           <w:bCs/>
@@ -1581,6 +1584,7 @@
     </w:p>
     <w:p>
       <w:pPr>
+        <w:spacing w:line="276" w:lineRule="auto"/>
         <w:rPr>
           <w:b/>
           <w:bCs/>
@@ -1621,6 +1625,7 @@
           <w:sz w:val="32"/>
           <w:szCs w:val="32"/>
         </w:rPr>
+        <w:lastRenderedPageBreak/>
         <w:t>Adding an element to the data structure.</w:t>
       </w:r>
     </w:p>
@@ -1661,23 +1666,23 @@
     </w:p>
     <w:p>
       <w:pPr>
-        <w:rPr>
-          <w:b/>
-          <w:bCs/>
-          <w:color w:val="0D0D0D" w:themeColor="text1" w:themeTint="F2"/>
-          <w:sz w:val="32"/>
-          <w:szCs w:val="32"/>
-        </w:rPr>
-      </w:pPr>
-      <w:r>
-        <w:rPr>
-          <w:b/>
-          <w:bCs/>
-          <w:color w:val="0D0D0D" w:themeColor="text1" w:themeTint="F2"/>
-          <w:sz w:val="32"/>
-          <w:szCs w:val="32"/>
-        </w:rPr>
-        <w:lastRenderedPageBreak/>
+        <w:spacing w:line="276" w:lineRule="auto"/>
+        <w:rPr>
+          <w:b/>
+          <w:bCs/>
+          <w:color w:val="0D0D0D" w:themeColor="text1" w:themeTint="F2"/>
+          <w:sz w:val="32"/>
+          <w:szCs w:val="32"/>
+        </w:rPr>
+      </w:pPr>
+      <w:r>
+        <w:rPr>
+          <w:b/>
+          <w:bCs/>
+          <w:color w:val="0D0D0D" w:themeColor="text1" w:themeTint="F2"/>
+          <w:sz w:val="32"/>
+          <w:szCs w:val="32"/>
+        </w:rPr>
         <w:t>Deletion:</w:t>
       </w:r>
     </w:p>
@@ -1742,6 +1747,7 @@
     </w:p>
     <w:p>
       <w:pPr>
+        <w:spacing w:line="276" w:lineRule="auto"/>
         <w:rPr>
           <w:b/>
           <w:bCs/>
@@ -1825,6 +1831,7 @@
         <w:tabs>
           <w:tab w:val="left" w:pos="3924"/>
         </w:tabs>
+        <w:spacing w:line="276" w:lineRule="auto"/>
         <w:rPr>
           <w:b/>
           <w:bCs/>
@@ -1848,6 +1855,7 @@
           <w:ilvl w:val="0"/>
           <w:numId w:val="28"/>
         </w:numPr>
+        <w:spacing w:line="276" w:lineRule="auto"/>
         <w:rPr>
           <w:sz w:val="32"/>
           <w:szCs w:val="32"/>
@@ -1867,6 +1875,7 @@
           <w:ilvl w:val="0"/>
           <w:numId w:val="28"/>
         </w:numPr>
+        <w:spacing w:line="276" w:lineRule="auto"/>
         <w:rPr>
           <w:sz w:val="32"/>
           <w:szCs w:val="32"/>
@@ -1894,6 +1903,7 @@
         <w:tabs>
           <w:tab w:val="left" w:pos="7380"/>
         </w:tabs>
+        <w:spacing w:line="276" w:lineRule="auto"/>
         <w:rPr>
           <w:b/>
           <w:bCs/>
@@ -1928,6 +1938,7 @@
         <w:tabs>
           <w:tab w:val="left" w:pos="7380"/>
         </w:tabs>
+        <w:spacing w:line="276" w:lineRule="auto"/>
         <w:rPr>
           <w:color w:val="0D0D0D" w:themeColor="text1" w:themeTint="F2"/>
           <w:sz w:val="32"/>
@@ -1948,6 +1959,7 @@
         <w:tabs>
           <w:tab w:val="left" w:pos="7380"/>
         </w:tabs>
+        <w:spacing w:line="276" w:lineRule="auto"/>
         <w:rPr>
           <w:color w:val="0D0D0D" w:themeColor="text1" w:themeTint="F2"/>
           <w:sz w:val="32"/>
@@ -1987,6 +1999,7 @@
           <w:ilvl w:val="0"/>
           <w:numId w:val="29"/>
         </w:numPr>
+        <w:spacing w:line="276" w:lineRule="auto"/>
         <w:rPr>
           <w:sz w:val="32"/>
           <w:szCs w:val="32"/>
@@ -2006,6 +2019,7 @@
           <w:ilvl w:val="0"/>
           <w:numId w:val="29"/>
         </w:numPr>
+        <w:spacing w:line="276" w:lineRule="auto"/>
         <w:rPr>
           <w:sz w:val="32"/>
           <w:szCs w:val="32"/>
@@ -2024,6 +2038,7 @@
         <w:tabs>
           <w:tab w:val="left" w:pos="7380"/>
         </w:tabs>
+        <w:spacing w:line="276" w:lineRule="auto"/>
         <w:rPr>
           <w:color w:val="0D0D0D" w:themeColor="text1" w:themeTint="F2"/>
           <w:sz w:val="32"/>
@@ -2063,6 +2078,7 @@
           <w:ilvl w:val="0"/>
           <w:numId w:val="30"/>
         </w:numPr>
+        <w:spacing w:line="276" w:lineRule="auto"/>
         <w:rPr>
           <w:sz w:val="32"/>
           <w:szCs w:val="32"/>
@@ -2082,6 +2098,7 @@
           <w:ilvl w:val="0"/>
           <w:numId w:val="30"/>
         </w:numPr>
+        <w:spacing w:line="276" w:lineRule="auto"/>
         <w:rPr>
           <w:sz w:val="32"/>
           <w:szCs w:val="32"/>
@@ -2101,6 +2118,7 @@
           <w:ilvl w:val="0"/>
           <w:numId w:val="30"/>
         </w:numPr>
+        <w:spacing w:line="276" w:lineRule="auto"/>
         <w:rPr>
           <w:sz w:val="32"/>
           <w:szCs w:val="32"/>
@@ -2120,6 +2138,7 @@
           <w:ilvl w:val="0"/>
           <w:numId w:val="30"/>
         </w:numPr>
+        <w:spacing w:line="276" w:lineRule="auto"/>
         <w:rPr>
           <w:sz w:val="32"/>
           <w:szCs w:val="32"/>
@@ -2139,6 +2158,7 @@
           <w:ilvl w:val="0"/>
           <w:numId w:val="30"/>
         </w:numPr>
+        <w:spacing w:line="276" w:lineRule="auto"/>
         <w:rPr>
           <w:sz w:val="32"/>
           <w:szCs w:val="32"/>
@@ -2157,6 +2177,7 @@
         <w:tabs>
           <w:tab w:val="left" w:pos="7380"/>
         </w:tabs>
+        <w:spacing w:line="276" w:lineRule="auto"/>
         <w:rPr>
           <w:color w:val="0D0D0D" w:themeColor="text1" w:themeTint="F2"/>
           <w:sz w:val="32"/>
@@ -2195,6 +2216,7 @@
         <w:tabs>
           <w:tab w:val="left" w:pos="7380"/>
         </w:tabs>
+        <w:spacing w:line="276" w:lineRule="auto"/>
         <w:rPr>
           <w:b/>
           <w:bCs/>
@@ -2211,6 +2233,7 @@
           <w:sz w:val="32"/>
           <w:szCs w:val="32"/>
         </w:rPr>
+        <w:lastRenderedPageBreak/>
         <w:t>Purpose:</w:t>
       </w:r>
     </w:p>
@@ -2290,7 +2313,6 @@
           <w:sz w:val="32"/>
           <w:szCs w:val="32"/>
         </w:rPr>
-        <w:lastRenderedPageBreak/>
         <w:t>The internal implementation is hidden (direct access to the array is not allowed).</w:t>
       </w:r>
     </w:p>
@@ -2618,6 +2640,7 @@
           <w:szCs w:val="32"/>
           <w14:ligatures w14:val="standardContextual"/>
         </w:rPr>
+        <w:lastRenderedPageBreak/>
         <w:t>Pointer to Pointer:</w:t>
       </w:r>
     </w:p>
@@ -2719,7 +2742,6 @@
           <w:szCs w:val="32"/>
           <w14:ligatures w14:val="standardContextual"/>
         </w:rPr>
-        <w:lastRenderedPageBreak/>
         <w:t>Dereferencing:</w:t>
       </w:r>
     </w:p>
@@ -3075,6 +3097,7 @@
           <w:sz w:val="32"/>
           <w:szCs w:val="32"/>
         </w:rPr>
+        <w:lastRenderedPageBreak/>
         <w:drawing>
           <wp:inline distT="0" distB="0" distL="0" distR="0" wp14:anchorId="4CC6AB47" wp14:editId="7CA58E3E">
             <wp:extent cx="4533900" cy="1539240"/>
@@ -3149,7 +3172,6 @@
           <w:szCs w:val="32"/>
           <w14:ligatures w14:val="standardContextual"/>
         </w:rPr>
-        <w:lastRenderedPageBreak/>
         <w:t>Pointer to Array:</w:t>
       </w:r>
     </w:p>
@@ -3300,6 +3322,7 @@
           <w:sz w:val="32"/>
           <w:szCs w:val="32"/>
         </w:rPr>
+        <w:lastRenderedPageBreak/>
         <w:drawing>
           <wp:inline distT="0" distB="0" distL="0" distR="0" wp14:anchorId="601773A6" wp14:editId="7EBC89C2">
             <wp:extent cx="5943600" cy="2019300"/>
@@ -3398,7 +3421,6 @@
           <w:sz w:val="32"/>
           <w:szCs w:val="32"/>
         </w:rPr>
-        <w:lastRenderedPageBreak/>
         <w:drawing>
           <wp:inline distT="0" distB="0" distL="0" distR="0" wp14:anchorId="21FDCB3E" wp14:editId="206AD56E">
             <wp:extent cx="3893820" cy="1280160"/>
@@ -3462,36 +3484,6 @@
           <w14:ligatures w14:val="standardContextual"/>
         </w:rPr>
       </w:pPr>
-    </w:p>
-    <w:p>
-      <w:pPr>
-        <w:spacing w:after="200" w:line="276" w:lineRule="auto"/>
-        <w:rPr>
-          <w:rFonts w:eastAsia="Calibri"/>
-          <w:b/>
-          <w:bCs/>
-          <w:color w:val="365F91"/>
-          <w:kern w:val="2"/>
-          <w:sz w:val="32"/>
-          <w:szCs w:val="32"/>
-          <w14:ligatures w14:val="standardContextual"/>
-        </w:rPr>
-      </w:pPr>
-    </w:p>
-    <w:p>
-      <w:pPr>
-        <w:spacing w:after="200" w:line="276" w:lineRule="auto"/>
-        <w:rPr>
-          <w:rFonts w:eastAsia="Calibri"/>
-          <w:b/>
-          <w:bCs/>
-          <w:color w:val="365F91"/>
-          <w:kern w:val="2"/>
-          <w:sz w:val="32"/>
-          <w:szCs w:val="32"/>
-          <w14:ligatures w14:val="standardContextual"/>
-        </w:rPr>
-      </w:pPr>
       <w:r>
         <w:rPr>
           <w:rFonts w:eastAsia="Calibri"/>
@@ -3666,6 +3658,7 @@
           <w:sz w:val="32"/>
           <w:szCs w:val="32"/>
         </w:rPr>
+        <w:lastRenderedPageBreak/>
         <w:drawing>
           <wp:inline distT="0" distB="0" distL="0" distR="0" wp14:anchorId="3D8A9083" wp14:editId="07D6CA3C">
             <wp:extent cx="5935980" cy="2407920"/>
@@ -3841,7 +3834,6 @@
           <w:szCs w:val="32"/>
           <w14:ligatures w14:val="standardContextual"/>
         </w:rPr>
-        <w:lastRenderedPageBreak/>
         <w:t>Another way to Dereferencing:</w:t>
       </w:r>
     </w:p>
@@ -4231,6 +4223,7 @@
           <w:sz w:val="32"/>
           <w:szCs w:val="32"/>
         </w:rPr>
+        <w:lastRenderedPageBreak/>
         <w:drawing>
           <wp:inline distT="0" distB="0" distL="0" distR="0" wp14:anchorId="08FAE36B" wp14:editId="1BF32377">
             <wp:extent cx="5935980" cy="1082040"/>
@@ -4384,7 +4377,6 @@
           <w:sz w:val="32"/>
           <w:szCs w:val="32"/>
         </w:rPr>
-        <w:lastRenderedPageBreak/>
         <w:drawing>
           <wp:inline distT="0" distB="0" distL="0" distR="0" wp14:anchorId="59A44A6B" wp14:editId="0EC7E1EF">
             <wp:extent cx="3200400" cy="1333500"/>
@@ -4529,6 +4521,7 @@
           <w:szCs w:val="32"/>
           <w14:ligatures w14:val="standardContextual"/>
         </w:rPr>
+        <w:lastRenderedPageBreak/>
         <w:t>Pointer to Function:</w:t>
       </w:r>
     </w:p>
@@ -4578,7 +4571,6 @@
           <w:sz w:val="32"/>
           <w:szCs w:val="32"/>
         </w:rPr>
-        <w:lastRenderedPageBreak/>
         <w:drawing>
           <wp:inline distT="0" distB="0" distL="0" distR="0" wp14:anchorId="6206723B" wp14:editId="67768343">
             <wp:extent cx="3954780" cy="3031329"/>
@@ -5838,7 +5830,7 @@
           <w:szCs w:val="32"/>
         </w:rPr>
         <w:drawing>
-          <wp:anchor distT="0" distB="0" distL="114300" distR="114300" simplePos="0" relativeHeight="251627520" behindDoc="0" locked="0" layoutInCell="1" allowOverlap="1" wp14:anchorId="10E8EA6D" wp14:editId="2F7F4BBD">
+          <wp:anchor distT="0" distB="0" distL="114300" distR="114300" simplePos="0" relativeHeight="251496448" behindDoc="0" locked="0" layoutInCell="1" allowOverlap="1" wp14:anchorId="10E8EA6D" wp14:editId="2F7F4BBD">
             <wp:simplePos x="0" y="0"/>
             <wp:positionH relativeFrom="column">
               <wp:posOffset>0</wp:posOffset>
@@ -5932,7 +5924,7 @@
         </w:rPr>
         <w:lastRenderedPageBreak/>
         <w:drawing>
-          <wp:anchor distT="0" distB="0" distL="114300" distR="114300" simplePos="0" relativeHeight="251670528" behindDoc="0" locked="0" layoutInCell="1" allowOverlap="1" wp14:anchorId="2AA42DF9" wp14:editId="2F26AD35">
+          <wp:anchor distT="0" distB="0" distL="114300" distR="114300" simplePos="0" relativeHeight="251721728" behindDoc="0" locked="0" layoutInCell="1" allowOverlap="1" wp14:anchorId="2AA42DF9" wp14:editId="2F26AD35">
             <wp:simplePos x="0" y="0"/>
             <wp:positionH relativeFrom="column">
               <wp:posOffset>-46355</wp:posOffset>
@@ -5997,7 +5989,7 @@
           <w:szCs w:val="32"/>
         </w:rPr>
         <w:drawing>
-          <wp:anchor distT="0" distB="0" distL="114300" distR="114300" simplePos="0" relativeHeight="251620352" behindDoc="0" locked="0" layoutInCell="1" allowOverlap="1" wp14:anchorId="13E75CD9" wp14:editId="5241CC62">
+          <wp:anchor distT="0" distB="0" distL="114300" distR="114300" simplePos="0" relativeHeight="251484160" behindDoc="0" locked="0" layoutInCell="1" allowOverlap="1" wp14:anchorId="13E75CD9" wp14:editId="5241CC62">
             <wp:simplePos x="0" y="0"/>
             <wp:positionH relativeFrom="column">
               <wp:posOffset>0</wp:posOffset>
@@ -6065,7 +6057,7 @@
           <w:szCs w:val="32"/>
         </w:rPr>
         <w:drawing>
-          <wp:anchor distT="0" distB="0" distL="114300" distR="114300" simplePos="0" relativeHeight="251637760" behindDoc="0" locked="0" layoutInCell="1" allowOverlap="1" wp14:anchorId="6F6A4D6B" wp14:editId="061B9814">
+          <wp:anchor distT="0" distB="0" distL="114300" distR="114300" simplePos="0" relativeHeight="251533312" behindDoc="0" locked="0" layoutInCell="1" allowOverlap="1" wp14:anchorId="6F6A4D6B" wp14:editId="061B9814">
             <wp:simplePos x="0" y="0"/>
             <wp:positionH relativeFrom="column">
               <wp:posOffset>-46355</wp:posOffset>
@@ -6136,7 +6128,7 @@
           <w:szCs w:val="32"/>
         </w:rPr>
         <w:drawing>
-          <wp:anchor distT="0" distB="0" distL="114300" distR="114300" simplePos="0" relativeHeight="251621376" behindDoc="0" locked="0" layoutInCell="1" allowOverlap="1" wp14:anchorId="2C780245" wp14:editId="414AAEF5">
+          <wp:anchor distT="0" distB="0" distL="114300" distR="114300" simplePos="0" relativeHeight="251485184" behindDoc="0" locked="0" layoutInCell="1" allowOverlap="1" wp14:anchorId="2C780245" wp14:editId="414AAEF5">
             <wp:simplePos x="0" y="0"/>
             <wp:positionH relativeFrom="column">
               <wp:posOffset>-46355</wp:posOffset>
@@ -6234,7 +6226,7 @@
         </w:rPr>
         <w:lastRenderedPageBreak/>
         <w:drawing>
-          <wp:anchor distT="0" distB="0" distL="114300" distR="114300" simplePos="0" relativeHeight="251671552" behindDoc="0" locked="0" layoutInCell="1" allowOverlap="1" wp14:anchorId="3ED14A6C" wp14:editId="79CF8D29">
+          <wp:anchor distT="0" distB="0" distL="114300" distR="114300" simplePos="0" relativeHeight="251722752" behindDoc="0" locked="0" layoutInCell="1" allowOverlap="1" wp14:anchorId="3ED14A6C" wp14:editId="79CF8D29">
             <wp:simplePos x="0" y="0"/>
             <wp:positionH relativeFrom="column">
               <wp:posOffset>0</wp:posOffset>
@@ -6293,7 +6285,7 @@
           <w:szCs w:val="32"/>
         </w:rPr>
         <w:drawing>
-          <wp:anchor distT="0" distB="0" distL="114300" distR="114300" simplePos="0" relativeHeight="251667456" behindDoc="0" locked="0" layoutInCell="1" allowOverlap="1" wp14:anchorId="7063DBCD" wp14:editId="3887070F">
+          <wp:anchor distT="0" distB="0" distL="114300" distR="114300" simplePos="0" relativeHeight="251719680" behindDoc="0" locked="0" layoutInCell="1" allowOverlap="1" wp14:anchorId="7063DBCD" wp14:editId="3887070F">
             <wp:simplePos x="0" y="0"/>
             <wp:positionH relativeFrom="column">
               <wp:posOffset>0</wp:posOffset>
@@ -6422,7 +6414,7 @@
         </w:rPr>
         <w:lastRenderedPageBreak/>
         <w:drawing>
-          <wp:anchor distT="0" distB="0" distL="114300" distR="114300" simplePos="0" relativeHeight="251673600" behindDoc="0" locked="0" layoutInCell="1" allowOverlap="1" wp14:anchorId="6EA287DA" wp14:editId="5BBF892C">
+          <wp:anchor distT="0" distB="0" distL="114300" distR="114300" simplePos="0" relativeHeight="251724800" behindDoc="0" locked="0" layoutInCell="1" allowOverlap="1" wp14:anchorId="6EA287DA" wp14:editId="5BBF892C">
             <wp:simplePos x="0" y="0"/>
             <wp:positionH relativeFrom="column">
               <wp:posOffset>0</wp:posOffset>
@@ -6489,7 +6481,7 @@
           <w:szCs w:val="32"/>
         </w:rPr>
         <w:drawing>
-          <wp:anchor distT="0" distB="0" distL="114300" distR="114300" simplePos="0" relativeHeight="251672576" behindDoc="0" locked="0" layoutInCell="1" allowOverlap="1" wp14:anchorId="59383972" wp14:editId="2A6765F7">
+          <wp:anchor distT="0" distB="0" distL="114300" distR="114300" simplePos="0" relativeHeight="251723776" behindDoc="0" locked="0" layoutInCell="1" allowOverlap="1" wp14:anchorId="59383972" wp14:editId="2A6765F7">
             <wp:simplePos x="0" y="0"/>
             <wp:positionH relativeFrom="column">
               <wp:posOffset>0</wp:posOffset>
@@ -6667,7 +6659,7 @@
         </w:rPr>
         <w:lastRenderedPageBreak/>
         <w:drawing>
-          <wp:anchor distT="0" distB="0" distL="114300" distR="114300" simplePos="0" relativeHeight="251674624" behindDoc="0" locked="0" layoutInCell="1" allowOverlap="1" wp14:anchorId="17A2BDAE" wp14:editId="009D7F62">
+          <wp:anchor distT="0" distB="0" distL="114300" distR="114300" simplePos="0" relativeHeight="251725824" behindDoc="0" locked="0" layoutInCell="1" allowOverlap="1" wp14:anchorId="17A2BDAE" wp14:editId="009D7F62">
             <wp:simplePos x="0" y="0"/>
             <wp:positionH relativeFrom="column">
               <wp:posOffset>449580</wp:posOffset>
@@ -6824,7 +6816,7 @@
           <w:szCs w:val="32"/>
         </w:rPr>
         <w:drawing>
-          <wp:anchor distT="0" distB="0" distL="114300" distR="114300" simplePos="0" relativeHeight="251675648" behindDoc="0" locked="0" layoutInCell="1" allowOverlap="1" wp14:anchorId="54867259" wp14:editId="352C85DA">
+          <wp:anchor distT="0" distB="0" distL="114300" distR="114300" simplePos="0" relativeHeight="251726848" behindDoc="0" locked="0" layoutInCell="1" allowOverlap="1" wp14:anchorId="54867259" wp14:editId="352C85DA">
             <wp:simplePos x="0" y="0"/>
             <wp:positionH relativeFrom="column">
               <wp:posOffset>449580</wp:posOffset>
@@ -6981,13 +6973,13 @@
           <w:szCs w:val="32"/>
         </w:rPr>
         <w:drawing>
-          <wp:anchor distT="0" distB="0" distL="114300" distR="114300" simplePos="0" relativeHeight="251676672" behindDoc="0" locked="0" layoutInCell="1" allowOverlap="1" wp14:anchorId="0F8EB010" wp14:editId="0817DF55">
+          <wp:anchor distT="0" distB="0" distL="114300" distR="114300" simplePos="0" relativeHeight="251727872" behindDoc="0" locked="0" layoutInCell="1" allowOverlap="1" wp14:anchorId="0F8EB010" wp14:editId="3C8ABE1B">
             <wp:simplePos x="0" y="0"/>
             <wp:positionH relativeFrom="column">
-              <wp:posOffset>449580</wp:posOffset>
+              <wp:posOffset>450215</wp:posOffset>
             </wp:positionH>
             <wp:positionV relativeFrom="paragraph">
-              <wp:posOffset>271780</wp:posOffset>
+              <wp:posOffset>273050</wp:posOffset>
             </wp:positionV>
             <wp:extent cx="4921885" cy="4038600"/>
             <wp:effectExtent l="0" t="0" r="0" b="0"/>
@@ -7276,7 +7268,7 @@
           <w:szCs w:val="32"/>
         </w:rPr>
         <w:drawing>
-          <wp:anchor distT="0" distB="0" distL="114300" distR="114300" simplePos="0" relativeHeight="251668480" behindDoc="0" locked="0" layoutInCell="1" allowOverlap="1" wp14:anchorId="04F3DE5D" wp14:editId="5DFE5205">
+          <wp:anchor distT="0" distB="0" distL="114300" distR="114300" simplePos="0" relativeHeight="251720704" behindDoc="0" locked="0" layoutInCell="1" allowOverlap="1" wp14:anchorId="04F3DE5D" wp14:editId="5DFE5205">
             <wp:simplePos x="0" y="0"/>
             <wp:positionH relativeFrom="column">
               <wp:posOffset>0</wp:posOffset>
@@ -7692,6 +7684,7 @@
           <w:rFonts w:eastAsiaTheme="minorHAnsi"/>
           <w:b/>
           <w:bCs/>
+          <w:noProof/>
           <w:color w:val="365F91" w:themeColor="accent1" w:themeShade="BF"/>
           <w:kern w:val="2"/>
           <w:sz w:val="32"/>
@@ -7738,13 +7731,14 @@
           <w:rFonts w:eastAsiaTheme="minorHAnsi"/>
           <w:b/>
           <w:bCs/>
+          <w:noProof/>
           <w:color w:val="365F91" w:themeColor="accent1" w:themeShade="BF"/>
           <w:kern w:val="2"/>
           <w:sz w:val="32"/>
           <w:szCs w:val="32"/>
         </w:rPr>
         <w:drawing>
-          <wp:anchor distT="0" distB="0" distL="114300" distR="114300" simplePos="0" relativeHeight="251699200" behindDoc="0" locked="0" layoutInCell="1" allowOverlap="1" wp14:anchorId="075EF40E" wp14:editId="099E8875">
+          <wp:anchor distT="0" distB="0" distL="114300" distR="114300" simplePos="0" relativeHeight="251784192" behindDoc="0" locked="0" layoutInCell="1" allowOverlap="1" wp14:anchorId="075EF40E" wp14:editId="099E8875">
             <wp:simplePos x="0" y="0"/>
             <wp:positionH relativeFrom="column">
               <wp:posOffset>0</wp:posOffset>
@@ -7798,13 +7792,14 @@
           <w:rFonts w:eastAsiaTheme="minorHAnsi"/>
           <w:b/>
           <w:bCs/>
+          <w:noProof/>
           <w:color w:val="365F91" w:themeColor="accent1" w:themeShade="BF"/>
           <w:kern w:val="2"/>
           <w:sz w:val="32"/>
           <w:szCs w:val="32"/>
         </w:rPr>
         <w:drawing>
-          <wp:anchor distT="0" distB="0" distL="114300" distR="114300" simplePos="0" relativeHeight="251698176" behindDoc="0" locked="0" layoutInCell="1" allowOverlap="1" wp14:anchorId="19E1D9D4" wp14:editId="741CE039">
+          <wp:anchor distT="0" distB="0" distL="114300" distR="114300" simplePos="0" relativeHeight="251783168" behindDoc="0" locked="0" layoutInCell="1" allowOverlap="1" wp14:anchorId="19E1D9D4" wp14:editId="741CE039">
             <wp:simplePos x="0" y="0"/>
             <wp:positionH relativeFrom="column">
               <wp:posOffset>0</wp:posOffset>
@@ -7876,6 +7871,7 @@
           <w:rFonts w:eastAsiaTheme="minorHAnsi"/>
           <w:b/>
           <w:bCs/>
+          <w:noProof/>
           <w:color w:val="365F91" w:themeColor="accent1" w:themeShade="BF"/>
           <w:kern w:val="2"/>
           <w:sz w:val="32"/>
@@ -7883,7 +7879,7 @@
         </w:rPr>
         <w:lastRenderedPageBreak/>
         <w:drawing>
-          <wp:anchor distT="0" distB="0" distL="114300" distR="114300" simplePos="0" relativeHeight="251701248" behindDoc="0" locked="0" layoutInCell="1" allowOverlap="1" wp14:anchorId="0E67F5F6" wp14:editId="21290129">
+          <wp:anchor distT="0" distB="0" distL="114300" distR="114300" simplePos="0" relativeHeight="251786240" behindDoc="0" locked="0" layoutInCell="1" allowOverlap="1" wp14:anchorId="0E67F5F6" wp14:editId="21290129">
             <wp:simplePos x="0" y="0"/>
             <wp:positionH relativeFrom="column">
               <wp:posOffset>0</wp:posOffset>
@@ -7937,13 +7933,14 @@
           <w:rFonts w:eastAsiaTheme="minorHAnsi"/>
           <w:b/>
           <w:bCs/>
+          <w:noProof/>
           <w:color w:val="365F91" w:themeColor="accent1" w:themeShade="BF"/>
           <w:kern w:val="2"/>
           <w:sz w:val="32"/>
           <w:szCs w:val="32"/>
         </w:rPr>
         <w:drawing>
-          <wp:anchor distT="0" distB="0" distL="114300" distR="114300" simplePos="0" relativeHeight="251700224" behindDoc="0" locked="0" layoutInCell="1" allowOverlap="1" wp14:anchorId="3FB4C6EB" wp14:editId="79A35A7C">
+          <wp:anchor distT="0" distB="0" distL="114300" distR="114300" simplePos="0" relativeHeight="251785216" behindDoc="0" locked="0" layoutInCell="1" allowOverlap="1" wp14:anchorId="3FB4C6EB" wp14:editId="79A35A7C">
             <wp:simplePos x="0" y="0"/>
             <wp:positionH relativeFrom="column">
               <wp:posOffset>0</wp:posOffset>
@@ -8051,6 +8048,7 @@
           <w:rFonts w:eastAsiaTheme="minorHAnsi"/>
           <w:b/>
           <w:bCs/>
+          <w:noProof/>
           <w:color w:val="365F91" w:themeColor="accent1" w:themeShade="BF"/>
           <w:kern w:val="2"/>
           <w:sz w:val="32"/>
@@ -8058,7 +8056,7 @@
         </w:rPr>
         <w:lastRenderedPageBreak/>
         <w:drawing>
-          <wp:anchor distT="0" distB="0" distL="114300" distR="114300" simplePos="0" relativeHeight="251704320" behindDoc="0" locked="0" layoutInCell="1" allowOverlap="1" wp14:anchorId="75897460" wp14:editId="4954A57C">
+          <wp:anchor distT="0" distB="0" distL="114300" distR="114300" simplePos="0" relativeHeight="251789312" behindDoc="0" locked="0" layoutInCell="1" allowOverlap="1" wp14:anchorId="75897460" wp14:editId="4954A57C">
             <wp:simplePos x="0" y="0"/>
             <wp:positionH relativeFrom="column">
               <wp:posOffset>0</wp:posOffset>
@@ -8112,13 +8110,14 @@
           <w:rFonts w:eastAsiaTheme="minorHAnsi"/>
           <w:b/>
           <w:bCs/>
+          <w:noProof/>
           <w:color w:val="365F91" w:themeColor="accent1" w:themeShade="BF"/>
           <w:kern w:val="2"/>
           <w:sz w:val="32"/>
           <w:szCs w:val="32"/>
         </w:rPr>
         <w:drawing>
-          <wp:anchor distT="0" distB="0" distL="114300" distR="114300" simplePos="0" relativeHeight="251703296" behindDoc="0" locked="0" layoutInCell="1" allowOverlap="1" wp14:anchorId="314C8A12" wp14:editId="6F25118E">
+          <wp:anchor distT="0" distB="0" distL="114300" distR="114300" simplePos="0" relativeHeight="251788288" behindDoc="0" locked="0" layoutInCell="1" allowOverlap="1" wp14:anchorId="314C8A12" wp14:editId="6F25118E">
             <wp:simplePos x="0" y="0"/>
             <wp:positionH relativeFrom="column">
               <wp:posOffset>0</wp:posOffset>
@@ -8172,13 +8171,14 @@
           <w:rFonts w:eastAsiaTheme="minorHAnsi"/>
           <w:b/>
           <w:bCs/>
+          <w:noProof/>
           <w:color w:val="365F91" w:themeColor="accent1" w:themeShade="BF"/>
           <w:kern w:val="2"/>
           <w:sz w:val="32"/>
           <w:szCs w:val="32"/>
         </w:rPr>
         <w:drawing>
-          <wp:anchor distT="0" distB="0" distL="114300" distR="114300" simplePos="0" relativeHeight="251702272" behindDoc="0" locked="0" layoutInCell="1" allowOverlap="1" wp14:anchorId="54C1108F" wp14:editId="21133F9F">
+          <wp:anchor distT="0" distB="0" distL="114300" distR="114300" simplePos="0" relativeHeight="251787264" behindDoc="0" locked="0" layoutInCell="1" allowOverlap="1" wp14:anchorId="54C1108F" wp14:editId="21133F9F">
             <wp:simplePos x="0" y="0"/>
             <wp:positionH relativeFrom="column">
               <wp:posOffset>0</wp:posOffset>
@@ -8250,6 +8250,7 @@
           <w:rFonts w:eastAsiaTheme="minorHAnsi"/>
           <w:b/>
           <w:bCs/>
+          <w:noProof/>
           <w:color w:val="365F91" w:themeColor="accent1" w:themeShade="BF"/>
           <w:kern w:val="2"/>
           <w:sz w:val="32"/>
@@ -8257,7 +8258,7 @@
         </w:rPr>
         <w:lastRenderedPageBreak/>
         <w:drawing>
-          <wp:anchor distT="0" distB="0" distL="114300" distR="114300" simplePos="0" relativeHeight="251707392" behindDoc="0" locked="0" layoutInCell="1" allowOverlap="1" wp14:anchorId="10B1819D" wp14:editId="388B470B">
+          <wp:anchor distT="0" distB="0" distL="114300" distR="114300" simplePos="0" relativeHeight="251792384" behindDoc="0" locked="0" layoutInCell="1" allowOverlap="1" wp14:anchorId="10B1819D" wp14:editId="634EB29A">
             <wp:simplePos x="0" y="0"/>
             <wp:positionH relativeFrom="column">
               <wp:posOffset>320040</wp:posOffset>
@@ -8317,13 +8318,14 @@
           <w:rFonts w:eastAsiaTheme="minorHAnsi"/>
           <w:b/>
           <w:bCs/>
+          <w:noProof/>
           <w:color w:val="365F91" w:themeColor="accent1" w:themeShade="BF"/>
           <w:kern w:val="2"/>
           <w:sz w:val="32"/>
           <w:szCs w:val="32"/>
         </w:rPr>
         <w:drawing>
-          <wp:anchor distT="0" distB="0" distL="114300" distR="114300" simplePos="0" relativeHeight="251706368" behindDoc="0" locked="0" layoutInCell="1" allowOverlap="1" wp14:anchorId="62CA44F2" wp14:editId="3BAB4B54">
+          <wp:anchor distT="0" distB="0" distL="114300" distR="114300" simplePos="0" relativeHeight="251791360" behindDoc="0" locked="0" layoutInCell="1" allowOverlap="1" wp14:anchorId="62CA44F2" wp14:editId="3BAB4B54">
             <wp:simplePos x="0" y="0"/>
             <wp:positionH relativeFrom="column">
               <wp:posOffset>0</wp:posOffset>
@@ -8377,13 +8379,14 @@
           <w:rFonts w:eastAsiaTheme="minorHAnsi"/>
           <w:b/>
           <w:bCs/>
+          <w:noProof/>
           <w:color w:val="365F91" w:themeColor="accent1" w:themeShade="BF"/>
           <w:kern w:val="2"/>
           <w:sz w:val="32"/>
           <w:szCs w:val="32"/>
         </w:rPr>
         <w:drawing>
-          <wp:anchor distT="0" distB="0" distL="114300" distR="114300" simplePos="0" relativeHeight="251705344" behindDoc="0" locked="0" layoutInCell="1" allowOverlap="1" wp14:anchorId="574356C1" wp14:editId="6FA786B1">
+          <wp:anchor distT="0" distB="0" distL="114300" distR="114300" simplePos="0" relativeHeight="251790336" behindDoc="0" locked="0" layoutInCell="1" allowOverlap="1" wp14:anchorId="574356C1" wp14:editId="6FA786B1">
             <wp:simplePos x="0" y="0"/>
             <wp:positionH relativeFrom="column">
               <wp:posOffset>0</wp:posOffset>
@@ -8548,7 +8551,7 @@
           <w:szCs w:val="32"/>
         </w:rPr>
         <w:drawing>
-          <wp:anchor distT="0" distB="0" distL="114300" distR="114300" simplePos="0" relativeHeight="251646976" behindDoc="0" locked="0" layoutInCell="1" allowOverlap="1" wp14:anchorId="1A85AD7B" wp14:editId="24B5E182">
+          <wp:anchor distT="0" distB="0" distL="114300" distR="114300" simplePos="0" relativeHeight="251612160" behindDoc="0" locked="0" layoutInCell="1" allowOverlap="1" wp14:anchorId="1A85AD7B" wp14:editId="24B5E182">
             <wp:simplePos x="0" y="0"/>
             <wp:positionH relativeFrom="column">
               <wp:posOffset>0</wp:posOffset>
@@ -8609,7 +8612,7 @@
           <w:szCs w:val="32"/>
         </w:rPr>
         <w:drawing>
-          <wp:anchor distT="0" distB="0" distL="114300" distR="114300" simplePos="0" relativeHeight="251645952" behindDoc="0" locked="0" layoutInCell="1" allowOverlap="1" wp14:anchorId="4C8A79DB" wp14:editId="2C1ABAD5">
+          <wp:anchor distT="0" distB="0" distL="114300" distR="114300" simplePos="0" relativeHeight="251611136" behindDoc="0" locked="0" layoutInCell="1" allowOverlap="1" wp14:anchorId="4C8A79DB" wp14:editId="2C1ABAD5">
             <wp:simplePos x="0" y="0"/>
             <wp:positionH relativeFrom="column">
               <wp:posOffset>0</wp:posOffset>
@@ -8707,7 +8710,7 @@
         </w:rPr>
         <w:lastRenderedPageBreak/>
         <w:drawing>
-          <wp:anchor distT="0" distB="0" distL="114300" distR="114300" simplePos="0" relativeHeight="251694080" behindDoc="0" locked="0" layoutInCell="1" allowOverlap="1" wp14:anchorId="4A0CABDE" wp14:editId="73785DC5">
+          <wp:anchor distT="0" distB="0" distL="114300" distR="114300" simplePos="0" relativeHeight="251771904" behindDoc="0" locked="0" layoutInCell="1" allowOverlap="1" wp14:anchorId="4A0CABDE" wp14:editId="73785DC5">
             <wp:simplePos x="0" y="0"/>
             <wp:positionH relativeFrom="column">
               <wp:posOffset>0</wp:posOffset>
@@ -8768,7 +8771,7 @@
           <w:szCs w:val="32"/>
         </w:rPr>
         <w:drawing>
-          <wp:anchor distT="0" distB="0" distL="114300" distR="114300" simplePos="0" relativeHeight="251693056" behindDoc="0" locked="0" layoutInCell="1" allowOverlap="1" wp14:anchorId="00D35EF2" wp14:editId="234C821E">
+          <wp:anchor distT="0" distB="0" distL="114300" distR="114300" simplePos="0" relativeHeight="251770880" behindDoc="0" locked="0" layoutInCell="1" allowOverlap="1" wp14:anchorId="00D35EF2" wp14:editId="234C821E">
             <wp:simplePos x="0" y="0"/>
             <wp:positionH relativeFrom="column">
               <wp:posOffset>0</wp:posOffset>
@@ -8949,7 +8952,7 @@
           <w:szCs w:val="32"/>
         </w:rPr>
         <w:drawing>
-          <wp:anchor distT="0" distB="0" distL="114300" distR="114300" simplePos="0" relativeHeight="251695104" behindDoc="0" locked="0" layoutInCell="1" allowOverlap="1" wp14:anchorId="567D4F28" wp14:editId="1A5DA97E">
+          <wp:anchor distT="0" distB="0" distL="114300" distR="114300" simplePos="0" relativeHeight="251772928" behindDoc="0" locked="0" layoutInCell="1" allowOverlap="1" wp14:anchorId="567D4F28" wp14:editId="1A5DA97E">
             <wp:simplePos x="0" y="0"/>
             <wp:positionH relativeFrom="column">
               <wp:posOffset>0</wp:posOffset>
@@ -9083,7 +9086,7 @@
         </w:rPr>
         <w:lastRenderedPageBreak/>
         <w:drawing>
-          <wp:anchor distT="0" distB="0" distL="114300" distR="114300" simplePos="0" relativeHeight="251659264" behindDoc="0" locked="0" layoutInCell="1" allowOverlap="1" wp14:anchorId="63F0F686" wp14:editId="4414AD92">
+          <wp:anchor distT="0" distB="0" distL="114300" distR="114300" simplePos="0" relativeHeight="251675648" behindDoc="0" locked="0" layoutInCell="1" allowOverlap="1" wp14:anchorId="63F0F686" wp14:editId="4414AD92">
             <wp:simplePos x="0" y="0"/>
             <wp:positionH relativeFrom="column">
               <wp:posOffset>114300</wp:posOffset>
@@ -9150,7 +9153,7 @@
           <w:szCs w:val="32"/>
         </w:rPr>
         <w:drawing>
-          <wp:anchor distT="0" distB="0" distL="114300" distR="114300" simplePos="0" relativeHeight="251654144" behindDoc="0" locked="0" layoutInCell="1" allowOverlap="1" wp14:anchorId="1F393A7A" wp14:editId="3623C633">
+          <wp:anchor distT="0" distB="0" distL="114300" distR="114300" simplePos="0" relativeHeight="251639808" behindDoc="0" locked="0" layoutInCell="1" allowOverlap="1" wp14:anchorId="1F393A7A" wp14:editId="3623C633">
             <wp:simplePos x="0" y="0"/>
             <wp:positionH relativeFrom="column">
               <wp:posOffset>114300</wp:posOffset>
@@ -9341,6 +9344,7 @@
     </w:p>
     <w:p>
       <w:pPr>
+        <w:spacing w:line="276" w:lineRule="auto"/>
         <w:ind w:firstLine="720"/>
         <w:rPr>
           <w:rFonts w:eastAsiaTheme="minorHAnsi"/>
@@ -9365,6 +9369,7 @@
     </w:p>
     <w:p>
       <w:pPr>
+        <w:spacing w:line="276" w:lineRule="auto"/>
         <w:rPr>
           <w:rFonts w:eastAsiaTheme="minorHAnsi"/>
           <w:b/>
@@ -9392,6 +9397,7 @@
     </w:p>
     <w:p>
       <w:pPr>
+        <w:spacing w:line="276" w:lineRule="auto"/>
         <w:rPr>
           <w:rFonts w:eastAsiaTheme="minorHAnsi"/>
           <w:color w:val="0D0D0D" w:themeColor="text1" w:themeTint="F2"/>
@@ -9417,6 +9423,7 @@
     </w:p>
     <w:p>
       <w:pPr>
+        <w:spacing w:line="276" w:lineRule="auto"/>
         <w:ind w:firstLine="720"/>
         <w:rPr>
           <w:rFonts w:eastAsiaTheme="minorHAnsi"/>
@@ -9585,26 +9592,28 @@
     </w:p>
     <w:p>
       <w:pPr>
-        <w:rPr>
-          <w:rFonts w:eastAsiaTheme="minorHAnsi"/>
-          <w:color w:val="0D0D0D" w:themeColor="text1" w:themeTint="F2"/>
-          <w:kern w:val="2"/>
-          <w:sz w:val="32"/>
-          <w:szCs w:val="32"/>
-          <w14:ligatures w14:val="standardContextual"/>
-        </w:rPr>
-      </w:pPr>
-      <w:r>
-        <w:rPr>
-          <w:rFonts w:eastAsiaTheme="minorHAnsi"/>
-          <w:b/>
-          <w:bCs/>
-          <w:color w:val="0D0D0D" w:themeColor="text1" w:themeTint="F2"/>
-          <w:kern w:val="2"/>
-          <w:sz w:val="32"/>
-          <w:szCs w:val="32"/>
-          <w14:ligatures w14:val="standardContextual"/>
-        </w:rPr>
+        <w:spacing w:line="276" w:lineRule="auto"/>
+        <w:rPr>
+          <w:rFonts w:eastAsiaTheme="minorHAnsi"/>
+          <w:color w:val="0D0D0D" w:themeColor="text1" w:themeTint="F2"/>
+          <w:kern w:val="2"/>
+          <w:sz w:val="32"/>
+          <w:szCs w:val="32"/>
+          <w14:ligatures w14:val="standardContextual"/>
+        </w:rPr>
+      </w:pPr>
+      <w:r>
+        <w:rPr>
+          <w:rFonts w:eastAsiaTheme="minorHAnsi"/>
+          <w:b/>
+          <w:bCs/>
+          <w:color w:val="0D0D0D" w:themeColor="text1" w:themeTint="F2"/>
+          <w:kern w:val="2"/>
+          <w:sz w:val="32"/>
+          <w:szCs w:val="32"/>
+          <w14:ligatures w14:val="standardContextual"/>
+        </w:rPr>
+        <w:lastRenderedPageBreak/>
         <w:t>Operations:</w:t>
       </w:r>
     </w:p>
@@ -9614,27 +9623,27 @@
           <w:ilvl w:val="0"/>
           <w:numId w:val="33"/>
         </w:numPr>
-        <w:rPr>
-          <w:rFonts w:eastAsiaTheme="minorHAnsi"/>
-          <w:color w:val="0D0D0D" w:themeColor="text1" w:themeTint="F2"/>
-          <w:kern w:val="2"/>
-          <w:sz w:val="32"/>
-          <w:szCs w:val="32"/>
-          <w14:ligatures w14:val="standardContextual"/>
-        </w:rPr>
-      </w:pPr>
-      <w:r>
-        <w:rPr>
-          <w:rFonts w:eastAsiaTheme="minorHAnsi"/>
-          <w:b/>
-          <w:bCs/>
-          <w:color w:val="0D0D0D" w:themeColor="text1" w:themeTint="F2"/>
-          <w:kern w:val="2"/>
-          <w:sz w:val="32"/>
-          <w:szCs w:val="32"/>
-          <w14:ligatures w14:val="standardContextual"/>
-        </w:rPr>
-        <w:lastRenderedPageBreak/>
+        <w:spacing w:line="276" w:lineRule="auto"/>
+        <w:rPr>
+          <w:rFonts w:eastAsiaTheme="minorHAnsi"/>
+          <w:color w:val="0D0D0D" w:themeColor="text1" w:themeTint="F2"/>
+          <w:kern w:val="2"/>
+          <w:sz w:val="32"/>
+          <w:szCs w:val="32"/>
+          <w14:ligatures w14:val="standardContextual"/>
+        </w:rPr>
+      </w:pPr>
+      <w:r>
+        <w:rPr>
+          <w:rFonts w:eastAsiaTheme="minorHAnsi"/>
+          <w:b/>
+          <w:bCs/>
+          <w:color w:val="0D0D0D" w:themeColor="text1" w:themeTint="F2"/>
+          <w:kern w:val="2"/>
+          <w:sz w:val="32"/>
+          <w:szCs w:val="32"/>
+          <w14:ligatures w14:val="standardContextual"/>
+        </w:rPr>
         <w:t>Push</w:t>
       </w:r>
       <w:r>
@@ -9655,6 +9664,7 @@
           <w:ilvl w:val="0"/>
           <w:numId w:val="33"/>
         </w:numPr>
+        <w:spacing w:line="276" w:lineRule="auto"/>
         <w:rPr>
           <w:rFonts w:eastAsiaTheme="minorHAnsi"/>
           <w:color w:val="0D0D0D" w:themeColor="text1" w:themeTint="F2"/>
@@ -9691,6 +9701,7 @@
     </w:p>
     <w:p>
       <w:pPr>
+        <w:spacing w:line="276" w:lineRule="auto"/>
         <w:rPr>
           <w:rFonts w:eastAsiaTheme="minorHAnsi"/>
           <w:color w:val="0D0D0D" w:themeColor="text1" w:themeTint="F2"/>
@@ -9720,6 +9731,7 @@
           <w:ilvl w:val="0"/>
           <w:numId w:val="34"/>
         </w:numPr>
+        <w:spacing w:line="276" w:lineRule="auto"/>
         <w:rPr>
           <w:rFonts w:eastAsiaTheme="minorHAnsi"/>
           <w:color w:val="0D0D0D" w:themeColor="text1" w:themeTint="F2"/>
@@ -9771,6 +9783,7 @@
           <w:ilvl w:val="0"/>
           <w:numId w:val="34"/>
         </w:numPr>
+        <w:spacing w:line="276" w:lineRule="auto"/>
         <w:rPr>
           <w:rFonts w:eastAsiaTheme="minorHAnsi"/>
           <w:color w:val="0D0D0D" w:themeColor="text1" w:themeTint="F2"/>
@@ -9822,6 +9835,7 @@
           <w:ilvl w:val="0"/>
           <w:numId w:val="34"/>
         </w:numPr>
+        <w:spacing w:line="276" w:lineRule="auto"/>
         <w:rPr>
           <w:rFonts w:eastAsiaTheme="minorHAnsi"/>
           <w:color w:val="0D0D0D" w:themeColor="text1" w:themeTint="F2"/>
@@ -9869,6 +9883,7 @@
     </w:p>
     <w:p>
       <w:pPr>
+        <w:spacing w:line="276" w:lineRule="auto"/>
         <w:rPr>
           <w:rFonts w:asciiTheme="minorHAnsi" w:eastAsiaTheme="minorHAnsi" w:hAnsiTheme="minorHAnsi" w:cstheme="minorHAnsi"/>
           <w:color w:val="0D0D0D" w:themeColor="text1" w:themeTint="F2"/>
@@ -9908,7 +9923,7 @@
           <w:szCs w:val="32"/>
         </w:rPr>
         <w:drawing>
-          <wp:anchor distT="0" distB="0" distL="114300" distR="114300" simplePos="0" relativeHeight="251625472" behindDoc="0" locked="0" layoutInCell="1" allowOverlap="1" wp14:anchorId="708B2526" wp14:editId="0ED267B7">
+          <wp:anchor distT="0" distB="0" distL="114300" distR="114300" simplePos="0" relativeHeight="251492352" behindDoc="0" locked="0" layoutInCell="1" allowOverlap="1" wp14:anchorId="708B2526" wp14:editId="0ED267B7">
             <wp:simplePos x="0" y="0"/>
             <wp:positionH relativeFrom="column">
               <wp:posOffset>548640</wp:posOffset>
@@ -10002,88 +10017,77 @@
     </w:p>
     <w:p>
       <w:pPr>
-        <w:rPr>
-          <w:rFonts w:eastAsiaTheme="minorHAnsi"/>
-          <w:sz w:val="32"/>
-          <w:szCs w:val="32"/>
-        </w:rPr>
-      </w:pPr>
-    </w:p>
-    <w:p>
-      <w:pPr>
-        <w:rPr>
-          <w:rFonts w:eastAsiaTheme="minorHAnsi"/>
-          <w:sz w:val="32"/>
-          <w:szCs w:val="32"/>
-        </w:rPr>
-      </w:pPr>
-    </w:p>
-    <w:p>
-      <w:pPr>
-        <w:rPr>
-          <w:rFonts w:eastAsiaTheme="minorHAnsi"/>
-          <w:sz w:val="32"/>
-          <w:szCs w:val="32"/>
-        </w:rPr>
-      </w:pPr>
-    </w:p>
-    <w:p>
-      <w:pPr>
-        <w:rPr>
-          <w:rFonts w:eastAsiaTheme="minorHAnsi"/>
-          <w:sz w:val="32"/>
-          <w:szCs w:val="32"/>
-        </w:rPr>
-      </w:pPr>
-    </w:p>
-    <w:p>
-      <w:pPr>
-        <w:rPr>
-          <w:rFonts w:eastAsiaTheme="minorHAnsi"/>
-          <w:sz w:val="32"/>
-          <w:szCs w:val="32"/>
-        </w:rPr>
-      </w:pPr>
-    </w:p>
-    <w:p>
-      <w:pPr>
-        <w:rPr>
-          <w:rFonts w:eastAsiaTheme="minorHAnsi"/>
-          <w:sz w:val="32"/>
-          <w:szCs w:val="32"/>
-        </w:rPr>
-      </w:pPr>
-    </w:p>
-    <w:p>
-      <w:pPr>
-        <w:rPr>
-          <w:rFonts w:eastAsiaTheme="minorHAnsi"/>
-          <w:sz w:val="32"/>
-          <w:szCs w:val="32"/>
-        </w:rPr>
-      </w:pPr>
-    </w:p>
-    <w:p>
-      <w:pPr>
-        <w:rPr>
-          <w:rFonts w:eastAsiaTheme="minorHAnsi"/>
-          <w:sz w:val="32"/>
-          <w:szCs w:val="32"/>
-        </w:rPr>
-      </w:pPr>
-    </w:p>
-    <w:p>
-      <w:pPr>
-        <w:jc w:val="right"/>
-        <w:rPr>
-          <w:rFonts w:eastAsiaTheme="minorHAnsi"/>
-          <w:sz w:val="32"/>
-          <w:szCs w:val="32"/>
-        </w:rPr>
-      </w:pPr>
-    </w:p>
-    <w:p>
-      <w:pPr>
+        <w:spacing w:line="276" w:lineRule="auto"/>
+        <w:rPr>
+          <w:rFonts w:eastAsiaTheme="minorHAnsi"/>
+          <w:sz w:val="32"/>
+          <w:szCs w:val="32"/>
+        </w:rPr>
+      </w:pPr>
+    </w:p>
+    <w:p>
+      <w:pPr>
+        <w:spacing w:line="276" w:lineRule="auto"/>
+        <w:rPr>
+          <w:rFonts w:eastAsiaTheme="minorHAnsi"/>
+          <w:sz w:val="32"/>
+          <w:szCs w:val="32"/>
+        </w:rPr>
+      </w:pPr>
+    </w:p>
+    <w:p>
+      <w:pPr>
+        <w:spacing w:line="276" w:lineRule="auto"/>
+        <w:rPr>
+          <w:rFonts w:eastAsiaTheme="minorHAnsi"/>
+          <w:sz w:val="32"/>
+          <w:szCs w:val="32"/>
+        </w:rPr>
+      </w:pPr>
+    </w:p>
+    <w:p>
+      <w:pPr>
+        <w:spacing w:line="276" w:lineRule="auto"/>
+        <w:rPr>
+          <w:rFonts w:eastAsiaTheme="minorHAnsi"/>
+          <w:sz w:val="32"/>
+          <w:szCs w:val="32"/>
+        </w:rPr>
+      </w:pPr>
+    </w:p>
+    <w:p>
+      <w:pPr>
+        <w:spacing w:line="276" w:lineRule="auto"/>
+        <w:rPr>
+          <w:rFonts w:eastAsiaTheme="minorHAnsi"/>
+          <w:sz w:val="32"/>
+          <w:szCs w:val="32"/>
+        </w:rPr>
+      </w:pPr>
+    </w:p>
+    <w:p>
+      <w:pPr>
+        <w:spacing w:line="276" w:lineRule="auto"/>
+        <w:rPr>
+          <w:rFonts w:eastAsiaTheme="minorHAnsi"/>
+          <w:sz w:val="32"/>
+          <w:szCs w:val="32"/>
+        </w:rPr>
+      </w:pPr>
+    </w:p>
+    <w:p>
+      <w:pPr>
+        <w:spacing w:line="276" w:lineRule="auto"/>
+        <w:rPr>
+          <w:rFonts w:eastAsiaTheme="minorHAnsi"/>
+          <w:sz w:val="32"/>
+          <w:szCs w:val="32"/>
+        </w:rPr>
+      </w:pPr>
+    </w:p>
+    <w:p>
+      <w:pPr>
+        <w:spacing w:line="276" w:lineRule="auto"/>
         <w:rPr>
           <w:rFonts w:eastAsiaTheme="minorHAnsi"/>
           <w:sz w:val="32"/>
@@ -10098,13 +10102,13 @@
           <w:szCs w:val="32"/>
         </w:rPr>
         <w:drawing>
-          <wp:anchor distT="0" distB="0" distL="114300" distR="114300" simplePos="0" relativeHeight="251626496" behindDoc="0" locked="0" layoutInCell="1" allowOverlap="1" wp14:anchorId="219A2E64" wp14:editId="38E1888F">
+          <wp:anchor distT="0" distB="0" distL="114300" distR="114300" simplePos="0" relativeHeight="251495424" behindDoc="0" locked="0" layoutInCell="1" allowOverlap="1" wp14:anchorId="219A2E64" wp14:editId="2570B705">
             <wp:simplePos x="0" y="0"/>
             <wp:positionH relativeFrom="column">
               <wp:posOffset>548640</wp:posOffset>
             </wp:positionH>
             <wp:positionV relativeFrom="paragraph">
-              <wp:posOffset>31750</wp:posOffset>
+              <wp:posOffset>257175</wp:posOffset>
             </wp:positionV>
             <wp:extent cx="4023360" cy="2872740"/>
             <wp:effectExtent l="0" t="0" r="0" b="0"/>
@@ -10157,6 +10161,28 @@
     </w:p>
     <w:p>
       <w:pPr>
+        <w:spacing w:line="276" w:lineRule="auto"/>
+        <w:jc w:val="right"/>
+        <w:rPr>
+          <w:rFonts w:eastAsiaTheme="minorHAnsi"/>
+          <w:sz w:val="32"/>
+          <w:szCs w:val="32"/>
+        </w:rPr>
+      </w:pPr>
+    </w:p>
+    <w:p>
+      <w:pPr>
+        <w:spacing w:line="276" w:lineRule="auto"/>
+        <w:rPr>
+          <w:rFonts w:eastAsiaTheme="minorHAnsi"/>
+          <w:sz w:val="32"/>
+          <w:szCs w:val="32"/>
+        </w:rPr>
+      </w:pPr>
+    </w:p>
+    <w:p>
+      <w:pPr>
+        <w:spacing w:line="276" w:lineRule="auto"/>
         <w:rPr>
           <w:rFonts w:eastAsiaTheme="minorHAnsi"/>
           <w:sz w:val="32"/>
@@ -10169,108 +10195,67 @@
         <w:tabs>
           <w:tab w:val="left" w:pos="7872"/>
         </w:tabs>
-        <w:rPr>
-          <w:rFonts w:eastAsiaTheme="minorHAnsi"/>
-          <w:sz w:val="32"/>
-          <w:szCs w:val="32"/>
-        </w:rPr>
-      </w:pPr>
-    </w:p>
-    <w:p>
-      <w:pPr>
-        <w:rPr>
-          <w:rFonts w:eastAsiaTheme="minorHAnsi"/>
-          <w:sz w:val="32"/>
-          <w:szCs w:val="32"/>
-        </w:rPr>
-      </w:pPr>
-    </w:p>
-    <w:p>
-      <w:pPr>
-        <w:rPr>
-          <w:rFonts w:eastAsiaTheme="minorHAnsi"/>
-          <w:sz w:val="32"/>
-          <w:szCs w:val="32"/>
-        </w:rPr>
-      </w:pPr>
-    </w:p>
-    <w:p>
-      <w:pPr>
-        <w:rPr>
-          <w:rFonts w:eastAsiaTheme="minorHAnsi"/>
-          <w:sz w:val="32"/>
-          <w:szCs w:val="32"/>
-        </w:rPr>
-      </w:pPr>
-    </w:p>
-    <w:p>
-      <w:pPr>
-        <w:rPr>
-          <w:rFonts w:eastAsiaTheme="minorHAnsi"/>
-          <w:sz w:val="32"/>
-          <w:szCs w:val="32"/>
-        </w:rPr>
-      </w:pPr>
-    </w:p>
-    <w:p>
-      <w:pPr>
-        <w:rPr>
-          <w:rFonts w:eastAsiaTheme="minorHAnsi"/>
-          <w:sz w:val="32"/>
-          <w:szCs w:val="32"/>
-        </w:rPr>
-      </w:pPr>
-    </w:p>
-    <w:p>
-      <w:pPr>
-        <w:rPr>
-          <w:rFonts w:eastAsiaTheme="minorHAnsi"/>
-          <w:sz w:val="32"/>
-          <w:szCs w:val="32"/>
-        </w:rPr>
-      </w:pPr>
-    </w:p>
-    <w:p>
-      <w:pPr>
-        <w:rPr>
-          <w:rFonts w:eastAsiaTheme="minorHAnsi"/>
-          <w:sz w:val="32"/>
-          <w:szCs w:val="32"/>
-        </w:rPr>
-      </w:pPr>
-    </w:p>
-    <w:p>
-      <w:pPr>
-        <w:rPr>
-          <w:rFonts w:eastAsiaTheme="minorHAnsi"/>
-          <w:sz w:val="32"/>
-          <w:szCs w:val="32"/>
-        </w:rPr>
-      </w:pPr>
-    </w:p>
-    <w:p>
-      <w:pPr>
-        <w:rPr>
-          <w:rFonts w:eastAsiaTheme="minorHAnsi"/>
-          <w:sz w:val="32"/>
-          <w:szCs w:val="32"/>
-        </w:rPr>
-      </w:pPr>
-    </w:p>
-    <w:p>
-      <w:pPr>
-        <w:rPr>
-          <w:rFonts w:eastAsiaTheme="minorHAnsi"/>
-          <w:sz w:val="32"/>
-          <w:szCs w:val="32"/>
-        </w:rPr>
-      </w:pPr>
-    </w:p>
-    <w:p>
-      <w:pPr>
-        <w:tabs>
-          <w:tab w:val="left" w:pos="5244"/>
-        </w:tabs>
+        <w:spacing w:line="276" w:lineRule="auto"/>
+        <w:rPr>
+          <w:rFonts w:eastAsiaTheme="minorHAnsi"/>
+          <w:sz w:val="32"/>
+          <w:szCs w:val="32"/>
+        </w:rPr>
+      </w:pPr>
+    </w:p>
+    <w:p>
+      <w:pPr>
+        <w:spacing w:line="276" w:lineRule="auto"/>
+        <w:rPr>
+          <w:rFonts w:eastAsiaTheme="minorHAnsi"/>
+          <w:sz w:val="32"/>
+          <w:szCs w:val="32"/>
+        </w:rPr>
+      </w:pPr>
+    </w:p>
+    <w:p>
+      <w:pPr>
+        <w:spacing w:line="276" w:lineRule="auto"/>
+        <w:rPr>
+          <w:rFonts w:eastAsiaTheme="minorHAnsi"/>
+          <w:sz w:val="32"/>
+          <w:szCs w:val="32"/>
+        </w:rPr>
+      </w:pPr>
+    </w:p>
+    <w:p>
+      <w:pPr>
+        <w:spacing w:line="276" w:lineRule="auto"/>
+        <w:rPr>
+          <w:rFonts w:eastAsiaTheme="minorHAnsi"/>
+          <w:sz w:val="32"/>
+          <w:szCs w:val="32"/>
+        </w:rPr>
+      </w:pPr>
+    </w:p>
+    <w:p>
+      <w:pPr>
+        <w:spacing w:line="276" w:lineRule="auto"/>
+        <w:rPr>
+          <w:rFonts w:eastAsiaTheme="minorHAnsi"/>
+          <w:sz w:val="32"/>
+          <w:szCs w:val="32"/>
+        </w:rPr>
+      </w:pPr>
+    </w:p>
+    <w:p>
+      <w:pPr>
+        <w:spacing w:line="276" w:lineRule="auto"/>
+        <w:rPr>
+          <w:rFonts w:eastAsiaTheme="minorHAnsi"/>
+          <w:sz w:val="32"/>
+          <w:szCs w:val="32"/>
+        </w:rPr>
+      </w:pPr>
+    </w:p>
+    <w:p>
+      <w:pPr>
+        <w:spacing w:line="276" w:lineRule="auto"/>
         <w:rPr>
           <w:rFonts w:eastAsiaTheme="minorHAnsi"/>
           <w:sz w:val="32"/>
@@ -10286,18 +10271,18 @@
         </w:rPr>
         <w:lastRenderedPageBreak/>
         <w:drawing>
-          <wp:anchor distT="0" distB="0" distL="114300" distR="114300" simplePos="0" relativeHeight="251659776" behindDoc="0" locked="0" layoutInCell="1" allowOverlap="1" wp14:anchorId="1619965D" wp14:editId="16C802EB">
+          <wp:anchor distT="0" distB="0" distL="114300" distR="114300" simplePos="0" relativeHeight="251663360" behindDoc="0" locked="0" layoutInCell="1" allowOverlap="1" wp14:anchorId="16F3093B" wp14:editId="2D51325A">
             <wp:simplePos x="0" y="0"/>
             <wp:positionH relativeFrom="column">
-              <wp:posOffset>15240</wp:posOffset>
+              <wp:posOffset>365760</wp:posOffset>
             </wp:positionH>
             <wp:positionV relativeFrom="paragraph">
-              <wp:posOffset>2733675</wp:posOffset>
+              <wp:posOffset>-160020</wp:posOffset>
             </wp:positionV>
-            <wp:extent cx="5935980" cy="2225040"/>
+            <wp:extent cx="4983480" cy="2431415"/>
             <wp:effectExtent l="0" t="0" r="0" b="0"/>
             <wp:wrapSquare wrapText="bothSides"/>
-            <wp:docPr id="1004212681" name="Picture 5"/>
+            <wp:docPr id="155620600" name="Picture 4"/>
             <wp:cNvGraphicFramePr>
               <a:graphicFrameLocks xmlns:a="http://schemas.openxmlformats.org/drawingml/2006/main" noChangeAspect="1"/>
             </wp:cNvGraphicFramePr>
@@ -10305,7 +10290,7 @@
               <a:graphicData uri="http://schemas.openxmlformats.org/drawingml/2006/picture">
                 <pic:pic xmlns:pic="http://schemas.openxmlformats.org/drawingml/2006/picture">
                   <pic:nvPicPr>
-                    <pic:cNvPr id="0" name="Picture 17"/>
+                    <pic:cNvPr id="0" name="Picture 16"/>
                     <pic:cNvPicPr>
                       <a:picLocks noChangeAspect="1" noChangeArrowheads="1"/>
                     </pic:cNvPicPr>
@@ -10326,7 +10311,7 @@
                   <pic:spPr bwMode="auto">
                     <a:xfrm>
                       <a:off x="0" y="0"/>
-                      <a:ext cx="5935980" cy="2225040"/>
+                      <a:ext cx="4983480" cy="2431415"/>
                     </a:xfrm>
                     <a:prstGeom prst="rect">
                       <a:avLst/>
@@ -10339,9 +10324,101 @@
                 </pic:pic>
               </a:graphicData>
             </a:graphic>
+            <wp14:sizeRelH relativeFrom="margin">
+              <wp14:pctWidth>0</wp14:pctWidth>
+            </wp14:sizeRelH>
+            <wp14:sizeRelV relativeFrom="margin">
+              <wp14:pctHeight>0</wp14:pctHeight>
+            </wp14:sizeRelV>
           </wp:anchor>
         </w:drawing>
       </w:r>
+    </w:p>
+    <w:p>
+      <w:pPr>
+        <w:spacing w:line="276" w:lineRule="auto"/>
+        <w:rPr>
+          <w:rFonts w:eastAsiaTheme="minorHAnsi"/>
+          <w:sz w:val="32"/>
+          <w:szCs w:val="32"/>
+        </w:rPr>
+      </w:pPr>
+    </w:p>
+    <w:p>
+      <w:pPr>
+        <w:spacing w:line="276" w:lineRule="auto"/>
+        <w:rPr>
+          <w:rFonts w:eastAsiaTheme="minorHAnsi"/>
+          <w:sz w:val="32"/>
+          <w:szCs w:val="32"/>
+        </w:rPr>
+      </w:pPr>
+    </w:p>
+    <w:p>
+      <w:pPr>
+        <w:spacing w:line="276" w:lineRule="auto"/>
+        <w:rPr>
+          <w:rFonts w:eastAsiaTheme="minorHAnsi"/>
+          <w:sz w:val="32"/>
+          <w:szCs w:val="32"/>
+        </w:rPr>
+      </w:pPr>
+    </w:p>
+    <w:p>
+      <w:pPr>
+        <w:spacing w:line="276" w:lineRule="auto"/>
+        <w:rPr>
+          <w:rFonts w:eastAsiaTheme="minorHAnsi"/>
+          <w:sz w:val="32"/>
+          <w:szCs w:val="32"/>
+        </w:rPr>
+      </w:pPr>
+    </w:p>
+    <w:p>
+      <w:pPr>
+        <w:tabs>
+          <w:tab w:val="left" w:pos="5244"/>
+        </w:tabs>
+        <w:spacing w:line="276" w:lineRule="auto"/>
+        <w:rPr>
+          <w:rFonts w:eastAsiaTheme="minorHAnsi"/>
+          <w:sz w:val="32"/>
+          <w:szCs w:val="32"/>
+        </w:rPr>
+      </w:pPr>
+    </w:p>
+    <w:p>
+      <w:pPr>
+        <w:tabs>
+          <w:tab w:val="left" w:pos="5244"/>
+        </w:tabs>
+        <w:spacing w:line="276" w:lineRule="auto"/>
+        <w:rPr>
+          <w:rFonts w:eastAsiaTheme="minorHAnsi"/>
+          <w:sz w:val="32"/>
+          <w:szCs w:val="32"/>
+        </w:rPr>
+      </w:pPr>
+    </w:p>
+    <w:p>
+      <w:pPr>
+        <w:spacing w:line="276" w:lineRule="auto"/>
+        <w:rPr>
+          <w:rFonts w:eastAsiaTheme="minorHAnsi"/>
+          <w:sz w:val="32"/>
+          <w:szCs w:val="32"/>
+        </w:rPr>
+      </w:pPr>
+    </w:p>
+    <w:p>
+      <w:pPr>
+        <w:spacing w:line="276" w:lineRule="auto"/>
+        <w:rPr>
+          <w:rFonts w:eastAsiaTheme="minorHAnsi"/>
+          <w:sz w:val="32"/>
+          <w:szCs w:val="32"/>
+        </w:rPr>
+      </w:pPr>
       <w:r>
         <w:rPr>
           <w:rFonts w:eastAsiaTheme="minorHAnsi"/>
@@ -10350,18 +10427,18 @@
           <w:szCs w:val="32"/>
         </w:rPr>
         <w:drawing>
-          <wp:anchor distT="0" distB="0" distL="114300" distR="114300" simplePos="0" relativeHeight="251656704" behindDoc="0" locked="0" layoutInCell="1" allowOverlap="1" wp14:anchorId="16F3093B" wp14:editId="41C984E1">
+          <wp:anchor distT="0" distB="0" distL="114300" distR="114300" simplePos="0" relativeHeight="251692032" behindDoc="0" locked="0" layoutInCell="1" allowOverlap="1" wp14:anchorId="1619965D" wp14:editId="379AAF9D">
             <wp:simplePos x="0" y="0"/>
             <wp:positionH relativeFrom="column">
-              <wp:posOffset>15240</wp:posOffset>
+              <wp:posOffset>365760</wp:posOffset>
             </wp:positionH>
             <wp:positionV relativeFrom="paragraph">
-              <wp:posOffset>-157480</wp:posOffset>
+              <wp:posOffset>120650</wp:posOffset>
             </wp:positionV>
-            <wp:extent cx="5935980" cy="2896235"/>
+            <wp:extent cx="4983480" cy="1866900"/>
             <wp:effectExtent l="0" t="0" r="0" b="0"/>
             <wp:wrapSquare wrapText="bothSides"/>
-            <wp:docPr id="155620600" name="Picture 4"/>
+            <wp:docPr id="1004212681" name="Picture 5"/>
             <wp:cNvGraphicFramePr>
               <a:graphicFrameLocks xmlns:a="http://schemas.openxmlformats.org/drawingml/2006/main" noChangeAspect="1"/>
             </wp:cNvGraphicFramePr>
@@ -10369,7 +10446,7 @@
               <a:graphicData uri="http://schemas.openxmlformats.org/drawingml/2006/picture">
                 <pic:pic xmlns:pic="http://schemas.openxmlformats.org/drawingml/2006/picture">
                   <pic:nvPicPr>
-                    <pic:cNvPr id="0" name="Picture 16"/>
+                    <pic:cNvPr id="0" name="Picture 17"/>
                     <pic:cNvPicPr>
                       <a:picLocks noChangeAspect="1" noChangeArrowheads="1"/>
                     </pic:cNvPicPr>
@@ -10390,7 +10467,7 @@
                   <pic:spPr bwMode="auto">
                     <a:xfrm>
                       <a:off x="0" y="0"/>
-                      <a:ext cx="5935980" cy="2896235"/>
+                      <a:ext cx="4983480" cy="1866900"/>
                     </a:xfrm>
                     <a:prstGeom prst="rect">
                       <a:avLst/>
@@ -10415,99 +10492,147 @@
     </w:p>
     <w:p>
       <w:pPr>
-        <w:tabs>
-          <w:tab w:val="left" w:pos="5244"/>
-        </w:tabs>
-        <w:rPr>
-          <w:rFonts w:eastAsiaTheme="minorHAnsi"/>
-          <w:sz w:val="32"/>
-          <w:szCs w:val="32"/>
-        </w:rPr>
-      </w:pPr>
-    </w:p>
-    <w:p>
-      <w:pPr>
-        <w:rPr>
-          <w:rFonts w:eastAsiaTheme="minorHAnsi"/>
-          <w:sz w:val="32"/>
-          <w:szCs w:val="32"/>
-        </w:rPr>
-      </w:pPr>
-    </w:p>
-    <w:p>
-      <w:pPr>
-        <w:rPr>
-          <w:rFonts w:eastAsiaTheme="minorHAnsi"/>
-          <w:sz w:val="32"/>
-          <w:szCs w:val="32"/>
-        </w:rPr>
-      </w:pPr>
-    </w:p>
-    <w:p>
-      <w:pPr>
-        <w:rPr>
-          <w:rFonts w:eastAsiaTheme="minorHAnsi"/>
-          <w:sz w:val="32"/>
-          <w:szCs w:val="32"/>
-        </w:rPr>
-      </w:pPr>
-    </w:p>
-    <w:p>
-      <w:pPr>
-        <w:rPr>
-          <w:rFonts w:eastAsiaTheme="minorHAnsi"/>
-          <w:sz w:val="32"/>
-          <w:szCs w:val="32"/>
-        </w:rPr>
-      </w:pPr>
-    </w:p>
-    <w:p>
-      <w:pPr>
-        <w:rPr>
-          <w:rFonts w:eastAsiaTheme="minorHAnsi"/>
-          <w:sz w:val="32"/>
-          <w:szCs w:val="32"/>
-        </w:rPr>
-      </w:pPr>
-    </w:p>
-    <w:p>
-      <w:pPr>
-        <w:rPr>
-          <w:rFonts w:eastAsiaTheme="minorHAnsi"/>
-          <w:sz w:val="32"/>
-          <w:szCs w:val="32"/>
-        </w:rPr>
-      </w:pPr>
-    </w:p>
-    <w:p>
-      <w:pPr>
-        <w:rPr>
-          <w:rFonts w:eastAsiaTheme="minorHAnsi"/>
-          <w:sz w:val="32"/>
-          <w:szCs w:val="32"/>
-        </w:rPr>
-      </w:pPr>
-    </w:p>
-    <w:p>
-      <w:pPr>
-        <w:rPr>
-          <w:rFonts w:eastAsiaTheme="minorHAnsi"/>
-          <w:sz w:val="32"/>
-          <w:szCs w:val="32"/>
-        </w:rPr>
-      </w:pPr>
-    </w:p>
-    <w:p>
-      <w:pPr>
-        <w:rPr>
-          <w:rFonts w:eastAsiaTheme="minorHAnsi"/>
-          <w:sz w:val="32"/>
-          <w:szCs w:val="32"/>
-        </w:rPr>
-      </w:pPr>
-    </w:p>
-    <w:p>
-      <w:pPr>
+        <w:spacing w:line="276" w:lineRule="auto"/>
+        <w:rPr>
+          <w:rFonts w:eastAsiaTheme="minorHAnsi"/>
+          <w:sz w:val="32"/>
+          <w:szCs w:val="32"/>
+        </w:rPr>
+      </w:pPr>
+    </w:p>
+    <w:p>
+      <w:pPr>
+        <w:spacing w:line="276" w:lineRule="auto"/>
+        <w:rPr>
+          <w:rFonts w:eastAsiaTheme="minorHAnsi"/>
+          <w:sz w:val="32"/>
+          <w:szCs w:val="32"/>
+        </w:rPr>
+      </w:pPr>
+    </w:p>
+    <w:p>
+      <w:pPr>
+        <w:spacing w:line="276" w:lineRule="auto"/>
+        <w:rPr>
+          <w:rFonts w:eastAsiaTheme="minorHAnsi"/>
+          <w:sz w:val="32"/>
+          <w:szCs w:val="32"/>
+        </w:rPr>
+      </w:pPr>
+    </w:p>
+    <w:p>
+      <w:pPr>
+        <w:spacing w:line="276" w:lineRule="auto"/>
+        <w:rPr>
+          <w:rFonts w:eastAsiaTheme="minorHAnsi"/>
+          <w:sz w:val="32"/>
+          <w:szCs w:val="32"/>
+        </w:rPr>
+      </w:pPr>
+    </w:p>
+    <w:p>
+      <w:pPr>
+        <w:spacing w:line="276" w:lineRule="auto"/>
+        <w:rPr>
+          <w:rFonts w:eastAsiaTheme="minorHAnsi"/>
+          <w:sz w:val="32"/>
+          <w:szCs w:val="32"/>
+        </w:rPr>
+      </w:pPr>
+    </w:p>
+    <w:p>
+      <w:pPr>
+        <w:spacing w:line="276" w:lineRule="auto"/>
+        <w:rPr>
+          <w:rFonts w:eastAsiaTheme="minorHAnsi"/>
+          <w:sz w:val="32"/>
+          <w:szCs w:val="32"/>
+        </w:rPr>
+      </w:pPr>
+    </w:p>
+    <w:p>
+      <w:pPr>
+        <w:spacing w:line="276" w:lineRule="auto"/>
+        <w:rPr>
+          <w:rFonts w:eastAsiaTheme="minorHAnsi"/>
+          <w:sz w:val="32"/>
+          <w:szCs w:val="32"/>
+        </w:rPr>
+      </w:pPr>
+      <w:r>
+        <w:rPr>
+          <w:rFonts w:eastAsiaTheme="minorHAnsi"/>
+          <w:noProof/>
+          <w:sz w:val="32"/>
+          <w:szCs w:val="32"/>
+        </w:rPr>
+        <w:drawing>
+          <wp:anchor distT="0" distB="0" distL="114300" distR="114300" simplePos="0" relativeHeight="251704320" behindDoc="0" locked="0" layoutInCell="1" allowOverlap="1" wp14:anchorId="51D4172F" wp14:editId="3B25E2D2">
+            <wp:simplePos x="0" y="0"/>
+            <wp:positionH relativeFrom="column">
+              <wp:posOffset>365760</wp:posOffset>
+            </wp:positionH>
+            <wp:positionV relativeFrom="paragraph">
+              <wp:posOffset>107315</wp:posOffset>
+            </wp:positionV>
+            <wp:extent cx="4983480" cy="3819525"/>
+            <wp:effectExtent l="0" t="0" r="0" b="0"/>
+            <wp:wrapSquare wrapText="bothSides"/>
+            <wp:docPr id="1437284091" name="Picture 6"/>
+            <wp:cNvGraphicFramePr>
+              <a:graphicFrameLocks xmlns:a="http://schemas.openxmlformats.org/drawingml/2006/main" noChangeAspect="1"/>
+            </wp:cNvGraphicFramePr>
+            <a:graphic xmlns:a="http://schemas.openxmlformats.org/drawingml/2006/main">
+              <a:graphicData uri="http://schemas.openxmlformats.org/drawingml/2006/picture">
+                <pic:pic xmlns:pic="http://schemas.openxmlformats.org/drawingml/2006/picture">
+                  <pic:nvPicPr>
+                    <pic:cNvPr id="0" name="Picture 18"/>
+                    <pic:cNvPicPr>
+                      <a:picLocks noChangeAspect="1" noChangeArrowheads="1"/>
+                    </pic:cNvPicPr>
+                  </pic:nvPicPr>
+                  <pic:blipFill>
+                    <a:blip r:embed="rId65">
+                      <a:extLst>
+                        <a:ext uri="{28A0092B-C50C-407E-A947-70E740481C1C}">
+                          <a14:useLocalDpi xmlns:a14="http://schemas.microsoft.com/office/drawing/2010/main" val="0"/>
+                        </a:ext>
+                      </a:extLst>
+                    </a:blip>
+                    <a:srcRect/>
+                    <a:stretch>
+                      <a:fillRect/>
+                    </a:stretch>
+                  </pic:blipFill>
+                  <pic:spPr bwMode="auto">
+                    <a:xfrm>
+                      <a:off x="0" y="0"/>
+                      <a:ext cx="4983480" cy="3819525"/>
+                    </a:xfrm>
+                    <a:prstGeom prst="rect">
+                      <a:avLst/>
+                    </a:prstGeom>
+                    <a:noFill/>
+                    <a:ln>
+                      <a:noFill/>
+                    </a:ln>
+                  </pic:spPr>
+                </pic:pic>
+              </a:graphicData>
+            </a:graphic>
+            <wp14:sizeRelH relativeFrom="margin">
+              <wp14:pctWidth>0</wp14:pctWidth>
+            </wp14:sizeRelH>
+            <wp14:sizeRelV relativeFrom="margin">
+              <wp14:pctHeight>0</wp14:pctHeight>
+            </wp14:sizeRelV>
+          </wp:anchor>
+        </w:drawing>
+      </w:r>
+    </w:p>
+    <w:p>
+      <w:pPr>
+        <w:spacing w:line="276" w:lineRule="auto"/>
         <w:jc w:val="center"/>
         <w:rPr>
           <w:rFonts w:eastAsiaTheme="minorHAnsi"/>
@@ -10518,6 +10643,7 @@
     </w:p>
     <w:p>
       <w:pPr>
+        <w:spacing w:line="276" w:lineRule="auto"/>
         <w:jc w:val="center"/>
         <w:rPr>
           <w:rFonts w:eastAsiaTheme="minorHAnsi"/>
@@ -10532,8 +10658,22 @@
           <w:tab w:val="center" w:pos="4680"/>
           <w:tab w:val="left" w:pos="6432"/>
         </w:tabs>
-        <w:rPr>
-          <w:rFonts w:eastAsiaTheme="minorHAnsi"/>
+        <w:spacing w:line="276" w:lineRule="auto"/>
+        <w:rPr>
+          <w:rFonts w:eastAsiaTheme="minorHAnsi"/>
+          <w:sz w:val="32"/>
+          <w:szCs w:val="32"/>
+        </w:rPr>
+      </w:pPr>
+    </w:p>
+    <w:p>
+      <w:pPr>
+        <w:spacing w:line="276" w:lineRule="auto"/>
+        <w:rPr>
+          <w:rFonts w:eastAsiaTheme="minorHAnsi"/>
+          <w:b/>
+          <w:bCs/>
+          <w:color w:val="365F91" w:themeColor="accent1" w:themeShade="BF"/>
           <w:sz w:val="32"/>
           <w:szCs w:val="32"/>
         </w:rPr>
@@ -10547,13 +10687,13 @@
         </w:rPr>
         <w:lastRenderedPageBreak/>
         <w:drawing>
-          <wp:anchor distT="0" distB="0" distL="114300" distR="114300" simplePos="0" relativeHeight="251697152" behindDoc="0" locked="0" layoutInCell="1" allowOverlap="1" wp14:anchorId="36D4E9D8" wp14:editId="38F255C8">
+          <wp:anchor distT="0" distB="0" distL="114300" distR="114300" simplePos="0" relativeHeight="251782144" behindDoc="0" locked="0" layoutInCell="1" allowOverlap="1" wp14:anchorId="36D4E9D8" wp14:editId="70F01CE1">
             <wp:simplePos x="0" y="0"/>
             <wp:positionH relativeFrom="column">
-              <wp:posOffset>45720</wp:posOffset>
+              <wp:posOffset>0</wp:posOffset>
             </wp:positionH>
             <wp:positionV relativeFrom="paragraph">
-              <wp:posOffset>4442460</wp:posOffset>
+              <wp:posOffset>-297180</wp:posOffset>
             </wp:positionV>
             <wp:extent cx="5943600" cy="3345180"/>
             <wp:effectExtent l="0" t="0" r="0" b="0"/>
@@ -10572,7 +10712,7 @@
                     </pic:cNvPicPr>
                   </pic:nvPicPr>
                   <pic:blipFill>
-                    <a:blip r:embed="rId65">
+                    <a:blip r:embed="rId66">
                       <a:extLst>
                         <a:ext uri="{28A0092B-C50C-407E-A947-70E740481C1C}">
                           <a14:useLocalDpi xmlns:a14="http://schemas.microsoft.com/office/drawing/2010/main" val="0"/>
@@ -10606,82 +10746,6 @@
       <w:r>
         <w:rPr>
           <w:rFonts w:eastAsiaTheme="minorHAnsi"/>
-          <w:noProof/>
-          <w:sz w:val="32"/>
-          <w:szCs w:val="32"/>
-        </w:rPr>
-        <w:drawing>
-          <wp:anchor distT="0" distB="0" distL="114300" distR="114300" simplePos="0" relativeHeight="251660800" behindDoc="0" locked="0" layoutInCell="1" allowOverlap="1" wp14:anchorId="51D4172F" wp14:editId="646FCE9E">
-            <wp:simplePos x="0" y="0"/>
-            <wp:positionH relativeFrom="column">
-              <wp:posOffset>45720</wp:posOffset>
-            </wp:positionH>
-            <wp:positionV relativeFrom="paragraph">
-              <wp:posOffset>-114300</wp:posOffset>
-            </wp:positionV>
-            <wp:extent cx="5943600" cy="4556760"/>
-            <wp:effectExtent l="0" t="0" r="0" b="0"/>
-            <wp:wrapSquare wrapText="bothSides"/>
-            <wp:docPr id="1437284091" name="Picture 6"/>
-            <wp:cNvGraphicFramePr>
-              <a:graphicFrameLocks xmlns:a="http://schemas.openxmlformats.org/drawingml/2006/main" noChangeAspect="1"/>
-            </wp:cNvGraphicFramePr>
-            <a:graphic xmlns:a="http://schemas.openxmlformats.org/drawingml/2006/main">
-              <a:graphicData uri="http://schemas.openxmlformats.org/drawingml/2006/picture">
-                <pic:pic xmlns:pic="http://schemas.openxmlformats.org/drawingml/2006/picture">
-                  <pic:nvPicPr>
-                    <pic:cNvPr id="0" name="Picture 18"/>
-                    <pic:cNvPicPr>
-                      <a:picLocks noChangeAspect="1" noChangeArrowheads="1"/>
-                    </pic:cNvPicPr>
-                  </pic:nvPicPr>
-                  <pic:blipFill>
-                    <a:blip r:embed="rId66">
-                      <a:extLst>
-                        <a:ext uri="{28A0092B-C50C-407E-A947-70E740481C1C}">
-                          <a14:useLocalDpi xmlns:a14="http://schemas.microsoft.com/office/drawing/2010/main" val="0"/>
-                        </a:ext>
-                      </a:extLst>
-                    </a:blip>
-                    <a:srcRect/>
-                    <a:stretch>
-                      <a:fillRect/>
-                    </a:stretch>
-                  </pic:blipFill>
-                  <pic:spPr bwMode="auto">
-                    <a:xfrm>
-                      <a:off x="0" y="0"/>
-                      <a:ext cx="5943600" cy="4556760"/>
-                    </a:xfrm>
-                    <a:prstGeom prst="rect">
-                      <a:avLst/>
-                    </a:prstGeom>
-                    <a:noFill/>
-                    <a:ln>
-                      <a:noFill/>
-                    </a:ln>
-                  </pic:spPr>
-                </pic:pic>
-              </a:graphicData>
-            </a:graphic>
-          </wp:anchor>
-        </w:drawing>
-      </w:r>
-    </w:p>
-    <w:p>
-      <w:pPr>
-        <w:rPr>
-          <w:rFonts w:eastAsiaTheme="minorHAnsi"/>
-          <w:b/>
-          <w:bCs/>
-          <w:color w:val="365F91" w:themeColor="accent1" w:themeShade="BF"/>
-          <w:sz w:val="32"/>
-          <w:szCs w:val="32"/>
-        </w:rPr>
-      </w:pPr>
-      <w:r>
-        <w:rPr>
-          <w:rFonts w:eastAsiaTheme="minorHAnsi"/>
           <w:b/>
           <w:bCs/>
           <w:noProof/>
@@ -10689,15 +10753,14 @@
           <w:sz w:val="32"/>
           <w:szCs w:val="32"/>
         </w:rPr>
-        <w:lastRenderedPageBreak/>
         <w:drawing>
-          <wp:anchor distT="0" distB="0" distL="114300" distR="114300" simplePos="0" relativeHeight="251628544" behindDoc="0" locked="0" layoutInCell="1" allowOverlap="1" wp14:anchorId="2EEB4101" wp14:editId="418953E6">
+          <wp:anchor distT="0" distB="0" distL="114300" distR="114300" simplePos="0" relativeHeight="251502592" behindDoc="0" locked="0" layoutInCell="1" allowOverlap="1" wp14:anchorId="2EEB4101" wp14:editId="54BA4BF7">
             <wp:simplePos x="0" y="0"/>
             <wp:positionH relativeFrom="column">
               <wp:posOffset>0</wp:posOffset>
             </wp:positionH>
             <wp:positionV relativeFrom="paragraph">
-              <wp:posOffset>330200</wp:posOffset>
+              <wp:posOffset>3439160</wp:posOffset>
             </wp:positionV>
             <wp:extent cx="5935980" cy="3230880"/>
             <wp:effectExtent l="0" t="0" r="0" b="0"/>
@@ -10761,6 +10824,57 @@
     </w:p>
     <w:p>
       <w:pPr>
+        <w:spacing w:line="276" w:lineRule="auto"/>
+        <w:rPr>
+          <w:rFonts w:eastAsiaTheme="minorHAnsi"/>
+          <w:sz w:val="32"/>
+          <w:szCs w:val="32"/>
+        </w:rPr>
+      </w:pPr>
+    </w:p>
+    <w:p>
+      <w:pPr>
+        <w:spacing w:line="276" w:lineRule="auto"/>
+        <w:rPr>
+          <w:rFonts w:eastAsiaTheme="minorHAnsi"/>
+          <w:sz w:val="32"/>
+          <w:szCs w:val="32"/>
+        </w:rPr>
+      </w:pPr>
+    </w:p>
+    <w:p>
+      <w:pPr>
+        <w:spacing w:line="276" w:lineRule="auto"/>
+        <w:rPr>
+          <w:rFonts w:eastAsiaTheme="minorHAnsi"/>
+          <w:sz w:val="32"/>
+          <w:szCs w:val="32"/>
+        </w:rPr>
+      </w:pPr>
+    </w:p>
+    <w:p>
+      <w:pPr>
+        <w:spacing w:line="276" w:lineRule="auto"/>
+        <w:rPr>
+          <w:rFonts w:eastAsiaTheme="minorHAnsi"/>
+          <w:sz w:val="32"/>
+          <w:szCs w:val="32"/>
+        </w:rPr>
+      </w:pPr>
+    </w:p>
+    <w:p>
+      <w:pPr>
+        <w:spacing w:line="276" w:lineRule="auto"/>
+        <w:rPr>
+          <w:rFonts w:eastAsiaTheme="minorHAnsi"/>
+          <w:sz w:val="32"/>
+          <w:szCs w:val="32"/>
+        </w:rPr>
+      </w:pPr>
+    </w:p>
+    <w:p>
+      <w:pPr>
+        <w:spacing w:line="276" w:lineRule="auto"/>
         <w:rPr>
           <w:rFonts w:eastAsiaTheme="minorHAnsi"/>
           <w:sz w:val="32"/>
@@ -10774,19 +10888,20 @@
           <w:sz w:val="32"/>
           <w:szCs w:val="32"/>
         </w:rPr>
+        <w:lastRenderedPageBreak/>
         <w:drawing>
-          <wp:anchor distT="0" distB="0" distL="114300" distR="114300" simplePos="0" relativeHeight="251624448" behindDoc="0" locked="0" layoutInCell="1" allowOverlap="1" wp14:anchorId="617BEE27" wp14:editId="0571A53C">
+          <wp:anchor distT="0" distB="0" distL="114300" distR="114300" simplePos="0" relativeHeight="251655168" behindDoc="0" locked="0" layoutInCell="1" allowOverlap="1" wp14:anchorId="4FDCD9CF" wp14:editId="1120493E">
             <wp:simplePos x="0" y="0"/>
             <wp:positionH relativeFrom="column">
-              <wp:posOffset>0</wp:posOffset>
+              <wp:posOffset>289560</wp:posOffset>
             </wp:positionH>
             <wp:positionV relativeFrom="paragraph">
-              <wp:posOffset>3324860</wp:posOffset>
+              <wp:posOffset>6065520</wp:posOffset>
             </wp:positionV>
-            <wp:extent cx="4853940" cy="2894965"/>
+            <wp:extent cx="5532120" cy="2273935"/>
             <wp:effectExtent l="0" t="0" r="0" b="0"/>
             <wp:wrapSquare wrapText="bothSides"/>
-            <wp:docPr id="847863363" name="Picture 9"/>
+            <wp:docPr id="2111695274" name="Picture 12"/>
             <wp:cNvGraphicFramePr>
               <a:graphicFrameLocks xmlns:a="http://schemas.openxmlformats.org/drawingml/2006/main" noChangeAspect="1"/>
             </wp:cNvGraphicFramePr>
@@ -10794,7 +10909,7 @@
               <a:graphicData uri="http://schemas.openxmlformats.org/drawingml/2006/picture">
                 <pic:pic xmlns:pic="http://schemas.openxmlformats.org/drawingml/2006/picture">
                   <pic:nvPicPr>
-                    <pic:cNvPr id="0" name="Picture 21"/>
+                    <pic:cNvPr id="0" name="Picture 24"/>
                     <pic:cNvPicPr>
                       <a:picLocks noChangeAspect="1" noChangeArrowheads="1"/>
                     </pic:cNvPicPr>
@@ -10815,7 +10930,7 @@
                   <pic:spPr bwMode="auto">
                     <a:xfrm>
                       <a:off x="0" y="0"/>
-                      <a:ext cx="4853940" cy="2894965"/>
+                      <a:ext cx="5532120" cy="2273935"/>
                     </a:xfrm>
                     <a:prstGeom prst="rect">
                       <a:avLst/>
@@ -10837,177 +10952,6 @@
           </wp:anchor>
         </w:drawing>
       </w:r>
-    </w:p>
-    <w:p>
-      <w:pPr>
-        <w:rPr>
-          <w:rFonts w:eastAsiaTheme="minorHAnsi"/>
-          <w:sz w:val="32"/>
-          <w:szCs w:val="32"/>
-        </w:rPr>
-      </w:pPr>
-    </w:p>
-    <w:p>
-      <w:pPr>
-        <w:rPr>
-          <w:rFonts w:eastAsiaTheme="minorHAnsi"/>
-          <w:sz w:val="32"/>
-          <w:szCs w:val="32"/>
-        </w:rPr>
-      </w:pPr>
-    </w:p>
-    <w:p>
-      <w:pPr>
-        <w:rPr>
-          <w:rFonts w:eastAsiaTheme="minorHAnsi"/>
-          <w:sz w:val="32"/>
-          <w:szCs w:val="32"/>
-        </w:rPr>
-      </w:pPr>
-    </w:p>
-    <w:p>
-      <w:pPr>
-        <w:rPr>
-          <w:rFonts w:eastAsiaTheme="minorHAnsi"/>
-          <w:sz w:val="32"/>
-          <w:szCs w:val="32"/>
-        </w:rPr>
-      </w:pPr>
-    </w:p>
-    <w:p>
-      <w:pPr>
-        <w:rPr>
-          <w:rFonts w:eastAsiaTheme="minorHAnsi"/>
-          <w:sz w:val="32"/>
-          <w:szCs w:val="32"/>
-        </w:rPr>
-      </w:pPr>
-    </w:p>
-    <w:p>
-      <w:pPr>
-        <w:rPr>
-          <w:rFonts w:eastAsiaTheme="minorHAnsi"/>
-          <w:sz w:val="32"/>
-          <w:szCs w:val="32"/>
-        </w:rPr>
-      </w:pPr>
-    </w:p>
-    <w:p>
-      <w:pPr>
-        <w:rPr>
-          <w:rFonts w:eastAsiaTheme="minorHAnsi"/>
-          <w:sz w:val="32"/>
-          <w:szCs w:val="32"/>
-        </w:rPr>
-      </w:pPr>
-    </w:p>
-    <w:p>
-      <w:pPr>
-        <w:rPr>
-          <w:rFonts w:eastAsiaTheme="minorHAnsi"/>
-          <w:sz w:val="32"/>
-          <w:szCs w:val="32"/>
-        </w:rPr>
-      </w:pPr>
-    </w:p>
-    <w:p>
-      <w:pPr>
-        <w:rPr>
-          <w:rFonts w:eastAsiaTheme="minorHAnsi"/>
-          <w:sz w:val="32"/>
-          <w:szCs w:val="32"/>
-        </w:rPr>
-      </w:pPr>
-    </w:p>
-    <w:p>
-      <w:pPr>
-        <w:rPr>
-          <w:rFonts w:eastAsiaTheme="minorHAnsi"/>
-          <w:sz w:val="32"/>
-          <w:szCs w:val="32"/>
-        </w:rPr>
-      </w:pPr>
-    </w:p>
-    <w:p>
-      <w:pPr>
-        <w:rPr>
-          <w:rFonts w:eastAsiaTheme="minorHAnsi"/>
-          <w:sz w:val="32"/>
-          <w:szCs w:val="32"/>
-        </w:rPr>
-      </w:pPr>
-    </w:p>
-    <w:p>
-      <w:pPr>
-        <w:rPr>
-          <w:rFonts w:eastAsiaTheme="minorHAnsi"/>
-          <w:sz w:val="32"/>
-          <w:szCs w:val="32"/>
-        </w:rPr>
-      </w:pPr>
-    </w:p>
-    <w:p>
-      <w:pPr>
-        <w:rPr>
-          <w:rFonts w:eastAsiaTheme="minorHAnsi"/>
-          <w:sz w:val="32"/>
-          <w:szCs w:val="32"/>
-        </w:rPr>
-      </w:pPr>
-    </w:p>
-    <w:p>
-      <w:pPr>
-        <w:rPr>
-          <w:rFonts w:eastAsiaTheme="minorHAnsi"/>
-          <w:sz w:val="32"/>
-          <w:szCs w:val="32"/>
-        </w:rPr>
-      </w:pPr>
-    </w:p>
-    <w:p>
-      <w:pPr>
-        <w:rPr>
-          <w:rFonts w:eastAsiaTheme="minorHAnsi"/>
-          <w:sz w:val="32"/>
-          <w:szCs w:val="32"/>
-        </w:rPr>
-      </w:pPr>
-    </w:p>
-    <w:p>
-      <w:pPr>
-        <w:rPr>
-          <w:rFonts w:eastAsiaTheme="minorHAnsi"/>
-          <w:sz w:val="32"/>
-          <w:szCs w:val="32"/>
-        </w:rPr>
-      </w:pPr>
-    </w:p>
-    <w:p>
-      <w:pPr>
-        <w:rPr>
-          <w:rFonts w:eastAsiaTheme="minorHAnsi"/>
-          <w:sz w:val="32"/>
-          <w:szCs w:val="32"/>
-        </w:rPr>
-      </w:pPr>
-    </w:p>
-    <w:p>
-      <w:pPr>
-        <w:rPr>
-          <w:rFonts w:eastAsiaTheme="minorHAnsi"/>
-          <w:sz w:val="32"/>
-          <w:szCs w:val="32"/>
-        </w:rPr>
-      </w:pPr>
-    </w:p>
-    <w:p>
-      <w:pPr>
-        <w:rPr>
-          <w:rFonts w:eastAsiaTheme="minorHAnsi"/>
-          <w:sz w:val="32"/>
-          <w:szCs w:val="32"/>
-        </w:rPr>
-      </w:pPr>
       <w:r>
         <w:rPr>
           <w:rFonts w:eastAsiaTheme="minorHAnsi"/>
@@ -11015,17 +10959,16 @@
           <w:sz w:val="32"/>
           <w:szCs w:val="32"/>
         </w:rPr>
-        <w:lastRenderedPageBreak/>
         <w:drawing>
-          <wp:anchor distT="0" distB="0" distL="114300" distR="114300" simplePos="0" relativeHeight="251651072" behindDoc="0" locked="0" layoutInCell="1" allowOverlap="1" wp14:anchorId="0A849A6A" wp14:editId="5B26B47E">
+          <wp:anchor distT="0" distB="0" distL="114300" distR="114300" simplePos="0" relativeHeight="251636736" behindDoc="0" locked="0" layoutInCell="1" allowOverlap="1" wp14:anchorId="0A849A6A" wp14:editId="3B6BE340">
             <wp:simplePos x="0" y="0"/>
             <wp:positionH relativeFrom="column">
-              <wp:posOffset>472440</wp:posOffset>
+              <wp:posOffset>304800</wp:posOffset>
             </wp:positionH>
             <wp:positionV relativeFrom="paragraph">
-              <wp:posOffset>-342900</wp:posOffset>
+              <wp:posOffset>3146425</wp:posOffset>
             </wp:positionV>
-            <wp:extent cx="4853940" cy="2567940"/>
+            <wp:extent cx="5516880" cy="2918460"/>
             <wp:effectExtent l="0" t="0" r="0" b="0"/>
             <wp:wrapSquare wrapText="bothSides"/>
             <wp:docPr id="316737826" name="Picture 10"/>
@@ -11057,7 +11000,7 @@
                   <pic:spPr bwMode="auto">
                     <a:xfrm>
                       <a:off x="0" y="0"/>
-                      <a:ext cx="4853940" cy="2567940"/>
+                      <a:ext cx="5516880" cy="2918460"/>
                     </a:xfrm>
                     <a:prstGeom prst="rect">
                       <a:avLst/>
@@ -11079,120 +11022,26 @@
           </wp:anchor>
         </w:drawing>
       </w:r>
-    </w:p>
-    <w:p>
-      <w:pPr>
-        <w:rPr>
-          <w:rFonts w:eastAsiaTheme="minorHAnsi"/>
-          <w:sz w:val="32"/>
-          <w:szCs w:val="32"/>
-        </w:rPr>
-      </w:pPr>
-    </w:p>
-    <w:p>
-      <w:pPr>
-        <w:rPr>
-          <w:rFonts w:eastAsiaTheme="minorHAnsi"/>
-          <w:sz w:val="32"/>
-          <w:szCs w:val="32"/>
-        </w:rPr>
-      </w:pPr>
-    </w:p>
-    <w:p>
-      <w:pPr>
-        <w:rPr>
-          <w:rFonts w:eastAsiaTheme="minorHAnsi"/>
-          <w:sz w:val="32"/>
-          <w:szCs w:val="32"/>
-        </w:rPr>
-      </w:pPr>
-    </w:p>
-    <w:p>
-      <w:pPr>
-        <w:rPr>
-          <w:rFonts w:eastAsiaTheme="minorHAnsi"/>
-          <w:sz w:val="32"/>
-          <w:szCs w:val="32"/>
-        </w:rPr>
-      </w:pPr>
-    </w:p>
-    <w:p>
-      <w:pPr>
-        <w:rPr>
-          <w:rFonts w:eastAsiaTheme="minorHAnsi"/>
-          <w:sz w:val="32"/>
-          <w:szCs w:val="32"/>
-        </w:rPr>
-      </w:pPr>
-    </w:p>
-    <w:p>
-      <w:pPr>
-        <w:rPr>
-          <w:rFonts w:eastAsiaTheme="minorHAnsi"/>
-          <w:sz w:val="32"/>
-          <w:szCs w:val="32"/>
-        </w:rPr>
-      </w:pPr>
-    </w:p>
-    <w:p>
-      <w:pPr>
-        <w:rPr>
-          <w:rFonts w:eastAsiaTheme="minorHAnsi"/>
-          <w:sz w:val="32"/>
-          <w:szCs w:val="32"/>
-        </w:rPr>
-      </w:pPr>
-    </w:p>
-    <w:p>
-      <w:pPr>
-        <w:tabs>
-          <w:tab w:val="left" w:pos="6228"/>
-        </w:tabs>
+      <w:r>
         <w:rPr>
           <w:rFonts w:eastAsiaTheme="minorHAnsi"/>
           <w:noProof/>
           <w:sz w:val="32"/>
           <w:szCs w:val="32"/>
         </w:rPr>
-      </w:pPr>
-      <w:r>
-        <w:rPr>
-          <w:rFonts w:eastAsiaTheme="minorHAnsi"/>
-          <w:noProof/>
-          <w:sz w:val="32"/>
-          <w:szCs w:val="32"/>
-        </w:rPr>
-        <w:tab/>
-      </w:r>
-    </w:p>
-    <w:p>
-      <w:pPr>
-        <w:rPr>
-          <w:rFonts w:eastAsiaTheme="minorHAnsi"/>
-          <w:sz w:val="32"/>
-          <w:szCs w:val="32"/>
-        </w:rPr>
-      </w:pPr>
-      <w:r>
-        <w:rPr>
-          <w:rFonts w:eastAsiaTheme="minorHAnsi"/>
-          <w:noProof/>
-          <w:sz w:val="32"/>
-          <w:szCs w:val="32"/>
-        </w:rPr>
         <w:drawing>
-          <wp:anchor distT="0" distB="0" distL="114300" distR="114300" simplePos="0" relativeHeight="251656192" behindDoc="0" locked="0" layoutInCell="1" allowOverlap="1" wp14:anchorId="4FDCD9CF" wp14:editId="76E7223B">
+          <wp:anchor distT="0" distB="0" distL="114300" distR="114300" simplePos="0" relativeHeight="251491328" behindDoc="0" locked="0" layoutInCell="1" allowOverlap="1" wp14:anchorId="617BEE27" wp14:editId="14C997FC">
             <wp:simplePos x="0" y="0"/>
             <wp:positionH relativeFrom="column">
-              <wp:posOffset>472440</wp:posOffset>
+              <wp:posOffset>304800</wp:posOffset>
             </wp:positionH>
             <wp:positionV relativeFrom="paragraph">
-              <wp:posOffset>83820</wp:posOffset>
+              <wp:posOffset>-144780</wp:posOffset>
             </wp:positionV>
-            <wp:extent cx="4853940" cy="2874010"/>
+            <wp:extent cx="5516880" cy="3289935"/>
             <wp:effectExtent l="0" t="0" r="0" b="0"/>
             <wp:wrapSquare wrapText="bothSides"/>
-            <wp:docPr id="2111695274" name="Picture 12"/>
+            <wp:docPr id="847863363" name="Picture 9"/>
             <wp:cNvGraphicFramePr>
               <a:graphicFrameLocks xmlns:a="http://schemas.openxmlformats.org/drawingml/2006/main" noChangeAspect="1"/>
             </wp:cNvGraphicFramePr>
@@ -11200,7 +11049,7 @@
               <a:graphicData uri="http://schemas.openxmlformats.org/drawingml/2006/picture">
                 <pic:pic xmlns:pic="http://schemas.openxmlformats.org/drawingml/2006/picture">
                   <pic:nvPicPr>
-                    <pic:cNvPr id="0" name="Picture 24"/>
+                    <pic:cNvPr id="0" name="Picture 21"/>
                     <pic:cNvPicPr>
                       <a:picLocks noChangeAspect="1" noChangeArrowheads="1"/>
                     </pic:cNvPicPr>
@@ -11221,7 +11070,7 @@
                   <pic:spPr bwMode="auto">
                     <a:xfrm>
                       <a:off x="0" y="0"/>
-                      <a:ext cx="4853940" cy="2874010"/>
+                      <a:ext cx="5516880" cy="3289935"/>
                     </a:xfrm>
                     <a:prstGeom prst="rect">
                       <a:avLst/>
@@ -11246,103 +11095,9 @@
     </w:p>
     <w:p>
       <w:pPr>
-        <w:rPr>
-          <w:rFonts w:eastAsiaTheme="minorHAnsi"/>
-          <w:sz w:val="32"/>
-          <w:szCs w:val="32"/>
-        </w:rPr>
-      </w:pPr>
-    </w:p>
-    <w:p>
-      <w:pPr>
-        <w:rPr>
-          <w:rFonts w:eastAsiaTheme="minorHAnsi"/>
-          <w:sz w:val="32"/>
-          <w:szCs w:val="32"/>
-        </w:rPr>
-      </w:pPr>
-    </w:p>
-    <w:p>
-      <w:pPr>
-        <w:rPr>
-          <w:rFonts w:eastAsiaTheme="minorHAnsi"/>
-          <w:sz w:val="32"/>
-          <w:szCs w:val="32"/>
-        </w:rPr>
-      </w:pPr>
-    </w:p>
-    <w:p>
-      <w:pPr>
-        <w:rPr>
-          <w:rFonts w:eastAsiaTheme="minorHAnsi"/>
-          <w:sz w:val="32"/>
-          <w:szCs w:val="32"/>
-        </w:rPr>
-      </w:pPr>
-    </w:p>
-    <w:p>
-      <w:pPr>
-        <w:rPr>
-          <w:rFonts w:eastAsiaTheme="minorHAnsi"/>
-          <w:sz w:val="32"/>
-          <w:szCs w:val="32"/>
-        </w:rPr>
-      </w:pPr>
-    </w:p>
-    <w:p>
-      <w:pPr>
-        <w:rPr>
-          <w:rFonts w:eastAsiaTheme="minorHAnsi"/>
-          <w:sz w:val="32"/>
-          <w:szCs w:val="32"/>
-        </w:rPr>
-      </w:pPr>
-    </w:p>
-    <w:p>
-      <w:pPr>
-        <w:rPr>
-          <w:rFonts w:eastAsiaTheme="minorHAnsi"/>
-          <w:sz w:val="32"/>
-          <w:szCs w:val="32"/>
-        </w:rPr>
-      </w:pPr>
-    </w:p>
-    <w:p>
-      <w:pPr>
-        <w:rPr>
-          <w:rFonts w:eastAsiaTheme="minorHAnsi"/>
-          <w:sz w:val="32"/>
-          <w:szCs w:val="32"/>
-        </w:rPr>
-      </w:pPr>
-    </w:p>
-    <w:p>
-      <w:pPr>
-        <w:rPr>
-          <w:rFonts w:eastAsiaTheme="minorHAnsi"/>
-          <w:noProof/>
-          <w:sz w:val="32"/>
-          <w:szCs w:val="32"/>
-        </w:rPr>
-      </w:pPr>
-    </w:p>
-    <w:p>
-      <w:pPr>
-        <w:rPr>
-          <w:rFonts w:eastAsiaTheme="minorHAnsi"/>
-          <w:sz w:val="32"/>
-          <w:szCs w:val="32"/>
-        </w:rPr>
-      </w:pPr>
-    </w:p>
-    <w:p>
-      <w:pPr>
-        <w:tabs>
-          <w:tab w:val="left" w:pos="7512"/>
-        </w:tabs>
-        <w:rPr>
-          <w:rFonts w:eastAsiaTheme="minorHAnsi"/>
-          <w:noProof/>
+        <w:spacing w:line="276" w:lineRule="auto"/>
+        <w:rPr>
+          <w:rFonts w:eastAsiaTheme="minorHAnsi"/>
           <w:sz w:val="32"/>
           <w:szCs w:val="32"/>
         </w:rPr>
@@ -11356,13 +11111,13 @@
         </w:rPr>
         <w:lastRenderedPageBreak/>
         <w:drawing>
-          <wp:anchor distT="0" distB="0" distL="114300" distR="114300" simplePos="0" relativeHeight="251657216" behindDoc="0" locked="0" layoutInCell="1" allowOverlap="1" wp14:anchorId="4BD213BA" wp14:editId="1C19372F">
+          <wp:anchor distT="0" distB="0" distL="114300" distR="114300" simplePos="0" relativeHeight="251673600" behindDoc="0" locked="0" layoutInCell="1" allowOverlap="1" wp14:anchorId="4BD213BA" wp14:editId="1AFBCC2E">
             <wp:simplePos x="0" y="0"/>
             <wp:positionH relativeFrom="column">
-              <wp:posOffset>167640</wp:posOffset>
+              <wp:posOffset>205740</wp:posOffset>
             </wp:positionH>
             <wp:positionV relativeFrom="paragraph">
-              <wp:posOffset>2529840</wp:posOffset>
+              <wp:posOffset>2535555</wp:posOffset>
             </wp:positionV>
             <wp:extent cx="5661660" cy="3531870"/>
             <wp:effectExtent l="0" t="0" r="0" b="0"/>
@@ -11426,13 +11181,13 @@
           <w:szCs w:val="32"/>
         </w:rPr>
         <w:drawing>
-          <wp:anchor distT="0" distB="0" distL="114300" distR="114300" simplePos="0" relativeHeight="251632640" behindDoc="0" locked="0" layoutInCell="1" allowOverlap="1" wp14:anchorId="4D5B1B43" wp14:editId="208E172B">
+          <wp:anchor distT="0" distB="0" distL="114300" distR="114300" simplePos="0" relativeHeight="251513856" behindDoc="0" locked="0" layoutInCell="1" allowOverlap="1" wp14:anchorId="4D5B1B43" wp14:editId="26EF9761">
             <wp:simplePos x="0" y="0"/>
             <wp:positionH relativeFrom="column">
-              <wp:posOffset>167640</wp:posOffset>
+              <wp:posOffset>205740</wp:posOffset>
             </wp:positionH>
             <wp:positionV relativeFrom="paragraph">
-              <wp:posOffset>-76200</wp:posOffset>
+              <wp:posOffset>-78105</wp:posOffset>
             </wp:positionV>
             <wp:extent cx="5661660" cy="2607945"/>
             <wp:effectExtent l="0" t="0" r="0" b="0"/>
@@ -11491,102 +11246,77 @@
     </w:p>
     <w:p>
       <w:pPr>
-        <w:rPr>
-          <w:rFonts w:eastAsiaTheme="minorHAnsi"/>
-          <w:sz w:val="32"/>
-          <w:szCs w:val="32"/>
-        </w:rPr>
-      </w:pPr>
-    </w:p>
-    <w:p>
-      <w:pPr>
-        <w:rPr>
-          <w:rFonts w:eastAsiaTheme="minorHAnsi"/>
-          <w:sz w:val="32"/>
-          <w:szCs w:val="32"/>
-        </w:rPr>
-      </w:pPr>
-    </w:p>
-    <w:p>
-      <w:pPr>
-        <w:rPr>
-          <w:rFonts w:eastAsiaTheme="minorHAnsi"/>
-          <w:sz w:val="32"/>
-          <w:szCs w:val="32"/>
-        </w:rPr>
-      </w:pPr>
-    </w:p>
-    <w:p>
-      <w:pPr>
-        <w:rPr>
-          <w:rFonts w:eastAsiaTheme="minorHAnsi"/>
-          <w:noProof/>
-          <w:sz w:val="32"/>
-          <w:szCs w:val="32"/>
-        </w:rPr>
-      </w:pPr>
-    </w:p>
-    <w:p>
-      <w:pPr>
-        <w:tabs>
-          <w:tab w:val="left" w:pos="3312"/>
-        </w:tabs>
-        <w:rPr>
-          <w:rFonts w:eastAsiaTheme="minorHAnsi"/>
-          <w:sz w:val="32"/>
-          <w:szCs w:val="32"/>
-        </w:rPr>
-      </w:pPr>
-      <w:r>
-        <w:rPr>
-          <w:rFonts w:eastAsiaTheme="minorHAnsi"/>
-          <w:sz w:val="32"/>
-          <w:szCs w:val="32"/>
-        </w:rPr>
-        <w:tab/>
-      </w:r>
-    </w:p>
-    <w:p>
-      <w:pPr>
-        <w:tabs>
-          <w:tab w:val="left" w:pos="3312"/>
-        </w:tabs>
-        <w:rPr>
-          <w:rFonts w:eastAsiaTheme="minorHAnsi"/>
-          <w:sz w:val="32"/>
-          <w:szCs w:val="32"/>
-        </w:rPr>
-      </w:pPr>
-    </w:p>
-    <w:p>
-      <w:pPr>
-        <w:tabs>
-          <w:tab w:val="left" w:pos="3312"/>
-        </w:tabs>
-        <w:rPr>
-          <w:rFonts w:eastAsiaTheme="minorHAnsi"/>
-          <w:sz w:val="32"/>
-          <w:szCs w:val="32"/>
-        </w:rPr>
-      </w:pPr>
-    </w:p>
-    <w:p>
-      <w:pPr>
-        <w:tabs>
-          <w:tab w:val="left" w:pos="3312"/>
-        </w:tabs>
-        <w:rPr>
-          <w:rFonts w:eastAsiaTheme="minorHAnsi"/>
-          <w:sz w:val="32"/>
-          <w:szCs w:val="32"/>
-        </w:rPr>
-      </w:pPr>
-    </w:p>
-    <w:p>
-      <w:pPr>
-        <w:tabs>
-          <w:tab w:val="left" w:pos="3312"/>
-        </w:tabs>
+        <w:spacing w:line="276" w:lineRule="auto"/>
+        <w:rPr>
+          <w:rFonts w:eastAsiaTheme="minorHAnsi"/>
+          <w:sz w:val="32"/>
+          <w:szCs w:val="32"/>
+        </w:rPr>
+      </w:pPr>
+    </w:p>
+    <w:p>
+      <w:pPr>
+        <w:spacing w:line="276" w:lineRule="auto"/>
+        <w:rPr>
+          <w:rFonts w:eastAsiaTheme="minorHAnsi"/>
+          <w:sz w:val="32"/>
+          <w:szCs w:val="32"/>
+        </w:rPr>
+      </w:pPr>
+    </w:p>
+    <w:p>
+      <w:pPr>
+        <w:spacing w:line="276" w:lineRule="auto"/>
+        <w:rPr>
+          <w:rFonts w:eastAsiaTheme="minorHAnsi"/>
+          <w:sz w:val="32"/>
+          <w:szCs w:val="32"/>
+        </w:rPr>
+      </w:pPr>
+    </w:p>
+    <w:p>
+      <w:pPr>
+        <w:spacing w:line="276" w:lineRule="auto"/>
+        <w:rPr>
+          <w:rFonts w:eastAsiaTheme="minorHAnsi"/>
+          <w:sz w:val="32"/>
+          <w:szCs w:val="32"/>
+        </w:rPr>
+      </w:pPr>
+    </w:p>
+    <w:p>
+      <w:pPr>
+        <w:spacing w:line="276" w:lineRule="auto"/>
+        <w:rPr>
+          <w:rFonts w:eastAsiaTheme="minorHAnsi"/>
+          <w:sz w:val="32"/>
+          <w:szCs w:val="32"/>
+        </w:rPr>
+      </w:pPr>
+    </w:p>
+    <w:p>
+      <w:pPr>
+        <w:spacing w:line="276" w:lineRule="auto"/>
+        <w:rPr>
+          <w:rFonts w:eastAsiaTheme="minorHAnsi"/>
+          <w:sz w:val="32"/>
+          <w:szCs w:val="32"/>
+        </w:rPr>
+      </w:pPr>
+    </w:p>
+    <w:p>
+      <w:pPr>
+        <w:spacing w:line="276" w:lineRule="auto"/>
+        <w:rPr>
+          <w:rFonts w:eastAsiaTheme="minorHAnsi"/>
+          <w:sz w:val="32"/>
+          <w:szCs w:val="32"/>
+        </w:rPr>
+      </w:pPr>
+    </w:p>
+    <w:p>
+      <w:pPr>
+        <w:spacing w:line="276" w:lineRule="auto"/>
         <w:rPr>
           <w:rFonts w:eastAsiaTheme="minorHAnsi"/>
           <w:sz w:val="32"/>
@@ -11602,13 +11332,13 @@
         </w:rPr>
         <w:lastRenderedPageBreak/>
         <w:drawing>
-          <wp:anchor distT="0" distB="0" distL="114300" distR="114300" simplePos="0" relativeHeight="251655168" behindDoc="0" locked="0" layoutInCell="1" allowOverlap="1" wp14:anchorId="556DCA78" wp14:editId="43DEF340">
+          <wp:anchor distT="0" distB="0" distL="114300" distR="114300" simplePos="0" relativeHeight="251649024" behindDoc="0" locked="0" layoutInCell="1" allowOverlap="1" wp14:anchorId="556DCA78" wp14:editId="136D866B">
             <wp:simplePos x="0" y="0"/>
             <wp:positionH relativeFrom="column">
-              <wp:posOffset>-15240</wp:posOffset>
+              <wp:posOffset>45720</wp:posOffset>
             </wp:positionH>
             <wp:positionV relativeFrom="paragraph">
-              <wp:posOffset>-281940</wp:posOffset>
+              <wp:posOffset>-76200</wp:posOffset>
             </wp:positionV>
             <wp:extent cx="5935980" cy="3131820"/>
             <wp:effectExtent l="0" t="0" r="0" b="0"/>
@@ -11658,12 +11388,7 @@
           </wp:anchor>
         </w:drawing>
       </w:r>
-    </w:p>
-    <w:p>
-      <w:pPr>
-        <w:tabs>
-          <w:tab w:val="left" w:pos="6564"/>
-        </w:tabs>
+      <w:r>
         <w:rPr>
           <w:rFonts w:eastAsiaTheme="minorHAnsi"/>
           <w:b/>
@@ -11672,8 +11397,12 @@
           <w:sz w:val="32"/>
           <w:szCs w:val="32"/>
         </w:rPr>
-      </w:pPr>
-      <w:r>
+        <w:t xml:space="preserve">Infix to Post fix Conversion </w:t>
+      </w:r>
+    </w:p>
+    <w:p>
+      <w:pPr>
+        <w:spacing w:line="276" w:lineRule="auto"/>
         <w:rPr>
           <w:rFonts w:eastAsiaTheme="minorHAnsi"/>
           <w:b/>
@@ -11682,19 +11411,6 @@
           <w:sz w:val="32"/>
           <w:szCs w:val="32"/>
         </w:rPr>
-        <w:t xml:space="preserve">Infix to Post fix Conversion </w:t>
-      </w:r>
-    </w:p>
-    <w:p>
-      <w:pPr>
-        <w:rPr>
-          <w:rFonts w:eastAsiaTheme="minorHAnsi"/>
-          <w:b/>
-          <w:bCs/>
-          <w:color w:val="365F91" w:themeColor="accent1" w:themeShade="BF"/>
-          <w:sz w:val="32"/>
-          <w:szCs w:val="32"/>
-        </w:rPr>
       </w:pPr>
       <w:r>
         <w:rPr>
@@ -11704,7 +11420,7 @@
           <w:szCs w:val="32"/>
         </w:rPr>
         <w:drawing>
-          <wp:anchor distT="0" distB="0" distL="114300" distR="114300" simplePos="0" relativeHeight="251661312" behindDoc="0" locked="0" layoutInCell="1" allowOverlap="1" wp14:anchorId="5F122069" wp14:editId="173C58A3">
+          <wp:anchor distT="0" distB="0" distL="114300" distR="114300" simplePos="0" relativeHeight="251705344" behindDoc="0" locked="0" layoutInCell="1" allowOverlap="1" wp14:anchorId="5F122069" wp14:editId="173C58A3">
             <wp:simplePos x="0" y="0"/>
             <wp:positionH relativeFrom="column">
               <wp:posOffset>304800</wp:posOffset>
@@ -11772,6 +11488,7 @@
         <w:tabs>
           <w:tab w:val="left" w:pos="2076"/>
         </w:tabs>
+        <w:spacing w:line="276" w:lineRule="auto"/>
         <w:rPr>
           <w:rFonts w:eastAsiaTheme="minorHAnsi"/>
           <w:sz w:val="32"/>
@@ -11784,6 +11501,7 @@
         <w:tabs>
           <w:tab w:val="left" w:pos="2784"/>
         </w:tabs>
+        <w:spacing w:line="276" w:lineRule="auto"/>
         <w:rPr>
           <w:rFonts w:eastAsiaTheme="minorHAnsi"/>
           <w:sz w:val="32"/>
@@ -11804,108 +11522,97 @@
         <w:tabs>
           <w:tab w:val="left" w:pos="2784"/>
         </w:tabs>
-        <w:rPr>
-          <w:rFonts w:eastAsiaTheme="minorHAnsi"/>
-          <w:sz w:val="32"/>
-          <w:szCs w:val="32"/>
-        </w:rPr>
-      </w:pPr>
-    </w:p>
-    <w:p>
-      <w:pPr>
-        <w:rPr>
-          <w:rFonts w:eastAsiaTheme="minorHAnsi"/>
-          <w:sz w:val="32"/>
-          <w:szCs w:val="32"/>
-        </w:rPr>
-      </w:pPr>
-    </w:p>
-    <w:p>
-      <w:pPr>
-        <w:rPr>
-          <w:rFonts w:eastAsiaTheme="minorHAnsi"/>
-          <w:sz w:val="32"/>
-          <w:szCs w:val="32"/>
-        </w:rPr>
-      </w:pPr>
-    </w:p>
-    <w:p>
-      <w:pPr>
-        <w:rPr>
-          <w:rFonts w:eastAsiaTheme="minorHAnsi"/>
-          <w:sz w:val="32"/>
-          <w:szCs w:val="32"/>
-        </w:rPr>
-      </w:pPr>
-    </w:p>
-    <w:p>
-      <w:pPr>
-        <w:rPr>
-          <w:rFonts w:eastAsiaTheme="minorHAnsi"/>
-          <w:sz w:val="32"/>
-          <w:szCs w:val="32"/>
-        </w:rPr>
-      </w:pPr>
-    </w:p>
-    <w:p>
-      <w:pPr>
-        <w:rPr>
-          <w:rFonts w:eastAsiaTheme="minorHAnsi"/>
-          <w:sz w:val="32"/>
-          <w:szCs w:val="32"/>
-        </w:rPr>
-      </w:pPr>
-    </w:p>
-    <w:p>
-      <w:pPr>
-        <w:rPr>
-          <w:rFonts w:eastAsiaTheme="minorHAnsi"/>
-          <w:sz w:val="32"/>
-          <w:szCs w:val="32"/>
-        </w:rPr>
-      </w:pPr>
-    </w:p>
-    <w:p>
-      <w:pPr>
-        <w:rPr>
-          <w:rFonts w:eastAsiaTheme="minorHAnsi"/>
-          <w:sz w:val="32"/>
-          <w:szCs w:val="32"/>
-        </w:rPr>
-      </w:pPr>
-    </w:p>
-    <w:p>
-      <w:pPr>
-        <w:rPr>
-          <w:rFonts w:eastAsiaTheme="minorHAnsi"/>
-          <w:sz w:val="32"/>
-          <w:szCs w:val="32"/>
-        </w:rPr>
-      </w:pPr>
-    </w:p>
-    <w:p>
-      <w:pPr>
-        <w:rPr>
-          <w:rFonts w:eastAsiaTheme="minorHAnsi"/>
-          <w:sz w:val="32"/>
-          <w:szCs w:val="32"/>
-        </w:rPr>
-      </w:pPr>
-    </w:p>
-    <w:p>
-      <w:pPr>
-        <w:rPr>
-          <w:rFonts w:eastAsiaTheme="minorHAnsi"/>
-          <w:sz w:val="32"/>
-          <w:szCs w:val="32"/>
-        </w:rPr>
-      </w:pPr>
-    </w:p>
-    <w:p>
-      <w:pPr>
-        <w:tabs>
-          <w:tab w:val="left" w:pos="8616"/>
-        </w:tabs>
+        <w:spacing w:line="276" w:lineRule="auto"/>
+        <w:rPr>
+          <w:rFonts w:eastAsiaTheme="minorHAnsi"/>
+          <w:sz w:val="32"/>
+          <w:szCs w:val="32"/>
+        </w:rPr>
+      </w:pPr>
+    </w:p>
+    <w:p>
+      <w:pPr>
+        <w:spacing w:line="276" w:lineRule="auto"/>
+        <w:rPr>
+          <w:rFonts w:eastAsiaTheme="minorHAnsi"/>
+          <w:sz w:val="32"/>
+          <w:szCs w:val="32"/>
+        </w:rPr>
+      </w:pPr>
+    </w:p>
+    <w:p>
+      <w:pPr>
+        <w:spacing w:line="276" w:lineRule="auto"/>
+        <w:rPr>
+          <w:rFonts w:eastAsiaTheme="minorHAnsi"/>
+          <w:sz w:val="32"/>
+          <w:szCs w:val="32"/>
+        </w:rPr>
+      </w:pPr>
+    </w:p>
+    <w:p>
+      <w:pPr>
+        <w:spacing w:line="276" w:lineRule="auto"/>
+        <w:rPr>
+          <w:rFonts w:eastAsiaTheme="minorHAnsi"/>
+          <w:sz w:val="32"/>
+          <w:szCs w:val="32"/>
+        </w:rPr>
+      </w:pPr>
+    </w:p>
+    <w:p>
+      <w:pPr>
+        <w:spacing w:line="276" w:lineRule="auto"/>
+        <w:rPr>
+          <w:rFonts w:eastAsiaTheme="minorHAnsi"/>
+          <w:sz w:val="32"/>
+          <w:szCs w:val="32"/>
+        </w:rPr>
+      </w:pPr>
+    </w:p>
+    <w:p>
+      <w:pPr>
+        <w:spacing w:line="276" w:lineRule="auto"/>
+        <w:rPr>
+          <w:rFonts w:eastAsiaTheme="minorHAnsi"/>
+          <w:sz w:val="32"/>
+          <w:szCs w:val="32"/>
+        </w:rPr>
+      </w:pPr>
+    </w:p>
+    <w:p>
+      <w:pPr>
+        <w:spacing w:line="276" w:lineRule="auto"/>
+        <w:rPr>
+          <w:rFonts w:eastAsiaTheme="minorHAnsi"/>
+          <w:sz w:val="32"/>
+          <w:szCs w:val="32"/>
+        </w:rPr>
+      </w:pPr>
+    </w:p>
+    <w:p>
+      <w:pPr>
+        <w:spacing w:line="276" w:lineRule="auto"/>
+        <w:rPr>
+          <w:rFonts w:eastAsiaTheme="minorHAnsi"/>
+          <w:sz w:val="32"/>
+          <w:szCs w:val="32"/>
+        </w:rPr>
+      </w:pPr>
+    </w:p>
+    <w:p>
+      <w:pPr>
+        <w:spacing w:line="276" w:lineRule="auto"/>
+        <w:rPr>
+          <w:rFonts w:eastAsiaTheme="minorHAnsi"/>
+          <w:sz w:val="32"/>
+          <w:szCs w:val="32"/>
+        </w:rPr>
+      </w:pPr>
+    </w:p>
+    <w:p>
+      <w:pPr>
+        <w:spacing w:line="276" w:lineRule="auto"/>
         <w:rPr>
           <w:rFonts w:eastAsiaTheme="minorHAnsi"/>
           <w:sz w:val="32"/>
@@ -11920,13 +11627,13 @@
           <w:szCs w:val="32"/>
         </w:rPr>
         <w:drawing>
-          <wp:anchor distT="0" distB="0" distL="114300" distR="114300" simplePos="0" relativeHeight="251662336" behindDoc="0" locked="0" layoutInCell="1" allowOverlap="1" wp14:anchorId="2ADD9D08" wp14:editId="012124AF">
+          <wp:anchor distT="0" distB="0" distL="114300" distR="114300" simplePos="0" relativeHeight="251707392" behindDoc="0" locked="0" layoutInCell="1" allowOverlap="1" wp14:anchorId="2ADD9D08" wp14:editId="4401BC7D">
             <wp:simplePos x="0" y="0"/>
             <wp:positionH relativeFrom="column">
               <wp:posOffset>-4907280</wp:posOffset>
             </wp:positionH>
             <wp:positionV relativeFrom="paragraph">
-              <wp:posOffset>116840</wp:posOffset>
+              <wp:posOffset>163195</wp:posOffset>
             </wp:positionV>
             <wp:extent cx="4792980" cy="1296035"/>
             <wp:effectExtent l="0" t="0" r="0" b="0"/>
@@ -11985,54 +11692,20 @@
     </w:p>
     <w:p>
       <w:pPr>
+        <w:spacing w:line="276" w:lineRule="auto"/>
+        <w:rPr>
+          <w:rFonts w:eastAsiaTheme="minorHAnsi"/>
+          <w:sz w:val="32"/>
+          <w:szCs w:val="32"/>
+        </w:rPr>
+      </w:pPr>
+    </w:p>
+    <w:p>
+      <w:pPr>
         <w:tabs>
           <w:tab w:val="left" w:pos="8616"/>
         </w:tabs>
-        <w:rPr>
-          <w:rFonts w:eastAsiaTheme="minorHAnsi"/>
-          <w:sz w:val="32"/>
-          <w:szCs w:val="32"/>
-        </w:rPr>
-      </w:pPr>
-    </w:p>
-    <w:p>
-      <w:pPr>
-        <w:rPr>
-          <w:rFonts w:eastAsiaTheme="minorHAnsi"/>
-          <w:sz w:val="32"/>
-          <w:szCs w:val="32"/>
-        </w:rPr>
-      </w:pPr>
-    </w:p>
-    <w:p>
-      <w:pPr>
-        <w:rPr>
-          <w:rFonts w:eastAsiaTheme="minorHAnsi"/>
-          <w:sz w:val="32"/>
-          <w:szCs w:val="32"/>
-        </w:rPr>
-      </w:pPr>
-    </w:p>
-    <w:p>
-      <w:pPr>
-        <w:rPr>
-          <w:rFonts w:eastAsiaTheme="minorHAnsi"/>
-          <w:sz w:val="32"/>
-          <w:szCs w:val="32"/>
-        </w:rPr>
-      </w:pPr>
-    </w:p>
-    <w:p>
-      <w:pPr>
-        <w:rPr>
-          <w:rFonts w:eastAsiaTheme="minorHAnsi"/>
-          <w:sz w:val="32"/>
-          <w:szCs w:val="32"/>
-        </w:rPr>
-      </w:pPr>
-    </w:p>
-    <w:p>
-      <w:pPr>
+        <w:spacing w:line="276" w:lineRule="auto"/>
         <w:rPr>
           <w:rFonts w:eastAsiaTheme="minorHAnsi"/>
           <w:sz w:val="32"/>
@@ -12043,11 +11716,41 @@
     <w:p>
       <w:pPr>
         <w:tabs>
-          <w:tab w:val="left" w:pos="6504"/>
+          <w:tab w:val="left" w:pos="8616"/>
         </w:tabs>
-        <w:rPr>
-          <w:rFonts w:eastAsiaTheme="minorHAnsi"/>
-          <w:noProof/>
+        <w:spacing w:line="276" w:lineRule="auto"/>
+        <w:rPr>
+          <w:rFonts w:eastAsiaTheme="minorHAnsi"/>
+          <w:sz w:val="32"/>
+          <w:szCs w:val="32"/>
+        </w:rPr>
+      </w:pPr>
+    </w:p>
+    <w:p>
+      <w:pPr>
+        <w:spacing w:line="276" w:lineRule="auto"/>
+        <w:rPr>
+          <w:rFonts w:eastAsiaTheme="minorHAnsi"/>
+          <w:sz w:val="32"/>
+          <w:szCs w:val="32"/>
+        </w:rPr>
+      </w:pPr>
+    </w:p>
+    <w:p>
+      <w:pPr>
+        <w:spacing w:line="276" w:lineRule="auto"/>
+        <w:rPr>
+          <w:rFonts w:eastAsiaTheme="minorHAnsi"/>
+          <w:sz w:val="32"/>
+          <w:szCs w:val="32"/>
+        </w:rPr>
+      </w:pPr>
+    </w:p>
+    <w:p>
+      <w:pPr>
+        <w:spacing w:line="276" w:lineRule="auto"/>
+        <w:rPr>
+          <w:rFonts w:eastAsiaTheme="minorHAnsi"/>
           <w:sz w:val="32"/>
           <w:szCs w:val="32"/>
         </w:rPr>
@@ -12061,9 +11764,81 @@
         </w:rPr>
         <w:lastRenderedPageBreak/>
         <w:drawing>
-          <wp:inline distT="0" distB="0" distL="0" distR="0" wp14:anchorId="710C7AEE" wp14:editId="402D059F">
+          <wp:anchor distT="0" distB="0" distL="114300" distR="114300" simplePos="0" relativeHeight="251695104" behindDoc="0" locked="0" layoutInCell="1" allowOverlap="1" wp14:anchorId="2BAEB512" wp14:editId="0F28401C">
+            <wp:simplePos x="0" y="0"/>
+            <wp:positionH relativeFrom="column">
+              <wp:posOffset>91440</wp:posOffset>
+            </wp:positionH>
+            <wp:positionV relativeFrom="paragraph">
+              <wp:posOffset>3909060</wp:posOffset>
+            </wp:positionV>
+            <wp:extent cx="5935980" cy="3086100"/>
+            <wp:effectExtent l="0" t="0" r="0" b="0"/>
+            <wp:wrapSquare wrapText="bothSides"/>
+            <wp:docPr id="951402441" name="Picture 19"/>
+            <wp:cNvGraphicFramePr>
+              <a:graphicFrameLocks xmlns:a="http://schemas.openxmlformats.org/drawingml/2006/main" noChangeAspect="1"/>
+            </wp:cNvGraphicFramePr>
+            <a:graphic xmlns:a="http://schemas.openxmlformats.org/drawingml/2006/main">
+              <a:graphicData uri="http://schemas.openxmlformats.org/drawingml/2006/picture">
+                <pic:pic xmlns:pic="http://schemas.openxmlformats.org/drawingml/2006/picture">
+                  <pic:nvPicPr>
+                    <pic:cNvPr id="0" name="Picture 31"/>
+                    <pic:cNvPicPr>
+                      <a:picLocks noChangeAspect="1" noChangeArrowheads="1"/>
+                    </pic:cNvPicPr>
+                  </pic:nvPicPr>
+                  <pic:blipFill>
+                    <a:blip r:embed="rId76">
+                      <a:extLst>
+                        <a:ext uri="{28A0092B-C50C-407E-A947-70E740481C1C}">
+                          <a14:useLocalDpi xmlns:a14="http://schemas.microsoft.com/office/drawing/2010/main" val="0"/>
+                        </a:ext>
+                      </a:extLst>
+                    </a:blip>
+                    <a:srcRect/>
+                    <a:stretch>
+                      <a:fillRect/>
+                    </a:stretch>
+                  </pic:blipFill>
+                  <pic:spPr bwMode="auto">
+                    <a:xfrm>
+                      <a:off x="0" y="0"/>
+                      <a:ext cx="5935980" cy="3086100"/>
+                    </a:xfrm>
+                    <a:prstGeom prst="rect">
+                      <a:avLst/>
+                    </a:prstGeom>
+                    <a:noFill/>
+                    <a:ln>
+                      <a:noFill/>
+                    </a:ln>
+                  </pic:spPr>
+                </pic:pic>
+              </a:graphicData>
+            </a:graphic>
+          </wp:anchor>
+        </w:drawing>
+      </w:r>
+      <w:r>
+        <w:rPr>
+          <w:rFonts w:eastAsiaTheme="minorHAnsi"/>
+          <w:noProof/>
+          <w:sz w:val="32"/>
+          <w:szCs w:val="32"/>
+        </w:rPr>
+        <w:drawing>
+          <wp:anchor distT="0" distB="0" distL="114300" distR="114300" simplePos="0" relativeHeight="251829248" behindDoc="0" locked="0" layoutInCell="1" allowOverlap="1" wp14:anchorId="513A5C06" wp14:editId="4099E22B">
+            <wp:simplePos x="0" y="0"/>
+            <wp:positionH relativeFrom="column">
+              <wp:posOffset>91440</wp:posOffset>
+            </wp:positionH>
+            <wp:positionV relativeFrom="paragraph">
+              <wp:posOffset>2468880</wp:posOffset>
+            </wp:positionV>
             <wp:extent cx="5935980" cy="1440180"/>
             <wp:effectExtent l="0" t="0" r="0" b="0"/>
+            <wp:wrapSquare wrapText="bothSides"/>
             <wp:docPr id="1259827864" name="Picture 20"/>
             <wp:cNvGraphicFramePr>
               <a:graphicFrameLocks xmlns:a="http://schemas.openxmlformats.org/drawingml/2006/main" noChangeAspect="1"/>
@@ -12078,7 +11853,7 @@
                     </pic:cNvPicPr>
                   </pic:nvPicPr>
                   <pic:blipFill>
-                    <a:blip r:embed="rId76">
+                    <a:blip r:embed="rId77">
                       <a:extLst>
                         <a:ext uri="{28A0092B-C50C-407E-A947-70E740481C1C}">
                           <a14:useLocalDpi xmlns:a14="http://schemas.microsoft.com/office/drawing/2010/main" val="0"/>
@@ -12106,7 +11881,7 @@
                 </pic:pic>
               </a:graphicData>
             </a:graphic>
-          </wp:inline>
+          </wp:anchor>
         </w:drawing>
       </w:r>
       <w:r>
@@ -12117,13 +11892,13 @@
           <w:szCs w:val="32"/>
         </w:rPr>
         <w:drawing>
-          <wp:anchor distT="0" distB="0" distL="114300" distR="114300" simplePos="0" relativeHeight="251663360" behindDoc="0" locked="0" layoutInCell="1" allowOverlap="1" wp14:anchorId="07FCD3BA" wp14:editId="6F88FB47">
+          <wp:anchor distT="0" distB="0" distL="114300" distR="114300" simplePos="0" relativeHeight="251712512" behindDoc="0" locked="0" layoutInCell="1" allowOverlap="1" wp14:anchorId="07FCD3BA" wp14:editId="5B1CFC2B">
             <wp:simplePos x="0" y="0"/>
             <wp:positionH relativeFrom="column">
-              <wp:posOffset>0</wp:posOffset>
+              <wp:posOffset>83820</wp:posOffset>
             </wp:positionH>
             <wp:positionV relativeFrom="paragraph">
-              <wp:posOffset>0</wp:posOffset>
+              <wp:posOffset>-146685</wp:posOffset>
             </wp:positionV>
             <wp:extent cx="5943600" cy="2613660"/>
             <wp:effectExtent l="0" t="0" r="0" b="0"/>
@@ -12142,7 +11917,7 @@
                     </pic:cNvPicPr>
                   </pic:nvPicPr>
                   <pic:blipFill>
-                    <a:blip r:embed="rId77">
+                    <a:blip r:embed="rId78">
                       <a:extLst>
                         <a:ext uri="{28A0092B-C50C-407E-A947-70E740481C1C}">
                           <a14:useLocalDpi xmlns:a14="http://schemas.microsoft.com/office/drawing/2010/main" val="0"/>
@@ -12173,145 +11948,70 @@
           </wp:anchor>
         </w:drawing>
       </w:r>
-      <w:r>
+    </w:p>
+    <w:p>
+      <w:pPr>
+        <w:spacing w:line="276" w:lineRule="auto"/>
+        <w:rPr>
+          <w:rFonts w:eastAsiaTheme="minorHAnsi"/>
+          <w:sz w:val="32"/>
+          <w:szCs w:val="32"/>
+        </w:rPr>
+      </w:pPr>
+    </w:p>
+    <w:p>
+      <w:pPr>
+        <w:spacing w:line="276" w:lineRule="auto"/>
+        <w:rPr>
+          <w:rFonts w:eastAsiaTheme="minorHAnsi"/>
+          <w:sz w:val="32"/>
+          <w:szCs w:val="32"/>
+        </w:rPr>
+      </w:pPr>
+    </w:p>
+    <w:p>
+      <w:pPr>
+        <w:tabs>
+          <w:tab w:val="left" w:pos="6504"/>
+        </w:tabs>
+        <w:spacing w:line="276" w:lineRule="auto"/>
         <w:rPr>
           <w:rFonts w:eastAsiaTheme="minorHAnsi"/>
           <w:noProof/>
           <w:sz w:val="32"/>
           <w:szCs w:val="32"/>
         </w:rPr>
+      </w:pPr>
+    </w:p>
+    <w:p>
+      <w:pPr>
+        <w:spacing w:line="276" w:lineRule="auto"/>
+        <w:rPr>
+          <w:rFonts w:eastAsiaTheme="minorHAnsi"/>
+          <w:sz w:val="32"/>
+          <w:szCs w:val="32"/>
+        </w:rPr>
+      </w:pPr>
+      <w:r>
+        <w:rPr>
+          <w:rFonts w:eastAsiaTheme="minorHAnsi"/>
+          <w:noProof/>
+          <w:sz w:val="32"/>
+          <w:szCs w:val="32"/>
+        </w:rPr>
+        <w:lastRenderedPageBreak/>
         <w:drawing>
-          <wp:anchor distT="0" distB="0" distL="114300" distR="114300" simplePos="0" relativeHeight="251660288" behindDoc="0" locked="0" layoutInCell="1" allowOverlap="1" wp14:anchorId="2BAEB512" wp14:editId="0E66C265">
+          <wp:anchor distT="0" distB="0" distL="114300" distR="114300" simplePos="0" relativeHeight="251831296" behindDoc="0" locked="0" layoutInCell="1" allowOverlap="1" wp14:anchorId="206D51F6" wp14:editId="590EE8B5">
             <wp:simplePos x="0" y="0"/>
             <wp:positionH relativeFrom="column">
-              <wp:posOffset>0</wp:posOffset>
+              <wp:posOffset>114300</wp:posOffset>
             </wp:positionH>
             <wp:positionV relativeFrom="paragraph">
-              <wp:posOffset>2613660</wp:posOffset>
+              <wp:posOffset>-175260</wp:posOffset>
             </wp:positionV>
-            <wp:extent cx="5935980" cy="3086100"/>
+            <wp:extent cx="5943600" cy="2186940"/>
             <wp:effectExtent l="0" t="0" r="0" b="0"/>
             <wp:wrapSquare wrapText="bothSides"/>
-            <wp:docPr id="951402441" name="Picture 19"/>
-            <wp:cNvGraphicFramePr>
-              <a:graphicFrameLocks xmlns:a="http://schemas.openxmlformats.org/drawingml/2006/main" noChangeAspect="1"/>
-            </wp:cNvGraphicFramePr>
-            <a:graphic xmlns:a="http://schemas.openxmlformats.org/drawingml/2006/main">
-              <a:graphicData uri="http://schemas.openxmlformats.org/drawingml/2006/picture">
-                <pic:pic xmlns:pic="http://schemas.openxmlformats.org/drawingml/2006/picture">
-                  <pic:nvPicPr>
-                    <pic:cNvPr id="0" name="Picture 31"/>
-                    <pic:cNvPicPr>
-                      <a:picLocks noChangeAspect="1" noChangeArrowheads="1"/>
-                    </pic:cNvPicPr>
-                  </pic:nvPicPr>
-                  <pic:blipFill>
-                    <a:blip r:embed="rId78">
-                      <a:extLst>
-                        <a:ext uri="{28A0092B-C50C-407E-A947-70E740481C1C}">
-                          <a14:useLocalDpi xmlns:a14="http://schemas.microsoft.com/office/drawing/2010/main" val="0"/>
-                        </a:ext>
-                      </a:extLst>
-                    </a:blip>
-                    <a:srcRect/>
-                    <a:stretch>
-                      <a:fillRect/>
-                    </a:stretch>
-                  </pic:blipFill>
-                  <pic:spPr bwMode="auto">
-                    <a:xfrm>
-                      <a:off x="0" y="0"/>
-                      <a:ext cx="5935980" cy="3086100"/>
-                    </a:xfrm>
-                    <a:prstGeom prst="rect">
-                      <a:avLst/>
-                    </a:prstGeom>
-                    <a:noFill/>
-                    <a:ln>
-                      <a:noFill/>
-                    </a:ln>
-                  </pic:spPr>
-                </pic:pic>
-              </a:graphicData>
-            </a:graphic>
-          </wp:anchor>
-        </w:drawing>
-      </w:r>
-    </w:p>
-    <w:p>
-      <w:pPr>
-        <w:rPr>
-          <w:rFonts w:eastAsiaTheme="minorHAnsi"/>
-          <w:sz w:val="32"/>
-          <w:szCs w:val="32"/>
-        </w:rPr>
-      </w:pPr>
-    </w:p>
-    <w:p>
-      <w:pPr>
-        <w:rPr>
-          <w:rFonts w:eastAsiaTheme="minorHAnsi"/>
-          <w:noProof/>
-          <w:sz w:val="32"/>
-          <w:szCs w:val="32"/>
-        </w:rPr>
-      </w:pPr>
-    </w:p>
-    <w:p>
-      <w:pPr>
-        <w:tabs>
-          <w:tab w:val="left" w:pos="6948"/>
-        </w:tabs>
-        <w:rPr>
-          <w:rFonts w:eastAsiaTheme="minorHAnsi"/>
-          <w:sz w:val="32"/>
-          <w:szCs w:val="32"/>
-        </w:rPr>
-      </w:pPr>
-      <w:r>
-        <w:rPr>
-          <w:rFonts w:eastAsiaTheme="minorHAnsi"/>
-          <w:sz w:val="32"/>
-          <w:szCs w:val="32"/>
-        </w:rPr>
-        <w:tab/>
-      </w:r>
-    </w:p>
-    <w:p>
-      <w:pPr>
-        <w:tabs>
-          <w:tab w:val="left" w:pos="6948"/>
-        </w:tabs>
-        <w:rPr>
-          <w:rFonts w:eastAsiaTheme="minorHAnsi"/>
-          <w:sz w:val="32"/>
-          <w:szCs w:val="32"/>
-        </w:rPr>
-      </w:pPr>
-    </w:p>
-    <w:p>
-      <w:pPr>
-        <w:tabs>
-          <w:tab w:val="left" w:pos="6948"/>
-        </w:tabs>
-        <w:rPr>
-          <w:rFonts w:eastAsiaTheme="minorHAnsi"/>
-          <w:sz w:val="32"/>
-          <w:szCs w:val="32"/>
-        </w:rPr>
-      </w:pPr>
-      <w:r>
-        <w:rPr>
-          <w:rFonts w:eastAsiaTheme="minorHAnsi"/>
-          <w:noProof/>
-          <w:sz w:val="32"/>
-          <w:szCs w:val="32"/>
-        </w:rPr>
-        <w:lastRenderedPageBreak/>
-        <w:drawing>
-          <wp:inline distT="0" distB="0" distL="0" distR="0" wp14:anchorId="206D51F6" wp14:editId="222FCA80">
-            <wp:extent cx="5943600" cy="2186940"/>
-            <wp:effectExtent l="0" t="0" r="0" b="0"/>
             <wp:docPr id="1546253462" name="Picture 21"/>
             <wp:cNvGraphicFramePr>
               <a:graphicFrameLocks xmlns:a="http://schemas.openxmlformats.org/drawingml/2006/main" noChangeAspect="1"/>
@@ -12354,7 +12054,7 @@
                 </pic:pic>
               </a:graphicData>
             </a:graphic>
-          </wp:inline>
+          </wp:anchor>
         </w:drawing>
       </w:r>
     </w:p>
@@ -12363,21 +12063,65 @@
         <w:tabs>
           <w:tab w:val="left" w:pos="6948"/>
         </w:tabs>
-        <w:rPr>
-          <w:rFonts w:eastAsiaTheme="minorHAnsi"/>
-          <w:sz w:val="32"/>
-          <w:szCs w:val="32"/>
-        </w:rPr>
-      </w:pPr>
-    </w:p>
-    <w:p>
-      <w:pPr>
-        <w:rPr>
-          <w:rFonts w:eastAsiaTheme="minorHAnsi"/>
-          <w:sz w:val="32"/>
-          <w:szCs w:val="32"/>
-        </w:rPr>
-      </w:pPr>
+        <w:spacing w:line="276" w:lineRule="auto"/>
+        <w:rPr>
+          <w:rFonts w:eastAsiaTheme="minorHAnsi"/>
+          <w:sz w:val="32"/>
+          <w:szCs w:val="32"/>
+        </w:rPr>
+      </w:pPr>
+      <w:r>
+        <w:rPr>
+          <w:rFonts w:eastAsiaTheme="minorHAnsi"/>
+          <w:b/>
+          <w:bCs/>
+          <w:color w:val="365F91" w:themeColor="accent1" w:themeShade="BF"/>
+          <w:sz w:val="32"/>
+          <w:szCs w:val="32"/>
+        </w:rPr>
+        <w:t>Queue</w:t>
+      </w:r>
+    </w:p>
+    <w:p>
+      <w:pPr>
+        <w:spacing w:line="276" w:lineRule="auto"/>
+        <w:ind w:firstLine="720"/>
+        <w:rPr>
+          <w:rFonts w:asciiTheme="minorHAnsi" w:eastAsiaTheme="minorHAnsi" w:hAnsiTheme="minorHAnsi" w:cstheme="minorHAnsi"/>
+          <w:color w:val="0D0D0D" w:themeColor="text1" w:themeTint="F2"/>
+          <w:sz w:val="32"/>
+          <w:szCs w:val="32"/>
+        </w:rPr>
+      </w:pPr>
+      <w:r>
+        <w:rPr>
+          <w:rFonts w:asciiTheme="minorHAnsi" w:eastAsiaTheme="minorHAnsi" w:hAnsiTheme="minorHAnsi" w:cstheme="minorHAnsi"/>
+          <w:color w:val="0D0D0D" w:themeColor="text1" w:themeTint="F2"/>
+          <w:sz w:val="32"/>
+          <w:szCs w:val="32"/>
+        </w:rPr>
+        <w:t xml:space="preserve">A queue is a data structure that follows the </w:t>
+      </w:r>
+      <w:r>
+        <w:rPr>
+          <w:rFonts w:asciiTheme="minorHAnsi" w:eastAsiaTheme="minorHAnsi" w:hAnsiTheme="minorHAnsi" w:cstheme="minorHAnsi"/>
+          <w:b/>
+          <w:bCs/>
+          <w:color w:val="0D0D0D" w:themeColor="text1" w:themeTint="F2"/>
+          <w:sz w:val="32"/>
+          <w:szCs w:val="32"/>
+        </w:rPr>
+        <w:t>First-In-First-Out</w:t>
+      </w:r>
+      <w:r>
+        <w:rPr>
+          <w:rFonts w:asciiTheme="minorHAnsi" w:eastAsiaTheme="minorHAnsi" w:hAnsiTheme="minorHAnsi" w:cstheme="minorHAnsi"/>
+          <w:color w:val="0D0D0D" w:themeColor="text1" w:themeTint="F2"/>
+          <w:sz w:val="32"/>
+          <w:szCs w:val="32"/>
+        </w:rPr>
+        <w:t xml:space="preserve"> (FIFO) principle, meaning the first element added to the queue will be the first one to be removed.</w:t>
+      </w:r>
     </w:p>
     <w:p>
       <w:pPr>
@@ -12386,74 +12130,6 @@
         </w:tabs>
         <w:spacing w:line="276" w:lineRule="auto"/>
         <w:rPr>
-          <w:rFonts w:eastAsiaTheme="minorHAnsi"/>
-          <w:b/>
-          <w:bCs/>
-          <w:color w:val="365F91" w:themeColor="accent1" w:themeShade="BF"/>
-          <w:sz w:val="32"/>
-          <w:szCs w:val="32"/>
-        </w:rPr>
-      </w:pPr>
-      <w:r>
-        <w:rPr>
-          <w:rFonts w:eastAsiaTheme="minorHAnsi"/>
-          <w:b/>
-          <w:bCs/>
-          <w:color w:val="365F91" w:themeColor="accent1" w:themeShade="BF"/>
-          <w:sz w:val="32"/>
-          <w:szCs w:val="32"/>
-        </w:rPr>
-        <w:t>Queue</w:t>
-      </w:r>
-    </w:p>
-    <w:p>
-      <w:pPr>
-        <w:spacing w:line="276" w:lineRule="auto"/>
-        <w:ind w:firstLine="720"/>
-        <w:rPr>
-          <w:rFonts w:asciiTheme="minorHAnsi" w:eastAsiaTheme="minorHAnsi" w:hAnsiTheme="minorHAnsi" w:cstheme="minorHAnsi"/>
-          <w:color w:val="0D0D0D" w:themeColor="text1" w:themeTint="F2"/>
-          <w:sz w:val="32"/>
-          <w:szCs w:val="32"/>
-        </w:rPr>
-      </w:pPr>
-      <w:r>
-        <w:rPr>
-          <w:rFonts w:asciiTheme="minorHAnsi" w:eastAsiaTheme="minorHAnsi" w:hAnsiTheme="minorHAnsi" w:cstheme="minorHAnsi"/>
-          <w:color w:val="0D0D0D" w:themeColor="text1" w:themeTint="F2"/>
-          <w:sz w:val="32"/>
-          <w:szCs w:val="32"/>
-        </w:rPr>
-        <w:t xml:space="preserve">A queue is a data structure that follows the </w:t>
-      </w:r>
-      <w:r>
-        <w:rPr>
-          <w:rFonts w:asciiTheme="minorHAnsi" w:eastAsiaTheme="minorHAnsi" w:hAnsiTheme="minorHAnsi" w:cstheme="minorHAnsi"/>
-          <w:b/>
-          <w:bCs/>
-          <w:color w:val="0D0D0D" w:themeColor="text1" w:themeTint="F2"/>
-          <w:sz w:val="32"/>
-          <w:szCs w:val="32"/>
-        </w:rPr>
-        <w:t>First-In-First-Out</w:t>
-      </w:r>
-      <w:r>
-        <w:rPr>
-          <w:rFonts w:asciiTheme="minorHAnsi" w:eastAsiaTheme="minorHAnsi" w:hAnsiTheme="minorHAnsi" w:cstheme="minorHAnsi"/>
-          <w:color w:val="0D0D0D" w:themeColor="text1" w:themeTint="F2"/>
-          <w:sz w:val="32"/>
-          <w:szCs w:val="32"/>
-        </w:rPr>
-        <w:t xml:space="preserve"> (FIFO) principle, meaning the first element added to the queue will be the first one to be removed.</w:t>
-      </w:r>
-    </w:p>
-    <w:p>
-      <w:pPr>
-        <w:tabs>
-          <w:tab w:val="left" w:pos="1668"/>
-        </w:tabs>
-        <w:spacing w:line="276" w:lineRule="auto"/>
-        <w:rPr>
           <w:rFonts w:asciiTheme="minorHAnsi" w:eastAsiaTheme="minorHAnsi" w:hAnsiTheme="minorHAnsi" w:cstheme="minorHAnsi"/>
           <w:b/>
           <w:bCs/>
@@ -12510,6 +12186,7 @@
         <w:tabs>
           <w:tab w:val="left" w:pos="3408"/>
         </w:tabs>
+        <w:spacing w:line="276" w:lineRule="auto"/>
         <w:rPr>
           <w:rFonts w:eastAsiaTheme="minorHAnsi"/>
           <w:b/>
@@ -12527,7 +12204,7 @@
           <w:szCs w:val="32"/>
         </w:rPr>
         <w:drawing>
-          <wp:anchor distT="0" distB="0" distL="114300" distR="114300" simplePos="0" relativeHeight="251629568" behindDoc="0" locked="0" layoutInCell="1" allowOverlap="1" wp14:anchorId="3BB9CAAA" wp14:editId="42F328D1">
+          <wp:anchor distT="0" distB="0" distL="114300" distR="114300" simplePos="0" relativeHeight="251503616" behindDoc="0" locked="0" layoutInCell="1" allowOverlap="1" wp14:anchorId="3BB9CAAA" wp14:editId="42F328D1">
             <wp:simplePos x="0" y="0"/>
             <wp:positionH relativeFrom="column">
               <wp:posOffset>60960</wp:posOffset>
@@ -12606,6 +12283,7 @@
         <w:tabs>
           <w:tab w:val="left" w:pos="3408"/>
         </w:tabs>
+        <w:spacing w:line="276" w:lineRule="auto"/>
         <w:rPr>
           <w:rFonts w:eastAsiaTheme="minorHAnsi"/>
           <w:sz w:val="32"/>
@@ -12621,7 +12299,7 @@
         </w:rPr>
         <w:lastRenderedPageBreak/>
         <w:drawing>
-          <wp:anchor distT="0" distB="0" distL="114300" distR="114300" simplePos="0" relativeHeight="251664384" behindDoc="0" locked="0" layoutInCell="1" allowOverlap="1" wp14:anchorId="2C0D2255" wp14:editId="751CCB5A">
+          <wp:anchor distT="0" distB="0" distL="114300" distR="114300" simplePos="0" relativeHeight="251713536" behindDoc="0" locked="0" layoutInCell="1" allowOverlap="1" wp14:anchorId="2C0D2255" wp14:editId="751CCB5A">
             <wp:simplePos x="0" y="0"/>
             <wp:positionH relativeFrom="column">
               <wp:posOffset>0</wp:posOffset>
@@ -12685,7 +12363,7 @@
           <w:szCs w:val="32"/>
         </w:rPr>
         <w:drawing>
-          <wp:anchor distT="0" distB="0" distL="114300" distR="114300" simplePos="0" relativeHeight="251631616" behindDoc="0" locked="0" layoutInCell="1" allowOverlap="1" wp14:anchorId="263AE302" wp14:editId="6FB226F9">
+          <wp:anchor distT="0" distB="0" distL="114300" distR="114300" simplePos="0" relativeHeight="251505664" behindDoc="0" locked="0" layoutInCell="1" allowOverlap="1" wp14:anchorId="263AE302" wp14:editId="6FB226F9">
             <wp:simplePos x="0" y="0"/>
             <wp:positionH relativeFrom="column">
               <wp:posOffset>0</wp:posOffset>
@@ -12749,7 +12427,7 @@
           <w:szCs w:val="32"/>
         </w:rPr>
         <w:drawing>
-          <wp:anchor distT="0" distB="0" distL="114300" distR="114300" simplePos="0" relativeHeight="251630592" behindDoc="0" locked="0" layoutInCell="1" allowOverlap="1" wp14:anchorId="23991B7D" wp14:editId="73DC90F6">
+          <wp:anchor distT="0" distB="0" distL="114300" distR="114300" simplePos="0" relativeHeight="251504640" behindDoc="0" locked="0" layoutInCell="1" allowOverlap="1" wp14:anchorId="23991B7D" wp14:editId="73DC90F6">
             <wp:simplePos x="0" y="0"/>
             <wp:positionH relativeFrom="column">
               <wp:posOffset>0</wp:posOffset>
@@ -12811,6 +12489,7 @@
         <w:tabs>
           <w:tab w:val="left" w:pos="3408"/>
         </w:tabs>
+        <w:spacing w:line="276" w:lineRule="auto"/>
         <w:rPr>
           <w:rFonts w:eastAsiaTheme="minorHAnsi"/>
           <w:sz w:val="32"/>
@@ -12823,6 +12502,7 @@
         <w:tabs>
           <w:tab w:val="left" w:pos="3408"/>
         </w:tabs>
+        <w:spacing w:line="276" w:lineRule="auto"/>
         <w:rPr>
           <w:rFonts w:eastAsiaTheme="minorHAnsi"/>
           <w:sz w:val="32"/>
@@ -12835,6 +12515,7 @@
         <w:tabs>
           <w:tab w:val="left" w:pos="3408"/>
         </w:tabs>
+        <w:spacing w:line="276" w:lineRule="auto"/>
         <w:rPr>
           <w:rFonts w:eastAsiaTheme="minorHAnsi"/>
           <w:sz w:val="32"/>
@@ -12847,6 +12528,7 @@
         <w:tabs>
           <w:tab w:val="left" w:pos="3408"/>
         </w:tabs>
+        <w:spacing w:line="276" w:lineRule="auto"/>
         <w:rPr>
           <w:rFonts w:eastAsiaTheme="minorHAnsi"/>
           <w:sz w:val="32"/>
@@ -12862,7 +12544,7 @@
         </w:rPr>
         <w:lastRenderedPageBreak/>
         <w:drawing>
-          <wp:anchor distT="0" distB="0" distL="114300" distR="114300" simplePos="0" relativeHeight="251665408" behindDoc="0" locked="0" layoutInCell="1" allowOverlap="1" wp14:anchorId="668BEAB4" wp14:editId="6CB22B1C">
+          <wp:anchor distT="0" distB="0" distL="114300" distR="114300" simplePos="0" relativeHeight="251714560" behindDoc="0" locked="0" layoutInCell="1" allowOverlap="1" wp14:anchorId="668BEAB4" wp14:editId="6CB22B1C">
             <wp:simplePos x="0" y="0"/>
             <wp:positionH relativeFrom="column">
               <wp:posOffset>0</wp:posOffset>
@@ -12926,7 +12608,7 @@
           <w:szCs w:val="32"/>
         </w:rPr>
         <w:drawing>
-          <wp:anchor distT="0" distB="0" distL="114300" distR="114300" simplePos="0" relativeHeight="251634688" behindDoc="0" locked="0" layoutInCell="1" allowOverlap="1" wp14:anchorId="21206C43" wp14:editId="56A9F284">
+          <wp:anchor distT="0" distB="0" distL="114300" distR="114300" simplePos="0" relativeHeight="251515904" behindDoc="0" locked="0" layoutInCell="1" allowOverlap="1" wp14:anchorId="21206C43" wp14:editId="56A9F284">
             <wp:simplePos x="0" y="0"/>
             <wp:positionH relativeFrom="column">
               <wp:posOffset>0</wp:posOffset>
@@ -13217,15 +12899,17 @@
     </w:p>
     <w:p>
       <w:pPr>
-        <w:rPr>
-          <w:rFonts w:eastAsiaTheme="minorHAnsi"/>
-          <w:sz w:val="32"/>
-          <w:szCs w:val="32"/>
-        </w:rPr>
-      </w:pPr>
-    </w:p>
-    <w:p>
-      <w:pPr>
+        <w:spacing w:line="276" w:lineRule="auto"/>
+        <w:rPr>
+          <w:rFonts w:eastAsiaTheme="minorHAnsi"/>
+          <w:sz w:val="32"/>
+          <w:szCs w:val="32"/>
+        </w:rPr>
+      </w:pPr>
+    </w:p>
+    <w:p>
+      <w:pPr>
+        <w:spacing w:line="276" w:lineRule="auto"/>
         <w:rPr>
           <w:rFonts w:eastAsiaTheme="minorHAnsi"/>
           <w:b/>
@@ -13244,7 +12928,71 @@
           <w:szCs w:val="32"/>
         </w:rPr>
         <w:drawing>
-          <wp:anchor distT="0" distB="0" distL="114300" distR="114300" simplePos="0" relativeHeight="251635712" behindDoc="0" locked="0" layoutInCell="1" allowOverlap="1" wp14:anchorId="5EE5C6C7" wp14:editId="50C9850C">
+          <wp:anchor distT="0" distB="0" distL="114300" distR="114300" simplePos="0" relativeHeight="251718656" behindDoc="0" locked="0" layoutInCell="1" allowOverlap="1" wp14:anchorId="752CB649" wp14:editId="22F0E5EF">
+            <wp:simplePos x="0" y="0"/>
+            <wp:positionH relativeFrom="column">
+              <wp:posOffset>0</wp:posOffset>
+            </wp:positionH>
+            <wp:positionV relativeFrom="paragraph">
+              <wp:posOffset>2425700</wp:posOffset>
+            </wp:positionV>
+            <wp:extent cx="5943600" cy="1592580"/>
+            <wp:effectExtent l="0" t="0" r="0" b="0"/>
+            <wp:wrapSquare wrapText="bothSides"/>
+            <wp:docPr id="1752940727" name="Picture 10"/>
+            <wp:cNvGraphicFramePr>
+              <a:graphicFrameLocks xmlns:a="http://schemas.openxmlformats.org/drawingml/2006/main" noChangeAspect="1"/>
+            </wp:cNvGraphicFramePr>
+            <a:graphic xmlns:a="http://schemas.openxmlformats.org/drawingml/2006/main">
+              <a:graphicData uri="http://schemas.openxmlformats.org/drawingml/2006/picture">
+                <pic:pic xmlns:pic="http://schemas.openxmlformats.org/drawingml/2006/picture">
+                  <pic:nvPicPr>
+                    <pic:cNvPr id="0" name="Picture 10"/>
+                    <pic:cNvPicPr>
+                      <a:picLocks noChangeAspect="1" noChangeArrowheads="1"/>
+                    </pic:cNvPicPr>
+                  </pic:nvPicPr>
+                  <pic:blipFill>
+                    <a:blip r:embed="rId87">
+                      <a:extLst>
+                        <a:ext uri="{28A0092B-C50C-407E-A947-70E740481C1C}">
+                          <a14:useLocalDpi xmlns:a14="http://schemas.microsoft.com/office/drawing/2010/main" val="0"/>
+                        </a:ext>
+                      </a:extLst>
+                    </a:blip>
+                    <a:srcRect/>
+                    <a:stretch>
+                      <a:fillRect/>
+                    </a:stretch>
+                  </pic:blipFill>
+                  <pic:spPr bwMode="auto">
+                    <a:xfrm>
+                      <a:off x="0" y="0"/>
+                      <a:ext cx="5943600" cy="1592580"/>
+                    </a:xfrm>
+                    <a:prstGeom prst="rect">
+                      <a:avLst/>
+                    </a:prstGeom>
+                    <a:noFill/>
+                    <a:ln>
+                      <a:noFill/>
+                    </a:ln>
+                  </pic:spPr>
+                </pic:pic>
+              </a:graphicData>
+            </a:graphic>
+          </wp:anchor>
+        </w:drawing>
+      </w:r>
+      <w:r>
+        <w:rPr>
+          <w:rFonts w:eastAsiaTheme="minorHAnsi"/>
+          <w:noProof/>
+          <w:sz w:val="32"/>
+          <w:szCs w:val="32"/>
+        </w:rPr>
+        <w:drawing>
+          <wp:anchor distT="0" distB="0" distL="114300" distR="114300" simplePos="0" relativeHeight="251517952" behindDoc="0" locked="0" layoutInCell="1" allowOverlap="1" wp14:anchorId="5EE5C6C7" wp14:editId="50C9850C">
             <wp:simplePos x="0" y="0"/>
             <wp:positionH relativeFrom="column">
               <wp:posOffset>0</wp:posOffset>
@@ -13269,7 +13017,7 @@
                     </pic:cNvPicPr>
                   </pic:nvPicPr>
                   <pic:blipFill>
-                    <a:blip r:embed="rId87">
+                    <a:blip r:embed="rId88">
                       <a:extLst>
                         <a:ext uri="{28A0092B-C50C-407E-A947-70E740481C1C}">
                           <a14:useLocalDpi xmlns:a14="http://schemas.microsoft.com/office/drawing/2010/main" val="0"/>
@@ -13315,76 +13063,13 @@
     </w:p>
     <w:p>
       <w:pPr>
-        <w:rPr>
-          <w:rFonts w:eastAsiaTheme="minorHAnsi"/>
-          <w:sz w:val="32"/>
-          <w:szCs w:val="32"/>
-        </w:rPr>
-      </w:pPr>
-      <w:r>
-        <w:rPr>
-          <w:rFonts w:eastAsiaTheme="minorHAnsi"/>
-          <w:noProof/>
-          <w:sz w:val="32"/>
-          <w:szCs w:val="32"/>
-        </w:rPr>
-        <w:drawing>
-          <wp:anchor distT="0" distB="0" distL="114300" distR="114300" simplePos="0" relativeHeight="251666432" behindDoc="0" locked="0" layoutInCell="1" allowOverlap="1" wp14:anchorId="752CB649" wp14:editId="0A2CD546">
-            <wp:simplePos x="0" y="0"/>
-            <wp:positionH relativeFrom="column">
-              <wp:posOffset>0</wp:posOffset>
-            </wp:positionH>
-            <wp:positionV relativeFrom="paragraph">
-              <wp:posOffset>2193290</wp:posOffset>
-            </wp:positionV>
-            <wp:extent cx="5943600" cy="1592580"/>
-            <wp:effectExtent l="0" t="0" r="0" b="0"/>
-            <wp:wrapSquare wrapText="bothSides"/>
-            <wp:docPr id="1752940727" name="Picture 10"/>
-            <wp:cNvGraphicFramePr>
-              <a:graphicFrameLocks xmlns:a="http://schemas.openxmlformats.org/drawingml/2006/main" noChangeAspect="1"/>
-            </wp:cNvGraphicFramePr>
-            <a:graphic xmlns:a="http://schemas.openxmlformats.org/drawingml/2006/main">
-              <a:graphicData uri="http://schemas.openxmlformats.org/drawingml/2006/picture">
-                <pic:pic xmlns:pic="http://schemas.openxmlformats.org/drawingml/2006/picture">
-                  <pic:nvPicPr>
-                    <pic:cNvPr id="0" name="Picture 10"/>
-                    <pic:cNvPicPr>
-                      <a:picLocks noChangeAspect="1" noChangeArrowheads="1"/>
-                    </pic:cNvPicPr>
-                  </pic:nvPicPr>
-                  <pic:blipFill>
-                    <a:blip r:embed="rId88">
-                      <a:extLst>
-                        <a:ext uri="{28A0092B-C50C-407E-A947-70E740481C1C}">
-                          <a14:useLocalDpi xmlns:a14="http://schemas.microsoft.com/office/drawing/2010/main" val="0"/>
-                        </a:ext>
-                      </a:extLst>
-                    </a:blip>
-                    <a:srcRect/>
-                    <a:stretch>
-                      <a:fillRect/>
-                    </a:stretch>
-                  </pic:blipFill>
-                  <pic:spPr bwMode="auto">
-                    <a:xfrm>
-                      <a:off x="0" y="0"/>
-                      <a:ext cx="5943600" cy="1592580"/>
-                    </a:xfrm>
-                    <a:prstGeom prst="rect">
-                      <a:avLst/>
-                    </a:prstGeom>
-                    <a:noFill/>
-                    <a:ln>
-                      <a:noFill/>
-                    </a:ln>
-                  </pic:spPr>
-                </pic:pic>
-              </a:graphicData>
-            </a:graphic>
-          </wp:anchor>
-        </w:drawing>
-      </w:r>
+        <w:spacing w:line="276" w:lineRule="auto"/>
+        <w:rPr>
+          <w:rFonts w:eastAsiaTheme="minorHAnsi"/>
+          <w:sz w:val="32"/>
+          <w:szCs w:val="32"/>
+        </w:rPr>
+      </w:pPr>
     </w:p>
     <w:p>
       <w:pPr>
@@ -13392,26 +13077,7 @@
           <w:tab w:val="left" w:pos="4992"/>
           <w:tab w:val="left" w:pos="7632"/>
         </w:tabs>
-        <w:rPr>
-          <w:rFonts w:eastAsiaTheme="minorHAnsi"/>
-          <w:sz w:val="32"/>
-          <w:szCs w:val="32"/>
-        </w:rPr>
-      </w:pPr>
-      <w:r>
-        <w:rPr>
-          <w:rFonts w:eastAsiaTheme="minorHAnsi"/>
-          <w:sz w:val="32"/>
-          <w:szCs w:val="32"/>
-        </w:rPr>
-        <w:tab/>
-      </w:r>
-    </w:p>
-    <w:p>
-      <w:pPr>
-        <w:tabs>
-          <w:tab w:val="left" w:pos="7632"/>
-        </w:tabs>
+        <w:spacing w:line="276" w:lineRule="auto"/>
         <w:rPr>
           <w:rFonts w:eastAsiaTheme="minorHAnsi"/>
           <w:sz w:val="32"/>
@@ -13427,13 +13093,13 @@
         </w:rPr>
         <w:lastRenderedPageBreak/>
         <w:drawing>
-          <wp:anchor distT="0" distB="0" distL="114300" distR="114300" simplePos="0" relativeHeight="251648000" behindDoc="0" locked="0" layoutInCell="1" allowOverlap="1" wp14:anchorId="361958D6" wp14:editId="45A1EE6F">
+          <wp:anchor distT="0" distB="0" distL="114300" distR="114300" simplePos="0" relativeHeight="251625472" behindDoc="0" locked="0" layoutInCell="1" allowOverlap="1" wp14:anchorId="361958D6" wp14:editId="35082837">
             <wp:simplePos x="0" y="0"/>
             <wp:positionH relativeFrom="column">
-              <wp:posOffset>0</wp:posOffset>
+              <wp:posOffset>76200</wp:posOffset>
             </wp:positionH>
             <wp:positionV relativeFrom="paragraph">
-              <wp:posOffset>5234940</wp:posOffset>
+              <wp:posOffset>5013960</wp:posOffset>
             </wp:positionV>
             <wp:extent cx="5943600" cy="2819400"/>
             <wp:effectExtent l="0" t="0" r="0" b="0"/>
@@ -13491,13 +13157,13 @@
           <w:szCs w:val="32"/>
         </w:rPr>
         <w:drawing>
-          <wp:anchor distT="0" distB="0" distL="114300" distR="114300" simplePos="0" relativeHeight="251642880" behindDoc="0" locked="0" layoutInCell="1" allowOverlap="1" wp14:anchorId="081F0BB9" wp14:editId="72D05C50">
+          <wp:anchor distT="0" distB="0" distL="114300" distR="114300" simplePos="0" relativeHeight="251608064" behindDoc="0" locked="0" layoutInCell="1" allowOverlap="1" wp14:anchorId="081F0BB9" wp14:editId="6D617505">
             <wp:simplePos x="0" y="0"/>
             <wp:positionH relativeFrom="column">
-              <wp:posOffset>0</wp:posOffset>
+              <wp:posOffset>68580</wp:posOffset>
             </wp:positionH>
             <wp:positionV relativeFrom="paragraph">
-              <wp:posOffset>2689860</wp:posOffset>
+              <wp:posOffset>2468880</wp:posOffset>
             </wp:positionV>
             <wp:extent cx="5943600" cy="2545080"/>
             <wp:effectExtent l="0" t="0" r="0" b="0"/>
@@ -13555,13 +13221,13 @@
           <w:szCs w:val="32"/>
         </w:rPr>
         <w:drawing>
-          <wp:anchor distT="0" distB="0" distL="114300" distR="114300" simplePos="0" relativeHeight="251636736" behindDoc="0" locked="0" layoutInCell="1" allowOverlap="1" wp14:anchorId="310D043A" wp14:editId="5E02080E">
+          <wp:anchor distT="0" distB="0" distL="114300" distR="114300" simplePos="0" relativeHeight="251532288" behindDoc="0" locked="0" layoutInCell="1" allowOverlap="1" wp14:anchorId="310D043A" wp14:editId="61EDFA89">
             <wp:simplePos x="0" y="0"/>
             <wp:positionH relativeFrom="column">
-              <wp:posOffset>0</wp:posOffset>
+              <wp:posOffset>76200</wp:posOffset>
             </wp:positionH>
             <wp:positionV relativeFrom="paragraph">
-              <wp:posOffset>-99060</wp:posOffset>
+              <wp:posOffset>-320040</wp:posOffset>
             </wp:positionV>
             <wp:extent cx="5935980" cy="2788920"/>
             <wp:effectExtent l="0" t="0" r="0" b="0"/>
@@ -13625,6 +13291,29 @@
         <w:tabs>
           <w:tab w:val="left" w:pos="7632"/>
         </w:tabs>
+        <w:spacing w:line="276" w:lineRule="auto"/>
+        <w:rPr>
+          <w:rFonts w:eastAsiaTheme="minorHAnsi"/>
+          <w:sz w:val="32"/>
+          <w:szCs w:val="32"/>
+        </w:rPr>
+      </w:pPr>
+      <w:r>
+        <w:rPr>
+          <w:rFonts w:eastAsiaTheme="minorHAnsi"/>
+          <w:sz w:val="32"/>
+          <w:szCs w:val="32"/>
+        </w:rPr>
+        <w:lastRenderedPageBreak/>
+        <w:tab/>
+      </w:r>
+    </w:p>
+    <w:p>
+      <w:pPr>
+        <w:tabs>
+          <w:tab w:val="left" w:pos="7632"/>
+        </w:tabs>
+        <w:spacing w:line="276" w:lineRule="auto"/>
         <w:rPr>
           <w:rFonts w:eastAsiaTheme="minorHAnsi"/>
           <w:noProof/>
@@ -13639,9 +13328,8 @@
           <w:sz w:val="32"/>
           <w:szCs w:val="32"/>
         </w:rPr>
-        <w:lastRenderedPageBreak/>
         <w:drawing>
-          <wp:inline distT="0" distB="0" distL="0" distR="0" wp14:anchorId="2514EFC1" wp14:editId="0E2F853C">
+          <wp:inline distT="0" distB="0" distL="0" distR="0" wp14:anchorId="2514EFC1" wp14:editId="28919568">
             <wp:extent cx="5935980" cy="2506980"/>
             <wp:effectExtent l="0" t="0" r="0" b="0"/>
             <wp:docPr id="1229357332" name="Picture 15"/>
@@ -13695,6 +13383,7 @@
         <w:tabs>
           <w:tab w:val="left" w:pos="2484"/>
         </w:tabs>
+        <w:spacing w:line="276" w:lineRule="auto"/>
         <w:rPr>
           <w:rFonts w:eastAsiaTheme="minorHAnsi"/>
           <w:b/>
@@ -13710,6 +13399,7 @@
         <w:tabs>
           <w:tab w:val="left" w:pos="2484"/>
         </w:tabs>
+        <w:spacing w:line="276" w:lineRule="auto"/>
         <w:rPr>
           <w:rFonts w:eastAsiaTheme="minorHAnsi"/>
           <w:b/>
@@ -13730,7 +13420,67 @@
           <w:szCs w:val="32"/>
         </w:rPr>
         <w:drawing>
-          <wp:anchor distT="0" distB="0" distL="114300" distR="114300" simplePos="0" relativeHeight="251649024" behindDoc="0" locked="0" layoutInCell="1" allowOverlap="1" wp14:anchorId="7E48F91F" wp14:editId="3BFFF2FB">
+          <wp:anchor distT="0" distB="0" distL="114300" distR="114300" simplePos="0" relativeHeight="251730944" behindDoc="0" locked="0" layoutInCell="1" allowOverlap="1" wp14:anchorId="1152176D" wp14:editId="3F014C6D">
+            <wp:simplePos x="0" y="0"/>
+            <wp:positionH relativeFrom="column">
+              <wp:posOffset>0</wp:posOffset>
+            </wp:positionH>
+            <wp:positionV relativeFrom="paragraph">
+              <wp:posOffset>2406015</wp:posOffset>
+            </wp:positionV>
+            <wp:extent cx="5943600" cy="1687195"/>
+            <wp:effectExtent l="0" t="0" r="0" b="0"/>
+            <wp:wrapSquare wrapText="bothSides"/>
+            <wp:docPr id="1107689876" name="Picture 1"/>
+            <wp:cNvGraphicFramePr>
+              <a:graphicFrameLocks xmlns:a="http://schemas.openxmlformats.org/drawingml/2006/main" noChangeAspect="1"/>
+            </wp:cNvGraphicFramePr>
+            <a:graphic xmlns:a="http://schemas.openxmlformats.org/drawingml/2006/main">
+              <a:graphicData uri="http://schemas.openxmlformats.org/drawingml/2006/picture">
+                <pic:pic xmlns:pic="http://schemas.openxmlformats.org/drawingml/2006/picture">
+                  <pic:nvPicPr>
+                    <pic:cNvPr id="1107689876" name=""/>
+                    <pic:cNvPicPr/>
+                  </pic:nvPicPr>
+                  <pic:blipFill>
+                    <a:blip r:embed="rId93">
+                      <a:extLst>
+                        <a:ext uri="{28A0092B-C50C-407E-A947-70E740481C1C}">
+                          <a14:useLocalDpi xmlns:a14="http://schemas.microsoft.com/office/drawing/2010/main" val="0"/>
+                        </a:ext>
+                      </a:extLst>
+                    </a:blip>
+                    <a:stretch>
+                      <a:fillRect/>
+                    </a:stretch>
+                  </pic:blipFill>
+                  <pic:spPr>
+                    <a:xfrm>
+                      <a:off x="0" y="0"/>
+                      <a:ext cx="5943600" cy="1687195"/>
+                    </a:xfrm>
+                    <a:prstGeom prst="rect">
+                      <a:avLst/>
+                    </a:prstGeom>
+                  </pic:spPr>
+                </pic:pic>
+              </a:graphicData>
+            </a:graphic>
+          </wp:anchor>
+        </w:drawing>
+      </w:r>
+      <w:r>
+        <w:rPr>
+          <w:rFonts w:eastAsiaTheme="minorHAnsi"/>
+          <w:b/>
+          <w:bCs/>
+          <w:noProof/>
+          <w:color w:val="365F91" w:themeColor="accent1" w:themeShade="BF"/>
+          <w:sz w:val="32"/>
+          <w:szCs w:val="32"/>
+        </w:rPr>
+        <w:drawing>
+          <wp:anchor distT="0" distB="0" distL="114300" distR="114300" simplePos="0" relativeHeight="251628544" behindDoc="0" locked="0" layoutInCell="1" allowOverlap="1" wp14:anchorId="7E48F91F" wp14:editId="3BFFF2FB">
             <wp:simplePos x="0" y="0"/>
             <wp:positionH relativeFrom="column">
               <wp:posOffset>0</wp:posOffset>
@@ -13753,7 +13503,7 @@
                     <pic:cNvPicPr/>
                   </pic:nvPicPr>
                   <pic:blipFill>
-                    <a:blip r:embed="rId93">
+                    <a:blip r:embed="rId94">
                       <a:extLst>
                         <a:ext uri="{28A0092B-C50C-407E-A947-70E740481C1C}">
                           <a14:useLocalDpi xmlns:a14="http://schemas.microsoft.com/office/drawing/2010/main" val="0"/>
@@ -13807,6 +13557,7 @@
         <w:tabs>
           <w:tab w:val="left" w:pos="2484"/>
         </w:tabs>
+        <w:spacing w:line="276" w:lineRule="auto"/>
         <w:rPr>
           <w:rFonts w:eastAsiaTheme="minorHAnsi"/>
           <w:b/>
@@ -13816,29 +13567,90 @@
           <w:szCs w:val="32"/>
         </w:rPr>
       </w:pPr>
-      <w:r>
-        <w:rPr>
-          <w:rFonts w:eastAsiaTheme="minorHAnsi"/>
-          <w:b/>
-          <w:bCs/>
+    </w:p>
+    <w:p>
+      <w:pPr>
+        <w:tabs>
+          <w:tab w:val="left" w:pos="6612"/>
+        </w:tabs>
+        <w:spacing w:line="276" w:lineRule="auto"/>
+        <w:rPr>
+          <w:rFonts w:eastAsiaTheme="minorHAnsi"/>
+          <w:sz w:val="32"/>
+          <w:szCs w:val="32"/>
+        </w:rPr>
+      </w:pPr>
+      <w:r>
+        <w:rPr>
+          <w:rFonts w:eastAsiaTheme="minorHAnsi"/>
+          <w:sz w:val="32"/>
+          <w:szCs w:val="32"/>
+        </w:rPr>
+        <w:tab/>
+      </w:r>
+    </w:p>
+    <w:p>
+      <w:pPr>
+        <w:tabs>
+          <w:tab w:val="left" w:pos="6612"/>
+        </w:tabs>
+        <w:spacing w:line="276" w:lineRule="auto"/>
+        <w:rPr>
+          <w:rFonts w:eastAsiaTheme="minorHAnsi"/>
+          <w:sz w:val="32"/>
+          <w:szCs w:val="32"/>
+        </w:rPr>
+      </w:pPr>
+    </w:p>
+    <w:p>
+      <w:pPr>
+        <w:tabs>
+          <w:tab w:val="left" w:pos="6612"/>
+        </w:tabs>
+        <w:spacing w:line="276" w:lineRule="auto"/>
+        <w:rPr>
+          <w:rFonts w:eastAsiaTheme="minorHAnsi"/>
+          <w:sz w:val="32"/>
+          <w:szCs w:val="32"/>
+        </w:rPr>
+      </w:pPr>
+    </w:p>
+    <w:p>
+      <w:pPr>
+        <w:tabs>
+          <w:tab w:val="left" w:pos="6612"/>
+        </w:tabs>
+        <w:spacing w:line="276" w:lineRule="auto"/>
+        <w:rPr>
+          <w:rFonts w:eastAsiaTheme="minorHAnsi"/>
+          <w:b/>
+          <w:bCs/>
+          <w:color w:val="365F91" w:themeColor="accent1" w:themeShade="BF"/>
+          <w:sz w:val="32"/>
+          <w:szCs w:val="32"/>
+        </w:rPr>
+      </w:pPr>
+      <w:r>
+        <w:rPr>
+          <w:rFonts w:eastAsiaTheme="minorHAnsi"/>
           <w:noProof/>
-          <w:color w:val="365F91" w:themeColor="accent1" w:themeShade="BF"/>
-          <w:sz w:val="32"/>
-          <w:szCs w:val="32"/>
-        </w:rPr>
+          <w:sz w:val="32"/>
+          <w:szCs w:val="32"/>
+        </w:rPr>
+        <w:lastRenderedPageBreak/>
         <w:drawing>
-          <wp:anchor distT="0" distB="0" distL="114300" distR="114300" simplePos="0" relativeHeight="251678720" behindDoc="0" locked="0" layoutInCell="1" allowOverlap="1" wp14:anchorId="1152176D" wp14:editId="7D97A739">
+          <wp:anchor distT="0" distB="0" distL="114300" distR="114300" simplePos="0" relativeHeight="251826176" behindDoc="0" locked="0" layoutInCell="1" allowOverlap="1" wp14:anchorId="16644006" wp14:editId="4C064A52">
             <wp:simplePos x="0" y="0"/>
             <wp:positionH relativeFrom="column">
               <wp:posOffset>0</wp:posOffset>
             </wp:positionH>
             <wp:positionV relativeFrom="paragraph">
-              <wp:posOffset>2176780</wp:posOffset>
+              <wp:posOffset>3794125</wp:posOffset>
             </wp:positionV>
-            <wp:extent cx="5943600" cy="1687195"/>
+            <wp:extent cx="5943600" cy="1765300"/>
             <wp:effectExtent l="0" t="0" r="0" b="0"/>
             <wp:wrapSquare wrapText="bothSides"/>
-            <wp:docPr id="1107689876" name="Picture 1"/>
+            <wp:docPr id="1938605077" name="Picture 1"/>
             <wp:cNvGraphicFramePr>
               <a:graphicFrameLocks xmlns:a="http://schemas.openxmlformats.org/drawingml/2006/main" noChangeAspect="1"/>
             </wp:cNvGraphicFramePr>
@@ -13846,133 +13658,7 @@
               <a:graphicData uri="http://schemas.openxmlformats.org/drawingml/2006/picture">
                 <pic:pic xmlns:pic="http://schemas.openxmlformats.org/drawingml/2006/picture">
                   <pic:nvPicPr>
-                    <pic:cNvPr id="1107689876" name=""/>
-                    <pic:cNvPicPr/>
-                  </pic:nvPicPr>
-                  <pic:blipFill>
-                    <a:blip r:embed="rId94">
-                      <a:extLst>
-                        <a:ext uri="{28A0092B-C50C-407E-A947-70E740481C1C}">
-                          <a14:useLocalDpi xmlns:a14="http://schemas.microsoft.com/office/drawing/2010/main" val="0"/>
-                        </a:ext>
-                      </a:extLst>
-                    </a:blip>
-                    <a:stretch>
-                      <a:fillRect/>
-                    </a:stretch>
-                  </pic:blipFill>
-                  <pic:spPr>
-                    <a:xfrm>
-                      <a:off x="0" y="0"/>
-                      <a:ext cx="5943600" cy="1687195"/>
-                    </a:xfrm>
-                    <a:prstGeom prst="rect">
-                      <a:avLst/>
-                    </a:prstGeom>
-                  </pic:spPr>
-                </pic:pic>
-              </a:graphicData>
-            </a:graphic>
-          </wp:anchor>
-        </w:drawing>
-      </w:r>
-    </w:p>
-    <w:p>
-      <w:pPr>
-        <w:tabs>
-          <w:tab w:val="left" w:pos="6612"/>
-        </w:tabs>
-        <w:rPr>
-          <w:rFonts w:eastAsiaTheme="minorHAnsi"/>
-          <w:sz w:val="32"/>
-          <w:szCs w:val="32"/>
-        </w:rPr>
-      </w:pPr>
-      <w:r>
-        <w:rPr>
-          <w:rFonts w:eastAsiaTheme="minorHAnsi"/>
-          <w:sz w:val="32"/>
-          <w:szCs w:val="32"/>
-        </w:rPr>
-        <w:tab/>
-      </w:r>
-    </w:p>
-    <w:p>
-      <w:pPr>
-        <w:tabs>
-          <w:tab w:val="left" w:pos="6612"/>
-        </w:tabs>
-        <w:rPr>
-          <w:rFonts w:eastAsiaTheme="minorHAnsi"/>
-          <w:sz w:val="32"/>
-          <w:szCs w:val="32"/>
-        </w:rPr>
-      </w:pPr>
-    </w:p>
-    <w:p>
-      <w:pPr>
-        <w:tabs>
-          <w:tab w:val="left" w:pos="6612"/>
-        </w:tabs>
-        <w:rPr>
-          <w:rFonts w:eastAsiaTheme="minorHAnsi"/>
-          <w:sz w:val="32"/>
-          <w:szCs w:val="32"/>
-        </w:rPr>
-      </w:pPr>
-    </w:p>
-    <w:p>
-      <w:pPr>
-        <w:tabs>
-          <w:tab w:val="left" w:pos="6612"/>
-        </w:tabs>
-        <w:rPr>
-          <w:rFonts w:eastAsiaTheme="minorHAnsi"/>
-          <w:sz w:val="32"/>
-          <w:szCs w:val="32"/>
-        </w:rPr>
-      </w:pPr>
-    </w:p>
-    <w:p>
-      <w:pPr>
-        <w:tabs>
-          <w:tab w:val="left" w:pos="6612"/>
-        </w:tabs>
-        <w:rPr>
-          <w:rFonts w:eastAsiaTheme="minorHAnsi"/>
-          <w:sz w:val="32"/>
-          <w:szCs w:val="32"/>
-        </w:rPr>
-      </w:pPr>
-      <w:r>
-        <w:rPr>
-          <w:rFonts w:eastAsiaTheme="minorHAnsi"/>
-          <w:noProof/>
-          <w:sz w:val="32"/>
-          <w:szCs w:val="32"/>
-        </w:rPr>
-        <w:lastRenderedPageBreak/>
-        <w:drawing>
-          <wp:anchor distT="0" distB="0" distL="114300" distR="114300" simplePos="0" relativeHeight="251681792" behindDoc="0" locked="0" layoutInCell="1" allowOverlap="1" wp14:anchorId="02EC5124" wp14:editId="7C8F7637">
-            <wp:simplePos x="0" y="0"/>
-            <wp:positionH relativeFrom="column">
-              <wp:posOffset>0</wp:posOffset>
-            </wp:positionH>
-            <wp:positionV relativeFrom="paragraph">
-              <wp:posOffset>4015740</wp:posOffset>
-            </wp:positionV>
-            <wp:extent cx="5943600" cy="2372360"/>
-            <wp:effectExtent l="0" t="0" r="0" b="0"/>
-            <wp:wrapSquare wrapText="bothSides"/>
-            <wp:docPr id="1604394536" name="Picture 1"/>
-            <wp:cNvGraphicFramePr>
-              <a:graphicFrameLocks xmlns:a="http://schemas.openxmlformats.org/drawingml/2006/main" noChangeAspect="1"/>
-            </wp:cNvGraphicFramePr>
-            <a:graphic xmlns:a="http://schemas.openxmlformats.org/drawingml/2006/main">
-              <a:graphicData uri="http://schemas.openxmlformats.org/drawingml/2006/picture">
-                <pic:pic xmlns:pic="http://schemas.openxmlformats.org/drawingml/2006/picture">
-                  <pic:nvPicPr>
-                    <pic:cNvPr id="1604394536" name=""/>
+                    <pic:cNvPr id="1938605077" name=""/>
                     <pic:cNvPicPr/>
                   </pic:nvPicPr>
                   <pic:blipFill>
@@ -13990,7 +13676,7 @@
                   <pic:spPr>
                     <a:xfrm>
                       <a:off x="0" y="0"/>
-                      <a:ext cx="5943600" cy="2372360"/>
+                      <a:ext cx="5943600" cy="1765300"/>
                     </a:xfrm>
                     <a:prstGeom prst="rect">
                       <a:avLst/>
@@ -14010,13 +13696,13 @@
           <w:szCs w:val="32"/>
         </w:rPr>
         <w:drawing>
-          <wp:anchor distT="0" distB="0" distL="114300" distR="114300" simplePos="0" relativeHeight="251680768" behindDoc="0" locked="0" layoutInCell="1" allowOverlap="1" wp14:anchorId="2E2702CC" wp14:editId="1CDF6ABD">
+          <wp:anchor distT="0" distB="0" distL="114300" distR="114300" simplePos="0" relativeHeight="251743232" behindDoc="0" locked="0" layoutInCell="1" allowOverlap="1" wp14:anchorId="2E2702CC" wp14:editId="3B8FA27C">
             <wp:simplePos x="0" y="0"/>
             <wp:positionH relativeFrom="column">
               <wp:posOffset>0</wp:posOffset>
             </wp:positionH>
             <wp:positionV relativeFrom="paragraph">
-              <wp:posOffset>2019300</wp:posOffset>
+              <wp:posOffset>1797685</wp:posOffset>
             </wp:positionV>
             <wp:extent cx="5943600" cy="1993900"/>
             <wp:effectExtent l="0" t="0" r="0" b="0"/>
@@ -14067,13 +13753,13 @@
           <w:szCs w:val="32"/>
         </w:rPr>
         <w:drawing>
-          <wp:anchor distT="0" distB="0" distL="114300" distR="114300" simplePos="0" relativeHeight="251679744" behindDoc="0" locked="0" layoutInCell="1" allowOverlap="1" wp14:anchorId="03890349" wp14:editId="0A3C6D17">
+          <wp:anchor distT="0" distB="0" distL="114300" distR="114300" simplePos="0" relativeHeight="251814912" behindDoc="0" locked="0" layoutInCell="1" allowOverlap="1" wp14:anchorId="1D2AD2DE" wp14:editId="7E14807C">
             <wp:simplePos x="0" y="0"/>
             <wp:positionH relativeFrom="column">
               <wp:posOffset>0</wp:posOffset>
             </wp:positionH>
             <wp:positionV relativeFrom="paragraph">
-              <wp:posOffset>0</wp:posOffset>
+              <wp:posOffset>-204470</wp:posOffset>
             </wp:positionV>
             <wp:extent cx="5943600" cy="2021205"/>
             <wp:effectExtent l="0" t="0" r="0" b="0"/>
@@ -14124,10 +13810,18 @@
           <w:szCs w:val="32"/>
         </w:rPr>
         <w:drawing>
-          <wp:inline distT="0" distB="0" distL="0" distR="0" wp14:anchorId="16644006" wp14:editId="65A26025">
-            <wp:extent cx="5943600" cy="1765300"/>
+          <wp:anchor distT="0" distB="0" distL="114300" distR="114300" simplePos="0" relativeHeight="251748352" behindDoc="0" locked="0" layoutInCell="1" allowOverlap="1" wp14:anchorId="02EC5124" wp14:editId="3478489E">
+            <wp:simplePos x="0" y="0"/>
+            <wp:positionH relativeFrom="column">
+              <wp:posOffset>0</wp:posOffset>
+            </wp:positionH>
+            <wp:positionV relativeFrom="paragraph">
+              <wp:posOffset>4015740</wp:posOffset>
+            </wp:positionV>
+            <wp:extent cx="5943600" cy="2372360"/>
             <wp:effectExtent l="0" t="0" r="0" b="0"/>
-            <wp:docPr id="1938605077" name="Picture 1"/>
+            <wp:wrapSquare wrapText="bothSides"/>
+            <wp:docPr id="1604394536" name="Picture 1"/>
             <wp:cNvGraphicFramePr>
               <a:graphicFrameLocks xmlns:a="http://schemas.openxmlformats.org/drawingml/2006/main" noChangeAspect="1"/>
             </wp:cNvGraphicFramePr>
@@ -14135,11 +13829,17 @@
               <a:graphicData uri="http://schemas.openxmlformats.org/drawingml/2006/picture">
                 <pic:pic xmlns:pic="http://schemas.openxmlformats.org/drawingml/2006/picture">
                   <pic:nvPicPr>
-                    <pic:cNvPr id="1938605077" name=""/>
+                    <pic:cNvPr id="1604394536" name=""/>
                     <pic:cNvPicPr/>
                   </pic:nvPicPr>
                   <pic:blipFill>
-                    <a:blip r:embed="rId98"/>
+                    <a:blip r:embed="rId98">
+                      <a:extLst>
+                        <a:ext uri="{28A0092B-C50C-407E-A947-70E740481C1C}">
+                          <a14:useLocalDpi xmlns:a14="http://schemas.microsoft.com/office/drawing/2010/main" val="0"/>
+                        </a:ext>
+                      </a:extLst>
+                    </a:blip>
                     <a:stretch>
                       <a:fillRect/>
                     </a:stretch>
@@ -14147,7 +13847,7 @@
                   <pic:spPr>
                     <a:xfrm>
                       <a:off x="0" y="0"/>
-                      <a:ext cx="5943600" cy="1765300"/>
+                      <a:ext cx="5943600" cy="2372360"/>
                     </a:xfrm>
                     <a:prstGeom prst="rect">
                       <a:avLst/>
@@ -14156,42 +13856,40 @@
                 </pic:pic>
               </a:graphicData>
             </a:graphic>
-          </wp:inline>
+          </wp:anchor>
         </w:drawing>
       </w:r>
+      <w:r>
+        <w:rPr>
+          <w:rFonts w:eastAsiaTheme="minorHAnsi"/>
+          <w:b/>
+          <w:bCs/>
+          <w:color w:val="365F91" w:themeColor="accent1" w:themeShade="BF"/>
+          <w:sz w:val="32"/>
+          <w:szCs w:val="32"/>
+        </w:rPr>
+        <w:t>Circular Queue through linked list:</w:t>
+      </w:r>
+    </w:p>
+    <w:p>
+      <w:pPr>
+        <w:tabs>
+          <w:tab w:val="left" w:pos="6612"/>
+        </w:tabs>
+        <w:spacing w:line="276" w:lineRule="auto"/>
+        <w:rPr>
+          <w:rFonts w:eastAsiaTheme="minorHAnsi"/>
+          <w:sz w:val="32"/>
+          <w:szCs w:val="32"/>
+        </w:rPr>
+      </w:pPr>
     </w:p>
     <w:p>
       <w:pPr>
         <w:tabs>
           <w:tab w:val="left" w:pos="2484"/>
         </w:tabs>
-        <w:rPr>
-          <w:rFonts w:eastAsiaTheme="minorHAnsi"/>
-          <w:b/>
-          <w:bCs/>
-          <w:color w:val="365F91" w:themeColor="accent1" w:themeShade="BF"/>
-          <w:sz w:val="32"/>
-          <w:szCs w:val="32"/>
-        </w:rPr>
-      </w:pPr>
-      <w:r>
-        <w:rPr>
-          <w:rFonts w:eastAsiaTheme="minorHAnsi"/>
-          <w:b/>
-          <w:bCs/>
-          <w:color w:val="365F91" w:themeColor="accent1" w:themeShade="BF"/>
-          <w:sz w:val="32"/>
-          <w:szCs w:val="32"/>
-        </w:rPr>
-        <w:lastRenderedPageBreak/>
-        <w:t>Circular Queue through linked list:</w:t>
-      </w:r>
-    </w:p>
-    <w:p>
-      <w:pPr>
-        <w:tabs>
-          <w:tab w:val="left" w:pos="2484"/>
-        </w:tabs>
+        <w:spacing w:line="276" w:lineRule="auto"/>
         <w:rPr>
           <w:rFonts w:eastAsiaTheme="minorHAnsi"/>
           <w:b/>
@@ -14211,8 +13909,9 @@
           <w:sz w:val="32"/>
           <w:szCs w:val="32"/>
         </w:rPr>
+        <w:lastRenderedPageBreak/>
         <w:drawing>
-          <wp:anchor distT="0" distB="0" distL="114300" distR="114300" simplePos="0" relativeHeight="251683840" behindDoc="0" locked="0" layoutInCell="1" allowOverlap="1" wp14:anchorId="46A2BCA3" wp14:editId="2B3EFE91">
+          <wp:anchor distT="0" distB="0" distL="114300" distR="114300" simplePos="0" relativeHeight="251750400" behindDoc="0" locked="0" layoutInCell="1" allowOverlap="1" wp14:anchorId="46A2BCA3" wp14:editId="2B3EFE91">
             <wp:simplePos x="0" y="0"/>
             <wp:positionH relativeFrom="column">
               <wp:posOffset>0</wp:posOffset>
@@ -14272,7 +13971,7 @@
           <w:szCs w:val="32"/>
         </w:rPr>
         <w:drawing>
-          <wp:anchor distT="0" distB="0" distL="114300" distR="114300" simplePos="0" relativeHeight="251682816" behindDoc="0" locked="0" layoutInCell="1" allowOverlap="1" wp14:anchorId="78E33C3E" wp14:editId="59D37C22">
+          <wp:anchor distT="0" distB="0" distL="114300" distR="114300" simplePos="0" relativeHeight="251749376" behindDoc="0" locked="0" layoutInCell="1" allowOverlap="1" wp14:anchorId="78E33C3E" wp14:editId="59D37C22">
             <wp:simplePos x="0" y="0"/>
             <wp:positionH relativeFrom="column">
               <wp:posOffset>0</wp:posOffset>
@@ -14327,6 +14026,7 @@
         <w:tabs>
           <w:tab w:val="left" w:pos="2484"/>
         </w:tabs>
+        <w:spacing w:line="276" w:lineRule="auto"/>
         <w:rPr>
           <w:rFonts w:eastAsiaTheme="minorHAnsi"/>
           <w:b/>
@@ -14389,6 +14089,7 @@
         <w:tabs>
           <w:tab w:val="left" w:pos="2484"/>
         </w:tabs>
+        <w:spacing w:line="276" w:lineRule="auto"/>
         <w:rPr>
           <w:rFonts w:eastAsiaTheme="minorHAnsi"/>
           <w:b/>
@@ -14415,6 +14116,7 @@
         <w:tabs>
           <w:tab w:val="left" w:pos="2484"/>
         </w:tabs>
+        <w:spacing w:line="276" w:lineRule="auto"/>
         <w:rPr>
           <w:rFonts w:eastAsiaTheme="minorHAnsi"/>
           <w:b/>
@@ -14435,7 +14137,7 @@
           <w:szCs w:val="32"/>
         </w:rPr>
         <w:drawing>
-          <wp:anchor distT="0" distB="0" distL="114300" distR="114300" simplePos="0" relativeHeight="251643904" behindDoc="0" locked="0" layoutInCell="1" allowOverlap="1" wp14:anchorId="75AE5AEF" wp14:editId="12B5BD89">
+          <wp:anchor distT="0" distB="0" distL="114300" distR="114300" simplePos="0" relativeHeight="251609088" behindDoc="0" locked="0" layoutInCell="1" allowOverlap="1" wp14:anchorId="75AE5AEF" wp14:editId="12B5BD89">
             <wp:simplePos x="0" y="0"/>
             <wp:positionH relativeFrom="column">
               <wp:posOffset>106680</wp:posOffset>
@@ -14503,6 +14205,7 @@
         <w:tabs>
           <w:tab w:val="left" w:pos="6528"/>
         </w:tabs>
+        <w:spacing w:line="276" w:lineRule="auto"/>
         <w:rPr>
           <w:rFonts w:eastAsiaTheme="minorHAnsi"/>
           <w:sz w:val="32"/>
@@ -14520,13 +14223,13 @@
           <w:szCs w:val="32"/>
         </w:rPr>
         <w:drawing>
-          <wp:anchor distT="0" distB="0" distL="114300" distR="114300" simplePos="0" relativeHeight="251658240" behindDoc="0" locked="0" layoutInCell="1" allowOverlap="1" wp14:anchorId="32F3606D" wp14:editId="2F8AF934">
+          <wp:anchor distT="0" distB="0" distL="114300" distR="114300" simplePos="0" relativeHeight="251674624" behindDoc="0" locked="0" layoutInCell="1" allowOverlap="1" wp14:anchorId="32F3606D" wp14:editId="6FFCE820">
             <wp:simplePos x="0" y="0"/>
             <wp:positionH relativeFrom="column">
               <wp:posOffset>-5204460</wp:posOffset>
             </wp:positionH>
             <wp:positionV relativeFrom="paragraph">
-              <wp:posOffset>2286635</wp:posOffset>
+              <wp:posOffset>2250440</wp:posOffset>
             </wp:positionV>
             <wp:extent cx="5118100" cy="1478280"/>
             <wp:effectExtent l="0" t="0" r="0" b="0"/>
@@ -14596,6 +14299,7 @@
         <w:tabs>
           <w:tab w:val="center" w:pos="4680"/>
         </w:tabs>
+        <w:spacing w:line="276" w:lineRule="auto"/>
         <w:rPr>
           <w:rFonts w:eastAsiaTheme="minorHAnsi"/>
           <w:sz w:val="32"/>
@@ -14611,7 +14315,7 @@
         </w:rPr>
         <w:lastRenderedPageBreak/>
         <w:drawing>
-          <wp:anchor distT="0" distB="0" distL="114300" distR="114300" simplePos="0" relativeHeight="251644928" behindDoc="0" locked="0" layoutInCell="1" allowOverlap="1" wp14:anchorId="6241D0BB" wp14:editId="3E726538">
+          <wp:anchor distT="0" distB="0" distL="114300" distR="114300" simplePos="0" relativeHeight="251610112" behindDoc="0" locked="0" layoutInCell="1" allowOverlap="1" wp14:anchorId="6241D0BB" wp14:editId="3E726538">
             <wp:simplePos x="0" y="0"/>
             <wp:positionH relativeFrom="column">
               <wp:posOffset>121920</wp:posOffset>
@@ -14681,7 +14385,7 @@
           <w:szCs w:val="32"/>
         </w:rPr>
         <w:drawing>
-          <wp:anchor distT="0" distB="0" distL="114300" distR="114300" simplePos="0" relativeHeight="251639808" behindDoc="0" locked="0" layoutInCell="1" allowOverlap="1" wp14:anchorId="180910BD" wp14:editId="0EFBF41B">
+          <wp:anchor distT="0" distB="0" distL="114300" distR="114300" simplePos="0" relativeHeight="251554816" behindDoc="0" locked="0" layoutInCell="1" allowOverlap="1" wp14:anchorId="180910BD" wp14:editId="0EFBF41B">
             <wp:simplePos x="0" y="0"/>
             <wp:positionH relativeFrom="column">
               <wp:posOffset>121920</wp:posOffset>
@@ -14751,7 +14455,7 @@
           <w:szCs w:val="32"/>
         </w:rPr>
         <w:drawing>
-          <wp:anchor distT="0" distB="0" distL="114300" distR="114300" simplePos="0" relativeHeight="251633664" behindDoc="0" locked="0" layoutInCell="1" allowOverlap="1" wp14:anchorId="3F2D493B" wp14:editId="6BA5E75E">
+          <wp:anchor distT="0" distB="0" distL="114300" distR="114300" simplePos="0" relativeHeight="251514880" behindDoc="0" locked="0" layoutInCell="1" allowOverlap="1" wp14:anchorId="3F2D493B" wp14:editId="6BA5E75E">
             <wp:simplePos x="0" y="0"/>
             <wp:positionH relativeFrom="column">
               <wp:posOffset>121920</wp:posOffset>
@@ -14827,6 +14531,7 @@
         <w:tabs>
           <w:tab w:val="center" w:pos="4680"/>
         </w:tabs>
+        <w:spacing w:line="276" w:lineRule="auto"/>
         <w:rPr>
           <w:rFonts w:eastAsiaTheme="minorHAnsi"/>
           <w:sz w:val="32"/>
@@ -14842,7 +14547,7 @@
         </w:rPr>
         <w:lastRenderedPageBreak/>
         <w:drawing>
-          <wp:anchor distT="0" distB="0" distL="114300" distR="114300" simplePos="0" relativeHeight="251650048" behindDoc="0" locked="0" layoutInCell="1" allowOverlap="1" wp14:anchorId="79B19131" wp14:editId="7044F109">
+          <wp:anchor distT="0" distB="0" distL="114300" distR="114300" simplePos="0" relativeHeight="251629568" behindDoc="0" locked="0" layoutInCell="1" allowOverlap="1" wp14:anchorId="79B19131" wp14:editId="7044F109">
             <wp:simplePos x="0" y="0"/>
             <wp:positionH relativeFrom="column">
               <wp:posOffset>0</wp:posOffset>
@@ -14906,7 +14611,7 @@
           <w:szCs w:val="32"/>
         </w:rPr>
         <w:drawing>
-          <wp:anchor distT="0" distB="0" distL="114300" distR="114300" simplePos="0" relativeHeight="251652096" behindDoc="0" locked="0" layoutInCell="1" allowOverlap="1" wp14:anchorId="0A2D15C6" wp14:editId="1FDFE8DF">
+          <wp:anchor distT="0" distB="0" distL="114300" distR="114300" simplePos="0" relativeHeight="251637760" behindDoc="0" locked="0" layoutInCell="1" allowOverlap="1" wp14:anchorId="0A2D15C6" wp14:editId="1FDFE8DF">
             <wp:simplePos x="0" y="0"/>
             <wp:positionH relativeFrom="column">
               <wp:posOffset>0</wp:posOffset>
@@ -14970,7 +14675,7 @@
           <w:szCs w:val="32"/>
         </w:rPr>
         <w:drawing>
-          <wp:anchor distT="0" distB="0" distL="114300" distR="114300" simplePos="0" relativeHeight="251653120" behindDoc="0" locked="0" layoutInCell="1" allowOverlap="1" wp14:anchorId="73A4E21B" wp14:editId="6BF57D90">
+          <wp:anchor distT="0" distB="0" distL="114300" distR="114300" simplePos="0" relativeHeight="251638784" behindDoc="0" locked="0" layoutInCell="1" allowOverlap="1" wp14:anchorId="73A4E21B" wp14:editId="6BF57D90">
             <wp:simplePos x="0" y="0"/>
             <wp:positionH relativeFrom="column">
               <wp:posOffset>0</wp:posOffset>
@@ -15040,6 +14745,7 @@
         <w:tabs>
           <w:tab w:val="center" w:pos="4680"/>
         </w:tabs>
+        <w:spacing w:line="276" w:lineRule="auto"/>
         <w:rPr>
           <w:rFonts w:eastAsiaTheme="minorHAnsi"/>
           <w:noProof/>
@@ -15107,6 +14813,7 @@
     </w:p>
     <w:p>
       <w:pPr>
+        <w:spacing w:line="276" w:lineRule="auto"/>
         <w:rPr>
           <w:rFonts w:eastAsiaTheme="minorHAnsi"/>
           <w:noProof/>
@@ -15120,6 +14827,7 @@
         <w:tabs>
           <w:tab w:val="left" w:pos="7440"/>
         </w:tabs>
+        <w:spacing w:line="276" w:lineRule="auto"/>
         <w:rPr>
           <w:rFonts w:eastAsiaTheme="minorHAnsi"/>
           <w:b/>
@@ -15145,6 +14853,7 @@
     </w:p>
     <w:p>
       <w:pPr>
+        <w:spacing w:line="276" w:lineRule="auto"/>
         <w:ind w:firstLine="720"/>
         <w:rPr>
           <w:rFonts w:eastAsiaTheme="minorHAnsi"/>
@@ -15165,6 +14874,7 @@
     </w:p>
     <w:p>
       <w:pPr>
+        <w:spacing w:line="276" w:lineRule="auto"/>
         <w:rPr>
           <w:rFonts w:eastAsiaTheme="minorHAnsi"/>
           <w:b/>
@@ -15192,6 +14902,7 @@
           <w:ilvl w:val="0"/>
           <w:numId w:val="12"/>
         </w:numPr>
+        <w:spacing w:line="276" w:lineRule="auto"/>
         <w:rPr>
           <w:rFonts w:eastAsiaTheme="minorHAnsi"/>
           <w:color w:val="0D0D0D" w:themeColor="text1" w:themeTint="F2"/>
@@ -15217,6 +14928,7 @@
           <w:ilvl w:val="0"/>
           <w:numId w:val="13"/>
         </w:numPr>
+        <w:spacing w:line="276" w:lineRule="auto"/>
         <w:rPr>
           <w:rFonts w:eastAsiaTheme="minorHAnsi"/>
           <w:color w:val="0D0D0D" w:themeColor="text1" w:themeTint="F2"/>
@@ -15262,6 +14974,7 @@
           <w:ilvl w:val="0"/>
           <w:numId w:val="13"/>
         </w:numPr>
+        <w:spacing w:line="276" w:lineRule="auto"/>
         <w:rPr>
           <w:rFonts w:eastAsiaTheme="minorHAnsi"/>
           <w:color w:val="0D0D0D" w:themeColor="text1" w:themeTint="F2"/>
@@ -15336,6 +15049,7 @@
           <w:ilvl w:val="0"/>
           <w:numId w:val="12"/>
         </w:numPr>
+        <w:spacing w:line="276" w:lineRule="auto"/>
         <w:rPr>
           <w:rFonts w:eastAsiaTheme="minorHAnsi"/>
           <w:color w:val="0D0D0D" w:themeColor="text1" w:themeTint="F2"/>
@@ -15361,6 +15075,7 @@
           <w:ilvl w:val="1"/>
           <w:numId w:val="14"/>
         </w:numPr>
+        <w:spacing w:line="276" w:lineRule="auto"/>
         <w:rPr>
           <w:rFonts w:eastAsiaTheme="minorHAnsi"/>
           <w:color w:val="0D0D0D" w:themeColor="text1" w:themeTint="F2"/>
@@ -15426,6 +15141,7 @@
           <w:ilvl w:val="1"/>
           <w:numId w:val="14"/>
         </w:numPr>
+        <w:spacing w:line="276" w:lineRule="auto"/>
         <w:rPr>
           <w:rFonts w:eastAsiaTheme="minorHAnsi"/>
           <w:color w:val="0D0D0D" w:themeColor="text1" w:themeTint="F2"/>
@@ -15467,6 +15183,7 @@
     </w:p>
     <w:p>
       <w:pPr>
+        <w:spacing w:line="276" w:lineRule="auto"/>
         <w:rPr>
           <w:rFonts w:eastAsiaTheme="minorHAnsi"/>
           <w:b/>
@@ -15494,6 +15211,7 @@
           <w:ilvl w:val="0"/>
           <w:numId w:val="15"/>
         </w:numPr>
+        <w:spacing w:line="276" w:lineRule="auto"/>
         <w:rPr>
           <w:rFonts w:eastAsiaTheme="minorHAnsi"/>
           <w:color w:val="0D0D0D" w:themeColor="text1" w:themeTint="F2"/>
@@ -15553,6 +15271,7 @@
           <w:ilvl w:val="0"/>
           <w:numId w:val="15"/>
         </w:numPr>
+        <w:spacing w:line="276" w:lineRule="auto"/>
         <w:rPr>
           <w:rFonts w:eastAsiaTheme="minorHAnsi"/>
           <w:color w:val="0D0D0D" w:themeColor="text1" w:themeTint="F2"/>
@@ -15612,6 +15331,7 @@
           <w:ilvl w:val="0"/>
           <w:numId w:val="15"/>
         </w:numPr>
+        <w:spacing w:line="276" w:lineRule="auto"/>
         <w:rPr>
           <w:rFonts w:eastAsiaTheme="minorHAnsi"/>
           <w:color w:val="0D0D0D" w:themeColor="text1" w:themeTint="F2"/>
@@ -15671,6 +15391,7 @@
           <w:ilvl w:val="0"/>
           <w:numId w:val="15"/>
         </w:numPr>
+        <w:spacing w:line="276" w:lineRule="auto"/>
         <w:rPr>
           <w:rFonts w:eastAsiaTheme="minorHAnsi"/>
           <w:color w:val="0D0D0D" w:themeColor="text1" w:themeTint="F2"/>
@@ -15730,6 +15451,7 @@
           <w:ilvl w:val="0"/>
           <w:numId w:val="15"/>
         </w:numPr>
+        <w:spacing w:line="276" w:lineRule="auto"/>
         <w:rPr>
           <w:rFonts w:eastAsiaTheme="minorHAnsi"/>
           <w:color w:val="0D0D0D" w:themeColor="text1" w:themeTint="F2"/>
@@ -15789,20 +15511,22 @@
           <w:ilvl w:val="0"/>
           <w:numId w:val="15"/>
         </w:numPr>
-        <w:rPr>
-          <w:rFonts w:eastAsiaTheme="minorHAnsi"/>
-          <w:color w:val="0D0D0D" w:themeColor="text1" w:themeTint="F2"/>
-          <w:sz w:val="32"/>
-          <w:szCs w:val="32"/>
-        </w:rPr>
-      </w:pPr>
-      <w:r>
-        <w:rPr>
-          <w:rFonts w:eastAsiaTheme="minorHAnsi"/>
-          <w:color w:val="0D0D0D" w:themeColor="text1" w:themeTint="F2"/>
-          <w:sz w:val="32"/>
-          <w:szCs w:val="32"/>
-        </w:rPr>
+        <w:spacing w:line="276" w:lineRule="auto"/>
+        <w:rPr>
+          <w:rFonts w:eastAsiaTheme="minorHAnsi"/>
+          <w:color w:val="0D0D0D" w:themeColor="text1" w:themeTint="F2"/>
+          <w:sz w:val="32"/>
+          <w:szCs w:val="32"/>
+        </w:rPr>
+      </w:pPr>
+      <w:r>
+        <w:rPr>
+          <w:rFonts w:eastAsiaTheme="minorHAnsi"/>
+          <w:color w:val="0D0D0D" w:themeColor="text1" w:themeTint="F2"/>
+          <w:sz w:val="32"/>
+          <w:szCs w:val="32"/>
+        </w:rPr>
+        <w:lastRenderedPageBreak/>
         <w:t>is</w:t>
       </w:r>
       <w:r>
@@ -15844,42 +15568,44 @@
     </w:p>
     <w:p>
       <w:pPr>
-        <w:rPr>
-          <w:rFonts w:eastAsiaTheme="minorHAnsi"/>
-          <w:b/>
-          <w:bCs/>
-          <w:color w:val="0D0D0D" w:themeColor="text1" w:themeTint="F2"/>
-          <w:sz w:val="32"/>
-          <w:szCs w:val="32"/>
-        </w:rPr>
-      </w:pPr>
-    </w:p>
-    <w:p>
-      <w:pPr>
-        <w:rPr>
-          <w:rFonts w:eastAsiaTheme="minorHAnsi"/>
-          <w:b/>
-          <w:bCs/>
-          <w:color w:val="0D0D0D" w:themeColor="text1" w:themeTint="F2"/>
-          <w:sz w:val="32"/>
-          <w:szCs w:val="32"/>
-        </w:rPr>
-      </w:pPr>
-      <w:r>
-        <w:rPr>
-          <w:rFonts w:eastAsiaTheme="minorHAnsi"/>
-          <w:b/>
-          <w:bCs/>
-          <w:color w:val="0D0D0D" w:themeColor="text1" w:themeTint="F2"/>
-          <w:sz w:val="32"/>
-          <w:szCs w:val="32"/>
-        </w:rPr>
-        <w:lastRenderedPageBreak/>
+        <w:spacing w:line="276" w:lineRule="auto"/>
+        <w:rPr>
+          <w:rFonts w:eastAsiaTheme="minorHAnsi"/>
+          <w:b/>
+          <w:bCs/>
+          <w:color w:val="0D0D0D" w:themeColor="text1" w:themeTint="F2"/>
+          <w:sz w:val="32"/>
+          <w:szCs w:val="32"/>
+        </w:rPr>
+      </w:pPr>
+    </w:p>
+    <w:p>
+      <w:pPr>
+        <w:spacing w:line="276" w:lineRule="auto"/>
+        <w:rPr>
+          <w:rFonts w:eastAsiaTheme="minorHAnsi"/>
+          <w:b/>
+          <w:bCs/>
+          <w:color w:val="0D0D0D" w:themeColor="text1" w:themeTint="F2"/>
+          <w:sz w:val="32"/>
+          <w:szCs w:val="32"/>
+        </w:rPr>
+      </w:pPr>
+      <w:r>
+        <w:rPr>
+          <w:rFonts w:eastAsiaTheme="minorHAnsi"/>
+          <w:b/>
+          <w:bCs/>
+          <w:color w:val="0D0D0D" w:themeColor="text1" w:themeTint="F2"/>
+          <w:sz w:val="32"/>
+          <w:szCs w:val="32"/>
+        </w:rPr>
         <w:t xml:space="preserve">Implementation through Array </w:t>
       </w:r>
     </w:p>
     <w:p>
       <w:pPr>
+        <w:spacing w:line="276" w:lineRule="auto"/>
         <w:rPr>
           <w:rFonts w:eastAsiaTheme="minorHAnsi"/>
           <w:b/>
@@ -15900,7 +15626,7 @@
           <w:szCs w:val="32"/>
         </w:rPr>
         <w:drawing>
-          <wp:anchor distT="0" distB="0" distL="114300" distR="114300" simplePos="0" relativeHeight="251685888" behindDoc="0" locked="0" layoutInCell="1" allowOverlap="1" wp14:anchorId="24018E1A" wp14:editId="16655BE1">
+          <wp:anchor distT="0" distB="0" distL="114300" distR="114300" simplePos="0" relativeHeight="251752448" behindDoc="0" locked="0" layoutInCell="1" allowOverlap="1" wp14:anchorId="24018E1A" wp14:editId="16655BE1">
             <wp:simplePos x="0" y="0"/>
             <wp:positionH relativeFrom="column">
               <wp:posOffset>0</wp:posOffset>
@@ -15960,7 +15686,7 @@
           <w:szCs w:val="32"/>
         </w:rPr>
         <w:drawing>
-          <wp:anchor distT="0" distB="0" distL="114300" distR="114300" simplePos="0" relativeHeight="251684864" behindDoc="0" locked="0" layoutInCell="1" allowOverlap="1" wp14:anchorId="4A0797BB" wp14:editId="00223292">
+          <wp:anchor distT="0" distB="0" distL="114300" distR="114300" simplePos="0" relativeHeight="251751424" behindDoc="0" locked="0" layoutInCell="1" allowOverlap="1" wp14:anchorId="4A0797BB" wp14:editId="00223292">
             <wp:simplePos x="0" y="0"/>
             <wp:positionH relativeFrom="column">
               <wp:posOffset>0</wp:posOffset>
@@ -16012,15 +15738,17 @@
     </w:p>
     <w:p>
       <w:pPr>
-        <w:rPr>
-          <w:rFonts w:eastAsiaTheme="minorHAnsi"/>
-          <w:sz w:val="32"/>
-          <w:szCs w:val="32"/>
-        </w:rPr>
-      </w:pPr>
-    </w:p>
-    <w:p>
-      <w:pPr>
+        <w:spacing w:line="276" w:lineRule="auto"/>
+        <w:rPr>
+          <w:rFonts w:eastAsiaTheme="minorHAnsi"/>
+          <w:sz w:val="32"/>
+          <w:szCs w:val="32"/>
+        </w:rPr>
+      </w:pPr>
+    </w:p>
+    <w:p>
+      <w:pPr>
+        <w:spacing w:line="276" w:lineRule="auto"/>
         <w:rPr>
           <w:rFonts w:eastAsiaTheme="minorHAnsi"/>
           <w:b/>
@@ -16036,62 +15764,7 @@
         <w:tabs>
           <w:tab w:val="left" w:pos="1080"/>
         </w:tabs>
-        <w:rPr>
-          <w:rFonts w:eastAsiaTheme="minorHAnsi"/>
-          <w:sz w:val="32"/>
-          <w:szCs w:val="32"/>
-        </w:rPr>
-      </w:pPr>
-      <w:r>
-        <w:rPr>
-          <w:rFonts w:eastAsiaTheme="minorHAnsi"/>
-          <w:sz w:val="32"/>
-          <w:szCs w:val="32"/>
-        </w:rPr>
-        <w:tab/>
-      </w:r>
-    </w:p>
-    <w:p>
-      <w:pPr>
-        <w:tabs>
-          <w:tab w:val="left" w:pos="1080"/>
-        </w:tabs>
-        <w:rPr>
-          <w:rFonts w:eastAsiaTheme="minorHAnsi"/>
-          <w:sz w:val="32"/>
-          <w:szCs w:val="32"/>
-        </w:rPr>
-      </w:pPr>
-    </w:p>
-    <w:p>
-      <w:pPr>
-        <w:tabs>
-          <w:tab w:val="left" w:pos="1080"/>
-        </w:tabs>
-        <w:rPr>
-          <w:rFonts w:eastAsiaTheme="minorHAnsi"/>
-          <w:sz w:val="32"/>
-          <w:szCs w:val="32"/>
-        </w:rPr>
-      </w:pPr>
-    </w:p>
-    <w:p>
-      <w:pPr>
-        <w:tabs>
-          <w:tab w:val="left" w:pos="1080"/>
-        </w:tabs>
-        <w:rPr>
-          <w:rFonts w:eastAsiaTheme="minorHAnsi"/>
-          <w:sz w:val="32"/>
-          <w:szCs w:val="32"/>
-        </w:rPr>
-      </w:pPr>
-    </w:p>
-    <w:p>
-      <w:pPr>
-        <w:tabs>
-          <w:tab w:val="left" w:pos="2796"/>
-        </w:tabs>
+        <w:spacing w:line="276" w:lineRule="auto"/>
         <w:rPr>
           <w:rFonts w:eastAsiaTheme="minorHAnsi"/>
           <w:sz w:val="32"/>
@@ -16107,13 +15780,13 @@
         </w:rPr>
         <w:lastRenderedPageBreak/>
         <w:drawing>
-          <wp:anchor distT="0" distB="0" distL="114300" distR="114300" simplePos="0" relativeHeight="251641856" behindDoc="0" locked="0" layoutInCell="1" allowOverlap="1" wp14:anchorId="3591CF6D" wp14:editId="4153A7F4">
+          <wp:anchor distT="0" distB="0" distL="114300" distR="114300" simplePos="0" relativeHeight="251593728" behindDoc="0" locked="0" layoutInCell="1" allowOverlap="1" wp14:anchorId="3591CF6D" wp14:editId="4AB94508">
             <wp:simplePos x="0" y="0"/>
             <wp:positionH relativeFrom="column">
-              <wp:posOffset>0</wp:posOffset>
+              <wp:posOffset>53340</wp:posOffset>
             </wp:positionH>
             <wp:positionV relativeFrom="paragraph">
-              <wp:posOffset>5273040</wp:posOffset>
+              <wp:posOffset>5012690</wp:posOffset>
             </wp:positionV>
             <wp:extent cx="5943600" cy="2594610"/>
             <wp:effectExtent l="0" t="0" r="0" b="0"/>
@@ -16164,13 +15837,13 @@
           <w:szCs w:val="32"/>
         </w:rPr>
         <w:drawing>
-          <wp:anchor distT="0" distB="0" distL="114300" distR="114300" simplePos="0" relativeHeight="251640832" behindDoc="0" locked="0" layoutInCell="1" allowOverlap="1" wp14:anchorId="32349AE6" wp14:editId="75F89A91">
+          <wp:anchor distT="0" distB="0" distL="114300" distR="114300" simplePos="0" relativeHeight="251574272" behindDoc="0" locked="0" layoutInCell="1" allowOverlap="1" wp14:anchorId="32349AE6" wp14:editId="7F53261D">
             <wp:simplePos x="0" y="0"/>
             <wp:positionH relativeFrom="column">
-              <wp:posOffset>0</wp:posOffset>
+              <wp:posOffset>53340</wp:posOffset>
             </wp:positionH>
             <wp:positionV relativeFrom="paragraph">
-              <wp:posOffset>2720340</wp:posOffset>
+              <wp:posOffset>2454275</wp:posOffset>
             </wp:positionV>
             <wp:extent cx="5943600" cy="2555240"/>
             <wp:effectExtent l="0" t="0" r="0" b="0"/>
@@ -16221,13 +15894,13 @@
           <w:szCs w:val="32"/>
         </w:rPr>
         <w:drawing>
-          <wp:anchor distT="0" distB="0" distL="114300" distR="114300" simplePos="0" relativeHeight="251638784" behindDoc="0" locked="0" layoutInCell="1" allowOverlap="1" wp14:anchorId="42851EE2" wp14:editId="50532DFA">
+          <wp:anchor distT="0" distB="0" distL="114300" distR="114300" simplePos="0" relativeHeight="251553792" behindDoc="0" locked="0" layoutInCell="1" allowOverlap="1" wp14:anchorId="42851EE2" wp14:editId="38E6E4A7">
             <wp:simplePos x="0" y="0"/>
             <wp:positionH relativeFrom="column">
-              <wp:posOffset>0</wp:posOffset>
+              <wp:posOffset>53340</wp:posOffset>
             </wp:positionH>
             <wp:positionV relativeFrom="paragraph">
-              <wp:posOffset>0</wp:posOffset>
+              <wp:posOffset>-259715</wp:posOffset>
             </wp:positionV>
             <wp:extent cx="5943600" cy="2717165"/>
             <wp:effectExtent l="0" t="0" r="0" b="0"/>
@@ -16282,8 +15955,9 @@
     <w:p>
       <w:pPr>
         <w:tabs>
-          <w:tab w:val="left" w:pos="2796"/>
+          <w:tab w:val="left" w:pos="1080"/>
         </w:tabs>
+        <w:spacing w:line="276" w:lineRule="auto"/>
         <w:rPr>
           <w:rFonts w:eastAsiaTheme="minorHAnsi"/>
           <w:sz w:val="32"/>
@@ -16299,9 +15973,17 @@
         </w:rPr>
         <w:lastRenderedPageBreak/>
         <w:drawing>
-          <wp:inline distT="0" distB="0" distL="0" distR="0" wp14:anchorId="028F1228" wp14:editId="4439B9DB">
+          <wp:anchor distT="0" distB="0" distL="114300" distR="114300" simplePos="0" relativeHeight="251801600" behindDoc="0" locked="0" layoutInCell="1" allowOverlap="1" wp14:anchorId="028F1228" wp14:editId="7ED17DE2">
+            <wp:simplePos x="0" y="0"/>
+            <wp:positionH relativeFrom="column">
+              <wp:posOffset>60960</wp:posOffset>
+            </wp:positionH>
+            <wp:positionV relativeFrom="paragraph">
+              <wp:posOffset>4827270</wp:posOffset>
+            </wp:positionV>
             <wp:extent cx="5943600" cy="2115185"/>
             <wp:effectExtent l="0" t="0" r="0" b="0"/>
+            <wp:wrapSquare wrapText="bothSides"/>
             <wp:docPr id="330806357" name="Picture 1"/>
             <wp:cNvGraphicFramePr>
               <a:graphicFrameLocks xmlns:a="http://schemas.openxmlformats.org/drawingml/2006/main" noChangeAspect="1"/>
@@ -16314,7 +15996,13 @@
                     <pic:cNvPicPr/>
                   </pic:nvPicPr>
                   <pic:blipFill>
-                    <a:blip r:embed="rId116"/>
+                    <a:blip r:embed="rId116">
+                      <a:extLst>
+                        <a:ext uri="{28A0092B-C50C-407E-A947-70E740481C1C}">
+                          <a14:useLocalDpi xmlns:a14="http://schemas.microsoft.com/office/drawing/2010/main" val="0"/>
+                        </a:ext>
+                      </a:extLst>
+                    </a:blip>
                     <a:stretch>
                       <a:fillRect/>
                     </a:stretch>
@@ -16331,7 +16019,7 @@
                 </pic:pic>
               </a:graphicData>
             </a:graphic>
-          </wp:inline>
+          </wp:anchor>
         </w:drawing>
       </w:r>
       <w:r>
@@ -16342,13 +16030,13 @@
           <w:szCs w:val="32"/>
         </w:rPr>
         <w:drawing>
-          <wp:anchor distT="0" distB="0" distL="114300" distR="114300" simplePos="0" relativeHeight="251687936" behindDoc="0" locked="0" layoutInCell="1" allowOverlap="1" wp14:anchorId="52EAD0D2" wp14:editId="24CF35DB">
+          <wp:anchor distT="0" distB="0" distL="114300" distR="114300" simplePos="0" relativeHeight="251799552" behindDoc="0" locked="0" layoutInCell="1" allowOverlap="1" wp14:anchorId="5CFEBA0F" wp14:editId="18CDEAD0">
             <wp:simplePos x="0" y="0"/>
             <wp:positionH relativeFrom="column">
-              <wp:posOffset>0</wp:posOffset>
+              <wp:posOffset>60960</wp:posOffset>
             </wp:positionH>
             <wp:positionV relativeFrom="paragraph">
-              <wp:posOffset>2392680</wp:posOffset>
+              <wp:posOffset>2078990</wp:posOffset>
             </wp:positionV>
             <wp:extent cx="5943600" cy="2747010"/>
             <wp:effectExtent l="0" t="0" r="0" b="0"/>
@@ -16399,13 +16087,13 @@
           <w:szCs w:val="32"/>
         </w:rPr>
         <w:drawing>
-          <wp:anchor distT="0" distB="0" distL="114300" distR="114300" simplePos="0" relativeHeight="251686912" behindDoc="0" locked="0" layoutInCell="1" allowOverlap="1" wp14:anchorId="0EA97D34" wp14:editId="688E130E">
+          <wp:anchor distT="0" distB="0" distL="114300" distR="114300" simplePos="0" relativeHeight="251796480" behindDoc="0" locked="0" layoutInCell="1" allowOverlap="1" wp14:anchorId="047A4D6C" wp14:editId="4D94A1D9">
             <wp:simplePos x="0" y="0"/>
             <wp:positionH relativeFrom="column">
-              <wp:posOffset>0</wp:posOffset>
+              <wp:posOffset>60960</wp:posOffset>
             </wp:positionH>
             <wp:positionV relativeFrom="paragraph">
-              <wp:posOffset>0</wp:posOffset>
+              <wp:posOffset>-313055</wp:posOffset>
             </wp:positionV>
             <wp:extent cx="5943600" cy="2392680"/>
             <wp:effectExtent l="0" t="0" r="0" b="0"/>
@@ -16448,75 +16136,46 @@
           </wp:anchor>
         </w:drawing>
       </w:r>
-    </w:p>
-    <w:p>
-      <w:pPr>
-        <w:rPr>
-          <w:rFonts w:eastAsiaTheme="minorHAnsi"/>
-          <w:sz w:val="32"/>
-          <w:szCs w:val="32"/>
-        </w:rPr>
-      </w:pPr>
-    </w:p>
-    <w:p>
-      <w:pPr>
-        <w:rPr>
-          <w:rFonts w:eastAsiaTheme="minorHAnsi"/>
-          <w:sz w:val="32"/>
-          <w:szCs w:val="32"/>
-        </w:rPr>
-      </w:pPr>
-    </w:p>
-    <w:p>
-      <w:pPr>
-        <w:jc w:val="center"/>
-        <w:rPr>
-          <w:rFonts w:eastAsiaTheme="minorHAnsi"/>
-          <w:sz w:val="32"/>
-          <w:szCs w:val="32"/>
-        </w:rPr>
-      </w:pPr>
-    </w:p>
-    <w:p>
-      <w:pPr>
-        <w:jc w:val="center"/>
-        <w:rPr>
-          <w:rFonts w:eastAsiaTheme="minorHAnsi"/>
-          <w:sz w:val="32"/>
-          <w:szCs w:val="32"/>
-        </w:rPr>
-      </w:pPr>
+      <w:r>
+        <w:rPr>
+          <w:rFonts w:eastAsiaTheme="minorHAnsi"/>
+          <w:noProof/>
+          <w:sz w:val="32"/>
+          <w:szCs w:val="32"/>
+        </w:rPr>
+        <w:t xml:space="preserve"> </w:t>
+      </w:r>
+    </w:p>
+    <w:p>
+      <w:pPr>
+        <w:tabs>
+          <w:tab w:val="left" w:pos="1080"/>
+        </w:tabs>
+        <w:spacing w:line="276" w:lineRule="auto"/>
+        <w:rPr>
+          <w:rFonts w:eastAsiaTheme="minorHAnsi"/>
+          <w:sz w:val="32"/>
+          <w:szCs w:val="32"/>
+        </w:rPr>
+      </w:pPr>
+      <w:r>
+        <w:rPr>
+          <w:rFonts w:eastAsiaTheme="minorHAnsi"/>
+          <w:b/>
+          <w:bCs/>
+          <w:sz w:val="32"/>
+          <w:szCs w:val="32"/>
+        </w:rPr>
+        <w:lastRenderedPageBreak/>
+        <w:t>Implementation through Single Linked List</w:t>
+      </w:r>
     </w:p>
     <w:p>
       <w:pPr>
         <w:tabs>
           <w:tab w:val="left" w:pos="672"/>
         </w:tabs>
-        <w:rPr>
-          <w:rFonts w:eastAsiaTheme="minorHAnsi"/>
-          <w:b/>
-          <w:bCs/>
-          <w:sz w:val="32"/>
-          <w:szCs w:val="32"/>
-        </w:rPr>
-      </w:pPr>
-      <w:r>
-        <w:rPr>
-          <w:rFonts w:eastAsiaTheme="minorHAnsi"/>
-          <w:b/>
-          <w:bCs/>
-          <w:sz w:val="32"/>
-          <w:szCs w:val="32"/>
-        </w:rPr>
-        <w:lastRenderedPageBreak/>
-        <w:t>Implementation through Single Linked List</w:t>
-      </w:r>
-    </w:p>
-    <w:p>
-      <w:pPr>
-        <w:tabs>
-          <w:tab w:val="left" w:pos="672"/>
-        </w:tabs>
+        <w:spacing w:line="276" w:lineRule="auto"/>
         <w:rPr>
           <w:rFonts w:eastAsiaTheme="minorHAnsi"/>
           <w:b/>
@@ -16580,7 +16239,7 @@
           <w:szCs w:val="32"/>
         </w:rPr>
         <w:drawing>
-          <wp:anchor distT="0" distB="0" distL="114300" distR="114300" simplePos="0" relativeHeight="251688960" behindDoc="0" locked="0" layoutInCell="1" allowOverlap="1" wp14:anchorId="5D08B659" wp14:editId="5B39916F">
+          <wp:anchor distT="0" distB="0" distL="114300" distR="114300" simplePos="0" relativeHeight="251765760" behindDoc="0" locked="0" layoutInCell="1" allowOverlap="1" wp14:anchorId="5D08B659" wp14:editId="5B39916F">
             <wp:simplePos x="0" y="0"/>
             <wp:positionH relativeFrom="column">
               <wp:posOffset>0</wp:posOffset>
@@ -16632,6 +16291,7 @@
     </w:p>
     <w:p>
       <w:pPr>
+        <w:spacing w:line="276" w:lineRule="auto"/>
         <w:jc w:val="center"/>
         <w:rPr>
           <w:rFonts w:eastAsiaTheme="minorHAnsi"/>
@@ -16642,36 +16302,7 @@
     </w:p>
     <w:p>
       <w:pPr>
-        <w:jc w:val="center"/>
-        <w:rPr>
-          <w:rFonts w:eastAsiaTheme="minorHAnsi"/>
-          <w:sz w:val="32"/>
-          <w:szCs w:val="32"/>
-        </w:rPr>
-      </w:pPr>
-    </w:p>
-    <w:p>
-      <w:pPr>
-        <w:jc w:val="center"/>
-        <w:rPr>
-          <w:rFonts w:eastAsiaTheme="minorHAnsi"/>
-          <w:sz w:val="32"/>
-          <w:szCs w:val="32"/>
-        </w:rPr>
-      </w:pPr>
-    </w:p>
-    <w:p>
-      <w:pPr>
-        <w:jc w:val="center"/>
-        <w:rPr>
-          <w:rFonts w:eastAsiaTheme="minorHAnsi"/>
-          <w:sz w:val="32"/>
-          <w:szCs w:val="32"/>
-        </w:rPr>
-      </w:pPr>
-    </w:p>
-    <w:p>
-      <w:pPr>
+        <w:spacing w:line="276" w:lineRule="auto"/>
         <w:rPr>
           <w:rFonts w:eastAsiaTheme="minorHAnsi"/>
           <w:sz w:val="32"/>
@@ -16687,13 +16318,70 @@
         </w:rPr>
         <w:lastRenderedPageBreak/>
         <w:drawing>
-          <wp:anchor distT="0" distB="0" distL="114300" distR="114300" simplePos="0" relativeHeight="251689984" behindDoc="0" locked="0" layoutInCell="1" allowOverlap="1" wp14:anchorId="22D2795A" wp14:editId="47B50B37">
+          <wp:anchor distT="0" distB="0" distL="114300" distR="114300" simplePos="0" relativeHeight="251804672" behindDoc="0" locked="0" layoutInCell="1" allowOverlap="1" wp14:anchorId="24594AE8" wp14:editId="67AE4836">
             <wp:simplePos x="0" y="0"/>
             <wp:positionH relativeFrom="column">
-              <wp:posOffset>0</wp:posOffset>
+              <wp:posOffset>83820</wp:posOffset>
             </wp:positionH>
             <wp:positionV relativeFrom="paragraph">
-              <wp:posOffset>-175260</wp:posOffset>
+              <wp:posOffset>4030345</wp:posOffset>
+            </wp:positionV>
+            <wp:extent cx="5943600" cy="3887470"/>
+            <wp:effectExtent l="0" t="0" r="0" b="0"/>
+            <wp:wrapSquare wrapText="bothSides"/>
+            <wp:docPr id="14022474" name="Picture 1"/>
+            <wp:cNvGraphicFramePr>
+              <a:graphicFrameLocks xmlns:a="http://schemas.openxmlformats.org/drawingml/2006/main" noChangeAspect="1"/>
+            </wp:cNvGraphicFramePr>
+            <a:graphic xmlns:a="http://schemas.openxmlformats.org/drawingml/2006/main">
+              <a:graphicData uri="http://schemas.openxmlformats.org/drawingml/2006/picture">
+                <pic:pic xmlns:pic="http://schemas.openxmlformats.org/drawingml/2006/picture">
+                  <pic:nvPicPr>
+                    <pic:cNvPr id="14022474" name=""/>
+                    <pic:cNvPicPr/>
+                  </pic:nvPicPr>
+                  <pic:blipFill>
+                    <a:blip r:embed="rId121">
+                      <a:extLst>
+                        <a:ext uri="{28A0092B-C50C-407E-A947-70E740481C1C}">
+                          <a14:useLocalDpi xmlns:a14="http://schemas.microsoft.com/office/drawing/2010/main" val="0"/>
+                        </a:ext>
+                      </a:extLst>
+                    </a:blip>
+                    <a:stretch>
+                      <a:fillRect/>
+                    </a:stretch>
+                  </pic:blipFill>
+                  <pic:spPr>
+                    <a:xfrm>
+                      <a:off x="0" y="0"/>
+                      <a:ext cx="5943600" cy="3887470"/>
+                    </a:xfrm>
+                    <a:prstGeom prst="rect">
+                      <a:avLst/>
+                    </a:prstGeom>
+                  </pic:spPr>
+                </pic:pic>
+              </a:graphicData>
+            </a:graphic>
+          </wp:anchor>
+        </w:drawing>
+      </w:r>
+      <w:r>
+        <w:rPr>
+          <w:rFonts w:eastAsiaTheme="minorHAnsi"/>
+          <w:noProof/>
+          <w:sz w:val="32"/>
+          <w:szCs w:val="32"/>
+        </w:rPr>
+        <w:drawing>
+          <wp:anchor distT="0" distB="0" distL="114300" distR="114300" simplePos="0" relativeHeight="251806720" behindDoc="0" locked="0" layoutInCell="1" allowOverlap="1" wp14:anchorId="7EB95971" wp14:editId="79477436">
+            <wp:simplePos x="0" y="0"/>
+            <wp:positionH relativeFrom="column">
+              <wp:posOffset>83820</wp:posOffset>
+            </wp:positionH>
+            <wp:positionV relativeFrom="paragraph">
+              <wp:posOffset>-327025</wp:posOffset>
             </wp:positionV>
             <wp:extent cx="5943600" cy="4358005"/>
             <wp:effectExtent l="0" t="0" r="0" b="0"/>
@@ -16710,7 +16398,7 @@
                     <pic:cNvPicPr/>
                   </pic:nvPicPr>
                   <pic:blipFill>
-                    <a:blip r:embed="rId121">
+                    <a:blip r:embed="rId122">
                       <a:extLst>
                         <a:ext uri="{28A0092B-C50C-407E-A947-70E740481C1C}">
                           <a14:useLocalDpi xmlns:a14="http://schemas.microsoft.com/office/drawing/2010/main" val="0"/>
@@ -16736,52 +16424,13 @@
           </wp:anchor>
         </w:drawing>
       </w:r>
-      <w:r>
-        <w:rPr>
-          <w:rFonts w:eastAsiaTheme="minorHAnsi"/>
-          <w:noProof/>
-          <w:sz w:val="32"/>
-          <w:szCs w:val="32"/>
-        </w:rPr>
-        <w:drawing>
-          <wp:inline distT="0" distB="0" distL="0" distR="0" wp14:anchorId="24594AE8" wp14:editId="0C5DB206">
-            <wp:extent cx="5943600" cy="3887470"/>
-            <wp:effectExtent l="0" t="0" r="0" b="0"/>
-            <wp:docPr id="14022474" name="Picture 1"/>
-            <wp:cNvGraphicFramePr>
-              <a:graphicFrameLocks xmlns:a="http://schemas.openxmlformats.org/drawingml/2006/main" noChangeAspect="1"/>
-            </wp:cNvGraphicFramePr>
-            <a:graphic xmlns:a="http://schemas.openxmlformats.org/drawingml/2006/main">
-              <a:graphicData uri="http://schemas.openxmlformats.org/drawingml/2006/picture">
-                <pic:pic xmlns:pic="http://schemas.openxmlformats.org/drawingml/2006/picture">
-                  <pic:nvPicPr>
-                    <pic:cNvPr id="14022474" name=""/>
-                    <pic:cNvPicPr/>
-                  </pic:nvPicPr>
-                  <pic:blipFill>
-                    <a:blip r:embed="rId122"/>
-                    <a:stretch>
-                      <a:fillRect/>
-                    </a:stretch>
-                  </pic:blipFill>
-                  <pic:spPr>
-                    <a:xfrm>
-                      <a:off x="0" y="0"/>
-                      <a:ext cx="5943600" cy="3887470"/>
-                    </a:xfrm>
-                    <a:prstGeom prst="rect">
-                      <a:avLst/>
-                    </a:prstGeom>
-                  </pic:spPr>
-                </pic:pic>
-              </a:graphicData>
-            </a:graphic>
-          </wp:inline>
-        </w:drawing>
-      </w:r>
-    </w:p>
-    <w:p>
-      <w:pPr>
+    </w:p>
+    <w:p>
+      <w:pPr>
+        <w:tabs>
+          <w:tab w:val="right" w:pos="9360"/>
+        </w:tabs>
+        <w:spacing w:line="276" w:lineRule="auto"/>
         <w:rPr>
           <w:rFonts w:eastAsiaTheme="minorHAnsi"/>
           <w:sz w:val="32"/>
@@ -16797,7 +16446,7 @@
         </w:rPr>
         <w:lastRenderedPageBreak/>
         <w:drawing>
-          <wp:anchor distT="0" distB="0" distL="114300" distR="114300" simplePos="0" relativeHeight="251692032" behindDoc="0" locked="0" layoutInCell="1" allowOverlap="1" wp14:anchorId="59B8ABE9" wp14:editId="31400405">
+          <wp:anchor distT="0" distB="0" distL="114300" distR="114300" simplePos="0" relativeHeight="251769856" behindDoc="0" locked="0" layoutInCell="1" allowOverlap="1" wp14:anchorId="59B8ABE9" wp14:editId="31400405">
             <wp:simplePos x="0" y="0"/>
             <wp:positionH relativeFrom="column">
               <wp:posOffset>0</wp:posOffset>
@@ -16854,7 +16503,7 @@
           <w:szCs w:val="32"/>
         </w:rPr>
         <w:drawing>
-          <wp:anchor distT="0" distB="0" distL="114300" distR="114300" simplePos="0" relativeHeight="251691008" behindDoc="0" locked="0" layoutInCell="1" allowOverlap="1" wp14:anchorId="546FDE11" wp14:editId="5F8A898E">
+          <wp:anchor distT="0" distB="0" distL="114300" distR="114300" simplePos="0" relativeHeight="251768832" behindDoc="0" locked="0" layoutInCell="1" allowOverlap="1" wp14:anchorId="546FDE11" wp14:editId="5F8A898E">
             <wp:simplePos x="0" y="0"/>
             <wp:positionH relativeFrom="column">
               <wp:posOffset>0</wp:posOffset>
@@ -16903,6 +16552,646 @@
           </wp:anchor>
         </w:drawing>
       </w:r>
+      <w:r>
+        <w:rPr>
+          <w:rFonts w:eastAsiaTheme="minorHAnsi"/>
+          <w:sz w:val="32"/>
+          <w:szCs w:val="32"/>
+        </w:rPr>
+        <w:tab/>
+      </w:r>
+    </w:p>
+    <w:p>
+      <w:pPr>
+        <w:tabs>
+          <w:tab w:val="right" w:pos="9360"/>
+        </w:tabs>
+        <w:spacing w:line="276" w:lineRule="auto"/>
+        <w:rPr>
+          <w:rFonts w:eastAsiaTheme="minorHAnsi"/>
+          <w:b/>
+          <w:bCs/>
+          <w:color w:val="365F91" w:themeColor="accent1" w:themeShade="BF"/>
+          <w:sz w:val="32"/>
+          <w:szCs w:val="32"/>
+        </w:rPr>
+      </w:pPr>
+      <w:r>
+        <w:rPr>
+          <w:rFonts w:eastAsiaTheme="minorHAnsi"/>
+          <w:b/>
+          <w:bCs/>
+          <w:color w:val="365F91" w:themeColor="accent1" w:themeShade="BF"/>
+          <w:sz w:val="32"/>
+          <w:szCs w:val="32"/>
+        </w:rPr>
+        <w:lastRenderedPageBreak/>
+        <w:t>Non-Linear Data Structures</w:t>
+      </w:r>
+    </w:p>
+    <w:p>
+      <w:pPr>
+        <w:pStyle w:val="ListParagraph"/>
+        <w:ind w:left="0" w:firstLine="360"/>
+        <w:rPr>
+          <w:rFonts w:ascii="Times New Roman" w:hAnsi="Times New Roman" w:cs="Times New Roman"/>
+          <w:color w:val="0D0D0D" w:themeColor="text1" w:themeTint="F2"/>
+          <w:sz w:val="32"/>
+          <w:szCs w:val="32"/>
+        </w:rPr>
+      </w:pPr>
+      <w:r>
+        <w:rPr>
+          <w:rFonts w:ascii="Times New Roman" w:hAnsi="Times New Roman" w:cs="Times New Roman"/>
+          <w:color w:val="0D0D0D" w:themeColor="text1" w:themeTint="F2"/>
+          <w:sz w:val="32"/>
+          <w:szCs w:val="32"/>
+        </w:rPr>
+        <w:t>Data elements are connected in a hierarchical manner (e.g., Trees, Graphs).</w:t>
+      </w:r>
+      <w:r>
+        <w:rPr>
+          <w:rFonts w:ascii="Times New Roman" w:hAnsi="Times New Roman" w:cs="Times New Roman"/>
+          <w:color w:val="0D0D0D" w:themeColor="text1" w:themeTint="F2"/>
+          <w:sz w:val="32"/>
+          <w:szCs w:val="32"/>
+        </w:rPr>
+        <w:t xml:space="preserve"> </w:t>
+      </w:r>
+      <w:r>
+        <w:rPr>
+          <w:rFonts w:ascii="Times New Roman" w:hAnsi="Times New Roman" w:cs="Times New Roman"/>
+          <w:color w:val="0D0D0D" w:themeColor="text1" w:themeTint="F2"/>
+          <w:sz w:val="32"/>
+          <w:szCs w:val="32"/>
+        </w:rPr>
+        <w:t>These are a type of data organization in which data elements do not</w:t>
+      </w:r>
+      <w:r>
+        <w:rPr>
+          <w:rFonts w:ascii="Times New Roman" w:hAnsi="Times New Roman" w:cs="Times New Roman"/>
+          <w:color w:val="0D0D0D" w:themeColor="text1" w:themeTint="F2"/>
+          <w:sz w:val="32"/>
+          <w:szCs w:val="32"/>
+        </w:rPr>
+        <w:t xml:space="preserve"> </w:t>
+      </w:r>
+      <w:r>
+        <w:rPr>
+          <w:rFonts w:ascii="Times New Roman" w:hAnsi="Times New Roman" w:cs="Times New Roman"/>
+          <w:color w:val="0D0D0D" w:themeColor="text1" w:themeTint="F2"/>
+          <w:sz w:val="32"/>
+          <w:szCs w:val="32"/>
+        </w:rPr>
+        <w:t>form a simple, linear sequence.</w:t>
+      </w:r>
+      <w:r>
+        <w:rPr>
+          <w:rFonts w:ascii="Times New Roman" w:hAnsi="Times New Roman" w:cs="Times New Roman"/>
+          <w:color w:val="0D0D0D" w:themeColor="text1" w:themeTint="F2"/>
+          <w:sz w:val="32"/>
+          <w:szCs w:val="32"/>
+        </w:rPr>
+        <w:t xml:space="preserve"> O</w:t>
+      </w:r>
+      <w:r>
+        <w:rPr>
+          <w:rFonts w:ascii="Times New Roman" w:hAnsi="Times New Roman" w:cs="Times New Roman"/>
+          <w:color w:val="0D0D0D" w:themeColor="text1" w:themeTint="F2"/>
+          <w:sz w:val="32"/>
+          <w:szCs w:val="32"/>
+        </w:rPr>
+        <w:t>rganize data in a hierarchical manner or in a graph-like structure.</w:t>
+      </w:r>
+    </w:p>
+    <w:p>
+      <w:pPr>
+        <w:numPr>
+          <w:ilvl w:val="0"/>
+          <w:numId w:val="32"/>
+        </w:numPr>
+        <w:spacing w:line="276" w:lineRule="auto"/>
+        <w:rPr>
+          <w:rFonts w:eastAsiaTheme="minorHAnsi"/>
+          <w:color w:val="0D0D0D" w:themeColor="text1" w:themeTint="F2"/>
+          <w:kern w:val="2"/>
+          <w:sz w:val="32"/>
+          <w:szCs w:val="32"/>
+        </w:rPr>
+      </w:pPr>
+      <w:r>
+        <w:rPr>
+          <w:rFonts w:eastAsiaTheme="minorHAnsi"/>
+          <w:b/>
+          <w:bCs/>
+          <w:color w:val="0D0D0D" w:themeColor="text1" w:themeTint="F2"/>
+          <w:kern w:val="2"/>
+          <w:sz w:val="32"/>
+          <w:szCs w:val="32"/>
+        </w:rPr>
+        <w:t>Tree:</w:t>
+      </w:r>
+      <w:r>
+        <w:rPr>
+          <w:rFonts w:eastAsiaTheme="minorHAnsi"/>
+          <w:color w:val="0D0D0D" w:themeColor="text1" w:themeTint="F2"/>
+          <w:kern w:val="2"/>
+          <w:sz w:val="32"/>
+          <w:szCs w:val="32"/>
+        </w:rPr>
+        <w:t xml:space="preserve"> A hierarchical structure where each node has a parent-child relationship (e.g., family tree).</w:t>
+      </w:r>
+    </w:p>
+    <w:p>
+      <w:pPr>
+        <w:numPr>
+          <w:ilvl w:val="0"/>
+          <w:numId w:val="32"/>
+        </w:numPr>
+        <w:spacing w:line="276" w:lineRule="auto"/>
+        <w:rPr>
+          <w:rFonts w:eastAsiaTheme="minorHAnsi"/>
+          <w:color w:val="0D0D0D" w:themeColor="text1" w:themeTint="F2"/>
+          <w:kern w:val="2"/>
+          <w:sz w:val="32"/>
+          <w:szCs w:val="32"/>
+        </w:rPr>
+      </w:pPr>
+      <w:r>
+        <w:rPr>
+          <w:rFonts w:eastAsiaTheme="minorHAnsi"/>
+          <w:b/>
+          <w:bCs/>
+          <w:color w:val="0D0D0D" w:themeColor="text1" w:themeTint="F2"/>
+          <w:kern w:val="2"/>
+          <w:sz w:val="32"/>
+          <w:szCs w:val="32"/>
+        </w:rPr>
+        <w:t>Graph:</w:t>
+      </w:r>
+      <w:r>
+        <w:rPr>
+          <w:rFonts w:eastAsiaTheme="minorHAnsi"/>
+          <w:color w:val="0D0D0D" w:themeColor="text1" w:themeTint="F2"/>
+          <w:kern w:val="2"/>
+          <w:sz w:val="32"/>
+          <w:szCs w:val="32"/>
+        </w:rPr>
+        <w:t xml:space="preserve"> A collection of nodes connected by edges, which can be directed or undirected (e.g., city map with routes).</w:t>
+      </w:r>
+    </w:p>
+    <w:p>
+      <w:pPr>
+        <w:spacing w:line="276" w:lineRule="auto"/>
+        <w:rPr>
+          <w:rFonts w:eastAsiaTheme="minorHAnsi"/>
+          <w:color w:val="0D0D0D" w:themeColor="text1" w:themeTint="F2"/>
+          <w:kern w:val="2"/>
+          <w:sz w:val="32"/>
+          <w:szCs w:val="32"/>
+        </w:rPr>
+      </w:pPr>
+    </w:p>
+    <w:p>
+      <w:pPr>
+        <w:tabs>
+          <w:tab w:val="right" w:pos="9360"/>
+        </w:tabs>
+        <w:spacing w:line="276" w:lineRule="auto"/>
+        <w:rPr>
+          <w:rFonts w:eastAsiaTheme="minorHAnsi"/>
+          <w:b/>
+          <w:bCs/>
+          <w:color w:val="365F91" w:themeColor="accent1" w:themeShade="BF"/>
+          <w:sz w:val="32"/>
+          <w:szCs w:val="32"/>
+        </w:rPr>
+      </w:pPr>
+      <w:r>
+        <w:rPr>
+          <w:rFonts w:eastAsiaTheme="minorHAnsi"/>
+          <w:b/>
+          <w:bCs/>
+          <w:color w:val="365F91" w:themeColor="accent1" w:themeShade="BF"/>
+          <w:sz w:val="32"/>
+          <w:szCs w:val="32"/>
+        </w:rPr>
+        <w:t>Importance of Non-Linear Data Structures</w:t>
+      </w:r>
+    </w:p>
+    <w:p>
+      <w:pPr>
+        <w:numPr>
+          <w:ilvl w:val="0"/>
+          <w:numId w:val="36"/>
+        </w:numPr>
+        <w:spacing w:line="276" w:lineRule="auto"/>
+        <w:rPr>
+          <w:sz w:val="32"/>
+          <w:szCs w:val="32"/>
+        </w:rPr>
+      </w:pPr>
+      <w:r>
+        <w:rPr>
+          <w:b/>
+          <w:bCs/>
+          <w:sz w:val="32"/>
+          <w:szCs w:val="32"/>
+        </w:rPr>
+        <w:t>Efficient Data Management:</w:t>
+      </w:r>
+      <w:r>
+        <w:rPr>
+          <w:rFonts w:eastAsiaTheme="minorHAnsi"/>
+          <w:sz w:val="32"/>
+          <w:szCs w:val="32"/>
+        </w:rPr>
+        <w:t xml:space="preserve"> </w:t>
+      </w:r>
+      <w:r>
+        <w:rPr>
+          <w:sz w:val="32"/>
+          <w:szCs w:val="32"/>
+        </w:rPr>
+        <w:t>Fast access and updates in complex data.</w:t>
+      </w:r>
+    </w:p>
+    <w:p>
+      <w:pPr>
+        <w:numPr>
+          <w:ilvl w:val="0"/>
+          <w:numId w:val="36"/>
+        </w:numPr>
+        <w:spacing w:line="276" w:lineRule="auto"/>
+        <w:rPr>
+          <w:sz w:val="32"/>
+          <w:szCs w:val="32"/>
+        </w:rPr>
+      </w:pPr>
+      <w:r>
+        <w:rPr>
+          <w:b/>
+          <w:bCs/>
+          <w:sz w:val="32"/>
+          <w:szCs w:val="32"/>
+        </w:rPr>
+        <w:t>Modeling Real-World Structures:</w:t>
+      </w:r>
+      <w:r>
+        <w:rPr>
+          <w:rFonts w:eastAsiaTheme="minorHAnsi"/>
+          <w:sz w:val="32"/>
+          <w:szCs w:val="32"/>
+        </w:rPr>
+        <w:t xml:space="preserve"> </w:t>
+      </w:r>
+      <w:r>
+        <w:rPr>
+          <w:sz w:val="32"/>
+          <w:szCs w:val="32"/>
+        </w:rPr>
+        <w:t>Mimics networks, hierarchies, and systems.</w:t>
+      </w:r>
+    </w:p>
+    <w:p>
+      <w:pPr>
+        <w:numPr>
+          <w:ilvl w:val="0"/>
+          <w:numId w:val="36"/>
+        </w:numPr>
+        <w:spacing w:line="276" w:lineRule="auto"/>
+        <w:rPr>
+          <w:sz w:val="32"/>
+          <w:szCs w:val="32"/>
+        </w:rPr>
+      </w:pPr>
+      <w:r>
+        <w:rPr>
+          <w:b/>
+          <w:bCs/>
+          <w:sz w:val="32"/>
+          <w:szCs w:val="32"/>
+        </w:rPr>
+        <w:t>Optimized Performance:</w:t>
+      </w:r>
+      <w:r>
+        <w:rPr>
+          <w:rFonts w:eastAsiaTheme="minorHAnsi"/>
+          <w:sz w:val="32"/>
+          <w:szCs w:val="32"/>
+        </w:rPr>
+        <w:t xml:space="preserve"> </w:t>
+      </w:r>
+      <w:r>
+        <w:rPr>
+          <w:sz w:val="32"/>
+          <w:szCs w:val="32"/>
+        </w:rPr>
+        <w:t>Faster operations for specific tasks.</w:t>
+      </w:r>
+    </w:p>
+    <w:p>
+      <w:pPr>
+        <w:numPr>
+          <w:ilvl w:val="0"/>
+          <w:numId w:val="36"/>
+        </w:numPr>
+        <w:spacing w:line="276" w:lineRule="auto"/>
+        <w:rPr>
+          <w:sz w:val="32"/>
+          <w:szCs w:val="32"/>
+        </w:rPr>
+      </w:pPr>
+      <w:r>
+        <w:rPr>
+          <w:b/>
+          <w:bCs/>
+          <w:sz w:val="32"/>
+          <w:szCs w:val="32"/>
+        </w:rPr>
+        <w:t>Algorithm Optimization:</w:t>
+      </w:r>
+      <w:r>
+        <w:rPr>
+          <w:rFonts w:eastAsiaTheme="minorHAnsi"/>
+          <w:sz w:val="32"/>
+          <w:szCs w:val="32"/>
+        </w:rPr>
+        <w:t xml:space="preserve"> </w:t>
+      </w:r>
+      <w:r>
+        <w:rPr>
+          <w:sz w:val="32"/>
+          <w:szCs w:val="32"/>
+        </w:rPr>
+        <w:t>Boosts speed and reduces complexity.</w:t>
+      </w:r>
+    </w:p>
+    <w:p>
+      <w:pPr>
+        <w:spacing w:line="276" w:lineRule="auto"/>
+        <w:rPr>
+          <w:rFonts w:eastAsiaTheme="minorHAnsi"/>
+        </w:rPr>
+      </w:pPr>
+    </w:p>
+    <w:p>
+      <w:pPr>
+        <w:tabs>
+          <w:tab w:val="left" w:pos="1488"/>
+        </w:tabs>
+        <w:spacing w:line="276" w:lineRule="auto"/>
+        <w:rPr>
+          <w:rFonts w:eastAsiaTheme="minorHAnsi"/>
+          <w:b/>
+          <w:bCs/>
+          <w:color w:val="365F91" w:themeColor="accent1" w:themeShade="BF"/>
+          <w:sz w:val="32"/>
+          <w:szCs w:val="32"/>
+        </w:rPr>
+      </w:pPr>
+      <w:r>
+        <w:rPr>
+          <w:rFonts w:eastAsiaTheme="minorHAnsi"/>
+          <w:b/>
+          <w:bCs/>
+          <w:color w:val="365F91" w:themeColor="accent1" w:themeShade="BF"/>
+          <w:sz w:val="32"/>
+          <w:szCs w:val="32"/>
+        </w:rPr>
+        <w:t>Applications of Non-Linear Data structures</w:t>
+      </w:r>
+    </w:p>
+    <w:p>
+      <w:pPr>
+        <w:spacing w:line="276" w:lineRule="auto"/>
+        <w:rPr>
+          <w:b/>
+          <w:bCs/>
+          <w:sz w:val="32"/>
+          <w:szCs w:val="32"/>
+        </w:rPr>
+      </w:pPr>
+      <w:r>
+        <w:rPr>
+          <w:b/>
+          <w:bCs/>
+          <w:sz w:val="32"/>
+          <w:szCs w:val="32"/>
+        </w:rPr>
+        <w:t>Hierarchical data representation:</w:t>
+      </w:r>
+    </w:p>
+    <w:p>
+      <w:pPr>
+        <w:numPr>
+          <w:ilvl w:val="0"/>
+          <w:numId w:val="37"/>
+        </w:numPr>
+        <w:spacing w:line="276" w:lineRule="auto"/>
+        <w:rPr>
+          <w:sz w:val="32"/>
+          <w:szCs w:val="32"/>
+        </w:rPr>
+      </w:pPr>
+      <w:r>
+        <w:rPr>
+          <w:sz w:val="32"/>
+          <w:szCs w:val="32"/>
+        </w:rPr>
+        <w:t>File Systems</w:t>
+      </w:r>
+    </w:p>
+    <w:p>
+      <w:pPr>
+        <w:numPr>
+          <w:ilvl w:val="0"/>
+          <w:numId w:val="37"/>
+        </w:numPr>
+        <w:spacing w:line="276" w:lineRule="auto"/>
+        <w:rPr>
+          <w:sz w:val="32"/>
+          <w:szCs w:val="32"/>
+        </w:rPr>
+      </w:pPr>
+      <w:r>
+        <w:rPr>
+          <w:sz w:val="32"/>
+          <w:szCs w:val="32"/>
+        </w:rPr>
+        <w:t>XML/HTML Document Object Model</w:t>
+      </w:r>
+    </w:p>
+    <w:p>
+      <w:pPr>
+        <w:spacing w:line="276" w:lineRule="auto"/>
+        <w:rPr>
+          <w:b/>
+          <w:bCs/>
+          <w:sz w:val="32"/>
+          <w:szCs w:val="32"/>
+        </w:rPr>
+      </w:pPr>
+      <w:r>
+        <w:rPr>
+          <w:b/>
+          <w:bCs/>
+          <w:sz w:val="32"/>
+          <w:szCs w:val="32"/>
+        </w:rPr>
+        <w:t>Database Management</w:t>
+      </w:r>
+    </w:p>
+    <w:p>
+      <w:pPr>
+        <w:numPr>
+          <w:ilvl w:val="0"/>
+          <w:numId w:val="38"/>
+        </w:numPr>
+        <w:spacing w:line="276" w:lineRule="auto"/>
+        <w:rPr>
+          <w:sz w:val="32"/>
+          <w:szCs w:val="32"/>
+        </w:rPr>
+      </w:pPr>
+      <w:r>
+        <w:rPr>
+          <w:sz w:val="32"/>
+          <w:szCs w:val="32"/>
+        </w:rPr>
+        <w:t>Indexes and Binary Trees</w:t>
+      </w:r>
+    </w:p>
+    <w:p>
+      <w:pPr>
+        <w:spacing w:line="276" w:lineRule="auto"/>
+        <w:rPr>
+          <w:b/>
+          <w:bCs/>
+          <w:sz w:val="32"/>
+          <w:szCs w:val="32"/>
+        </w:rPr>
+      </w:pPr>
+      <w:r>
+        <w:rPr>
+          <w:b/>
+          <w:bCs/>
+          <w:sz w:val="32"/>
+          <w:szCs w:val="32"/>
+        </w:rPr>
+        <w:t>Networking and communication:</w:t>
+      </w:r>
+    </w:p>
+    <w:p>
+      <w:pPr>
+        <w:numPr>
+          <w:ilvl w:val="0"/>
+          <w:numId w:val="38"/>
+        </w:numPr>
+        <w:spacing w:line="276" w:lineRule="auto"/>
+        <w:rPr>
+          <w:sz w:val="32"/>
+          <w:szCs w:val="32"/>
+        </w:rPr>
+      </w:pPr>
+      <w:r>
+        <w:rPr>
+          <w:sz w:val="32"/>
+          <w:szCs w:val="32"/>
+        </w:rPr>
+        <w:t>Routing Algorithms</w:t>
+      </w:r>
+    </w:p>
+    <w:p>
+      <w:pPr>
+        <w:numPr>
+          <w:ilvl w:val="0"/>
+          <w:numId w:val="38"/>
+        </w:numPr>
+        <w:spacing w:line="276" w:lineRule="auto"/>
+        <w:rPr>
+          <w:sz w:val="32"/>
+          <w:szCs w:val="32"/>
+        </w:rPr>
+      </w:pPr>
+      <w:r>
+        <w:rPr>
+          <w:sz w:val="32"/>
+          <w:szCs w:val="32"/>
+        </w:rPr>
+        <w:t>Social Network</w:t>
+      </w:r>
+    </w:p>
+    <w:p>
+      <w:pPr>
+        <w:spacing w:line="276" w:lineRule="auto"/>
+        <w:rPr>
+          <w:b/>
+          <w:bCs/>
+          <w:sz w:val="32"/>
+          <w:szCs w:val="32"/>
+        </w:rPr>
+      </w:pPr>
+      <w:r>
+        <w:rPr>
+          <w:b/>
+          <w:bCs/>
+          <w:sz w:val="32"/>
+          <w:szCs w:val="32"/>
+        </w:rPr>
+        <w:t>Web crawling, computer graphics and AI</w:t>
+      </w:r>
+    </w:p>
+    <w:p>
+      <w:pPr>
+        <w:spacing w:line="276" w:lineRule="auto"/>
+        <w:rPr>
+          <w:rFonts w:eastAsiaTheme="minorHAnsi"/>
+          <w:sz w:val="32"/>
+          <w:szCs w:val="32"/>
+        </w:rPr>
+      </w:pPr>
+    </w:p>
+    <w:p>
+      <w:pPr>
+        <w:tabs>
+          <w:tab w:val="left" w:pos="7932"/>
+        </w:tabs>
+        <w:spacing w:line="276" w:lineRule="auto"/>
+        <w:rPr>
+          <w:rFonts w:eastAsiaTheme="minorHAnsi"/>
+          <w:sz w:val="32"/>
+          <w:szCs w:val="32"/>
+        </w:rPr>
+      </w:pPr>
+      <w:r>
+        <w:rPr>
+          <w:rFonts w:eastAsiaTheme="minorHAnsi"/>
+          <w:b/>
+          <w:bCs/>
+          <w:color w:val="365F91" w:themeColor="accent1" w:themeShade="BF"/>
+          <w:sz w:val="32"/>
+          <w:szCs w:val="32"/>
+        </w:rPr>
+        <w:lastRenderedPageBreak/>
+        <w:t>Basic Terminologies</w:t>
+      </w:r>
+    </w:p>
+    <w:p>
+      <w:pPr>
+        <w:tabs>
+          <w:tab w:val="left" w:pos="7932"/>
+        </w:tabs>
+        <w:spacing w:line="276" w:lineRule="auto"/>
+        <w:rPr>
+          <w:rFonts w:eastAsiaTheme="minorHAnsi"/>
+          <w:b/>
+          <w:bCs/>
+          <w:color w:val="365F91" w:themeColor="accent1" w:themeShade="BF"/>
+          <w:sz w:val="32"/>
+          <w:szCs w:val="32"/>
+        </w:rPr>
+      </w:pPr>
     </w:p>
     <w:sectPr>
       <w:pgSz w:w="12240" w:h="15840"/>
@@ -17074,6 +17363,119 @@
     </w:lvl>
   </w:abstractNum>
   <w:abstractNum w:abstractNumId="1" w15:restartNumberingAfterBreak="0">
+    <w:nsid w:val="0D0F2429"/>
+    <w:multiLevelType w:val="hybridMultilevel"/>
+    <w:tmpl w:val="3224059A"/>
+    <w:lvl w:ilvl="0" w:tplc="04090001">
+      <w:start w:val="1"/>
+      <w:numFmt w:val="bullet"/>
+      <w:lvlText w:val=""/>
+      <w:lvlJc w:val="left"/>
+      <w:pPr>
+        <w:ind w:left="720" w:hanging="360"/>
+      </w:pPr>
+      <w:rPr>
+        <w:rFonts w:ascii="Symbol" w:hAnsi="Symbol" w:hint="default"/>
+      </w:rPr>
+    </w:lvl>
+    <w:lvl w:ilvl="1" w:tplc="04090003" w:tentative="1">
+      <w:start w:val="1"/>
+      <w:numFmt w:val="bullet"/>
+      <w:lvlText w:val="o"/>
+      <w:lvlJc w:val="left"/>
+      <w:pPr>
+        <w:ind w:left="1440" w:hanging="360"/>
+      </w:pPr>
+      <w:rPr>
+        <w:rFonts w:ascii="Courier New" w:hAnsi="Courier New" w:cs="Courier New" w:hint="default"/>
+      </w:rPr>
+    </w:lvl>
+    <w:lvl w:ilvl="2" w:tplc="04090005" w:tentative="1">
+      <w:start w:val="1"/>
+      <w:numFmt w:val="bullet"/>
+      <w:lvlText w:val=""/>
+      <w:lvlJc w:val="left"/>
+      <w:pPr>
+        <w:ind w:left="2160" w:hanging="360"/>
+      </w:pPr>
+      <w:rPr>
+        <w:rFonts w:ascii="Wingdings" w:hAnsi="Wingdings" w:hint="default"/>
+      </w:rPr>
+    </w:lvl>
+    <w:lvl w:ilvl="3" w:tplc="04090001" w:tentative="1">
+      <w:start w:val="1"/>
+      <w:numFmt w:val="bullet"/>
+      <w:lvlText w:val=""/>
+      <w:lvlJc w:val="left"/>
+      <w:pPr>
+        <w:ind w:left="2880" w:hanging="360"/>
+      </w:pPr>
+      <w:rPr>
+        <w:rFonts w:ascii="Symbol" w:hAnsi="Symbol" w:hint="default"/>
+      </w:rPr>
+    </w:lvl>
+    <w:lvl w:ilvl="4" w:tplc="04090003" w:tentative="1">
+      <w:start w:val="1"/>
+      <w:numFmt w:val="bullet"/>
+      <w:lvlText w:val="o"/>
+      <w:lvlJc w:val="left"/>
+      <w:pPr>
+        <w:ind w:left="3600" w:hanging="360"/>
+      </w:pPr>
+      <w:rPr>
+        <w:rFonts w:ascii="Courier New" w:hAnsi="Courier New" w:cs="Courier New" w:hint="default"/>
+      </w:rPr>
+    </w:lvl>
+    <w:lvl w:ilvl="5" w:tplc="04090005" w:tentative="1">
+      <w:start w:val="1"/>
+      <w:numFmt w:val="bullet"/>
+      <w:lvlText w:val=""/>
+      <w:lvlJc w:val="left"/>
+      <w:pPr>
+        <w:ind w:left="4320" w:hanging="360"/>
+      </w:pPr>
+      <w:rPr>
+        <w:rFonts w:ascii="Wingdings" w:hAnsi="Wingdings" w:hint="default"/>
+      </w:rPr>
+    </w:lvl>
+    <w:lvl w:ilvl="6" w:tplc="04090001" w:tentative="1">
+      <w:start w:val="1"/>
+      <w:numFmt w:val="bullet"/>
+      <w:lvlText w:val=""/>
+      <w:lvlJc w:val="left"/>
+      <w:pPr>
+        <w:ind w:left="5040" w:hanging="360"/>
+      </w:pPr>
+      <w:rPr>
+        <w:rFonts w:ascii="Symbol" w:hAnsi="Symbol" w:hint="default"/>
+      </w:rPr>
+    </w:lvl>
+    <w:lvl w:ilvl="7" w:tplc="04090003" w:tentative="1">
+      <w:start w:val="1"/>
+      <w:numFmt w:val="bullet"/>
+      <w:lvlText w:val="o"/>
+      <w:lvlJc w:val="left"/>
+      <w:pPr>
+        <w:ind w:left="5760" w:hanging="360"/>
+      </w:pPr>
+      <w:rPr>
+        <w:rFonts w:ascii="Courier New" w:hAnsi="Courier New" w:cs="Courier New" w:hint="default"/>
+      </w:rPr>
+    </w:lvl>
+    <w:lvl w:ilvl="8" w:tplc="04090005" w:tentative="1">
+      <w:start w:val="1"/>
+      <w:numFmt w:val="bullet"/>
+      <w:lvlText w:val=""/>
+      <w:lvlJc w:val="left"/>
+      <w:pPr>
+        <w:ind w:left="6480" w:hanging="360"/>
+      </w:pPr>
+      <w:rPr>
+        <w:rFonts w:ascii="Wingdings" w:hAnsi="Wingdings" w:hint="default"/>
+      </w:rPr>
+    </w:lvl>
+  </w:abstractNum>
+  <w:abstractNum w:abstractNumId="2" w15:restartNumberingAfterBreak="0">
     <w:nsid w:val="0D442649"/>
     <w:multiLevelType w:val="hybridMultilevel"/>
     <w:tmpl w:val="009467DC"/>
@@ -17186,7 +17588,7 @@
       </w:rPr>
     </w:lvl>
   </w:abstractNum>
-  <w:abstractNum w:abstractNumId="2" w15:restartNumberingAfterBreak="0">
+  <w:abstractNum w:abstractNumId="3" w15:restartNumberingAfterBreak="0">
     <w:nsid w:val="0DC55E04"/>
     <w:multiLevelType w:val="hybridMultilevel"/>
     <w:tmpl w:val="2A80C5C6"/>
@@ -17299,7 +17701,7 @@
       </w:rPr>
     </w:lvl>
   </w:abstractNum>
-  <w:abstractNum w:abstractNumId="3" w15:restartNumberingAfterBreak="0">
+  <w:abstractNum w:abstractNumId="4" w15:restartNumberingAfterBreak="0">
     <w:nsid w:val="0E580773"/>
     <w:multiLevelType w:val="hybridMultilevel"/>
     <w:tmpl w:val="DD86155A"/>
@@ -17412,7 +17814,7 @@
       </w:rPr>
     </w:lvl>
   </w:abstractNum>
-  <w:abstractNum w:abstractNumId="4" w15:restartNumberingAfterBreak="0">
+  <w:abstractNum w:abstractNumId="5" w15:restartNumberingAfterBreak="0">
     <w:nsid w:val="19871455"/>
     <w:multiLevelType w:val="hybridMultilevel"/>
     <w:tmpl w:val="9210DE0A"/>
@@ -17502,7 +17904,7 @@
       </w:pPr>
     </w:lvl>
   </w:abstractNum>
-  <w:abstractNum w:abstractNumId="5" w15:restartNumberingAfterBreak="0">
+  <w:abstractNum w:abstractNumId="6" w15:restartNumberingAfterBreak="0">
     <w:nsid w:val="19BC031D"/>
     <w:multiLevelType w:val="hybridMultilevel"/>
     <w:tmpl w:val="622A7000"/>
@@ -17615,7 +18017,7 @@
       </w:rPr>
     </w:lvl>
   </w:abstractNum>
-  <w:abstractNum w:abstractNumId="6" w15:restartNumberingAfterBreak="0">
+  <w:abstractNum w:abstractNumId="7" w15:restartNumberingAfterBreak="0">
     <w:nsid w:val="1A973AEF"/>
     <w:multiLevelType w:val="hybridMultilevel"/>
     <w:tmpl w:val="36A4820A"/>
@@ -17728,7 +18130,7 @@
       </w:rPr>
     </w:lvl>
   </w:abstractNum>
-  <w:abstractNum w:abstractNumId="7" w15:restartNumberingAfterBreak="0">
+  <w:abstractNum w:abstractNumId="8" w15:restartNumberingAfterBreak="0">
     <w:nsid w:val="1AF00D7E"/>
     <w:multiLevelType w:val="hybridMultilevel"/>
     <w:tmpl w:val="7794CBDC"/>
@@ -17841,7 +18243,7 @@
       </w:rPr>
     </w:lvl>
   </w:abstractNum>
-  <w:abstractNum w:abstractNumId="8" w15:restartNumberingAfterBreak="0">
+  <w:abstractNum w:abstractNumId="9" w15:restartNumberingAfterBreak="0">
     <w:nsid w:val="1C2447A2"/>
     <w:multiLevelType w:val="hybridMultilevel"/>
     <w:tmpl w:val="D0DAE0AA"/>
@@ -17954,7 +18356,7 @@
       </w:rPr>
     </w:lvl>
   </w:abstractNum>
-  <w:abstractNum w:abstractNumId="9" w15:restartNumberingAfterBreak="0">
+  <w:abstractNum w:abstractNumId="10" w15:restartNumberingAfterBreak="0">
     <w:nsid w:val="207E3F9B"/>
     <w:multiLevelType w:val="hybridMultilevel"/>
     <w:tmpl w:val="A38261C4"/>
@@ -18067,7 +18469,7 @@
       </w:rPr>
     </w:lvl>
   </w:abstractNum>
-  <w:abstractNum w:abstractNumId="10" w15:restartNumberingAfterBreak="0">
+  <w:abstractNum w:abstractNumId="11" w15:restartNumberingAfterBreak="0">
     <w:nsid w:val="2185289E"/>
     <w:multiLevelType w:val="multilevel"/>
     <w:tmpl w:val="C1009EF2"/>
@@ -18184,7 +18586,7 @@
       </w:pPr>
     </w:lvl>
   </w:abstractNum>
-  <w:abstractNum w:abstractNumId="11" w15:restartNumberingAfterBreak="0">
+  <w:abstractNum w:abstractNumId="12" w15:restartNumberingAfterBreak="0">
     <w:nsid w:val="254F12BF"/>
     <w:multiLevelType w:val="hybridMultilevel"/>
     <w:tmpl w:val="DF2E7D04"/>
@@ -18297,7 +18699,7 @@
       </w:rPr>
     </w:lvl>
   </w:abstractNum>
-  <w:abstractNum w:abstractNumId="12" w15:restartNumberingAfterBreak="0">
+  <w:abstractNum w:abstractNumId="13" w15:restartNumberingAfterBreak="0">
     <w:nsid w:val="269E2BE4"/>
     <w:multiLevelType w:val="hybridMultilevel"/>
     <w:tmpl w:val="0C4E4C38"/>
@@ -18410,7 +18812,7 @@
       </w:rPr>
     </w:lvl>
   </w:abstractNum>
-  <w:abstractNum w:abstractNumId="13" w15:restartNumberingAfterBreak="0">
+  <w:abstractNum w:abstractNumId="14" w15:restartNumberingAfterBreak="0">
     <w:nsid w:val="2D060CA9"/>
     <w:multiLevelType w:val="multilevel"/>
     <w:tmpl w:val="E7C05232"/>
@@ -18523,7 +18925,7 @@
       </w:pPr>
     </w:lvl>
   </w:abstractNum>
-  <w:abstractNum w:abstractNumId="14" w15:restartNumberingAfterBreak="0">
+  <w:abstractNum w:abstractNumId="15" w15:restartNumberingAfterBreak="0">
     <w:nsid w:val="2F0B7FF6"/>
     <w:multiLevelType w:val="multilevel"/>
     <w:tmpl w:val="B59CADD0"/>
@@ -18672,7 +19074,7 @@
       </w:rPr>
     </w:lvl>
   </w:abstractNum>
-  <w:abstractNum w:abstractNumId="15" w15:restartNumberingAfterBreak="0">
+  <w:abstractNum w:abstractNumId="16" w15:restartNumberingAfterBreak="0">
     <w:nsid w:val="344C0798"/>
     <w:multiLevelType w:val="multilevel"/>
     <w:tmpl w:val="FDFAE4EC"/>
@@ -18821,7 +19223,7 @@
       </w:rPr>
     </w:lvl>
   </w:abstractNum>
-  <w:abstractNum w:abstractNumId="16" w15:restartNumberingAfterBreak="0">
+  <w:abstractNum w:abstractNumId="17" w15:restartNumberingAfterBreak="0">
     <w:nsid w:val="3A0A5580"/>
     <w:multiLevelType w:val="multilevel"/>
     <w:tmpl w:val="30E08E36"/>
@@ -18942,7 +19344,7 @@
       </w:pPr>
     </w:lvl>
   </w:abstractNum>
-  <w:abstractNum w:abstractNumId="17" w15:restartNumberingAfterBreak="0">
+  <w:abstractNum w:abstractNumId="18" w15:restartNumberingAfterBreak="0">
     <w:nsid w:val="3A227B9E"/>
     <w:multiLevelType w:val="hybridMultilevel"/>
     <w:tmpl w:val="54C464A8"/>
@@ -19055,7 +19457,7 @@
       </w:rPr>
     </w:lvl>
   </w:abstractNum>
-  <w:abstractNum w:abstractNumId="18" w15:restartNumberingAfterBreak="0">
+  <w:abstractNum w:abstractNumId="19" w15:restartNumberingAfterBreak="0">
     <w:nsid w:val="3BCC37E9"/>
     <w:multiLevelType w:val="hybridMultilevel"/>
     <w:tmpl w:val="438490DC"/>
@@ -19168,7 +19570,7 @@
       </w:rPr>
     </w:lvl>
   </w:abstractNum>
-  <w:abstractNum w:abstractNumId="19" w15:restartNumberingAfterBreak="0">
+  <w:abstractNum w:abstractNumId="20" w15:restartNumberingAfterBreak="0">
     <w:nsid w:val="3E946AF1"/>
     <w:multiLevelType w:val="hybridMultilevel"/>
     <w:tmpl w:val="DECA86D8"/>
@@ -19281,7 +19683,7 @@
       </w:rPr>
     </w:lvl>
   </w:abstractNum>
-  <w:abstractNum w:abstractNumId="20" w15:restartNumberingAfterBreak="0">
+  <w:abstractNum w:abstractNumId="21" w15:restartNumberingAfterBreak="0">
     <w:nsid w:val="44786298"/>
     <w:multiLevelType w:val="hybridMultilevel"/>
     <w:tmpl w:val="6EA4E490"/>
@@ -19394,7 +19796,7 @@
       </w:rPr>
     </w:lvl>
   </w:abstractNum>
-  <w:abstractNum w:abstractNumId="21" w15:restartNumberingAfterBreak="0">
+  <w:abstractNum w:abstractNumId="22" w15:restartNumberingAfterBreak="0">
     <w:nsid w:val="45D11316"/>
     <w:multiLevelType w:val="hybridMultilevel"/>
     <w:tmpl w:val="DB864F50"/>
@@ -19507,7 +19909,120 @@
       </w:rPr>
     </w:lvl>
   </w:abstractNum>
-  <w:abstractNum w:abstractNumId="22" w15:restartNumberingAfterBreak="0">
+  <w:abstractNum w:abstractNumId="23" w15:restartNumberingAfterBreak="0">
+    <w:nsid w:val="47F254C9"/>
+    <w:multiLevelType w:val="hybridMultilevel"/>
+    <w:tmpl w:val="F3582F26"/>
+    <w:lvl w:ilvl="0" w:tplc="04090001">
+      <w:start w:val="1"/>
+      <w:numFmt w:val="bullet"/>
+      <w:lvlText w:val=""/>
+      <w:lvlJc w:val="left"/>
+      <w:pPr>
+        <w:ind w:left="720" w:hanging="360"/>
+      </w:pPr>
+      <w:rPr>
+        <w:rFonts w:ascii="Symbol" w:hAnsi="Symbol" w:hint="default"/>
+      </w:rPr>
+    </w:lvl>
+    <w:lvl w:ilvl="1" w:tplc="04090003" w:tentative="1">
+      <w:start w:val="1"/>
+      <w:numFmt w:val="bullet"/>
+      <w:lvlText w:val="o"/>
+      <w:lvlJc w:val="left"/>
+      <w:pPr>
+        <w:ind w:left="1440" w:hanging="360"/>
+      </w:pPr>
+      <w:rPr>
+        <w:rFonts w:ascii="Courier New" w:hAnsi="Courier New" w:cs="Courier New" w:hint="default"/>
+      </w:rPr>
+    </w:lvl>
+    <w:lvl w:ilvl="2" w:tplc="04090005" w:tentative="1">
+      <w:start w:val="1"/>
+      <w:numFmt w:val="bullet"/>
+      <w:lvlText w:val=""/>
+      <w:lvlJc w:val="left"/>
+      <w:pPr>
+        <w:ind w:left="2160" w:hanging="360"/>
+      </w:pPr>
+      <w:rPr>
+        <w:rFonts w:ascii="Wingdings" w:hAnsi="Wingdings" w:hint="default"/>
+      </w:rPr>
+    </w:lvl>
+    <w:lvl w:ilvl="3" w:tplc="04090001" w:tentative="1">
+      <w:start w:val="1"/>
+      <w:numFmt w:val="bullet"/>
+      <w:lvlText w:val=""/>
+      <w:lvlJc w:val="left"/>
+      <w:pPr>
+        <w:ind w:left="2880" w:hanging="360"/>
+      </w:pPr>
+      <w:rPr>
+        <w:rFonts w:ascii="Symbol" w:hAnsi="Symbol" w:hint="default"/>
+      </w:rPr>
+    </w:lvl>
+    <w:lvl w:ilvl="4" w:tplc="04090003" w:tentative="1">
+      <w:start w:val="1"/>
+      <w:numFmt w:val="bullet"/>
+      <w:lvlText w:val="o"/>
+      <w:lvlJc w:val="left"/>
+      <w:pPr>
+        <w:ind w:left="3600" w:hanging="360"/>
+      </w:pPr>
+      <w:rPr>
+        <w:rFonts w:ascii="Courier New" w:hAnsi="Courier New" w:cs="Courier New" w:hint="default"/>
+      </w:rPr>
+    </w:lvl>
+    <w:lvl w:ilvl="5" w:tplc="04090005" w:tentative="1">
+      <w:start w:val="1"/>
+      <w:numFmt w:val="bullet"/>
+      <w:lvlText w:val=""/>
+      <w:lvlJc w:val="left"/>
+      <w:pPr>
+        <w:ind w:left="4320" w:hanging="360"/>
+      </w:pPr>
+      <w:rPr>
+        <w:rFonts w:ascii="Wingdings" w:hAnsi="Wingdings" w:hint="default"/>
+      </w:rPr>
+    </w:lvl>
+    <w:lvl w:ilvl="6" w:tplc="04090001" w:tentative="1">
+      <w:start w:val="1"/>
+      <w:numFmt w:val="bullet"/>
+      <w:lvlText w:val=""/>
+      <w:lvlJc w:val="left"/>
+      <w:pPr>
+        <w:ind w:left="5040" w:hanging="360"/>
+      </w:pPr>
+      <w:rPr>
+        <w:rFonts w:ascii="Symbol" w:hAnsi="Symbol" w:hint="default"/>
+      </w:rPr>
+    </w:lvl>
+    <w:lvl w:ilvl="7" w:tplc="04090003" w:tentative="1">
+      <w:start w:val="1"/>
+      <w:numFmt w:val="bullet"/>
+      <w:lvlText w:val="o"/>
+      <w:lvlJc w:val="left"/>
+      <w:pPr>
+        <w:ind w:left="5760" w:hanging="360"/>
+      </w:pPr>
+      <w:rPr>
+        <w:rFonts w:ascii="Courier New" w:hAnsi="Courier New" w:cs="Courier New" w:hint="default"/>
+      </w:rPr>
+    </w:lvl>
+    <w:lvl w:ilvl="8" w:tplc="04090005" w:tentative="1">
+      <w:start w:val="1"/>
+      <w:numFmt w:val="bullet"/>
+      <w:lvlText w:val=""/>
+      <w:lvlJc w:val="left"/>
+      <w:pPr>
+        <w:ind w:left="6480" w:hanging="360"/>
+      </w:pPr>
+      <w:rPr>
+        <w:rFonts w:ascii="Wingdings" w:hAnsi="Wingdings" w:hint="default"/>
+      </w:rPr>
+    </w:lvl>
+  </w:abstractNum>
+  <w:abstractNum w:abstractNumId="24" w15:restartNumberingAfterBreak="0">
     <w:nsid w:val="48775125"/>
     <w:multiLevelType w:val="hybridMultilevel"/>
     <w:tmpl w:val="89144494"/>
@@ -19620,7 +20135,7 @@
       </w:rPr>
     </w:lvl>
   </w:abstractNum>
-  <w:abstractNum w:abstractNumId="23" w15:restartNumberingAfterBreak="0">
+  <w:abstractNum w:abstractNumId="25" w15:restartNumberingAfterBreak="0">
     <w:nsid w:val="49155F83"/>
     <w:multiLevelType w:val="hybridMultilevel"/>
     <w:tmpl w:val="03621A2C"/>
@@ -19733,7 +20248,7 @@
       </w:rPr>
     </w:lvl>
   </w:abstractNum>
-  <w:abstractNum w:abstractNumId="24" w15:restartNumberingAfterBreak="0">
+  <w:abstractNum w:abstractNumId="26" w15:restartNumberingAfterBreak="0">
     <w:nsid w:val="52430E2F"/>
     <w:multiLevelType w:val="hybridMultilevel"/>
     <w:tmpl w:val="CA525E34"/>
@@ -19846,7 +20361,7 @@
       </w:rPr>
     </w:lvl>
   </w:abstractNum>
-  <w:abstractNum w:abstractNumId="25" w15:restartNumberingAfterBreak="0">
+  <w:abstractNum w:abstractNumId="27" w15:restartNumberingAfterBreak="0">
     <w:nsid w:val="54F220BB"/>
     <w:multiLevelType w:val="hybridMultilevel"/>
     <w:tmpl w:val="B6880B3C"/>
@@ -19959,7 +20474,120 @@
       </w:rPr>
     </w:lvl>
   </w:abstractNum>
-  <w:abstractNum w:abstractNumId="26" w15:restartNumberingAfterBreak="0">
+  <w:abstractNum w:abstractNumId="28" w15:restartNumberingAfterBreak="0">
+    <w:nsid w:val="569A08D7"/>
+    <w:multiLevelType w:val="hybridMultilevel"/>
+    <w:tmpl w:val="B7A49148"/>
+    <w:lvl w:ilvl="0" w:tplc="04090001">
+      <w:start w:val="1"/>
+      <w:numFmt w:val="bullet"/>
+      <w:lvlText w:val=""/>
+      <w:lvlJc w:val="left"/>
+      <w:pPr>
+        <w:ind w:left="720" w:hanging="360"/>
+      </w:pPr>
+      <w:rPr>
+        <w:rFonts w:ascii="Symbol" w:hAnsi="Symbol" w:hint="default"/>
+      </w:rPr>
+    </w:lvl>
+    <w:lvl w:ilvl="1" w:tplc="04090003" w:tentative="1">
+      <w:start w:val="1"/>
+      <w:numFmt w:val="bullet"/>
+      <w:lvlText w:val="o"/>
+      <w:lvlJc w:val="left"/>
+      <w:pPr>
+        <w:ind w:left="1440" w:hanging="360"/>
+      </w:pPr>
+      <w:rPr>
+        <w:rFonts w:ascii="Courier New" w:hAnsi="Courier New" w:cs="Courier New" w:hint="default"/>
+      </w:rPr>
+    </w:lvl>
+    <w:lvl w:ilvl="2" w:tplc="04090005" w:tentative="1">
+      <w:start w:val="1"/>
+      <w:numFmt w:val="bullet"/>
+      <w:lvlText w:val=""/>
+      <w:lvlJc w:val="left"/>
+      <w:pPr>
+        <w:ind w:left="2160" w:hanging="360"/>
+      </w:pPr>
+      <w:rPr>
+        <w:rFonts w:ascii="Wingdings" w:hAnsi="Wingdings" w:hint="default"/>
+      </w:rPr>
+    </w:lvl>
+    <w:lvl w:ilvl="3" w:tplc="04090001" w:tentative="1">
+      <w:start w:val="1"/>
+      <w:numFmt w:val="bullet"/>
+      <w:lvlText w:val=""/>
+      <w:lvlJc w:val="left"/>
+      <w:pPr>
+        <w:ind w:left="2880" w:hanging="360"/>
+      </w:pPr>
+      <w:rPr>
+        <w:rFonts w:ascii="Symbol" w:hAnsi="Symbol" w:hint="default"/>
+      </w:rPr>
+    </w:lvl>
+    <w:lvl w:ilvl="4" w:tplc="04090003" w:tentative="1">
+      <w:start w:val="1"/>
+      <w:numFmt w:val="bullet"/>
+      <w:lvlText w:val="o"/>
+      <w:lvlJc w:val="left"/>
+      <w:pPr>
+        <w:ind w:left="3600" w:hanging="360"/>
+      </w:pPr>
+      <w:rPr>
+        <w:rFonts w:ascii="Courier New" w:hAnsi="Courier New" w:cs="Courier New" w:hint="default"/>
+      </w:rPr>
+    </w:lvl>
+    <w:lvl w:ilvl="5" w:tplc="04090005" w:tentative="1">
+      <w:start w:val="1"/>
+      <w:numFmt w:val="bullet"/>
+      <w:lvlText w:val=""/>
+      <w:lvlJc w:val="left"/>
+      <w:pPr>
+        <w:ind w:left="4320" w:hanging="360"/>
+      </w:pPr>
+      <w:rPr>
+        <w:rFonts w:ascii="Wingdings" w:hAnsi="Wingdings" w:hint="default"/>
+      </w:rPr>
+    </w:lvl>
+    <w:lvl w:ilvl="6" w:tplc="04090001" w:tentative="1">
+      <w:start w:val="1"/>
+      <w:numFmt w:val="bullet"/>
+      <w:lvlText w:val=""/>
+      <w:lvlJc w:val="left"/>
+      <w:pPr>
+        <w:ind w:left="5040" w:hanging="360"/>
+      </w:pPr>
+      <w:rPr>
+        <w:rFonts w:ascii="Symbol" w:hAnsi="Symbol" w:hint="default"/>
+      </w:rPr>
+    </w:lvl>
+    <w:lvl w:ilvl="7" w:tplc="04090003" w:tentative="1">
+      <w:start w:val="1"/>
+      <w:numFmt w:val="bullet"/>
+      <w:lvlText w:val="o"/>
+      <w:lvlJc w:val="left"/>
+      <w:pPr>
+        <w:ind w:left="5760" w:hanging="360"/>
+      </w:pPr>
+      <w:rPr>
+        <w:rFonts w:ascii="Courier New" w:hAnsi="Courier New" w:cs="Courier New" w:hint="default"/>
+      </w:rPr>
+    </w:lvl>
+    <w:lvl w:ilvl="8" w:tplc="04090005" w:tentative="1">
+      <w:start w:val="1"/>
+      <w:numFmt w:val="bullet"/>
+      <w:lvlText w:val=""/>
+      <w:lvlJc w:val="left"/>
+      <w:pPr>
+        <w:ind w:left="6480" w:hanging="360"/>
+      </w:pPr>
+      <w:rPr>
+        <w:rFonts w:ascii="Wingdings" w:hAnsi="Wingdings" w:hint="default"/>
+      </w:rPr>
+    </w:lvl>
+  </w:abstractNum>
+  <w:abstractNum w:abstractNumId="29" w15:restartNumberingAfterBreak="0">
     <w:nsid w:val="57256323"/>
     <w:multiLevelType w:val="hybridMultilevel"/>
     <w:tmpl w:val="C08439AE"/>
@@ -20072,7 +20700,7 @@
       </w:rPr>
     </w:lvl>
   </w:abstractNum>
-  <w:abstractNum w:abstractNumId="27" w15:restartNumberingAfterBreak="0">
+  <w:abstractNum w:abstractNumId="30" w15:restartNumberingAfterBreak="0">
     <w:nsid w:val="583521E2"/>
     <w:multiLevelType w:val="hybridMultilevel"/>
     <w:tmpl w:val="3E78CD04"/>
@@ -20185,7 +20813,156 @@
       </w:rPr>
     </w:lvl>
   </w:abstractNum>
-  <w:abstractNum w:abstractNumId="28" w15:restartNumberingAfterBreak="0">
+  <w:abstractNum w:abstractNumId="31" w15:restartNumberingAfterBreak="0">
+    <w:nsid w:val="5F482067"/>
+    <w:multiLevelType w:val="multilevel"/>
+    <w:tmpl w:val="75D4E216"/>
+    <w:lvl w:ilvl="0">
+      <w:start w:val="1"/>
+      <w:numFmt w:val="bullet"/>
+      <w:lvlText w:val=""/>
+      <w:lvlJc w:val="left"/>
+      <w:pPr>
+        <w:tabs>
+          <w:tab w:val="num" w:pos="720"/>
+        </w:tabs>
+        <w:ind w:left="720" w:hanging="360"/>
+      </w:pPr>
+      <w:rPr>
+        <w:rFonts w:ascii="Symbol" w:hAnsi="Symbol" w:hint="default"/>
+        <w:sz w:val="20"/>
+      </w:rPr>
+    </w:lvl>
+    <w:lvl w:ilvl="1" w:tentative="1">
+      <w:start w:val="1"/>
+      <w:numFmt w:val="bullet"/>
+      <w:lvlText w:val="o"/>
+      <w:lvlJc w:val="left"/>
+      <w:pPr>
+        <w:tabs>
+          <w:tab w:val="num" w:pos="1440"/>
+        </w:tabs>
+        <w:ind w:left="1440" w:hanging="360"/>
+      </w:pPr>
+      <w:rPr>
+        <w:rFonts w:ascii="Courier New" w:hAnsi="Courier New" w:hint="default"/>
+        <w:sz w:val="20"/>
+      </w:rPr>
+    </w:lvl>
+    <w:lvl w:ilvl="2" w:tentative="1">
+      <w:start w:val="1"/>
+      <w:numFmt w:val="bullet"/>
+      <w:lvlText w:val=""/>
+      <w:lvlJc w:val="left"/>
+      <w:pPr>
+        <w:tabs>
+          <w:tab w:val="num" w:pos="2160"/>
+        </w:tabs>
+        <w:ind w:left="2160" w:hanging="360"/>
+      </w:pPr>
+      <w:rPr>
+        <w:rFonts w:ascii="Wingdings" w:hAnsi="Wingdings" w:hint="default"/>
+        <w:sz w:val="20"/>
+      </w:rPr>
+    </w:lvl>
+    <w:lvl w:ilvl="3" w:tentative="1">
+      <w:start w:val="1"/>
+      <w:numFmt w:val="bullet"/>
+      <w:lvlText w:val=""/>
+      <w:lvlJc w:val="left"/>
+      <w:pPr>
+        <w:tabs>
+          <w:tab w:val="num" w:pos="2880"/>
+        </w:tabs>
+        <w:ind w:left="2880" w:hanging="360"/>
+      </w:pPr>
+      <w:rPr>
+        <w:rFonts w:ascii="Wingdings" w:hAnsi="Wingdings" w:hint="default"/>
+        <w:sz w:val="20"/>
+      </w:rPr>
+    </w:lvl>
+    <w:lvl w:ilvl="4" w:tentative="1">
+      <w:start w:val="1"/>
+      <w:numFmt w:val="bullet"/>
+      <w:lvlText w:val=""/>
+      <w:lvlJc w:val="left"/>
+      <w:pPr>
+        <w:tabs>
+          <w:tab w:val="num" w:pos="3600"/>
+        </w:tabs>
+        <w:ind w:left="3600" w:hanging="360"/>
+      </w:pPr>
+      <w:rPr>
+        <w:rFonts w:ascii="Wingdings" w:hAnsi="Wingdings" w:hint="default"/>
+        <w:sz w:val="20"/>
+      </w:rPr>
+    </w:lvl>
+    <w:lvl w:ilvl="5" w:tentative="1">
+      <w:start w:val="1"/>
+      <w:numFmt w:val="bullet"/>
+      <w:lvlText w:val=""/>
+      <w:lvlJc w:val="left"/>
+      <w:pPr>
+        <w:tabs>
+          <w:tab w:val="num" w:pos="4320"/>
+        </w:tabs>
+        <w:ind w:left="4320" w:hanging="360"/>
+      </w:pPr>
+      <w:rPr>
+        <w:rFonts w:ascii="Wingdings" w:hAnsi="Wingdings" w:hint="default"/>
+        <w:sz w:val="20"/>
+      </w:rPr>
+    </w:lvl>
+    <w:lvl w:ilvl="6" w:tentative="1">
+      <w:start w:val="1"/>
+      <w:numFmt w:val="bullet"/>
+      <w:lvlText w:val=""/>
+      <w:lvlJc w:val="left"/>
+      <w:pPr>
+        <w:tabs>
+          <w:tab w:val="num" w:pos="5040"/>
+        </w:tabs>
+        <w:ind w:left="5040" w:hanging="360"/>
+      </w:pPr>
+      <w:rPr>
+        <w:rFonts w:ascii="Wingdings" w:hAnsi="Wingdings" w:hint="default"/>
+        <w:sz w:val="20"/>
+      </w:rPr>
+    </w:lvl>
+    <w:lvl w:ilvl="7" w:tentative="1">
+      <w:start w:val="1"/>
+      <w:numFmt w:val="bullet"/>
+      <w:lvlText w:val=""/>
+      <w:lvlJc w:val="left"/>
+      <w:pPr>
+        <w:tabs>
+          <w:tab w:val="num" w:pos="5760"/>
+        </w:tabs>
+        <w:ind w:left="5760" w:hanging="360"/>
+      </w:pPr>
+      <w:rPr>
+        <w:rFonts w:ascii="Wingdings" w:hAnsi="Wingdings" w:hint="default"/>
+        <w:sz w:val="20"/>
+      </w:rPr>
+    </w:lvl>
+    <w:lvl w:ilvl="8" w:tentative="1">
+      <w:start w:val="1"/>
+      <w:numFmt w:val="bullet"/>
+      <w:lvlText w:val=""/>
+      <w:lvlJc w:val="left"/>
+      <w:pPr>
+        <w:tabs>
+          <w:tab w:val="num" w:pos="6480"/>
+        </w:tabs>
+        <w:ind w:left="6480" w:hanging="360"/>
+      </w:pPr>
+      <w:rPr>
+        <w:rFonts w:ascii="Wingdings" w:hAnsi="Wingdings" w:hint="default"/>
+        <w:sz w:val="20"/>
+      </w:rPr>
+    </w:lvl>
+  </w:abstractNum>
+  <w:abstractNum w:abstractNumId="32" w15:restartNumberingAfterBreak="0">
     <w:nsid w:val="60D50FB6"/>
     <w:multiLevelType w:val="hybridMultilevel"/>
     <w:tmpl w:val="E52A2956"/>
@@ -20298,7 +21075,7 @@
       </w:rPr>
     </w:lvl>
   </w:abstractNum>
-  <w:abstractNum w:abstractNumId="29" w15:restartNumberingAfterBreak="0">
+  <w:abstractNum w:abstractNumId="33" w15:restartNumberingAfterBreak="0">
     <w:nsid w:val="659C54E2"/>
     <w:multiLevelType w:val="hybridMultilevel"/>
     <w:tmpl w:val="777C4682"/>
@@ -20411,7 +21188,7 @@
       </w:rPr>
     </w:lvl>
   </w:abstractNum>
-  <w:abstractNum w:abstractNumId="30" w15:restartNumberingAfterBreak="0">
+  <w:abstractNum w:abstractNumId="34" w15:restartNumberingAfterBreak="0">
     <w:nsid w:val="689F5F6B"/>
     <w:multiLevelType w:val="multilevel"/>
     <w:tmpl w:val="AEF0D314"/>
@@ -20524,7 +21301,7 @@
       </w:pPr>
     </w:lvl>
   </w:abstractNum>
-  <w:abstractNum w:abstractNumId="31" w15:restartNumberingAfterBreak="0">
+  <w:abstractNum w:abstractNumId="35" w15:restartNumberingAfterBreak="0">
     <w:nsid w:val="720B6D15"/>
     <w:multiLevelType w:val="hybridMultilevel"/>
     <w:tmpl w:val="2C4E0450"/>
@@ -20637,7 +21414,7 @@
       </w:rPr>
     </w:lvl>
   </w:abstractNum>
-  <w:abstractNum w:abstractNumId="32" w15:restartNumberingAfterBreak="0">
+  <w:abstractNum w:abstractNumId="36" w15:restartNumberingAfterBreak="0">
     <w:nsid w:val="7C0A4D9B"/>
     <w:multiLevelType w:val="hybridMultilevel"/>
     <w:tmpl w:val="EE12E4A2"/>
@@ -20727,7 +21504,7 @@
       </w:pPr>
     </w:lvl>
   </w:abstractNum>
-  <w:abstractNum w:abstractNumId="33" w15:restartNumberingAfterBreak="0">
+  <w:abstractNum w:abstractNumId="37" w15:restartNumberingAfterBreak="0">
     <w:nsid w:val="7CA77076"/>
     <w:multiLevelType w:val="hybridMultilevel"/>
     <w:tmpl w:val="641E4AB6"/>
@@ -20841,106 +21618,118 @@
     </w:lvl>
   </w:abstractNum>
   <w:num w:numId="1" w16cid:durableId="1024016156">
+    <w:abstractNumId w:val="29"/>
+  </w:num>
+  <w:num w:numId="2" w16cid:durableId="1498105997">
+    <w:abstractNumId w:val="2"/>
+  </w:num>
+  <w:num w:numId="3" w16cid:durableId="1809977031">
+    <w:abstractNumId w:val="14"/>
+  </w:num>
+  <w:num w:numId="4" w16cid:durableId="169562921">
+    <w:abstractNumId w:val="7"/>
+  </w:num>
+  <w:num w:numId="5" w16cid:durableId="822626943">
+    <w:abstractNumId w:val="9"/>
+  </w:num>
+  <w:num w:numId="6" w16cid:durableId="917784808">
+    <w:abstractNumId w:val="10"/>
+  </w:num>
+  <w:num w:numId="7" w16cid:durableId="861551333">
+    <w:abstractNumId w:val="34"/>
+  </w:num>
+  <w:num w:numId="8" w16cid:durableId="1506896007">
+    <w:abstractNumId w:val="15"/>
+  </w:num>
+  <w:num w:numId="9" w16cid:durableId="935285577">
+    <w:abstractNumId w:val="32"/>
+  </w:num>
+  <w:num w:numId="10" w16cid:durableId="1836871214">
+    <w:abstractNumId w:val="18"/>
+  </w:num>
+  <w:num w:numId="11" w16cid:durableId="1002582906">
+    <w:abstractNumId w:val="5"/>
+  </w:num>
+  <w:num w:numId="12" w16cid:durableId="808596257">
+    <w:abstractNumId w:val="17"/>
+  </w:num>
+  <w:num w:numId="13" w16cid:durableId="962418558">
+    <w:abstractNumId w:val="27"/>
+  </w:num>
+  <w:num w:numId="14" w16cid:durableId="141193774">
+    <w:abstractNumId w:val="13"/>
+  </w:num>
+  <w:num w:numId="15" w16cid:durableId="96104682">
+    <w:abstractNumId w:val="6"/>
+  </w:num>
+  <w:num w:numId="16" w16cid:durableId="1126385519">
+    <w:abstractNumId w:val="19"/>
+  </w:num>
+  <w:num w:numId="17" w16cid:durableId="1898471052">
+    <w:abstractNumId w:val="37"/>
+  </w:num>
+  <w:num w:numId="18" w16cid:durableId="1973443035">
+    <w:abstractNumId w:val="36"/>
+  </w:num>
+  <w:num w:numId="19" w16cid:durableId="1547375831">
+    <w:abstractNumId w:val="12"/>
+  </w:num>
+  <w:num w:numId="20" w16cid:durableId="1461221443">
+    <w:abstractNumId w:val="35"/>
+  </w:num>
+  <w:num w:numId="21" w16cid:durableId="2135169726">
+    <w:abstractNumId w:val="8"/>
+  </w:num>
+  <w:num w:numId="22" w16cid:durableId="1158770588">
+    <w:abstractNumId w:val="3"/>
+  </w:num>
+  <w:num w:numId="23" w16cid:durableId="1523788380">
     <w:abstractNumId w:val="26"/>
   </w:num>
-  <w:num w:numId="2" w16cid:durableId="1498105997">
-    <w:abstractNumId w:val="1"/>
+  <w:num w:numId="24" w16cid:durableId="716928015">
+    <w:abstractNumId w:val="21"/>
   </w:num>
-  <w:num w:numId="3" w16cid:durableId="1809977031">
-    <w:abstractNumId w:val="13"/>
+  <w:num w:numId="25" w16cid:durableId="1117676038">
+    <w:abstractNumId w:val="24"/>
   </w:num>
-  <w:num w:numId="4" w16cid:durableId="169562921">
-    <w:abstractNumId w:val="6"/>
+  <w:num w:numId="26" w16cid:durableId="915437669">
+    <w:abstractNumId w:val="4"/>
   </w:num>
-  <w:num w:numId="5" w16cid:durableId="822626943">
-    <w:abstractNumId w:val="8"/>
+  <w:num w:numId="27" w16cid:durableId="723984433">
+    <w:abstractNumId w:val="11"/>
   </w:num>
-  <w:num w:numId="6" w16cid:durableId="917784808">
-    <w:abstractNumId w:val="9"/>
+  <w:num w:numId="28" w16cid:durableId="195973143">
+    <w:abstractNumId w:val="25"/>
   </w:num>
-  <w:num w:numId="7" w16cid:durableId="861551333">
+  <w:num w:numId="29" w16cid:durableId="1825900482">
+    <w:abstractNumId w:val="22"/>
+  </w:num>
+  <w:num w:numId="30" w16cid:durableId="72893902">
+    <w:abstractNumId w:val="20"/>
+  </w:num>
+  <w:num w:numId="31" w16cid:durableId="1301492931">
+    <w:abstractNumId w:val="33"/>
+  </w:num>
+  <w:num w:numId="32" w16cid:durableId="1160119848">
     <w:abstractNumId w:val="30"/>
   </w:num>
-  <w:num w:numId="8" w16cid:durableId="1506896007">
-    <w:abstractNumId w:val="14"/>
-  </w:num>
-  <w:num w:numId="9" w16cid:durableId="935285577">
-    <w:abstractNumId w:val="28"/>
-  </w:num>
-  <w:num w:numId="10" w16cid:durableId="1836871214">
-    <w:abstractNumId w:val="17"/>
-  </w:num>
-  <w:num w:numId="11" w16cid:durableId="1002582906">
-    <w:abstractNumId w:val="4"/>
-  </w:num>
-  <w:num w:numId="12" w16cid:durableId="808596257">
+  <w:num w:numId="33" w16cid:durableId="2058892824">
     <w:abstractNumId w:val="16"/>
-  </w:num>
-  <w:num w:numId="13" w16cid:durableId="962418558">
-    <w:abstractNumId w:val="25"/>
-  </w:num>
-  <w:num w:numId="14" w16cid:durableId="141193774">
-    <w:abstractNumId w:val="12"/>
-  </w:num>
-  <w:num w:numId="15" w16cid:durableId="96104682">
-    <w:abstractNumId w:val="5"/>
-  </w:num>
-  <w:num w:numId="16" w16cid:durableId="1126385519">
-    <w:abstractNumId w:val="18"/>
-  </w:num>
-  <w:num w:numId="17" w16cid:durableId="1898471052">
-    <w:abstractNumId w:val="33"/>
-  </w:num>
-  <w:num w:numId="18" w16cid:durableId="1973443035">
-    <w:abstractNumId w:val="32"/>
-  </w:num>
-  <w:num w:numId="19" w16cid:durableId="1547375831">
-    <w:abstractNumId w:val="11"/>
-  </w:num>
-  <w:num w:numId="20" w16cid:durableId="1461221443">
-    <w:abstractNumId w:val="31"/>
-  </w:num>
-  <w:num w:numId="21" w16cid:durableId="2135169726">
-    <w:abstractNumId w:val="7"/>
-  </w:num>
-  <w:num w:numId="22" w16cid:durableId="1158770588">
-    <w:abstractNumId w:val="2"/>
-  </w:num>
-  <w:num w:numId="23" w16cid:durableId="1523788380">
-    <w:abstractNumId w:val="24"/>
-  </w:num>
-  <w:num w:numId="24" w16cid:durableId="716928015">
-    <w:abstractNumId w:val="20"/>
-  </w:num>
-  <w:num w:numId="25" w16cid:durableId="1117676038">
-    <w:abstractNumId w:val="22"/>
-  </w:num>
-  <w:num w:numId="26" w16cid:durableId="915437669">
-    <w:abstractNumId w:val="3"/>
-  </w:num>
-  <w:num w:numId="27" w16cid:durableId="723984433">
-    <w:abstractNumId w:val="10"/>
-  </w:num>
-  <w:num w:numId="28" w16cid:durableId="195973143">
-    <w:abstractNumId w:val="23"/>
-  </w:num>
-  <w:num w:numId="29" w16cid:durableId="1825900482">
-    <w:abstractNumId w:val="21"/>
-  </w:num>
-  <w:num w:numId="30" w16cid:durableId="72893902">
-    <w:abstractNumId w:val="19"/>
-  </w:num>
-  <w:num w:numId="31" w16cid:durableId="1301492931">
-    <w:abstractNumId w:val="29"/>
-  </w:num>
-  <w:num w:numId="32" w16cid:durableId="1160119848">
-    <w:abstractNumId w:val="27"/>
-  </w:num>
-  <w:num w:numId="33" w16cid:durableId="2058892824">
-    <w:abstractNumId w:val="15"/>
   </w:num>
   <w:num w:numId="34" w16cid:durableId="23673266">
     <w:abstractNumId w:val="0"/>
+  </w:num>
+  <w:num w:numId="35" w16cid:durableId="210073604">
+    <w:abstractNumId w:val="31"/>
+  </w:num>
+  <w:num w:numId="36" w16cid:durableId="1590574752">
+    <w:abstractNumId w:val="23"/>
+  </w:num>
+  <w:num w:numId="37" w16cid:durableId="1202353825">
+    <w:abstractNumId w:val="28"/>
+  </w:num>
+  <w:num w:numId="38" w16cid:durableId="991789031">
+    <w:abstractNumId w:val="1"/>
   </w:num>
   <w:numIdMacAtCleanup w:val="34"/>
 </w:numbering>
@@ -21249,7 +22038,6 @@
   <w:style w:type="character" w:default="1" w:styleId="DefaultParagraphFont">
     <w:name w:val="Default Paragraph Font"/>
     <w:uiPriority w:val="1"/>
-    <w:semiHidden/>
     <w:unhideWhenUsed/>
   </w:style>
   <w:style w:type="table" w:default="1" w:styleId="TableNormal">

--- a/Data Structures.docx
+++ b/Data Structures.docx
@@ -583,7 +583,7 @@
         </w:rPr>
         <w:lastRenderedPageBreak/>
         <w:drawing>
-          <wp:anchor distT="0" distB="0" distL="114300" distR="114300" simplePos="0" relativeHeight="251828224" behindDoc="0" locked="0" layoutInCell="1" allowOverlap="1" wp14:anchorId="0C2D76DB" wp14:editId="7E3165E9">
+          <wp:anchor distT="0" distB="0" distL="114300" distR="114300" simplePos="0" relativeHeight="251744256" behindDoc="0" locked="0" layoutInCell="1" allowOverlap="1" wp14:anchorId="0C2D76DB" wp14:editId="7E3165E9">
             <wp:simplePos x="0" y="0"/>
             <wp:positionH relativeFrom="column">
               <wp:posOffset>99060</wp:posOffset>
@@ -2984,21 +2984,6 @@
           </wp:inline>
         </w:drawing>
       </w:r>
-    </w:p>
-    <w:p>
-      <w:pPr>
-        <w:spacing w:after="200" w:line="276" w:lineRule="auto"/>
-        <w:rPr>
-          <w:rFonts w:eastAsia="Calibri"/>
-          <w:b/>
-          <w:bCs/>
-          <w:color w:val="365F91"/>
-          <w:kern w:val="2"/>
-          <w:sz w:val="32"/>
-          <w:szCs w:val="32"/>
-          <w14:ligatures w14:val="standardContextual"/>
-        </w:rPr>
-      </w:pPr>
     </w:p>
     <w:p>
       <w:pPr>
@@ -5830,7 +5815,7 @@
           <w:szCs w:val="32"/>
         </w:rPr>
         <w:drawing>
-          <wp:anchor distT="0" distB="0" distL="114300" distR="114300" simplePos="0" relativeHeight="251496448" behindDoc="0" locked="0" layoutInCell="1" allowOverlap="1" wp14:anchorId="10E8EA6D" wp14:editId="2F7F4BBD">
+          <wp:anchor distT="0" distB="0" distL="114300" distR="114300" simplePos="0" relativeHeight="251576320" behindDoc="0" locked="0" layoutInCell="1" allowOverlap="1" wp14:anchorId="10E8EA6D" wp14:editId="2F7F4BBD">
             <wp:simplePos x="0" y="0"/>
             <wp:positionH relativeFrom="column">
               <wp:posOffset>0</wp:posOffset>
@@ -5924,7 +5909,7 @@
         </w:rPr>
         <w:lastRenderedPageBreak/>
         <w:drawing>
-          <wp:anchor distT="0" distB="0" distL="114300" distR="114300" simplePos="0" relativeHeight="251721728" behindDoc="0" locked="0" layoutInCell="1" allowOverlap="1" wp14:anchorId="2AA42DF9" wp14:editId="2F26AD35">
+          <wp:anchor distT="0" distB="0" distL="114300" distR="114300" simplePos="0" relativeHeight="251666432" behindDoc="0" locked="0" layoutInCell="1" allowOverlap="1" wp14:anchorId="2AA42DF9" wp14:editId="2F26AD35">
             <wp:simplePos x="0" y="0"/>
             <wp:positionH relativeFrom="column">
               <wp:posOffset>-46355</wp:posOffset>
@@ -5989,7 +5974,7 @@
           <w:szCs w:val="32"/>
         </w:rPr>
         <w:drawing>
-          <wp:anchor distT="0" distB="0" distL="114300" distR="114300" simplePos="0" relativeHeight="251484160" behindDoc="0" locked="0" layoutInCell="1" allowOverlap="1" wp14:anchorId="13E75CD9" wp14:editId="5241CC62">
+          <wp:anchor distT="0" distB="0" distL="114300" distR="114300" simplePos="0" relativeHeight="251566080" behindDoc="0" locked="0" layoutInCell="1" allowOverlap="1" wp14:anchorId="13E75CD9" wp14:editId="5241CC62">
             <wp:simplePos x="0" y="0"/>
             <wp:positionH relativeFrom="column">
               <wp:posOffset>0</wp:posOffset>
@@ -6057,7 +6042,7 @@
           <w:szCs w:val="32"/>
         </w:rPr>
         <w:drawing>
-          <wp:anchor distT="0" distB="0" distL="114300" distR="114300" simplePos="0" relativeHeight="251533312" behindDoc="0" locked="0" layoutInCell="1" allowOverlap="1" wp14:anchorId="6F6A4D6B" wp14:editId="061B9814">
+          <wp:anchor distT="0" distB="0" distL="114300" distR="114300" simplePos="0" relativeHeight="251596800" behindDoc="0" locked="0" layoutInCell="1" allowOverlap="1" wp14:anchorId="6F6A4D6B" wp14:editId="061B9814">
             <wp:simplePos x="0" y="0"/>
             <wp:positionH relativeFrom="column">
               <wp:posOffset>-46355</wp:posOffset>
@@ -6128,7 +6113,7 @@
           <w:szCs w:val="32"/>
         </w:rPr>
         <w:drawing>
-          <wp:anchor distT="0" distB="0" distL="114300" distR="114300" simplePos="0" relativeHeight="251485184" behindDoc="0" locked="0" layoutInCell="1" allowOverlap="1" wp14:anchorId="2C780245" wp14:editId="414AAEF5">
+          <wp:anchor distT="0" distB="0" distL="114300" distR="114300" simplePos="0" relativeHeight="251568128" behindDoc="0" locked="0" layoutInCell="1" allowOverlap="1" wp14:anchorId="2C780245" wp14:editId="414AAEF5">
             <wp:simplePos x="0" y="0"/>
             <wp:positionH relativeFrom="column">
               <wp:posOffset>-46355</wp:posOffset>
@@ -6226,7 +6211,7 @@
         </w:rPr>
         <w:lastRenderedPageBreak/>
         <w:drawing>
-          <wp:anchor distT="0" distB="0" distL="114300" distR="114300" simplePos="0" relativeHeight="251722752" behindDoc="0" locked="0" layoutInCell="1" allowOverlap="1" wp14:anchorId="3ED14A6C" wp14:editId="79CF8D29">
+          <wp:anchor distT="0" distB="0" distL="114300" distR="114300" simplePos="0" relativeHeight="251668480" behindDoc="0" locked="0" layoutInCell="1" allowOverlap="1" wp14:anchorId="3ED14A6C" wp14:editId="79CF8D29">
             <wp:simplePos x="0" y="0"/>
             <wp:positionH relativeFrom="column">
               <wp:posOffset>0</wp:posOffset>
@@ -6285,7 +6270,7 @@
           <w:szCs w:val="32"/>
         </w:rPr>
         <w:drawing>
-          <wp:anchor distT="0" distB="0" distL="114300" distR="114300" simplePos="0" relativeHeight="251719680" behindDoc="0" locked="0" layoutInCell="1" allowOverlap="1" wp14:anchorId="7063DBCD" wp14:editId="3887070F">
+          <wp:anchor distT="0" distB="0" distL="114300" distR="114300" simplePos="0" relativeHeight="251662336" behindDoc="0" locked="0" layoutInCell="1" allowOverlap="1" wp14:anchorId="7063DBCD" wp14:editId="3887070F">
             <wp:simplePos x="0" y="0"/>
             <wp:positionH relativeFrom="column">
               <wp:posOffset>0</wp:posOffset>
@@ -6414,7 +6399,7 @@
         </w:rPr>
         <w:lastRenderedPageBreak/>
         <w:drawing>
-          <wp:anchor distT="0" distB="0" distL="114300" distR="114300" simplePos="0" relativeHeight="251724800" behindDoc="0" locked="0" layoutInCell="1" allowOverlap="1" wp14:anchorId="6EA287DA" wp14:editId="5BBF892C">
+          <wp:anchor distT="0" distB="0" distL="114300" distR="114300" simplePos="0" relativeHeight="251672576" behindDoc="0" locked="0" layoutInCell="1" allowOverlap="1" wp14:anchorId="6EA287DA" wp14:editId="5BBF892C">
             <wp:simplePos x="0" y="0"/>
             <wp:positionH relativeFrom="column">
               <wp:posOffset>0</wp:posOffset>
@@ -6481,7 +6466,7 @@
           <w:szCs w:val="32"/>
         </w:rPr>
         <w:drawing>
-          <wp:anchor distT="0" distB="0" distL="114300" distR="114300" simplePos="0" relativeHeight="251723776" behindDoc="0" locked="0" layoutInCell="1" allowOverlap="1" wp14:anchorId="59383972" wp14:editId="2A6765F7">
+          <wp:anchor distT="0" distB="0" distL="114300" distR="114300" simplePos="0" relativeHeight="251670528" behindDoc="0" locked="0" layoutInCell="1" allowOverlap="1" wp14:anchorId="59383972" wp14:editId="2A6765F7">
             <wp:simplePos x="0" y="0"/>
             <wp:positionH relativeFrom="column">
               <wp:posOffset>0</wp:posOffset>
@@ -6659,7 +6644,7 @@
         </w:rPr>
         <w:lastRenderedPageBreak/>
         <w:drawing>
-          <wp:anchor distT="0" distB="0" distL="114300" distR="114300" simplePos="0" relativeHeight="251725824" behindDoc="0" locked="0" layoutInCell="1" allowOverlap="1" wp14:anchorId="17A2BDAE" wp14:editId="009D7F62">
+          <wp:anchor distT="0" distB="0" distL="114300" distR="114300" simplePos="0" relativeHeight="251674624" behindDoc="0" locked="0" layoutInCell="1" allowOverlap="1" wp14:anchorId="17A2BDAE" wp14:editId="009D7F62">
             <wp:simplePos x="0" y="0"/>
             <wp:positionH relativeFrom="column">
               <wp:posOffset>449580</wp:posOffset>
@@ -6816,7 +6801,7 @@
           <w:szCs w:val="32"/>
         </w:rPr>
         <w:drawing>
-          <wp:anchor distT="0" distB="0" distL="114300" distR="114300" simplePos="0" relativeHeight="251726848" behindDoc="0" locked="0" layoutInCell="1" allowOverlap="1" wp14:anchorId="54867259" wp14:editId="352C85DA">
+          <wp:anchor distT="0" distB="0" distL="114300" distR="114300" simplePos="0" relativeHeight="251676672" behindDoc="0" locked="0" layoutInCell="1" allowOverlap="1" wp14:anchorId="54867259" wp14:editId="352C85DA">
             <wp:simplePos x="0" y="0"/>
             <wp:positionH relativeFrom="column">
               <wp:posOffset>449580</wp:posOffset>
@@ -6973,7 +6958,7 @@
           <w:szCs w:val="32"/>
         </w:rPr>
         <w:drawing>
-          <wp:anchor distT="0" distB="0" distL="114300" distR="114300" simplePos="0" relativeHeight="251727872" behindDoc="0" locked="0" layoutInCell="1" allowOverlap="1" wp14:anchorId="0F8EB010" wp14:editId="3C8ABE1B">
+          <wp:anchor distT="0" distB="0" distL="114300" distR="114300" simplePos="0" relativeHeight="251678720" behindDoc="0" locked="0" layoutInCell="1" allowOverlap="1" wp14:anchorId="0F8EB010" wp14:editId="3C8ABE1B">
             <wp:simplePos x="0" y="0"/>
             <wp:positionH relativeFrom="column">
               <wp:posOffset>450215</wp:posOffset>
@@ -7268,7 +7253,7 @@
           <w:szCs w:val="32"/>
         </w:rPr>
         <w:drawing>
-          <wp:anchor distT="0" distB="0" distL="114300" distR="114300" simplePos="0" relativeHeight="251720704" behindDoc="0" locked="0" layoutInCell="1" allowOverlap="1" wp14:anchorId="04F3DE5D" wp14:editId="5DFE5205">
+          <wp:anchor distT="0" distB="0" distL="114300" distR="114300" simplePos="0" relativeHeight="251664384" behindDoc="0" locked="0" layoutInCell="1" allowOverlap="1" wp14:anchorId="04F3DE5D" wp14:editId="5DFE5205">
             <wp:simplePos x="0" y="0"/>
             <wp:positionH relativeFrom="column">
               <wp:posOffset>0</wp:posOffset>
@@ -7738,7 +7723,7 @@
           <w:szCs w:val="32"/>
         </w:rPr>
         <w:drawing>
-          <wp:anchor distT="0" distB="0" distL="114300" distR="114300" simplePos="0" relativeHeight="251784192" behindDoc="0" locked="0" layoutInCell="1" allowOverlap="1" wp14:anchorId="075EF40E" wp14:editId="099E8875">
+          <wp:anchor distT="0" distB="0" distL="114300" distR="114300" simplePos="0" relativeHeight="251711488" behindDoc="0" locked="0" layoutInCell="1" allowOverlap="1" wp14:anchorId="075EF40E" wp14:editId="099E8875">
             <wp:simplePos x="0" y="0"/>
             <wp:positionH relativeFrom="column">
               <wp:posOffset>0</wp:posOffset>
@@ -7799,7 +7784,7 @@
           <w:szCs w:val="32"/>
         </w:rPr>
         <w:drawing>
-          <wp:anchor distT="0" distB="0" distL="114300" distR="114300" simplePos="0" relativeHeight="251783168" behindDoc="0" locked="0" layoutInCell="1" allowOverlap="1" wp14:anchorId="19E1D9D4" wp14:editId="741CE039">
+          <wp:anchor distT="0" distB="0" distL="114300" distR="114300" simplePos="0" relativeHeight="251709440" behindDoc="0" locked="0" layoutInCell="1" allowOverlap="1" wp14:anchorId="19E1D9D4" wp14:editId="741CE039">
             <wp:simplePos x="0" y="0"/>
             <wp:positionH relativeFrom="column">
               <wp:posOffset>0</wp:posOffset>
@@ -7879,7 +7864,7 @@
         </w:rPr>
         <w:lastRenderedPageBreak/>
         <w:drawing>
-          <wp:anchor distT="0" distB="0" distL="114300" distR="114300" simplePos="0" relativeHeight="251786240" behindDoc="0" locked="0" layoutInCell="1" allowOverlap="1" wp14:anchorId="0E67F5F6" wp14:editId="21290129">
+          <wp:anchor distT="0" distB="0" distL="114300" distR="114300" simplePos="0" relativeHeight="251715584" behindDoc="0" locked="0" layoutInCell="1" allowOverlap="1" wp14:anchorId="0E67F5F6" wp14:editId="21290129">
             <wp:simplePos x="0" y="0"/>
             <wp:positionH relativeFrom="column">
               <wp:posOffset>0</wp:posOffset>
@@ -7940,7 +7925,7 @@
           <w:szCs w:val="32"/>
         </w:rPr>
         <w:drawing>
-          <wp:anchor distT="0" distB="0" distL="114300" distR="114300" simplePos="0" relativeHeight="251785216" behindDoc="0" locked="0" layoutInCell="1" allowOverlap="1" wp14:anchorId="3FB4C6EB" wp14:editId="79A35A7C">
+          <wp:anchor distT="0" distB="0" distL="114300" distR="114300" simplePos="0" relativeHeight="251713536" behindDoc="0" locked="0" layoutInCell="1" allowOverlap="1" wp14:anchorId="3FB4C6EB" wp14:editId="79A35A7C">
             <wp:simplePos x="0" y="0"/>
             <wp:positionH relativeFrom="column">
               <wp:posOffset>0</wp:posOffset>
@@ -8056,7 +8041,7 @@
         </w:rPr>
         <w:lastRenderedPageBreak/>
         <w:drawing>
-          <wp:anchor distT="0" distB="0" distL="114300" distR="114300" simplePos="0" relativeHeight="251789312" behindDoc="0" locked="0" layoutInCell="1" allowOverlap="1" wp14:anchorId="75897460" wp14:editId="4954A57C">
+          <wp:anchor distT="0" distB="0" distL="114300" distR="114300" simplePos="0" relativeHeight="251721728" behindDoc="0" locked="0" layoutInCell="1" allowOverlap="1" wp14:anchorId="75897460" wp14:editId="4954A57C">
             <wp:simplePos x="0" y="0"/>
             <wp:positionH relativeFrom="column">
               <wp:posOffset>0</wp:posOffset>
@@ -8117,7 +8102,7 @@
           <w:szCs w:val="32"/>
         </w:rPr>
         <w:drawing>
-          <wp:anchor distT="0" distB="0" distL="114300" distR="114300" simplePos="0" relativeHeight="251788288" behindDoc="0" locked="0" layoutInCell="1" allowOverlap="1" wp14:anchorId="314C8A12" wp14:editId="6F25118E">
+          <wp:anchor distT="0" distB="0" distL="114300" distR="114300" simplePos="0" relativeHeight="251719680" behindDoc="0" locked="0" layoutInCell="1" allowOverlap="1" wp14:anchorId="314C8A12" wp14:editId="6F25118E">
             <wp:simplePos x="0" y="0"/>
             <wp:positionH relativeFrom="column">
               <wp:posOffset>0</wp:posOffset>
@@ -8178,7 +8163,7 @@
           <w:szCs w:val="32"/>
         </w:rPr>
         <w:drawing>
-          <wp:anchor distT="0" distB="0" distL="114300" distR="114300" simplePos="0" relativeHeight="251787264" behindDoc="0" locked="0" layoutInCell="1" allowOverlap="1" wp14:anchorId="54C1108F" wp14:editId="21133F9F">
+          <wp:anchor distT="0" distB="0" distL="114300" distR="114300" simplePos="0" relativeHeight="251717632" behindDoc="0" locked="0" layoutInCell="1" allowOverlap="1" wp14:anchorId="54C1108F" wp14:editId="21133F9F">
             <wp:simplePos x="0" y="0"/>
             <wp:positionH relativeFrom="column">
               <wp:posOffset>0</wp:posOffset>
@@ -8258,7 +8243,7 @@
         </w:rPr>
         <w:lastRenderedPageBreak/>
         <w:drawing>
-          <wp:anchor distT="0" distB="0" distL="114300" distR="114300" simplePos="0" relativeHeight="251792384" behindDoc="0" locked="0" layoutInCell="1" allowOverlap="1" wp14:anchorId="10B1819D" wp14:editId="634EB29A">
+          <wp:anchor distT="0" distB="0" distL="114300" distR="114300" simplePos="0" relativeHeight="251727872" behindDoc="0" locked="0" layoutInCell="1" allowOverlap="1" wp14:anchorId="10B1819D" wp14:editId="57E9DF7F">
             <wp:simplePos x="0" y="0"/>
             <wp:positionH relativeFrom="column">
               <wp:posOffset>320040</wp:posOffset>
@@ -8325,7 +8310,7 @@
           <w:szCs w:val="32"/>
         </w:rPr>
         <w:drawing>
-          <wp:anchor distT="0" distB="0" distL="114300" distR="114300" simplePos="0" relativeHeight="251791360" behindDoc="0" locked="0" layoutInCell="1" allowOverlap="1" wp14:anchorId="62CA44F2" wp14:editId="3BAB4B54">
+          <wp:anchor distT="0" distB="0" distL="114300" distR="114300" simplePos="0" relativeHeight="251725824" behindDoc="0" locked="0" layoutInCell="1" allowOverlap="1" wp14:anchorId="62CA44F2" wp14:editId="3BAB4B54">
             <wp:simplePos x="0" y="0"/>
             <wp:positionH relativeFrom="column">
               <wp:posOffset>0</wp:posOffset>
@@ -8386,7 +8371,7 @@
           <w:szCs w:val="32"/>
         </w:rPr>
         <w:drawing>
-          <wp:anchor distT="0" distB="0" distL="114300" distR="114300" simplePos="0" relativeHeight="251790336" behindDoc="0" locked="0" layoutInCell="1" allowOverlap="1" wp14:anchorId="574356C1" wp14:editId="6FA786B1">
+          <wp:anchor distT="0" distB="0" distL="114300" distR="114300" simplePos="0" relativeHeight="251723776" behindDoc="0" locked="0" layoutInCell="1" allowOverlap="1" wp14:anchorId="574356C1" wp14:editId="6FA786B1">
             <wp:simplePos x="0" y="0"/>
             <wp:positionH relativeFrom="column">
               <wp:posOffset>0</wp:posOffset>
@@ -8551,7 +8536,7 @@
           <w:szCs w:val="32"/>
         </w:rPr>
         <w:drawing>
-          <wp:anchor distT="0" distB="0" distL="114300" distR="114300" simplePos="0" relativeHeight="251612160" behindDoc="0" locked="0" layoutInCell="1" allowOverlap="1" wp14:anchorId="1A85AD7B" wp14:editId="24B5E182">
+          <wp:anchor distT="0" distB="0" distL="114300" distR="114300" simplePos="0" relativeHeight="251615232" behindDoc="0" locked="0" layoutInCell="1" allowOverlap="1" wp14:anchorId="1A85AD7B" wp14:editId="24B5E182">
             <wp:simplePos x="0" y="0"/>
             <wp:positionH relativeFrom="column">
               <wp:posOffset>0</wp:posOffset>
@@ -8612,7 +8597,7 @@
           <w:szCs w:val="32"/>
         </w:rPr>
         <w:drawing>
-          <wp:anchor distT="0" distB="0" distL="114300" distR="114300" simplePos="0" relativeHeight="251611136" behindDoc="0" locked="0" layoutInCell="1" allowOverlap="1" wp14:anchorId="4C8A79DB" wp14:editId="2C1ABAD5">
+          <wp:anchor distT="0" distB="0" distL="114300" distR="114300" simplePos="0" relativeHeight="251613184" behindDoc="0" locked="0" layoutInCell="1" allowOverlap="1" wp14:anchorId="4C8A79DB" wp14:editId="2C1ABAD5">
             <wp:simplePos x="0" y="0"/>
             <wp:positionH relativeFrom="column">
               <wp:posOffset>0</wp:posOffset>
@@ -8710,7 +8695,7 @@
         </w:rPr>
         <w:lastRenderedPageBreak/>
         <w:drawing>
-          <wp:anchor distT="0" distB="0" distL="114300" distR="114300" simplePos="0" relativeHeight="251771904" behindDoc="0" locked="0" layoutInCell="1" allowOverlap="1" wp14:anchorId="4A0CABDE" wp14:editId="73785DC5">
+          <wp:anchor distT="0" distB="0" distL="114300" distR="114300" simplePos="0" relativeHeight="251703296" behindDoc="0" locked="0" layoutInCell="1" allowOverlap="1" wp14:anchorId="4A0CABDE" wp14:editId="73785DC5">
             <wp:simplePos x="0" y="0"/>
             <wp:positionH relativeFrom="column">
               <wp:posOffset>0</wp:posOffset>
@@ -8771,7 +8756,7 @@
           <w:szCs w:val="32"/>
         </w:rPr>
         <w:drawing>
-          <wp:anchor distT="0" distB="0" distL="114300" distR="114300" simplePos="0" relativeHeight="251770880" behindDoc="0" locked="0" layoutInCell="1" allowOverlap="1" wp14:anchorId="00D35EF2" wp14:editId="234C821E">
+          <wp:anchor distT="0" distB="0" distL="114300" distR="114300" simplePos="0" relativeHeight="251701248" behindDoc="0" locked="0" layoutInCell="1" allowOverlap="1" wp14:anchorId="00D35EF2" wp14:editId="234C821E">
             <wp:simplePos x="0" y="0"/>
             <wp:positionH relativeFrom="column">
               <wp:posOffset>0</wp:posOffset>
@@ -8952,7 +8937,7 @@
           <w:szCs w:val="32"/>
         </w:rPr>
         <w:drawing>
-          <wp:anchor distT="0" distB="0" distL="114300" distR="114300" simplePos="0" relativeHeight="251772928" behindDoc="0" locked="0" layoutInCell="1" allowOverlap="1" wp14:anchorId="567D4F28" wp14:editId="1A5DA97E">
+          <wp:anchor distT="0" distB="0" distL="114300" distR="114300" simplePos="0" relativeHeight="251705344" behindDoc="0" locked="0" layoutInCell="1" allowOverlap="1" wp14:anchorId="567D4F28" wp14:editId="1A5DA97E">
             <wp:simplePos x="0" y="0"/>
             <wp:positionH relativeFrom="column">
               <wp:posOffset>0</wp:posOffset>
@@ -9086,7 +9071,7 @@
         </w:rPr>
         <w:lastRenderedPageBreak/>
         <w:drawing>
-          <wp:anchor distT="0" distB="0" distL="114300" distR="114300" simplePos="0" relativeHeight="251675648" behindDoc="0" locked="0" layoutInCell="1" allowOverlap="1" wp14:anchorId="63F0F686" wp14:editId="4414AD92">
+          <wp:anchor distT="0" distB="0" distL="114300" distR="114300" simplePos="0" relativeHeight="251641856" behindDoc="0" locked="0" layoutInCell="1" allowOverlap="1" wp14:anchorId="63F0F686" wp14:editId="4414AD92">
             <wp:simplePos x="0" y="0"/>
             <wp:positionH relativeFrom="column">
               <wp:posOffset>114300</wp:posOffset>
@@ -9153,7 +9138,7 @@
           <w:szCs w:val="32"/>
         </w:rPr>
         <w:drawing>
-          <wp:anchor distT="0" distB="0" distL="114300" distR="114300" simplePos="0" relativeHeight="251639808" behindDoc="0" locked="0" layoutInCell="1" allowOverlap="1" wp14:anchorId="1F393A7A" wp14:editId="3623C633">
+          <wp:anchor distT="0" distB="0" distL="114300" distR="114300" simplePos="0" relativeHeight="251629568" behindDoc="0" locked="0" layoutInCell="1" allowOverlap="1" wp14:anchorId="1F393A7A" wp14:editId="3623C633">
             <wp:simplePos x="0" y="0"/>
             <wp:positionH relativeFrom="column">
               <wp:posOffset>114300</wp:posOffset>
@@ -9923,7 +9908,7 @@
           <w:szCs w:val="32"/>
         </w:rPr>
         <w:drawing>
-          <wp:anchor distT="0" distB="0" distL="114300" distR="114300" simplePos="0" relativeHeight="251492352" behindDoc="0" locked="0" layoutInCell="1" allowOverlap="1" wp14:anchorId="708B2526" wp14:editId="0ED267B7">
+          <wp:anchor distT="0" distB="0" distL="114300" distR="114300" simplePos="0" relativeHeight="251572224" behindDoc="0" locked="0" layoutInCell="1" allowOverlap="1" wp14:anchorId="708B2526" wp14:editId="0ED267B7">
             <wp:simplePos x="0" y="0"/>
             <wp:positionH relativeFrom="column">
               <wp:posOffset>548640</wp:posOffset>
@@ -10102,7 +10087,7 @@
           <w:szCs w:val="32"/>
         </w:rPr>
         <w:drawing>
-          <wp:anchor distT="0" distB="0" distL="114300" distR="114300" simplePos="0" relativeHeight="251495424" behindDoc="0" locked="0" layoutInCell="1" allowOverlap="1" wp14:anchorId="219A2E64" wp14:editId="2570B705">
+          <wp:anchor distT="0" distB="0" distL="114300" distR="114300" simplePos="0" relativeHeight="251574272" behindDoc="0" locked="0" layoutInCell="1" allowOverlap="1" wp14:anchorId="219A2E64" wp14:editId="2570B705">
             <wp:simplePos x="0" y="0"/>
             <wp:positionH relativeFrom="column">
               <wp:posOffset>548640</wp:posOffset>
@@ -10271,7 +10256,7 @@
         </w:rPr>
         <w:lastRenderedPageBreak/>
         <w:drawing>
-          <wp:anchor distT="0" distB="0" distL="114300" distR="114300" simplePos="0" relativeHeight="251663360" behindDoc="0" locked="0" layoutInCell="1" allowOverlap="1" wp14:anchorId="16F3093B" wp14:editId="2D51325A">
+          <wp:anchor distT="0" distB="0" distL="114300" distR="114300" simplePos="0" relativeHeight="251635712" behindDoc="0" locked="0" layoutInCell="1" allowOverlap="1" wp14:anchorId="16F3093B" wp14:editId="2D51325A">
             <wp:simplePos x="0" y="0"/>
             <wp:positionH relativeFrom="column">
               <wp:posOffset>365760</wp:posOffset>
@@ -10427,7 +10412,7 @@
           <w:szCs w:val="32"/>
         </w:rPr>
         <w:drawing>
-          <wp:anchor distT="0" distB="0" distL="114300" distR="114300" simplePos="0" relativeHeight="251692032" behindDoc="0" locked="0" layoutInCell="1" allowOverlap="1" wp14:anchorId="1619965D" wp14:editId="379AAF9D">
+          <wp:anchor distT="0" distB="0" distL="114300" distR="114300" simplePos="0" relativeHeight="251643904" behindDoc="0" locked="0" layoutInCell="1" allowOverlap="1" wp14:anchorId="1619965D" wp14:editId="379AAF9D">
             <wp:simplePos x="0" y="0"/>
             <wp:positionH relativeFrom="column">
               <wp:posOffset>365760</wp:posOffset>
@@ -10567,7 +10552,7 @@
           <w:szCs w:val="32"/>
         </w:rPr>
         <w:drawing>
-          <wp:anchor distT="0" distB="0" distL="114300" distR="114300" simplePos="0" relativeHeight="251704320" behindDoc="0" locked="0" layoutInCell="1" allowOverlap="1" wp14:anchorId="51D4172F" wp14:editId="3B25E2D2">
+          <wp:anchor distT="0" distB="0" distL="114300" distR="114300" simplePos="0" relativeHeight="251648000" behindDoc="0" locked="0" layoutInCell="1" allowOverlap="1" wp14:anchorId="51D4172F" wp14:editId="3B25E2D2">
             <wp:simplePos x="0" y="0"/>
             <wp:positionH relativeFrom="column">
               <wp:posOffset>365760</wp:posOffset>
@@ -10687,7 +10672,7 @@
         </w:rPr>
         <w:lastRenderedPageBreak/>
         <w:drawing>
-          <wp:anchor distT="0" distB="0" distL="114300" distR="114300" simplePos="0" relativeHeight="251782144" behindDoc="0" locked="0" layoutInCell="1" allowOverlap="1" wp14:anchorId="36D4E9D8" wp14:editId="70F01CE1">
+          <wp:anchor distT="0" distB="0" distL="114300" distR="114300" simplePos="0" relativeHeight="251707392" behindDoc="0" locked="0" layoutInCell="1" allowOverlap="1" wp14:anchorId="36D4E9D8" wp14:editId="70F01CE1">
             <wp:simplePos x="0" y="0"/>
             <wp:positionH relativeFrom="column">
               <wp:posOffset>0</wp:posOffset>
@@ -10754,7 +10739,7 @@
           <w:szCs w:val="32"/>
         </w:rPr>
         <w:drawing>
-          <wp:anchor distT="0" distB="0" distL="114300" distR="114300" simplePos="0" relativeHeight="251502592" behindDoc="0" locked="0" layoutInCell="1" allowOverlap="1" wp14:anchorId="2EEB4101" wp14:editId="54BA4BF7">
+          <wp:anchor distT="0" distB="0" distL="114300" distR="114300" simplePos="0" relativeHeight="251578368" behindDoc="0" locked="0" layoutInCell="1" allowOverlap="1" wp14:anchorId="2EEB4101" wp14:editId="54BA4BF7">
             <wp:simplePos x="0" y="0"/>
             <wp:positionH relativeFrom="column">
               <wp:posOffset>0</wp:posOffset>
@@ -10890,7 +10875,7 @@
         </w:rPr>
         <w:lastRenderedPageBreak/>
         <w:drawing>
-          <wp:anchor distT="0" distB="0" distL="114300" distR="114300" simplePos="0" relativeHeight="251655168" behindDoc="0" locked="0" layoutInCell="1" allowOverlap="1" wp14:anchorId="4FDCD9CF" wp14:editId="1120493E">
+          <wp:anchor distT="0" distB="0" distL="114300" distR="114300" simplePos="0" relativeHeight="251633664" behindDoc="0" locked="0" layoutInCell="1" allowOverlap="1" wp14:anchorId="4FDCD9CF" wp14:editId="1120493E">
             <wp:simplePos x="0" y="0"/>
             <wp:positionH relativeFrom="column">
               <wp:posOffset>289560</wp:posOffset>
@@ -10960,7 +10945,7 @@
           <w:szCs w:val="32"/>
         </w:rPr>
         <w:drawing>
-          <wp:anchor distT="0" distB="0" distL="114300" distR="114300" simplePos="0" relativeHeight="251636736" behindDoc="0" locked="0" layoutInCell="1" allowOverlap="1" wp14:anchorId="0A849A6A" wp14:editId="3B6BE340">
+          <wp:anchor distT="0" distB="0" distL="114300" distR="114300" simplePos="0" relativeHeight="251623424" behindDoc="0" locked="0" layoutInCell="1" allowOverlap="1" wp14:anchorId="0A849A6A" wp14:editId="3B6BE340">
             <wp:simplePos x="0" y="0"/>
             <wp:positionH relativeFrom="column">
               <wp:posOffset>304800</wp:posOffset>
@@ -11030,7 +11015,7 @@
           <w:szCs w:val="32"/>
         </w:rPr>
         <w:drawing>
-          <wp:anchor distT="0" distB="0" distL="114300" distR="114300" simplePos="0" relativeHeight="251491328" behindDoc="0" locked="0" layoutInCell="1" allowOverlap="1" wp14:anchorId="617BEE27" wp14:editId="14C997FC">
+          <wp:anchor distT="0" distB="0" distL="114300" distR="114300" simplePos="0" relativeHeight="251570176" behindDoc="0" locked="0" layoutInCell="1" allowOverlap="1" wp14:anchorId="617BEE27" wp14:editId="14C997FC">
             <wp:simplePos x="0" y="0"/>
             <wp:positionH relativeFrom="column">
               <wp:posOffset>304800</wp:posOffset>
@@ -11111,7 +11096,7 @@
         </w:rPr>
         <w:lastRenderedPageBreak/>
         <w:drawing>
-          <wp:anchor distT="0" distB="0" distL="114300" distR="114300" simplePos="0" relativeHeight="251673600" behindDoc="0" locked="0" layoutInCell="1" allowOverlap="1" wp14:anchorId="4BD213BA" wp14:editId="1AFBCC2E">
+          <wp:anchor distT="0" distB="0" distL="114300" distR="114300" simplePos="0" relativeHeight="251637760" behindDoc="0" locked="0" layoutInCell="1" allowOverlap="1" wp14:anchorId="4BD213BA" wp14:editId="1AFBCC2E">
             <wp:simplePos x="0" y="0"/>
             <wp:positionH relativeFrom="column">
               <wp:posOffset>205740</wp:posOffset>
@@ -11181,7 +11166,7 @@
           <w:szCs w:val="32"/>
         </w:rPr>
         <w:drawing>
-          <wp:anchor distT="0" distB="0" distL="114300" distR="114300" simplePos="0" relativeHeight="251513856" behindDoc="0" locked="0" layoutInCell="1" allowOverlap="1" wp14:anchorId="4D5B1B43" wp14:editId="26EF9761">
+          <wp:anchor distT="0" distB="0" distL="114300" distR="114300" simplePos="0" relativeHeight="251586560" behindDoc="0" locked="0" layoutInCell="1" allowOverlap="1" wp14:anchorId="4D5B1B43" wp14:editId="26EF9761">
             <wp:simplePos x="0" y="0"/>
             <wp:positionH relativeFrom="column">
               <wp:posOffset>205740</wp:posOffset>
@@ -11332,7 +11317,7 @@
         </w:rPr>
         <w:lastRenderedPageBreak/>
         <w:drawing>
-          <wp:anchor distT="0" distB="0" distL="114300" distR="114300" simplePos="0" relativeHeight="251649024" behindDoc="0" locked="0" layoutInCell="1" allowOverlap="1" wp14:anchorId="556DCA78" wp14:editId="136D866B">
+          <wp:anchor distT="0" distB="0" distL="114300" distR="114300" simplePos="0" relativeHeight="251631616" behindDoc="0" locked="0" layoutInCell="1" allowOverlap="1" wp14:anchorId="556DCA78" wp14:editId="136D866B">
             <wp:simplePos x="0" y="0"/>
             <wp:positionH relativeFrom="column">
               <wp:posOffset>45720</wp:posOffset>
@@ -11420,7 +11405,7 @@
           <w:szCs w:val="32"/>
         </w:rPr>
         <w:drawing>
-          <wp:anchor distT="0" distB="0" distL="114300" distR="114300" simplePos="0" relativeHeight="251705344" behindDoc="0" locked="0" layoutInCell="1" allowOverlap="1" wp14:anchorId="5F122069" wp14:editId="173C58A3">
+          <wp:anchor distT="0" distB="0" distL="114300" distR="114300" simplePos="0" relativeHeight="251650048" behindDoc="0" locked="0" layoutInCell="1" allowOverlap="1" wp14:anchorId="5F122069" wp14:editId="173C58A3">
             <wp:simplePos x="0" y="0"/>
             <wp:positionH relativeFrom="column">
               <wp:posOffset>304800</wp:posOffset>
@@ -11627,7 +11612,7 @@
           <w:szCs w:val="32"/>
         </w:rPr>
         <w:drawing>
-          <wp:anchor distT="0" distB="0" distL="114300" distR="114300" simplePos="0" relativeHeight="251707392" behindDoc="0" locked="0" layoutInCell="1" allowOverlap="1" wp14:anchorId="2ADD9D08" wp14:editId="4401BC7D">
+          <wp:anchor distT="0" distB="0" distL="114300" distR="114300" simplePos="0" relativeHeight="251652096" behindDoc="0" locked="0" layoutInCell="1" allowOverlap="1" wp14:anchorId="2ADD9D08" wp14:editId="4401BC7D">
             <wp:simplePos x="0" y="0"/>
             <wp:positionH relativeFrom="column">
               <wp:posOffset>-4907280</wp:posOffset>
@@ -11764,7 +11749,7 @@
         </w:rPr>
         <w:lastRenderedPageBreak/>
         <w:drawing>
-          <wp:anchor distT="0" distB="0" distL="114300" distR="114300" simplePos="0" relativeHeight="251695104" behindDoc="0" locked="0" layoutInCell="1" allowOverlap="1" wp14:anchorId="2BAEB512" wp14:editId="0F28401C">
+          <wp:anchor distT="0" distB="0" distL="114300" distR="114300" simplePos="0" relativeHeight="251645952" behindDoc="0" locked="0" layoutInCell="1" allowOverlap="1" wp14:anchorId="2BAEB512" wp14:editId="0F28401C">
             <wp:simplePos x="0" y="0"/>
             <wp:positionH relativeFrom="column">
               <wp:posOffset>91440</wp:posOffset>
@@ -11828,7 +11813,7 @@
           <w:szCs w:val="32"/>
         </w:rPr>
         <w:drawing>
-          <wp:anchor distT="0" distB="0" distL="114300" distR="114300" simplePos="0" relativeHeight="251829248" behindDoc="0" locked="0" layoutInCell="1" allowOverlap="1" wp14:anchorId="513A5C06" wp14:editId="4099E22B">
+          <wp:anchor distT="0" distB="0" distL="114300" distR="114300" simplePos="0" relativeHeight="251746304" behindDoc="0" locked="0" layoutInCell="1" allowOverlap="1" wp14:anchorId="513A5C06" wp14:editId="4099E22B">
             <wp:simplePos x="0" y="0"/>
             <wp:positionH relativeFrom="column">
               <wp:posOffset>91440</wp:posOffset>
@@ -11892,7 +11877,7 @@
           <w:szCs w:val="32"/>
         </w:rPr>
         <w:drawing>
-          <wp:anchor distT="0" distB="0" distL="114300" distR="114300" simplePos="0" relativeHeight="251712512" behindDoc="0" locked="0" layoutInCell="1" allowOverlap="1" wp14:anchorId="07FCD3BA" wp14:editId="5B1CFC2B">
+          <wp:anchor distT="0" distB="0" distL="114300" distR="114300" simplePos="0" relativeHeight="251654144" behindDoc="0" locked="0" layoutInCell="1" allowOverlap="1" wp14:anchorId="07FCD3BA" wp14:editId="5B1CFC2B">
             <wp:simplePos x="0" y="0"/>
             <wp:positionH relativeFrom="column">
               <wp:posOffset>83820</wp:posOffset>
@@ -12001,7 +11986,7 @@
         </w:rPr>
         <w:lastRenderedPageBreak/>
         <w:drawing>
-          <wp:anchor distT="0" distB="0" distL="114300" distR="114300" simplePos="0" relativeHeight="251831296" behindDoc="0" locked="0" layoutInCell="1" allowOverlap="1" wp14:anchorId="206D51F6" wp14:editId="590EE8B5">
+          <wp:anchor distT="0" distB="0" distL="114300" distR="114300" simplePos="0" relativeHeight="251748352" behindDoc="0" locked="0" layoutInCell="1" allowOverlap="1" wp14:anchorId="206D51F6" wp14:editId="590EE8B5">
             <wp:simplePos x="0" y="0"/>
             <wp:positionH relativeFrom="column">
               <wp:posOffset>114300</wp:posOffset>
@@ -12204,7 +12189,7 @@
           <w:szCs w:val="32"/>
         </w:rPr>
         <w:drawing>
-          <wp:anchor distT="0" distB="0" distL="114300" distR="114300" simplePos="0" relativeHeight="251503616" behindDoc="0" locked="0" layoutInCell="1" allowOverlap="1" wp14:anchorId="3BB9CAAA" wp14:editId="42F328D1">
+          <wp:anchor distT="0" distB="0" distL="114300" distR="114300" simplePos="0" relativeHeight="251580416" behindDoc="0" locked="0" layoutInCell="1" allowOverlap="1" wp14:anchorId="3BB9CAAA" wp14:editId="42F328D1">
             <wp:simplePos x="0" y="0"/>
             <wp:positionH relativeFrom="column">
               <wp:posOffset>60960</wp:posOffset>
@@ -12299,7 +12284,7 @@
         </w:rPr>
         <w:lastRenderedPageBreak/>
         <w:drawing>
-          <wp:anchor distT="0" distB="0" distL="114300" distR="114300" simplePos="0" relativeHeight="251713536" behindDoc="0" locked="0" layoutInCell="1" allowOverlap="1" wp14:anchorId="2C0D2255" wp14:editId="751CCB5A">
+          <wp:anchor distT="0" distB="0" distL="114300" distR="114300" simplePos="0" relativeHeight="251656192" behindDoc="0" locked="0" layoutInCell="1" allowOverlap="1" wp14:anchorId="2C0D2255" wp14:editId="751CCB5A">
             <wp:simplePos x="0" y="0"/>
             <wp:positionH relativeFrom="column">
               <wp:posOffset>0</wp:posOffset>
@@ -12363,7 +12348,7 @@
           <w:szCs w:val="32"/>
         </w:rPr>
         <w:drawing>
-          <wp:anchor distT="0" distB="0" distL="114300" distR="114300" simplePos="0" relativeHeight="251505664" behindDoc="0" locked="0" layoutInCell="1" allowOverlap="1" wp14:anchorId="263AE302" wp14:editId="6FB226F9">
+          <wp:anchor distT="0" distB="0" distL="114300" distR="114300" simplePos="0" relativeHeight="251584512" behindDoc="0" locked="0" layoutInCell="1" allowOverlap="1" wp14:anchorId="263AE302" wp14:editId="6FB226F9">
             <wp:simplePos x="0" y="0"/>
             <wp:positionH relativeFrom="column">
               <wp:posOffset>0</wp:posOffset>
@@ -12427,7 +12412,7 @@
           <w:szCs w:val="32"/>
         </w:rPr>
         <w:drawing>
-          <wp:anchor distT="0" distB="0" distL="114300" distR="114300" simplePos="0" relativeHeight="251504640" behindDoc="0" locked="0" layoutInCell="1" allowOverlap="1" wp14:anchorId="23991B7D" wp14:editId="73DC90F6">
+          <wp:anchor distT="0" distB="0" distL="114300" distR="114300" simplePos="0" relativeHeight="251582464" behindDoc="0" locked="0" layoutInCell="1" allowOverlap="1" wp14:anchorId="23991B7D" wp14:editId="73DC90F6">
             <wp:simplePos x="0" y="0"/>
             <wp:positionH relativeFrom="column">
               <wp:posOffset>0</wp:posOffset>
@@ -12544,7 +12529,7 @@
         </w:rPr>
         <w:lastRenderedPageBreak/>
         <w:drawing>
-          <wp:anchor distT="0" distB="0" distL="114300" distR="114300" simplePos="0" relativeHeight="251714560" behindDoc="0" locked="0" layoutInCell="1" allowOverlap="1" wp14:anchorId="668BEAB4" wp14:editId="6CB22B1C">
+          <wp:anchor distT="0" distB="0" distL="114300" distR="114300" simplePos="0" relativeHeight="251658240" behindDoc="0" locked="0" layoutInCell="1" allowOverlap="1" wp14:anchorId="668BEAB4" wp14:editId="6CB22B1C">
             <wp:simplePos x="0" y="0"/>
             <wp:positionH relativeFrom="column">
               <wp:posOffset>0</wp:posOffset>
@@ -12608,7 +12593,7 @@
           <w:szCs w:val="32"/>
         </w:rPr>
         <w:drawing>
-          <wp:anchor distT="0" distB="0" distL="114300" distR="114300" simplePos="0" relativeHeight="251515904" behindDoc="0" locked="0" layoutInCell="1" allowOverlap="1" wp14:anchorId="21206C43" wp14:editId="56A9F284">
+          <wp:anchor distT="0" distB="0" distL="114300" distR="114300" simplePos="0" relativeHeight="251590656" behindDoc="0" locked="0" layoutInCell="1" allowOverlap="1" wp14:anchorId="21206C43" wp14:editId="56A9F284">
             <wp:simplePos x="0" y="0"/>
             <wp:positionH relativeFrom="column">
               <wp:posOffset>0</wp:posOffset>
@@ -12928,7 +12913,7 @@
           <w:szCs w:val="32"/>
         </w:rPr>
         <w:drawing>
-          <wp:anchor distT="0" distB="0" distL="114300" distR="114300" simplePos="0" relativeHeight="251718656" behindDoc="0" locked="0" layoutInCell="1" allowOverlap="1" wp14:anchorId="752CB649" wp14:editId="22F0E5EF">
+          <wp:anchor distT="0" distB="0" distL="114300" distR="114300" simplePos="0" relativeHeight="251660288" behindDoc="0" locked="0" layoutInCell="1" allowOverlap="1" wp14:anchorId="752CB649" wp14:editId="22F0E5EF">
             <wp:simplePos x="0" y="0"/>
             <wp:positionH relativeFrom="column">
               <wp:posOffset>0</wp:posOffset>
@@ -12992,7 +12977,7 @@
           <w:szCs w:val="32"/>
         </w:rPr>
         <w:drawing>
-          <wp:anchor distT="0" distB="0" distL="114300" distR="114300" simplePos="0" relativeHeight="251517952" behindDoc="0" locked="0" layoutInCell="1" allowOverlap="1" wp14:anchorId="5EE5C6C7" wp14:editId="50C9850C">
+          <wp:anchor distT="0" distB="0" distL="114300" distR="114300" simplePos="0" relativeHeight="251592704" behindDoc="0" locked="0" layoutInCell="1" allowOverlap="1" wp14:anchorId="5EE5C6C7" wp14:editId="50C9850C">
             <wp:simplePos x="0" y="0"/>
             <wp:positionH relativeFrom="column">
               <wp:posOffset>0</wp:posOffset>
@@ -13093,7 +13078,7 @@
         </w:rPr>
         <w:lastRenderedPageBreak/>
         <w:drawing>
-          <wp:anchor distT="0" distB="0" distL="114300" distR="114300" simplePos="0" relativeHeight="251625472" behindDoc="0" locked="0" layoutInCell="1" allowOverlap="1" wp14:anchorId="361958D6" wp14:editId="35082837">
+          <wp:anchor distT="0" distB="0" distL="114300" distR="114300" simplePos="0" relativeHeight="251617280" behindDoc="0" locked="0" layoutInCell="1" allowOverlap="1" wp14:anchorId="361958D6" wp14:editId="35082837">
             <wp:simplePos x="0" y="0"/>
             <wp:positionH relativeFrom="column">
               <wp:posOffset>76200</wp:posOffset>
@@ -13221,7 +13206,7 @@
           <w:szCs w:val="32"/>
         </w:rPr>
         <w:drawing>
-          <wp:anchor distT="0" distB="0" distL="114300" distR="114300" simplePos="0" relativeHeight="251532288" behindDoc="0" locked="0" layoutInCell="1" allowOverlap="1" wp14:anchorId="310D043A" wp14:editId="61EDFA89">
+          <wp:anchor distT="0" distB="0" distL="114300" distR="114300" simplePos="0" relativeHeight="251594752" behindDoc="0" locked="0" layoutInCell="1" allowOverlap="1" wp14:anchorId="310D043A" wp14:editId="61EDFA89">
             <wp:simplePos x="0" y="0"/>
             <wp:positionH relativeFrom="column">
               <wp:posOffset>76200</wp:posOffset>
@@ -13420,7 +13405,7 @@
           <w:szCs w:val="32"/>
         </w:rPr>
         <w:drawing>
-          <wp:anchor distT="0" distB="0" distL="114300" distR="114300" simplePos="0" relativeHeight="251730944" behindDoc="0" locked="0" layoutInCell="1" allowOverlap="1" wp14:anchorId="1152176D" wp14:editId="3F014C6D">
+          <wp:anchor distT="0" distB="0" distL="114300" distR="114300" simplePos="0" relativeHeight="251680768" behindDoc="0" locked="0" layoutInCell="1" allowOverlap="1" wp14:anchorId="1152176D" wp14:editId="3F014C6D">
             <wp:simplePos x="0" y="0"/>
             <wp:positionH relativeFrom="column">
               <wp:posOffset>0</wp:posOffset>
@@ -13480,7 +13465,7 @@
           <w:szCs w:val="32"/>
         </w:rPr>
         <w:drawing>
-          <wp:anchor distT="0" distB="0" distL="114300" distR="114300" simplePos="0" relativeHeight="251628544" behindDoc="0" locked="0" layoutInCell="1" allowOverlap="1" wp14:anchorId="7E48F91F" wp14:editId="3BFFF2FB">
+          <wp:anchor distT="0" distB="0" distL="114300" distR="114300" simplePos="0" relativeHeight="251619328" behindDoc="0" locked="0" layoutInCell="1" allowOverlap="1" wp14:anchorId="7E48F91F" wp14:editId="3BFFF2FB">
             <wp:simplePos x="0" y="0"/>
             <wp:positionH relativeFrom="column">
               <wp:posOffset>0</wp:posOffset>
@@ -13639,7 +13624,7 @@
         </w:rPr>
         <w:lastRenderedPageBreak/>
         <w:drawing>
-          <wp:anchor distT="0" distB="0" distL="114300" distR="114300" simplePos="0" relativeHeight="251826176" behindDoc="0" locked="0" layoutInCell="1" allowOverlap="1" wp14:anchorId="16644006" wp14:editId="4C064A52">
+          <wp:anchor distT="0" distB="0" distL="114300" distR="114300" simplePos="0" relativeHeight="251742208" behindDoc="0" locked="0" layoutInCell="1" allowOverlap="1" wp14:anchorId="16644006" wp14:editId="4C064A52">
             <wp:simplePos x="0" y="0"/>
             <wp:positionH relativeFrom="column">
               <wp:posOffset>0</wp:posOffset>
@@ -13696,7 +13681,7 @@
           <w:szCs w:val="32"/>
         </w:rPr>
         <w:drawing>
-          <wp:anchor distT="0" distB="0" distL="114300" distR="114300" simplePos="0" relativeHeight="251743232" behindDoc="0" locked="0" layoutInCell="1" allowOverlap="1" wp14:anchorId="2E2702CC" wp14:editId="3B8FA27C">
+          <wp:anchor distT="0" distB="0" distL="114300" distR="114300" simplePos="0" relativeHeight="251682816" behindDoc="0" locked="0" layoutInCell="1" allowOverlap="1" wp14:anchorId="2E2702CC" wp14:editId="3B8FA27C">
             <wp:simplePos x="0" y="0"/>
             <wp:positionH relativeFrom="column">
               <wp:posOffset>0</wp:posOffset>
@@ -13753,7 +13738,7 @@
           <w:szCs w:val="32"/>
         </w:rPr>
         <w:drawing>
-          <wp:anchor distT="0" distB="0" distL="114300" distR="114300" simplePos="0" relativeHeight="251814912" behindDoc="0" locked="0" layoutInCell="1" allowOverlap="1" wp14:anchorId="1D2AD2DE" wp14:editId="7E14807C">
+          <wp:anchor distT="0" distB="0" distL="114300" distR="114300" simplePos="0" relativeHeight="251740160" behindDoc="0" locked="0" layoutInCell="1" allowOverlap="1" wp14:anchorId="1D2AD2DE" wp14:editId="7E14807C">
             <wp:simplePos x="0" y="0"/>
             <wp:positionH relativeFrom="column">
               <wp:posOffset>0</wp:posOffset>
@@ -13810,7 +13795,7 @@
           <w:szCs w:val="32"/>
         </w:rPr>
         <w:drawing>
-          <wp:anchor distT="0" distB="0" distL="114300" distR="114300" simplePos="0" relativeHeight="251748352" behindDoc="0" locked="0" layoutInCell="1" allowOverlap="1" wp14:anchorId="02EC5124" wp14:editId="3478489E">
+          <wp:anchor distT="0" distB="0" distL="114300" distR="114300" simplePos="0" relativeHeight="251684864" behindDoc="0" locked="0" layoutInCell="1" allowOverlap="1" wp14:anchorId="02EC5124" wp14:editId="3478489E">
             <wp:simplePos x="0" y="0"/>
             <wp:positionH relativeFrom="column">
               <wp:posOffset>0</wp:posOffset>
@@ -13911,7 +13896,7 @@
         </w:rPr>
         <w:lastRenderedPageBreak/>
         <w:drawing>
-          <wp:anchor distT="0" distB="0" distL="114300" distR="114300" simplePos="0" relativeHeight="251750400" behindDoc="0" locked="0" layoutInCell="1" allowOverlap="1" wp14:anchorId="46A2BCA3" wp14:editId="2B3EFE91">
+          <wp:anchor distT="0" distB="0" distL="114300" distR="114300" simplePos="0" relativeHeight="251688960" behindDoc="0" locked="0" layoutInCell="1" allowOverlap="1" wp14:anchorId="46A2BCA3" wp14:editId="2B3EFE91">
             <wp:simplePos x="0" y="0"/>
             <wp:positionH relativeFrom="column">
               <wp:posOffset>0</wp:posOffset>
@@ -13971,7 +13956,7 @@
           <w:szCs w:val="32"/>
         </w:rPr>
         <w:drawing>
-          <wp:anchor distT="0" distB="0" distL="114300" distR="114300" simplePos="0" relativeHeight="251749376" behindDoc="0" locked="0" layoutInCell="1" allowOverlap="1" wp14:anchorId="78E33C3E" wp14:editId="59D37C22">
+          <wp:anchor distT="0" distB="0" distL="114300" distR="114300" simplePos="0" relativeHeight="251686912" behindDoc="0" locked="0" layoutInCell="1" allowOverlap="1" wp14:anchorId="78E33C3E" wp14:editId="59D37C22">
             <wp:simplePos x="0" y="0"/>
             <wp:positionH relativeFrom="column">
               <wp:posOffset>0</wp:posOffset>
@@ -14223,7 +14208,7 @@
           <w:szCs w:val="32"/>
         </w:rPr>
         <w:drawing>
-          <wp:anchor distT="0" distB="0" distL="114300" distR="114300" simplePos="0" relativeHeight="251674624" behindDoc="0" locked="0" layoutInCell="1" allowOverlap="1" wp14:anchorId="32F3606D" wp14:editId="6FFCE820">
+          <wp:anchor distT="0" distB="0" distL="114300" distR="114300" simplePos="0" relativeHeight="251639808" behindDoc="0" locked="0" layoutInCell="1" allowOverlap="1" wp14:anchorId="32F3606D" wp14:editId="6FFCE820">
             <wp:simplePos x="0" y="0"/>
             <wp:positionH relativeFrom="column">
               <wp:posOffset>-5204460</wp:posOffset>
@@ -14315,7 +14300,7 @@
         </w:rPr>
         <w:lastRenderedPageBreak/>
         <w:drawing>
-          <wp:anchor distT="0" distB="0" distL="114300" distR="114300" simplePos="0" relativeHeight="251610112" behindDoc="0" locked="0" layoutInCell="1" allowOverlap="1" wp14:anchorId="6241D0BB" wp14:editId="3E726538">
+          <wp:anchor distT="0" distB="0" distL="114300" distR="114300" simplePos="0" relativeHeight="251611136" behindDoc="0" locked="0" layoutInCell="1" allowOverlap="1" wp14:anchorId="6241D0BB" wp14:editId="3E726538">
             <wp:simplePos x="0" y="0"/>
             <wp:positionH relativeFrom="column">
               <wp:posOffset>121920</wp:posOffset>
@@ -14385,7 +14370,7 @@
           <w:szCs w:val="32"/>
         </w:rPr>
         <w:drawing>
-          <wp:anchor distT="0" distB="0" distL="114300" distR="114300" simplePos="0" relativeHeight="251554816" behindDoc="0" locked="0" layoutInCell="1" allowOverlap="1" wp14:anchorId="180910BD" wp14:editId="0EFBF41B">
+          <wp:anchor distT="0" distB="0" distL="114300" distR="114300" simplePos="0" relativeHeight="251600896" behindDoc="0" locked="0" layoutInCell="1" allowOverlap="1" wp14:anchorId="180910BD" wp14:editId="0EFBF41B">
             <wp:simplePos x="0" y="0"/>
             <wp:positionH relativeFrom="column">
               <wp:posOffset>121920</wp:posOffset>
@@ -14455,7 +14440,7 @@
           <w:szCs w:val="32"/>
         </w:rPr>
         <w:drawing>
-          <wp:anchor distT="0" distB="0" distL="114300" distR="114300" simplePos="0" relativeHeight="251514880" behindDoc="0" locked="0" layoutInCell="1" allowOverlap="1" wp14:anchorId="3F2D493B" wp14:editId="6BA5E75E">
+          <wp:anchor distT="0" distB="0" distL="114300" distR="114300" simplePos="0" relativeHeight="251588608" behindDoc="0" locked="0" layoutInCell="1" allowOverlap="1" wp14:anchorId="3F2D493B" wp14:editId="6BA5E75E">
             <wp:simplePos x="0" y="0"/>
             <wp:positionH relativeFrom="column">
               <wp:posOffset>121920</wp:posOffset>
@@ -14547,7 +14532,7 @@
         </w:rPr>
         <w:lastRenderedPageBreak/>
         <w:drawing>
-          <wp:anchor distT="0" distB="0" distL="114300" distR="114300" simplePos="0" relativeHeight="251629568" behindDoc="0" locked="0" layoutInCell="1" allowOverlap="1" wp14:anchorId="79B19131" wp14:editId="7044F109">
+          <wp:anchor distT="0" distB="0" distL="114300" distR="114300" simplePos="0" relativeHeight="251621376" behindDoc="0" locked="0" layoutInCell="1" allowOverlap="1" wp14:anchorId="79B19131" wp14:editId="7044F109">
             <wp:simplePos x="0" y="0"/>
             <wp:positionH relativeFrom="column">
               <wp:posOffset>0</wp:posOffset>
@@ -14611,7 +14596,7 @@
           <w:szCs w:val="32"/>
         </w:rPr>
         <w:drawing>
-          <wp:anchor distT="0" distB="0" distL="114300" distR="114300" simplePos="0" relativeHeight="251637760" behindDoc="0" locked="0" layoutInCell="1" allowOverlap="1" wp14:anchorId="0A2D15C6" wp14:editId="1FDFE8DF">
+          <wp:anchor distT="0" distB="0" distL="114300" distR="114300" simplePos="0" relativeHeight="251625472" behindDoc="0" locked="0" layoutInCell="1" allowOverlap="1" wp14:anchorId="0A2D15C6" wp14:editId="1FDFE8DF">
             <wp:simplePos x="0" y="0"/>
             <wp:positionH relativeFrom="column">
               <wp:posOffset>0</wp:posOffset>
@@ -14675,7 +14660,7 @@
           <w:szCs w:val="32"/>
         </w:rPr>
         <w:drawing>
-          <wp:anchor distT="0" distB="0" distL="114300" distR="114300" simplePos="0" relativeHeight="251638784" behindDoc="0" locked="0" layoutInCell="1" allowOverlap="1" wp14:anchorId="73A4E21B" wp14:editId="6BF57D90">
+          <wp:anchor distT="0" distB="0" distL="114300" distR="114300" simplePos="0" relativeHeight="251627520" behindDoc="0" locked="0" layoutInCell="1" allowOverlap="1" wp14:anchorId="73A4E21B" wp14:editId="6BF57D90">
             <wp:simplePos x="0" y="0"/>
             <wp:positionH relativeFrom="column">
               <wp:posOffset>0</wp:posOffset>
@@ -15626,7 +15611,7 @@
           <w:szCs w:val="32"/>
         </w:rPr>
         <w:drawing>
-          <wp:anchor distT="0" distB="0" distL="114300" distR="114300" simplePos="0" relativeHeight="251752448" behindDoc="0" locked="0" layoutInCell="1" allowOverlap="1" wp14:anchorId="24018E1A" wp14:editId="16655BE1">
+          <wp:anchor distT="0" distB="0" distL="114300" distR="114300" simplePos="0" relativeHeight="251693056" behindDoc="0" locked="0" layoutInCell="1" allowOverlap="1" wp14:anchorId="24018E1A" wp14:editId="16655BE1">
             <wp:simplePos x="0" y="0"/>
             <wp:positionH relativeFrom="column">
               <wp:posOffset>0</wp:posOffset>
@@ -15686,7 +15671,7 @@
           <w:szCs w:val="32"/>
         </w:rPr>
         <w:drawing>
-          <wp:anchor distT="0" distB="0" distL="114300" distR="114300" simplePos="0" relativeHeight="251751424" behindDoc="0" locked="0" layoutInCell="1" allowOverlap="1" wp14:anchorId="4A0797BB" wp14:editId="00223292">
+          <wp:anchor distT="0" distB="0" distL="114300" distR="114300" simplePos="0" relativeHeight="251691008" behindDoc="0" locked="0" layoutInCell="1" allowOverlap="1" wp14:anchorId="4A0797BB" wp14:editId="00223292">
             <wp:simplePos x="0" y="0"/>
             <wp:positionH relativeFrom="column">
               <wp:posOffset>0</wp:posOffset>
@@ -15780,7 +15765,7 @@
         </w:rPr>
         <w:lastRenderedPageBreak/>
         <w:drawing>
-          <wp:anchor distT="0" distB="0" distL="114300" distR="114300" simplePos="0" relativeHeight="251593728" behindDoc="0" locked="0" layoutInCell="1" allowOverlap="1" wp14:anchorId="3591CF6D" wp14:editId="4AB94508">
+          <wp:anchor distT="0" distB="0" distL="114300" distR="114300" simplePos="0" relativeHeight="251604992" behindDoc="0" locked="0" layoutInCell="1" allowOverlap="1" wp14:anchorId="3591CF6D" wp14:editId="4AB94508">
             <wp:simplePos x="0" y="0"/>
             <wp:positionH relativeFrom="column">
               <wp:posOffset>53340</wp:posOffset>
@@ -15837,7 +15822,7 @@
           <w:szCs w:val="32"/>
         </w:rPr>
         <w:drawing>
-          <wp:anchor distT="0" distB="0" distL="114300" distR="114300" simplePos="0" relativeHeight="251574272" behindDoc="0" locked="0" layoutInCell="1" allowOverlap="1" wp14:anchorId="32349AE6" wp14:editId="7F53261D">
+          <wp:anchor distT="0" distB="0" distL="114300" distR="114300" simplePos="0" relativeHeight="251602944" behindDoc="0" locked="0" layoutInCell="1" allowOverlap="1" wp14:anchorId="32349AE6" wp14:editId="7F53261D">
             <wp:simplePos x="0" y="0"/>
             <wp:positionH relativeFrom="column">
               <wp:posOffset>53340</wp:posOffset>
@@ -15894,7 +15879,7 @@
           <w:szCs w:val="32"/>
         </w:rPr>
         <w:drawing>
-          <wp:anchor distT="0" distB="0" distL="114300" distR="114300" simplePos="0" relativeHeight="251553792" behindDoc="0" locked="0" layoutInCell="1" allowOverlap="1" wp14:anchorId="42851EE2" wp14:editId="38E6E4A7">
+          <wp:anchor distT="0" distB="0" distL="114300" distR="114300" simplePos="0" relativeHeight="251598848" behindDoc="0" locked="0" layoutInCell="1" allowOverlap="1" wp14:anchorId="42851EE2" wp14:editId="38E6E4A7">
             <wp:simplePos x="0" y="0"/>
             <wp:positionH relativeFrom="column">
               <wp:posOffset>53340</wp:posOffset>
@@ -15973,7 +15958,7 @@
         </w:rPr>
         <w:lastRenderedPageBreak/>
         <w:drawing>
-          <wp:anchor distT="0" distB="0" distL="114300" distR="114300" simplePos="0" relativeHeight="251801600" behindDoc="0" locked="0" layoutInCell="1" allowOverlap="1" wp14:anchorId="028F1228" wp14:editId="7ED17DE2">
+          <wp:anchor distT="0" distB="0" distL="114300" distR="114300" simplePos="0" relativeHeight="251734016" behindDoc="0" locked="0" layoutInCell="1" allowOverlap="1" wp14:anchorId="028F1228" wp14:editId="7ED17DE2">
             <wp:simplePos x="0" y="0"/>
             <wp:positionH relativeFrom="column">
               <wp:posOffset>60960</wp:posOffset>
@@ -16030,7 +16015,7 @@
           <w:szCs w:val="32"/>
         </w:rPr>
         <w:drawing>
-          <wp:anchor distT="0" distB="0" distL="114300" distR="114300" simplePos="0" relativeHeight="251799552" behindDoc="0" locked="0" layoutInCell="1" allowOverlap="1" wp14:anchorId="5CFEBA0F" wp14:editId="18CDEAD0">
+          <wp:anchor distT="0" distB="0" distL="114300" distR="114300" simplePos="0" relativeHeight="251731968" behindDoc="0" locked="0" layoutInCell="1" allowOverlap="1" wp14:anchorId="5CFEBA0F" wp14:editId="18CDEAD0">
             <wp:simplePos x="0" y="0"/>
             <wp:positionH relativeFrom="column">
               <wp:posOffset>60960</wp:posOffset>
@@ -16087,7 +16072,7 @@
           <w:szCs w:val="32"/>
         </w:rPr>
         <w:drawing>
-          <wp:anchor distT="0" distB="0" distL="114300" distR="114300" simplePos="0" relativeHeight="251796480" behindDoc="0" locked="0" layoutInCell="1" allowOverlap="1" wp14:anchorId="047A4D6C" wp14:editId="4D94A1D9">
+          <wp:anchor distT="0" distB="0" distL="114300" distR="114300" simplePos="0" relativeHeight="251729920" behindDoc="0" locked="0" layoutInCell="1" allowOverlap="1" wp14:anchorId="047A4D6C" wp14:editId="4D94A1D9">
             <wp:simplePos x="0" y="0"/>
             <wp:positionH relativeFrom="column">
               <wp:posOffset>60960</wp:posOffset>
@@ -16239,7 +16224,7 @@
           <w:szCs w:val="32"/>
         </w:rPr>
         <w:drawing>
-          <wp:anchor distT="0" distB="0" distL="114300" distR="114300" simplePos="0" relativeHeight="251765760" behindDoc="0" locked="0" layoutInCell="1" allowOverlap="1" wp14:anchorId="5D08B659" wp14:editId="5B39916F">
+          <wp:anchor distT="0" distB="0" distL="114300" distR="114300" simplePos="0" relativeHeight="251695104" behindDoc="0" locked="0" layoutInCell="1" allowOverlap="1" wp14:anchorId="5D08B659" wp14:editId="5B39916F">
             <wp:simplePos x="0" y="0"/>
             <wp:positionH relativeFrom="column">
               <wp:posOffset>0</wp:posOffset>
@@ -16318,7 +16303,7 @@
         </w:rPr>
         <w:lastRenderedPageBreak/>
         <w:drawing>
-          <wp:anchor distT="0" distB="0" distL="114300" distR="114300" simplePos="0" relativeHeight="251804672" behindDoc="0" locked="0" layoutInCell="1" allowOverlap="1" wp14:anchorId="24594AE8" wp14:editId="67AE4836">
+          <wp:anchor distT="0" distB="0" distL="114300" distR="114300" simplePos="0" relativeHeight="251736064" behindDoc="0" locked="0" layoutInCell="1" allowOverlap="1" wp14:anchorId="24594AE8" wp14:editId="67AE4836">
             <wp:simplePos x="0" y="0"/>
             <wp:positionH relativeFrom="column">
               <wp:posOffset>83820</wp:posOffset>
@@ -16375,7 +16360,7 @@
           <w:szCs w:val="32"/>
         </w:rPr>
         <w:drawing>
-          <wp:anchor distT="0" distB="0" distL="114300" distR="114300" simplePos="0" relativeHeight="251806720" behindDoc="0" locked="0" layoutInCell="1" allowOverlap="1" wp14:anchorId="7EB95971" wp14:editId="79477436">
+          <wp:anchor distT="0" distB="0" distL="114300" distR="114300" simplePos="0" relativeHeight="251738112" behindDoc="0" locked="0" layoutInCell="1" allowOverlap="1" wp14:anchorId="7EB95971" wp14:editId="79477436">
             <wp:simplePos x="0" y="0"/>
             <wp:positionH relativeFrom="column">
               <wp:posOffset>83820</wp:posOffset>
@@ -16446,7 +16431,7 @@
         </w:rPr>
         <w:lastRenderedPageBreak/>
         <w:drawing>
-          <wp:anchor distT="0" distB="0" distL="114300" distR="114300" simplePos="0" relativeHeight="251769856" behindDoc="0" locked="0" layoutInCell="1" allowOverlap="1" wp14:anchorId="59B8ABE9" wp14:editId="31400405">
+          <wp:anchor distT="0" distB="0" distL="114300" distR="114300" simplePos="0" relativeHeight="251699200" behindDoc="0" locked="0" layoutInCell="1" allowOverlap="1" wp14:anchorId="59B8ABE9" wp14:editId="31400405">
             <wp:simplePos x="0" y="0"/>
             <wp:positionH relativeFrom="column">
               <wp:posOffset>0</wp:posOffset>
@@ -16503,7 +16488,7 @@
           <w:szCs w:val="32"/>
         </w:rPr>
         <w:drawing>
-          <wp:anchor distT="0" distB="0" distL="114300" distR="114300" simplePos="0" relativeHeight="251768832" behindDoc="0" locked="0" layoutInCell="1" allowOverlap="1" wp14:anchorId="546FDE11" wp14:editId="5F8A898E">
+          <wp:anchor distT="0" distB="0" distL="114300" distR="114300" simplePos="0" relativeHeight="251697152" behindDoc="0" locked="0" layoutInCell="1" allowOverlap="1" wp14:anchorId="546FDE11" wp14:editId="5F8A898E">
             <wp:simplePos x="0" y="0"/>
             <wp:positionH relativeFrom="column">
               <wp:posOffset>0</wp:posOffset>
@@ -17158,8 +17143,12 @@
           <w:tab w:val="left" w:pos="7932"/>
         </w:tabs>
         <w:spacing w:line="276" w:lineRule="auto"/>
-        <w:rPr>
-          <w:rFonts w:eastAsiaTheme="minorHAnsi"/>
+        <w:jc w:val="center"/>
+        <w:rPr>
+          <w:rFonts w:eastAsiaTheme="minorHAnsi"/>
+          <w:b/>
+          <w:bCs/>
+          <w:color w:val="365F91" w:themeColor="accent1" w:themeShade="BF"/>
           <w:sz w:val="32"/>
           <w:szCs w:val="32"/>
         </w:rPr>
@@ -17185,13 +17174,1734 @@
         <w:spacing w:line="276" w:lineRule="auto"/>
         <w:rPr>
           <w:rFonts w:eastAsiaTheme="minorHAnsi"/>
+          <w:sz w:val="32"/>
+          <w:szCs w:val="32"/>
+        </w:rPr>
+      </w:pPr>
+      <w:r>
+        <w:rPr>
+          <w:rFonts w:eastAsiaTheme="minorHAnsi"/>
           <w:b/>
           <w:bCs/>
           <w:color w:val="365F91" w:themeColor="accent1" w:themeShade="BF"/>
           <w:sz w:val="32"/>
           <w:szCs w:val="32"/>
         </w:rPr>
-      </w:pPr>
+        <w:t>Parent</w:t>
+      </w:r>
+    </w:p>
+    <w:p>
+      <w:pPr>
+        <w:spacing w:line="276" w:lineRule="auto"/>
+        <w:ind w:firstLine="720"/>
+        <w:rPr>
+          <w:rFonts w:eastAsiaTheme="minorHAnsi"/>
+          <w:color w:val="0D0D0D" w:themeColor="text1" w:themeTint="F2"/>
+          <w:sz w:val="32"/>
+          <w:szCs w:val="32"/>
+        </w:rPr>
+      </w:pPr>
+      <w:r>
+        <w:rPr>
+          <w:rFonts w:eastAsiaTheme="minorHAnsi"/>
+          <w:color w:val="0D0D0D" w:themeColor="text1" w:themeTint="F2"/>
+          <w:sz w:val="32"/>
+          <w:szCs w:val="32"/>
+        </w:rPr>
+        <w:t>The node which is an immediate predecessor of a node is called the parent node of that node. {B} is the parent node of {D, E}.</w:t>
+      </w:r>
+    </w:p>
+    <w:p>
+      <w:pPr>
+        <w:spacing w:line="276" w:lineRule="auto"/>
+        <w:rPr>
+          <w:rFonts w:eastAsiaTheme="minorHAnsi"/>
+          <w:sz w:val="32"/>
+          <w:szCs w:val="32"/>
+        </w:rPr>
+      </w:pPr>
+    </w:p>
+    <w:p>
+      <w:pPr>
+        <w:tabs>
+          <w:tab w:val="left" w:pos="2364"/>
+        </w:tabs>
+        <w:spacing w:line="276" w:lineRule="auto"/>
+        <w:rPr>
+          <w:rFonts w:eastAsiaTheme="minorHAnsi"/>
+          <w:sz w:val="32"/>
+          <w:szCs w:val="32"/>
+        </w:rPr>
+      </w:pPr>
+      <w:r>
+        <w:rPr>
+          <w:rFonts w:eastAsiaTheme="minorHAnsi"/>
+          <w:noProof/>
+          <w:sz w:val="32"/>
+          <w:szCs w:val="32"/>
+        </w:rPr>
+        <w:drawing>
+          <wp:inline distT="0" distB="0" distL="0" distR="0" wp14:anchorId="1761D92A" wp14:editId="0E280C70">
+            <wp:extent cx="5943600" cy="3460750"/>
+            <wp:effectExtent l="0" t="0" r="0" b="0"/>
+            <wp:docPr id="474194638" name="Picture 1"/>
+            <wp:cNvGraphicFramePr>
+              <a:graphicFrameLocks xmlns:a="http://schemas.openxmlformats.org/drawingml/2006/main" noChangeAspect="1"/>
+            </wp:cNvGraphicFramePr>
+            <a:graphic xmlns:a="http://schemas.openxmlformats.org/drawingml/2006/main">
+              <a:graphicData uri="http://schemas.openxmlformats.org/drawingml/2006/picture">
+                <pic:pic xmlns:pic="http://schemas.openxmlformats.org/drawingml/2006/picture">
+                  <pic:nvPicPr>
+                    <pic:cNvPr id="474194638" name=""/>
+                    <pic:cNvPicPr/>
+                  </pic:nvPicPr>
+                  <pic:blipFill>
+                    <a:blip r:embed="rId125"/>
+                    <a:stretch>
+                      <a:fillRect/>
+                    </a:stretch>
+                  </pic:blipFill>
+                  <pic:spPr>
+                    <a:xfrm>
+                      <a:off x="0" y="0"/>
+                      <a:ext cx="5943600" cy="3460750"/>
+                    </a:xfrm>
+                    <a:prstGeom prst="rect">
+                      <a:avLst/>
+                    </a:prstGeom>
+                  </pic:spPr>
+                </pic:pic>
+              </a:graphicData>
+            </a:graphic>
+          </wp:inline>
+        </w:drawing>
+      </w:r>
+    </w:p>
+    <w:p>
+      <w:pPr>
+        <w:tabs>
+          <w:tab w:val="left" w:pos="2364"/>
+        </w:tabs>
+        <w:spacing w:line="276" w:lineRule="auto"/>
+        <w:rPr>
+          <w:rFonts w:eastAsiaTheme="minorHAnsi"/>
+          <w:b/>
+          <w:bCs/>
+          <w:color w:val="365F91" w:themeColor="accent1" w:themeShade="BF"/>
+          <w:sz w:val="32"/>
+          <w:szCs w:val="32"/>
+        </w:rPr>
+      </w:pPr>
+      <w:r>
+        <w:rPr>
+          <w:rFonts w:eastAsiaTheme="minorHAnsi"/>
+          <w:b/>
+          <w:bCs/>
+          <w:color w:val="365F91" w:themeColor="accent1" w:themeShade="BF"/>
+          <w:sz w:val="32"/>
+          <w:szCs w:val="32"/>
+        </w:rPr>
+        <w:t>Child Node</w:t>
+      </w:r>
+    </w:p>
+    <w:p>
+      <w:pPr>
+        <w:spacing w:line="276" w:lineRule="auto"/>
+        <w:ind w:firstLine="720"/>
+        <w:rPr>
+          <w:rFonts w:eastAsiaTheme="minorHAnsi"/>
+          <w:sz w:val="32"/>
+          <w:szCs w:val="32"/>
+        </w:rPr>
+      </w:pPr>
+      <w:r>
+        <w:rPr>
+          <w:rFonts w:eastAsiaTheme="minorHAnsi"/>
+          <w:sz w:val="32"/>
+          <w:szCs w:val="32"/>
+        </w:rPr>
+        <w:t>The node which is the immediate successor of a node is called the child node</w:t>
+      </w:r>
+      <w:r>
+        <w:rPr>
+          <w:rFonts w:eastAsiaTheme="minorHAnsi"/>
+          <w:sz w:val="32"/>
+          <w:szCs w:val="32"/>
+        </w:rPr>
+        <w:t xml:space="preserve"> </w:t>
+      </w:r>
+      <w:r>
+        <w:rPr>
+          <w:rFonts w:eastAsiaTheme="minorHAnsi"/>
+          <w:sz w:val="32"/>
+          <w:szCs w:val="32"/>
+        </w:rPr>
+        <w:t xml:space="preserve">of that node. </w:t>
+      </w:r>
+      <w:r>
+        <w:rPr>
+          <w:rFonts w:eastAsiaTheme="minorHAnsi"/>
+          <w:b/>
+          <w:bCs/>
+          <w:sz w:val="32"/>
+          <w:szCs w:val="32"/>
+        </w:rPr>
+        <w:t>Examples: {</w:t>
+      </w:r>
+      <w:r>
+        <w:rPr>
+          <w:rFonts w:eastAsiaTheme="minorHAnsi"/>
+          <w:sz w:val="32"/>
+          <w:szCs w:val="32"/>
+        </w:rPr>
+        <w:t>D, E} are the child nodes of {B}.</w:t>
+      </w:r>
+    </w:p>
+    <w:p>
+      <w:pPr>
+        <w:tabs>
+          <w:tab w:val="left" w:pos="5832"/>
+        </w:tabs>
+        <w:spacing w:line="276" w:lineRule="auto"/>
+        <w:rPr>
+          <w:rFonts w:eastAsiaTheme="minorHAnsi"/>
+          <w:b/>
+          <w:bCs/>
+          <w:color w:val="365F91" w:themeColor="accent1" w:themeShade="BF"/>
+          <w:sz w:val="32"/>
+          <w:szCs w:val="32"/>
+        </w:rPr>
+      </w:pPr>
+      <w:r>
+        <w:rPr>
+          <w:rFonts w:eastAsiaTheme="minorHAnsi"/>
+          <w:b/>
+          <w:bCs/>
+          <w:color w:val="365F91" w:themeColor="accent1" w:themeShade="BF"/>
+          <w:sz w:val="32"/>
+          <w:szCs w:val="32"/>
+        </w:rPr>
+        <w:t>Root Node</w:t>
+      </w:r>
+    </w:p>
+    <w:p>
+      <w:pPr>
+        <w:spacing w:line="276" w:lineRule="auto"/>
+        <w:ind w:firstLine="720"/>
+        <w:rPr>
+          <w:rFonts w:eastAsiaTheme="minorHAnsi"/>
+          <w:sz w:val="32"/>
+          <w:szCs w:val="32"/>
+        </w:rPr>
+      </w:pPr>
+      <w:r>
+        <w:rPr>
+          <w:rFonts w:eastAsiaTheme="minorHAnsi"/>
+          <w:sz w:val="32"/>
+          <w:szCs w:val="32"/>
+        </w:rPr>
+        <w:t>The topmost node of a tree or the node which does not have any parent node</w:t>
+      </w:r>
+      <w:r>
+        <w:rPr>
+          <w:rFonts w:eastAsiaTheme="minorHAnsi"/>
+          <w:sz w:val="32"/>
+          <w:szCs w:val="32"/>
+        </w:rPr>
+        <w:t xml:space="preserve"> </w:t>
+      </w:r>
+      <w:r>
+        <w:rPr>
+          <w:rFonts w:eastAsiaTheme="minorHAnsi"/>
+          <w:sz w:val="32"/>
+          <w:szCs w:val="32"/>
+        </w:rPr>
+        <w:t>is called the root node. {A} is the root node of the tree</w:t>
+      </w:r>
+      <w:r>
+        <w:rPr>
+          <w:rFonts w:eastAsiaTheme="minorHAnsi"/>
+          <w:sz w:val="32"/>
+          <w:szCs w:val="32"/>
+        </w:rPr>
+        <w:t>.</w:t>
+      </w:r>
+    </w:p>
+    <w:p>
+      <w:pPr>
+        <w:spacing w:line="276" w:lineRule="auto"/>
+        <w:rPr>
+          <w:rFonts w:eastAsiaTheme="minorHAnsi"/>
+          <w:b/>
+          <w:bCs/>
+          <w:color w:val="365F91" w:themeColor="accent1" w:themeShade="BF"/>
+          <w:sz w:val="32"/>
+          <w:szCs w:val="32"/>
+        </w:rPr>
+      </w:pPr>
+      <w:r>
+        <w:rPr>
+          <w:rFonts w:eastAsiaTheme="minorHAnsi"/>
+          <w:b/>
+          <w:bCs/>
+          <w:color w:val="365F91" w:themeColor="accent1" w:themeShade="BF"/>
+          <w:sz w:val="32"/>
+          <w:szCs w:val="32"/>
+        </w:rPr>
+        <w:t>Leaf Node or External Node</w:t>
+      </w:r>
+    </w:p>
+    <w:p>
+      <w:pPr>
+        <w:spacing w:line="276" w:lineRule="auto"/>
+        <w:ind w:firstLine="720"/>
+        <w:rPr>
+          <w:rFonts w:eastAsiaTheme="minorHAnsi"/>
+          <w:sz w:val="32"/>
+          <w:szCs w:val="32"/>
+        </w:rPr>
+      </w:pPr>
+      <w:r>
+        <w:rPr>
+          <w:rFonts w:eastAsiaTheme="minorHAnsi"/>
+          <w:sz w:val="32"/>
+          <w:szCs w:val="32"/>
+        </w:rPr>
+        <w:t>The nodes which do not have any child nodes are called leaf nodes. {I, J,</w:t>
+      </w:r>
+      <w:r>
+        <w:rPr>
+          <w:rFonts w:eastAsiaTheme="minorHAnsi"/>
+          <w:sz w:val="32"/>
+          <w:szCs w:val="32"/>
+        </w:rPr>
+        <w:t xml:space="preserve"> </w:t>
+      </w:r>
+      <w:r>
+        <w:rPr>
+          <w:rFonts w:eastAsiaTheme="minorHAnsi"/>
+          <w:sz w:val="32"/>
+          <w:szCs w:val="32"/>
+        </w:rPr>
+        <w:t>K, F,</w:t>
+      </w:r>
+      <w:r>
+        <w:rPr>
+          <w:rFonts w:eastAsiaTheme="minorHAnsi"/>
+          <w:sz w:val="32"/>
+          <w:szCs w:val="32"/>
+        </w:rPr>
+        <w:t xml:space="preserve"> </w:t>
+      </w:r>
+      <w:r>
+        <w:rPr>
+          <w:rFonts w:eastAsiaTheme="minorHAnsi"/>
+          <w:sz w:val="32"/>
+          <w:szCs w:val="32"/>
+        </w:rPr>
+        <w:t>G, H} are the leaf nodes of the tree.</w:t>
+      </w:r>
+    </w:p>
+    <w:p>
+      <w:pPr>
+        <w:spacing w:line="276" w:lineRule="auto"/>
+        <w:rPr>
+          <w:rFonts w:eastAsiaTheme="minorHAnsi"/>
+          <w:b/>
+          <w:bCs/>
+          <w:color w:val="365F91" w:themeColor="accent1" w:themeShade="BF"/>
+          <w:sz w:val="32"/>
+          <w:szCs w:val="32"/>
+        </w:rPr>
+      </w:pPr>
+    </w:p>
+    <w:p>
+      <w:pPr>
+        <w:spacing w:line="276" w:lineRule="auto"/>
+        <w:rPr>
+          <w:rFonts w:eastAsiaTheme="minorHAnsi"/>
+          <w:b/>
+          <w:bCs/>
+          <w:color w:val="365F91" w:themeColor="accent1" w:themeShade="BF"/>
+          <w:sz w:val="32"/>
+          <w:szCs w:val="32"/>
+        </w:rPr>
+      </w:pPr>
+    </w:p>
+    <w:p>
+      <w:pPr>
+        <w:spacing w:line="276" w:lineRule="auto"/>
+        <w:rPr>
+          <w:rFonts w:eastAsiaTheme="minorHAnsi"/>
+          <w:b/>
+          <w:bCs/>
+          <w:color w:val="365F91" w:themeColor="accent1" w:themeShade="BF"/>
+          <w:sz w:val="32"/>
+          <w:szCs w:val="32"/>
+        </w:rPr>
+      </w:pPr>
+    </w:p>
+    <w:p>
+      <w:pPr>
+        <w:spacing w:line="276" w:lineRule="auto"/>
+        <w:rPr>
+          <w:rFonts w:eastAsiaTheme="minorHAnsi"/>
+          <w:b/>
+          <w:bCs/>
+          <w:color w:val="365F91" w:themeColor="accent1" w:themeShade="BF"/>
+          <w:sz w:val="32"/>
+          <w:szCs w:val="32"/>
+        </w:rPr>
+      </w:pPr>
+      <w:r>
+        <w:rPr>
+          <w:rFonts w:eastAsiaTheme="minorHAnsi"/>
+          <w:b/>
+          <w:bCs/>
+          <w:color w:val="365F91" w:themeColor="accent1" w:themeShade="BF"/>
+          <w:sz w:val="32"/>
+          <w:szCs w:val="32"/>
+        </w:rPr>
+        <w:lastRenderedPageBreak/>
+        <w:t>Ancestor of a Node</w:t>
+      </w:r>
+    </w:p>
+    <w:p>
+      <w:pPr>
+        <w:spacing w:line="276" w:lineRule="auto"/>
+        <w:ind w:firstLine="720"/>
+        <w:rPr>
+          <w:rFonts w:eastAsiaTheme="minorHAnsi"/>
+          <w:sz w:val="32"/>
+          <w:szCs w:val="32"/>
+        </w:rPr>
+      </w:pPr>
+      <w:r>
+        <w:rPr>
+          <w:rFonts w:eastAsiaTheme="minorHAnsi"/>
+          <w:sz w:val="32"/>
+          <w:szCs w:val="32"/>
+        </w:rPr>
+        <w:t>Any predecessor nodes on the path of the root to that node are called</w:t>
+      </w:r>
+      <w:r>
+        <w:rPr>
+          <w:rFonts w:eastAsiaTheme="minorHAnsi"/>
+          <w:sz w:val="32"/>
+          <w:szCs w:val="32"/>
+        </w:rPr>
+        <w:t xml:space="preserve"> </w:t>
+      </w:r>
+      <w:r>
+        <w:rPr>
+          <w:rFonts w:eastAsiaTheme="minorHAnsi"/>
+          <w:sz w:val="32"/>
+          <w:szCs w:val="32"/>
+        </w:rPr>
+        <w:t>Ancestors of that node. {A,</w:t>
+      </w:r>
+      <w:r>
+        <w:rPr>
+          <w:rFonts w:eastAsiaTheme="minorHAnsi"/>
+          <w:sz w:val="32"/>
+          <w:szCs w:val="32"/>
+        </w:rPr>
+        <w:t xml:space="preserve"> </w:t>
+      </w:r>
+      <w:r>
+        <w:rPr>
+          <w:rFonts w:eastAsiaTheme="minorHAnsi"/>
+          <w:sz w:val="32"/>
+          <w:szCs w:val="32"/>
+        </w:rPr>
+        <w:t>B} are the ancestor nodes of the node {E}</w:t>
+      </w:r>
+      <w:r>
+        <w:rPr>
+          <w:rFonts w:eastAsiaTheme="minorHAnsi"/>
+          <w:sz w:val="32"/>
+          <w:szCs w:val="32"/>
+        </w:rPr>
+        <w:t>.</w:t>
+      </w:r>
+    </w:p>
+    <w:p>
+      <w:pPr>
+        <w:spacing w:line="276" w:lineRule="auto"/>
+        <w:rPr>
+          <w:rFonts w:eastAsiaTheme="minorHAnsi"/>
+          <w:b/>
+          <w:bCs/>
+          <w:color w:val="365F91" w:themeColor="accent1" w:themeShade="BF"/>
+          <w:sz w:val="32"/>
+          <w:szCs w:val="32"/>
+        </w:rPr>
+      </w:pPr>
+      <w:r>
+        <w:rPr>
+          <w:rFonts w:eastAsiaTheme="minorHAnsi"/>
+          <w:b/>
+          <w:bCs/>
+          <w:color w:val="365F91" w:themeColor="accent1" w:themeShade="BF"/>
+          <w:sz w:val="32"/>
+          <w:szCs w:val="32"/>
+        </w:rPr>
+        <w:t>Descendant Node</w:t>
+      </w:r>
+    </w:p>
+    <w:p>
+      <w:pPr>
+        <w:spacing w:line="276" w:lineRule="auto"/>
+        <w:ind w:firstLine="720"/>
+        <w:rPr>
+          <w:rFonts w:eastAsiaTheme="minorHAnsi"/>
+          <w:color w:val="0D0D0D" w:themeColor="text1" w:themeTint="F2"/>
+          <w:sz w:val="32"/>
+          <w:szCs w:val="32"/>
+        </w:rPr>
+      </w:pPr>
+      <w:r>
+        <w:rPr>
+          <w:rFonts w:eastAsiaTheme="minorHAnsi"/>
+          <w:color w:val="0D0D0D" w:themeColor="text1" w:themeTint="F2"/>
+          <w:sz w:val="32"/>
+          <w:szCs w:val="32"/>
+        </w:rPr>
+        <w:t>A node x is a descendant of another node y if and only if y is an ancestor of x.</w:t>
+      </w:r>
+    </w:p>
+    <w:p>
+      <w:pPr>
+        <w:spacing w:line="276" w:lineRule="auto"/>
+        <w:rPr>
+          <w:rFonts w:eastAsiaTheme="minorHAnsi"/>
+          <w:b/>
+          <w:bCs/>
+          <w:color w:val="0D0D0D" w:themeColor="text1" w:themeTint="F2"/>
+          <w:sz w:val="32"/>
+          <w:szCs w:val="32"/>
+        </w:rPr>
+      </w:pPr>
+      <w:r>
+        <w:rPr>
+          <w:rFonts w:eastAsiaTheme="minorHAnsi"/>
+          <w:b/>
+          <w:bCs/>
+          <w:color w:val="0D0D0D" w:themeColor="text1" w:themeTint="F2"/>
+          <w:sz w:val="32"/>
+          <w:szCs w:val="32"/>
+        </w:rPr>
+        <w:t>Example: Descendants of B</w:t>
+      </w:r>
+    </w:p>
+    <w:p>
+      <w:pPr>
+        <w:spacing w:line="276" w:lineRule="auto"/>
+        <w:rPr>
+          <w:rFonts w:eastAsiaTheme="minorHAnsi"/>
+          <w:color w:val="0D0D0D" w:themeColor="text1" w:themeTint="F2"/>
+          <w:sz w:val="32"/>
+          <w:szCs w:val="32"/>
+        </w:rPr>
+      </w:pPr>
+      <w:r>
+        <w:rPr>
+          <w:rFonts w:eastAsiaTheme="minorHAnsi"/>
+          <w:color w:val="0D0D0D" w:themeColor="text1" w:themeTint="F2"/>
+          <w:sz w:val="32"/>
+          <w:szCs w:val="32"/>
+        </w:rPr>
+        <w:t xml:space="preserve">To find the descendants of node </w:t>
+      </w:r>
+      <w:r>
+        <w:rPr>
+          <w:rFonts w:eastAsiaTheme="minorHAnsi"/>
+          <w:b/>
+          <w:bCs/>
+          <w:color w:val="0D0D0D" w:themeColor="text1" w:themeTint="F2"/>
+          <w:sz w:val="32"/>
+          <w:szCs w:val="32"/>
+        </w:rPr>
+        <w:t>B</w:t>
+      </w:r>
+      <w:r>
+        <w:rPr>
+          <w:rFonts w:eastAsiaTheme="minorHAnsi"/>
+          <w:color w:val="0D0D0D" w:themeColor="text1" w:themeTint="F2"/>
+          <w:sz w:val="32"/>
+          <w:szCs w:val="32"/>
+        </w:rPr>
+        <w:t xml:space="preserve">, just look at all the nodes </w:t>
+      </w:r>
+      <w:r>
+        <w:rPr>
+          <w:rFonts w:eastAsiaTheme="minorHAnsi"/>
+          <w:b/>
+          <w:bCs/>
+          <w:color w:val="0D0D0D" w:themeColor="text1" w:themeTint="F2"/>
+          <w:sz w:val="32"/>
+          <w:szCs w:val="32"/>
+        </w:rPr>
+        <w:t>below B</w:t>
+      </w:r>
+      <w:r>
+        <w:rPr>
+          <w:rFonts w:eastAsiaTheme="minorHAnsi"/>
+          <w:color w:val="0D0D0D" w:themeColor="text1" w:themeTint="F2"/>
+          <w:sz w:val="32"/>
+          <w:szCs w:val="32"/>
+        </w:rPr>
+        <w:t xml:space="preserve"> in the tree:</w:t>
+      </w:r>
+    </w:p>
+    <w:p>
+      <w:pPr>
+        <w:numPr>
+          <w:ilvl w:val="0"/>
+          <w:numId w:val="40"/>
+        </w:numPr>
+        <w:spacing w:line="276" w:lineRule="auto"/>
+        <w:rPr>
+          <w:rFonts w:eastAsiaTheme="minorHAnsi"/>
+          <w:color w:val="0D0D0D" w:themeColor="text1" w:themeTint="F2"/>
+          <w:sz w:val="32"/>
+          <w:szCs w:val="32"/>
+        </w:rPr>
+      </w:pPr>
+      <w:r>
+        <w:rPr>
+          <w:rFonts w:eastAsiaTheme="minorHAnsi"/>
+          <w:color w:val="0D0D0D" w:themeColor="text1" w:themeTint="F2"/>
+          <w:sz w:val="32"/>
+          <w:szCs w:val="32"/>
+        </w:rPr>
+        <w:t>B → D, E</w:t>
+      </w:r>
+    </w:p>
+    <w:p>
+      <w:pPr>
+        <w:numPr>
+          <w:ilvl w:val="0"/>
+          <w:numId w:val="40"/>
+        </w:numPr>
+        <w:spacing w:line="276" w:lineRule="auto"/>
+        <w:rPr>
+          <w:rFonts w:eastAsiaTheme="minorHAnsi"/>
+          <w:color w:val="0D0D0D" w:themeColor="text1" w:themeTint="F2"/>
+          <w:sz w:val="32"/>
+          <w:szCs w:val="32"/>
+        </w:rPr>
+      </w:pPr>
+      <w:r>
+        <w:rPr>
+          <w:rFonts w:eastAsiaTheme="minorHAnsi"/>
+          <w:color w:val="0D0D0D" w:themeColor="text1" w:themeTint="F2"/>
+          <w:sz w:val="32"/>
+          <w:szCs w:val="32"/>
+        </w:rPr>
+        <w:t>D → I, J</w:t>
+      </w:r>
+    </w:p>
+    <w:p>
+      <w:pPr>
+        <w:numPr>
+          <w:ilvl w:val="0"/>
+          <w:numId w:val="40"/>
+        </w:numPr>
+        <w:spacing w:line="276" w:lineRule="auto"/>
+        <w:rPr>
+          <w:rFonts w:eastAsiaTheme="minorHAnsi"/>
+          <w:color w:val="0D0D0D" w:themeColor="text1" w:themeTint="F2"/>
+          <w:sz w:val="32"/>
+          <w:szCs w:val="32"/>
+        </w:rPr>
+      </w:pPr>
+      <w:r>
+        <w:rPr>
+          <w:rFonts w:eastAsiaTheme="minorHAnsi"/>
+          <w:color w:val="0D0D0D" w:themeColor="text1" w:themeTint="F2"/>
+          <w:sz w:val="32"/>
+          <w:szCs w:val="32"/>
+        </w:rPr>
+        <w:t>E → K</w:t>
+      </w:r>
+    </w:p>
+    <w:p>
+      <w:pPr>
+        <w:spacing w:line="276" w:lineRule="auto"/>
+        <w:rPr>
+          <w:rFonts w:eastAsiaTheme="minorHAnsi"/>
+          <w:b/>
+          <w:bCs/>
+          <w:color w:val="0D0D0D" w:themeColor="text1" w:themeTint="F2"/>
+          <w:sz w:val="32"/>
+          <w:szCs w:val="32"/>
+        </w:rPr>
+      </w:pPr>
+      <w:r>
+        <w:rPr>
+          <w:rFonts w:eastAsiaTheme="minorHAnsi"/>
+          <w:color w:val="0D0D0D" w:themeColor="text1" w:themeTint="F2"/>
+          <w:sz w:val="32"/>
+          <w:szCs w:val="32"/>
+        </w:rPr>
+        <w:t xml:space="preserve">So, the </w:t>
+      </w:r>
+      <w:r>
+        <w:rPr>
+          <w:rFonts w:eastAsiaTheme="minorHAnsi"/>
+          <w:b/>
+          <w:bCs/>
+          <w:color w:val="0D0D0D" w:themeColor="text1" w:themeTint="F2"/>
+          <w:sz w:val="32"/>
+          <w:szCs w:val="32"/>
+        </w:rPr>
+        <w:t>descendants of B are: D, E, I, J, and K.</w:t>
+      </w:r>
+    </w:p>
+    <w:p>
+      <w:pPr>
+        <w:spacing w:line="276" w:lineRule="auto"/>
+        <w:rPr>
+          <w:rFonts w:eastAsiaTheme="minorHAnsi"/>
+          <w:b/>
+          <w:bCs/>
+          <w:color w:val="365F91" w:themeColor="accent1" w:themeShade="BF"/>
+          <w:sz w:val="32"/>
+          <w:szCs w:val="32"/>
+        </w:rPr>
+      </w:pPr>
+      <w:r>
+        <w:rPr>
+          <w:rFonts w:eastAsiaTheme="minorHAnsi"/>
+          <w:b/>
+          <w:bCs/>
+          <w:color w:val="365F91" w:themeColor="accent1" w:themeShade="BF"/>
+          <w:sz w:val="32"/>
+          <w:szCs w:val="32"/>
+        </w:rPr>
+        <w:t>Sibling</w:t>
+      </w:r>
+    </w:p>
+    <w:p>
+      <w:pPr>
+        <w:spacing w:line="276" w:lineRule="auto"/>
+        <w:ind w:firstLine="720"/>
+        <w:rPr>
+          <w:rFonts w:eastAsiaTheme="minorHAnsi"/>
+          <w:color w:val="0D0D0D" w:themeColor="text1" w:themeTint="F2"/>
+          <w:sz w:val="32"/>
+          <w:szCs w:val="32"/>
+        </w:rPr>
+      </w:pPr>
+      <w:r>
+        <w:rPr>
+          <w:rFonts w:eastAsiaTheme="minorHAnsi"/>
+          <w:color w:val="0D0D0D" w:themeColor="text1" w:themeTint="F2"/>
+          <w:sz w:val="32"/>
+          <w:szCs w:val="32"/>
+        </w:rPr>
+        <w:t xml:space="preserve">Children of the same parent node are called </w:t>
+      </w:r>
+      <w:r>
+        <w:rPr>
+          <w:rFonts w:eastAsiaTheme="minorHAnsi"/>
+          <w:color w:val="0D0D0D" w:themeColor="text1" w:themeTint="F2"/>
+          <w:sz w:val="32"/>
+          <w:szCs w:val="32"/>
+        </w:rPr>
+        <w:t>siblings. {</w:t>
+      </w:r>
+      <w:r>
+        <w:rPr>
+          <w:rFonts w:eastAsiaTheme="minorHAnsi"/>
+          <w:color w:val="0D0D0D" w:themeColor="text1" w:themeTint="F2"/>
+          <w:sz w:val="32"/>
+          <w:szCs w:val="32"/>
+        </w:rPr>
+        <w:t>D,</w:t>
+      </w:r>
+      <w:r>
+        <w:rPr>
+          <w:rFonts w:eastAsiaTheme="minorHAnsi"/>
+          <w:color w:val="0D0D0D" w:themeColor="text1" w:themeTint="F2"/>
+          <w:sz w:val="32"/>
+          <w:szCs w:val="32"/>
+        </w:rPr>
+        <w:t xml:space="preserve"> </w:t>
+      </w:r>
+      <w:r>
+        <w:rPr>
+          <w:rFonts w:eastAsiaTheme="minorHAnsi"/>
+          <w:color w:val="0D0D0D" w:themeColor="text1" w:themeTint="F2"/>
+          <w:sz w:val="32"/>
+          <w:szCs w:val="32"/>
+        </w:rPr>
+        <w:t>E} are called siblings.</w:t>
+      </w:r>
+    </w:p>
+    <w:p>
+      <w:pPr>
+        <w:spacing w:line="276" w:lineRule="auto"/>
+        <w:rPr>
+          <w:rFonts w:eastAsiaTheme="minorHAnsi"/>
+          <w:b/>
+          <w:bCs/>
+          <w:color w:val="365F91" w:themeColor="accent1" w:themeShade="BF"/>
+          <w:sz w:val="32"/>
+          <w:szCs w:val="32"/>
+        </w:rPr>
+      </w:pPr>
+      <w:r>
+        <w:rPr>
+          <w:rFonts w:eastAsiaTheme="minorHAnsi"/>
+          <w:b/>
+          <w:bCs/>
+          <w:color w:val="365F91" w:themeColor="accent1" w:themeShade="BF"/>
+          <w:sz w:val="32"/>
+          <w:szCs w:val="32"/>
+        </w:rPr>
+        <w:t>Level of a node</w:t>
+      </w:r>
+    </w:p>
+    <w:p>
+      <w:pPr>
+        <w:spacing w:line="276" w:lineRule="auto"/>
+        <w:ind w:firstLine="720"/>
+        <w:rPr>
+          <w:rFonts w:eastAsiaTheme="minorHAnsi"/>
+          <w:color w:val="0D0D0D" w:themeColor="text1" w:themeTint="F2"/>
+          <w:sz w:val="32"/>
+          <w:szCs w:val="32"/>
+        </w:rPr>
+      </w:pPr>
+      <w:r>
+        <w:rPr>
+          <w:rFonts w:eastAsiaTheme="minorHAnsi"/>
+          <w:color w:val="0D0D0D" w:themeColor="text1" w:themeTint="F2"/>
+          <w:sz w:val="32"/>
+          <w:szCs w:val="32"/>
+        </w:rPr>
+        <w:t>The count of edges on the path from the root node to that node. The root</w:t>
+      </w:r>
+      <w:r>
+        <w:rPr>
+          <w:rFonts w:eastAsiaTheme="minorHAnsi"/>
+          <w:color w:val="0D0D0D" w:themeColor="text1" w:themeTint="F2"/>
+          <w:sz w:val="32"/>
+          <w:szCs w:val="32"/>
+        </w:rPr>
+        <w:t xml:space="preserve"> </w:t>
+      </w:r>
+      <w:r>
+        <w:rPr>
+          <w:rFonts w:eastAsiaTheme="minorHAnsi"/>
+          <w:color w:val="0D0D0D" w:themeColor="text1" w:themeTint="F2"/>
+          <w:sz w:val="32"/>
+          <w:szCs w:val="32"/>
+        </w:rPr>
+        <w:t>node has level 0.</w:t>
+      </w:r>
+    </w:p>
+    <w:p>
+      <w:pPr>
+        <w:spacing w:line="276" w:lineRule="auto"/>
+        <w:rPr>
+          <w:rFonts w:eastAsiaTheme="minorHAnsi"/>
+          <w:b/>
+          <w:bCs/>
+          <w:color w:val="365F91" w:themeColor="accent1" w:themeShade="BF"/>
+          <w:sz w:val="32"/>
+          <w:szCs w:val="32"/>
+        </w:rPr>
+      </w:pPr>
+      <w:r>
+        <w:rPr>
+          <w:rFonts w:eastAsiaTheme="minorHAnsi"/>
+          <w:b/>
+          <w:bCs/>
+          <w:color w:val="365F91" w:themeColor="accent1" w:themeShade="BF"/>
+          <w:sz w:val="32"/>
+          <w:szCs w:val="32"/>
+        </w:rPr>
+        <w:t xml:space="preserve">Internal Node </w:t>
+      </w:r>
+    </w:p>
+    <w:p>
+      <w:pPr>
+        <w:spacing w:line="276" w:lineRule="auto"/>
+        <w:rPr>
+          <w:rFonts w:eastAsiaTheme="minorHAnsi"/>
+          <w:color w:val="0D0D0D" w:themeColor="text1" w:themeTint="F2"/>
+          <w:sz w:val="32"/>
+          <w:szCs w:val="32"/>
+        </w:rPr>
+      </w:pPr>
+      <w:r>
+        <w:rPr>
+          <w:rFonts w:eastAsiaTheme="minorHAnsi"/>
+          <w:color w:val="0D0D0D" w:themeColor="text1" w:themeTint="F2"/>
+          <w:sz w:val="32"/>
+          <w:szCs w:val="32"/>
+        </w:rPr>
+        <w:t xml:space="preserve">An </w:t>
+      </w:r>
+      <w:r>
+        <w:rPr>
+          <w:rFonts w:eastAsiaTheme="minorHAnsi"/>
+          <w:b/>
+          <w:bCs/>
+          <w:color w:val="0D0D0D" w:themeColor="text1" w:themeTint="F2"/>
+          <w:sz w:val="32"/>
+          <w:szCs w:val="32"/>
+        </w:rPr>
+        <w:t>internal node</w:t>
+      </w:r>
+      <w:r>
+        <w:rPr>
+          <w:rFonts w:eastAsiaTheme="minorHAnsi"/>
+          <w:color w:val="0D0D0D" w:themeColor="text1" w:themeTint="F2"/>
+          <w:sz w:val="32"/>
+          <w:szCs w:val="32"/>
+        </w:rPr>
+        <w:t xml:space="preserve"> is a node that:</w:t>
+      </w:r>
+    </w:p>
+    <w:p>
+      <w:pPr>
+        <w:numPr>
+          <w:ilvl w:val="0"/>
+          <w:numId w:val="42"/>
+        </w:numPr>
+        <w:spacing w:line="276" w:lineRule="auto"/>
+        <w:rPr>
+          <w:rFonts w:eastAsiaTheme="minorHAnsi"/>
+          <w:color w:val="0D0D0D" w:themeColor="text1" w:themeTint="F2"/>
+          <w:sz w:val="32"/>
+          <w:szCs w:val="32"/>
+        </w:rPr>
+      </w:pPr>
+      <w:r>
+        <w:rPr>
+          <w:rFonts w:eastAsiaTheme="minorHAnsi"/>
+          <w:b/>
+          <w:bCs/>
+          <w:color w:val="0D0D0D" w:themeColor="text1" w:themeTint="F2"/>
+          <w:sz w:val="32"/>
+          <w:szCs w:val="32"/>
+        </w:rPr>
+        <w:t>Has at least one child</w:t>
+      </w:r>
+      <w:r>
+        <w:rPr>
+          <w:rFonts w:eastAsiaTheme="minorHAnsi"/>
+          <w:color w:val="0D0D0D" w:themeColor="text1" w:themeTint="F2"/>
+          <w:sz w:val="32"/>
+          <w:szCs w:val="32"/>
+        </w:rPr>
+        <w:t xml:space="preserve"> (i.e., it's not a leaf),</w:t>
+      </w:r>
+    </w:p>
+    <w:p>
+      <w:pPr>
+        <w:numPr>
+          <w:ilvl w:val="0"/>
+          <w:numId w:val="42"/>
+        </w:numPr>
+        <w:spacing w:line="276" w:lineRule="auto"/>
+        <w:rPr>
+          <w:rFonts w:eastAsiaTheme="minorHAnsi"/>
+          <w:color w:val="0D0D0D" w:themeColor="text1" w:themeTint="F2"/>
+          <w:sz w:val="32"/>
+          <w:szCs w:val="32"/>
+        </w:rPr>
+      </w:pPr>
+      <w:r>
+        <w:rPr>
+          <w:rFonts w:eastAsiaTheme="minorHAnsi"/>
+          <w:b/>
+          <w:bCs/>
+          <w:color w:val="0D0D0D" w:themeColor="text1" w:themeTint="F2"/>
+          <w:sz w:val="32"/>
+          <w:szCs w:val="32"/>
+        </w:rPr>
+        <w:t>Is not the root</w:t>
+      </w:r>
+      <w:r>
+        <w:rPr>
+          <w:rFonts w:eastAsiaTheme="minorHAnsi"/>
+          <w:color w:val="0D0D0D" w:themeColor="text1" w:themeTint="F2"/>
+          <w:sz w:val="32"/>
+          <w:szCs w:val="32"/>
+        </w:rPr>
+        <w:t xml:space="preserve"> (optional in some definitions, but often included).</w:t>
+      </w:r>
+    </w:p>
+    <w:p>
+      <w:pPr>
+        <w:spacing w:line="276" w:lineRule="auto"/>
+        <w:rPr>
+          <w:rFonts w:eastAsiaTheme="minorHAnsi"/>
+          <w:b/>
+          <w:bCs/>
+          <w:color w:val="365F91" w:themeColor="accent1" w:themeShade="BF"/>
+          <w:sz w:val="32"/>
+          <w:szCs w:val="32"/>
+        </w:rPr>
+      </w:pPr>
+      <w:r>
+        <w:rPr>
+          <w:rFonts w:eastAsiaTheme="minorHAnsi"/>
+          <w:b/>
+          <w:bCs/>
+          <w:color w:val="365F91" w:themeColor="accent1" w:themeShade="BF"/>
+          <w:sz w:val="32"/>
+          <w:szCs w:val="32"/>
+        </w:rPr>
+        <w:t>Neighbor of a Node</w:t>
+      </w:r>
+    </w:p>
+    <w:p>
+      <w:pPr>
+        <w:spacing w:line="276" w:lineRule="auto"/>
+        <w:ind w:firstLine="720"/>
+        <w:rPr>
+          <w:rFonts w:eastAsiaTheme="minorHAnsi"/>
+          <w:color w:val="0D0D0D" w:themeColor="text1" w:themeTint="F2"/>
+          <w:sz w:val="32"/>
+          <w:szCs w:val="32"/>
+        </w:rPr>
+      </w:pPr>
+      <w:r>
+        <w:rPr>
+          <w:rFonts w:eastAsiaTheme="minorHAnsi"/>
+          <w:color w:val="0D0D0D" w:themeColor="text1" w:themeTint="F2"/>
+          <w:sz w:val="32"/>
+          <w:szCs w:val="32"/>
+        </w:rPr>
+        <w:t>Parent or child nodes of that node are called neighbors of that node.</w:t>
+      </w:r>
+    </w:p>
+    <w:p>
+      <w:pPr>
+        <w:spacing w:line="276" w:lineRule="auto"/>
+        <w:rPr>
+          <w:rFonts w:eastAsiaTheme="minorHAnsi"/>
+          <w:b/>
+          <w:bCs/>
+          <w:color w:val="0D0D0D" w:themeColor="text1" w:themeTint="F2"/>
+          <w:sz w:val="32"/>
+          <w:szCs w:val="32"/>
+        </w:rPr>
+      </w:pPr>
+    </w:p>
+    <w:p>
+      <w:pPr>
+        <w:spacing w:line="276" w:lineRule="auto"/>
+        <w:rPr>
+          <w:rFonts w:eastAsiaTheme="minorHAnsi"/>
+          <w:b/>
+          <w:bCs/>
+          <w:color w:val="0D0D0D" w:themeColor="text1" w:themeTint="F2"/>
+          <w:sz w:val="32"/>
+          <w:szCs w:val="32"/>
+        </w:rPr>
+      </w:pPr>
+    </w:p>
+    <w:p>
+      <w:pPr>
+        <w:spacing w:line="276" w:lineRule="auto"/>
+        <w:rPr>
+          <w:rFonts w:eastAsiaTheme="minorHAnsi"/>
+          <w:b/>
+          <w:bCs/>
+          <w:color w:val="0D0D0D" w:themeColor="text1" w:themeTint="F2"/>
+          <w:sz w:val="32"/>
+          <w:szCs w:val="32"/>
+        </w:rPr>
+      </w:pPr>
+    </w:p>
+    <w:p>
+      <w:pPr>
+        <w:spacing w:line="276" w:lineRule="auto"/>
+        <w:rPr>
+          <w:rFonts w:eastAsiaTheme="minorHAnsi"/>
+          <w:b/>
+          <w:bCs/>
+          <w:color w:val="365F91" w:themeColor="accent1" w:themeShade="BF"/>
+          <w:sz w:val="32"/>
+          <w:szCs w:val="32"/>
+        </w:rPr>
+      </w:pPr>
+      <w:r>
+        <w:rPr>
+          <w:rFonts w:eastAsiaTheme="minorHAnsi"/>
+          <w:b/>
+          <w:bCs/>
+          <w:color w:val="365F91" w:themeColor="accent1" w:themeShade="BF"/>
+          <w:sz w:val="32"/>
+          <w:szCs w:val="32"/>
+        </w:rPr>
+        <w:lastRenderedPageBreak/>
+        <w:t xml:space="preserve">Subtree </w:t>
+      </w:r>
+    </w:p>
+    <w:p>
+      <w:pPr>
+        <w:spacing w:line="276" w:lineRule="auto"/>
+        <w:ind w:firstLine="720"/>
+        <w:rPr>
+          <w:rFonts w:eastAsiaTheme="minorHAnsi"/>
+          <w:color w:val="0D0D0D" w:themeColor="text1" w:themeTint="F2"/>
+          <w:sz w:val="32"/>
+          <w:szCs w:val="32"/>
+        </w:rPr>
+      </w:pPr>
+      <w:r>
+        <w:rPr>
+          <w:rFonts w:eastAsiaTheme="minorHAnsi"/>
+          <w:color w:val="0D0D0D" w:themeColor="text1" w:themeTint="F2"/>
+          <w:sz w:val="32"/>
+          <w:szCs w:val="32"/>
+        </w:rPr>
+        <w:t xml:space="preserve">A smaller part of the main tree that starts from any node and includes </w:t>
+      </w:r>
+      <w:r>
+        <w:rPr>
+          <w:rFonts w:eastAsiaTheme="minorHAnsi"/>
+          <w:b/>
+          <w:bCs/>
+          <w:color w:val="0D0D0D" w:themeColor="text1" w:themeTint="F2"/>
+          <w:sz w:val="32"/>
+          <w:szCs w:val="32"/>
+        </w:rPr>
+        <w:t>all its children, grandchildren</w:t>
+      </w:r>
+      <w:r>
+        <w:rPr>
+          <w:rFonts w:eastAsiaTheme="minorHAnsi"/>
+          <w:color w:val="0D0D0D" w:themeColor="text1" w:themeTint="F2"/>
+          <w:sz w:val="32"/>
+          <w:szCs w:val="32"/>
+        </w:rPr>
+        <w:t>, and so on.</w:t>
+      </w:r>
+    </w:p>
+    <w:p>
+      <w:pPr>
+        <w:spacing w:line="276" w:lineRule="auto"/>
+        <w:rPr>
+          <w:rFonts w:eastAsiaTheme="minorHAnsi"/>
+          <w:b/>
+          <w:bCs/>
+          <w:color w:val="0D0D0D" w:themeColor="text1" w:themeTint="F2"/>
+          <w:sz w:val="32"/>
+          <w:szCs w:val="32"/>
+        </w:rPr>
+      </w:pPr>
+      <w:r>
+        <w:rPr>
+          <w:rFonts w:eastAsiaTheme="minorHAnsi"/>
+          <w:b/>
+          <w:bCs/>
+          <w:color w:val="0D0D0D" w:themeColor="text1" w:themeTint="F2"/>
+          <w:sz w:val="32"/>
+          <w:szCs w:val="32"/>
+        </w:rPr>
+        <w:t>Example: Subtree of node B</w:t>
+      </w:r>
+    </w:p>
+    <w:p>
+      <w:pPr>
+        <w:spacing w:line="276" w:lineRule="auto"/>
+        <w:rPr>
+          <w:rFonts w:eastAsiaTheme="minorHAnsi"/>
+          <w:color w:val="0D0D0D" w:themeColor="text1" w:themeTint="F2"/>
+          <w:sz w:val="32"/>
+          <w:szCs w:val="32"/>
+        </w:rPr>
+      </w:pPr>
+      <w:r>
+        <w:rPr>
+          <w:rFonts w:eastAsiaTheme="minorHAnsi"/>
+          <w:color w:val="0D0D0D" w:themeColor="text1" w:themeTint="F2"/>
+          <w:sz w:val="32"/>
+          <w:szCs w:val="32"/>
+        </w:rPr>
+        <w:t xml:space="preserve">The subtree of </w:t>
+      </w:r>
+      <w:r>
+        <w:rPr>
+          <w:rFonts w:eastAsiaTheme="minorHAnsi"/>
+          <w:b/>
+          <w:bCs/>
+          <w:color w:val="0D0D0D" w:themeColor="text1" w:themeTint="F2"/>
+          <w:sz w:val="32"/>
+          <w:szCs w:val="32"/>
+        </w:rPr>
+        <w:t>B</w:t>
+      </w:r>
+      <w:r>
+        <w:rPr>
+          <w:rFonts w:eastAsiaTheme="minorHAnsi"/>
+          <w:color w:val="0D0D0D" w:themeColor="text1" w:themeTint="F2"/>
+          <w:sz w:val="32"/>
+          <w:szCs w:val="32"/>
+        </w:rPr>
+        <w:t xml:space="preserve"> includes:</w:t>
+      </w:r>
+    </w:p>
+    <w:p>
+      <w:pPr>
+        <w:numPr>
+          <w:ilvl w:val="0"/>
+          <w:numId w:val="44"/>
+        </w:numPr>
+        <w:spacing w:line="276" w:lineRule="auto"/>
+        <w:rPr>
+          <w:rFonts w:eastAsiaTheme="minorHAnsi"/>
+          <w:color w:val="0D0D0D" w:themeColor="text1" w:themeTint="F2"/>
+          <w:sz w:val="32"/>
+          <w:szCs w:val="32"/>
+        </w:rPr>
+      </w:pPr>
+      <w:r>
+        <w:rPr>
+          <w:rFonts w:eastAsiaTheme="minorHAnsi"/>
+          <w:color w:val="0D0D0D" w:themeColor="text1" w:themeTint="F2"/>
+          <w:sz w:val="32"/>
+          <w:szCs w:val="32"/>
+        </w:rPr>
+        <w:t>B (root of the subtree)</w:t>
+      </w:r>
+    </w:p>
+    <w:p>
+      <w:pPr>
+        <w:numPr>
+          <w:ilvl w:val="0"/>
+          <w:numId w:val="44"/>
+        </w:numPr>
+        <w:spacing w:line="276" w:lineRule="auto"/>
+        <w:rPr>
+          <w:rFonts w:eastAsiaTheme="minorHAnsi"/>
+          <w:color w:val="0D0D0D" w:themeColor="text1" w:themeTint="F2"/>
+          <w:sz w:val="32"/>
+          <w:szCs w:val="32"/>
+        </w:rPr>
+      </w:pPr>
+      <w:r>
+        <w:rPr>
+          <w:rFonts w:eastAsiaTheme="minorHAnsi"/>
+          <w:color w:val="0D0D0D" w:themeColor="text1" w:themeTint="F2"/>
+          <w:sz w:val="32"/>
+          <w:szCs w:val="32"/>
+        </w:rPr>
+        <w:t>D, E (children of B)</w:t>
+      </w:r>
+    </w:p>
+    <w:p>
+      <w:pPr>
+        <w:numPr>
+          <w:ilvl w:val="0"/>
+          <w:numId w:val="44"/>
+        </w:numPr>
+        <w:spacing w:line="276" w:lineRule="auto"/>
+        <w:rPr>
+          <w:rFonts w:eastAsiaTheme="minorHAnsi"/>
+          <w:color w:val="0D0D0D" w:themeColor="text1" w:themeTint="F2"/>
+          <w:sz w:val="32"/>
+          <w:szCs w:val="32"/>
+        </w:rPr>
+      </w:pPr>
+      <w:r>
+        <w:rPr>
+          <w:rFonts w:eastAsiaTheme="minorHAnsi"/>
+          <w:color w:val="0D0D0D" w:themeColor="text1" w:themeTint="F2"/>
+          <w:sz w:val="32"/>
+          <w:szCs w:val="32"/>
+        </w:rPr>
+        <w:t>I, J (children of D)</w:t>
+      </w:r>
+    </w:p>
+    <w:p>
+      <w:pPr>
+        <w:numPr>
+          <w:ilvl w:val="0"/>
+          <w:numId w:val="44"/>
+        </w:numPr>
+        <w:spacing w:line="276" w:lineRule="auto"/>
+        <w:rPr>
+          <w:rFonts w:eastAsiaTheme="minorHAnsi"/>
+          <w:color w:val="0D0D0D" w:themeColor="text1" w:themeTint="F2"/>
+          <w:sz w:val="32"/>
+          <w:szCs w:val="32"/>
+        </w:rPr>
+      </w:pPr>
+      <w:r>
+        <w:rPr>
+          <w:rFonts w:eastAsiaTheme="minorHAnsi"/>
+          <w:color w:val="0D0D0D" w:themeColor="text1" w:themeTint="F2"/>
+          <w:sz w:val="32"/>
+          <w:szCs w:val="32"/>
+        </w:rPr>
+        <w:t>K (child of E)</w:t>
+      </w:r>
+    </w:p>
+    <w:p>
+      <w:pPr>
+        <w:spacing w:line="276" w:lineRule="auto"/>
+        <w:rPr>
+          <w:rFonts w:eastAsiaTheme="minorHAnsi"/>
+          <w:color w:val="0D0D0D" w:themeColor="text1" w:themeTint="F2"/>
+          <w:sz w:val="32"/>
+          <w:szCs w:val="32"/>
+        </w:rPr>
+      </w:pPr>
+      <w:r>
+        <w:rPr>
+          <w:rFonts w:eastAsiaTheme="minorHAnsi"/>
+          <w:noProof/>
+          <w:color w:val="0D0D0D" w:themeColor="text1" w:themeTint="F2"/>
+          <w:sz w:val="32"/>
+          <w:szCs w:val="32"/>
+        </w:rPr>
+        <w:drawing>
+          <wp:inline distT="0" distB="0" distL="0" distR="0" wp14:anchorId="2DD124BF" wp14:editId="4F2D6C32">
+            <wp:extent cx="5943600" cy="2355215"/>
+            <wp:effectExtent l="0" t="0" r="0" b="0"/>
+            <wp:docPr id="1896039056" name="Picture 1"/>
+            <wp:cNvGraphicFramePr>
+              <a:graphicFrameLocks xmlns:a="http://schemas.openxmlformats.org/drawingml/2006/main" noChangeAspect="1"/>
+            </wp:cNvGraphicFramePr>
+            <a:graphic xmlns:a="http://schemas.openxmlformats.org/drawingml/2006/main">
+              <a:graphicData uri="http://schemas.openxmlformats.org/drawingml/2006/picture">
+                <pic:pic xmlns:pic="http://schemas.openxmlformats.org/drawingml/2006/picture">
+                  <pic:nvPicPr>
+                    <pic:cNvPr id="1896039056" name=""/>
+                    <pic:cNvPicPr/>
+                  </pic:nvPicPr>
+                  <pic:blipFill>
+                    <a:blip r:embed="rId126"/>
+                    <a:stretch>
+                      <a:fillRect/>
+                    </a:stretch>
+                  </pic:blipFill>
+                  <pic:spPr>
+                    <a:xfrm>
+                      <a:off x="0" y="0"/>
+                      <a:ext cx="5943600" cy="2355215"/>
+                    </a:xfrm>
+                    <a:prstGeom prst="rect">
+                      <a:avLst/>
+                    </a:prstGeom>
+                  </pic:spPr>
+                </pic:pic>
+              </a:graphicData>
+            </a:graphic>
+          </wp:inline>
+        </w:drawing>
+      </w:r>
+    </w:p>
+    <w:p>
+      <w:pPr>
+        <w:spacing w:line="276" w:lineRule="auto"/>
+        <w:rPr>
+          <w:rFonts w:eastAsiaTheme="minorHAnsi"/>
+          <w:color w:val="0D0D0D" w:themeColor="text1" w:themeTint="F2"/>
+          <w:sz w:val="32"/>
+          <w:szCs w:val="32"/>
+        </w:rPr>
+      </w:pPr>
+      <w:r>
+        <w:rPr>
+          <w:rFonts w:eastAsiaTheme="minorHAnsi"/>
+          <w:b/>
+          <w:bCs/>
+          <w:color w:val="365F91" w:themeColor="accent1" w:themeShade="BF"/>
+          <w:sz w:val="32"/>
+          <w:szCs w:val="32"/>
+        </w:rPr>
+        <w:t>Properties of Trees</w:t>
+      </w:r>
+    </w:p>
+    <w:p>
+      <w:pPr>
+        <w:spacing w:line="276" w:lineRule="auto"/>
+        <w:rPr>
+          <w:rFonts w:eastAsiaTheme="minorHAnsi"/>
+          <w:b/>
+          <w:bCs/>
+          <w:color w:val="0D0D0D" w:themeColor="text1" w:themeTint="F2"/>
+          <w:sz w:val="32"/>
+          <w:szCs w:val="32"/>
+        </w:rPr>
+      </w:pPr>
+      <w:r>
+        <w:rPr>
+          <w:rFonts w:eastAsiaTheme="minorHAnsi"/>
+          <w:b/>
+          <w:bCs/>
+          <w:color w:val="0D0D0D" w:themeColor="text1" w:themeTint="F2"/>
+          <w:sz w:val="32"/>
+          <w:szCs w:val="32"/>
+        </w:rPr>
+        <w:t>Height of a node:</w:t>
+      </w:r>
+    </w:p>
+    <w:p>
+      <w:pPr>
+        <w:spacing w:line="276" w:lineRule="auto"/>
+        <w:ind w:firstLine="720"/>
+        <w:rPr>
+          <w:rFonts w:eastAsiaTheme="minorHAnsi"/>
+          <w:color w:val="0D0D0D" w:themeColor="text1" w:themeTint="F2"/>
+          <w:sz w:val="32"/>
+          <w:szCs w:val="32"/>
+        </w:rPr>
+      </w:pPr>
+      <w:r>
+        <w:rPr>
+          <w:rFonts w:eastAsiaTheme="minorHAnsi"/>
+          <w:color w:val="0D0D0D" w:themeColor="text1" w:themeTint="F2"/>
+          <w:sz w:val="32"/>
+          <w:szCs w:val="32"/>
+        </w:rPr>
+        <w:t>The height of a node can be defined as the length of the longest path from</w:t>
+      </w:r>
+      <w:r>
+        <w:rPr>
+          <w:rFonts w:eastAsiaTheme="minorHAnsi"/>
+          <w:color w:val="0D0D0D" w:themeColor="text1" w:themeTint="F2"/>
+          <w:sz w:val="32"/>
+          <w:szCs w:val="32"/>
+        </w:rPr>
+        <w:t xml:space="preserve"> </w:t>
+      </w:r>
+      <w:r>
+        <w:rPr>
+          <w:rFonts w:eastAsiaTheme="minorHAnsi"/>
+          <w:color w:val="0D0D0D" w:themeColor="text1" w:themeTint="F2"/>
+          <w:sz w:val="32"/>
+          <w:szCs w:val="32"/>
+        </w:rPr>
+        <w:t>the node to a leaf node of the tree.</w:t>
+      </w:r>
+    </w:p>
+    <w:p>
+      <w:pPr>
+        <w:spacing w:line="276" w:lineRule="auto"/>
+        <w:rPr>
+          <w:rFonts w:eastAsiaTheme="minorHAnsi"/>
+          <w:b/>
+          <w:bCs/>
+          <w:color w:val="0D0D0D" w:themeColor="text1" w:themeTint="F2"/>
+          <w:sz w:val="32"/>
+          <w:szCs w:val="32"/>
+        </w:rPr>
+      </w:pPr>
+      <w:r>
+        <w:rPr>
+          <w:rFonts w:eastAsiaTheme="minorHAnsi"/>
+          <w:b/>
+          <w:bCs/>
+          <w:color w:val="0D0D0D" w:themeColor="text1" w:themeTint="F2"/>
+          <w:sz w:val="32"/>
+          <w:szCs w:val="32"/>
+        </w:rPr>
+        <w:t>Height of the Tree:</w:t>
+      </w:r>
+    </w:p>
+    <w:p>
+      <w:pPr>
+        <w:spacing w:line="276" w:lineRule="auto"/>
+        <w:ind w:firstLine="720"/>
+        <w:rPr>
+          <w:rFonts w:eastAsiaTheme="minorHAnsi"/>
+          <w:color w:val="0D0D0D" w:themeColor="text1" w:themeTint="F2"/>
+          <w:sz w:val="32"/>
+          <w:szCs w:val="32"/>
+        </w:rPr>
+      </w:pPr>
+      <w:r>
+        <w:rPr>
+          <w:rFonts w:eastAsiaTheme="minorHAnsi"/>
+          <w:color w:val="0D0D0D" w:themeColor="text1" w:themeTint="F2"/>
+          <w:sz w:val="32"/>
+          <w:szCs w:val="32"/>
+        </w:rPr>
+        <w:t>The height of a tree is the length of the longest path from the root of the tree</w:t>
+      </w:r>
+      <w:r>
+        <w:rPr>
+          <w:rFonts w:eastAsiaTheme="minorHAnsi"/>
+          <w:color w:val="0D0D0D" w:themeColor="text1" w:themeTint="F2"/>
+          <w:sz w:val="32"/>
+          <w:szCs w:val="32"/>
+        </w:rPr>
+        <w:t xml:space="preserve"> </w:t>
+      </w:r>
+      <w:r>
+        <w:rPr>
+          <w:rFonts w:eastAsiaTheme="minorHAnsi"/>
+          <w:color w:val="0D0D0D" w:themeColor="text1" w:themeTint="F2"/>
+          <w:sz w:val="32"/>
+          <w:szCs w:val="32"/>
+        </w:rPr>
+        <w:t>to a leaf node of the tree.</w:t>
+      </w:r>
+    </w:p>
+    <w:p>
+      <w:pPr>
+        <w:spacing w:line="276" w:lineRule="auto"/>
+        <w:rPr>
+          <w:rFonts w:eastAsiaTheme="minorHAnsi"/>
+          <w:b/>
+          <w:bCs/>
+          <w:color w:val="0D0D0D" w:themeColor="text1" w:themeTint="F2"/>
+          <w:sz w:val="32"/>
+          <w:szCs w:val="32"/>
+        </w:rPr>
+      </w:pPr>
+      <w:r>
+        <w:rPr>
+          <w:rFonts w:eastAsiaTheme="minorHAnsi"/>
+          <w:b/>
+          <w:bCs/>
+          <w:color w:val="0D0D0D" w:themeColor="text1" w:themeTint="F2"/>
+          <w:sz w:val="32"/>
+          <w:szCs w:val="32"/>
+        </w:rPr>
+        <w:t xml:space="preserve">Degree of a Node </w:t>
+      </w:r>
+    </w:p>
+    <w:p>
+      <w:pPr>
+        <w:spacing w:line="276" w:lineRule="auto"/>
+        <w:ind w:firstLine="720"/>
+        <w:rPr>
+          <w:rFonts w:eastAsiaTheme="minorHAnsi"/>
+          <w:color w:val="0D0D0D" w:themeColor="text1" w:themeTint="F2"/>
+          <w:sz w:val="32"/>
+          <w:szCs w:val="32"/>
+        </w:rPr>
+      </w:pPr>
+      <w:r>
+        <w:rPr>
+          <w:rFonts w:eastAsiaTheme="minorHAnsi"/>
+          <w:color w:val="0D0D0D" w:themeColor="text1" w:themeTint="F2"/>
+          <w:sz w:val="32"/>
+          <w:szCs w:val="32"/>
+        </w:rPr>
+        <w:t xml:space="preserve">The </w:t>
+      </w:r>
+      <w:r>
+        <w:rPr>
+          <w:rFonts w:eastAsiaTheme="minorHAnsi"/>
+          <w:b/>
+          <w:bCs/>
+          <w:color w:val="0D0D0D" w:themeColor="text1" w:themeTint="F2"/>
+          <w:sz w:val="32"/>
+          <w:szCs w:val="32"/>
+        </w:rPr>
+        <w:t>degree of a node</w:t>
+      </w:r>
+      <w:r>
+        <w:rPr>
+          <w:rFonts w:eastAsiaTheme="minorHAnsi"/>
+          <w:color w:val="0D0D0D" w:themeColor="text1" w:themeTint="F2"/>
+          <w:sz w:val="32"/>
+          <w:szCs w:val="32"/>
+        </w:rPr>
+        <w:t xml:space="preserve"> is the number of </w:t>
+      </w:r>
+      <w:r>
+        <w:rPr>
+          <w:rFonts w:eastAsiaTheme="minorHAnsi"/>
+          <w:b/>
+          <w:bCs/>
+          <w:color w:val="0D0D0D" w:themeColor="text1" w:themeTint="F2"/>
+          <w:sz w:val="32"/>
+          <w:szCs w:val="32"/>
+        </w:rPr>
+        <w:t>direct children</w:t>
+      </w:r>
+      <w:r>
+        <w:rPr>
+          <w:rFonts w:eastAsiaTheme="minorHAnsi"/>
+          <w:color w:val="0D0D0D" w:themeColor="text1" w:themeTint="F2"/>
+          <w:sz w:val="32"/>
+          <w:szCs w:val="32"/>
+        </w:rPr>
+        <w:t xml:space="preserve"> it has.</w:t>
+      </w:r>
+    </w:p>
+    <w:p>
+      <w:pPr>
+        <w:spacing w:line="276" w:lineRule="auto"/>
+        <w:rPr>
+          <w:rFonts w:eastAsiaTheme="minorHAnsi"/>
+          <w:color w:val="0D0D0D" w:themeColor="text1" w:themeTint="F2"/>
+          <w:sz w:val="32"/>
+          <w:szCs w:val="32"/>
+        </w:rPr>
+      </w:pPr>
+    </w:p>
+    <w:p>
+      <w:pPr>
+        <w:spacing w:line="276" w:lineRule="auto"/>
+        <w:rPr>
+          <w:rFonts w:eastAsiaTheme="minorHAnsi"/>
+          <w:color w:val="0D0D0D" w:themeColor="text1" w:themeTint="F2"/>
+          <w:sz w:val="32"/>
+          <w:szCs w:val="32"/>
+        </w:rPr>
+      </w:pPr>
+    </w:p>
+    <w:p>
+      <w:pPr>
+        <w:spacing w:line="276" w:lineRule="auto"/>
+        <w:rPr>
+          <w:rFonts w:eastAsiaTheme="minorHAnsi"/>
+          <w:color w:val="0D0D0D" w:themeColor="text1" w:themeTint="F2"/>
+          <w:sz w:val="32"/>
+          <w:szCs w:val="32"/>
+        </w:rPr>
+      </w:pPr>
+    </w:p>
+    <w:p>
+      <w:pPr>
+        <w:spacing w:line="276" w:lineRule="auto"/>
+        <w:rPr>
+          <w:rFonts w:eastAsiaTheme="minorHAnsi"/>
+          <w:b/>
+          <w:bCs/>
+          <w:color w:val="365F91" w:themeColor="accent1" w:themeShade="BF"/>
+          <w:sz w:val="32"/>
+          <w:szCs w:val="32"/>
+        </w:rPr>
+      </w:pPr>
+      <w:r>
+        <w:rPr>
+          <w:rFonts w:eastAsiaTheme="minorHAnsi"/>
+          <w:b/>
+          <w:bCs/>
+          <w:color w:val="365F91" w:themeColor="accent1" w:themeShade="BF"/>
+          <w:sz w:val="32"/>
+          <w:szCs w:val="32"/>
+        </w:rPr>
+        <w:lastRenderedPageBreak/>
+        <w:t>Tree Traversal</w:t>
+      </w:r>
+    </w:p>
+    <w:p>
+      <w:pPr>
+        <w:ind w:firstLine="720"/>
+        <w:rPr>
+          <w:rFonts w:eastAsiaTheme="minorHAnsi"/>
+          <w:color w:val="0D0D0D" w:themeColor="text1" w:themeTint="F2"/>
+          <w:sz w:val="32"/>
+          <w:szCs w:val="32"/>
+        </w:rPr>
+      </w:pPr>
+      <w:r>
+        <w:rPr>
+          <w:rFonts w:eastAsiaTheme="minorHAnsi"/>
+          <w:color w:val="0D0D0D" w:themeColor="text1" w:themeTint="F2"/>
+          <w:sz w:val="32"/>
+          <w:szCs w:val="32"/>
+        </w:rPr>
+        <w:t>Tree Traversal refers to the process of visiting or accessing each node</w:t>
+      </w:r>
+      <w:r>
+        <w:rPr>
+          <w:rFonts w:eastAsiaTheme="minorHAnsi"/>
+          <w:color w:val="0D0D0D" w:themeColor="text1" w:themeTint="F2"/>
+          <w:sz w:val="32"/>
+          <w:szCs w:val="32"/>
+        </w:rPr>
+        <w:t xml:space="preserve"> </w:t>
+      </w:r>
+      <w:r>
+        <w:rPr>
+          <w:rFonts w:eastAsiaTheme="minorHAnsi"/>
+          <w:color w:val="0D0D0D" w:themeColor="text1" w:themeTint="F2"/>
+          <w:sz w:val="32"/>
+          <w:szCs w:val="32"/>
+        </w:rPr>
+        <w:t>of the tree exactly once in a certain order.</w:t>
+      </w:r>
+      <w:r>
+        <w:rPr>
+          <w:rFonts w:eastAsiaTheme="minorHAnsi"/>
+          <w:color w:val="0D0D0D" w:themeColor="text1" w:themeTint="F2"/>
+          <w:sz w:val="32"/>
+          <w:szCs w:val="32"/>
+        </w:rPr>
+        <w:t xml:space="preserve"> </w:t>
+      </w:r>
+      <w:r>
+        <w:rPr>
+          <w:rFonts w:eastAsiaTheme="minorHAnsi"/>
+          <w:color w:val="0D0D0D" w:themeColor="text1" w:themeTint="F2"/>
+          <w:sz w:val="32"/>
+          <w:szCs w:val="32"/>
+        </w:rPr>
+        <w:t>Unlike linear data structures, Trees can be traversed in many ways</w:t>
+      </w:r>
+    </w:p>
+    <w:p>
+      <w:pPr>
+        <w:tabs>
+          <w:tab w:val="left" w:pos="3912"/>
+        </w:tabs>
+        <w:rPr>
+          <w:rFonts w:eastAsiaTheme="minorHAnsi"/>
+          <w:sz w:val="32"/>
+          <w:szCs w:val="32"/>
+        </w:rPr>
+      </w:pPr>
+      <w:r>
+        <w:rPr>
+          <w:rFonts w:eastAsiaTheme="minorHAnsi"/>
+          <w:sz w:val="32"/>
+          <w:szCs w:val="32"/>
+        </w:rPr>
+        <w:drawing>
+          <wp:inline distT="0" distB="0" distL="0" distR="0" wp14:anchorId="00C4A398" wp14:editId="22D59575">
+            <wp:extent cx="5943600" cy="3987165"/>
+            <wp:effectExtent l="0" t="0" r="0" b="0"/>
+            <wp:docPr id="1864096111" name="Picture 1"/>
+            <wp:cNvGraphicFramePr>
+              <a:graphicFrameLocks xmlns:a="http://schemas.openxmlformats.org/drawingml/2006/main" noChangeAspect="1"/>
+            </wp:cNvGraphicFramePr>
+            <a:graphic xmlns:a="http://schemas.openxmlformats.org/drawingml/2006/main">
+              <a:graphicData uri="http://schemas.openxmlformats.org/drawingml/2006/picture">
+                <pic:pic xmlns:pic="http://schemas.openxmlformats.org/drawingml/2006/picture">
+                  <pic:nvPicPr>
+                    <pic:cNvPr id="1864096111" name=""/>
+                    <pic:cNvPicPr/>
+                  </pic:nvPicPr>
+                  <pic:blipFill>
+                    <a:blip r:embed="rId127"/>
+                    <a:stretch>
+                      <a:fillRect/>
+                    </a:stretch>
+                  </pic:blipFill>
+                  <pic:spPr>
+                    <a:xfrm>
+                      <a:off x="0" y="0"/>
+                      <a:ext cx="5943600" cy="3987165"/>
+                    </a:xfrm>
+                    <a:prstGeom prst="rect">
+                      <a:avLst/>
+                    </a:prstGeom>
+                  </pic:spPr>
+                </pic:pic>
+              </a:graphicData>
+            </a:graphic>
+          </wp:inline>
+        </w:drawing>
+      </w:r>
     </w:p>
     <w:sectPr>
       <w:pgSz w:w="12240" w:h="15840"/>
@@ -17815,6 +19525,155 @@
     </w:lvl>
   </w:abstractNum>
   <w:abstractNum w:abstractNumId="5" w15:restartNumberingAfterBreak="0">
+    <w:nsid w:val="144E3A7C"/>
+    <w:multiLevelType w:val="multilevel"/>
+    <w:tmpl w:val="D952B7F8"/>
+    <w:lvl w:ilvl="0">
+      <w:start w:val="1"/>
+      <w:numFmt w:val="bullet"/>
+      <w:lvlText w:val=""/>
+      <w:lvlJc w:val="left"/>
+      <w:pPr>
+        <w:tabs>
+          <w:tab w:val="num" w:pos="720"/>
+        </w:tabs>
+        <w:ind w:left="720" w:hanging="360"/>
+      </w:pPr>
+      <w:rPr>
+        <w:rFonts w:ascii="Symbol" w:hAnsi="Symbol" w:hint="default"/>
+        <w:sz w:val="20"/>
+      </w:rPr>
+    </w:lvl>
+    <w:lvl w:ilvl="1" w:tentative="1">
+      <w:start w:val="1"/>
+      <w:numFmt w:val="bullet"/>
+      <w:lvlText w:val="o"/>
+      <w:lvlJc w:val="left"/>
+      <w:pPr>
+        <w:tabs>
+          <w:tab w:val="num" w:pos="1440"/>
+        </w:tabs>
+        <w:ind w:left="1440" w:hanging="360"/>
+      </w:pPr>
+      <w:rPr>
+        <w:rFonts w:ascii="Courier New" w:hAnsi="Courier New" w:hint="default"/>
+        <w:sz w:val="20"/>
+      </w:rPr>
+    </w:lvl>
+    <w:lvl w:ilvl="2" w:tentative="1">
+      <w:start w:val="1"/>
+      <w:numFmt w:val="bullet"/>
+      <w:lvlText w:val=""/>
+      <w:lvlJc w:val="left"/>
+      <w:pPr>
+        <w:tabs>
+          <w:tab w:val="num" w:pos="2160"/>
+        </w:tabs>
+        <w:ind w:left="2160" w:hanging="360"/>
+      </w:pPr>
+      <w:rPr>
+        <w:rFonts w:ascii="Wingdings" w:hAnsi="Wingdings" w:hint="default"/>
+        <w:sz w:val="20"/>
+      </w:rPr>
+    </w:lvl>
+    <w:lvl w:ilvl="3" w:tentative="1">
+      <w:start w:val="1"/>
+      <w:numFmt w:val="bullet"/>
+      <w:lvlText w:val=""/>
+      <w:lvlJc w:val="left"/>
+      <w:pPr>
+        <w:tabs>
+          <w:tab w:val="num" w:pos="2880"/>
+        </w:tabs>
+        <w:ind w:left="2880" w:hanging="360"/>
+      </w:pPr>
+      <w:rPr>
+        <w:rFonts w:ascii="Wingdings" w:hAnsi="Wingdings" w:hint="default"/>
+        <w:sz w:val="20"/>
+      </w:rPr>
+    </w:lvl>
+    <w:lvl w:ilvl="4" w:tentative="1">
+      <w:start w:val="1"/>
+      <w:numFmt w:val="bullet"/>
+      <w:lvlText w:val=""/>
+      <w:lvlJc w:val="left"/>
+      <w:pPr>
+        <w:tabs>
+          <w:tab w:val="num" w:pos="3600"/>
+        </w:tabs>
+        <w:ind w:left="3600" w:hanging="360"/>
+      </w:pPr>
+      <w:rPr>
+        <w:rFonts w:ascii="Wingdings" w:hAnsi="Wingdings" w:hint="default"/>
+        <w:sz w:val="20"/>
+      </w:rPr>
+    </w:lvl>
+    <w:lvl w:ilvl="5" w:tentative="1">
+      <w:start w:val="1"/>
+      <w:numFmt w:val="bullet"/>
+      <w:lvlText w:val=""/>
+      <w:lvlJc w:val="left"/>
+      <w:pPr>
+        <w:tabs>
+          <w:tab w:val="num" w:pos="4320"/>
+        </w:tabs>
+        <w:ind w:left="4320" w:hanging="360"/>
+      </w:pPr>
+      <w:rPr>
+        <w:rFonts w:ascii="Wingdings" w:hAnsi="Wingdings" w:hint="default"/>
+        <w:sz w:val="20"/>
+      </w:rPr>
+    </w:lvl>
+    <w:lvl w:ilvl="6" w:tentative="1">
+      <w:start w:val="1"/>
+      <w:numFmt w:val="bullet"/>
+      <w:lvlText w:val=""/>
+      <w:lvlJc w:val="left"/>
+      <w:pPr>
+        <w:tabs>
+          <w:tab w:val="num" w:pos="5040"/>
+        </w:tabs>
+        <w:ind w:left="5040" w:hanging="360"/>
+      </w:pPr>
+      <w:rPr>
+        <w:rFonts w:ascii="Wingdings" w:hAnsi="Wingdings" w:hint="default"/>
+        <w:sz w:val="20"/>
+      </w:rPr>
+    </w:lvl>
+    <w:lvl w:ilvl="7" w:tentative="1">
+      <w:start w:val="1"/>
+      <w:numFmt w:val="bullet"/>
+      <w:lvlText w:val=""/>
+      <w:lvlJc w:val="left"/>
+      <w:pPr>
+        <w:tabs>
+          <w:tab w:val="num" w:pos="5760"/>
+        </w:tabs>
+        <w:ind w:left="5760" w:hanging="360"/>
+      </w:pPr>
+      <w:rPr>
+        <w:rFonts w:ascii="Wingdings" w:hAnsi="Wingdings" w:hint="default"/>
+        <w:sz w:val="20"/>
+      </w:rPr>
+    </w:lvl>
+    <w:lvl w:ilvl="8" w:tentative="1">
+      <w:start w:val="1"/>
+      <w:numFmt w:val="bullet"/>
+      <w:lvlText w:val=""/>
+      <w:lvlJc w:val="left"/>
+      <w:pPr>
+        <w:tabs>
+          <w:tab w:val="num" w:pos="6480"/>
+        </w:tabs>
+        <w:ind w:left="6480" w:hanging="360"/>
+      </w:pPr>
+      <w:rPr>
+        <w:rFonts w:ascii="Wingdings" w:hAnsi="Wingdings" w:hint="default"/>
+        <w:sz w:val="20"/>
+      </w:rPr>
+    </w:lvl>
+  </w:abstractNum>
+  <w:abstractNum w:abstractNumId="6" w15:restartNumberingAfterBreak="0">
     <w:nsid w:val="19871455"/>
     <w:multiLevelType w:val="hybridMultilevel"/>
     <w:tmpl w:val="9210DE0A"/>
@@ -17904,7 +19763,7 @@
       </w:pPr>
     </w:lvl>
   </w:abstractNum>
-  <w:abstractNum w:abstractNumId="6" w15:restartNumberingAfterBreak="0">
+  <w:abstractNum w:abstractNumId="7" w15:restartNumberingAfterBreak="0">
     <w:nsid w:val="19BC031D"/>
     <w:multiLevelType w:val="hybridMultilevel"/>
     <w:tmpl w:val="622A7000"/>
@@ -18017,7 +19876,7 @@
       </w:rPr>
     </w:lvl>
   </w:abstractNum>
-  <w:abstractNum w:abstractNumId="7" w15:restartNumberingAfterBreak="0">
+  <w:abstractNum w:abstractNumId="8" w15:restartNumberingAfterBreak="0">
     <w:nsid w:val="1A973AEF"/>
     <w:multiLevelType w:val="hybridMultilevel"/>
     <w:tmpl w:val="36A4820A"/>
@@ -18130,7 +19989,7 @@
       </w:rPr>
     </w:lvl>
   </w:abstractNum>
-  <w:abstractNum w:abstractNumId="8" w15:restartNumberingAfterBreak="0">
+  <w:abstractNum w:abstractNumId="9" w15:restartNumberingAfterBreak="0">
     <w:nsid w:val="1AF00D7E"/>
     <w:multiLevelType w:val="hybridMultilevel"/>
     <w:tmpl w:val="7794CBDC"/>
@@ -18243,7 +20102,7 @@
       </w:rPr>
     </w:lvl>
   </w:abstractNum>
-  <w:abstractNum w:abstractNumId="9" w15:restartNumberingAfterBreak="0">
+  <w:abstractNum w:abstractNumId="10" w15:restartNumberingAfterBreak="0">
     <w:nsid w:val="1C2447A2"/>
     <w:multiLevelType w:val="hybridMultilevel"/>
     <w:tmpl w:val="D0DAE0AA"/>
@@ -18356,7 +20215,7 @@
       </w:rPr>
     </w:lvl>
   </w:abstractNum>
-  <w:abstractNum w:abstractNumId="10" w15:restartNumberingAfterBreak="0">
+  <w:abstractNum w:abstractNumId="11" w15:restartNumberingAfterBreak="0">
     <w:nsid w:val="207E3F9B"/>
     <w:multiLevelType w:val="hybridMultilevel"/>
     <w:tmpl w:val="A38261C4"/>
@@ -18469,7 +20328,7 @@
       </w:rPr>
     </w:lvl>
   </w:abstractNum>
-  <w:abstractNum w:abstractNumId="11" w15:restartNumberingAfterBreak="0">
+  <w:abstractNum w:abstractNumId="12" w15:restartNumberingAfterBreak="0">
     <w:nsid w:val="2185289E"/>
     <w:multiLevelType w:val="multilevel"/>
     <w:tmpl w:val="C1009EF2"/>
@@ -18586,7 +20445,7 @@
       </w:pPr>
     </w:lvl>
   </w:abstractNum>
-  <w:abstractNum w:abstractNumId="12" w15:restartNumberingAfterBreak="0">
+  <w:abstractNum w:abstractNumId="13" w15:restartNumberingAfterBreak="0">
     <w:nsid w:val="254F12BF"/>
     <w:multiLevelType w:val="hybridMultilevel"/>
     <w:tmpl w:val="DF2E7D04"/>
@@ -18699,7 +20558,7 @@
       </w:rPr>
     </w:lvl>
   </w:abstractNum>
-  <w:abstractNum w:abstractNumId="13" w15:restartNumberingAfterBreak="0">
+  <w:abstractNum w:abstractNumId="14" w15:restartNumberingAfterBreak="0">
     <w:nsid w:val="269E2BE4"/>
     <w:multiLevelType w:val="hybridMultilevel"/>
     <w:tmpl w:val="0C4E4C38"/>
@@ -18812,7 +20671,7 @@
       </w:rPr>
     </w:lvl>
   </w:abstractNum>
-  <w:abstractNum w:abstractNumId="14" w15:restartNumberingAfterBreak="0">
+  <w:abstractNum w:abstractNumId="15" w15:restartNumberingAfterBreak="0">
     <w:nsid w:val="2D060CA9"/>
     <w:multiLevelType w:val="multilevel"/>
     <w:tmpl w:val="E7C05232"/>
@@ -18925,7 +20784,7 @@
       </w:pPr>
     </w:lvl>
   </w:abstractNum>
-  <w:abstractNum w:abstractNumId="15" w15:restartNumberingAfterBreak="0">
+  <w:abstractNum w:abstractNumId="16" w15:restartNumberingAfterBreak="0">
     <w:nsid w:val="2F0B7FF6"/>
     <w:multiLevelType w:val="multilevel"/>
     <w:tmpl w:val="B59CADD0"/>
@@ -19074,7 +20933,120 @@
       </w:rPr>
     </w:lvl>
   </w:abstractNum>
-  <w:abstractNum w:abstractNumId="16" w15:restartNumberingAfterBreak="0">
+  <w:abstractNum w:abstractNumId="17" w15:restartNumberingAfterBreak="0">
+    <w:nsid w:val="307D75E2"/>
+    <w:multiLevelType w:val="hybridMultilevel"/>
+    <w:tmpl w:val="43B845C8"/>
+    <w:lvl w:ilvl="0" w:tplc="04090001">
+      <w:start w:val="1"/>
+      <w:numFmt w:val="bullet"/>
+      <w:lvlText w:val=""/>
+      <w:lvlJc w:val="left"/>
+      <w:pPr>
+        <w:ind w:left="720" w:hanging="360"/>
+      </w:pPr>
+      <w:rPr>
+        <w:rFonts w:ascii="Symbol" w:hAnsi="Symbol" w:hint="default"/>
+      </w:rPr>
+    </w:lvl>
+    <w:lvl w:ilvl="1" w:tplc="04090003" w:tentative="1">
+      <w:start w:val="1"/>
+      <w:numFmt w:val="bullet"/>
+      <w:lvlText w:val="o"/>
+      <w:lvlJc w:val="left"/>
+      <w:pPr>
+        <w:ind w:left="1440" w:hanging="360"/>
+      </w:pPr>
+      <w:rPr>
+        <w:rFonts w:ascii="Courier New" w:hAnsi="Courier New" w:cs="Courier New" w:hint="default"/>
+      </w:rPr>
+    </w:lvl>
+    <w:lvl w:ilvl="2" w:tplc="04090005" w:tentative="1">
+      <w:start w:val="1"/>
+      <w:numFmt w:val="bullet"/>
+      <w:lvlText w:val=""/>
+      <w:lvlJc w:val="left"/>
+      <w:pPr>
+        <w:ind w:left="2160" w:hanging="360"/>
+      </w:pPr>
+      <w:rPr>
+        <w:rFonts w:ascii="Wingdings" w:hAnsi="Wingdings" w:hint="default"/>
+      </w:rPr>
+    </w:lvl>
+    <w:lvl w:ilvl="3" w:tplc="04090001" w:tentative="1">
+      <w:start w:val="1"/>
+      <w:numFmt w:val="bullet"/>
+      <w:lvlText w:val=""/>
+      <w:lvlJc w:val="left"/>
+      <w:pPr>
+        <w:ind w:left="2880" w:hanging="360"/>
+      </w:pPr>
+      <w:rPr>
+        <w:rFonts w:ascii="Symbol" w:hAnsi="Symbol" w:hint="default"/>
+      </w:rPr>
+    </w:lvl>
+    <w:lvl w:ilvl="4" w:tplc="04090003" w:tentative="1">
+      <w:start w:val="1"/>
+      <w:numFmt w:val="bullet"/>
+      <w:lvlText w:val="o"/>
+      <w:lvlJc w:val="left"/>
+      <w:pPr>
+        <w:ind w:left="3600" w:hanging="360"/>
+      </w:pPr>
+      <w:rPr>
+        <w:rFonts w:ascii="Courier New" w:hAnsi="Courier New" w:cs="Courier New" w:hint="default"/>
+      </w:rPr>
+    </w:lvl>
+    <w:lvl w:ilvl="5" w:tplc="04090005" w:tentative="1">
+      <w:start w:val="1"/>
+      <w:numFmt w:val="bullet"/>
+      <w:lvlText w:val=""/>
+      <w:lvlJc w:val="left"/>
+      <w:pPr>
+        <w:ind w:left="4320" w:hanging="360"/>
+      </w:pPr>
+      <w:rPr>
+        <w:rFonts w:ascii="Wingdings" w:hAnsi="Wingdings" w:hint="default"/>
+      </w:rPr>
+    </w:lvl>
+    <w:lvl w:ilvl="6" w:tplc="04090001" w:tentative="1">
+      <w:start w:val="1"/>
+      <w:numFmt w:val="bullet"/>
+      <w:lvlText w:val=""/>
+      <w:lvlJc w:val="left"/>
+      <w:pPr>
+        <w:ind w:left="5040" w:hanging="360"/>
+      </w:pPr>
+      <w:rPr>
+        <w:rFonts w:ascii="Symbol" w:hAnsi="Symbol" w:hint="default"/>
+      </w:rPr>
+    </w:lvl>
+    <w:lvl w:ilvl="7" w:tplc="04090003" w:tentative="1">
+      <w:start w:val="1"/>
+      <w:numFmt w:val="bullet"/>
+      <w:lvlText w:val="o"/>
+      <w:lvlJc w:val="left"/>
+      <w:pPr>
+        <w:ind w:left="5760" w:hanging="360"/>
+      </w:pPr>
+      <w:rPr>
+        <w:rFonts w:ascii="Courier New" w:hAnsi="Courier New" w:cs="Courier New" w:hint="default"/>
+      </w:rPr>
+    </w:lvl>
+    <w:lvl w:ilvl="8" w:tplc="04090005" w:tentative="1">
+      <w:start w:val="1"/>
+      <w:numFmt w:val="bullet"/>
+      <w:lvlText w:val=""/>
+      <w:lvlJc w:val="left"/>
+      <w:pPr>
+        <w:ind w:left="6480" w:hanging="360"/>
+      </w:pPr>
+      <w:rPr>
+        <w:rFonts w:ascii="Wingdings" w:hAnsi="Wingdings" w:hint="default"/>
+      </w:rPr>
+    </w:lvl>
+  </w:abstractNum>
+  <w:abstractNum w:abstractNumId="18" w15:restartNumberingAfterBreak="0">
     <w:nsid w:val="344C0798"/>
     <w:multiLevelType w:val="multilevel"/>
     <w:tmpl w:val="FDFAE4EC"/>
@@ -19223,7 +21195,7 @@
       </w:rPr>
     </w:lvl>
   </w:abstractNum>
-  <w:abstractNum w:abstractNumId="17" w15:restartNumberingAfterBreak="0">
+  <w:abstractNum w:abstractNumId="19" w15:restartNumberingAfterBreak="0">
     <w:nsid w:val="3A0A5580"/>
     <w:multiLevelType w:val="multilevel"/>
     <w:tmpl w:val="30E08E36"/>
@@ -19344,7 +21316,7 @@
       </w:pPr>
     </w:lvl>
   </w:abstractNum>
-  <w:abstractNum w:abstractNumId="18" w15:restartNumberingAfterBreak="0">
+  <w:abstractNum w:abstractNumId="20" w15:restartNumberingAfterBreak="0">
     <w:nsid w:val="3A227B9E"/>
     <w:multiLevelType w:val="hybridMultilevel"/>
     <w:tmpl w:val="54C464A8"/>
@@ -19457,7 +21429,7 @@
       </w:rPr>
     </w:lvl>
   </w:abstractNum>
-  <w:abstractNum w:abstractNumId="19" w15:restartNumberingAfterBreak="0">
+  <w:abstractNum w:abstractNumId="21" w15:restartNumberingAfterBreak="0">
     <w:nsid w:val="3BCC37E9"/>
     <w:multiLevelType w:val="hybridMultilevel"/>
     <w:tmpl w:val="438490DC"/>
@@ -19570,7 +21542,7 @@
       </w:rPr>
     </w:lvl>
   </w:abstractNum>
-  <w:abstractNum w:abstractNumId="20" w15:restartNumberingAfterBreak="0">
+  <w:abstractNum w:abstractNumId="22" w15:restartNumberingAfterBreak="0">
     <w:nsid w:val="3E946AF1"/>
     <w:multiLevelType w:val="hybridMultilevel"/>
     <w:tmpl w:val="DECA86D8"/>
@@ -19683,7 +21655,7 @@
       </w:rPr>
     </w:lvl>
   </w:abstractNum>
-  <w:abstractNum w:abstractNumId="21" w15:restartNumberingAfterBreak="0">
+  <w:abstractNum w:abstractNumId="23" w15:restartNumberingAfterBreak="0">
     <w:nsid w:val="44786298"/>
     <w:multiLevelType w:val="hybridMultilevel"/>
     <w:tmpl w:val="6EA4E490"/>
@@ -19796,7 +21768,7 @@
       </w:rPr>
     </w:lvl>
   </w:abstractNum>
-  <w:abstractNum w:abstractNumId="22" w15:restartNumberingAfterBreak="0">
+  <w:abstractNum w:abstractNumId="24" w15:restartNumberingAfterBreak="0">
     <w:nsid w:val="45D11316"/>
     <w:multiLevelType w:val="hybridMultilevel"/>
     <w:tmpl w:val="DB864F50"/>
@@ -19909,7 +21881,7 @@
       </w:rPr>
     </w:lvl>
   </w:abstractNum>
-  <w:abstractNum w:abstractNumId="23" w15:restartNumberingAfterBreak="0">
+  <w:abstractNum w:abstractNumId="25" w15:restartNumberingAfterBreak="0">
     <w:nsid w:val="47F254C9"/>
     <w:multiLevelType w:val="hybridMultilevel"/>
     <w:tmpl w:val="F3582F26"/>
@@ -20022,7 +21994,7 @@
       </w:rPr>
     </w:lvl>
   </w:abstractNum>
-  <w:abstractNum w:abstractNumId="24" w15:restartNumberingAfterBreak="0">
+  <w:abstractNum w:abstractNumId="26" w15:restartNumberingAfterBreak="0">
     <w:nsid w:val="48775125"/>
     <w:multiLevelType w:val="hybridMultilevel"/>
     <w:tmpl w:val="89144494"/>
@@ -20135,7 +22107,7 @@
       </w:rPr>
     </w:lvl>
   </w:abstractNum>
-  <w:abstractNum w:abstractNumId="25" w15:restartNumberingAfterBreak="0">
+  <w:abstractNum w:abstractNumId="27" w15:restartNumberingAfterBreak="0">
     <w:nsid w:val="49155F83"/>
     <w:multiLevelType w:val="hybridMultilevel"/>
     <w:tmpl w:val="03621A2C"/>
@@ -20248,7 +22220,7 @@
       </w:rPr>
     </w:lvl>
   </w:abstractNum>
-  <w:abstractNum w:abstractNumId="26" w15:restartNumberingAfterBreak="0">
+  <w:abstractNum w:abstractNumId="28" w15:restartNumberingAfterBreak="0">
     <w:nsid w:val="52430E2F"/>
     <w:multiLevelType w:val="hybridMultilevel"/>
     <w:tmpl w:val="CA525E34"/>
@@ -20361,7 +22333,7 @@
       </w:rPr>
     </w:lvl>
   </w:abstractNum>
-  <w:abstractNum w:abstractNumId="27" w15:restartNumberingAfterBreak="0">
+  <w:abstractNum w:abstractNumId="29" w15:restartNumberingAfterBreak="0">
     <w:nsid w:val="54F220BB"/>
     <w:multiLevelType w:val="hybridMultilevel"/>
     <w:tmpl w:val="B6880B3C"/>
@@ -20474,7 +22446,7 @@
       </w:rPr>
     </w:lvl>
   </w:abstractNum>
-  <w:abstractNum w:abstractNumId="28" w15:restartNumberingAfterBreak="0">
+  <w:abstractNum w:abstractNumId="30" w15:restartNumberingAfterBreak="0">
     <w:nsid w:val="569A08D7"/>
     <w:multiLevelType w:val="hybridMultilevel"/>
     <w:tmpl w:val="B7A49148"/>
@@ -20587,7 +22559,7 @@
       </w:rPr>
     </w:lvl>
   </w:abstractNum>
-  <w:abstractNum w:abstractNumId="29" w15:restartNumberingAfterBreak="0">
+  <w:abstractNum w:abstractNumId="31" w15:restartNumberingAfterBreak="0">
     <w:nsid w:val="57256323"/>
     <w:multiLevelType w:val="hybridMultilevel"/>
     <w:tmpl w:val="C08439AE"/>
@@ -20700,7 +22672,7 @@
       </w:rPr>
     </w:lvl>
   </w:abstractNum>
-  <w:abstractNum w:abstractNumId="30" w15:restartNumberingAfterBreak="0">
+  <w:abstractNum w:abstractNumId="32" w15:restartNumberingAfterBreak="0">
     <w:nsid w:val="583521E2"/>
     <w:multiLevelType w:val="hybridMultilevel"/>
     <w:tmpl w:val="3E78CD04"/>
@@ -20813,7 +22785,156 @@
       </w:rPr>
     </w:lvl>
   </w:abstractNum>
-  <w:abstractNum w:abstractNumId="31" w15:restartNumberingAfterBreak="0">
+  <w:abstractNum w:abstractNumId="33" w15:restartNumberingAfterBreak="0">
+    <w:nsid w:val="5A1C1E50"/>
+    <w:multiLevelType w:val="multilevel"/>
+    <w:tmpl w:val="272C1B9C"/>
+    <w:lvl w:ilvl="0">
+      <w:start w:val="1"/>
+      <w:numFmt w:val="bullet"/>
+      <w:lvlText w:val=""/>
+      <w:lvlJc w:val="left"/>
+      <w:pPr>
+        <w:tabs>
+          <w:tab w:val="num" w:pos="720"/>
+        </w:tabs>
+        <w:ind w:left="720" w:hanging="360"/>
+      </w:pPr>
+      <w:rPr>
+        <w:rFonts w:ascii="Symbol" w:hAnsi="Symbol" w:hint="default"/>
+        <w:sz w:val="20"/>
+      </w:rPr>
+    </w:lvl>
+    <w:lvl w:ilvl="1" w:tentative="1">
+      <w:start w:val="1"/>
+      <w:numFmt w:val="bullet"/>
+      <w:lvlText w:val="o"/>
+      <w:lvlJc w:val="left"/>
+      <w:pPr>
+        <w:tabs>
+          <w:tab w:val="num" w:pos="1440"/>
+        </w:tabs>
+        <w:ind w:left="1440" w:hanging="360"/>
+      </w:pPr>
+      <w:rPr>
+        <w:rFonts w:ascii="Courier New" w:hAnsi="Courier New" w:hint="default"/>
+        <w:sz w:val="20"/>
+      </w:rPr>
+    </w:lvl>
+    <w:lvl w:ilvl="2" w:tentative="1">
+      <w:start w:val="1"/>
+      <w:numFmt w:val="bullet"/>
+      <w:lvlText w:val=""/>
+      <w:lvlJc w:val="left"/>
+      <w:pPr>
+        <w:tabs>
+          <w:tab w:val="num" w:pos="2160"/>
+        </w:tabs>
+        <w:ind w:left="2160" w:hanging="360"/>
+      </w:pPr>
+      <w:rPr>
+        <w:rFonts w:ascii="Wingdings" w:hAnsi="Wingdings" w:hint="default"/>
+        <w:sz w:val="20"/>
+      </w:rPr>
+    </w:lvl>
+    <w:lvl w:ilvl="3" w:tentative="1">
+      <w:start w:val="1"/>
+      <w:numFmt w:val="bullet"/>
+      <w:lvlText w:val=""/>
+      <w:lvlJc w:val="left"/>
+      <w:pPr>
+        <w:tabs>
+          <w:tab w:val="num" w:pos="2880"/>
+        </w:tabs>
+        <w:ind w:left="2880" w:hanging="360"/>
+      </w:pPr>
+      <w:rPr>
+        <w:rFonts w:ascii="Wingdings" w:hAnsi="Wingdings" w:hint="default"/>
+        <w:sz w:val="20"/>
+      </w:rPr>
+    </w:lvl>
+    <w:lvl w:ilvl="4" w:tentative="1">
+      <w:start w:val="1"/>
+      <w:numFmt w:val="bullet"/>
+      <w:lvlText w:val=""/>
+      <w:lvlJc w:val="left"/>
+      <w:pPr>
+        <w:tabs>
+          <w:tab w:val="num" w:pos="3600"/>
+        </w:tabs>
+        <w:ind w:left="3600" w:hanging="360"/>
+      </w:pPr>
+      <w:rPr>
+        <w:rFonts w:ascii="Wingdings" w:hAnsi="Wingdings" w:hint="default"/>
+        <w:sz w:val="20"/>
+      </w:rPr>
+    </w:lvl>
+    <w:lvl w:ilvl="5" w:tentative="1">
+      <w:start w:val="1"/>
+      <w:numFmt w:val="bullet"/>
+      <w:lvlText w:val=""/>
+      <w:lvlJc w:val="left"/>
+      <w:pPr>
+        <w:tabs>
+          <w:tab w:val="num" w:pos="4320"/>
+        </w:tabs>
+        <w:ind w:left="4320" w:hanging="360"/>
+      </w:pPr>
+      <w:rPr>
+        <w:rFonts w:ascii="Wingdings" w:hAnsi="Wingdings" w:hint="default"/>
+        <w:sz w:val="20"/>
+      </w:rPr>
+    </w:lvl>
+    <w:lvl w:ilvl="6" w:tentative="1">
+      <w:start w:val="1"/>
+      <w:numFmt w:val="bullet"/>
+      <w:lvlText w:val=""/>
+      <w:lvlJc w:val="left"/>
+      <w:pPr>
+        <w:tabs>
+          <w:tab w:val="num" w:pos="5040"/>
+        </w:tabs>
+        <w:ind w:left="5040" w:hanging="360"/>
+      </w:pPr>
+      <w:rPr>
+        <w:rFonts w:ascii="Wingdings" w:hAnsi="Wingdings" w:hint="default"/>
+        <w:sz w:val="20"/>
+      </w:rPr>
+    </w:lvl>
+    <w:lvl w:ilvl="7" w:tentative="1">
+      <w:start w:val="1"/>
+      <w:numFmt w:val="bullet"/>
+      <w:lvlText w:val=""/>
+      <w:lvlJc w:val="left"/>
+      <w:pPr>
+        <w:tabs>
+          <w:tab w:val="num" w:pos="5760"/>
+        </w:tabs>
+        <w:ind w:left="5760" w:hanging="360"/>
+      </w:pPr>
+      <w:rPr>
+        <w:rFonts w:ascii="Wingdings" w:hAnsi="Wingdings" w:hint="default"/>
+        <w:sz w:val="20"/>
+      </w:rPr>
+    </w:lvl>
+    <w:lvl w:ilvl="8" w:tentative="1">
+      <w:start w:val="1"/>
+      <w:numFmt w:val="bullet"/>
+      <w:lvlText w:val=""/>
+      <w:lvlJc w:val="left"/>
+      <w:pPr>
+        <w:tabs>
+          <w:tab w:val="num" w:pos="6480"/>
+        </w:tabs>
+        <w:ind w:left="6480" w:hanging="360"/>
+      </w:pPr>
+      <w:rPr>
+        <w:rFonts w:ascii="Wingdings" w:hAnsi="Wingdings" w:hint="default"/>
+        <w:sz w:val="20"/>
+      </w:rPr>
+    </w:lvl>
+  </w:abstractNum>
+  <w:abstractNum w:abstractNumId="34" w15:restartNumberingAfterBreak="0">
     <w:nsid w:val="5F482067"/>
     <w:multiLevelType w:val="multilevel"/>
     <w:tmpl w:val="75D4E216"/>
@@ -20962,7 +23083,7 @@
       </w:rPr>
     </w:lvl>
   </w:abstractNum>
-  <w:abstractNum w:abstractNumId="32" w15:restartNumberingAfterBreak="0">
+  <w:abstractNum w:abstractNumId="35" w15:restartNumberingAfterBreak="0">
     <w:nsid w:val="60D50FB6"/>
     <w:multiLevelType w:val="hybridMultilevel"/>
     <w:tmpl w:val="E52A2956"/>
@@ -21075,7 +23196,7 @@
       </w:rPr>
     </w:lvl>
   </w:abstractNum>
-  <w:abstractNum w:abstractNumId="33" w15:restartNumberingAfterBreak="0">
+  <w:abstractNum w:abstractNumId="36" w15:restartNumberingAfterBreak="0">
     <w:nsid w:val="659C54E2"/>
     <w:multiLevelType w:val="hybridMultilevel"/>
     <w:tmpl w:val="777C4682"/>
@@ -21188,7 +23309,7 @@
       </w:rPr>
     </w:lvl>
   </w:abstractNum>
-  <w:abstractNum w:abstractNumId="34" w15:restartNumberingAfterBreak="0">
+  <w:abstractNum w:abstractNumId="37" w15:restartNumberingAfterBreak="0">
     <w:nsid w:val="689F5F6B"/>
     <w:multiLevelType w:val="multilevel"/>
     <w:tmpl w:val="AEF0D314"/>
@@ -21301,7 +23422,120 @@
       </w:pPr>
     </w:lvl>
   </w:abstractNum>
-  <w:abstractNum w:abstractNumId="35" w15:restartNumberingAfterBreak="0">
+  <w:abstractNum w:abstractNumId="38" w15:restartNumberingAfterBreak="0">
+    <w:nsid w:val="6B266D85"/>
+    <w:multiLevelType w:val="hybridMultilevel"/>
+    <w:tmpl w:val="A726FFAE"/>
+    <w:lvl w:ilvl="0" w:tplc="04090001">
+      <w:start w:val="1"/>
+      <w:numFmt w:val="bullet"/>
+      <w:lvlText w:val=""/>
+      <w:lvlJc w:val="left"/>
+      <w:pPr>
+        <w:ind w:left="720" w:hanging="360"/>
+      </w:pPr>
+      <w:rPr>
+        <w:rFonts w:ascii="Symbol" w:hAnsi="Symbol" w:hint="default"/>
+      </w:rPr>
+    </w:lvl>
+    <w:lvl w:ilvl="1" w:tplc="04090003" w:tentative="1">
+      <w:start w:val="1"/>
+      <w:numFmt w:val="bullet"/>
+      <w:lvlText w:val="o"/>
+      <w:lvlJc w:val="left"/>
+      <w:pPr>
+        <w:ind w:left="1440" w:hanging="360"/>
+      </w:pPr>
+      <w:rPr>
+        <w:rFonts w:ascii="Courier New" w:hAnsi="Courier New" w:cs="Courier New" w:hint="default"/>
+      </w:rPr>
+    </w:lvl>
+    <w:lvl w:ilvl="2" w:tplc="04090005" w:tentative="1">
+      <w:start w:val="1"/>
+      <w:numFmt w:val="bullet"/>
+      <w:lvlText w:val=""/>
+      <w:lvlJc w:val="left"/>
+      <w:pPr>
+        <w:ind w:left="2160" w:hanging="360"/>
+      </w:pPr>
+      <w:rPr>
+        <w:rFonts w:ascii="Wingdings" w:hAnsi="Wingdings" w:hint="default"/>
+      </w:rPr>
+    </w:lvl>
+    <w:lvl w:ilvl="3" w:tplc="04090001" w:tentative="1">
+      <w:start w:val="1"/>
+      <w:numFmt w:val="bullet"/>
+      <w:lvlText w:val=""/>
+      <w:lvlJc w:val="left"/>
+      <w:pPr>
+        <w:ind w:left="2880" w:hanging="360"/>
+      </w:pPr>
+      <w:rPr>
+        <w:rFonts w:ascii="Symbol" w:hAnsi="Symbol" w:hint="default"/>
+      </w:rPr>
+    </w:lvl>
+    <w:lvl w:ilvl="4" w:tplc="04090003" w:tentative="1">
+      <w:start w:val="1"/>
+      <w:numFmt w:val="bullet"/>
+      <w:lvlText w:val="o"/>
+      <w:lvlJc w:val="left"/>
+      <w:pPr>
+        <w:ind w:left="3600" w:hanging="360"/>
+      </w:pPr>
+      <w:rPr>
+        <w:rFonts w:ascii="Courier New" w:hAnsi="Courier New" w:cs="Courier New" w:hint="default"/>
+      </w:rPr>
+    </w:lvl>
+    <w:lvl w:ilvl="5" w:tplc="04090005" w:tentative="1">
+      <w:start w:val="1"/>
+      <w:numFmt w:val="bullet"/>
+      <w:lvlText w:val=""/>
+      <w:lvlJc w:val="left"/>
+      <w:pPr>
+        <w:ind w:left="4320" w:hanging="360"/>
+      </w:pPr>
+      <w:rPr>
+        <w:rFonts w:ascii="Wingdings" w:hAnsi="Wingdings" w:hint="default"/>
+      </w:rPr>
+    </w:lvl>
+    <w:lvl w:ilvl="6" w:tplc="04090001" w:tentative="1">
+      <w:start w:val="1"/>
+      <w:numFmt w:val="bullet"/>
+      <w:lvlText w:val=""/>
+      <w:lvlJc w:val="left"/>
+      <w:pPr>
+        <w:ind w:left="5040" w:hanging="360"/>
+      </w:pPr>
+      <w:rPr>
+        <w:rFonts w:ascii="Symbol" w:hAnsi="Symbol" w:hint="default"/>
+      </w:rPr>
+    </w:lvl>
+    <w:lvl w:ilvl="7" w:tplc="04090003" w:tentative="1">
+      <w:start w:val="1"/>
+      <w:numFmt w:val="bullet"/>
+      <w:lvlText w:val="o"/>
+      <w:lvlJc w:val="left"/>
+      <w:pPr>
+        <w:ind w:left="5760" w:hanging="360"/>
+      </w:pPr>
+      <w:rPr>
+        <w:rFonts w:ascii="Courier New" w:hAnsi="Courier New" w:cs="Courier New" w:hint="default"/>
+      </w:rPr>
+    </w:lvl>
+    <w:lvl w:ilvl="8" w:tplc="04090005" w:tentative="1">
+      <w:start w:val="1"/>
+      <w:numFmt w:val="bullet"/>
+      <w:lvlText w:val=""/>
+      <w:lvlJc w:val="left"/>
+      <w:pPr>
+        <w:ind w:left="6480" w:hanging="360"/>
+      </w:pPr>
+      <w:rPr>
+        <w:rFonts w:ascii="Wingdings" w:hAnsi="Wingdings" w:hint="default"/>
+      </w:rPr>
+    </w:lvl>
+  </w:abstractNum>
+  <w:abstractNum w:abstractNumId="39" w15:restartNumberingAfterBreak="0">
     <w:nsid w:val="720B6D15"/>
     <w:multiLevelType w:val="hybridMultilevel"/>
     <w:tmpl w:val="2C4E0450"/>
@@ -21414,7 +23648,156 @@
       </w:rPr>
     </w:lvl>
   </w:abstractNum>
-  <w:abstractNum w:abstractNumId="36" w15:restartNumberingAfterBreak="0">
+  <w:abstractNum w:abstractNumId="40" w15:restartNumberingAfterBreak="0">
+    <w:nsid w:val="76E179B0"/>
+    <w:multiLevelType w:val="multilevel"/>
+    <w:tmpl w:val="2F2E455A"/>
+    <w:lvl w:ilvl="0">
+      <w:start w:val="1"/>
+      <w:numFmt w:val="bullet"/>
+      <w:lvlText w:val=""/>
+      <w:lvlJc w:val="left"/>
+      <w:pPr>
+        <w:tabs>
+          <w:tab w:val="num" w:pos="720"/>
+        </w:tabs>
+        <w:ind w:left="720" w:hanging="360"/>
+      </w:pPr>
+      <w:rPr>
+        <w:rFonts w:ascii="Symbol" w:hAnsi="Symbol" w:hint="default"/>
+        <w:sz w:val="20"/>
+      </w:rPr>
+    </w:lvl>
+    <w:lvl w:ilvl="1" w:tentative="1">
+      <w:start w:val="1"/>
+      <w:numFmt w:val="bullet"/>
+      <w:lvlText w:val="o"/>
+      <w:lvlJc w:val="left"/>
+      <w:pPr>
+        <w:tabs>
+          <w:tab w:val="num" w:pos="1440"/>
+        </w:tabs>
+        <w:ind w:left="1440" w:hanging="360"/>
+      </w:pPr>
+      <w:rPr>
+        <w:rFonts w:ascii="Courier New" w:hAnsi="Courier New" w:hint="default"/>
+        <w:sz w:val="20"/>
+      </w:rPr>
+    </w:lvl>
+    <w:lvl w:ilvl="2" w:tentative="1">
+      <w:start w:val="1"/>
+      <w:numFmt w:val="bullet"/>
+      <w:lvlText w:val=""/>
+      <w:lvlJc w:val="left"/>
+      <w:pPr>
+        <w:tabs>
+          <w:tab w:val="num" w:pos="2160"/>
+        </w:tabs>
+        <w:ind w:left="2160" w:hanging="360"/>
+      </w:pPr>
+      <w:rPr>
+        <w:rFonts w:ascii="Wingdings" w:hAnsi="Wingdings" w:hint="default"/>
+        <w:sz w:val="20"/>
+      </w:rPr>
+    </w:lvl>
+    <w:lvl w:ilvl="3" w:tentative="1">
+      <w:start w:val="1"/>
+      <w:numFmt w:val="bullet"/>
+      <w:lvlText w:val=""/>
+      <w:lvlJc w:val="left"/>
+      <w:pPr>
+        <w:tabs>
+          <w:tab w:val="num" w:pos="2880"/>
+        </w:tabs>
+        <w:ind w:left="2880" w:hanging="360"/>
+      </w:pPr>
+      <w:rPr>
+        <w:rFonts w:ascii="Wingdings" w:hAnsi="Wingdings" w:hint="default"/>
+        <w:sz w:val="20"/>
+      </w:rPr>
+    </w:lvl>
+    <w:lvl w:ilvl="4" w:tentative="1">
+      <w:start w:val="1"/>
+      <w:numFmt w:val="bullet"/>
+      <w:lvlText w:val=""/>
+      <w:lvlJc w:val="left"/>
+      <w:pPr>
+        <w:tabs>
+          <w:tab w:val="num" w:pos="3600"/>
+        </w:tabs>
+        <w:ind w:left="3600" w:hanging="360"/>
+      </w:pPr>
+      <w:rPr>
+        <w:rFonts w:ascii="Wingdings" w:hAnsi="Wingdings" w:hint="default"/>
+        <w:sz w:val="20"/>
+      </w:rPr>
+    </w:lvl>
+    <w:lvl w:ilvl="5" w:tentative="1">
+      <w:start w:val="1"/>
+      <w:numFmt w:val="bullet"/>
+      <w:lvlText w:val=""/>
+      <w:lvlJc w:val="left"/>
+      <w:pPr>
+        <w:tabs>
+          <w:tab w:val="num" w:pos="4320"/>
+        </w:tabs>
+        <w:ind w:left="4320" w:hanging="360"/>
+      </w:pPr>
+      <w:rPr>
+        <w:rFonts w:ascii="Wingdings" w:hAnsi="Wingdings" w:hint="default"/>
+        <w:sz w:val="20"/>
+      </w:rPr>
+    </w:lvl>
+    <w:lvl w:ilvl="6" w:tentative="1">
+      <w:start w:val="1"/>
+      <w:numFmt w:val="bullet"/>
+      <w:lvlText w:val=""/>
+      <w:lvlJc w:val="left"/>
+      <w:pPr>
+        <w:tabs>
+          <w:tab w:val="num" w:pos="5040"/>
+        </w:tabs>
+        <w:ind w:left="5040" w:hanging="360"/>
+      </w:pPr>
+      <w:rPr>
+        <w:rFonts w:ascii="Wingdings" w:hAnsi="Wingdings" w:hint="default"/>
+        <w:sz w:val="20"/>
+      </w:rPr>
+    </w:lvl>
+    <w:lvl w:ilvl="7" w:tentative="1">
+      <w:start w:val="1"/>
+      <w:numFmt w:val="bullet"/>
+      <w:lvlText w:val=""/>
+      <w:lvlJc w:val="left"/>
+      <w:pPr>
+        <w:tabs>
+          <w:tab w:val="num" w:pos="5760"/>
+        </w:tabs>
+        <w:ind w:left="5760" w:hanging="360"/>
+      </w:pPr>
+      <w:rPr>
+        <w:rFonts w:ascii="Wingdings" w:hAnsi="Wingdings" w:hint="default"/>
+        <w:sz w:val="20"/>
+      </w:rPr>
+    </w:lvl>
+    <w:lvl w:ilvl="8" w:tentative="1">
+      <w:start w:val="1"/>
+      <w:numFmt w:val="bullet"/>
+      <w:lvlText w:val=""/>
+      <w:lvlJc w:val="left"/>
+      <w:pPr>
+        <w:tabs>
+          <w:tab w:val="num" w:pos="6480"/>
+        </w:tabs>
+        <w:ind w:left="6480" w:hanging="360"/>
+      </w:pPr>
+      <w:rPr>
+        <w:rFonts w:ascii="Wingdings" w:hAnsi="Wingdings" w:hint="default"/>
+        <w:sz w:val="20"/>
+      </w:rPr>
+    </w:lvl>
+  </w:abstractNum>
+  <w:abstractNum w:abstractNumId="41" w15:restartNumberingAfterBreak="0">
     <w:nsid w:val="7C0A4D9B"/>
     <w:multiLevelType w:val="hybridMultilevel"/>
     <w:tmpl w:val="EE12E4A2"/>
@@ -21504,7 +23887,7 @@
       </w:pPr>
     </w:lvl>
   </w:abstractNum>
-  <w:abstractNum w:abstractNumId="37" w15:restartNumberingAfterBreak="0">
+  <w:abstractNum w:abstractNumId="42" w15:restartNumberingAfterBreak="0">
     <w:nsid w:val="7CA77076"/>
     <w:multiLevelType w:val="hybridMultilevel"/>
     <w:tmpl w:val="641E4AB6"/>
@@ -21617,119 +24000,250 @@
       </w:rPr>
     </w:lvl>
   </w:abstractNum>
+  <w:abstractNum w:abstractNumId="43" w15:restartNumberingAfterBreak="0">
+    <w:nsid w:val="7D3661A8"/>
+    <w:multiLevelType w:val="hybridMultilevel"/>
+    <w:tmpl w:val="7B70E02E"/>
+    <w:lvl w:ilvl="0" w:tplc="04090001">
+      <w:start w:val="1"/>
+      <w:numFmt w:val="bullet"/>
+      <w:lvlText w:val=""/>
+      <w:lvlJc w:val="left"/>
+      <w:pPr>
+        <w:ind w:left="720" w:hanging="360"/>
+      </w:pPr>
+      <w:rPr>
+        <w:rFonts w:ascii="Symbol" w:hAnsi="Symbol" w:hint="default"/>
+      </w:rPr>
+    </w:lvl>
+    <w:lvl w:ilvl="1" w:tplc="04090003" w:tentative="1">
+      <w:start w:val="1"/>
+      <w:numFmt w:val="bullet"/>
+      <w:lvlText w:val="o"/>
+      <w:lvlJc w:val="left"/>
+      <w:pPr>
+        <w:ind w:left="1440" w:hanging="360"/>
+      </w:pPr>
+      <w:rPr>
+        <w:rFonts w:ascii="Courier New" w:hAnsi="Courier New" w:cs="Courier New" w:hint="default"/>
+      </w:rPr>
+    </w:lvl>
+    <w:lvl w:ilvl="2" w:tplc="04090005" w:tentative="1">
+      <w:start w:val="1"/>
+      <w:numFmt w:val="bullet"/>
+      <w:lvlText w:val=""/>
+      <w:lvlJc w:val="left"/>
+      <w:pPr>
+        <w:ind w:left="2160" w:hanging="360"/>
+      </w:pPr>
+      <w:rPr>
+        <w:rFonts w:ascii="Wingdings" w:hAnsi="Wingdings" w:hint="default"/>
+      </w:rPr>
+    </w:lvl>
+    <w:lvl w:ilvl="3" w:tplc="04090001" w:tentative="1">
+      <w:start w:val="1"/>
+      <w:numFmt w:val="bullet"/>
+      <w:lvlText w:val=""/>
+      <w:lvlJc w:val="left"/>
+      <w:pPr>
+        <w:ind w:left="2880" w:hanging="360"/>
+      </w:pPr>
+      <w:rPr>
+        <w:rFonts w:ascii="Symbol" w:hAnsi="Symbol" w:hint="default"/>
+      </w:rPr>
+    </w:lvl>
+    <w:lvl w:ilvl="4" w:tplc="04090003" w:tentative="1">
+      <w:start w:val="1"/>
+      <w:numFmt w:val="bullet"/>
+      <w:lvlText w:val="o"/>
+      <w:lvlJc w:val="left"/>
+      <w:pPr>
+        <w:ind w:left="3600" w:hanging="360"/>
+      </w:pPr>
+      <w:rPr>
+        <w:rFonts w:ascii="Courier New" w:hAnsi="Courier New" w:cs="Courier New" w:hint="default"/>
+      </w:rPr>
+    </w:lvl>
+    <w:lvl w:ilvl="5" w:tplc="04090005" w:tentative="1">
+      <w:start w:val="1"/>
+      <w:numFmt w:val="bullet"/>
+      <w:lvlText w:val=""/>
+      <w:lvlJc w:val="left"/>
+      <w:pPr>
+        <w:ind w:left="4320" w:hanging="360"/>
+      </w:pPr>
+      <w:rPr>
+        <w:rFonts w:ascii="Wingdings" w:hAnsi="Wingdings" w:hint="default"/>
+      </w:rPr>
+    </w:lvl>
+    <w:lvl w:ilvl="6" w:tplc="04090001" w:tentative="1">
+      <w:start w:val="1"/>
+      <w:numFmt w:val="bullet"/>
+      <w:lvlText w:val=""/>
+      <w:lvlJc w:val="left"/>
+      <w:pPr>
+        <w:ind w:left="5040" w:hanging="360"/>
+      </w:pPr>
+      <w:rPr>
+        <w:rFonts w:ascii="Symbol" w:hAnsi="Symbol" w:hint="default"/>
+      </w:rPr>
+    </w:lvl>
+    <w:lvl w:ilvl="7" w:tplc="04090003" w:tentative="1">
+      <w:start w:val="1"/>
+      <w:numFmt w:val="bullet"/>
+      <w:lvlText w:val="o"/>
+      <w:lvlJc w:val="left"/>
+      <w:pPr>
+        <w:ind w:left="5760" w:hanging="360"/>
+      </w:pPr>
+      <w:rPr>
+        <w:rFonts w:ascii="Courier New" w:hAnsi="Courier New" w:cs="Courier New" w:hint="default"/>
+      </w:rPr>
+    </w:lvl>
+    <w:lvl w:ilvl="8" w:tplc="04090005" w:tentative="1">
+      <w:start w:val="1"/>
+      <w:numFmt w:val="bullet"/>
+      <w:lvlText w:val=""/>
+      <w:lvlJc w:val="left"/>
+      <w:pPr>
+        <w:ind w:left="6480" w:hanging="360"/>
+      </w:pPr>
+      <w:rPr>
+        <w:rFonts w:ascii="Wingdings" w:hAnsi="Wingdings" w:hint="default"/>
+      </w:rPr>
+    </w:lvl>
+  </w:abstractNum>
   <w:num w:numId="1" w16cid:durableId="1024016156">
-    <w:abstractNumId w:val="29"/>
+    <w:abstractNumId w:val="31"/>
   </w:num>
   <w:num w:numId="2" w16cid:durableId="1498105997">
     <w:abstractNumId w:val="2"/>
   </w:num>
   <w:num w:numId="3" w16cid:durableId="1809977031">
+    <w:abstractNumId w:val="15"/>
+  </w:num>
+  <w:num w:numId="4" w16cid:durableId="169562921">
+    <w:abstractNumId w:val="8"/>
+  </w:num>
+  <w:num w:numId="5" w16cid:durableId="822626943">
+    <w:abstractNumId w:val="10"/>
+  </w:num>
+  <w:num w:numId="6" w16cid:durableId="917784808">
+    <w:abstractNumId w:val="11"/>
+  </w:num>
+  <w:num w:numId="7" w16cid:durableId="861551333">
+    <w:abstractNumId w:val="37"/>
+  </w:num>
+  <w:num w:numId="8" w16cid:durableId="1506896007">
+    <w:abstractNumId w:val="16"/>
+  </w:num>
+  <w:num w:numId="9" w16cid:durableId="935285577">
+    <w:abstractNumId w:val="35"/>
+  </w:num>
+  <w:num w:numId="10" w16cid:durableId="1836871214">
+    <w:abstractNumId w:val="20"/>
+  </w:num>
+  <w:num w:numId="11" w16cid:durableId="1002582906">
+    <w:abstractNumId w:val="6"/>
+  </w:num>
+  <w:num w:numId="12" w16cid:durableId="808596257">
+    <w:abstractNumId w:val="19"/>
+  </w:num>
+  <w:num w:numId="13" w16cid:durableId="962418558">
+    <w:abstractNumId w:val="29"/>
+  </w:num>
+  <w:num w:numId="14" w16cid:durableId="141193774">
     <w:abstractNumId w:val="14"/>
   </w:num>
-  <w:num w:numId="4" w16cid:durableId="169562921">
+  <w:num w:numId="15" w16cid:durableId="96104682">
     <w:abstractNumId w:val="7"/>
   </w:num>
-  <w:num w:numId="5" w16cid:durableId="822626943">
-    <w:abstractNumId w:val="9"/>
+  <w:num w:numId="16" w16cid:durableId="1126385519">
+    <w:abstractNumId w:val="21"/>
   </w:num>
-  <w:num w:numId="6" w16cid:durableId="917784808">
-    <w:abstractNumId w:val="10"/>
+  <w:num w:numId="17" w16cid:durableId="1898471052">
+    <w:abstractNumId w:val="42"/>
   </w:num>
-  <w:num w:numId="7" w16cid:durableId="861551333">
-    <w:abstractNumId w:val="34"/>
+  <w:num w:numId="18" w16cid:durableId="1973443035">
+    <w:abstractNumId w:val="41"/>
   </w:num>
-  <w:num w:numId="8" w16cid:durableId="1506896007">
-    <w:abstractNumId w:val="15"/>
-  </w:num>
-  <w:num w:numId="9" w16cid:durableId="935285577">
-    <w:abstractNumId w:val="32"/>
-  </w:num>
-  <w:num w:numId="10" w16cid:durableId="1836871214">
-    <w:abstractNumId w:val="18"/>
-  </w:num>
-  <w:num w:numId="11" w16cid:durableId="1002582906">
-    <w:abstractNumId w:val="5"/>
-  </w:num>
-  <w:num w:numId="12" w16cid:durableId="808596257">
-    <w:abstractNumId w:val="17"/>
-  </w:num>
-  <w:num w:numId="13" w16cid:durableId="962418558">
-    <w:abstractNumId w:val="27"/>
-  </w:num>
-  <w:num w:numId="14" w16cid:durableId="141193774">
+  <w:num w:numId="19" w16cid:durableId="1547375831">
     <w:abstractNumId w:val="13"/>
   </w:num>
-  <w:num w:numId="15" w16cid:durableId="96104682">
-    <w:abstractNumId w:val="6"/>
-  </w:num>
-  <w:num w:numId="16" w16cid:durableId="1126385519">
-    <w:abstractNumId w:val="19"/>
-  </w:num>
-  <w:num w:numId="17" w16cid:durableId="1898471052">
-    <w:abstractNumId w:val="37"/>
-  </w:num>
-  <w:num w:numId="18" w16cid:durableId="1973443035">
-    <w:abstractNumId w:val="36"/>
-  </w:num>
-  <w:num w:numId="19" w16cid:durableId="1547375831">
-    <w:abstractNumId w:val="12"/>
-  </w:num>
   <w:num w:numId="20" w16cid:durableId="1461221443">
-    <w:abstractNumId w:val="35"/>
+    <w:abstractNumId w:val="39"/>
   </w:num>
   <w:num w:numId="21" w16cid:durableId="2135169726">
-    <w:abstractNumId w:val="8"/>
+    <w:abstractNumId w:val="9"/>
   </w:num>
   <w:num w:numId="22" w16cid:durableId="1158770588">
     <w:abstractNumId w:val="3"/>
   </w:num>
   <w:num w:numId="23" w16cid:durableId="1523788380">
-    <w:abstractNumId w:val="26"/>
+    <w:abstractNumId w:val="28"/>
   </w:num>
   <w:num w:numId="24" w16cid:durableId="716928015">
-    <w:abstractNumId w:val="21"/>
+    <w:abstractNumId w:val="23"/>
   </w:num>
   <w:num w:numId="25" w16cid:durableId="1117676038">
-    <w:abstractNumId w:val="24"/>
+    <w:abstractNumId w:val="26"/>
   </w:num>
   <w:num w:numId="26" w16cid:durableId="915437669">
     <w:abstractNumId w:val="4"/>
   </w:num>
   <w:num w:numId="27" w16cid:durableId="723984433">
-    <w:abstractNumId w:val="11"/>
+    <w:abstractNumId w:val="12"/>
   </w:num>
   <w:num w:numId="28" w16cid:durableId="195973143">
-    <w:abstractNumId w:val="25"/>
+    <w:abstractNumId w:val="27"/>
   </w:num>
   <w:num w:numId="29" w16cid:durableId="1825900482">
+    <w:abstractNumId w:val="24"/>
+  </w:num>
+  <w:num w:numId="30" w16cid:durableId="72893902">
     <w:abstractNumId w:val="22"/>
   </w:num>
-  <w:num w:numId="30" w16cid:durableId="72893902">
-    <w:abstractNumId w:val="20"/>
-  </w:num>
   <w:num w:numId="31" w16cid:durableId="1301492931">
-    <w:abstractNumId w:val="33"/>
+    <w:abstractNumId w:val="36"/>
   </w:num>
   <w:num w:numId="32" w16cid:durableId="1160119848">
-    <w:abstractNumId w:val="30"/>
+    <w:abstractNumId w:val="32"/>
   </w:num>
   <w:num w:numId="33" w16cid:durableId="2058892824">
-    <w:abstractNumId w:val="16"/>
+    <w:abstractNumId w:val="18"/>
   </w:num>
   <w:num w:numId="34" w16cid:durableId="23673266">
     <w:abstractNumId w:val="0"/>
   </w:num>
   <w:num w:numId="35" w16cid:durableId="210073604">
-    <w:abstractNumId w:val="31"/>
+    <w:abstractNumId w:val="34"/>
   </w:num>
   <w:num w:numId="36" w16cid:durableId="1590574752">
-    <w:abstractNumId w:val="23"/>
+    <w:abstractNumId w:val="25"/>
   </w:num>
   <w:num w:numId="37" w16cid:durableId="1202353825">
-    <w:abstractNumId w:val="28"/>
+    <w:abstractNumId w:val="30"/>
   </w:num>
   <w:num w:numId="38" w16cid:durableId="991789031">
     <w:abstractNumId w:val="1"/>
+  </w:num>
+  <w:num w:numId="39" w16cid:durableId="1281645401">
+    <w:abstractNumId w:val="33"/>
+  </w:num>
+  <w:num w:numId="40" w16cid:durableId="609163091">
+    <w:abstractNumId w:val="43"/>
+  </w:num>
+  <w:num w:numId="41" w16cid:durableId="376011212">
+    <w:abstractNumId w:val="5"/>
+  </w:num>
+  <w:num w:numId="42" w16cid:durableId="1177578876">
+    <w:abstractNumId w:val="38"/>
+  </w:num>
+  <w:num w:numId="43" w16cid:durableId="1927571075">
+    <w:abstractNumId w:val="40"/>
+  </w:num>
+  <w:num w:numId="44" w16cid:durableId="2007659588">
+    <w:abstractNumId w:val="17"/>
   </w:num>
   <w:numIdMacAtCleanup w:val="34"/>
 </w:numbering>
@@ -22038,6 +24552,7 @@
   <w:style w:type="character" w:default="1" w:styleId="DefaultParagraphFont">
     <w:name w:val="Default Paragraph Font"/>
     <w:uiPriority w:val="1"/>
+    <w:semiHidden/>
     <w:unhideWhenUsed/>
   </w:style>
   <w:style w:type="table" w:default="1" w:styleId="TableNormal">

--- a/Data Structures.docx
+++ b/Data Structures.docx
@@ -8243,7 +8243,7 @@
         </w:rPr>
         <w:lastRenderedPageBreak/>
         <w:drawing>
-          <wp:anchor distT="0" distB="0" distL="114300" distR="114300" simplePos="0" relativeHeight="251727872" behindDoc="0" locked="0" layoutInCell="1" allowOverlap="1" wp14:anchorId="10B1819D" wp14:editId="57E9DF7F">
+          <wp:anchor distT="0" distB="0" distL="114300" distR="114300" simplePos="0" relativeHeight="251727872" behindDoc="0" locked="0" layoutInCell="1" allowOverlap="1" wp14:anchorId="10B1819D" wp14:editId="28448EDC">
             <wp:simplePos x="0" y="0"/>
             <wp:positionH relativeFrom="column">
               <wp:posOffset>320040</wp:posOffset>
@@ -18856,13 +18856,24 @@
         </w:tabs>
         <w:rPr>
           <w:rFonts w:eastAsiaTheme="minorHAnsi"/>
-          <w:sz w:val="32"/>
-          <w:szCs w:val="32"/>
-        </w:rPr>
-      </w:pPr>
-      <w:r>
-        <w:rPr>
-          <w:rFonts w:eastAsiaTheme="minorHAnsi"/>
+          <w:noProof/>
+          <w:sz w:val="32"/>
+          <w:szCs w:val="32"/>
+        </w:rPr>
+      </w:pPr>
+      <w:r>
+        <w:rPr>
+          <w:rFonts w:eastAsiaTheme="minorHAnsi"/>
+          <w:noProof/>
+          <w:sz w:val="32"/>
+          <w:szCs w:val="32"/>
+        </w:rPr>
+        <w:t>BS</w:t>
+      </w:r>
+      <w:r>
+        <w:rPr>
+          <w:rFonts w:eastAsiaTheme="minorHAnsi"/>
+          <w:noProof/>
           <w:sz w:val="32"/>
           <w:szCs w:val="32"/>
         </w:rPr>
@@ -18901,6 +18912,352 @@
             </a:graphic>
           </wp:inline>
         </w:drawing>
+      </w:r>
+    </w:p>
+    <w:p>
+      <w:pPr>
+        <w:rPr>
+          <w:rFonts w:eastAsiaTheme="minorHAnsi"/>
+          <w:sz w:val="32"/>
+          <w:szCs w:val="32"/>
+        </w:rPr>
+      </w:pPr>
+    </w:p>
+    <w:p>
+      <w:pPr>
+        <w:tabs>
+          <w:tab w:val="left" w:pos="7560"/>
+        </w:tabs>
+        <w:rPr>
+          <w:rFonts w:eastAsiaTheme="minorHAnsi"/>
+          <w:b/>
+          <w:bCs/>
+          <w:color w:val="365F91" w:themeColor="accent1" w:themeShade="BF"/>
+          <w:sz w:val="32"/>
+          <w:szCs w:val="32"/>
+        </w:rPr>
+      </w:pPr>
+      <w:r>
+        <w:rPr>
+          <w:rFonts w:eastAsiaTheme="minorHAnsi"/>
+          <w:b/>
+          <w:bCs/>
+          <w:color w:val="365F91" w:themeColor="accent1" w:themeShade="BF"/>
+          <w:sz w:val="32"/>
+          <w:szCs w:val="32"/>
+        </w:rPr>
+        <w:t>Code of BST</w:t>
+      </w:r>
+    </w:p>
+    <w:p>
+      <w:pPr>
+        <w:tabs>
+          <w:tab w:val="left" w:pos="7560"/>
+        </w:tabs>
+        <w:rPr>
+          <w:rFonts w:eastAsiaTheme="minorHAnsi"/>
+          <w:b/>
+          <w:bCs/>
+          <w:color w:val="365F91" w:themeColor="accent1" w:themeShade="BF"/>
+          <w:sz w:val="32"/>
+          <w:szCs w:val="32"/>
+        </w:rPr>
+      </w:pPr>
+      <w:r>
+        <w:rPr>
+          <w:rFonts w:eastAsiaTheme="minorHAnsi"/>
+          <w:b/>
+          <w:bCs/>
+          <w:color w:val="365F91" w:themeColor="accent1" w:themeShade="BF"/>
+          <w:sz w:val="32"/>
+          <w:szCs w:val="32"/>
+        </w:rPr>
+        <w:drawing>
+          <wp:inline distT="0" distB="0" distL="0" distR="0" wp14:anchorId="5845123B" wp14:editId="1B3B05E0">
+            <wp:extent cx="5943600" cy="2211705"/>
+            <wp:effectExtent l="0" t="0" r="0" b="0"/>
+            <wp:docPr id="1310355302" name="Picture 1"/>
+            <wp:cNvGraphicFramePr>
+              <a:graphicFrameLocks xmlns:a="http://schemas.openxmlformats.org/drawingml/2006/main" noChangeAspect="1"/>
+            </wp:cNvGraphicFramePr>
+            <a:graphic xmlns:a="http://schemas.openxmlformats.org/drawingml/2006/main">
+              <a:graphicData uri="http://schemas.openxmlformats.org/drawingml/2006/picture">
+                <pic:pic xmlns:pic="http://schemas.openxmlformats.org/drawingml/2006/picture">
+                  <pic:nvPicPr>
+                    <pic:cNvPr id="1310355302" name=""/>
+                    <pic:cNvPicPr/>
+                  </pic:nvPicPr>
+                  <pic:blipFill>
+                    <a:blip r:embed="rId128"/>
+                    <a:stretch>
+                      <a:fillRect/>
+                    </a:stretch>
+                  </pic:blipFill>
+                  <pic:spPr>
+                    <a:xfrm>
+                      <a:off x="0" y="0"/>
+                      <a:ext cx="5943600" cy="2211705"/>
+                    </a:xfrm>
+                    <a:prstGeom prst="rect">
+                      <a:avLst/>
+                    </a:prstGeom>
+                  </pic:spPr>
+                </pic:pic>
+              </a:graphicData>
+            </a:graphic>
+          </wp:inline>
+        </w:drawing>
+      </w:r>
+    </w:p>
+    <w:p>
+      <w:pPr>
+        <w:tabs>
+          <w:tab w:val="left" w:pos="6972"/>
+        </w:tabs>
+        <w:rPr>
+          <w:rFonts w:eastAsiaTheme="minorHAnsi"/>
+          <w:sz w:val="32"/>
+          <w:szCs w:val="32"/>
+        </w:rPr>
+      </w:pPr>
+      <w:r>
+        <w:rPr>
+          <w:rFonts w:eastAsiaTheme="minorHAnsi"/>
+          <w:sz w:val="32"/>
+          <w:szCs w:val="32"/>
+        </w:rPr>
+        <w:tab/>
+      </w:r>
+    </w:p>
+    <w:p>
+      <w:pPr>
+        <w:tabs>
+          <w:tab w:val="left" w:pos="6972"/>
+        </w:tabs>
+        <w:rPr>
+          <w:rFonts w:eastAsiaTheme="minorHAnsi"/>
+          <w:sz w:val="32"/>
+          <w:szCs w:val="32"/>
+        </w:rPr>
+      </w:pPr>
+      <w:r>
+        <w:rPr>
+          <w:rFonts w:eastAsiaTheme="minorHAnsi"/>
+          <w:sz w:val="32"/>
+          <w:szCs w:val="32"/>
+        </w:rPr>
+        <w:lastRenderedPageBreak/>
+        <w:drawing>
+          <wp:anchor distT="0" distB="0" distL="114300" distR="114300" simplePos="0" relativeHeight="251750400" behindDoc="0" locked="0" layoutInCell="1" allowOverlap="1" wp14:anchorId="5C6F2E1B" wp14:editId="663AA773">
+            <wp:simplePos x="0" y="0"/>
+            <wp:positionH relativeFrom="column">
+              <wp:posOffset>0</wp:posOffset>
+            </wp:positionH>
+            <wp:positionV relativeFrom="paragraph">
+              <wp:posOffset>3985260</wp:posOffset>
+            </wp:positionV>
+            <wp:extent cx="5943600" cy="3362960"/>
+            <wp:effectExtent l="0" t="0" r="0" b="0"/>
+            <wp:wrapSquare wrapText="bothSides"/>
+            <wp:docPr id="887936349" name="Picture 1"/>
+            <wp:cNvGraphicFramePr>
+              <a:graphicFrameLocks xmlns:a="http://schemas.openxmlformats.org/drawingml/2006/main" noChangeAspect="1"/>
+            </wp:cNvGraphicFramePr>
+            <a:graphic xmlns:a="http://schemas.openxmlformats.org/drawingml/2006/main">
+              <a:graphicData uri="http://schemas.openxmlformats.org/drawingml/2006/picture">
+                <pic:pic xmlns:pic="http://schemas.openxmlformats.org/drawingml/2006/picture">
+                  <pic:nvPicPr>
+                    <pic:cNvPr id="887936349" name=""/>
+                    <pic:cNvPicPr/>
+                  </pic:nvPicPr>
+                  <pic:blipFill>
+                    <a:blip r:embed="rId129">
+                      <a:extLst>
+                        <a:ext uri="{28A0092B-C50C-407E-A947-70E740481C1C}">
+                          <a14:useLocalDpi xmlns:a14="http://schemas.microsoft.com/office/drawing/2010/main" val="0"/>
+                        </a:ext>
+                      </a:extLst>
+                    </a:blip>
+                    <a:stretch>
+                      <a:fillRect/>
+                    </a:stretch>
+                  </pic:blipFill>
+                  <pic:spPr>
+                    <a:xfrm>
+                      <a:off x="0" y="0"/>
+                      <a:ext cx="5943600" cy="3362960"/>
+                    </a:xfrm>
+                    <a:prstGeom prst="rect">
+                      <a:avLst/>
+                    </a:prstGeom>
+                  </pic:spPr>
+                </pic:pic>
+              </a:graphicData>
+            </a:graphic>
+          </wp:anchor>
+        </w:drawing>
+      </w:r>
+      <w:r>
+        <w:rPr>
+          <w:rFonts w:eastAsiaTheme="minorHAnsi"/>
+          <w:sz w:val="32"/>
+          <w:szCs w:val="32"/>
+        </w:rPr>
+        <w:drawing>
+          <wp:anchor distT="0" distB="0" distL="114300" distR="114300" simplePos="0" relativeHeight="251749376" behindDoc="0" locked="0" layoutInCell="1" allowOverlap="1" wp14:anchorId="3CE131E1" wp14:editId="6FCFA963">
+            <wp:simplePos x="0" y="0"/>
+            <wp:positionH relativeFrom="column">
+              <wp:posOffset>0</wp:posOffset>
+            </wp:positionH>
+            <wp:positionV relativeFrom="paragraph">
+              <wp:posOffset>0</wp:posOffset>
+            </wp:positionV>
+            <wp:extent cx="5943600" cy="3982720"/>
+            <wp:effectExtent l="0" t="0" r="0" b="0"/>
+            <wp:wrapSquare wrapText="bothSides"/>
+            <wp:docPr id="861767540" name="Picture 1"/>
+            <wp:cNvGraphicFramePr>
+              <a:graphicFrameLocks xmlns:a="http://schemas.openxmlformats.org/drawingml/2006/main" noChangeAspect="1"/>
+            </wp:cNvGraphicFramePr>
+            <a:graphic xmlns:a="http://schemas.openxmlformats.org/drawingml/2006/main">
+              <a:graphicData uri="http://schemas.openxmlformats.org/drawingml/2006/picture">
+                <pic:pic xmlns:pic="http://schemas.openxmlformats.org/drawingml/2006/picture">
+                  <pic:nvPicPr>
+                    <pic:cNvPr id="861767540" name=""/>
+                    <pic:cNvPicPr/>
+                  </pic:nvPicPr>
+                  <pic:blipFill>
+                    <a:blip r:embed="rId130">
+                      <a:extLst>
+                        <a:ext uri="{28A0092B-C50C-407E-A947-70E740481C1C}">
+                          <a14:useLocalDpi xmlns:a14="http://schemas.microsoft.com/office/drawing/2010/main" val="0"/>
+                        </a:ext>
+                      </a:extLst>
+                    </a:blip>
+                    <a:stretch>
+                      <a:fillRect/>
+                    </a:stretch>
+                  </pic:blipFill>
+                  <pic:spPr>
+                    <a:xfrm>
+                      <a:off x="0" y="0"/>
+                      <a:ext cx="5943600" cy="3982720"/>
+                    </a:xfrm>
+                    <a:prstGeom prst="rect">
+                      <a:avLst/>
+                    </a:prstGeom>
+                  </pic:spPr>
+                </pic:pic>
+              </a:graphicData>
+            </a:graphic>
+          </wp:anchor>
+        </w:drawing>
+      </w:r>
+    </w:p>
+    <w:p>
+      <w:pPr>
+        <w:rPr>
+          <w:rFonts w:eastAsiaTheme="minorHAnsi"/>
+          <w:sz w:val="32"/>
+          <w:szCs w:val="32"/>
+        </w:rPr>
+      </w:pPr>
+    </w:p>
+    <w:p>
+      <w:pPr>
+        <w:tabs>
+          <w:tab w:val="left" w:pos="7368"/>
+        </w:tabs>
+        <w:rPr>
+          <w:rFonts w:eastAsiaTheme="minorHAnsi"/>
+          <w:sz w:val="32"/>
+          <w:szCs w:val="32"/>
+        </w:rPr>
+      </w:pPr>
+      <w:r>
+        <w:rPr>
+          <w:rFonts w:eastAsiaTheme="minorHAnsi"/>
+          <w:sz w:val="32"/>
+          <w:szCs w:val="32"/>
+        </w:rPr>
+        <w:tab/>
+      </w:r>
+    </w:p>
+    <w:p>
+      <w:pPr>
+        <w:tabs>
+          <w:tab w:val="left" w:pos="7368"/>
+        </w:tabs>
+        <w:rPr>
+          <w:rFonts w:eastAsiaTheme="minorHAnsi"/>
+          <w:sz w:val="32"/>
+          <w:szCs w:val="32"/>
+        </w:rPr>
+      </w:pPr>
+      <w:r>
+        <w:rPr>
+          <w:rFonts w:eastAsiaTheme="minorHAnsi"/>
+          <w:sz w:val="32"/>
+          <w:szCs w:val="32"/>
+        </w:rPr>
+        <w:lastRenderedPageBreak/>
+        <w:drawing>
+          <wp:anchor distT="0" distB="0" distL="114300" distR="114300" simplePos="0" relativeHeight="251751424" behindDoc="0" locked="0" layoutInCell="1" allowOverlap="1" wp14:anchorId="2EBB3996" wp14:editId="31190794">
+            <wp:simplePos x="0" y="0"/>
+            <wp:positionH relativeFrom="column">
+              <wp:posOffset>0</wp:posOffset>
+            </wp:positionH>
+            <wp:positionV relativeFrom="paragraph">
+              <wp:posOffset>0</wp:posOffset>
+            </wp:positionV>
+            <wp:extent cx="5943600" cy="2766060"/>
+            <wp:effectExtent l="0" t="0" r="0" b="0"/>
+            <wp:wrapSquare wrapText="bothSides"/>
+            <wp:docPr id="1742828976" name="Picture 1"/>
+            <wp:cNvGraphicFramePr>
+              <a:graphicFrameLocks xmlns:a="http://schemas.openxmlformats.org/drawingml/2006/main" noChangeAspect="1"/>
+            </wp:cNvGraphicFramePr>
+            <a:graphic xmlns:a="http://schemas.openxmlformats.org/drawingml/2006/main">
+              <a:graphicData uri="http://schemas.openxmlformats.org/drawingml/2006/picture">
+                <pic:pic xmlns:pic="http://schemas.openxmlformats.org/drawingml/2006/picture">
+                  <pic:nvPicPr>
+                    <pic:cNvPr id="1742828976" name=""/>
+                    <pic:cNvPicPr/>
+                  </pic:nvPicPr>
+                  <pic:blipFill>
+                    <a:blip r:embed="rId131">
+                      <a:extLst>
+                        <a:ext uri="{28A0092B-C50C-407E-A947-70E740481C1C}">
+                          <a14:useLocalDpi xmlns:a14="http://schemas.microsoft.com/office/drawing/2010/main" val="0"/>
+                        </a:ext>
+                      </a:extLst>
+                    </a:blip>
+                    <a:stretch>
+                      <a:fillRect/>
+                    </a:stretch>
+                  </pic:blipFill>
+                  <pic:spPr>
+                    <a:xfrm>
+                      <a:off x="0" y="0"/>
+                      <a:ext cx="5943600" cy="2766060"/>
+                    </a:xfrm>
+                    <a:prstGeom prst="rect">
+                      <a:avLst/>
+                    </a:prstGeom>
+                  </pic:spPr>
+                </pic:pic>
+              </a:graphicData>
+            </a:graphic>
+          </wp:anchor>
+        </w:drawing>
+      </w:r>
+      <w:r>
+        <w:rPr>
+          <w:rFonts w:eastAsiaTheme="minorHAnsi"/>
+          <w:sz w:val="32"/>
+          <w:szCs w:val="32"/>
+        </w:rPr>
+        <w:tab/>
       </w:r>
     </w:p>
     <w:sectPr>

--- a/Data Structures.docx
+++ b/Data Structures.docx
@@ -8243,7 +8243,7 @@
         </w:rPr>
         <w:lastRenderedPageBreak/>
         <w:drawing>
-          <wp:anchor distT="0" distB="0" distL="114300" distR="114300" simplePos="0" relativeHeight="251727872" behindDoc="0" locked="0" layoutInCell="1" allowOverlap="1" wp14:anchorId="10B1819D" wp14:editId="28448EDC">
+          <wp:anchor distT="0" distB="0" distL="114300" distR="114300" simplePos="0" relativeHeight="251727872" behindDoc="0" locked="0" layoutInCell="1" allowOverlap="1" wp14:anchorId="10B1819D" wp14:editId="1B337CD0">
             <wp:simplePos x="0" y="0"/>
             <wp:positionH relativeFrom="column">
               <wp:posOffset>320040</wp:posOffset>
@@ -9863,7 +9863,31 @@
           <w:szCs w:val="32"/>
           <w14:ligatures w14:val="standardContextual"/>
         </w:rPr>
-        <w:t xml:space="preserve"> → Pop() returns to "Hello"</w:t>
+        <w:t xml:space="preserve"> → </w:t>
+      </w:r>
+      <w:proofErr w:type="gramStart"/>
+      <w:r>
+        <w:rPr>
+          <w:rFonts w:eastAsiaTheme="minorHAnsi"/>
+          <w:color w:val="0D0D0D" w:themeColor="text1" w:themeTint="F2"/>
+          <w:kern w:val="2"/>
+          <w:sz w:val="32"/>
+          <w:szCs w:val="32"/>
+          <w14:ligatures w14:val="standardContextual"/>
+        </w:rPr>
+        <w:t>Pop(</w:t>
+      </w:r>
+      <w:proofErr w:type="gramEnd"/>
+      <w:r>
+        <w:rPr>
+          <w:rFonts w:eastAsiaTheme="minorHAnsi"/>
+          <w:color w:val="0D0D0D" w:themeColor="text1" w:themeTint="F2"/>
+          <w:kern w:val="2"/>
+          <w:sz w:val="32"/>
+          <w:szCs w:val="32"/>
+          <w14:ligatures w14:val="standardContextual"/>
+        </w:rPr>
+        <w:t>) returns to "Hello"</w:t>
       </w:r>
     </w:p>
     <w:p>
@@ -18968,6 +18992,7 @@
           <w:rFonts w:eastAsiaTheme="minorHAnsi"/>
           <w:b/>
           <w:bCs/>
+          <w:noProof/>
           <w:color w:val="365F91" w:themeColor="accent1" w:themeShade="BF"/>
           <w:sz w:val="32"/>
           <w:szCs w:val="32"/>
@@ -19032,10 +19057,12 @@
     <w:p>
       <w:pPr>
         <w:tabs>
-          <w:tab w:val="left" w:pos="6972"/>
+          <w:tab w:val="left" w:pos="1872"/>
         </w:tabs>
         <w:rPr>
           <w:rFonts w:eastAsiaTheme="minorHAnsi"/>
+          <w:b/>
+          <w:bCs/>
           <w:sz w:val="32"/>
           <w:szCs w:val="32"/>
         </w:rPr>
@@ -19048,18 +19075,18 @@
         </w:rPr>
         <w:lastRenderedPageBreak/>
         <w:drawing>
-          <wp:anchor distT="0" distB="0" distL="114300" distR="114300" simplePos="0" relativeHeight="251750400" behindDoc="0" locked="0" layoutInCell="1" allowOverlap="1" wp14:anchorId="5C6F2E1B" wp14:editId="663AA773">
+          <wp:anchor distT="0" distB="0" distL="114300" distR="114300" simplePos="0" relativeHeight="251661824" behindDoc="0" locked="0" layoutInCell="1" allowOverlap="1" wp14:anchorId="546FD321" wp14:editId="54A36F4B">
             <wp:simplePos x="0" y="0"/>
             <wp:positionH relativeFrom="column">
               <wp:posOffset>0</wp:posOffset>
             </wp:positionH>
             <wp:positionV relativeFrom="paragraph">
-              <wp:posOffset>3985260</wp:posOffset>
+              <wp:posOffset>4312920</wp:posOffset>
             </wp:positionV>
-            <wp:extent cx="5943600" cy="3362960"/>
+            <wp:extent cx="5943600" cy="1546225"/>
             <wp:effectExtent l="0" t="0" r="0" b="0"/>
             <wp:wrapSquare wrapText="bothSides"/>
-            <wp:docPr id="887936349" name="Picture 1"/>
+            <wp:docPr id="2069969483" name="Picture 1"/>
             <wp:cNvGraphicFramePr>
               <a:graphicFrameLocks xmlns:a="http://schemas.openxmlformats.org/drawingml/2006/main" noChangeAspect="1"/>
             </wp:cNvGraphicFramePr>
@@ -19067,7 +19094,7 @@
               <a:graphicData uri="http://schemas.openxmlformats.org/drawingml/2006/picture">
                 <pic:pic xmlns:pic="http://schemas.openxmlformats.org/drawingml/2006/picture">
                   <pic:nvPicPr>
-                    <pic:cNvPr id="887936349" name=""/>
+                    <pic:cNvPr id="2069969483" name=""/>
                     <pic:cNvPicPr/>
                   </pic:nvPicPr>
                   <pic:blipFill>
@@ -19085,7 +19112,7 @@
                   <pic:spPr>
                     <a:xfrm>
                       <a:off x="0" y="0"/>
-                      <a:ext cx="5943600" cy="3362960"/>
+                      <a:ext cx="5943600" cy="1546225"/>
                     </a:xfrm>
                     <a:prstGeom prst="rect">
                       <a:avLst/>
@@ -19100,11 +19127,12 @@
       <w:r>
         <w:rPr>
           <w:rFonts w:eastAsiaTheme="minorHAnsi"/>
+          <w:noProof/>
           <w:sz w:val="32"/>
           <w:szCs w:val="32"/>
         </w:rPr>
         <w:drawing>
-          <wp:anchor distT="0" distB="0" distL="114300" distR="114300" simplePos="0" relativeHeight="251749376" behindDoc="0" locked="0" layoutInCell="1" allowOverlap="1" wp14:anchorId="3CE131E1" wp14:editId="6FCFA963">
+          <wp:anchor distT="0" distB="0" distL="114300" distR="114300" simplePos="0" relativeHeight="251656704" behindDoc="0" locked="0" layoutInCell="1" allowOverlap="1" wp14:anchorId="3CE131E1" wp14:editId="6E34B3C4">
             <wp:simplePos x="0" y="0"/>
             <wp:positionH relativeFrom="column">
               <wp:posOffset>0</wp:posOffset>
@@ -19153,15 +19181,75 @@
           </wp:anchor>
         </w:drawing>
       </w:r>
-    </w:p>
-    <w:p>
-      <w:pPr>
-        <w:rPr>
-          <w:rFonts w:eastAsiaTheme="minorHAnsi"/>
-          <w:sz w:val="32"/>
-          <w:szCs w:val="32"/>
-        </w:rPr>
-      </w:pPr>
+      <w:r>
+        <w:rPr>
+          <w:rFonts w:eastAsiaTheme="minorHAnsi"/>
+          <w:sz w:val="32"/>
+          <w:szCs w:val="32"/>
+        </w:rPr>
+        <w:t xml:space="preserve"> </w:t>
+      </w:r>
+      <w:r>
+        <w:rPr>
+          <w:rFonts w:eastAsiaTheme="minorHAnsi"/>
+          <w:b/>
+          <w:bCs/>
+          <w:sz w:val="32"/>
+          <w:szCs w:val="32"/>
+        </w:rPr>
+        <w:t>2</w:t>
+      </w:r>
+      <w:r>
+        <w:rPr>
+          <w:rFonts w:eastAsiaTheme="minorHAnsi"/>
+          <w:b/>
+          <w:bCs/>
+          <w:sz w:val="32"/>
+          <w:szCs w:val="32"/>
+          <w:vertAlign w:val="superscript"/>
+        </w:rPr>
+        <w:t>nd</w:t>
+      </w:r>
+      <w:r>
+        <w:rPr>
+          <w:rFonts w:eastAsiaTheme="minorHAnsi"/>
+          <w:b/>
+          <w:bCs/>
+          <w:sz w:val="32"/>
+          <w:szCs w:val="32"/>
+        </w:rPr>
+        <w:t xml:space="preserve"> Way to Insert</w:t>
+      </w:r>
+    </w:p>
+    <w:p>
+      <w:pPr>
+        <w:rPr>
+          <w:rFonts w:eastAsiaTheme="minorHAnsi"/>
+          <w:sz w:val="32"/>
+          <w:szCs w:val="32"/>
+        </w:rPr>
+      </w:pPr>
+    </w:p>
+    <w:p>
+      <w:pPr>
+        <w:rPr>
+          <w:rFonts w:eastAsiaTheme="minorHAnsi"/>
+          <w:b/>
+          <w:bCs/>
+          <w:sz w:val="32"/>
+          <w:szCs w:val="32"/>
+        </w:rPr>
+      </w:pPr>
+      <w:r>
+        <w:rPr>
+          <w:rFonts w:eastAsiaTheme="minorHAnsi"/>
+          <w:b/>
+          <w:bCs/>
+          <w:sz w:val="32"/>
+          <w:szCs w:val="32"/>
+        </w:rPr>
+        <w:t xml:space="preserve">Deletion </w:t>
+      </w:r>
     </w:p>
     <w:p>
       <w:pPr>
@@ -19180,40 +19268,11 @@
           <w:sz w:val="32"/>
           <w:szCs w:val="32"/>
         </w:rPr>
-        <w:tab/>
-      </w:r>
-    </w:p>
-    <w:p>
-      <w:pPr>
-        <w:tabs>
-          <w:tab w:val="left" w:pos="7368"/>
-        </w:tabs>
-        <w:rPr>
-          <w:rFonts w:eastAsiaTheme="minorHAnsi"/>
-          <w:sz w:val="32"/>
-          <w:szCs w:val="32"/>
-        </w:rPr>
-      </w:pPr>
-      <w:r>
-        <w:rPr>
-          <w:rFonts w:eastAsiaTheme="minorHAnsi"/>
-          <w:sz w:val="32"/>
-          <w:szCs w:val="32"/>
-        </w:rPr>
-        <w:lastRenderedPageBreak/>
         <w:drawing>
-          <wp:anchor distT="0" distB="0" distL="114300" distR="114300" simplePos="0" relativeHeight="251751424" behindDoc="0" locked="0" layoutInCell="1" allowOverlap="1" wp14:anchorId="2EBB3996" wp14:editId="31190794">
-            <wp:simplePos x="0" y="0"/>
-            <wp:positionH relativeFrom="column">
-              <wp:posOffset>0</wp:posOffset>
-            </wp:positionH>
-            <wp:positionV relativeFrom="paragraph">
-              <wp:posOffset>0</wp:posOffset>
-            </wp:positionV>
-            <wp:extent cx="5943600" cy="2766060"/>
+          <wp:inline distT="0" distB="0" distL="0" distR="0" wp14:anchorId="49073617" wp14:editId="52463294">
+            <wp:extent cx="5943600" cy="1606550"/>
             <wp:effectExtent l="0" t="0" r="0" b="0"/>
-            <wp:wrapSquare wrapText="bothSides"/>
-            <wp:docPr id="1742828976" name="Picture 1"/>
+            <wp:docPr id="126036144" name="Picture 1"/>
             <wp:cNvGraphicFramePr>
               <a:graphicFrameLocks xmlns:a="http://schemas.openxmlformats.org/drawingml/2006/main" noChangeAspect="1"/>
             </wp:cNvGraphicFramePr>
@@ -19221,11 +19280,82 @@
               <a:graphicData uri="http://schemas.openxmlformats.org/drawingml/2006/picture">
                 <pic:pic xmlns:pic="http://schemas.openxmlformats.org/drawingml/2006/picture">
                   <pic:nvPicPr>
-                    <pic:cNvPr id="1742828976" name=""/>
+                    <pic:cNvPr id="126036144" name=""/>
                     <pic:cNvPicPr/>
                   </pic:nvPicPr>
                   <pic:blipFill>
-                    <a:blip r:embed="rId131">
+                    <a:blip r:embed="rId131"/>
+                    <a:stretch>
+                      <a:fillRect/>
+                    </a:stretch>
+                  </pic:blipFill>
+                  <pic:spPr>
+                    <a:xfrm>
+                      <a:off x="0" y="0"/>
+                      <a:ext cx="5943600" cy="1606550"/>
+                    </a:xfrm>
+                    <a:prstGeom prst="rect">
+                      <a:avLst/>
+                    </a:prstGeom>
+                  </pic:spPr>
+                </pic:pic>
+              </a:graphicData>
+            </a:graphic>
+          </wp:inline>
+        </w:drawing>
+      </w:r>
+      <w:r>
+        <w:rPr>
+          <w:rFonts w:eastAsiaTheme="minorHAnsi"/>
+          <w:sz w:val="32"/>
+          <w:szCs w:val="32"/>
+        </w:rPr>
+        <w:tab/>
+      </w:r>
+    </w:p>
+    <w:p>
+      <w:pPr>
+        <w:tabs>
+          <w:tab w:val="left" w:pos="7368"/>
+        </w:tabs>
+        <w:rPr>
+          <w:rFonts w:eastAsiaTheme="minorHAnsi"/>
+          <w:sz w:val="32"/>
+          <w:szCs w:val="32"/>
+        </w:rPr>
+      </w:pPr>
+      <w:r>
+        <w:rPr>
+          <w:rFonts w:eastAsiaTheme="minorHAnsi"/>
+          <w:sz w:val="32"/>
+          <w:szCs w:val="32"/>
+        </w:rPr>
+        <w:lastRenderedPageBreak/>
+        <w:drawing>
+          <wp:anchor distT="0" distB="0" distL="114300" distR="114300" simplePos="0" relativeHeight="251755520" behindDoc="0" locked="0" layoutInCell="1" allowOverlap="1" wp14:anchorId="7A2FB9E0" wp14:editId="29455B94">
+            <wp:simplePos x="0" y="0"/>
+            <wp:positionH relativeFrom="column">
+              <wp:posOffset>0</wp:posOffset>
+            </wp:positionH>
+            <wp:positionV relativeFrom="paragraph">
+              <wp:posOffset>5097780</wp:posOffset>
+            </wp:positionV>
+            <wp:extent cx="5943600" cy="1959610"/>
+            <wp:effectExtent l="0" t="0" r="0" b="0"/>
+            <wp:wrapSquare wrapText="bothSides"/>
+            <wp:docPr id="1265677891" name="Picture 1"/>
+            <wp:cNvGraphicFramePr>
+              <a:graphicFrameLocks xmlns:a="http://schemas.openxmlformats.org/drawingml/2006/main" noChangeAspect="1"/>
+            </wp:cNvGraphicFramePr>
+            <a:graphic xmlns:a="http://schemas.openxmlformats.org/drawingml/2006/main">
+              <a:graphicData uri="http://schemas.openxmlformats.org/drawingml/2006/picture">
+                <pic:pic xmlns:pic="http://schemas.openxmlformats.org/drawingml/2006/picture">
+                  <pic:nvPicPr>
+                    <pic:cNvPr id="1265677891" name=""/>
+                    <pic:cNvPicPr/>
+                  </pic:nvPicPr>
+                  <pic:blipFill>
+                    <a:blip r:embed="rId132">
                       <a:extLst>
                         <a:ext uri="{28A0092B-C50C-407E-A947-70E740481C1C}">
                           <a14:useLocalDpi xmlns:a14="http://schemas.microsoft.com/office/drawing/2010/main" val="0"/>
@@ -19239,7 +19369,7 @@
                   <pic:spPr>
                     <a:xfrm>
                       <a:off x="0" y="0"/>
-                      <a:ext cx="5943600" cy="2766060"/>
+                      <a:ext cx="5943600" cy="1959610"/>
                     </a:xfrm>
                     <a:prstGeom prst="rect">
                       <a:avLst/>
@@ -19251,6 +19381,363 @@
           </wp:anchor>
         </w:drawing>
       </w:r>
+      <w:r>
+        <w:rPr>
+          <w:rFonts w:eastAsiaTheme="minorHAnsi"/>
+          <w:sz w:val="32"/>
+          <w:szCs w:val="32"/>
+        </w:rPr>
+        <w:drawing>
+          <wp:anchor distT="0" distB="0" distL="114300" distR="114300" simplePos="0" relativeHeight="251754496" behindDoc="0" locked="0" layoutInCell="1" allowOverlap="1" wp14:anchorId="72D84DAB" wp14:editId="5508ED1D">
+            <wp:simplePos x="0" y="0"/>
+            <wp:positionH relativeFrom="column">
+              <wp:posOffset>0</wp:posOffset>
+            </wp:positionH>
+            <wp:positionV relativeFrom="paragraph">
+              <wp:posOffset>2339340</wp:posOffset>
+            </wp:positionV>
+            <wp:extent cx="5943600" cy="2758440"/>
+            <wp:effectExtent l="0" t="0" r="0" b="0"/>
+            <wp:wrapSquare wrapText="bothSides"/>
+            <wp:docPr id="900924556" name="Picture 1"/>
+            <wp:cNvGraphicFramePr>
+              <a:graphicFrameLocks xmlns:a="http://schemas.openxmlformats.org/drawingml/2006/main" noChangeAspect="1"/>
+            </wp:cNvGraphicFramePr>
+            <a:graphic xmlns:a="http://schemas.openxmlformats.org/drawingml/2006/main">
+              <a:graphicData uri="http://schemas.openxmlformats.org/drawingml/2006/picture">
+                <pic:pic xmlns:pic="http://schemas.openxmlformats.org/drawingml/2006/picture">
+                  <pic:nvPicPr>
+                    <pic:cNvPr id="900924556" name=""/>
+                    <pic:cNvPicPr/>
+                  </pic:nvPicPr>
+                  <pic:blipFill>
+                    <a:blip r:embed="rId133">
+                      <a:extLst>
+                        <a:ext uri="{28A0092B-C50C-407E-A947-70E740481C1C}">
+                          <a14:useLocalDpi xmlns:a14="http://schemas.microsoft.com/office/drawing/2010/main" val="0"/>
+                        </a:ext>
+                      </a:extLst>
+                    </a:blip>
+                    <a:stretch>
+                      <a:fillRect/>
+                    </a:stretch>
+                  </pic:blipFill>
+                  <pic:spPr>
+                    <a:xfrm>
+                      <a:off x="0" y="0"/>
+                      <a:ext cx="5943600" cy="2758440"/>
+                    </a:xfrm>
+                    <a:prstGeom prst="rect">
+                      <a:avLst/>
+                    </a:prstGeom>
+                  </pic:spPr>
+                </pic:pic>
+              </a:graphicData>
+            </a:graphic>
+          </wp:anchor>
+        </w:drawing>
+      </w:r>
+      <w:r>
+        <w:rPr>
+          <w:rFonts w:eastAsiaTheme="minorHAnsi"/>
+          <w:sz w:val="32"/>
+          <w:szCs w:val="32"/>
+        </w:rPr>
+        <w:drawing>
+          <wp:anchor distT="0" distB="0" distL="114300" distR="114300" simplePos="0" relativeHeight="251753472" behindDoc="0" locked="0" layoutInCell="1" allowOverlap="1" wp14:anchorId="6E38D7A5" wp14:editId="0B9E0234">
+            <wp:simplePos x="0" y="0"/>
+            <wp:positionH relativeFrom="column">
+              <wp:posOffset>0</wp:posOffset>
+            </wp:positionH>
+            <wp:positionV relativeFrom="paragraph">
+              <wp:posOffset>0</wp:posOffset>
+            </wp:positionV>
+            <wp:extent cx="5943600" cy="2342515"/>
+            <wp:effectExtent l="0" t="0" r="0" b="0"/>
+            <wp:wrapSquare wrapText="bothSides"/>
+            <wp:docPr id="2134217779" name="Picture 1"/>
+            <wp:cNvGraphicFramePr>
+              <a:graphicFrameLocks xmlns:a="http://schemas.openxmlformats.org/drawingml/2006/main" noChangeAspect="1"/>
+            </wp:cNvGraphicFramePr>
+            <a:graphic xmlns:a="http://schemas.openxmlformats.org/drawingml/2006/main">
+              <a:graphicData uri="http://schemas.openxmlformats.org/drawingml/2006/picture">
+                <pic:pic xmlns:pic="http://schemas.openxmlformats.org/drawingml/2006/picture">
+                  <pic:nvPicPr>
+                    <pic:cNvPr id="2134217779" name=""/>
+                    <pic:cNvPicPr/>
+                  </pic:nvPicPr>
+                  <pic:blipFill>
+                    <a:blip r:embed="rId134">
+                      <a:extLst>
+                        <a:ext uri="{28A0092B-C50C-407E-A947-70E740481C1C}">
+                          <a14:useLocalDpi xmlns:a14="http://schemas.microsoft.com/office/drawing/2010/main" val="0"/>
+                        </a:ext>
+                      </a:extLst>
+                    </a:blip>
+                    <a:stretch>
+                      <a:fillRect/>
+                    </a:stretch>
+                  </pic:blipFill>
+                  <pic:spPr>
+                    <a:xfrm>
+                      <a:off x="0" y="0"/>
+                      <a:ext cx="5943600" cy="2342515"/>
+                    </a:xfrm>
+                    <a:prstGeom prst="rect">
+                      <a:avLst/>
+                    </a:prstGeom>
+                  </pic:spPr>
+                </pic:pic>
+              </a:graphicData>
+            </a:graphic>
+          </wp:anchor>
+        </w:drawing>
+      </w:r>
+    </w:p>
+    <w:p>
+      <w:pPr>
+        <w:tabs>
+          <w:tab w:val="left" w:pos="7368"/>
+        </w:tabs>
+        <w:rPr>
+          <w:rFonts w:eastAsiaTheme="minorHAnsi"/>
+          <w:sz w:val="32"/>
+          <w:szCs w:val="32"/>
+        </w:rPr>
+      </w:pPr>
+    </w:p>
+    <w:p>
+      <w:pPr>
+        <w:tabs>
+          <w:tab w:val="left" w:pos="7368"/>
+        </w:tabs>
+        <w:rPr>
+          <w:rFonts w:eastAsiaTheme="minorHAnsi"/>
+          <w:sz w:val="32"/>
+          <w:szCs w:val="32"/>
+        </w:rPr>
+      </w:pPr>
+    </w:p>
+    <w:p>
+      <w:pPr>
+        <w:tabs>
+          <w:tab w:val="left" w:pos="7368"/>
+        </w:tabs>
+        <w:rPr>
+          <w:rFonts w:eastAsiaTheme="minorHAnsi"/>
+          <w:sz w:val="32"/>
+          <w:szCs w:val="32"/>
+        </w:rPr>
+      </w:pPr>
+    </w:p>
+    <w:p>
+      <w:pPr>
+        <w:tabs>
+          <w:tab w:val="left" w:pos="7368"/>
+        </w:tabs>
+        <w:rPr>
+          <w:rFonts w:eastAsiaTheme="minorHAnsi"/>
+          <w:sz w:val="32"/>
+          <w:szCs w:val="32"/>
+        </w:rPr>
+      </w:pPr>
+    </w:p>
+    <w:p>
+      <w:pPr>
+        <w:tabs>
+          <w:tab w:val="left" w:pos="7368"/>
+        </w:tabs>
+        <w:rPr>
+          <w:rFonts w:eastAsiaTheme="minorHAnsi"/>
+          <w:sz w:val="32"/>
+          <w:szCs w:val="32"/>
+        </w:rPr>
+      </w:pPr>
+      <w:r>
+        <w:rPr>
+          <w:rFonts w:eastAsiaTheme="minorHAnsi"/>
+          <w:sz w:val="32"/>
+          <w:szCs w:val="32"/>
+        </w:rPr>
+        <w:lastRenderedPageBreak/>
+        <w:drawing>
+          <wp:anchor distT="0" distB="0" distL="114300" distR="114300" simplePos="0" relativeHeight="251757568" behindDoc="0" locked="0" layoutInCell="1" allowOverlap="1" wp14:anchorId="79E4A70E" wp14:editId="3C71083E">
+            <wp:simplePos x="0" y="0"/>
+            <wp:positionH relativeFrom="column">
+              <wp:posOffset>0</wp:posOffset>
+            </wp:positionH>
+            <wp:positionV relativeFrom="paragraph">
+              <wp:posOffset>3307080</wp:posOffset>
+            </wp:positionV>
+            <wp:extent cx="5943600" cy="4360545"/>
+            <wp:effectExtent l="0" t="0" r="0" b="0"/>
+            <wp:wrapSquare wrapText="bothSides"/>
+            <wp:docPr id="1746779656" name="Picture 1"/>
+            <wp:cNvGraphicFramePr>
+              <a:graphicFrameLocks xmlns:a="http://schemas.openxmlformats.org/drawingml/2006/main" noChangeAspect="1"/>
+            </wp:cNvGraphicFramePr>
+            <a:graphic xmlns:a="http://schemas.openxmlformats.org/drawingml/2006/main">
+              <a:graphicData uri="http://schemas.openxmlformats.org/drawingml/2006/picture">
+                <pic:pic xmlns:pic="http://schemas.openxmlformats.org/drawingml/2006/picture">
+                  <pic:nvPicPr>
+                    <pic:cNvPr id="1746779656" name=""/>
+                    <pic:cNvPicPr/>
+                  </pic:nvPicPr>
+                  <pic:blipFill>
+                    <a:blip r:embed="rId135">
+                      <a:extLst>
+                        <a:ext uri="{28A0092B-C50C-407E-A947-70E740481C1C}">
+                          <a14:useLocalDpi xmlns:a14="http://schemas.microsoft.com/office/drawing/2010/main" val="0"/>
+                        </a:ext>
+                      </a:extLst>
+                    </a:blip>
+                    <a:stretch>
+                      <a:fillRect/>
+                    </a:stretch>
+                  </pic:blipFill>
+                  <pic:spPr>
+                    <a:xfrm>
+                      <a:off x="0" y="0"/>
+                      <a:ext cx="5943600" cy="4360545"/>
+                    </a:xfrm>
+                    <a:prstGeom prst="rect">
+                      <a:avLst/>
+                    </a:prstGeom>
+                  </pic:spPr>
+                </pic:pic>
+              </a:graphicData>
+            </a:graphic>
+          </wp:anchor>
+        </w:drawing>
+      </w:r>
+      <w:r>
+        <w:rPr>
+          <w:rFonts w:eastAsiaTheme="minorHAnsi"/>
+          <w:sz w:val="32"/>
+          <w:szCs w:val="32"/>
+        </w:rPr>
+        <w:drawing>
+          <wp:anchor distT="0" distB="0" distL="114300" distR="114300" simplePos="0" relativeHeight="251756544" behindDoc="0" locked="0" layoutInCell="1" allowOverlap="1" wp14:anchorId="3FDF1622" wp14:editId="6013F30B">
+            <wp:simplePos x="0" y="0"/>
+            <wp:positionH relativeFrom="column">
+              <wp:posOffset>0</wp:posOffset>
+            </wp:positionH>
+            <wp:positionV relativeFrom="paragraph">
+              <wp:posOffset>0</wp:posOffset>
+            </wp:positionV>
+            <wp:extent cx="5943600" cy="3305175"/>
+            <wp:effectExtent l="0" t="0" r="0" b="0"/>
+            <wp:wrapSquare wrapText="bothSides"/>
+            <wp:docPr id="631000378" name="Picture 1"/>
+            <wp:cNvGraphicFramePr>
+              <a:graphicFrameLocks xmlns:a="http://schemas.openxmlformats.org/drawingml/2006/main" noChangeAspect="1"/>
+            </wp:cNvGraphicFramePr>
+            <a:graphic xmlns:a="http://schemas.openxmlformats.org/drawingml/2006/main">
+              <a:graphicData uri="http://schemas.openxmlformats.org/drawingml/2006/picture">
+                <pic:pic xmlns:pic="http://schemas.openxmlformats.org/drawingml/2006/picture">
+                  <pic:nvPicPr>
+                    <pic:cNvPr id="631000378" name=""/>
+                    <pic:cNvPicPr/>
+                  </pic:nvPicPr>
+                  <pic:blipFill>
+                    <a:blip r:embed="rId136">
+                      <a:extLst>
+                        <a:ext uri="{28A0092B-C50C-407E-A947-70E740481C1C}">
+                          <a14:useLocalDpi xmlns:a14="http://schemas.microsoft.com/office/drawing/2010/main" val="0"/>
+                        </a:ext>
+                      </a:extLst>
+                    </a:blip>
+                    <a:stretch>
+                      <a:fillRect/>
+                    </a:stretch>
+                  </pic:blipFill>
+                  <pic:spPr>
+                    <a:xfrm>
+                      <a:off x="0" y="0"/>
+                      <a:ext cx="5943600" cy="3305175"/>
+                    </a:xfrm>
+                    <a:prstGeom prst="rect">
+                      <a:avLst/>
+                    </a:prstGeom>
+                  </pic:spPr>
+                </pic:pic>
+              </a:graphicData>
+            </a:graphic>
+          </wp:anchor>
+        </w:drawing>
+      </w:r>
+    </w:p>
+    <w:p>
+      <w:pPr>
+        <w:tabs>
+          <w:tab w:val="left" w:pos="7368"/>
+        </w:tabs>
+        <w:rPr>
+          <w:rFonts w:eastAsiaTheme="minorHAnsi"/>
+          <w:sz w:val="32"/>
+          <w:szCs w:val="32"/>
+        </w:rPr>
+      </w:pPr>
+    </w:p>
+    <w:p>
+      <w:pPr>
+        <w:tabs>
+          <w:tab w:val="left" w:pos="7368"/>
+        </w:tabs>
+        <w:rPr>
+          <w:rFonts w:eastAsiaTheme="minorHAnsi"/>
+          <w:sz w:val="32"/>
+          <w:szCs w:val="32"/>
+        </w:rPr>
+      </w:pPr>
+    </w:p>
+    <w:p>
+      <w:pPr>
+        <w:tabs>
+          <w:tab w:val="left" w:pos="7368"/>
+        </w:tabs>
+        <w:rPr>
+          <w:rFonts w:eastAsiaTheme="minorHAnsi"/>
+          <w:sz w:val="32"/>
+          <w:szCs w:val="32"/>
+        </w:rPr>
+      </w:pPr>
+    </w:p>
+    <w:p>
+      <w:pPr>
+        <w:tabs>
+          <w:tab w:val="left" w:pos="7368"/>
+        </w:tabs>
+        <w:rPr>
+          <w:rFonts w:eastAsiaTheme="minorHAnsi"/>
+          <w:sz w:val="32"/>
+          <w:szCs w:val="32"/>
+        </w:rPr>
+      </w:pPr>
+    </w:p>
+    <w:p>
+      <w:pPr>
+        <w:tabs>
+          <w:tab w:val="left" w:pos="7368"/>
+        </w:tabs>
+        <w:rPr>
+          <w:rFonts w:eastAsiaTheme="minorHAnsi"/>
+          <w:sz w:val="32"/>
+          <w:szCs w:val="32"/>
+        </w:rPr>
+      </w:pPr>
+    </w:p>
+    <w:p>
+      <w:pPr>
+        <w:tabs>
+          <w:tab w:val="left" w:pos="7368"/>
+        </w:tabs>
+        <w:rPr>
+          <w:rFonts w:eastAsiaTheme="minorHAnsi"/>
+          <w:sz w:val="32"/>
+          <w:szCs w:val="32"/>
+        </w:rPr>
+      </w:pPr>
       <w:r>
         <w:rPr>
           <w:rFonts w:eastAsiaTheme="minorHAnsi"/>

--- a/Data Structures.docx
+++ b/Data Structures.docx
@@ -583,7 +583,7 @@
         </w:rPr>
         <w:lastRenderedPageBreak/>
         <w:drawing>
-          <wp:anchor distT="0" distB="0" distL="114300" distR="114300" simplePos="0" relativeHeight="251744256" behindDoc="0" locked="0" layoutInCell="1" allowOverlap="1" wp14:anchorId="0C2D76DB" wp14:editId="7E3165E9">
+          <wp:anchor distT="0" distB="0" distL="114300" distR="114300" simplePos="0" relativeHeight="251702784" behindDoc="0" locked="0" layoutInCell="1" allowOverlap="1" wp14:anchorId="0C2D76DB" wp14:editId="0F9A6C27">
             <wp:simplePos x="0" y="0"/>
             <wp:positionH relativeFrom="column">
               <wp:posOffset>99060</wp:posOffset>
@@ -5815,7 +5815,7 @@
           <w:szCs w:val="32"/>
         </w:rPr>
         <w:drawing>
-          <wp:anchor distT="0" distB="0" distL="114300" distR="114300" simplePos="0" relativeHeight="251576320" behindDoc="0" locked="0" layoutInCell="1" allowOverlap="1" wp14:anchorId="10E8EA6D" wp14:editId="2F7F4BBD">
+          <wp:anchor distT="0" distB="0" distL="114300" distR="114300" simplePos="0" relativeHeight="251609600" behindDoc="0" locked="0" layoutInCell="1" allowOverlap="1" wp14:anchorId="10E8EA6D" wp14:editId="72A74172">
             <wp:simplePos x="0" y="0"/>
             <wp:positionH relativeFrom="column">
               <wp:posOffset>0</wp:posOffset>
@@ -5909,7 +5909,7 @@
         </w:rPr>
         <w:lastRenderedPageBreak/>
         <w:drawing>
-          <wp:anchor distT="0" distB="0" distL="114300" distR="114300" simplePos="0" relativeHeight="251666432" behindDoc="0" locked="0" layoutInCell="1" allowOverlap="1" wp14:anchorId="2AA42DF9" wp14:editId="2F26AD35">
+          <wp:anchor distT="0" distB="0" distL="114300" distR="114300" simplePos="0" relativeHeight="251659776" behindDoc="0" locked="0" layoutInCell="1" allowOverlap="1" wp14:anchorId="2AA42DF9" wp14:editId="35669F21">
             <wp:simplePos x="0" y="0"/>
             <wp:positionH relativeFrom="column">
               <wp:posOffset>-46355</wp:posOffset>
@@ -5974,7 +5974,7 @@
           <w:szCs w:val="32"/>
         </w:rPr>
         <w:drawing>
-          <wp:anchor distT="0" distB="0" distL="114300" distR="114300" simplePos="0" relativeHeight="251566080" behindDoc="0" locked="0" layoutInCell="1" allowOverlap="1" wp14:anchorId="13E75CD9" wp14:editId="5241CC62">
+          <wp:anchor distT="0" distB="0" distL="114300" distR="114300" simplePos="0" relativeHeight="251604480" behindDoc="0" locked="0" layoutInCell="1" allowOverlap="1" wp14:anchorId="13E75CD9" wp14:editId="3452EFC5">
             <wp:simplePos x="0" y="0"/>
             <wp:positionH relativeFrom="column">
               <wp:posOffset>0</wp:posOffset>
@@ -6042,7 +6042,7 @@
           <w:szCs w:val="32"/>
         </w:rPr>
         <w:drawing>
-          <wp:anchor distT="0" distB="0" distL="114300" distR="114300" simplePos="0" relativeHeight="251596800" behindDoc="0" locked="0" layoutInCell="1" allowOverlap="1" wp14:anchorId="6F6A4D6B" wp14:editId="061B9814">
+          <wp:anchor distT="0" distB="0" distL="114300" distR="114300" simplePos="0" relativeHeight="251619840" behindDoc="0" locked="0" layoutInCell="1" allowOverlap="1" wp14:anchorId="6F6A4D6B" wp14:editId="4556E280">
             <wp:simplePos x="0" y="0"/>
             <wp:positionH relativeFrom="column">
               <wp:posOffset>-46355</wp:posOffset>
@@ -6113,7 +6113,7 @@
           <w:szCs w:val="32"/>
         </w:rPr>
         <w:drawing>
-          <wp:anchor distT="0" distB="0" distL="114300" distR="114300" simplePos="0" relativeHeight="251568128" behindDoc="0" locked="0" layoutInCell="1" allowOverlap="1" wp14:anchorId="2C780245" wp14:editId="414AAEF5">
+          <wp:anchor distT="0" distB="0" distL="114300" distR="114300" simplePos="0" relativeHeight="251605504" behindDoc="0" locked="0" layoutInCell="1" allowOverlap="1" wp14:anchorId="2C780245" wp14:editId="6CC52704">
             <wp:simplePos x="0" y="0"/>
             <wp:positionH relativeFrom="column">
               <wp:posOffset>-46355</wp:posOffset>
@@ -6211,7 +6211,7 @@
         </w:rPr>
         <w:lastRenderedPageBreak/>
         <w:drawing>
-          <wp:anchor distT="0" distB="0" distL="114300" distR="114300" simplePos="0" relativeHeight="251668480" behindDoc="0" locked="0" layoutInCell="1" allowOverlap="1" wp14:anchorId="3ED14A6C" wp14:editId="79CF8D29">
+          <wp:anchor distT="0" distB="0" distL="114300" distR="114300" simplePos="0" relativeHeight="251661824" behindDoc="0" locked="0" layoutInCell="1" allowOverlap="1" wp14:anchorId="3ED14A6C" wp14:editId="01ACF962">
             <wp:simplePos x="0" y="0"/>
             <wp:positionH relativeFrom="column">
               <wp:posOffset>0</wp:posOffset>
@@ -6270,7 +6270,7 @@
           <w:szCs w:val="32"/>
         </w:rPr>
         <w:drawing>
-          <wp:anchor distT="0" distB="0" distL="114300" distR="114300" simplePos="0" relativeHeight="251662336" behindDoc="0" locked="0" layoutInCell="1" allowOverlap="1" wp14:anchorId="7063DBCD" wp14:editId="3887070F">
+          <wp:anchor distT="0" distB="0" distL="114300" distR="114300" simplePos="0" relativeHeight="251655680" behindDoc="0" locked="0" layoutInCell="1" allowOverlap="1" wp14:anchorId="7063DBCD" wp14:editId="2400148E">
             <wp:simplePos x="0" y="0"/>
             <wp:positionH relativeFrom="column">
               <wp:posOffset>0</wp:posOffset>
@@ -6399,7 +6399,7 @@
         </w:rPr>
         <w:lastRenderedPageBreak/>
         <w:drawing>
-          <wp:anchor distT="0" distB="0" distL="114300" distR="114300" simplePos="0" relativeHeight="251672576" behindDoc="0" locked="0" layoutInCell="1" allowOverlap="1" wp14:anchorId="6EA287DA" wp14:editId="5BBF892C">
+          <wp:anchor distT="0" distB="0" distL="114300" distR="114300" simplePos="0" relativeHeight="251663872" behindDoc="0" locked="0" layoutInCell="1" allowOverlap="1" wp14:anchorId="6EA287DA" wp14:editId="4E7EFE47">
             <wp:simplePos x="0" y="0"/>
             <wp:positionH relativeFrom="column">
               <wp:posOffset>0</wp:posOffset>
@@ -6466,7 +6466,7 @@
           <w:szCs w:val="32"/>
         </w:rPr>
         <w:drawing>
-          <wp:anchor distT="0" distB="0" distL="114300" distR="114300" simplePos="0" relativeHeight="251670528" behindDoc="0" locked="0" layoutInCell="1" allowOverlap="1" wp14:anchorId="59383972" wp14:editId="2A6765F7">
+          <wp:anchor distT="0" distB="0" distL="114300" distR="114300" simplePos="0" relativeHeight="251662848" behindDoc="0" locked="0" layoutInCell="1" allowOverlap="1" wp14:anchorId="59383972" wp14:editId="63E7CBB6">
             <wp:simplePos x="0" y="0"/>
             <wp:positionH relativeFrom="column">
               <wp:posOffset>0</wp:posOffset>
@@ -6644,7 +6644,7 @@
         </w:rPr>
         <w:lastRenderedPageBreak/>
         <w:drawing>
-          <wp:anchor distT="0" distB="0" distL="114300" distR="114300" simplePos="0" relativeHeight="251674624" behindDoc="0" locked="0" layoutInCell="1" allowOverlap="1" wp14:anchorId="17A2BDAE" wp14:editId="009D7F62">
+          <wp:anchor distT="0" distB="0" distL="114300" distR="114300" simplePos="0" relativeHeight="251664896" behindDoc="0" locked="0" layoutInCell="1" allowOverlap="1" wp14:anchorId="17A2BDAE" wp14:editId="78EDCF9E">
             <wp:simplePos x="0" y="0"/>
             <wp:positionH relativeFrom="column">
               <wp:posOffset>449580</wp:posOffset>
@@ -6801,7 +6801,7 @@
           <w:szCs w:val="32"/>
         </w:rPr>
         <w:drawing>
-          <wp:anchor distT="0" distB="0" distL="114300" distR="114300" simplePos="0" relativeHeight="251676672" behindDoc="0" locked="0" layoutInCell="1" allowOverlap="1" wp14:anchorId="54867259" wp14:editId="352C85DA">
+          <wp:anchor distT="0" distB="0" distL="114300" distR="114300" simplePos="0" relativeHeight="251666944" behindDoc="0" locked="0" layoutInCell="1" allowOverlap="1" wp14:anchorId="54867259" wp14:editId="4D98EC0E">
             <wp:simplePos x="0" y="0"/>
             <wp:positionH relativeFrom="column">
               <wp:posOffset>449580</wp:posOffset>
@@ -6958,7 +6958,7 @@
           <w:szCs w:val="32"/>
         </w:rPr>
         <w:drawing>
-          <wp:anchor distT="0" distB="0" distL="114300" distR="114300" simplePos="0" relativeHeight="251678720" behindDoc="0" locked="0" layoutInCell="1" allowOverlap="1" wp14:anchorId="0F8EB010" wp14:editId="3C8ABE1B">
+          <wp:anchor distT="0" distB="0" distL="114300" distR="114300" simplePos="0" relativeHeight="251668992" behindDoc="0" locked="0" layoutInCell="1" allowOverlap="1" wp14:anchorId="0F8EB010" wp14:editId="10027E53">
             <wp:simplePos x="0" y="0"/>
             <wp:positionH relativeFrom="column">
               <wp:posOffset>450215</wp:posOffset>
@@ -7253,7 +7253,7 @@
           <w:szCs w:val="32"/>
         </w:rPr>
         <w:drawing>
-          <wp:anchor distT="0" distB="0" distL="114300" distR="114300" simplePos="0" relativeHeight="251664384" behindDoc="0" locked="0" layoutInCell="1" allowOverlap="1" wp14:anchorId="04F3DE5D" wp14:editId="5DFE5205">
+          <wp:anchor distT="0" distB="0" distL="114300" distR="114300" simplePos="0" relativeHeight="251657728" behindDoc="0" locked="0" layoutInCell="1" allowOverlap="1" wp14:anchorId="04F3DE5D" wp14:editId="41BC2C21">
             <wp:simplePos x="0" y="0"/>
             <wp:positionH relativeFrom="column">
               <wp:posOffset>0</wp:posOffset>
@@ -7723,7 +7723,7 @@
           <w:szCs w:val="32"/>
         </w:rPr>
         <w:drawing>
-          <wp:anchor distT="0" distB="0" distL="114300" distR="114300" simplePos="0" relativeHeight="251711488" behindDoc="0" locked="0" layoutInCell="1" allowOverlap="1" wp14:anchorId="075EF40E" wp14:editId="099E8875">
+          <wp:anchor distT="0" distB="0" distL="114300" distR="114300" simplePos="0" relativeHeight="251686400" behindDoc="0" locked="0" layoutInCell="1" allowOverlap="1" wp14:anchorId="075EF40E" wp14:editId="6F654FC8">
             <wp:simplePos x="0" y="0"/>
             <wp:positionH relativeFrom="column">
               <wp:posOffset>0</wp:posOffset>
@@ -7784,7 +7784,7 @@
           <w:szCs w:val="32"/>
         </w:rPr>
         <w:drawing>
-          <wp:anchor distT="0" distB="0" distL="114300" distR="114300" simplePos="0" relativeHeight="251709440" behindDoc="0" locked="0" layoutInCell="1" allowOverlap="1" wp14:anchorId="19E1D9D4" wp14:editId="741CE039">
+          <wp:anchor distT="0" distB="0" distL="114300" distR="114300" simplePos="0" relativeHeight="251685376" behindDoc="0" locked="0" layoutInCell="1" allowOverlap="1" wp14:anchorId="19E1D9D4" wp14:editId="26E662B4">
             <wp:simplePos x="0" y="0"/>
             <wp:positionH relativeFrom="column">
               <wp:posOffset>0</wp:posOffset>
@@ -7864,7 +7864,7 @@
         </w:rPr>
         <w:lastRenderedPageBreak/>
         <w:drawing>
-          <wp:anchor distT="0" distB="0" distL="114300" distR="114300" simplePos="0" relativeHeight="251715584" behindDoc="0" locked="0" layoutInCell="1" allowOverlap="1" wp14:anchorId="0E67F5F6" wp14:editId="21290129">
+          <wp:anchor distT="0" distB="0" distL="114300" distR="114300" simplePos="0" relativeHeight="251688448" behindDoc="0" locked="0" layoutInCell="1" allowOverlap="1" wp14:anchorId="0E67F5F6" wp14:editId="0A08503F">
             <wp:simplePos x="0" y="0"/>
             <wp:positionH relativeFrom="column">
               <wp:posOffset>0</wp:posOffset>
@@ -7925,7 +7925,7 @@
           <w:szCs w:val="32"/>
         </w:rPr>
         <w:drawing>
-          <wp:anchor distT="0" distB="0" distL="114300" distR="114300" simplePos="0" relativeHeight="251713536" behindDoc="0" locked="0" layoutInCell="1" allowOverlap="1" wp14:anchorId="3FB4C6EB" wp14:editId="79A35A7C">
+          <wp:anchor distT="0" distB="0" distL="114300" distR="114300" simplePos="0" relativeHeight="251687424" behindDoc="0" locked="0" layoutInCell="1" allowOverlap="1" wp14:anchorId="3FB4C6EB" wp14:editId="1CB294EF">
             <wp:simplePos x="0" y="0"/>
             <wp:positionH relativeFrom="column">
               <wp:posOffset>0</wp:posOffset>
@@ -8041,7 +8041,7 @@
         </w:rPr>
         <w:lastRenderedPageBreak/>
         <w:drawing>
-          <wp:anchor distT="0" distB="0" distL="114300" distR="114300" simplePos="0" relativeHeight="251721728" behindDoc="0" locked="0" layoutInCell="1" allowOverlap="1" wp14:anchorId="75897460" wp14:editId="4954A57C">
+          <wp:anchor distT="0" distB="0" distL="114300" distR="114300" simplePos="0" relativeHeight="251691520" behindDoc="0" locked="0" layoutInCell="1" allowOverlap="1" wp14:anchorId="75897460" wp14:editId="11E302AD">
             <wp:simplePos x="0" y="0"/>
             <wp:positionH relativeFrom="column">
               <wp:posOffset>0</wp:posOffset>
@@ -8102,7 +8102,7 @@
           <w:szCs w:val="32"/>
         </w:rPr>
         <w:drawing>
-          <wp:anchor distT="0" distB="0" distL="114300" distR="114300" simplePos="0" relativeHeight="251719680" behindDoc="0" locked="0" layoutInCell="1" allowOverlap="1" wp14:anchorId="314C8A12" wp14:editId="6F25118E">
+          <wp:anchor distT="0" distB="0" distL="114300" distR="114300" simplePos="0" relativeHeight="251690496" behindDoc="0" locked="0" layoutInCell="1" allowOverlap="1" wp14:anchorId="314C8A12" wp14:editId="6F5102BD">
             <wp:simplePos x="0" y="0"/>
             <wp:positionH relativeFrom="column">
               <wp:posOffset>0</wp:posOffset>
@@ -8163,7 +8163,7 @@
           <w:szCs w:val="32"/>
         </w:rPr>
         <w:drawing>
-          <wp:anchor distT="0" distB="0" distL="114300" distR="114300" simplePos="0" relativeHeight="251717632" behindDoc="0" locked="0" layoutInCell="1" allowOverlap="1" wp14:anchorId="54C1108F" wp14:editId="21133F9F">
+          <wp:anchor distT="0" distB="0" distL="114300" distR="114300" simplePos="0" relativeHeight="251689472" behindDoc="0" locked="0" layoutInCell="1" allowOverlap="1" wp14:anchorId="54C1108F" wp14:editId="7BFB35EF">
             <wp:simplePos x="0" y="0"/>
             <wp:positionH relativeFrom="column">
               <wp:posOffset>0</wp:posOffset>
@@ -8243,7 +8243,7 @@
         </w:rPr>
         <w:lastRenderedPageBreak/>
         <w:drawing>
-          <wp:anchor distT="0" distB="0" distL="114300" distR="114300" simplePos="0" relativeHeight="251727872" behindDoc="0" locked="0" layoutInCell="1" allowOverlap="1" wp14:anchorId="10B1819D" wp14:editId="1B337CD0">
+          <wp:anchor distT="0" distB="0" distL="114300" distR="114300" simplePos="0" relativeHeight="251694592" behindDoc="0" locked="0" layoutInCell="1" allowOverlap="1" wp14:anchorId="10B1819D" wp14:editId="358BF23B">
             <wp:simplePos x="0" y="0"/>
             <wp:positionH relativeFrom="column">
               <wp:posOffset>320040</wp:posOffset>
@@ -8310,7 +8310,7 @@
           <w:szCs w:val="32"/>
         </w:rPr>
         <w:drawing>
-          <wp:anchor distT="0" distB="0" distL="114300" distR="114300" simplePos="0" relativeHeight="251725824" behindDoc="0" locked="0" layoutInCell="1" allowOverlap="1" wp14:anchorId="62CA44F2" wp14:editId="3BAB4B54">
+          <wp:anchor distT="0" distB="0" distL="114300" distR="114300" simplePos="0" relativeHeight="251693568" behindDoc="0" locked="0" layoutInCell="1" allowOverlap="1" wp14:anchorId="62CA44F2" wp14:editId="56166E22">
             <wp:simplePos x="0" y="0"/>
             <wp:positionH relativeFrom="column">
               <wp:posOffset>0</wp:posOffset>
@@ -8371,7 +8371,7 @@
           <w:szCs w:val="32"/>
         </w:rPr>
         <w:drawing>
-          <wp:anchor distT="0" distB="0" distL="114300" distR="114300" simplePos="0" relativeHeight="251723776" behindDoc="0" locked="0" layoutInCell="1" allowOverlap="1" wp14:anchorId="574356C1" wp14:editId="6FA786B1">
+          <wp:anchor distT="0" distB="0" distL="114300" distR="114300" simplePos="0" relativeHeight="251692544" behindDoc="0" locked="0" layoutInCell="1" allowOverlap="1" wp14:anchorId="574356C1" wp14:editId="4CEA5D9F">
             <wp:simplePos x="0" y="0"/>
             <wp:positionH relativeFrom="column">
               <wp:posOffset>0</wp:posOffset>
@@ -8536,7 +8536,7 @@
           <w:szCs w:val="32"/>
         </w:rPr>
         <w:drawing>
-          <wp:anchor distT="0" distB="0" distL="114300" distR="114300" simplePos="0" relativeHeight="251615232" behindDoc="0" locked="0" layoutInCell="1" allowOverlap="1" wp14:anchorId="1A85AD7B" wp14:editId="24B5E182">
+          <wp:anchor distT="0" distB="0" distL="114300" distR="114300" simplePos="0" relativeHeight="251629056" behindDoc="0" locked="0" layoutInCell="1" allowOverlap="1" wp14:anchorId="1A85AD7B" wp14:editId="54C67BB0">
             <wp:simplePos x="0" y="0"/>
             <wp:positionH relativeFrom="column">
               <wp:posOffset>0</wp:posOffset>
@@ -8597,7 +8597,7 @@
           <w:szCs w:val="32"/>
         </w:rPr>
         <w:drawing>
-          <wp:anchor distT="0" distB="0" distL="114300" distR="114300" simplePos="0" relativeHeight="251613184" behindDoc="0" locked="0" layoutInCell="1" allowOverlap="1" wp14:anchorId="4C8A79DB" wp14:editId="2C1ABAD5">
+          <wp:anchor distT="0" distB="0" distL="114300" distR="114300" simplePos="0" relativeHeight="251628032" behindDoc="0" locked="0" layoutInCell="1" allowOverlap="1" wp14:anchorId="4C8A79DB" wp14:editId="5790457C">
             <wp:simplePos x="0" y="0"/>
             <wp:positionH relativeFrom="column">
               <wp:posOffset>0</wp:posOffset>
@@ -8695,7 +8695,7 @@
         </w:rPr>
         <w:lastRenderedPageBreak/>
         <w:drawing>
-          <wp:anchor distT="0" distB="0" distL="114300" distR="114300" simplePos="0" relativeHeight="251703296" behindDoc="0" locked="0" layoutInCell="1" allowOverlap="1" wp14:anchorId="4A0CABDE" wp14:editId="73785DC5">
+          <wp:anchor distT="0" distB="0" distL="114300" distR="114300" simplePos="0" relativeHeight="251682304" behindDoc="0" locked="0" layoutInCell="1" allowOverlap="1" wp14:anchorId="4A0CABDE" wp14:editId="3BBA5510">
             <wp:simplePos x="0" y="0"/>
             <wp:positionH relativeFrom="column">
               <wp:posOffset>0</wp:posOffset>
@@ -8756,7 +8756,7 @@
           <w:szCs w:val="32"/>
         </w:rPr>
         <w:drawing>
-          <wp:anchor distT="0" distB="0" distL="114300" distR="114300" simplePos="0" relativeHeight="251701248" behindDoc="0" locked="0" layoutInCell="1" allowOverlap="1" wp14:anchorId="00D35EF2" wp14:editId="234C821E">
+          <wp:anchor distT="0" distB="0" distL="114300" distR="114300" simplePos="0" relativeHeight="251681280" behindDoc="0" locked="0" layoutInCell="1" allowOverlap="1" wp14:anchorId="00D35EF2" wp14:editId="10F5AB53">
             <wp:simplePos x="0" y="0"/>
             <wp:positionH relativeFrom="column">
               <wp:posOffset>0</wp:posOffset>
@@ -8937,7 +8937,7 @@
           <w:szCs w:val="32"/>
         </w:rPr>
         <w:drawing>
-          <wp:anchor distT="0" distB="0" distL="114300" distR="114300" simplePos="0" relativeHeight="251705344" behindDoc="0" locked="0" layoutInCell="1" allowOverlap="1" wp14:anchorId="567D4F28" wp14:editId="1A5DA97E">
+          <wp:anchor distT="0" distB="0" distL="114300" distR="114300" simplePos="0" relativeHeight="251683328" behindDoc="0" locked="0" layoutInCell="1" allowOverlap="1" wp14:anchorId="567D4F28" wp14:editId="765E0C58">
             <wp:simplePos x="0" y="0"/>
             <wp:positionH relativeFrom="column">
               <wp:posOffset>0</wp:posOffset>
@@ -9071,7 +9071,7 @@
         </w:rPr>
         <w:lastRenderedPageBreak/>
         <w:drawing>
-          <wp:anchor distT="0" distB="0" distL="114300" distR="114300" simplePos="0" relativeHeight="251641856" behindDoc="0" locked="0" layoutInCell="1" allowOverlap="1" wp14:anchorId="63F0F686" wp14:editId="4414AD92">
+          <wp:anchor distT="0" distB="0" distL="114300" distR="114300" simplePos="0" relativeHeight="251642368" behindDoc="0" locked="0" layoutInCell="1" allowOverlap="1" wp14:anchorId="63F0F686" wp14:editId="3E40B517">
             <wp:simplePos x="0" y="0"/>
             <wp:positionH relativeFrom="column">
               <wp:posOffset>114300</wp:posOffset>
@@ -9138,7 +9138,7 @@
           <w:szCs w:val="32"/>
         </w:rPr>
         <w:drawing>
-          <wp:anchor distT="0" distB="0" distL="114300" distR="114300" simplePos="0" relativeHeight="251629568" behindDoc="0" locked="0" layoutInCell="1" allowOverlap="1" wp14:anchorId="1F393A7A" wp14:editId="3623C633">
+          <wp:anchor distT="0" distB="0" distL="114300" distR="114300" simplePos="0" relativeHeight="251636224" behindDoc="0" locked="0" layoutInCell="1" allowOverlap="1" wp14:anchorId="1F393A7A" wp14:editId="70C7A412">
             <wp:simplePos x="0" y="0"/>
             <wp:positionH relativeFrom="column">
               <wp:posOffset>114300</wp:posOffset>
@@ -9863,31 +9863,7 @@
           <w:szCs w:val="32"/>
           <w14:ligatures w14:val="standardContextual"/>
         </w:rPr>
-        <w:t xml:space="preserve"> → </w:t>
-      </w:r>
-      <w:proofErr w:type="gramStart"/>
-      <w:r>
-        <w:rPr>
-          <w:rFonts w:eastAsiaTheme="minorHAnsi"/>
-          <w:color w:val="0D0D0D" w:themeColor="text1" w:themeTint="F2"/>
-          <w:kern w:val="2"/>
-          <w:sz w:val="32"/>
-          <w:szCs w:val="32"/>
-          <w14:ligatures w14:val="standardContextual"/>
-        </w:rPr>
-        <w:t>Pop(</w:t>
-      </w:r>
-      <w:proofErr w:type="gramEnd"/>
-      <w:r>
-        <w:rPr>
-          <w:rFonts w:eastAsiaTheme="minorHAnsi"/>
-          <w:color w:val="0D0D0D" w:themeColor="text1" w:themeTint="F2"/>
-          <w:kern w:val="2"/>
-          <w:sz w:val="32"/>
-          <w:szCs w:val="32"/>
-          <w14:ligatures w14:val="standardContextual"/>
-        </w:rPr>
-        <w:t>) returns to "Hello"</w:t>
+        <w:t xml:space="preserve"> → Pop() returns to "Hello"</w:t>
       </w:r>
     </w:p>
     <w:p>
@@ -9932,7 +9908,7 @@
           <w:szCs w:val="32"/>
         </w:rPr>
         <w:drawing>
-          <wp:anchor distT="0" distB="0" distL="114300" distR="114300" simplePos="0" relativeHeight="251572224" behindDoc="0" locked="0" layoutInCell="1" allowOverlap="1" wp14:anchorId="708B2526" wp14:editId="0ED267B7">
+          <wp:anchor distT="0" distB="0" distL="114300" distR="114300" simplePos="0" relativeHeight="251607552" behindDoc="0" locked="0" layoutInCell="1" allowOverlap="1" wp14:anchorId="708B2526" wp14:editId="7CA9094C">
             <wp:simplePos x="0" y="0"/>
             <wp:positionH relativeFrom="column">
               <wp:posOffset>548640</wp:posOffset>
@@ -10111,7 +10087,7 @@
           <w:szCs w:val="32"/>
         </w:rPr>
         <w:drawing>
-          <wp:anchor distT="0" distB="0" distL="114300" distR="114300" simplePos="0" relativeHeight="251574272" behindDoc="0" locked="0" layoutInCell="1" allowOverlap="1" wp14:anchorId="219A2E64" wp14:editId="2570B705">
+          <wp:anchor distT="0" distB="0" distL="114300" distR="114300" simplePos="0" relativeHeight="251608576" behindDoc="0" locked="0" layoutInCell="1" allowOverlap="1" wp14:anchorId="219A2E64" wp14:editId="7BD6988D">
             <wp:simplePos x="0" y="0"/>
             <wp:positionH relativeFrom="column">
               <wp:posOffset>548640</wp:posOffset>
@@ -10280,7 +10256,7 @@
         </w:rPr>
         <w:lastRenderedPageBreak/>
         <w:drawing>
-          <wp:anchor distT="0" distB="0" distL="114300" distR="114300" simplePos="0" relativeHeight="251635712" behindDoc="0" locked="0" layoutInCell="1" allowOverlap="1" wp14:anchorId="16F3093B" wp14:editId="2D51325A">
+          <wp:anchor distT="0" distB="0" distL="114300" distR="114300" simplePos="0" relativeHeight="251639296" behindDoc="0" locked="0" layoutInCell="1" allowOverlap="1" wp14:anchorId="16F3093B" wp14:editId="3B434E35">
             <wp:simplePos x="0" y="0"/>
             <wp:positionH relativeFrom="column">
               <wp:posOffset>365760</wp:posOffset>
@@ -10436,7 +10412,7 @@
           <w:szCs w:val="32"/>
         </w:rPr>
         <w:drawing>
-          <wp:anchor distT="0" distB="0" distL="114300" distR="114300" simplePos="0" relativeHeight="251643904" behindDoc="0" locked="0" layoutInCell="1" allowOverlap="1" wp14:anchorId="1619965D" wp14:editId="379AAF9D">
+          <wp:anchor distT="0" distB="0" distL="114300" distR="114300" simplePos="0" relativeHeight="251643392" behindDoc="0" locked="0" layoutInCell="1" allowOverlap="1" wp14:anchorId="1619965D" wp14:editId="53701908">
             <wp:simplePos x="0" y="0"/>
             <wp:positionH relativeFrom="column">
               <wp:posOffset>365760</wp:posOffset>
@@ -10576,7 +10552,7 @@
           <w:szCs w:val="32"/>
         </w:rPr>
         <w:drawing>
-          <wp:anchor distT="0" distB="0" distL="114300" distR="114300" simplePos="0" relativeHeight="251648000" behindDoc="0" locked="0" layoutInCell="1" allowOverlap="1" wp14:anchorId="51D4172F" wp14:editId="3B25E2D2">
+          <wp:anchor distT="0" distB="0" distL="114300" distR="114300" simplePos="0" relativeHeight="251645440" behindDoc="0" locked="0" layoutInCell="1" allowOverlap="1" wp14:anchorId="51D4172F" wp14:editId="74502DDB">
             <wp:simplePos x="0" y="0"/>
             <wp:positionH relativeFrom="column">
               <wp:posOffset>365760</wp:posOffset>
@@ -10696,7 +10672,7 @@
         </w:rPr>
         <w:lastRenderedPageBreak/>
         <w:drawing>
-          <wp:anchor distT="0" distB="0" distL="114300" distR="114300" simplePos="0" relativeHeight="251707392" behindDoc="0" locked="0" layoutInCell="1" allowOverlap="1" wp14:anchorId="36D4E9D8" wp14:editId="70F01CE1">
+          <wp:anchor distT="0" distB="0" distL="114300" distR="114300" simplePos="0" relativeHeight="251684352" behindDoc="0" locked="0" layoutInCell="1" allowOverlap="1" wp14:anchorId="36D4E9D8" wp14:editId="110C7B64">
             <wp:simplePos x="0" y="0"/>
             <wp:positionH relativeFrom="column">
               <wp:posOffset>0</wp:posOffset>
@@ -10763,7 +10739,7 @@
           <w:szCs w:val="32"/>
         </w:rPr>
         <w:drawing>
-          <wp:anchor distT="0" distB="0" distL="114300" distR="114300" simplePos="0" relativeHeight="251578368" behindDoc="0" locked="0" layoutInCell="1" allowOverlap="1" wp14:anchorId="2EEB4101" wp14:editId="54BA4BF7">
+          <wp:anchor distT="0" distB="0" distL="114300" distR="114300" simplePos="0" relativeHeight="251610624" behindDoc="0" locked="0" layoutInCell="1" allowOverlap="1" wp14:anchorId="2EEB4101" wp14:editId="1586A5BB">
             <wp:simplePos x="0" y="0"/>
             <wp:positionH relativeFrom="column">
               <wp:posOffset>0</wp:posOffset>
@@ -10899,7 +10875,7 @@
         </w:rPr>
         <w:lastRenderedPageBreak/>
         <w:drawing>
-          <wp:anchor distT="0" distB="0" distL="114300" distR="114300" simplePos="0" relativeHeight="251633664" behindDoc="0" locked="0" layoutInCell="1" allowOverlap="1" wp14:anchorId="4FDCD9CF" wp14:editId="1120493E">
+          <wp:anchor distT="0" distB="0" distL="114300" distR="114300" simplePos="0" relativeHeight="251638272" behindDoc="0" locked="0" layoutInCell="1" allowOverlap="1" wp14:anchorId="4FDCD9CF" wp14:editId="117E7460">
             <wp:simplePos x="0" y="0"/>
             <wp:positionH relativeFrom="column">
               <wp:posOffset>289560</wp:posOffset>
@@ -10969,7 +10945,7 @@
           <w:szCs w:val="32"/>
         </w:rPr>
         <w:drawing>
-          <wp:anchor distT="0" distB="0" distL="114300" distR="114300" simplePos="0" relativeHeight="251623424" behindDoc="0" locked="0" layoutInCell="1" allowOverlap="1" wp14:anchorId="0A849A6A" wp14:editId="3B6BE340">
+          <wp:anchor distT="0" distB="0" distL="114300" distR="114300" simplePos="0" relativeHeight="251633152" behindDoc="0" locked="0" layoutInCell="1" allowOverlap="1" wp14:anchorId="0A849A6A" wp14:editId="7687EF5B">
             <wp:simplePos x="0" y="0"/>
             <wp:positionH relativeFrom="column">
               <wp:posOffset>304800</wp:posOffset>
@@ -11039,7 +11015,7 @@
           <w:szCs w:val="32"/>
         </w:rPr>
         <w:drawing>
-          <wp:anchor distT="0" distB="0" distL="114300" distR="114300" simplePos="0" relativeHeight="251570176" behindDoc="0" locked="0" layoutInCell="1" allowOverlap="1" wp14:anchorId="617BEE27" wp14:editId="14C997FC">
+          <wp:anchor distT="0" distB="0" distL="114300" distR="114300" simplePos="0" relativeHeight="251606528" behindDoc="0" locked="0" layoutInCell="1" allowOverlap="1" wp14:anchorId="617BEE27" wp14:editId="6276A51C">
             <wp:simplePos x="0" y="0"/>
             <wp:positionH relativeFrom="column">
               <wp:posOffset>304800</wp:posOffset>
@@ -11120,7 +11096,7 @@
         </w:rPr>
         <w:lastRenderedPageBreak/>
         <w:drawing>
-          <wp:anchor distT="0" distB="0" distL="114300" distR="114300" simplePos="0" relativeHeight="251637760" behindDoc="0" locked="0" layoutInCell="1" allowOverlap="1" wp14:anchorId="4BD213BA" wp14:editId="1AFBCC2E">
+          <wp:anchor distT="0" distB="0" distL="114300" distR="114300" simplePos="0" relativeHeight="251640320" behindDoc="0" locked="0" layoutInCell="1" allowOverlap="1" wp14:anchorId="4BD213BA" wp14:editId="201C1E19">
             <wp:simplePos x="0" y="0"/>
             <wp:positionH relativeFrom="column">
               <wp:posOffset>205740</wp:posOffset>
@@ -11190,7 +11166,7 @@
           <w:szCs w:val="32"/>
         </w:rPr>
         <w:drawing>
-          <wp:anchor distT="0" distB="0" distL="114300" distR="114300" simplePos="0" relativeHeight="251586560" behindDoc="0" locked="0" layoutInCell="1" allowOverlap="1" wp14:anchorId="4D5B1B43" wp14:editId="26EF9761">
+          <wp:anchor distT="0" distB="0" distL="114300" distR="114300" simplePos="0" relativeHeight="251614720" behindDoc="0" locked="0" layoutInCell="1" allowOverlap="1" wp14:anchorId="4D5B1B43" wp14:editId="67255080">
             <wp:simplePos x="0" y="0"/>
             <wp:positionH relativeFrom="column">
               <wp:posOffset>205740</wp:posOffset>
@@ -11341,7 +11317,7 @@
         </w:rPr>
         <w:lastRenderedPageBreak/>
         <w:drawing>
-          <wp:anchor distT="0" distB="0" distL="114300" distR="114300" simplePos="0" relativeHeight="251631616" behindDoc="0" locked="0" layoutInCell="1" allowOverlap="1" wp14:anchorId="556DCA78" wp14:editId="136D866B">
+          <wp:anchor distT="0" distB="0" distL="114300" distR="114300" simplePos="0" relativeHeight="251637248" behindDoc="0" locked="0" layoutInCell="1" allowOverlap="1" wp14:anchorId="556DCA78" wp14:editId="35EE494A">
             <wp:simplePos x="0" y="0"/>
             <wp:positionH relativeFrom="column">
               <wp:posOffset>45720</wp:posOffset>
@@ -11429,7 +11405,7 @@
           <w:szCs w:val="32"/>
         </w:rPr>
         <w:drawing>
-          <wp:anchor distT="0" distB="0" distL="114300" distR="114300" simplePos="0" relativeHeight="251650048" behindDoc="0" locked="0" layoutInCell="1" allowOverlap="1" wp14:anchorId="5F122069" wp14:editId="173C58A3">
+          <wp:anchor distT="0" distB="0" distL="114300" distR="114300" simplePos="0" relativeHeight="251646464" behindDoc="0" locked="0" layoutInCell="1" allowOverlap="1" wp14:anchorId="5F122069" wp14:editId="42FC0D9D">
             <wp:simplePos x="0" y="0"/>
             <wp:positionH relativeFrom="column">
               <wp:posOffset>304800</wp:posOffset>
@@ -11636,7 +11612,7 @@
           <w:szCs w:val="32"/>
         </w:rPr>
         <w:drawing>
-          <wp:anchor distT="0" distB="0" distL="114300" distR="114300" simplePos="0" relativeHeight="251652096" behindDoc="0" locked="0" layoutInCell="1" allowOverlap="1" wp14:anchorId="2ADD9D08" wp14:editId="4401BC7D">
+          <wp:anchor distT="0" distB="0" distL="114300" distR="114300" simplePos="0" relativeHeight="251647488" behindDoc="0" locked="0" layoutInCell="1" allowOverlap="1" wp14:anchorId="2ADD9D08" wp14:editId="5AA31EF8">
             <wp:simplePos x="0" y="0"/>
             <wp:positionH relativeFrom="column">
               <wp:posOffset>-4907280</wp:posOffset>
@@ -11773,7 +11749,7 @@
         </w:rPr>
         <w:lastRenderedPageBreak/>
         <w:drawing>
-          <wp:anchor distT="0" distB="0" distL="114300" distR="114300" simplePos="0" relativeHeight="251645952" behindDoc="0" locked="0" layoutInCell="1" allowOverlap="1" wp14:anchorId="2BAEB512" wp14:editId="0F28401C">
+          <wp:anchor distT="0" distB="0" distL="114300" distR="114300" simplePos="0" relativeHeight="251644416" behindDoc="0" locked="0" layoutInCell="1" allowOverlap="1" wp14:anchorId="2BAEB512" wp14:editId="0E7D3468">
             <wp:simplePos x="0" y="0"/>
             <wp:positionH relativeFrom="column">
               <wp:posOffset>91440</wp:posOffset>
@@ -11837,7 +11813,7 @@
           <w:szCs w:val="32"/>
         </w:rPr>
         <w:drawing>
-          <wp:anchor distT="0" distB="0" distL="114300" distR="114300" simplePos="0" relativeHeight="251746304" behindDoc="0" locked="0" layoutInCell="1" allowOverlap="1" wp14:anchorId="513A5C06" wp14:editId="4099E22B">
+          <wp:anchor distT="0" distB="0" distL="114300" distR="114300" simplePos="0" relativeHeight="251703808" behindDoc="0" locked="0" layoutInCell="1" allowOverlap="1" wp14:anchorId="513A5C06" wp14:editId="3233D44F">
             <wp:simplePos x="0" y="0"/>
             <wp:positionH relativeFrom="column">
               <wp:posOffset>91440</wp:posOffset>
@@ -11901,7 +11877,7 @@
           <w:szCs w:val="32"/>
         </w:rPr>
         <w:drawing>
-          <wp:anchor distT="0" distB="0" distL="114300" distR="114300" simplePos="0" relativeHeight="251654144" behindDoc="0" locked="0" layoutInCell="1" allowOverlap="1" wp14:anchorId="07FCD3BA" wp14:editId="5B1CFC2B">
+          <wp:anchor distT="0" distB="0" distL="114300" distR="114300" simplePos="0" relativeHeight="251648512" behindDoc="0" locked="0" layoutInCell="1" allowOverlap="1" wp14:anchorId="07FCD3BA" wp14:editId="3EE7EF41">
             <wp:simplePos x="0" y="0"/>
             <wp:positionH relativeFrom="column">
               <wp:posOffset>83820</wp:posOffset>
@@ -12010,7 +11986,7 @@
         </w:rPr>
         <w:lastRenderedPageBreak/>
         <w:drawing>
-          <wp:anchor distT="0" distB="0" distL="114300" distR="114300" simplePos="0" relativeHeight="251748352" behindDoc="0" locked="0" layoutInCell="1" allowOverlap="1" wp14:anchorId="206D51F6" wp14:editId="590EE8B5">
+          <wp:anchor distT="0" distB="0" distL="114300" distR="114300" simplePos="0" relativeHeight="251704832" behindDoc="0" locked="0" layoutInCell="1" allowOverlap="1" wp14:anchorId="206D51F6" wp14:editId="0964A0C3">
             <wp:simplePos x="0" y="0"/>
             <wp:positionH relativeFrom="column">
               <wp:posOffset>114300</wp:posOffset>
@@ -12213,7 +12189,7 @@
           <w:szCs w:val="32"/>
         </w:rPr>
         <w:drawing>
-          <wp:anchor distT="0" distB="0" distL="114300" distR="114300" simplePos="0" relativeHeight="251580416" behindDoc="0" locked="0" layoutInCell="1" allowOverlap="1" wp14:anchorId="3BB9CAAA" wp14:editId="42F328D1">
+          <wp:anchor distT="0" distB="0" distL="114300" distR="114300" simplePos="0" relativeHeight="251611648" behindDoc="0" locked="0" layoutInCell="1" allowOverlap="1" wp14:anchorId="3BB9CAAA" wp14:editId="6990BF63">
             <wp:simplePos x="0" y="0"/>
             <wp:positionH relativeFrom="column">
               <wp:posOffset>60960</wp:posOffset>
@@ -12308,7 +12284,7 @@
         </w:rPr>
         <w:lastRenderedPageBreak/>
         <w:drawing>
-          <wp:anchor distT="0" distB="0" distL="114300" distR="114300" simplePos="0" relativeHeight="251656192" behindDoc="0" locked="0" layoutInCell="1" allowOverlap="1" wp14:anchorId="2C0D2255" wp14:editId="751CCB5A">
+          <wp:anchor distT="0" distB="0" distL="114300" distR="114300" simplePos="0" relativeHeight="251649536" behindDoc="0" locked="0" layoutInCell="1" allowOverlap="1" wp14:anchorId="2C0D2255" wp14:editId="62D25E50">
             <wp:simplePos x="0" y="0"/>
             <wp:positionH relativeFrom="column">
               <wp:posOffset>0</wp:posOffset>
@@ -12372,7 +12348,7 @@
           <w:szCs w:val="32"/>
         </w:rPr>
         <w:drawing>
-          <wp:anchor distT="0" distB="0" distL="114300" distR="114300" simplePos="0" relativeHeight="251584512" behindDoc="0" locked="0" layoutInCell="1" allowOverlap="1" wp14:anchorId="263AE302" wp14:editId="6FB226F9">
+          <wp:anchor distT="0" distB="0" distL="114300" distR="114300" simplePos="0" relativeHeight="251613696" behindDoc="0" locked="0" layoutInCell="1" allowOverlap="1" wp14:anchorId="263AE302" wp14:editId="5494AFB3">
             <wp:simplePos x="0" y="0"/>
             <wp:positionH relativeFrom="column">
               <wp:posOffset>0</wp:posOffset>
@@ -12436,7 +12412,7 @@
           <w:szCs w:val="32"/>
         </w:rPr>
         <w:drawing>
-          <wp:anchor distT="0" distB="0" distL="114300" distR="114300" simplePos="0" relativeHeight="251582464" behindDoc="0" locked="0" layoutInCell="1" allowOverlap="1" wp14:anchorId="23991B7D" wp14:editId="73DC90F6">
+          <wp:anchor distT="0" distB="0" distL="114300" distR="114300" simplePos="0" relativeHeight="251612672" behindDoc="0" locked="0" layoutInCell="1" allowOverlap="1" wp14:anchorId="23991B7D" wp14:editId="710B2B9A">
             <wp:simplePos x="0" y="0"/>
             <wp:positionH relativeFrom="column">
               <wp:posOffset>0</wp:posOffset>
@@ -12553,7 +12529,7 @@
         </w:rPr>
         <w:lastRenderedPageBreak/>
         <w:drawing>
-          <wp:anchor distT="0" distB="0" distL="114300" distR="114300" simplePos="0" relativeHeight="251658240" behindDoc="0" locked="0" layoutInCell="1" allowOverlap="1" wp14:anchorId="668BEAB4" wp14:editId="6CB22B1C">
+          <wp:anchor distT="0" distB="0" distL="114300" distR="114300" simplePos="0" relativeHeight="251651584" behindDoc="0" locked="0" layoutInCell="1" allowOverlap="1" wp14:anchorId="668BEAB4" wp14:editId="2D9EC3AA">
             <wp:simplePos x="0" y="0"/>
             <wp:positionH relativeFrom="column">
               <wp:posOffset>0</wp:posOffset>
@@ -12617,7 +12593,7 @@
           <w:szCs w:val="32"/>
         </w:rPr>
         <w:drawing>
-          <wp:anchor distT="0" distB="0" distL="114300" distR="114300" simplePos="0" relativeHeight="251590656" behindDoc="0" locked="0" layoutInCell="1" allowOverlap="1" wp14:anchorId="21206C43" wp14:editId="56A9F284">
+          <wp:anchor distT="0" distB="0" distL="114300" distR="114300" simplePos="0" relativeHeight="251616768" behindDoc="0" locked="0" layoutInCell="1" allowOverlap="1" wp14:anchorId="21206C43" wp14:editId="6FEC6BE7">
             <wp:simplePos x="0" y="0"/>
             <wp:positionH relativeFrom="column">
               <wp:posOffset>0</wp:posOffset>
@@ -12937,7 +12913,7 @@
           <w:szCs w:val="32"/>
         </w:rPr>
         <w:drawing>
-          <wp:anchor distT="0" distB="0" distL="114300" distR="114300" simplePos="0" relativeHeight="251660288" behindDoc="0" locked="0" layoutInCell="1" allowOverlap="1" wp14:anchorId="752CB649" wp14:editId="22F0E5EF">
+          <wp:anchor distT="0" distB="0" distL="114300" distR="114300" simplePos="0" relativeHeight="251653632" behindDoc="0" locked="0" layoutInCell="1" allowOverlap="1" wp14:anchorId="752CB649" wp14:editId="2DA999A0">
             <wp:simplePos x="0" y="0"/>
             <wp:positionH relativeFrom="column">
               <wp:posOffset>0</wp:posOffset>
@@ -13001,7 +12977,7 @@
           <w:szCs w:val="32"/>
         </w:rPr>
         <w:drawing>
-          <wp:anchor distT="0" distB="0" distL="114300" distR="114300" simplePos="0" relativeHeight="251592704" behindDoc="0" locked="0" layoutInCell="1" allowOverlap="1" wp14:anchorId="5EE5C6C7" wp14:editId="50C9850C">
+          <wp:anchor distT="0" distB="0" distL="114300" distR="114300" simplePos="0" relativeHeight="251617792" behindDoc="0" locked="0" layoutInCell="1" allowOverlap="1" wp14:anchorId="5EE5C6C7" wp14:editId="5BF477F3">
             <wp:simplePos x="0" y="0"/>
             <wp:positionH relativeFrom="column">
               <wp:posOffset>0</wp:posOffset>
@@ -13102,7 +13078,7 @@
         </w:rPr>
         <w:lastRenderedPageBreak/>
         <w:drawing>
-          <wp:anchor distT="0" distB="0" distL="114300" distR="114300" simplePos="0" relativeHeight="251617280" behindDoc="0" locked="0" layoutInCell="1" allowOverlap="1" wp14:anchorId="361958D6" wp14:editId="35082837">
+          <wp:anchor distT="0" distB="0" distL="114300" distR="114300" simplePos="0" relativeHeight="251630080" behindDoc="0" locked="0" layoutInCell="1" allowOverlap="1" wp14:anchorId="361958D6" wp14:editId="5D840061">
             <wp:simplePos x="0" y="0"/>
             <wp:positionH relativeFrom="column">
               <wp:posOffset>76200</wp:posOffset>
@@ -13166,7 +13142,7 @@
           <w:szCs w:val="32"/>
         </w:rPr>
         <w:drawing>
-          <wp:anchor distT="0" distB="0" distL="114300" distR="114300" simplePos="0" relativeHeight="251608064" behindDoc="0" locked="0" layoutInCell="1" allowOverlap="1" wp14:anchorId="081F0BB9" wp14:editId="6D617505">
+          <wp:anchor distT="0" distB="0" distL="114300" distR="114300" simplePos="0" relativeHeight="251624960" behindDoc="0" locked="0" layoutInCell="1" allowOverlap="1" wp14:anchorId="081F0BB9" wp14:editId="190AE6B7">
             <wp:simplePos x="0" y="0"/>
             <wp:positionH relativeFrom="column">
               <wp:posOffset>68580</wp:posOffset>
@@ -13230,7 +13206,7 @@
           <w:szCs w:val="32"/>
         </w:rPr>
         <w:drawing>
-          <wp:anchor distT="0" distB="0" distL="114300" distR="114300" simplePos="0" relativeHeight="251594752" behindDoc="0" locked="0" layoutInCell="1" allowOverlap="1" wp14:anchorId="310D043A" wp14:editId="61EDFA89">
+          <wp:anchor distT="0" distB="0" distL="114300" distR="114300" simplePos="0" relativeHeight="251618816" behindDoc="0" locked="0" layoutInCell="1" allowOverlap="1" wp14:anchorId="310D043A" wp14:editId="4CAA8902">
             <wp:simplePos x="0" y="0"/>
             <wp:positionH relativeFrom="column">
               <wp:posOffset>76200</wp:posOffset>
@@ -13429,7 +13405,7 @@
           <w:szCs w:val="32"/>
         </w:rPr>
         <w:drawing>
-          <wp:anchor distT="0" distB="0" distL="114300" distR="114300" simplePos="0" relativeHeight="251680768" behindDoc="0" locked="0" layoutInCell="1" allowOverlap="1" wp14:anchorId="1152176D" wp14:editId="3F014C6D">
+          <wp:anchor distT="0" distB="0" distL="114300" distR="114300" simplePos="0" relativeHeight="251670016" behindDoc="0" locked="0" layoutInCell="1" allowOverlap="1" wp14:anchorId="1152176D" wp14:editId="4AB4E2BC">
             <wp:simplePos x="0" y="0"/>
             <wp:positionH relativeFrom="column">
               <wp:posOffset>0</wp:posOffset>
@@ -13489,7 +13465,7 @@
           <w:szCs w:val="32"/>
         </w:rPr>
         <w:drawing>
-          <wp:anchor distT="0" distB="0" distL="114300" distR="114300" simplePos="0" relativeHeight="251619328" behindDoc="0" locked="0" layoutInCell="1" allowOverlap="1" wp14:anchorId="7E48F91F" wp14:editId="3BFFF2FB">
+          <wp:anchor distT="0" distB="0" distL="114300" distR="114300" simplePos="0" relativeHeight="251631104" behindDoc="0" locked="0" layoutInCell="1" allowOverlap="1" wp14:anchorId="7E48F91F" wp14:editId="2C0F633B">
             <wp:simplePos x="0" y="0"/>
             <wp:positionH relativeFrom="column">
               <wp:posOffset>0</wp:posOffset>
@@ -13648,7 +13624,7 @@
         </w:rPr>
         <w:lastRenderedPageBreak/>
         <w:drawing>
-          <wp:anchor distT="0" distB="0" distL="114300" distR="114300" simplePos="0" relativeHeight="251742208" behindDoc="0" locked="0" layoutInCell="1" allowOverlap="1" wp14:anchorId="16644006" wp14:editId="4C064A52">
+          <wp:anchor distT="0" distB="0" distL="114300" distR="114300" simplePos="0" relativeHeight="251701760" behindDoc="0" locked="0" layoutInCell="1" allowOverlap="1" wp14:anchorId="16644006" wp14:editId="26C5DC20">
             <wp:simplePos x="0" y="0"/>
             <wp:positionH relativeFrom="column">
               <wp:posOffset>0</wp:posOffset>
@@ -13705,7 +13681,7 @@
           <w:szCs w:val="32"/>
         </w:rPr>
         <w:drawing>
-          <wp:anchor distT="0" distB="0" distL="114300" distR="114300" simplePos="0" relativeHeight="251682816" behindDoc="0" locked="0" layoutInCell="1" allowOverlap="1" wp14:anchorId="2E2702CC" wp14:editId="3B8FA27C">
+          <wp:anchor distT="0" distB="0" distL="114300" distR="114300" simplePos="0" relativeHeight="251671040" behindDoc="0" locked="0" layoutInCell="1" allowOverlap="1" wp14:anchorId="2E2702CC" wp14:editId="186B2310">
             <wp:simplePos x="0" y="0"/>
             <wp:positionH relativeFrom="column">
               <wp:posOffset>0</wp:posOffset>
@@ -13762,7 +13738,7 @@
           <w:szCs w:val="32"/>
         </w:rPr>
         <w:drawing>
-          <wp:anchor distT="0" distB="0" distL="114300" distR="114300" simplePos="0" relativeHeight="251740160" behindDoc="0" locked="0" layoutInCell="1" allowOverlap="1" wp14:anchorId="1D2AD2DE" wp14:editId="7E14807C">
+          <wp:anchor distT="0" distB="0" distL="114300" distR="114300" simplePos="0" relativeHeight="251700736" behindDoc="0" locked="0" layoutInCell="1" allowOverlap="1" wp14:anchorId="1D2AD2DE" wp14:editId="2D7619BB">
             <wp:simplePos x="0" y="0"/>
             <wp:positionH relativeFrom="column">
               <wp:posOffset>0</wp:posOffset>
@@ -13819,7 +13795,7 @@
           <w:szCs w:val="32"/>
         </w:rPr>
         <w:drawing>
-          <wp:anchor distT="0" distB="0" distL="114300" distR="114300" simplePos="0" relativeHeight="251684864" behindDoc="0" locked="0" layoutInCell="1" allowOverlap="1" wp14:anchorId="02EC5124" wp14:editId="3478489E">
+          <wp:anchor distT="0" distB="0" distL="114300" distR="114300" simplePos="0" relativeHeight="251673088" behindDoc="0" locked="0" layoutInCell="1" allowOverlap="1" wp14:anchorId="02EC5124" wp14:editId="0E81C118">
             <wp:simplePos x="0" y="0"/>
             <wp:positionH relativeFrom="column">
               <wp:posOffset>0</wp:posOffset>
@@ -13920,7 +13896,7 @@
         </w:rPr>
         <w:lastRenderedPageBreak/>
         <w:drawing>
-          <wp:anchor distT="0" distB="0" distL="114300" distR="114300" simplePos="0" relativeHeight="251688960" behindDoc="0" locked="0" layoutInCell="1" allowOverlap="1" wp14:anchorId="46A2BCA3" wp14:editId="2B3EFE91">
+          <wp:anchor distT="0" distB="0" distL="114300" distR="114300" simplePos="0" relativeHeight="251675136" behindDoc="0" locked="0" layoutInCell="1" allowOverlap="1" wp14:anchorId="46A2BCA3" wp14:editId="0A186FAB">
             <wp:simplePos x="0" y="0"/>
             <wp:positionH relativeFrom="column">
               <wp:posOffset>0</wp:posOffset>
@@ -13980,7 +13956,7 @@
           <w:szCs w:val="32"/>
         </w:rPr>
         <w:drawing>
-          <wp:anchor distT="0" distB="0" distL="114300" distR="114300" simplePos="0" relativeHeight="251686912" behindDoc="0" locked="0" layoutInCell="1" allowOverlap="1" wp14:anchorId="78E33C3E" wp14:editId="59D37C22">
+          <wp:anchor distT="0" distB="0" distL="114300" distR="114300" simplePos="0" relativeHeight="251674112" behindDoc="0" locked="0" layoutInCell="1" allowOverlap="1" wp14:anchorId="78E33C3E" wp14:editId="22D96C32">
             <wp:simplePos x="0" y="0"/>
             <wp:positionH relativeFrom="column">
               <wp:posOffset>0</wp:posOffset>
@@ -14146,7 +14122,7 @@
           <w:szCs w:val="32"/>
         </w:rPr>
         <w:drawing>
-          <wp:anchor distT="0" distB="0" distL="114300" distR="114300" simplePos="0" relativeHeight="251609088" behindDoc="0" locked="0" layoutInCell="1" allowOverlap="1" wp14:anchorId="75AE5AEF" wp14:editId="12B5BD89">
+          <wp:anchor distT="0" distB="0" distL="114300" distR="114300" simplePos="0" relativeHeight="251625984" behindDoc="0" locked="0" layoutInCell="1" allowOverlap="1" wp14:anchorId="75AE5AEF" wp14:editId="5241C675">
             <wp:simplePos x="0" y="0"/>
             <wp:positionH relativeFrom="column">
               <wp:posOffset>106680</wp:posOffset>
@@ -14232,7 +14208,7 @@
           <w:szCs w:val="32"/>
         </w:rPr>
         <w:drawing>
-          <wp:anchor distT="0" distB="0" distL="114300" distR="114300" simplePos="0" relativeHeight="251639808" behindDoc="0" locked="0" layoutInCell="1" allowOverlap="1" wp14:anchorId="32F3606D" wp14:editId="6FFCE820">
+          <wp:anchor distT="0" distB="0" distL="114300" distR="114300" simplePos="0" relativeHeight="251641344" behindDoc="0" locked="0" layoutInCell="1" allowOverlap="1" wp14:anchorId="32F3606D" wp14:editId="71BB6C90">
             <wp:simplePos x="0" y="0"/>
             <wp:positionH relativeFrom="column">
               <wp:posOffset>-5204460</wp:posOffset>
@@ -14324,7 +14300,7 @@
         </w:rPr>
         <w:lastRenderedPageBreak/>
         <w:drawing>
-          <wp:anchor distT="0" distB="0" distL="114300" distR="114300" simplePos="0" relativeHeight="251611136" behindDoc="0" locked="0" layoutInCell="1" allowOverlap="1" wp14:anchorId="6241D0BB" wp14:editId="3E726538">
+          <wp:anchor distT="0" distB="0" distL="114300" distR="114300" simplePos="0" relativeHeight="251627008" behindDoc="0" locked="0" layoutInCell="1" allowOverlap="1" wp14:anchorId="6241D0BB" wp14:editId="40675763">
             <wp:simplePos x="0" y="0"/>
             <wp:positionH relativeFrom="column">
               <wp:posOffset>121920</wp:posOffset>
@@ -14394,7 +14370,7 @@
           <w:szCs w:val="32"/>
         </w:rPr>
         <w:drawing>
-          <wp:anchor distT="0" distB="0" distL="114300" distR="114300" simplePos="0" relativeHeight="251600896" behindDoc="0" locked="0" layoutInCell="1" allowOverlap="1" wp14:anchorId="180910BD" wp14:editId="0EFBF41B">
+          <wp:anchor distT="0" distB="0" distL="114300" distR="114300" simplePos="0" relativeHeight="251621888" behindDoc="0" locked="0" layoutInCell="1" allowOverlap="1" wp14:anchorId="180910BD" wp14:editId="69E481F3">
             <wp:simplePos x="0" y="0"/>
             <wp:positionH relativeFrom="column">
               <wp:posOffset>121920</wp:posOffset>
@@ -14464,7 +14440,7 @@
           <w:szCs w:val="32"/>
         </w:rPr>
         <w:drawing>
-          <wp:anchor distT="0" distB="0" distL="114300" distR="114300" simplePos="0" relativeHeight="251588608" behindDoc="0" locked="0" layoutInCell="1" allowOverlap="1" wp14:anchorId="3F2D493B" wp14:editId="6BA5E75E">
+          <wp:anchor distT="0" distB="0" distL="114300" distR="114300" simplePos="0" relativeHeight="251615744" behindDoc="0" locked="0" layoutInCell="1" allowOverlap="1" wp14:anchorId="3F2D493B" wp14:editId="1D8E1C9D">
             <wp:simplePos x="0" y="0"/>
             <wp:positionH relativeFrom="column">
               <wp:posOffset>121920</wp:posOffset>
@@ -14556,7 +14532,7 @@
         </w:rPr>
         <w:lastRenderedPageBreak/>
         <w:drawing>
-          <wp:anchor distT="0" distB="0" distL="114300" distR="114300" simplePos="0" relativeHeight="251621376" behindDoc="0" locked="0" layoutInCell="1" allowOverlap="1" wp14:anchorId="79B19131" wp14:editId="7044F109">
+          <wp:anchor distT="0" distB="0" distL="114300" distR="114300" simplePos="0" relativeHeight="251632128" behindDoc="0" locked="0" layoutInCell="1" allowOverlap="1" wp14:anchorId="79B19131" wp14:editId="655E87AD">
             <wp:simplePos x="0" y="0"/>
             <wp:positionH relativeFrom="column">
               <wp:posOffset>0</wp:posOffset>
@@ -14620,7 +14596,7 @@
           <w:szCs w:val="32"/>
         </w:rPr>
         <w:drawing>
-          <wp:anchor distT="0" distB="0" distL="114300" distR="114300" simplePos="0" relativeHeight="251625472" behindDoc="0" locked="0" layoutInCell="1" allowOverlap="1" wp14:anchorId="0A2D15C6" wp14:editId="1FDFE8DF">
+          <wp:anchor distT="0" distB="0" distL="114300" distR="114300" simplePos="0" relativeHeight="251634176" behindDoc="0" locked="0" layoutInCell="1" allowOverlap="1" wp14:anchorId="0A2D15C6" wp14:editId="57F66B65">
             <wp:simplePos x="0" y="0"/>
             <wp:positionH relativeFrom="column">
               <wp:posOffset>0</wp:posOffset>
@@ -14684,7 +14660,7 @@
           <w:szCs w:val="32"/>
         </w:rPr>
         <w:drawing>
-          <wp:anchor distT="0" distB="0" distL="114300" distR="114300" simplePos="0" relativeHeight="251627520" behindDoc="0" locked="0" layoutInCell="1" allowOverlap="1" wp14:anchorId="73A4E21B" wp14:editId="6BF57D90">
+          <wp:anchor distT="0" distB="0" distL="114300" distR="114300" simplePos="0" relativeHeight="251635200" behindDoc="0" locked="0" layoutInCell="1" allowOverlap="1" wp14:anchorId="73A4E21B" wp14:editId="2382ECEA">
             <wp:simplePos x="0" y="0"/>
             <wp:positionH relativeFrom="column">
               <wp:posOffset>0</wp:posOffset>
@@ -15635,7 +15611,7 @@
           <w:szCs w:val="32"/>
         </w:rPr>
         <w:drawing>
-          <wp:anchor distT="0" distB="0" distL="114300" distR="114300" simplePos="0" relativeHeight="251693056" behindDoc="0" locked="0" layoutInCell="1" allowOverlap="1" wp14:anchorId="24018E1A" wp14:editId="16655BE1">
+          <wp:anchor distT="0" distB="0" distL="114300" distR="114300" simplePos="0" relativeHeight="251677184" behindDoc="0" locked="0" layoutInCell="1" allowOverlap="1" wp14:anchorId="24018E1A" wp14:editId="6EBDE1AF">
             <wp:simplePos x="0" y="0"/>
             <wp:positionH relativeFrom="column">
               <wp:posOffset>0</wp:posOffset>
@@ -15695,7 +15671,7 @@
           <w:szCs w:val="32"/>
         </w:rPr>
         <w:drawing>
-          <wp:anchor distT="0" distB="0" distL="114300" distR="114300" simplePos="0" relativeHeight="251691008" behindDoc="0" locked="0" layoutInCell="1" allowOverlap="1" wp14:anchorId="4A0797BB" wp14:editId="00223292">
+          <wp:anchor distT="0" distB="0" distL="114300" distR="114300" simplePos="0" relativeHeight="251676160" behindDoc="0" locked="0" layoutInCell="1" allowOverlap="1" wp14:anchorId="4A0797BB" wp14:editId="66809AC2">
             <wp:simplePos x="0" y="0"/>
             <wp:positionH relativeFrom="column">
               <wp:posOffset>0</wp:posOffset>
@@ -15789,7 +15765,7 @@
         </w:rPr>
         <w:lastRenderedPageBreak/>
         <w:drawing>
-          <wp:anchor distT="0" distB="0" distL="114300" distR="114300" simplePos="0" relativeHeight="251604992" behindDoc="0" locked="0" layoutInCell="1" allowOverlap="1" wp14:anchorId="3591CF6D" wp14:editId="4AB94508">
+          <wp:anchor distT="0" distB="0" distL="114300" distR="114300" simplePos="0" relativeHeight="251623936" behindDoc="0" locked="0" layoutInCell="1" allowOverlap="1" wp14:anchorId="3591CF6D" wp14:editId="65AC2B6D">
             <wp:simplePos x="0" y="0"/>
             <wp:positionH relativeFrom="column">
               <wp:posOffset>53340</wp:posOffset>
@@ -15846,7 +15822,7 @@
           <w:szCs w:val="32"/>
         </w:rPr>
         <w:drawing>
-          <wp:anchor distT="0" distB="0" distL="114300" distR="114300" simplePos="0" relativeHeight="251602944" behindDoc="0" locked="0" layoutInCell="1" allowOverlap="1" wp14:anchorId="32349AE6" wp14:editId="7F53261D">
+          <wp:anchor distT="0" distB="0" distL="114300" distR="114300" simplePos="0" relativeHeight="251622912" behindDoc="0" locked="0" layoutInCell="1" allowOverlap="1" wp14:anchorId="32349AE6" wp14:editId="7E5A34E5">
             <wp:simplePos x="0" y="0"/>
             <wp:positionH relativeFrom="column">
               <wp:posOffset>53340</wp:posOffset>
@@ -15903,7 +15879,7 @@
           <w:szCs w:val="32"/>
         </w:rPr>
         <w:drawing>
-          <wp:anchor distT="0" distB="0" distL="114300" distR="114300" simplePos="0" relativeHeight="251598848" behindDoc="0" locked="0" layoutInCell="1" allowOverlap="1" wp14:anchorId="42851EE2" wp14:editId="38E6E4A7">
+          <wp:anchor distT="0" distB="0" distL="114300" distR="114300" simplePos="0" relativeHeight="251620864" behindDoc="0" locked="0" layoutInCell="1" allowOverlap="1" wp14:anchorId="42851EE2" wp14:editId="313C1AFF">
             <wp:simplePos x="0" y="0"/>
             <wp:positionH relativeFrom="column">
               <wp:posOffset>53340</wp:posOffset>
@@ -15982,7 +15958,7 @@
         </w:rPr>
         <w:lastRenderedPageBreak/>
         <w:drawing>
-          <wp:anchor distT="0" distB="0" distL="114300" distR="114300" simplePos="0" relativeHeight="251734016" behindDoc="0" locked="0" layoutInCell="1" allowOverlap="1" wp14:anchorId="028F1228" wp14:editId="7ED17DE2">
+          <wp:anchor distT="0" distB="0" distL="114300" distR="114300" simplePos="0" relativeHeight="251697664" behindDoc="0" locked="0" layoutInCell="1" allowOverlap="1" wp14:anchorId="028F1228" wp14:editId="15A407BB">
             <wp:simplePos x="0" y="0"/>
             <wp:positionH relativeFrom="column">
               <wp:posOffset>60960</wp:posOffset>
@@ -16039,7 +16015,7 @@
           <w:szCs w:val="32"/>
         </w:rPr>
         <w:drawing>
-          <wp:anchor distT="0" distB="0" distL="114300" distR="114300" simplePos="0" relativeHeight="251731968" behindDoc="0" locked="0" layoutInCell="1" allowOverlap="1" wp14:anchorId="5CFEBA0F" wp14:editId="18CDEAD0">
+          <wp:anchor distT="0" distB="0" distL="114300" distR="114300" simplePos="0" relativeHeight="251696640" behindDoc="0" locked="0" layoutInCell="1" allowOverlap="1" wp14:anchorId="5CFEBA0F" wp14:editId="158475B3">
             <wp:simplePos x="0" y="0"/>
             <wp:positionH relativeFrom="column">
               <wp:posOffset>60960</wp:posOffset>
@@ -16096,7 +16072,7 @@
           <w:szCs w:val="32"/>
         </w:rPr>
         <w:drawing>
-          <wp:anchor distT="0" distB="0" distL="114300" distR="114300" simplePos="0" relativeHeight="251729920" behindDoc="0" locked="0" layoutInCell="1" allowOverlap="1" wp14:anchorId="047A4D6C" wp14:editId="4D94A1D9">
+          <wp:anchor distT="0" distB="0" distL="114300" distR="114300" simplePos="0" relativeHeight="251695616" behindDoc="0" locked="0" layoutInCell="1" allowOverlap="1" wp14:anchorId="047A4D6C" wp14:editId="54D8A024">
             <wp:simplePos x="0" y="0"/>
             <wp:positionH relativeFrom="column">
               <wp:posOffset>60960</wp:posOffset>
@@ -16248,7 +16224,7 @@
           <w:szCs w:val="32"/>
         </w:rPr>
         <w:drawing>
-          <wp:anchor distT="0" distB="0" distL="114300" distR="114300" simplePos="0" relativeHeight="251695104" behindDoc="0" locked="0" layoutInCell="1" allowOverlap="1" wp14:anchorId="5D08B659" wp14:editId="5B39916F">
+          <wp:anchor distT="0" distB="0" distL="114300" distR="114300" simplePos="0" relativeHeight="251678208" behindDoc="0" locked="0" layoutInCell="1" allowOverlap="1" wp14:anchorId="5D08B659" wp14:editId="0587F548">
             <wp:simplePos x="0" y="0"/>
             <wp:positionH relativeFrom="column">
               <wp:posOffset>0</wp:posOffset>
@@ -16327,7 +16303,7 @@
         </w:rPr>
         <w:lastRenderedPageBreak/>
         <w:drawing>
-          <wp:anchor distT="0" distB="0" distL="114300" distR="114300" simplePos="0" relativeHeight="251736064" behindDoc="0" locked="0" layoutInCell="1" allowOverlap="1" wp14:anchorId="24594AE8" wp14:editId="67AE4836">
+          <wp:anchor distT="0" distB="0" distL="114300" distR="114300" simplePos="0" relativeHeight="251698688" behindDoc="0" locked="0" layoutInCell="1" allowOverlap="1" wp14:anchorId="24594AE8" wp14:editId="50C95125">
             <wp:simplePos x="0" y="0"/>
             <wp:positionH relativeFrom="column">
               <wp:posOffset>83820</wp:posOffset>
@@ -16384,7 +16360,7 @@
           <w:szCs w:val="32"/>
         </w:rPr>
         <w:drawing>
-          <wp:anchor distT="0" distB="0" distL="114300" distR="114300" simplePos="0" relativeHeight="251738112" behindDoc="0" locked="0" layoutInCell="1" allowOverlap="1" wp14:anchorId="7EB95971" wp14:editId="79477436">
+          <wp:anchor distT="0" distB="0" distL="114300" distR="114300" simplePos="0" relativeHeight="251699712" behindDoc="0" locked="0" layoutInCell="1" allowOverlap="1" wp14:anchorId="7EB95971" wp14:editId="563AEBD4">
             <wp:simplePos x="0" y="0"/>
             <wp:positionH relativeFrom="column">
               <wp:posOffset>83820</wp:posOffset>
@@ -16455,7 +16431,7 @@
         </w:rPr>
         <w:lastRenderedPageBreak/>
         <w:drawing>
-          <wp:anchor distT="0" distB="0" distL="114300" distR="114300" simplePos="0" relativeHeight="251699200" behindDoc="0" locked="0" layoutInCell="1" allowOverlap="1" wp14:anchorId="59B8ABE9" wp14:editId="31400405">
+          <wp:anchor distT="0" distB="0" distL="114300" distR="114300" simplePos="0" relativeHeight="251680256" behindDoc="0" locked="0" layoutInCell="1" allowOverlap="1" wp14:anchorId="59B8ABE9" wp14:editId="72C1D42D">
             <wp:simplePos x="0" y="0"/>
             <wp:positionH relativeFrom="column">
               <wp:posOffset>0</wp:posOffset>
@@ -16512,7 +16488,7 @@
           <w:szCs w:val="32"/>
         </w:rPr>
         <w:drawing>
-          <wp:anchor distT="0" distB="0" distL="114300" distR="114300" simplePos="0" relativeHeight="251697152" behindDoc="0" locked="0" layoutInCell="1" allowOverlap="1" wp14:anchorId="546FDE11" wp14:editId="5F8A898E">
+          <wp:anchor distT="0" distB="0" distL="114300" distR="114300" simplePos="0" relativeHeight="251679232" behindDoc="0" locked="0" layoutInCell="1" allowOverlap="1" wp14:anchorId="546FDE11" wp14:editId="4BD984A0">
             <wp:simplePos x="0" y="0"/>
             <wp:positionH relativeFrom="column">
               <wp:posOffset>0</wp:posOffset>
@@ -18940,12 +18916,468 @@
     </w:p>
     <w:p>
       <w:pPr>
-        <w:rPr>
-          <w:rFonts w:eastAsiaTheme="minorHAnsi"/>
-          <w:sz w:val="32"/>
-          <w:szCs w:val="32"/>
-        </w:rPr>
-      </w:pPr>
+        <w:tabs>
+          <w:tab w:val="left" w:pos="3912"/>
+        </w:tabs>
+        <w:spacing w:line="276" w:lineRule="auto"/>
+        <w:rPr>
+          <w:rFonts w:eastAsiaTheme="minorHAnsi"/>
+          <w:b/>
+          <w:bCs/>
+          <w:noProof/>
+          <w:color w:val="365F91" w:themeColor="accent1" w:themeShade="BF"/>
+          <w:sz w:val="32"/>
+          <w:szCs w:val="32"/>
+        </w:rPr>
+      </w:pPr>
+      <w:r>
+        <w:rPr>
+          <w:rFonts w:eastAsiaTheme="minorHAnsi"/>
+          <w:b/>
+          <w:bCs/>
+          <w:noProof/>
+          <w:color w:val="365F91" w:themeColor="accent1" w:themeShade="BF"/>
+          <w:sz w:val="32"/>
+          <w:szCs w:val="32"/>
+        </w:rPr>
+        <w:t>Binary Search Tree</w:t>
+      </w:r>
+    </w:p>
+    <w:p>
+      <w:pPr>
+        <w:tabs>
+          <w:tab w:val="left" w:pos="3912"/>
+        </w:tabs>
+        <w:spacing w:line="276" w:lineRule="auto"/>
+        <w:rPr>
+          <w:rFonts w:eastAsiaTheme="minorHAnsi"/>
+          <w:noProof/>
+          <w:color w:val="365F91" w:themeColor="accent1" w:themeShade="BF"/>
+          <w:sz w:val="32"/>
+          <w:szCs w:val="32"/>
+        </w:rPr>
+      </w:pPr>
+      <w:r>
+        <w:rPr>
+          <w:rFonts w:eastAsiaTheme="minorHAnsi"/>
+          <w:noProof/>
+          <w:color w:val="0D0D0D" w:themeColor="text1" w:themeTint="F2"/>
+          <w:sz w:val="32"/>
+          <w:szCs w:val="32"/>
+        </w:rPr>
+        <w:t>A Binary Search Tree (BST) is a binary tree where each node follows these conditions</w:t>
+      </w:r>
+      <w:r>
+        <w:rPr>
+          <w:rFonts w:eastAsiaTheme="minorHAnsi"/>
+          <w:noProof/>
+          <w:color w:val="365F91" w:themeColor="accent1" w:themeShade="BF"/>
+          <w:sz w:val="32"/>
+          <w:szCs w:val="32"/>
+        </w:rPr>
+        <w:t>:</w:t>
+      </w:r>
+    </w:p>
+    <w:p>
+      <w:pPr>
+        <w:tabs>
+          <w:tab w:val="left" w:pos="3912"/>
+        </w:tabs>
+        <w:spacing w:line="276" w:lineRule="auto"/>
+        <w:rPr>
+          <w:rFonts w:eastAsiaTheme="minorHAnsi"/>
+          <w:b/>
+          <w:bCs/>
+          <w:noProof/>
+          <w:color w:val="0D0D0D" w:themeColor="text1" w:themeTint="F2"/>
+          <w:sz w:val="32"/>
+          <w:szCs w:val="32"/>
+        </w:rPr>
+      </w:pPr>
+      <w:r>
+        <w:rPr>
+          <w:rFonts w:eastAsiaTheme="minorHAnsi"/>
+          <w:b/>
+          <w:bCs/>
+          <w:noProof/>
+          <w:color w:val="0D0D0D" w:themeColor="text1" w:themeTint="F2"/>
+          <w:sz w:val="32"/>
+          <w:szCs w:val="32"/>
+        </w:rPr>
+        <w:t>Conditions of BST</w:t>
+      </w:r>
+    </w:p>
+    <w:p>
+      <w:pPr>
+        <w:numPr>
+          <w:ilvl w:val="0"/>
+          <w:numId w:val="45"/>
+        </w:numPr>
+        <w:tabs>
+          <w:tab w:val="left" w:pos="3912"/>
+        </w:tabs>
+        <w:spacing w:line="276" w:lineRule="auto"/>
+        <w:rPr>
+          <w:rFonts w:eastAsiaTheme="minorHAnsi"/>
+          <w:noProof/>
+          <w:color w:val="0D0D0D" w:themeColor="text1" w:themeTint="F2"/>
+          <w:sz w:val="32"/>
+          <w:szCs w:val="32"/>
+        </w:rPr>
+      </w:pPr>
+      <w:r>
+        <w:rPr>
+          <w:rFonts w:eastAsiaTheme="minorHAnsi"/>
+          <w:b/>
+          <w:bCs/>
+          <w:noProof/>
+          <w:color w:val="0D0D0D" w:themeColor="text1" w:themeTint="F2"/>
+          <w:sz w:val="32"/>
+          <w:szCs w:val="32"/>
+        </w:rPr>
+        <w:t>Left Subtree &lt; Root:</w:t>
+      </w:r>
+      <w:r>
+        <w:rPr>
+          <w:rFonts w:eastAsiaTheme="minorHAnsi"/>
+          <w:noProof/>
+          <w:color w:val="0D0D0D" w:themeColor="text1" w:themeTint="F2"/>
+          <w:sz w:val="32"/>
+          <w:szCs w:val="32"/>
+        </w:rPr>
+        <w:br/>
+        <w:t>All values in the left subtree of a node are less than the node’s value.</w:t>
+      </w:r>
+    </w:p>
+    <w:p>
+      <w:pPr>
+        <w:numPr>
+          <w:ilvl w:val="0"/>
+          <w:numId w:val="45"/>
+        </w:numPr>
+        <w:tabs>
+          <w:tab w:val="left" w:pos="3912"/>
+        </w:tabs>
+        <w:spacing w:line="276" w:lineRule="auto"/>
+        <w:rPr>
+          <w:rFonts w:eastAsiaTheme="minorHAnsi"/>
+          <w:noProof/>
+          <w:color w:val="0D0D0D" w:themeColor="text1" w:themeTint="F2"/>
+          <w:sz w:val="32"/>
+          <w:szCs w:val="32"/>
+        </w:rPr>
+      </w:pPr>
+      <w:r>
+        <w:rPr>
+          <w:rFonts w:eastAsiaTheme="minorHAnsi"/>
+          <w:b/>
+          <w:bCs/>
+          <w:noProof/>
+          <w:color w:val="0D0D0D" w:themeColor="text1" w:themeTint="F2"/>
+          <w:sz w:val="32"/>
+          <w:szCs w:val="32"/>
+        </w:rPr>
+        <w:t>Right Subtree &gt; Root:</w:t>
+      </w:r>
+      <w:r>
+        <w:rPr>
+          <w:rFonts w:eastAsiaTheme="minorHAnsi"/>
+          <w:noProof/>
+          <w:color w:val="0D0D0D" w:themeColor="text1" w:themeTint="F2"/>
+          <w:sz w:val="32"/>
+          <w:szCs w:val="32"/>
+        </w:rPr>
+        <w:br/>
+        <w:t>All values in the right subtree of a node are greater than the node’s value.</w:t>
+      </w:r>
+    </w:p>
+    <w:p>
+      <w:pPr>
+        <w:numPr>
+          <w:ilvl w:val="0"/>
+          <w:numId w:val="45"/>
+        </w:numPr>
+        <w:tabs>
+          <w:tab w:val="left" w:pos="3912"/>
+        </w:tabs>
+        <w:spacing w:line="276" w:lineRule="auto"/>
+        <w:rPr>
+          <w:rFonts w:eastAsiaTheme="minorHAnsi"/>
+          <w:noProof/>
+          <w:color w:val="0D0D0D" w:themeColor="text1" w:themeTint="F2"/>
+          <w:sz w:val="32"/>
+          <w:szCs w:val="32"/>
+        </w:rPr>
+      </w:pPr>
+      <w:r>
+        <w:rPr>
+          <w:rFonts w:eastAsiaTheme="minorHAnsi"/>
+          <w:b/>
+          <w:bCs/>
+          <w:noProof/>
+          <w:color w:val="0D0D0D" w:themeColor="text1" w:themeTint="F2"/>
+          <w:sz w:val="32"/>
+          <w:szCs w:val="32"/>
+        </w:rPr>
+        <w:lastRenderedPageBreak/>
+        <w:t>No Duplicates (usually):</w:t>
+      </w:r>
+      <w:r>
+        <w:rPr>
+          <w:rFonts w:eastAsiaTheme="minorHAnsi"/>
+          <w:noProof/>
+          <w:color w:val="0D0D0D" w:themeColor="text1" w:themeTint="F2"/>
+          <w:sz w:val="32"/>
+          <w:szCs w:val="32"/>
+        </w:rPr>
+        <w:br/>
+        <w:t>Most BSTs do not allow duplicate values (can vary based on implementation).</w:t>
+      </w:r>
+    </w:p>
+    <w:p>
+      <w:pPr>
+        <w:tabs>
+          <w:tab w:val="left" w:pos="3912"/>
+        </w:tabs>
+        <w:rPr>
+          <w:rFonts w:eastAsiaTheme="minorHAnsi"/>
+          <w:noProof/>
+          <w:color w:val="0D0D0D" w:themeColor="text1" w:themeTint="F2"/>
+          <w:sz w:val="32"/>
+          <w:szCs w:val="32"/>
+        </w:rPr>
+      </w:pPr>
+    </w:p>
+    <w:p>
+      <w:pPr>
+        <w:spacing w:line="360" w:lineRule="auto"/>
+        <w:rPr>
+          <w:rFonts w:eastAsiaTheme="minorHAnsi"/>
+          <w:b/>
+          <w:bCs/>
+          <w:noProof/>
+          <w:color w:val="365F91" w:themeColor="accent1" w:themeShade="BF"/>
+          <w:sz w:val="32"/>
+          <w:szCs w:val="32"/>
+        </w:rPr>
+      </w:pPr>
+      <w:r>
+        <w:rPr>
+          <w:rFonts w:eastAsiaTheme="minorHAnsi"/>
+          <w:b/>
+          <w:bCs/>
+          <w:noProof/>
+          <w:color w:val="365F91" w:themeColor="accent1" w:themeShade="BF"/>
+          <w:sz w:val="32"/>
+          <w:szCs w:val="32"/>
+        </w:rPr>
+        <w:t>Benefits of BST:</w:t>
+      </w:r>
+    </w:p>
+    <w:p>
+      <w:pPr>
+        <w:numPr>
+          <w:ilvl w:val="0"/>
+          <w:numId w:val="46"/>
+        </w:numPr>
+        <w:spacing w:line="360" w:lineRule="auto"/>
+        <w:rPr>
+          <w:rFonts w:eastAsiaTheme="minorHAnsi"/>
+          <w:noProof/>
+          <w:color w:val="0D0D0D" w:themeColor="text1" w:themeTint="F2"/>
+          <w:sz w:val="32"/>
+          <w:szCs w:val="32"/>
+        </w:rPr>
+      </w:pPr>
+      <w:r>
+        <w:rPr>
+          <w:rFonts w:eastAsiaTheme="minorHAnsi"/>
+          <w:b/>
+          <w:bCs/>
+          <w:noProof/>
+          <w:color w:val="0D0D0D" w:themeColor="text1" w:themeTint="F2"/>
+          <w:sz w:val="32"/>
+          <w:szCs w:val="32"/>
+        </w:rPr>
+        <w:t>Fast Search:</w:t>
+      </w:r>
+      <w:r>
+        <w:rPr>
+          <w:rFonts w:eastAsiaTheme="minorHAnsi"/>
+          <w:noProof/>
+          <w:color w:val="0D0D0D" w:themeColor="text1" w:themeTint="F2"/>
+          <w:sz w:val="32"/>
+          <w:szCs w:val="32"/>
+        </w:rPr>
+        <w:br/>
+        <w:t xml:space="preserve">Efficient searching in </w:t>
+      </w:r>
+      <w:r>
+        <w:rPr>
+          <w:rFonts w:eastAsiaTheme="minorHAnsi"/>
+          <w:b/>
+          <w:bCs/>
+          <w:noProof/>
+          <w:color w:val="0D0D0D" w:themeColor="text1" w:themeTint="F2"/>
+          <w:sz w:val="32"/>
+          <w:szCs w:val="32"/>
+        </w:rPr>
+        <w:t>O(log n)</w:t>
+      </w:r>
+      <w:r>
+        <w:rPr>
+          <w:rFonts w:eastAsiaTheme="minorHAnsi"/>
+          <w:noProof/>
+          <w:color w:val="0D0D0D" w:themeColor="text1" w:themeTint="F2"/>
+          <w:sz w:val="32"/>
+          <w:szCs w:val="32"/>
+        </w:rPr>
+        <w:t xml:space="preserve"> time (if balanced).</w:t>
+      </w:r>
+    </w:p>
+    <w:p>
+      <w:pPr>
+        <w:numPr>
+          <w:ilvl w:val="0"/>
+          <w:numId w:val="46"/>
+        </w:numPr>
+        <w:spacing w:line="360" w:lineRule="auto"/>
+        <w:rPr>
+          <w:rFonts w:eastAsiaTheme="minorHAnsi"/>
+          <w:noProof/>
+          <w:color w:val="0D0D0D" w:themeColor="text1" w:themeTint="F2"/>
+          <w:sz w:val="32"/>
+          <w:szCs w:val="32"/>
+        </w:rPr>
+      </w:pPr>
+      <w:r>
+        <w:rPr>
+          <w:rFonts w:eastAsiaTheme="minorHAnsi"/>
+          <w:b/>
+          <w:bCs/>
+          <w:noProof/>
+          <w:color w:val="0D0D0D" w:themeColor="text1" w:themeTint="F2"/>
+          <w:sz w:val="32"/>
+          <w:szCs w:val="32"/>
+        </w:rPr>
+        <w:t>Efficient Insertion &amp; Deletion:</w:t>
+      </w:r>
+      <w:r>
+        <w:rPr>
+          <w:rFonts w:eastAsiaTheme="minorHAnsi"/>
+          <w:noProof/>
+          <w:color w:val="0D0D0D" w:themeColor="text1" w:themeTint="F2"/>
+          <w:sz w:val="32"/>
+          <w:szCs w:val="32"/>
+        </w:rPr>
+        <w:br/>
+        <w:t xml:space="preserve">Operations like inserting and deleting elements are also </w:t>
+      </w:r>
+      <w:r>
+        <w:rPr>
+          <w:rFonts w:eastAsiaTheme="minorHAnsi"/>
+          <w:b/>
+          <w:bCs/>
+          <w:noProof/>
+          <w:color w:val="0D0D0D" w:themeColor="text1" w:themeTint="F2"/>
+          <w:sz w:val="32"/>
+          <w:szCs w:val="32"/>
+        </w:rPr>
+        <w:t>O(log n)</w:t>
+      </w:r>
+      <w:r>
+        <w:rPr>
+          <w:rFonts w:eastAsiaTheme="minorHAnsi"/>
+          <w:noProof/>
+          <w:color w:val="0D0D0D" w:themeColor="text1" w:themeTint="F2"/>
+          <w:sz w:val="32"/>
+          <w:szCs w:val="32"/>
+        </w:rPr>
+        <w:t xml:space="preserve"> in a balanced tree.</w:t>
+      </w:r>
+    </w:p>
+    <w:p>
+      <w:pPr>
+        <w:numPr>
+          <w:ilvl w:val="0"/>
+          <w:numId w:val="46"/>
+        </w:numPr>
+        <w:spacing w:line="360" w:lineRule="auto"/>
+        <w:rPr>
+          <w:rFonts w:eastAsiaTheme="minorHAnsi"/>
+          <w:noProof/>
+          <w:color w:val="0D0D0D" w:themeColor="text1" w:themeTint="F2"/>
+          <w:sz w:val="32"/>
+          <w:szCs w:val="32"/>
+        </w:rPr>
+      </w:pPr>
+      <w:r>
+        <w:rPr>
+          <w:rFonts w:eastAsiaTheme="minorHAnsi"/>
+          <w:b/>
+          <w:bCs/>
+          <w:noProof/>
+          <w:color w:val="0D0D0D" w:themeColor="text1" w:themeTint="F2"/>
+          <w:sz w:val="32"/>
+          <w:szCs w:val="32"/>
+        </w:rPr>
+        <w:t>Sorted Data:</w:t>
+      </w:r>
+      <w:r>
+        <w:rPr>
+          <w:rFonts w:eastAsiaTheme="minorHAnsi"/>
+          <w:noProof/>
+          <w:color w:val="0D0D0D" w:themeColor="text1" w:themeTint="F2"/>
+          <w:sz w:val="32"/>
+          <w:szCs w:val="32"/>
+        </w:rPr>
+        <w:br/>
+        <w:t xml:space="preserve">An </w:t>
+      </w:r>
+      <w:r>
+        <w:rPr>
+          <w:rFonts w:eastAsiaTheme="minorHAnsi"/>
+          <w:b/>
+          <w:bCs/>
+          <w:noProof/>
+          <w:color w:val="0D0D0D" w:themeColor="text1" w:themeTint="F2"/>
+          <w:sz w:val="32"/>
+          <w:szCs w:val="32"/>
+        </w:rPr>
+        <w:t>in-order traversal</w:t>
+      </w:r>
+      <w:r>
+        <w:rPr>
+          <w:rFonts w:eastAsiaTheme="minorHAnsi"/>
+          <w:noProof/>
+          <w:color w:val="0D0D0D" w:themeColor="text1" w:themeTint="F2"/>
+          <w:sz w:val="32"/>
+          <w:szCs w:val="32"/>
+        </w:rPr>
+        <w:t xml:space="preserve"> of BST gives elements in </w:t>
+      </w:r>
+      <w:r>
+        <w:rPr>
+          <w:rFonts w:eastAsiaTheme="minorHAnsi"/>
+          <w:b/>
+          <w:bCs/>
+          <w:noProof/>
+          <w:color w:val="0D0D0D" w:themeColor="text1" w:themeTint="F2"/>
+          <w:sz w:val="32"/>
+          <w:szCs w:val="32"/>
+        </w:rPr>
+        <w:t>sorted order</w:t>
+      </w:r>
+      <w:r>
+        <w:rPr>
+          <w:rFonts w:eastAsiaTheme="minorHAnsi"/>
+          <w:noProof/>
+          <w:color w:val="0D0D0D" w:themeColor="text1" w:themeTint="F2"/>
+          <w:sz w:val="32"/>
+          <w:szCs w:val="32"/>
+        </w:rPr>
+        <w:t>.</w:t>
+      </w:r>
     </w:p>
     <w:p>
       <w:pPr>
@@ -19070,12 +19502,13 @@
       <w:r>
         <w:rPr>
           <w:rFonts w:eastAsiaTheme="minorHAnsi"/>
+          <w:noProof/>
           <w:sz w:val="32"/>
           <w:szCs w:val="32"/>
         </w:rPr>
         <w:lastRenderedPageBreak/>
         <w:drawing>
-          <wp:anchor distT="0" distB="0" distL="114300" distR="114300" simplePos="0" relativeHeight="251661824" behindDoc="0" locked="0" layoutInCell="1" allowOverlap="1" wp14:anchorId="546FD321" wp14:editId="54A36F4B">
+          <wp:anchor distT="0" distB="0" distL="114300" distR="114300" simplePos="0" relativeHeight="251654656" behindDoc="0" locked="0" layoutInCell="1" allowOverlap="1" wp14:anchorId="546FD321" wp14:editId="5E775B8D">
             <wp:simplePos x="0" y="0"/>
             <wp:positionH relativeFrom="column">
               <wp:posOffset>0</wp:posOffset>
@@ -19132,7 +19565,7 @@
           <w:szCs w:val="32"/>
         </w:rPr>
         <w:drawing>
-          <wp:anchor distT="0" distB="0" distL="114300" distR="114300" simplePos="0" relativeHeight="251656704" behindDoc="0" locked="0" layoutInCell="1" allowOverlap="1" wp14:anchorId="3CE131E1" wp14:editId="6E34B3C4">
+          <wp:anchor distT="0" distB="0" distL="114300" distR="114300" simplePos="0" relativeHeight="251650560" behindDoc="0" locked="0" layoutInCell="1" allowOverlap="1" wp14:anchorId="3CE131E1" wp14:editId="3B790AC4">
             <wp:simplePos x="0" y="0"/>
             <wp:positionH relativeFrom="column">
               <wp:posOffset>0</wp:posOffset>
@@ -19265,6 +19698,7 @@
       <w:r>
         <w:rPr>
           <w:rFonts w:eastAsiaTheme="minorHAnsi"/>
+          <w:noProof/>
           <w:sz w:val="32"/>
           <w:szCs w:val="32"/>
         </w:rPr>
@@ -19327,12 +19761,13 @@
       <w:r>
         <w:rPr>
           <w:rFonts w:eastAsiaTheme="minorHAnsi"/>
+          <w:noProof/>
           <w:sz w:val="32"/>
           <w:szCs w:val="32"/>
         </w:rPr>
         <w:lastRenderedPageBreak/>
         <w:drawing>
-          <wp:anchor distT="0" distB="0" distL="114300" distR="114300" simplePos="0" relativeHeight="251755520" behindDoc="0" locked="0" layoutInCell="1" allowOverlap="1" wp14:anchorId="7A2FB9E0" wp14:editId="29455B94">
+          <wp:anchor distT="0" distB="0" distL="114300" distR="114300" simplePos="0" relativeHeight="251707904" behindDoc="0" locked="0" layoutInCell="1" allowOverlap="1" wp14:anchorId="7A2FB9E0" wp14:editId="113BDCD8">
             <wp:simplePos x="0" y="0"/>
             <wp:positionH relativeFrom="column">
               <wp:posOffset>0</wp:posOffset>
@@ -19384,11 +19819,12 @@
       <w:r>
         <w:rPr>
           <w:rFonts w:eastAsiaTheme="minorHAnsi"/>
+          <w:noProof/>
           <w:sz w:val="32"/>
           <w:szCs w:val="32"/>
         </w:rPr>
         <w:drawing>
-          <wp:anchor distT="0" distB="0" distL="114300" distR="114300" simplePos="0" relativeHeight="251754496" behindDoc="0" locked="0" layoutInCell="1" allowOverlap="1" wp14:anchorId="72D84DAB" wp14:editId="5508ED1D">
+          <wp:anchor distT="0" distB="0" distL="114300" distR="114300" simplePos="0" relativeHeight="251706880" behindDoc="0" locked="0" layoutInCell="1" allowOverlap="1" wp14:anchorId="72D84DAB" wp14:editId="3B88FC17">
             <wp:simplePos x="0" y="0"/>
             <wp:positionH relativeFrom="column">
               <wp:posOffset>0</wp:posOffset>
@@ -19440,11 +19876,12 @@
       <w:r>
         <w:rPr>
           <w:rFonts w:eastAsiaTheme="minorHAnsi"/>
+          <w:noProof/>
           <w:sz w:val="32"/>
           <w:szCs w:val="32"/>
         </w:rPr>
         <w:drawing>
-          <wp:anchor distT="0" distB="0" distL="114300" distR="114300" simplePos="0" relativeHeight="251753472" behindDoc="0" locked="0" layoutInCell="1" allowOverlap="1" wp14:anchorId="6E38D7A5" wp14:editId="0B9E0234">
+          <wp:anchor distT="0" distB="0" distL="114300" distR="114300" simplePos="0" relativeHeight="251705856" behindDoc="0" locked="0" layoutInCell="1" allowOverlap="1" wp14:anchorId="6E38D7A5" wp14:editId="747805F2">
             <wp:simplePos x="0" y="0"/>
             <wp:positionH relativeFrom="column">
               <wp:posOffset>0</wp:posOffset>
@@ -19556,12 +19993,13 @@
       <w:r>
         <w:rPr>
           <w:rFonts w:eastAsiaTheme="minorHAnsi"/>
+          <w:noProof/>
           <w:sz w:val="32"/>
           <w:szCs w:val="32"/>
         </w:rPr>
         <w:lastRenderedPageBreak/>
         <w:drawing>
-          <wp:anchor distT="0" distB="0" distL="114300" distR="114300" simplePos="0" relativeHeight="251757568" behindDoc="0" locked="0" layoutInCell="1" allowOverlap="1" wp14:anchorId="79E4A70E" wp14:editId="3C71083E">
+          <wp:anchor distT="0" distB="0" distL="114300" distR="114300" simplePos="0" relativeHeight="251709952" behindDoc="0" locked="0" layoutInCell="1" allowOverlap="1" wp14:anchorId="79E4A70E" wp14:editId="08C9DB5B">
             <wp:simplePos x="0" y="0"/>
             <wp:positionH relativeFrom="column">
               <wp:posOffset>0</wp:posOffset>
@@ -19613,11 +20051,12 @@
       <w:r>
         <w:rPr>
           <w:rFonts w:eastAsiaTheme="minorHAnsi"/>
+          <w:noProof/>
           <w:sz w:val="32"/>
           <w:szCs w:val="32"/>
         </w:rPr>
         <w:drawing>
-          <wp:anchor distT="0" distB="0" distL="114300" distR="114300" simplePos="0" relativeHeight="251756544" behindDoc="0" locked="0" layoutInCell="1" allowOverlap="1" wp14:anchorId="3FDF1622" wp14:editId="6013F30B">
+          <wp:anchor distT="0" distB="0" distL="114300" distR="114300" simplePos="0" relativeHeight="251708928" behindDoc="0" locked="0" layoutInCell="1" allowOverlap="1" wp14:anchorId="3FDF1622" wp14:editId="4093FFD1">
             <wp:simplePos x="0" y="0"/>
             <wp:positionH relativeFrom="column">
               <wp:posOffset>0</wp:posOffset>
@@ -19686,10 +20125,25 @@
         </w:tabs>
         <w:rPr>
           <w:rFonts w:eastAsiaTheme="minorHAnsi"/>
-          <w:sz w:val="32"/>
-          <w:szCs w:val="32"/>
-        </w:rPr>
-      </w:pPr>
+          <w:b/>
+          <w:bCs/>
+          <w:color w:val="365F91" w:themeColor="accent1" w:themeShade="BF"/>
+          <w:sz w:val="32"/>
+          <w:szCs w:val="32"/>
+        </w:rPr>
+      </w:pPr>
+      <w:r>
+        <w:rPr>
+          <w:rFonts w:eastAsiaTheme="minorHAnsi"/>
+          <w:b/>
+          <w:bCs/>
+          <w:color w:val="365F91" w:themeColor="accent1" w:themeShade="BF"/>
+          <w:sz w:val="32"/>
+          <w:szCs w:val="32"/>
+        </w:rPr>
+        <w:lastRenderedPageBreak/>
+        <w:t xml:space="preserve">In-Order Traversal Through Stack </w:t>
+      </w:r>
     </w:p>
     <w:p>
       <w:pPr>
@@ -19698,10 +20152,80 @@
         </w:tabs>
         <w:rPr>
           <w:rFonts w:eastAsiaTheme="minorHAnsi"/>
-          <w:sz w:val="32"/>
-          <w:szCs w:val="32"/>
-        </w:rPr>
-      </w:pPr>
+          <w:b/>
+          <w:bCs/>
+          <w:color w:val="365F91" w:themeColor="accent1" w:themeShade="BF"/>
+          <w:sz w:val="32"/>
+          <w:szCs w:val="32"/>
+        </w:rPr>
+      </w:pPr>
+      <w:r>
+        <w:rPr>
+          <w:noProof/>
+        </w:rPr>
+        <w:drawing>
+          <wp:anchor distT="0" distB="0" distL="114300" distR="114300" simplePos="0" relativeHeight="251651584" behindDoc="0" locked="0" layoutInCell="1" allowOverlap="1" wp14:anchorId="03B42529" wp14:editId="31FD8E0F">
+            <wp:simplePos x="0" y="0"/>
+            <wp:positionH relativeFrom="column">
+              <wp:posOffset>937260</wp:posOffset>
+            </wp:positionH>
+            <wp:positionV relativeFrom="paragraph">
+              <wp:posOffset>86360</wp:posOffset>
+            </wp:positionV>
+            <wp:extent cx="3627120" cy="5062855"/>
+            <wp:effectExtent l="0" t="0" r="0" b="0"/>
+            <wp:wrapSquare wrapText="bothSides"/>
+            <wp:docPr id="889907184" name="Picture 1"/>
+            <wp:cNvGraphicFramePr>
+              <a:graphicFrameLocks xmlns:a="http://schemas.openxmlformats.org/drawingml/2006/main" noChangeAspect="1"/>
+            </wp:cNvGraphicFramePr>
+            <a:graphic xmlns:a="http://schemas.openxmlformats.org/drawingml/2006/main">
+              <a:graphicData uri="http://schemas.openxmlformats.org/drawingml/2006/picture">
+                <pic:pic xmlns:pic="http://schemas.openxmlformats.org/drawingml/2006/picture">
+                  <pic:nvPicPr>
+                    <pic:cNvPr id="0" name="Picture 1"/>
+                    <pic:cNvPicPr>
+                      <a:picLocks noChangeAspect="1" noChangeArrowheads="1"/>
+                    </pic:cNvPicPr>
+                  </pic:nvPicPr>
+                  <pic:blipFill>
+                    <a:blip r:embed="rId137" cstate="print">
+                      <a:extLst>
+                        <a:ext uri="{28A0092B-C50C-407E-A947-70E740481C1C}">
+                          <a14:useLocalDpi xmlns:a14="http://schemas.microsoft.com/office/drawing/2010/main" val="0"/>
+                        </a:ext>
+                      </a:extLst>
+                    </a:blip>
+                    <a:srcRect/>
+                    <a:stretch>
+                      <a:fillRect/>
+                    </a:stretch>
+                  </pic:blipFill>
+                  <pic:spPr bwMode="auto">
+                    <a:xfrm>
+                      <a:off x="0" y="0"/>
+                      <a:ext cx="3627120" cy="5062855"/>
+                    </a:xfrm>
+                    <a:prstGeom prst="rect">
+                      <a:avLst/>
+                    </a:prstGeom>
+                    <a:noFill/>
+                    <a:ln>
+                      <a:noFill/>
+                    </a:ln>
+                  </pic:spPr>
+                </pic:pic>
+              </a:graphicData>
+            </a:graphic>
+            <wp14:sizeRelH relativeFrom="margin">
+              <wp14:pctWidth>0</wp14:pctWidth>
+            </wp14:sizeRelH>
+            <wp14:sizeRelV relativeFrom="margin">
+              <wp14:pctHeight>0</wp14:pctHeight>
+            </wp14:sizeRelV>
+          </wp:anchor>
+        </w:drawing>
+      </w:r>
     </w:p>
     <w:p>
       <w:pPr>
@@ -19738,6 +20262,30 @@
           <w:szCs w:val="32"/>
         </w:rPr>
       </w:pPr>
+    </w:p>
+    <w:p>
+      <w:pPr>
+        <w:tabs>
+          <w:tab w:val="left" w:pos="7368"/>
+        </w:tabs>
+        <w:rPr>
+          <w:rFonts w:eastAsiaTheme="minorHAnsi"/>
+          <w:sz w:val="32"/>
+          <w:szCs w:val="32"/>
+        </w:rPr>
+      </w:pPr>
+    </w:p>
+    <w:p>
+      <w:pPr>
+        <w:tabs>
+          <w:tab w:val="left" w:pos="7368"/>
+        </w:tabs>
+        <w:rPr>
+          <w:rFonts w:eastAsiaTheme="minorHAnsi"/>
+          <w:sz w:val="32"/>
+          <w:szCs w:val="32"/>
+        </w:rPr>
+      </w:pPr>
       <w:r>
         <w:rPr>
           <w:rFonts w:eastAsiaTheme="minorHAnsi"/>
@@ -19745,6 +20293,2125 @@
           <w:szCs w:val="32"/>
         </w:rPr>
         <w:tab/>
+      </w:r>
+    </w:p>
+    <w:p>
+      <w:pPr>
+        <w:rPr>
+          <w:rFonts w:eastAsiaTheme="minorHAnsi"/>
+          <w:sz w:val="32"/>
+          <w:szCs w:val="32"/>
+        </w:rPr>
+      </w:pPr>
+    </w:p>
+    <w:p>
+      <w:pPr>
+        <w:rPr>
+          <w:rFonts w:eastAsiaTheme="minorHAnsi"/>
+          <w:sz w:val="32"/>
+          <w:szCs w:val="32"/>
+        </w:rPr>
+      </w:pPr>
+    </w:p>
+    <w:p>
+      <w:pPr>
+        <w:rPr>
+          <w:rFonts w:eastAsiaTheme="minorHAnsi"/>
+          <w:sz w:val="32"/>
+          <w:szCs w:val="32"/>
+        </w:rPr>
+      </w:pPr>
+    </w:p>
+    <w:p>
+      <w:pPr>
+        <w:rPr>
+          <w:rFonts w:eastAsiaTheme="minorHAnsi"/>
+          <w:sz w:val="32"/>
+          <w:szCs w:val="32"/>
+        </w:rPr>
+      </w:pPr>
+    </w:p>
+    <w:p>
+      <w:pPr>
+        <w:rPr>
+          <w:rFonts w:eastAsiaTheme="minorHAnsi"/>
+          <w:sz w:val="32"/>
+          <w:szCs w:val="32"/>
+        </w:rPr>
+      </w:pPr>
+    </w:p>
+    <w:p>
+      <w:pPr>
+        <w:rPr>
+          <w:rFonts w:eastAsiaTheme="minorHAnsi"/>
+          <w:sz w:val="32"/>
+          <w:szCs w:val="32"/>
+        </w:rPr>
+      </w:pPr>
+    </w:p>
+    <w:p>
+      <w:pPr>
+        <w:rPr>
+          <w:rFonts w:eastAsiaTheme="minorHAnsi"/>
+          <w:sz w:val="32"/>
+          <w:szCs w:val="32"/>
+        </w:rPr>
+      </w:pPr>
+    </w:p>
+    <w:p>
+      <w:pPr>
+        <w:rPr>
+          <w:rFonts w:eastAsiaTheme="minorHAnsi"/>
+          <w:sz w:val="32"/>
+          <w:szCs w:val="32"/>
+        </w:rPr>
+      </w:pPr>
+    </w:p>
+    <w:p>
+      <w:pPr>
+        <w:rPr>
+          <w:rFonts w:eastAsiaTheme="minorHAnsi"/>
+          <w:sz w:val="32"/>
+          <w:szCs w:val="32"/>
+        </w:rPr>
+      </w:pPr>
+    </w:p>
+    <w:p>
+      <w:pPr>
+        <w:rPr>
+          <w:rFonts w:eastAsiaTheme="minorHAnsi"/>
+          <w:sz w:val="32"/>
+          <w:szCs w:val="32"/>
+        </w:rPr>
+      </w:pPr>
+    </w:p>
+    <w:p>
+      <w:pPr>
+        <w:rPr>
+          <w:rFonts w:eastAsiaTheme="minorHAnsi"/>
+          <w:sz w:val="32"/>
+          <w:szCs w:val="32"/>
+        </w:rPr>
+      </w:pPr>
+    </w:p>
+    <w:p>
+      <w:pPr>
+        <w:rPr>
+          <w:rFonts w:eastAsiaTheme="minorHAnsi"/>
+          <w:sz w:val="32"/>
+          <w:szCs w:val="32"/>
+        </w:rPr>
+      </w:pPr>
+    </w:p>
+    <w:p>
+      <w:pPr>
+        <w:rPr>
+          <w:rFonts w:eastAsiaTheme="minorHAnsi"/>
+          <w:sz w:val="32"/>
+          <w:szCs w:val="32"/>
+        </w:rPr>
+      </w:pPr>
+    </w:p>
+    <w:p>
+      <w:pPr>
+        <w:rPr>
+          <w:rFonts w:eastAsiaTheme="minorHAnsi"/>
+          <w:sz w:val="32"/>
+          <w:szCs w:val="32"/>
+        </w:rPr>
+      </w:pPr>
+    </w:p>
+    <w:p>
+      <w:pPr>
+        <w:rPr>
+          <w:rFonts w:eastAsiaTheme="minorHAnsi"/>
+          <w:sz w:val="32"/>
+          <w:szCs w:val="32"/>
+        </w:rPr>
+      </w:pPr>
+    </w:p>
+    <w:p>
+      <w:pPr>
+        <w:rPr>
+          <w:rFonts w:eastAsiaTheme="minorHAnsi"/>
+          <w:sz w:val="32"/>
+          <w:szCs w:val="32"/>
+        </w:rPr>
+      </w:pPr>
+    </w:p>
+    <w:p>
+      <w:pPr>
+        <w:rPr>
+          <w:rFonts w:eastAsiaTheme="minorHAnsi"/>
+          <w:sz w:val="32"/>
+          <w:szCs w:val="32"/>
+        </w:rPr>
+      </w:pPr>
+      <w:r>
+        <w:rPr>
+          <w:noProof/>
+        </w:rPr>
+        <w:drawing>
+          <wp:anchor distT="0" distB="0" distL="114300" distR="114300" simplePos="0" relativeHeight="251655680" behindDoc="0" locked="0" layoutInCell="1" allowOverlap="1" wp14:anchorId="70B97143" wp14:editId="673FA7A5">
+            <wp:simplePos x="0" y="0"/>
+            <wp:positionH relativeFrom="column">
+              <wp:posOffset>449580</wp:posOffset>
+            </wp:positionH>
+            <wp:positionV relativeFrom="paragraph">
+              <wp:posOffset>8890</wp:posOffset>
+            </wp:positionV>
+            <wp:extent cx="4823460" cy="2153285"/>
+            <wp:effectExtent l="0" t="0" r="0" b="0"/>
+            <wp:wrapSquare wrapText="bothSides"/>
+            <wp:docPr id="477026531" name="Picture 2"/>
+            <wp:cNvGraphicFramePr>
+              <a:graphicFrameLocks xmlns:a="http://schemas.openxmlformats.org/drawingml/2006/main" noChangeAspect="1"/>
+            </wp:cNvGraphicFramePr>
+            <a:graphic xmlns:a="http://schemas.openxmlformats.org/drawingml/2006/main">
+              <a:graphicData uri="http://schemas.openxmlformats.org/drawingml/2006/picture">
+                <pic:pic xmlns:pic="http://schemas.openxmlformats.org/drawingml/2006/picture">
+                  <pic:nvPicPr>
+                    <pic:cNvPr id="0" name="Picture 3"/>
+                    <pic:cNvPicPr>
+                      <a:picLocks noChangeAspect="1" noChangeArrowheads="1"/>
+                    </pic:cNvPicPr>
+                  </pic:nvPicPr>
+                  <pic:blipFill>
+                    <a:blip r:embed="rId138" cstate="print">
+                      <a:extLst>
+                        <a:ext uri="{28A0092B-C50C-407E-A947-70E740481C1C}">
+                          <a14:useLocalDpi xmlns:a14="http://schemas.microsoft.com/office/drawing/2010/main" val="0"/>
+                        </a:ext>
+                      </a:extLst>
+                    </a:blip>
+                    <a:srcRect/>
+                    <a:stretch>
+                      <a:fillRect/>
+                    </a:stretch>
+                  </pic:blipFill>
+                  <pic:spPr bwMode="auto">
+                    <a:xfrm>
+                      <a:off x="0" y="0"/>
+                      <a:ext cx="4823460" cy="2153285"/>
+                    </a:xfrm>
+                    <a:prstGeom prst="rect">
+                      <a:avLst/>
+                    </a:prstGeom>
+                    <a:noFill/>
+                    <a:ln>
+                      <a:noFill/>
+                    </a:ln>
+                  </pic:spPr>
+                </pic:pic>
+              </a:graphicData>
+            </a:graphic>
+            <wp14:sizeRelH relativeFrom="margin">
+              <wp14:pctWidth>0</wp14:pctWidth>
+            </wp14:sizeRelH>
+            <wp14:sizeRelV relativeFrom="margin">
+              <wp14:pctHeight>0</wp14:pctHeight>
+            </wp14:sizeRelV>
+          </wp:anchor>
+        </w:drawing>
+      </w:r>
+    </w:p>
+    <w:p>
+      <w:pPr>
+        <w:tabs>
+          <w:tab w:val="left" w:pos="3060"/>
+        </w:tabs>
+        <w:rPr>
+          <w:rFonts w:eastAsiaTheme="minorHAnsi"/>
+          <w:sz w:val="32"/>
+          <w:szCs w:val="32"/>
+        </w:rPr>
+      </w:pPr>
+    </w:p>
+    <w:p>
+      <w:pPr>
+        <w:rPr>
+          <w:rFonts w:eastAsiaTheme="minorHAnsi"/>
+          <w:sz w:val="32"/>
+          <w:szCs w:val="32"/>
+        </w:rPr>
+      </w:pPr>
+    </w:p>
+    <w:p>
+      <w:pPr>
+        <w:rPr>
+          <w:rFonts w:eastAsiaTheme="minorHAnsi"/>
+          <w:sz w:val="32"/>
+          <w:szCs w:val="32"/>
+        </w:rPr>
+      </w:pPr>
+    </w:p>
+    <w:p>
+      <w:pPr>
+        <w:rPr>
+          <w:rFonts w:eastAsiaTheme="minorHAnsi"/>
+          <w:sz w:val="32"/>
+          <w:szCs w:val="32"/>
+        </w:rPr>
+      </w:pPr>
+    </w:p>
+    <w:p>
+      <w:pPr>
+        <w:rPr>
+          <w:rFonts w:eastAsiaTheme="minorHAnsi"/>
+          <w:sz w:val="32"/>
+          <w:szCs w:val="32"/>
+        </w:rPr>
+      </w:pPr>
+    </w:p>
+    <w:p>
+      <w:pPr>
+        <w:rPr>
+          <w:rFonts w:eastAsiaTheme="minorHAnsi"/>
+          <w:sz w:val="32"/>
+          <w:szCs w:val="32"/>
+        </w:rPr>
+      </w:pPr>
+    </w:p>
+    <w:p>
+      <w:pPr>
+        <w:rPr>
+          <w:rFonts w:eastAsiaTheme="minorHAnsi"/>
+          <w:sz w:val="32"/>
+          <w:szCs w:val="32"/>
+        </w:rPr>
+      </w:pPr>
+    </w:p>
+    <w:p>
+      <w:pPr>
+        <w:rPr>
+          <w:rFonts w:eastAsiaTheme="minorHAnsi"/>
+          <w:sz w:val="32"/>
+          <w:szCs w:val="32"/>
+        </w:rPr>
+      </w:pPr>
+    </w:p>
+    <w:p>
+      <w:pPr>
+        <w:rPr>
+          <w:rFonts w:eastAsiaTheme="minorHAnsi"/>
+          <w:sz w:val="32"/>
+          <w:szCs w:val="32"/>
+        </w:rPr>
+      </w:pPr>
+    </w:p>
+    <w:p>
+      <w:pPr>
+        <w:rPr>
+          <w:rFonts w:eastAsiaTheme="minorHAnsi"/>
+          <w:sz w:val="32"/>
+          <w:szCs w:val="32"/>
+        </w:rPr>
+      </w:pPr>
+    </w:p>
+    <w:p>
+      <w:pPr>
+        <w:tabs>
+          <w:tab w:val="left" w:pos="5796"/>
+        </w:tabs>
+        <w:rPr>
+          <w:rFonts w:eastAsiaTheme="minorHAnsi"/>
+          <w:color w:val="365F91" w:themeColor="accent1" w:themeShade="BF"/>
+          <w:sz w:val="32"/>
+          <w:szCs w:val="32"/>
+        </w:rPr>
+      </w:pPr>
+      <w:r>
+        <w:rPr>
+          <w:rFonts w:eastAsiaTheme="minorHAnsi"/>
+          <w:color w:val="365F91" w:themeColor="accent1" w:themeShade="BF"/>
+          <w:sz w:val="32"/>
+          <w:szCs w:val="32"/>
+        </w:rPr>
+        <w:tab/>
+      </w:r>
+    </w:p>
+    <w:p>
+      <w:pPr>
+        <w:tabs>
+          <w:tab w:val="left" w:pos="5796"/>
+        </w:tabs>
+        <w:spacing w:line="276" w:lineRule="auto"/>
+        <w:rPr>
+          <w:rFonts w:eastAsiaTheme="minorHAnsi"/>
+          <w:b/>
+          <w:bCs/>
+          <w:color w:val="365F91" w:themeColor="accent1" w:themeShade="BF"/>
+          <w:sz w:val="32"/>
+          <w:szCs w:val="32"/>
+        </w:rPr>
+      </w:pPr>
+      <w:r>
+        <w:rPr>
+          <w:rFonts w:eastAsiaTheme="minorHAnsi"/>
+          <w:b/>
+          <w:bCs/>
+          <w:color w:val="365F91" w:themeColor="accent1" w:themeShade="BF"/>
+          <w:sz w:val="32"/>
+          <w:szCs w:val="32"/>
+        </w:rPr>
+        <w:lastRenderedPageBreak/>
+        <w:t>What is an AVL Tree?</w:t>
+      </w:r>
+    </w:p>
+    <w:p>
+      <w:pPr>
+        <w:tabs>
+          <w:tab w:val="left" w:pos="5796"/>
+        </w:tabs>
+        <w:spacing w:line="276" w:lineRule="auto"/>
+        <w:rPr>
+          <w:rFonts w:eastAsiaTheme="minorHAnsi"/>
+          <w:sz w:val="32"/>
+          <w:szCs w:val="32"/>
+        </w:rPr>
+      </w:pPr>
+      <w:r>
+        <w:rPr>
+          <w:rFonts w:eastAsiaTheme="minorHAnsi"/>
+          <w:sz w:val="32"/>
+          <w:szCs w:val="32"/>
+        </w:rPr>
+        <w:t xml:space="preserve">An </w:t>
+      </w:r>
+      <w:r>
+        <w:rPr>
+          <w:rFonts w:eastAsiaTheme="minorHAnsi"/>
+          <w:b/>
+          <w:bCs/>
+          <w:sz w:val="32"/>
+          <w:szCs w:val="32"/>
+        </w:rPr>
+        <w:t>AVL Tree</w:t>
+      </w:r>
+      <w:r>
+        <w:rPr>
+          <w:rFonts w:eastAsiaTheme="minorHAnsi"/>
+          <w:sz w:val="32"/>
+          <w:szCs w:val="32"/>
+        </w:rPr>
+        <w:t xml:space="preserve"> is a type of </w:t>
+      </w:r>
+      <w:r>
+        <w:rPr>
+          <w:rFonts w:eastAsiaTheme="minorHAnsi"/>
+          <w:b/>
+          <w:bCs/>
+          <w:sz w:val="32"/>
+          <w:szCs w:val="32"/>
+        </w:rPr>
+        <w:t>self-balancing Binary Search Tree (BST)</w:t>
+      </w:r>
+      <w:r>
+        <w:rPr>
+          <w:rFonts w:eastAsiaTheme="minorHAnsi"/>
+          <w:sz w:val="32"/>
+          <w:szCs w:val="32"/>
+        </w:rPr>
+        <w:t>.</w:t>
+      </w:r>
+      <w:r>
+        <w:rPr>
+          <w:rFonts w:eastAsiaTheme="minorHAnsi"/>
+          <w:sz w:val="32"/>
+          <w:szCs w:val="32"/>
+        </w:rPr>
+        <w:br/>
+        <w:t xml:space="preserve">It was invented by </w:t>
+      </w:r>
+      <w:r>
+        <w:rPr>
+          <w:rFonts w:eastAsiaTheme="minorHAnsi"/>
+          <w:b/>
+          <w:bCs/>
+          <w:sz w:val="32"/>
+          <w:szCs w:val="32"/>
+        </w:rPr>
+        <w:t>Adelson-Velsky and Landis</w:t>
+      </w:r>
+      <w:r>
+        <w:rPr>
+          <w:rFonts w:eastAsiaTheme="minorHAnsi"/>
+          <w:sz w:val="32"/>
+          <w:szCs w:val="32"/>
+        </w:rPr>
+        <w:t>, which is where the name comes from.</w:t>
+      </w:r>
+    </w:p>
+    <w:p>
+      <w:pPr>
+        <w:tabs>
+          <w:tab w:val="left" w:pos="5796"/>
+        </w:tabs>
+        <w:spacing w:line="276" w:lineRule="auto"/>
+        <w:rPr>
+          <w:rFonts w:eastAsiaTheme="minorHAnsi"/>
+          <w:b/>
+          <w:bCs/>
+          <w:sz w:val="32"/>
+          <w:szCs w:val="32"/>
+        </w:rPr>
+      </w:pPr>
+      <w:r>
+        <w:rPr>
+          <w:rFonts w:eastAsiaTheme="minorHAnsi"/>
+          <w:b/>
+          <w:bCs/>
+          <w:sz w:val="32"/>
+          <w:szCs w:val="32"/>
+        </w:rPr>
+        <w:t>Condition</w:t>
+      </w:r>
+    </w:p>
+    <w:p>
+      <w:pPr>
+        <w:tabs>
+          <w:tab w:val="left" w:pos="5796"/>
+        </w:tabs>
+        <w:rPr>
+          <w:rFonts w:eastAsiaTheme="minorHAnsi"/>
+          <w:sz w:val="32"/>
+          <w:szCs w:val="32"/>
+        </w:rPr>
+      </w:pPr>
+      <w:r>
+        <w:rPr>
+          <w:rFonts w:eastAsiaTheme="minorHAnsi"/>
+          <w:sz w:val="32"/>
+          <w:szCs w:val="32"/>
+        </w:rPr>
+        <w:drawing>
+          <wp:inline distT="0" distB="0" distL="0" distR="0" wp14:anchorId="38429E20" wp14:editId="4DAF9FAE">
+            <wp:extent cx="5943600" cy="1144270"/>
+            <wp:effectExtent l="0" t="0" r="0" b="0"/>
+            <wp:docPr id="690639100" name="Picture 1"/>
+            <wp:cNvGraphicFramePr>
+              <a:graphicFrameLocks xmlns:a="http://schemas.openxmlformats.org/drawingml/2006/main" noChangeAspect="1"/>
+            </wp:cNvGraphicFramePr>
+            <a:graphic xmlns:a="http://schemas.openxmlformats.org/drawingml/2006/main">
+              <a:graphicData uri="http://schemas.openxmlformats.org/drawingml/2006/picture">
+                <pic:pic xmlns:pic="http://schemas.openxmlformats.org/drawingml/2006/picture">
+                  <pic:nvPicPr>
+                    <pic:cNvPr id="690639100" name=""/>
+                    <pic:cNvPicPr/>
+                  </pic:nvPicPr>
+                  <pic:blipFill>
+                    <a:blip r:embed="rId139"/>
+                    <a:stretch>
+                      <a:fillRect/>
+                    </a:stretch>
+                  </pic:blipFill>
+                  <pic:spPr>
+                    <a:xfrm>
+                      <a:off x="0" y="0"/>
+                      <a:ext cx="5943600" cy="1144270"/>
+                    </a:xfrm>
+                    <a:prstGeom prst="rect">
+                      <a:avLst/>
+                    </a:prstGeom>
+                  </pic:spPr>
+                </pic:pic>
+              </a:graphicData>
+            </a:graphic>
+          </wp:inline>
+        </w:drawing>
+      </w:r>
+    </w:p>
+    <w:p>
+      <w:pPr>
+        <w:tabs>
+          <w:tab w:val="left" w:pos="5796"/>
+        </w:tabs>
+        <w:spacing w:line="276" w:lineRule="auto"/>
+        <w:rPr>
+          <w:rFonts w:eastAsiaTheme="minorHAnsi"/>
+          <w:b/>
+          <w:bCs/>
+          <w:sz w:val="32"/>
+          <w:szCs w:val="32"/>
+        </w:rPr>
+      </w:pPr>
+      <w:r>
+        <w:rPr>
+          <w:rFonts w:eastAsiaTheme="minorHAnsi"/>
+          <w:b/>
+          <w:bCs/>
+          <w:sz w:val="32"/>
+          <w:szCs w:val="32"/>
+        </w:rPr>
+        <w:t>Rotations in AVL Tree:</w:t>
+      </w:r>
+    </w:p>
+    <w:p>
+      <w:pPr>
+        <w:tabs>
+          <w:tab w:val="left" w:pos="5796"/>
+        </w:tabs>
+        <w:spacing w:line="276" w:lineRule="auto"/>
+        <w:rPr>
+          <w:rFonts w:eastAsiaTheme="minorHAnsi"/>
+          <w:sz w:val="32"/>
+          <w:szCs w:val="32"/>
+        </w:rPr>
+      </w:pPr>
+      <w:r>
+        <w:rPr>
+          <w:rFonts w:eastAsiaTheme="minorHAnsi"/>
+          <w:sz w:val="32"/>
+          <w:szCs w:val="32"/>
+        </w:rPr>
+        <w:t>When balance is violated, AVL uses one of these to fix:</w:t>
+      </w:r>
+    </w:p>
+    <w:p>
+      <w:pPr>
+        <w:numPr>
+          <w:ilvl w:val="0"/>
+          <w:numId w:val="48"/>
+        </w:numPr>
+        <w:rPr>
+          <w:sz w:val="32"/>
+          <w:szCs w:val="32"/>
+        </w:rPr>
+      </w:pPr>
+      <w:r>
+        <w:rPr>
+          <w:sz w:val="32"/>
+          <w:szCs w:val="32"/>
+        </w:rPr>
+        <w:t>Right Rotation (LL case)</w:t>
+      </w:r>
+    </w:p>
+    <w:p>
+      <w:pPr>
+        <w:numPr>
+          <w:ilvl w:val="0"/>
+          <w:numId w:val="48"/>
+        </w:numPr>
+        <w:rPr>
+          <w:sz w:val="32"/>
+          <w:szCs w:val="32"/>
+        </w:rPr>
+      </w:pPr>
+      <w:r>
+        <w:rPr>
+          <w:sz w:val="32"/>
+          <w:szCs w:val="32"/>
+        </w:rPr>
+        <w:t>Left Rotation (RR case)</w:t>
+      </w:r>
+    </w:p>
+    <w:p>
+      <w:pPr>
+        <w:numPr>
+          <w:ilvl w:val="0"/>
+          <w:numId w:val="48"/>
+        </w:numPr>
+        <w:rPr>
+          <w:sz w:val="32"/>
+          <w:szCs w:val="32"/>
+        </w:rPr>
+      </w:pPr>
+      <w:r>
+        <w:rPr>
+          <w:sz w:val="32"/>
+          <w:szCs w:val="32"/>
+        </w:rPr>
+        <w:t>Left-Right Rotation (LR case)</w:t>
+      </w:r>
+    </w:p>
+    <w:p>
+      <w:pPr>
+        <w:numPr>
+          <w:ilvl w:val="0"/>
+          <w:numId w:val="48"/>
+        </w:numPr>
+        <w:rPr>
+          <w:sz w:val="32"/>
+          <w:szCs w:val="32"/>
+        </w:rPr>
+      </w:pPr>
+      <w:r>
+        <w:rPr>
+          <w:sz w:val="32"/>
+          <w:szCs w:val="32"/>
+        </w:rPr>
+        <w:t>Right-Left Rotation (RL case)</w:t>
+      </w:r>
+    </w:p>
+    <w:p>
+      <w:pPr>
+        <w:tabs>
+          <w:tab w:val="left" w:pos="5436"/>
+        </w:tabs>
+        <w:spacing w:line="276" w:lineRule="auto"/>
+        <w:rPr>
+          <w:rFonts w:eastAsiaTheme="minorHAnsi"/>
+          <w:sz w:val="32"/>
+          <w:szCs w:val="32"/>
+        </w:rPr>
+      </w:pPr>
+      <w:r>
+        <w:rPr>
+          <w:noProof/>
+        </w:rPr>
+        <w:drawing>
+          <wp:anchor distT="0" distB="0" distL="114300" distR="114300" simplePos="0" relativeHeight="251657728" behindDoc="0" locked="0" layoutInCell="1" allowOverlap="1" wp14:anchorId="170EC96A" wp14:editId="100F48C0">
+            <wp:simplePos x="0" y="0"/>
+            <wp:positionH relativeFrom="column">
+              <wp:posOffset>502920</wp:posOffset>
+            </wp:positionH>
+            <wp:positionV relativeFrom="paragraph">
+              <wp:posOffset>134620</wp:posOffset>
+            </wp:positionV>
+            <wp:extent cx="3893820" cy="3924300"/>
+            <wp:effectExtent l="0" t="0" r="0" b="0"/>
+            <wp:wrapSquare wrapText="bothSides"/>
+            <wp:docPr id="2096686299" name="Picture 3"/>
+            <wp:cNvGraphicFramePr>
+              <a:graphicFrameLocks xmlns:a="http://schemas.openxmlformats.org/drawingml/2006/main" noChangeAspect="1"/>
+            </wp:cNvGraphicFramePr>
+            <a:graphic xmlns:a="http://schemas.openxmlformats.org/drawingml/2006/main">
+              <a:graphicData uri="http://schemas.openxmlformats.org/drawingml/2006/picture">
+                <pic:pic xmlns:pic="http://schemas.openxmlformats.org/drawingml/2006/picture">
+                  <pic:nvPicPr>
+                    <pic:cNvPr id="0" name="Picture 5"/>
+                    <pic:cNvPicPr>
+                      <a:picLocks noChangeAspect="1" noChangeArrowheads="1"/>
+                    </pic:cNvPicPr>
+                  </pic:nvPicPr>
+                  <pic:blipFill>
+                    <a:blip r:embed="rId140" cstate="print">
+                      <a:extLst>
+                        <a:ext uri="{28A0092B-C50C-407E-A947-70E740481C1C}">
+                          <a14:useLocalDpi xmlns:a14="http://schemas.microsoft.com/office/drawing/2010/main" val="0"/>
+                        </a:ext>
+                      </a:extLst>
+                    </a:blip>
+                    <a:srcRect/>
+                    <a:stretch>
+                      <a:fillRect/>
+                    </a:stretch>
+                  </pic:blipFill>
+                  <pic:spPr bwMode="auto">
+                    <a:xfrm>
+                      <a:off x="0" y="0"/>
+                      <a:ext cx="3893820" cy="3924300"/>
+                    </a:xfrm>
+                    <a:prstGeom prst="rect">
+                      <a:avLst/>
+                    </a:prstGeom>
+                    <a:noFill/>
+                    <a:ln>
+                      <a:noFill/>
+                    </a:ln>
+                  </pic:spPr>
+                </pic:pic>
+              </a:graphicData>
+            </a:graphic>
+            <wp14:sizeRelH relativeFrom="margin">
+              <wp14:pctWidth>0</wp14:pctWidth>
+            </wp14:sizeRelH>
+            <wp14:sizeRelV relativeFrom="margin">
+              <wp14:pctHeight>0</wp14:pctHeight>
+            </wp14:sizeRelV>
+          </wp:anchor>
+        </w:drawing>
+      </w:r>
+    </w:p>
+    <w:p>
+      <w:pPr>
+        <w:tabs>
+          <w:tab w:val="left" w:pos="5436"/>
+        </w:tabs>
+        <w:spacing w:line="276" w:lineRule="auto"/>
+        <w:rPr>
+          <w:rFonts w:eastAsiaTheme="minorHAnsi"/>
+          <w:sz w:val="32"/>
+          <w:szCs w:val="32"/>
+        </w:rPr>
+      </w:pPr>
+    </w:p>
+    <w:p>
+      <w:pPr>
+        <w:rPr>
+          <w:rFonts w:eastAsiaTheme="minorHAnsi"/>
+          <w:sz w:val="32"/>
+          <w:szCs w:val="32"/>
+        </w:rPr>
+      </w:pPr>
+    </w:p>
+    <w:p>
+      <w:pPr>
+        <w:rPr>
+          <w:rFonts w:eastAsiaTheme="minorHAnsi"/>
+          <w:sz w:val="32"/>
+          <w:szCs w:val="32"/>
+        </w:rPr>
+      </w:pPr>
+    </w:p>
+    <w:p>
+      <w:pPr>
+        <w:rPr>
+          <w:rFonts w:eastAsiaTheme="minorHAnsi"/>
+          <w:sz w:val="32"/>
+          <w:szCs w:val="32"/>
+        </w:rPr>
+      </w:pPr>
+    </w:p>
+    <w:p>
+      <w:pPr>
+        <w:rPr>
+          <w:rFonts w:eastAsiaTheme="minorHAnsi"/>
+          <w:sz w:val="32"/>
+          <w:szCs w:val="32"/>
+        </w:rPr>
+      </w:pPr>
+    </w:p>
+    <w:p>
+      <w:pPr>
+        <w:rPr>
+          <w:rFonts w:eastAsiaTheme="minorHAnsi"/>
+          <w:sz w:val="32"/>
+          <w:szCs w:val="32"/>
+        </w:rPr>
+      </w:pPr>
+    </w:p>
+    <w:p>
+      <w:pPr>
+        <w:rPr>
+          <w:rFonts w:eastAsiaTheme="minorHAnsi"/>
+          <w:sz w:val="32"/>
+          <w:szCs w:val="32"/>
+        </w:rPr>
+      </w:pPr>
+    </w:p>
+    <w:p>
+      <w:pPr>
+        <w:rPr>
+          <w:rFonts w:eastAsiaTheme="minorHAnsi"/>
+          <w:sz w:val="32"/>
+          <w:szCs w:val="32"/>
+        </w:rPr>
+      </w:pPr>
+    </w:p>
+    <w:p>
+      <w:pPr>
+        <w:rPr>
+          <w:rFonts w:eastAsiaTheme="minorHAnsi"/>
+          <w:sz w:val="32"/>
+          <w:szCs w:val="32"/>
+        </w:rPr>
+      </w:pPr>
+    </w:p>
+    <w:p>
+      <w:pPr>
+        <w:rPr>
+          <w:rFonts w:eastAsiaTheme="minorHAnsi"/>
+          <w:sz w:val="32"/>
+          <w:szCs w:val="32"/>
+        </w:rPr>
+      </w:pPr>
+    </w:p>
+    <w:p>
+      <w:pPr>
+        <w:rPr>
+          <w:rFonts w:eastAsiaTheme="minorHAnsi"/>
+          <w:sz w:val="32"/>
+          <w:szCs w:val="32"/>
+        </w:rPr>
+      </w:pPr>
+    </w:p>
+    <w:p>
+      <w:pPr>
+        <w:rPr>
+          <w:rFonts w:eastAsiaTheme="minorHAnsi"/>
+          <w:sz w:val="32"/>
+          <w:szCs w:val="32"/>
+        </w:rPr>
+      </w:pPr>
+    </w:p>
+    <w:p>
+      <w:pPr>
+        <w:rPr>
+          <w:rFonts w:eastAsiaTheme="minorHAnsi"/>
+          <w:sz w:val="32"/>
+          <w:szCs w:val="32"/>
+        </w:rPr>
+      </w:pPr>
+    </w:p>
+    <w:p>
+      <w:pPr>
+        <w:rPr>
+          <w:rFonts w:eastAsiaTheme="minorHAnsi"/>
+          <w:sz w:val="32"/>
+          <w:szCs w:val="32"/>
+        </w:rPr>
+      </w:pPr>
+    </w:p>
+    <w:p>
+      <w:pPr>
+        <w:rPr>
+          <w:rFonts w:eastAsiaTheme="minorHAnsi"/>
+          <w:sz w:val="32"/>
+          <w:szCs w:val="32"/>
+        </w:rPr>
+      </w:pPr>
+    </w:p>
+    <w:p>
+      <w:pPr>
+        <w:rPr>
+          <w:rFonts w:eastAsiaTheme="minorHAnsi"/>
+          <w:sz w:val="32"/>
+          <w:szCs w:val="32"/>
+        </w:rPr>
+      </w:pPr>
+    </w:p>
+    <w:p>
+      <w:pPr>
+        <w:rPr>
+          <w:rFonts w:eastAsiaTheme="minorHAnsi"/>
+          <w:sz w:val="32"/>
+          <w:szCs w:val="32"/>
+        </w:rPr>
+      </w:pPr>
+      <w:r>
+        <w:rPr>
+          <w:noProof/>
+        </w:rPr>
+        <w:lastRenderedPageBreak/>
+        <w:drawing>
+          <wp:inline distT="0" distB="0" distL="0" distR="0" wp14:anchorId="7CA99F3E" wp14:editId="4BD816CA">
+            <wp:extent cx="5943600" cy="4323715"/>
+            <wp:effectExtent l="0" t="0" r="0" b="0"/>
+            <wp:docPr id="968542259" name="Picture 4"/>
+            <wp:cNvGraphicFramePr>
+              <a:graphicFrameLocks xmlns:a="http://schemas.openxmlformats.org/drawingml/2006/main" noChangeAspect="1"/>
+            </wp:cNvGraphicFramePr>
+            <a:graphic xmlns:a="http://schemas.openxmlformats.org/drawingml/2006/main">
+              <a:graphicData uri="http://schemas.openxmlformats.org/drawingml/2006/picture">
+                <pic:pic xmlns:pic="http://schemas.openxmlformats.org/drawingml/2006/picture">
+                  <pic:nvPicPr>
+                    <pic:cNvPr id="0" name="Picture 7"/>
+                    <pic:cNvPicPr>
+                      <a:picLocks noChangeAspect="1" noChangeArrowheads="1"/>
+                    </pic:cNvPicPr>
+                  </pic:nvPicPr>
+                  <pic:blipFill>
+                    <a:blip r:embed="rId141" cstate="print">
+                      <a:extLst>
+                        <a:ext uri="{28A0092B-C50C-407E-A947-70E740481C1C}">
+                          <a14:useLocalDpi xmlns:a14="http://schemas.microsoft.com/office/drawing/2010/main" val="0"/>
+                        </a:ext>
+                      </a:extLst>
+                    </a:blip>
+                    <a:srcRect/>
+                    <a:stretch>
+                      <a:fillRect/>
+                    </a:stretch>
+                  </pic:blipFill>
+                  <pic:spPr bwMode="auto">
+                    <a:xfrm>
+                      <a:off x="0" y="0"/>
+                      <a:ext cx="5943600" cy="4323715"/>
+                    </a:xfrm>
+                    <a:prstGeom prst="rect">
+                      <a:avLst/>
+                    </a:prstGeom>
+                    <a:noFill/>
+                    <a:ln>
+                      <a:noFill/>
+                    </a:ln>
+                  </pic:spPr>
+                </pic:pic>
+              </a:graphicData>
+            </a:graphic>
+          </wp:inline>
+        </w:drawing>
+      </w:r>
+    </w:p>
+    <w:p>
+      <w:pPr>
+        <w:rPr>
+          <w:rFonts w:eastAsiaTheme="minorHAnsi"/>
+          <w:sz w:val="32"/>
+          <w:szCs w:val="32"/>
+        </w:rPr>
+      </w:pPr>
+    </w:p>
+    <w:p>
+      <w:pPr>
+        <w:rPr>
+          <w:rFonts w:eastAsiaTheme="minorHAnsi"/>
+          <w:b/>
+          <w:bCs/>
+          <w:sz w:val="32"/>
+          <w:szCs w:val="32"/>
+        </w:rPr>
+      </w:pPr>
+    </w:p>
+    <w:p>
+      <w:pPr>
+        <w:rPr>
+          <w:rFonts w:eastAsiaTheme="minorHAnsi"/>
+          <w:b/>
+          <w:bCs/>
+          <w:sz w:val="32"/>
+          <w:szCs w:val="32"/>
+        </w:rPr>
+      </w:pPr>
+    </w:p>
+    <w:p>
+      <w:pPr>
+        <w:rPr>
+          <w:rFonts w:eastAsiaTheme="minorHAnsi"/>
+          <w:b/>
+          <w:bCs/>
+          <w:sz w:val="32"/>
+          <w:szCs w:val="32"/>
+        </w:rPr>
+      </w:pPr>
+    </w:p>
+    <w:p>
+      <w:pPr>
+        <w:rPr>
+          <w:rFonts w:eastAsiaTheme="minorHAnsi"/>
+          <w:b/>
+          <w:bCs/>
+          <w:sz w:val="32"/>
+          <w:szCs w:val="32"/>
+        </w:rPr>
+      </w:pPr>
+    </w:p>
+    <w:p>
+      <w:pPr>
+        <w:rPr>
+          <w:rFonts w:eastAsiaTheme="minorHAnsi"/>
+          <w:b/>
+          <w:bCs/>
+          <w:sz w:val="32"/>
+          <w:szCs w:val="32"/>
+        </w:rPr>
+      </w:pPr>
+    </w:p>
+    <w:p>
+      <w:pPr>
+        <w:rPr>
+          <w:rFonts w:eastAsiaTheme="minorHAnsi"/>
+          <w:b/>
+          <w:bCs/>
+          <w:sz w:val="32"/>
+          <w:szCs w:val="32"/>
+        </w:rPr>
+      </w:pPr>
+    </w:p>
+    <w:p>
+      <w:pPr>
+        <w:rPr>
+          <w:rFonts w:eastAsiaTheme="minorHAnsi"/>
+          <w:b/>
+          <w:bCs/>
+          <w:sz w:val="32"/>
+          <w:szCs w:val="32"/>
+        </w:rPr>
+      </w:pPr>
+    </w:p>
+    <w:p>
+      <w:pPr>
+        <w:rPr>
+          <w:rFonts w:eastAsiaTheme="minorHAnsi"/>
+          <w:b/>
+          <w:bCs/>
+          <w:sz w:val="32"/>
+          <w:szCs w:val="32"/>
+        </w:rPr>
+      </w:pPr>
+    </w:p>
+    <w:p>
+      <w:pPr>
+        <w:rPr>
+          <w:rFonts w:eastAsiaTheme="minorHAnsi"/>
+          <w:b/>
+          <w:bCs/>
+          <w:sz w:val="32"/>
+          <w:szCs w:val="32"/>
+        </w:rPr>
+      </w:pPr>
+    </w:p>
+    <w:p>
+      <w:pPr>
+        <w:rPr>
+          <w:rFonts w:eastAsiaTheme="minorHAnsi"/>
+          <w:b/>
+          <w:bCs/>
+          <w:sz w:val="32"/>
+          <w:szCs w:val="32"/>
+        </w:rPr>
+      </w:pPr>
+    </w:p>
+    <w:p>
+      <w:pPr>
+        <w:rPr>
+          <w:rFonts w:eastAsiaTheme="minorHAnsi"/>
+          <w:b/>
+          <w:bCs/>
+          <w:sz w:val="32"/>
+          <w:szCs w:val="32"/>
+        </w:rPr>
+      </w:pPr>
+    </w:p>
+    <w:p>
+      <w:pPr>
+        <w:rPr>
+          <w:rFonts w:eastAsiaTheme="minorHAnsi"/>
+          <w:b/>
+          <w:bCs/>
+          <w:sz w:val="32"/>
+          <w:szCs w:val="32"/>
+        </w:rPr>
+      </w:pPr>
+    </w:p>
+    <w:p>
+      <w:pPr>
+        <w:rPr>
+          <w:rFonts w:eastAsiaTheme="minorHAnsi"/>
+          <w:b/>
+          <w:bCs/>
+          <w:sz w:val="32"/>
+          <w:szCs w:val="32"/>
+        </w:rPr>
+      </w:pPr>
+    </w:p>
+    <w:p>
+      <w:pPr>
+        <w:rPr>
+          <w:rFonts w:eastAsiaTheme="minorHAnsi"/>
+          <w:b/>
+          <w:bCs/>
+          <w:sz w:val="32"/>
+          <w:szCs w:val="32"/>
+        </w:rPr>
+      </w:pPr>
+    </w:p>
+    <w:p>
+      <w:pPr>
+        <w:rPr>
+          <w:rFonts w:eastAsiaTheme="minorHAnsi"/>
+          <w:b/>
+          <w:bCs/>
+          <w:sz w:val="32"/>
+          <w:szCs w:val="32"/>
+        </w:rPr>
+      </w:pPr>
+    </w:p>
+    <w:p>
+      <w:pPr>
+        <w:rPr>
+          <w:rFonts w:eastAsiaTheme="minorHAnsi"/>
+          <w:b/>
+          <w:bCs/>
+          <w:sz w:val="32"/>
+          <w:szCs w:val="32"/>
+        </w:rPr>
+      </w:pPr>
+      <w:r>
+        <w:rPr>
+          <w:rFonts w:eastAsiaTheme="minorHAnsi"/>
+          <w:b/>
+          <w:bCs/>
+          <w:sz w:val="32"/>
+          <w:szCs w:val="32"/>
+        </w:rPr>
+        <w:lastRenderedPageBreak/>
+        <w:t>Example of AVL</w:t>
+      </w:r>
+    </w:p>
+    <w:p>
+      <w:pPr>
+        <w:rPr>
+          <w:rFonts w:eastAsiaTheme="minorHAnsi"/>
+          <w:b/>
+          <w:bCs/>
+          <w:sz w:val="32"/>
+          <w:szCs w:val="32"/>
+        </w:rPr>
+      </w:pPr>
+      <w:r>
+        <w:rPr>
+          <w:noProof/>
+        </w:rPr>
+        <w:drawing>
+          <wp:anchor distT="0" distB="0" distL="114300" distR="114300" simplePos="0" relativeHeight="251658752" behindDoc="0" locked="0" layoutInCell="1" allowOverlap="1" wp14:anchorId="43466FF6" wp14:editId="3CF3835D">
+            <wp:simplePos x="0" y="0"/>
+            <wp:positionH relativeFrom="column">
+              <wp:posOffset>1013460</wp:posOffset>
+            </wp:positionH>
+            <wp:positionV relativeFrom="paragraph">
+              <wp:posOffset>132080</wp:posOffset>
+            </wp:positionV>
+            <wp:extent cx="3390900" cy="4999355"/>
+            <wp:effectExtent l="0" t="0" r="0" b="0"/>
+            <wp:wrapSquare wrapText="bothSides"/>
+            <wp:docPr id="711438387" name="Picture 5"/>
+            <wp:cNvGraphicFramePr>
+              <a:graphicFrameLocks xmlns:a="http://schemas.openxmlformats.org/drawingml/2006/main" noChangeAspect="1"/>
+            </wp:cNvGraphicFramePr>
+            <a:graphic xmlns:a="http://schemas.openxmlformats.org/drawingml/2006/main">
+              <a:graphicData uri="http://schemas.openxmlformats.org/drawingml/2006/picture">
+                <pic:pic xmlns:pic="http://schemas.openxmlformats.org/drawingml/2006/picture">
+                  <pic:nvPicPr>
+                    <pic:cNvPr id="0" name="Picture 9"/>
+                    <pic:cNvPicPr>
+                      <a:picLocks noChangeAspect="1" noChangeArrowheads="1"/>
+                    </pic:cNvPicPr>
+                  </pic:nvPicPr>
+                  <pic:blipFill>
+                    <a:blip r:embed="rId142" cstate="print">
+                      <a:extLst>
+                        <a:ext uri="{28A0092B-C50C-407E-A947-70E740481C1C}">
+                          <a14:useLocalDpi xmlns:a14="http://schemas.microsoft.com/office/drawing/2010/main" val="0"/>
+                        </a:ext>
+                      </a:extLst>
+                    </a:blip>
+                    <a:srcRect/>
+                    <a:stretch>
+                      <a:fillRect/>
+                    </a:stretch>
+                  </pic:blipFill>
+                  <pic:spPr bwMode="auto">
+                    <a:xfrm>
+                      <a:off x="0" y="0"/>
+                      <a:ext cx="3390900" cy="4999355"/>
+                    </a:xfrm>
+                    <a:prstGeom prst="rect">
+                      <a:avLst/>
+                    </a:prstGeom>
+                    <a:noFill/>
+                    <a:ln>
+                      <a:noFill/>
+                    </a:ln>
+                  </pic:spPr>
+                </pic:pic>
+              </a:graphicData>
+            </a:graphic>
+            <wp14:sizeRelH relativeFrom="margin">
+              <wp14:pctWidth>0</wp14:pctWidth>
+            </wp14:sizeRelH>
+            <wp14:sizeRelV relativeFrom="margin">
+              <wp14:pctHeight>0</wp14:pctHeight>
+            </wp14:sizeRelV>
+          </wp:anchor>
+        </w:drawing>
+      </w:r>
+    </w:p>
+    <w:p>
+      <w:pPr>
+        <w:rPr>
+          <w:rFonts w:eastAsiaTheme="minorHAnsi"/>
+          <w:sz w:val="32"/>
+          <w:szCs w:val="32"/>
+        </w:rPr>
+      </w:pPr>
+    </w:p>
+    <w:p>
+      <w:pPr>
+        <w:rPr>
+          <w:rFonts w:eastAsiaTheme="minorHAnsi"/>
+          <w:sz w:val="32"/>
+          <w:szCs w:val="32"/>
+        </w:rPr>
+      </w:pPr>
+    </w:p>
+    <w:p>
+      <w:pPr>
+        <w:rPr>
+          <w:rFonts w:eastAsiaTheme="minorHAnsi"/>
+          <w:sz w:val="32"/>
+          <w:szCs w:val="32"/>
+        </w:rPr>
+      </w:pPr>
+    </w:p>
+    <w:p>
+      <w:pPr>
+        <w:rPr>
+          <w:rFonts w:eastAsiaTheme="minorHAnsi"/>
+          <w:sz w:val="32"/>
+          <w:szCs w:val="32"/>
+        </w:rPr>
+      </w:pPr>
+    </w:p>
+    <w:p>
+      <w:pPr>
+        <w:rPr>
+          <w:rFonts w:eastAsiaTheme="minorHAnsi"/>
+          <w:sz w:val="32"/>
+          <w:szCs w:val="32"/>
+        </w:rPr>
+      </w:pPr>
+    </w:p>
+    <w:p>
+      <w:pPr>
+        <w:rPr>
+          <w:rFonts w:eastAsiaTheme="minorHAnsi"/>
+          <w:sz w:val="32"/>
+          <w:szCs w:val="32"/>
+        </w:rPr>
+      </w:pPr>
+    </w:p>
+    <w:p>
+      <w:pPr>
+        <w:rPr>
+          <w:rFonts w:eastAsiaTheme="minorHAnsi"/>
+          <w:sz w:val="32"/>
+          <w:szCs w:val="32"/>
+        </w:rPr>
+      </w:pPr>
+    </w:p>
+    <w:p>
+      <w:pPr>
+        <w:rPr>
+          <w:rFonts w:eastAsiaTheme="minorHAnsi"/>
+          <w:sz w:val="32"/>
+          <w:szCs w:val="32"/>
+        </w:rPr>
+      </w:pPr>
+    </w:p>
+    <w:p>
+      <w:pPr>
+        <w:rPr>
+          <w:rFonts w:eastAsiaTheme="minorHAnsi"/>
+          <w:sz w:val="32"/>
+          <w:szCs w:val="32"/>
+        </w:rPr>
+      </w:pPr>
+    </w:p>
+    <w:p>
+      <w:pPr>
+        <w:rPr>
+          <w:rFonts w:eastAsiaTheme="minorHAnsi"/>
+          <w:sz w:val="32"/>
+          <w:szCs w:val="32"/>
+        </w:rPr>
+      </w:pPr>
+    </w:p>
+    <w:p>
+      <w:pPr>
+        <w:rPr>
+          <w:rFonts w:eastAsiaTheme="minorHAnsi"/>
+          <w:sz w:val="32"/>
+          <w:szCs w:val="32"/>
+        </w:rPr>
+      </w:pPr>
+    </w:p>
+    <w:p>
+      <w:pPr>
+        <w:rPr>
+          <w:rFonts w:eastAsiaTheme="minorHAnsi"/>
+          <w:sz w:val="32"/>
+          <w:szCs w:val="32"/>
+        </w:rPr>
+      </w:pPr>
+    </w:p>
+    <w:p>
+      <w:pPr>
+        <w:rPr>
+          <w:rFonts w:eastAsiaTheme="minorHAnsi"/>
+          <w:sz w:val="32"/>
+          <w:szCs w:val="32"/>
+        </w:rPr>
+      </w:pPr>
+    </w:p>
+    <w:p>
+      <w:pPr>
+        <w:rPr>
+          <w:rFonts w:eastAsiaTheme="minorHAnsi"/>
+          <w:sz w:val="32"/>
+          <w:szCs w:val="32"/>
+        </w:rPr>
+      </w:pPr>
+    </w:p>
+    <w:p>
+      <w:pPr>
+        <w:rPr>
+          <w:rFonts w:eastAsiaTheme="minorHAnsi"/>
+          <w:sz w:val="32"/>
+          <w:szCs w:val="32"/>
+        </w:rPr>
+      </w:pPr>
+    </w:p>
+    <w:p>
+      <w:pPr>
+        <w:rPr>
+          <w:rFonts w:eastAsiaTheme="minorHAnsi"/>
+          <w:sz w:val="32"/>
+          <w:szCs w:val="32"/>
+        </w:rPr>
+      </w:pPr>
+    </w:p>
+    <w:p>
+      <w:pPr>
+        <w:rPr>
+          <w:rFonts w:eastAsiaTheme="minorHAnsi"/>
+          <w:sz w:val="32"/>
+          <w:szCs w:val="32"/>
+        </w:rPr>
+      </w:pPr>
+    </w:p>
+    <w:p>
+      <w:pPr>
+        <w:rPr>
+          <w:rFonts w:eastAsiaTheme="minorHAnsi"/>
+          <w:sz w:val="32"/>
+          <w:szCs w:val="32"/>
+        </w:rPr>
+      </w:pPr>
+    </w:p>
+    <w:p>
+      <w:pPr>
+        <w:rPr>
+          <w:rFonts w:eastAsiaTheme="minorHAnsi"/>
+          <w:sz w:val="32"/>
+          <w:szCs w:val="32"/>
+        </w:rPr>
+      </w:pPr>
+    </w:p>
+    <w:p>
+      <w:pPr>
+        <w:rPr>
+          <w:rFonts w:eastAsiaTheme="minorHAnsi"/>
+          <w:b/>
+          <w:bCs/>
+          <w:sz w:val="32"/>
+          <w:szCs w:val="32"/>
+        </w:rPr>
+      </w:pPr>
+    </w:p>
+    <w:p>
+      <w:pPr>
+        <w:rPr>
+          <w:rFonts w:eastAsiaTheme="minorHAnsi"/>
+          <w:b/>
+          <w:bCs/>
+          <w:sz w:val="32"/>
+          <w:szCs w:val="32"/>
+        </w:rPr>
+      </w:pPr>
+      <w:r>
+        <w:rPr>
+          <w:noProof/>
+        </w:rPr>
+        <w:drawing>
+          <wp:anchor distT="0" distB="0" distL="114300" distR="114300" simplePos="0" relativeHeight="251664896" behindDoc="0" locked="0" layoutInCell="1" allowOverlap="1" wp14:anchorId="350E4D5E" wp14:editId="65036079">
+            <wp:simplePos x="0" y="0"/>
+            <wp:positionH relativeFrom="column">
+              <wp:posOffset>266700</wp:posOffset>
+            </wp:positionH>
+            <wp:positionV relativeFrom="paragraph">
+              <wp:posOffset>224155</wp:posOffset>
+            </wp:positionV>
+            <wp:extent cx="4961890" cy="2598420"/>
+            <wp:effectExtent l="0" t="0" r="0" b="0"/>
+            <wp:wrapSquare wrapText="bothSides"/>
+            <wp:docPr id="1739615167" name="Picture 6"/>
+            <wp:cNvGraphicFramePr>
+              <a:graphicFrameLocks xmlns:a="http://schemas.openxmlformats.org/drawingml/2006/main" noChangeAspect="1"/>
+            </wp:cNvGraphicFramePr>
+            <a:graphic xmlns:a="http://schemas.openxmlformats.org/drawingml/2006/main">
+              <a:graphicData uri="http://schemas.openxmlformats.org/drawingml/2006/picture">
+                <pic:pic xmlns:pic="http://schemas.openxmlformats.org/drawingml/2006/picture">
+                  <pic:nvPicPr>
+                    <pic:cNvPr id="0" name="Picture 11"/>
+                    <pic:cNvPicPr>
+                      <a:picLocks noChangeAspect="1" noChangeArrowheads="1"/>
+                    </pic:cNvPicPr>
+                  </pic:nvPicPr>
+                  <pic:blipFill>
+                    <a:blip r:embed="rId143" cstate="print">
+                      <a:extLst>
+                        <a:ext uri="{28A0092B-C50C-407E-A947-70E740481C1C}">
+                          <a14:useLocalDpi xmlns:a14="http://schemas.microsoft.com/office/drawing/2010/main" val="0"/>
+                        </a:ext>
+                      </a:extLst>
+                    </a:blip>
+                    <a:srcRect/>
+                    <a:stretch>
+                      <a:fillRect/>
+                    </a:stretch>
+                  </pic:blipFill>
+                  <pic:spPr bwMode="auto">
+                    <a:xfrm>
+                      <a:off x="0" y="0"/>
+                      <a:ext cx="4961890" cy="2598420"/>
+                    </a:xfrm>
+                    <a:prstGeom prst="rect">
+                      <a:avLst/>
+                    </a:prstGeom>
+                    <a:noFill/>
+                    <a:ln>
+                      <a:noFill/>
+                    </a:ln>
+                  </pic:spPr>
+                </pic:pic>
+              </a:graphicData>
+            </a:graphic>
+            <wp14:sizeRelH relativeFrom="margin">
+              <wp14:pctWidth>0</wp14:pctWidth>
+            </wp14:sizeRelH>
+            <wp14:sizeRelV relativeFrom="margin">
+              <wp14:pctHeight>0</wp14:pctHeight>
+            </wp14:sizeRelV>
+          </wp:anchor>
+        </w:drawing>
+      </w:r>
+    </w:p>
+    <w:p>
+      <w:pPr>
+        <w:tabs>
+          <w:tab w:val="left" w:pos="3768"/>
+        </w:tabs>
+        <w:rPr>
+          <w:rFonts w:eastAsiaTheme="minorHAnsi"/>
+          <w:sz w:val="32"/>
+          <w:szCs w:val="32"/>
+        </w:rPr>
+      </w:pPr>
+      <w:r>
+        <w:rPr>
+          <w:rFonts w:eastAsiaTheme="minorHAnsi"/>
+          <w:sz w:val="32"/>
+          <w:szCs w:val="32"/>
+        </w:rPr>
+        <w:tab/>
+      </w:r>
+    </w:p>
+    <w:p>
+      <w:pPr>
+        <w:rPr>
+          <w:rFonts w:eastAsiaTheme="minorHAnsi"/>
+          <w:sz w:val="32"/>
+          <w:szCs w:val="32"/>
+        </w:rPr>
+      </w:pPr>
+    </w:p>
+    <w:p>
+      <w:pPr>
+        <w:rPr>
+          <w:rFonts w:eastAsiaTheme="minorHAnsi"/>
+          <w:sz w:val="32"/>
+          <w:szCs w:val="32"/>
+        </w:rPr>
+      </w:pPr>
+    </w:p>
+    <w:p>
+      <w:pPr>
+        <w:rPr>
+          <w:rFonts w:eastAsiaTheme="minorHAnsi"/>
+          <w:sz w:val="32"/>
+          <w:szCs w:val="32"/>
+        </w:rPr>
+      </w:pPr>
+    </w:p>
+    <w:p>
+      <w:pPr>
+        <w:rPr>
+          <w:rFonts w:eastAsiaTheme="minorHAnsi"/>
+          <w:sz w:val="32"/>
+          <w:szCs w:val="32"/>
+        </w:rPr>
+      </w:pPr>
+    </w:p>
+    <w:p>
+      <w:pPr>
+        <w:rPr>
+          <w:rFonts w:eastAsiaTheme="minorHAnsi"/>
+          <w:sz w:val="32"/>
+          <w:szCs w:val="32"/>
+        </w:rPr>
+      </w:pPr>
+    </w:p>
+    <w:p>
+      <w:pPr>
+        <w:rPr>
+          <w:rFonts w:eastAsiaTheme="minorHAnsi"/>
+          <w:sz w:val="32"/>
+          <w:szCs w:val="32"/>
+        </w:rPr>
+      </w:pPr>
+    </w:p>
+    <w:p>
+      <w:pPr>
+        <w:rPr>
+          <w:rFonts w:eastAsiaTheme="minorHAnsi"/>
+          <w:sz w:val="32"/>
+          <w:szCs w:val="32"/>
+        </w:rPr>
+      </w:pPr>
+    </w:p>
+    <w:p>
+      <w:pPr>
+        <w:rPr>
+          <w:rFonts w:eastAsiaTheme="minorHAnsi"/>
+          <w:sz w:val="32"/>
+          <w:szCs w:val="32"/>
+        </w:rPr>
+      </w:pPr>
+    </w:p>
+    <w:p>
+      <w:pPr>
+        <w:rPr>
+          <w:rFonts w:eastAsiaTheme="minorHAnsi"/>
+          <w:sz w:val="32"/>
+          <w:szCs w:val="32"/>
+        </w:rPr>
+      </w:pPr>
+    </w:p>
+    <w:p>
+      <w:pPr>
+        <w:rPr>
+          <w:rFonts w:eastAsiaTheme="minorHAnsi"/>
+          <w:sz w:val="32"/>
+          <w:szCs w:val="32"/>
+        </w:rPr>
+      </w:pPr>
+    </w:p>
+    <w:p>
+      <w:pPr>
+        <w:rPr>
+          <w:rFonts w:eastAsiaTheme="minorHAnsi"/>
+          <w:b/>
+          <w:bCs/>
+          <w:sz w:val="32"/>
+          <w:szCs w:val="32"/>
+        </w:rPr>
+      </w:pPr>
+      <w:r>
+        <w:rPr>
+          <w:rFonts w:eastAsiaTheme="minorHAnsi"/>
+          <w:b/>
+          <w:bCs/>
+          <w:sz w:val="32"/>
+          <w:szCs w:val="32"/>
+        </w:rPr>
+        <w:lastRenderedPageBreak/>
+        <w:drawing>
+          <wp:anchor distT="0" distB="0" distL="114300" distR="114300" simplePos="0" relativeHeight="251666944" behindDoc="0" locked="0" layoutInCell="1" allowOverlap="1" wp14:anchorId="026130D1" wp14:editId="7EA4B6B7">
+            <wp:simplePos x="0" y="0"/>
+            <wp:positionH relativeFrom="column">
+              <wp:posOffset>0</wp:posOffset>
+            </wp:positionH>
+            <wp:positionV relativeFrom="paragraph">
+              <wp:posOffset>236220</wp:posOffset>
+            </wp:positionV>
+            <wp:extent cx="5402580" cy="3815715"/>
+            <wp:effectExtent l="0" t="0" r="0" b="0"/>
+            <wp:wrapSquare wrapText="bothSides"/>
+            <wp:docPr id="2090781740" name="Picture 1"/>
+            <wp:cNvGraphicFramePr>
+              <a:graphicFrameLocks xmlns:a="http://schemas.openxmlformats.org/drawingml/2006/main" noChangeAspect="1"/>
+            </wp:cNvGraphicFramePr>
+            <a:graphic xmlns:a="http://schemas.openxmlformats.org/drawingml/2006/main">
+              <a:graphicData uri="http://schemas.openxmlformats.org/drawingml/2006/picture">
+                <pic:pic xmlns:pic="http://schemas.openxmlformats.org/drawingml/2006/picture">
+                  <pic:nvPicPr>
+                    <pic:cNvPr id="2090781740" name=""/>
+                    <pic:cNvPicPr/>
+                  </pic:nvPicPr>
+                  <pic:blipFill>
+                    <a:blip r:embed="rId144">
+                      <a:extLst>
+                        <a:ext uri="{28A0092B-C50C-407E-A947-70E740481C1C}">
+                          <a14:useLocalDpi xmlns:a14="http://schemas.microsoft.com/office/drawing/2010/main" val="0"/>
+                        </a:ext>
+                      </a:extLst>
+                    </a:blip>
+                    <a:stretch>
+                      <a:fillRect/>
+                    </a:stretch>
+                  </pic:blipFill>
+                  <pic:spPr>
+                    <a:xfrm>
+                      <a:off x="0" y="0"/>
+                      <a:ext cx="5402580" cy="3815715"/>
+                    </a:xfrm>
+                    <a:prstGeom prst="rect">
+                      <a:avLst/>
+                    </a:prstGeom>
+                  </pic:spPr>
+                </pic:pic>
+              </a:graphicData>
+            </a:graphic>
+            <wp14:sizeRelH relativeFrom="margin">
+              <wp14:pctWidth>0</wp14:pctWidth>
+            </wp14:sizeRelH>
+            <wp14:sizeRelV relativeFrom="margin">
+              <wp14:pctHeight>0</wp14:pctHeight>
+            </wp14:sizeRelV>
+          </wp:anchor>
+        </w:drawing>
+      </w:r>
+      <w:r>
+        <w:rPr>
+          <w:rFonts w:eastAsiaTheme="minorHAnsi"/>
+          <w:b/>
+          <w:bCs/>
+          <w:sz w:val="32"/>
+          <w:szCs w:val="32"/>
+        </w:rPr>
+        <w:t>Why is the need of AVL?</w:t>
+      </w:r>
+    </w:p>
+    <w:p>
+      <w:pPr>
+        <w:rPr>
+          <w:rFonts w:eastAsiaTheme="minorHAnsi"/>
+          <w:b/>
+          <w:bCs/>
+          <w:sz w:val="32"/>
+          <w:szCs w:val="32"/>
+        </w:rPr>
+      </w:pPr>
+    </w:p>
+    <w:p>
+      <w:pPr>
+        <w:rPr>
+          <w:rFonts w:eastAsiaTheme="minorHAnsi"/>
+          <w:sz w:val="32"/>
+          <w:szCs w:val="32"/>
+        </w:rPr>
+      </w:pPr>
+    </w:p>
+    <w:p>
+      <w:pPr>
+        <w:rPr>
+          <w:rFonts w:eastAsiaTheme="minorHAnsi"/>
+          <w:sz w:val="32"/>
+          <w:szCs w:val="32"/>
+        </w:rPr>
+      </w:pPr>
+    </w:p>
+    <w:p>
+      <w:pPr>
+        <w:rPr>
+          <w:rFonts w:eastAsiaTheme="minorHAnsi"/>
+          <w:sz w:val="32"/>
+          <w:szCs w:val="32"/>
+        </w:rPr>
+      </w:pPr>
+    </w:p>
+    <w:p>
+      <w:pPr>
+        <w:rPr>
+          <w:rFonts w:eastAsiaTheme="minorHAnsi"/>
+          <w:sz w:val="32"/>
+          <w:szCs w:val="32"/>
+        </w:rPr>
+      </w:pPr>
+    </w:p>
+    <w:p>
+      <w:pPr>
+        <w:rPr>
+          <w:rFonts w:eastAsiaTheme="minorHAnsi"/>
+          <w:sz w:val="32"/>
+          <w:szCs w:val="32"/>
+        </w:rPr>
+      </w:pPr>
+    </w:p>
+    <w:p>
+      <w:pPr>
+        <w:rPr>
+          <w:rFonts w:eastAsiaTheme="minorHAnsi"/>
+          <w:sz w:val="32"/>
+          <w:szCs w:val="32"/>
+        </w:rPr>
+      </w:pPr>
+    </w:p>
+    <w:p>
+      <w:pPr>
+        <w:rPr>
+          <w:rFonts w:eastAsiaTheme="minorHAnsi"/>
+          <w:sz w:val="32"/>
+          <w:szCs w:val="32"/>
+        </w:rPr>
+      </w:pPr>
+    </w:p>
+    <w:p>
+      <w:pPr>
+        <w:rPr>
+          <w:rFonts w:eastAsiaTheme="minorHAnsi"/>
+          <w:sz w:val="32"/>
+          <w:szCs w:val="32"/>
+        </w:rPr>
+      </w:pPr>
+    </w:p>
+    <w:p>
+      <w:pPr>
+        <w:rPr>
+          <w:rFonts w:eastAsiaTheme="minorHAnsi"/>
+          <w:sz w:val="32"/>
+          <w:szCs w:val="32"/>
+        </w:rPr>
+      </w:pPr>
+    </w:p>
+    <w:p>
+      <w:pPr>
+        <w:rPr>
+          <w:rFonts w:eastAsiaTheme="minorHAnsi"/>
+          <w:sz w:val="32"/>
+          <w:szCs w:val="32"/>
+        </w:rPr>
+      </w:pPr>
+    </w:p>
+    <w:p>
+      <w:pPr>
+        <w:rPr>
+          <w:rFonts w:eastAsiaTheme="minorHAnsi"/>
+          <w:sz w:val="32"/>
+          <w:szCs w:val="32"/>
+        </w:rPr>
+      </w:pPr>
+    </w:p>
+    <w:p>
+      <w:pPr>
+        <w:rPr>
+          <w:rFonts w:eastAsiaTheme="minorHAnsi"/>
+          <w:sz w:val="32"/>
+          <w:szCs w:val="32"/>
+        </w:rPr>
+      </w:pPr>
+    </w:p>
+    <w:p>
+      <w:pPr>
+        <w:rPr>
+          <w:rFonts w:eastAsiaTheme="minorHAnsi"/>
+          <w:sz w:val="32"/>
+          <w:szCs w:val="32"/>
+        </w:rPr>
+      </w:pPr>
+    </w:p>
+    <w:p>
+      <w:pPr>
+        <w:rPr>
+          <w:rFonts w:eastAsiaTheme="minorHAnsi"/>
+          <w:sz w:val="32"/>
+          <w:szCs w:val="32"/>
+        </w:rPr>
+      </w:pPr>
+    </w:p>
+    <w:p>
+      <w:pPr>
+        <w:rPr>
+          <w:rFonts w:eastAsiaTheme="minorHAnsi"/>
+          <w:b/>
+          <w:bCs/>
+          <w:sz w:val="32"/>
+          <w:szCs w:val="32"/>
+        </w:rPr>
+      </w:pPr>
+    </w:p>
+    <w:p>
+      <w:pPr>
+        <w:rPr>
+          <w:rFonts w:eastAsiaTheme="minorHAnsi"/>
+          <w:b/>
+          <w:bCs/>
+          <w:sz w:val="32"/>
+          <w:szCs w:val="32"/>
+        </w:rPr>
+      </w:pPr>
+    </w:p>
+    <w:p>
+      <w:pPr>
+        <w:tabs>
+          <w:tab w:val="left" w:pos="5532"/>
+        </w:tabs>
+        <w:rPr>
+          <w:rFonts w:eastAsiaTheme="minorHAnsi"/>
+          <w:sz w:val="32"/>
+          <w:szCs w:val="32"/>
+        </w:rPr>
+      </w:pPr>
+      <w:r>
+        <w:rPr>
+          <w:rFonts w:eastAsiaTheme="minorHAnsi"/>
+          <w:sz w:val="32"/>
+          <w:szCs w:val="32"/>
+        </w:rPr>
+        <w:drawing>
+          <wp:anchor distT="0" distB="0" distL="114300" distR="114300" simplePos="0" relativeHeight="251670016" behindDoc="0" locked="0" layoutInCell="1" allowOverlap="1" wp14:anchorId="2670BF40" wp14:editId="612CCB57">
+            <wp:simplePos x="0" y="0"/>
+            <wp:positionH relativeFrom="column">
+              <wp:posOffset>121920</wp:posOffset>
+            </wp:positionH>
+            <wp:positionV relativeFrom="paragraph">
+              <wp:posOffset>1052195</wp:posOffset>
+            </wp:positionV>
+            <wp:extent cx="4792980" cy="2894330"/>
+            <wp:effectExtent l="0" t="0" r="0" b="0"/>
+            <wp:wrapSquare wrapText="bothSides"/>
+            <wp:docPr id="2004837792" name="Picture 1"/>
+            <wp:cNvGraphicFramePr>
+              <a:graphicFrameLocks xmlns:a="http://schemas.openxmlformats.org/drawingml/2006/main" noChangeAspect="1"/>
+            </wp:cNvGraphicFramePr>
+            <a:graphic xmlns:a="http://schemas.openxmlformats.org/drawingml/2006/main">
+              <a:graphicData uri="http://schemas.openxmlformats.org/drawingml/2006/picture">
+                <pic:pic xmlns:pic="http://schemas.openxmlformats.org/drawingml/2006/picture">
+                  <pic:nvPicPr>
+                    <pic:cNvPr id="2004837792" name=""/>
+                    <pic:cNvPicPr/>
+                  </pic:nvPicPr>
+                  <pic:blipFill>
+                    <a:blip r:embed="rId145">
+                      <a:extLst>
+                        <a:ext uri="{28A0092B-C50C-407E-A947-70E740481C1C}">
+                          <a14:useLocalDpi xmlns:a14="http://schemas.microsoft.com/office/drawing/2010/main" val="0"/>
+                        </a:ext>
+                      </a:extLst>
+                    </a:blip>
+                    <a:stretch>
+                      <a:fillRect/>
+                    </a:stretch>
+                  </pic:blipFill>
+                  <pic:spPr>
+                    <a:xfrm>
+                      <a:off x="0" y="0"/>
+                      <a:ext cx="4792980" cy="2894330"/>
+                    </a:xfrm>
+                    <a:prstGeom prst="rect">
+                      <a:avLst/>
+                    </a:prstGeom>
+                  </pic:spPr>
+                </pic:pic>
+              </a:graphicData>
+            </a:graphic>
+            <wp14:sizeRelH relativeFrom="margin">
+              <wp14:pctWidth>0</wp14:pctWidth>
+            </wp14:sizeRelH>
+            <wp14:sizeRelV relativeFrom="margin">
+              <wp14:pctHeight>0</wp14:pctHeight>
+            </wp14:sizeRelV>
+          </wp:anchor>
+        </w:drawing>
+      </w:r>
+      <w:r>
+        <w:rPr>
+          <w:rFonts w:eastAsiaTheme="minorHAnsi"/>
+          <w:sz w:val="32"/>
+          <w:szCs w:val="32"/>
+        </w:rPr>
+        <w:drawing>
+          <wp:anchor distT="0" distB="0" distL="114300" distR="114300" simplePos="0" relativeHeight="251710976" behindDoc="0" locked="0" layoutInCell="1" allowOverlap="1" wp14:anchorId="02D402CA" wp14:editId="42F0F126">
+            <wp:simplePos x="0" y="0"/>
+            <wp:positionH relativeFrom="column">
+              <wp:posOffset>0</wp:posOffset>
+            </wp:positionH>
+            <wp:positionV relativeFrom="paragraph">
+              <wp:posOffset>635</wp:posOffset>
+            </wp:positionV>
+            <wp:extent cx="5943600" cy="953135"/>
+            <wp:effectExtent l="0" t="0" r="0" b="0"/>
+            <wp:wrapSquare wrapText="bothSides"/>
+            <wp:docPr id="725084720" name="Picture 1"/>
+            <wp:cNvGraphicFramePr>
+              <a:graphicFrameLocks xmlns:a="http://schemas.openxmlformats.org/drawingml/2006/main" noChangeAspect="1"/>
+            </wp:cNvGraphicFramePr>
+            <a:graphic xmlns:a="http://schemas.openxmlformats.org/drawingml/2006/main">
+              <a:graphicData uri="http://schemas.openxmlformats.org/drawingml/2006/picture">
+                <pic:pic xmlns:pic="http://schemas.openxmlformats.org/drawingml/2006/picture">
+                  <pic:nvPicPr>
+                    <pic:cNvPr id="725084720" name=""/>
+                    <pic:cNvPicPr/>
+                  </pic:nvPicPr>
+                  <pic:blipFill>
+                    <a:blip r:embed="rId146">
+                      <a:extLst>
+                        <a:ext uri="{28A0092B-C50C-407E-A947-70E740481C1C}">
+                          <a14:useLocalDpi xmlns:a14="http://schemas.microsoft.com/office/drawing/2010/main" val="0"/>
+                        </a:ext>
+                      </a:extLst>
+                    </a:blip>
+                    <a:stretch>
+                      <a:fillRect/>
+                    </a:stretch>
+                  </pic:blipFill>
+                  <pic:spPr>
+                    <a:xfrm>
+                      <a:off x="0" y="0"/>
+                      <a:ext cx="5943600" cy="953135"/>
+                    </a:xfrm>
+                    <a:prstGeom prst="rect">
+                      <a:avLst/>
+                    </a:prstGeom>
+                  </pic:spPr>
+                </pic:pic>
+              </a:graphicData>
+            </a:graphic>
+          </wp:anchor>
+        </w:drawing>
+      </w:r>
+    </w:p>
+    <w:p>
+      <w:pPr>
+        <w:rPr>
+          <w:rFonts w:eastAsiaTheme="minorHAnsi"/>
+          <w:sz w:val="32"/>
+          <w:szCs w:val="32"/>
+        </w:rPr>
+      </w:pPr>
+    </w:p>
+    <w:p>
+      <w:pPr>
+        <w:rPr>
+          <w:rFonts w:eastAsiaTheme="minorHAnsi"/>
+          <w:sz w:val="32"/>
+          <w:szCs w:val="32"/>
+        </w:rPr>
+      </w:pPr>
+    </w:p>
+    <w:p>
+      <w:pPr>
+        <w:rPr>
+          <w:rFonts w:eastAsiaTheme="minorHAnsi"/>
+          <w:sz w:val="32"/>
+          <w:szCs w:val="32"/>
+        </w:rPr>
+      </w:pPr>
+    </w:p>
+    <w:p>
+      <w:pPr>
+        <w:rPr>
+          <w:rFonts w:eastAsiaTheme="minorHAnsi"/>
+          <w:sz w:val="32"/>
+          <w:szCs w:val="32"/>
+        </w:rPr>
+      </w:pPr>
+    </w:p>
+    <w:p>
+      <w:pPr>
+        <w:rPr>
+          <w:rFonts w:eastAsiaTheme="minorHAnsi"/>
+          <w:sz w:val="32"/>
+          <w:szCs w:val="32"/>
+        </w:rPr>
+      </w:pPr>
+    </w:p>
+    <w:p>
+      <w:pPr>
+        <w:rPr>
+          <w:rFonts w:eastAsiaTheme="minorHAnsi"/>
+          <w:sz w:val="32"/>
+          <w:szCs w:val="32"/>
+        </w:rPr>
+      </w:pPr>
+    </w:p>
+    <w:p>
+      <w:pPr>
+        <w:rPr>
+          <w:rFonts w:eastAsiaTheme="minorHAnsi"/>
+          <w:sz w:val="32"/>
+          <w:szCs w:val="32"/>
+        </w:rPr>
+      </w:pPr>
+    </w:p>
+    <w:p>
+      <w:pPr>
+        <w:rPr>
+          <w:rFonts w:eastAsiaTheme="minorHAnsi"/>
+          <w:sz w:val="32"/>
+          <w:szCs w:val="32"/>
+        </w:rPr>
+      </w:pPr>
+    </w:p>
+    <w:p>
+      <w:pPr>
+        <w:rPr>
+          <w:rFonts w:eastAsiaTheme="minorHAnsi"/>
+          <w:sz w:val="32"/>
+          <w:szCs w:val="32"/>
+        </w:rPr>
+      </w:pPr>
+    </w:p>
+    <w:p>
+      <w:pPr>
+        <w:rPr>
+          <w:rFonts w:eastAsiaTheme="minorHAnsi"/>
+          <w:sz w:val="32"/>
+          <w:szCs w:val="32"/>
+        </w:rPr>
+      </w:pPr>
+    </w:p>
+    <w:p>
+      <w:pPr>
+        <w:rPr>
+          <w:rFonts w:eastAsiaTheme="minorHAnsi"/>
+          <w:sz w:val="32"/>
+          <w:szCs w:val="32"/>
+        </w:rPr>
+      </w:pPr>
+    </w:p>
+    <w:p>
+      <w:pPr>
+        <w:jc w:val="center"/>
+        <w:rPr>
+          <w:rFonts w:eastAsiaTheme="minorHAnsi"/>
+          <w:sz w:val="32"/>
+          <w:szCs w:val="32"/>
+        </w:rPr>
+      </w:pPr>
+    </w:p>
+    <w:p>
+      <w:pPr>
+        <w:rPr>
+          <w:rFonts w:eastAsiaTheme="minorHAnsi"/>
+          <w:sz w:val="32"/>
+          <w:szCs w:val="32"/>
+        </w:rPr>
+      </w:pPr>
+      <w:r>
+        <w:rPr>
+          <w:rFonts w:eastAsiaTheme="minorHAnsi"/>
+          <w:sz w:val="32"/>
+          <w:szCs w:val="32"/>
+        </w:rPr>
+        <w:lastRenderedPageBreak/>
+        <w:drawing>
+          <wp:inline distT="0" distB="0" distL="0" distR="0" wp14:anchorId="4BFF55C1" wp14:editId="42E00935">
+            <wp:extent cx="5943600" cy="1051560"/>
+            <wp:effectExtent l="0" t="0" r="0" b="0"/>
+            <wp:docPr id="377121124" name="Picture 1"/>
+            <wp:cNvGraphicFramePr>
+              <a:graphicFrameLocks xmlns:a="http://schemas.openxmlformats.org/drawingml/2006/main" noChangeAspect="1"/>
+            </wp:cNvGraphicFramePr>
+            <a:graphic xmlns:a="http://schemas.openxmlformats.org/drawingml/2006/main">
+              <a:graphicData uri="http://schemas.openxmlformats.org/drawingml/2006/picture">
+                <pic:pic xmlns:pic="http://schemas.openxmlformats.org/drawingml/2006/picture">
+                  <pic:nvPicPr>
+                    <pic:cNvPr id="377121124" name=""/>
+                    <pic:cNvPicPr/>
+                  </pic:nvPicPr>
+                  <pic:blipFill>
+                    <a:blip r:embed="rId147"/>
+                    <a:stretch>
+                      <a:fillRect/>
+                    </a:stretch>
+                  </pic:blipFill>
+                  <pic:spPr>
+                    <a:xfrm>
+                      <a:off x="0" y="0"/>
+                      <a:ext cx="5943600" cy="1051560"/>
+                    </a:xfrm>
+                    <a:prstGeom prst="rect">
+                      <a:avLst/>
+                    </a:prstGeom>
+                  </pic:spPr>
+                </pic:pic>
+              </a:graphicData>
+            </a:graphic>
+          </wp:inline>
+        </w:drawing>
       </w:r>
     </w:p>
     <w:sectPr>
@@ -21060,6 +23727,119 @@
     </w:lvl>
   </w:abstractNum>
   <w:abstractNum w:abstractNumId="11" w15:restartNumberingAfterBreak="0">
+    <w:nsid w:val="1D090B69"/>
+    <w:multiLevelType w:val="hybridMultilevel"/>
+    <w:tmpl w:val="E51C0FF0"/>
+    <w:lvl w:ilvl="0" w:tplc="04090001">
+      <w:start w:val="1"/>
+      <w:numFmt w:val="bullet"/>
+      <w:lvlText w:val=""/>
+      <w:lvlJc w:val="left"/>
+      <w:pPr>
+        <w:ind w:left="720" w:hanging="360"/>
+      </w:pPr>
+      <w:rPr>
+        <w:rFonts w:ascii="Symbol" w:hAnsi="Symbol" w:hint="default"/>
+      </w:rPr>
+    </w:lvl>
+    <w:lvl w:ilvl="1" w:tplc="04090003" w:tentative="1">
+      <w:start w:val="1"/>
+      <w:numFmt w:val="bullet"/>
+      <w:lvlText w:val="o"/>
+      <w:lvlJc w:val="left"/>
+      <w:pPr>
+        <w:ind w:left="1440" w:hanging="360"/>
+      </w:pPr>
+      <w:rPr>
+        <w:rFonts w:ascii="Courier New" w:hAnsi="Courier New" w:cs="Courier New" w:hint="default"/>
+      </w:rPr>
+    </w:lvl>
+    <w:lvl w:ilvl="2" w:tplc="04090005" w:tentative="1">
+      <w:start w:val="1"/>
+      <w:numFmt w:val="bullet"/>
+      <w:lvlText w:val=""/>
+      <w:lvlJc w:val="left"/>
+      <w:pPr>
+        <w:ind w:left="2160" w:hanging="360"/>
+      </w:pPr>
+      <w:rPr>
+        <w:rFonts w:ascii="Wingdings" w:hAnsi="Wingdings" w:hint="default"/>
+      </w:rPr>
+    </w:lvl>
+    <w:lvl w:ilvl="3" w:tplc="04090001" w:tentative="1">
+      <w:start w:val="1"/>
+      <w:numFmt w:val="bullet"/>
+      <w:lvlText w:val=""/>
+      <w:lvlJc w:val="left"/>
+      <w:pPr>
+        <w:ind w:left="2880" w:hanging="360"/>
+      </w:pPr>
+      <w:rPr>
+        <w:rFonts w:ascii="Symbol" w:hAnsi="Symbol" w:hint="default"/>
+      </w:rPr>
+    </w:lvl>
+    <w:lvl w:ilvl="4" w:tplc="04090003" w:tentative="1">
+      <w:start w:val="1"/>
+      <w:numFmt w:val="bullet"/>
+      <w:lvlText w:val="o"/>
+      <w:lvlJc w:val="left"/>
+      <w:pPr>
+        <w:ind w:left="3600" w:hanging="360"/>
+      </w:pPr>
+      <w:rPr>
+        <w:rFonts w:ascii="Courier New" w:hAnsi="Courier New" w:cs="Courier New" w:hint="default"/>
+      </w:rPr>
+    </w:lvl>
+    <w:lvl w:ilvl="5" w:tplc="04090005" w:tentative="1">
+      <w:start w:val="1"/>
+      <w:numFmt w:val="bullet"/>
+      <w:lvlText w:val=""/>
+      <w:lvlJc w:val="left"/>
+      <w:pPr>
+        <w:ind w:left="4320" w:hanging="360"/>
+      </w:pPr>
+      <w:rPr>
+        <w:rFonts w:ascii="Wingdings" w:hAnsi="Wingdings" w:hint="default"/>
+      </w:rPr>
+    </w:lvl>
+    <w:lvl w:ilvl="6" w:tplc="04090001" w:tentative="1">
+      <w:start w:val="1"/>
+      <w:numFmt w:val="bullet"/>
+      <w:lvlText w:val=""/>
+      <w:lvlJc w:val="left"/>
+      <w:pPr>
+        <w:ind w:left="5040" w:hanging="360"/>
+      </w:pPr>
+      <w:rPr>
+        <w:rFonts w:ascii="Symbol" w:hAnsi="Symbol" w:hint="default"/>
+      </w:rPr>
+    </w:lvl>
+    <w:lvl w:ilvl="7" w:tplc="04090003" w:tentative="1">
+      <w:start w:val="1"/>
+      <w:numFmt w:val="bullet"/>
+      <w:lvlText w:val="o"/>
+      <w:lvlJc w:val="left"/>
+      <w:pPr>
+        <w:ind w:left="5760" w:hanging="360"/>
+      </w:pPr>
+      <w:rPr>
+        <w:rFonts w:ascii="Courier New" w:hAnsi="Courier New" w:cs="Courier New" w:hint="default"/>
+      </w:rPr>
+    </w:lvl>
+    <w:lvl w:ilvl="8" w:tplc="04090005" w:tentative="1">
+      <w:start w:val="1"/>
+      <w:numFmt w:val="bullet"/>
+      <w:lvlText w:val=""/>
+      <w:lvlJc w:val="left"/>
+      <w:pPr>
+        <w:ind w:left="6480" w:hanging="360"/>
+      </w:pPr>
+      <w:rPr>
+        <w:rFonts w:ascii="Wingdings" w:hAnsi="Wingdings" w:hint="default"/>
+      </w:rPr>
+    </w:lvl>
+  </w:abstractNum>
+  <w:abstractNum w:abstractNumId="12" w15:restartNumberingAfterBreak="0">
     <w:nsid w:val="207E3F9B"/>
     <w:multiLevelType w:val="hybridMultilevel"/>
     <w:tmpl w:val="A38261C4"/>
@@ -21172,7 +23952,124 @@
       </w:rPr>
     </w:lvl>
   </w:abstractNum>
-  <w:abstractNum w:abstractNumId="12" w15:restartNumberingAfterBreak="0">
+  <w:abstractNum w:abstractNumId="13" w15:restartNumberingAfterBreak="0">
+    <w:nsid w:val="20FF1507"/>
+    <w:multiLevelType w:val="multilevel"/>
+    <w:tmpl w:val="423433A0"/>
+    <w:lvl w:ilvl="0">
+      <w:start w:val="1"/>
+      <w:numFmt w:val="decimal"/>
+      <w:lvlText w:val="%1."/>
+      <w:lvlJc w:val="left"/>
+      <w:pPr>
+        <w:tabs>
+          <w:tab w:val="num" w:pos="720"/>
+        </w:tabs>
+        <w:ind w:left="720" w:hanging="360"/>
+      </w:pPr>
+      <w:rPr>
+        <w:b/>
+        <w:bCs/>
+      </w:rPr>
+    </w:lvl>
+    <w:lvl w:ilvl="1" w:tentative="1">
+      <w:start w:val="1"/>
+      <w:numFmt w:val="decimal"/>
+      <w:lvlText w:val="%2."/>
+      <w:lvlJc w:val="left"/>
+      <w:pPr>
+        <w:tabs>
+          <w:tab w:val="num" w:pos="1440"/>
+        </w:tabs>
+        <w:ind w:left="1440" w:hanging="360"/>
+      </w:pPr>
+    </w:lvl>
+    <w:lvl w:ilvl="2" w:tentative="1">
+      <w:start w:val="1"/>
+      <w:numFmt w:val="decimal"/>
+      <w:lvlText w:val="%3."/>
+      <w:lvlJc w:val="left"/>
+      <w:pPr>
+        <w:tabs>
+          <w:tab w:val="num" w:pos="2160"/>
+        </w:tabs>
+        <w:ind w:left="2160" w:hanging="360"/>
+      </w:pPr>
+    </w:lvl>
+    <w:lvl w:ilvl="3" w:tentative="1">
+      <w:start w:val="1"/>
+      <w:numFmt w:val="decimal"/>
+      <w:lvlText w:val="%4."/>
+      <w:lvlJc w:val="left"/>
+      <w:pPr>
+        <w:tabs>
+          <w:tab w:val="num" w:pos="2880"/>
+        </w:tabs>
+        <w:ind w:left="2880" w:hanging="360"/>
+      </w:pPr>
+    </w:lvl>
+    <w:lvl w:ilvl="4" w:tentative="1">
+      <w:start w:val="1"/>
+      <w:numFmt w:val="decimal"/>
+      <w:lvlText w:val="%5."/>
+      <w:lvlJc w:val="left"/>
+      <w:pPr>
+        <w:tabs>
+          <w:tab w:val="num" w:pos="3600"/>
+        </w:tabs>
+        <w:ind w:left="3600" w:hanging="360"/>
+      </w:pPr>
+    </w:lvl>
+    <w:lvl w:ilvl="5" w:tentative="1">
+      <w:start w:val="1"/>
+      <w:numFmt w:val="decimal"/>
+      <w:lvlText w:val="%6."/>
+      <w:lvlJc w:val="left"/>
+      <w:pPr>
+        <w:tabs>
+          <w:tab w:val="num" w:pos="4320"/>
+        </w:tabs>
+        <w:ind w:left="4320" w:hanging="360"/>
+      </w:pPr>
+    </w:lvl>
+    <w:lvl w:ilvl="6" w:tentative="1">
+      <w:start w:val="1"/>
+      <w:numFmt w:val="decimal"/>
+      <w:lvlText w:val="%7."/>
+      <w:lvlJc w:val="left"/>
+      <w:pPr>
+        <w:tabs>
+          <w:tab w:val="num" w:pos="5040"/>
+        </w:tabs>
+        <w:ind w:left="5040" w:hanging="360"/>
+      </w:pPr>
+    </w:lvl>
+    <w:lvl w:ilvl="7" w:tentative="1">
+      <w:start w:val="1"/>
+      <w:numFmt w:val="decimal"/>
+      <w:lvlText w:val="%8."/>
+      <w:lvlJc w:val="left"/>
+      <w:pPr>
+        <w:tabs>
+          <w:tab w:val="num" w:pos="5760"/>
+        </w:tabs>
+        <w:ind w:left="5760" w:hanging="360"/>
+      </w:pPr>
+    </w:lvl>
+    <w:lvl w:ilvl="8" w:tentative="1">
+      <w:start w:val="1"/>
+      <w:numFmt w:val="decimal"/>
+      <w:lvlText w:val="%9."/>
+      <w:lvlJc w:val="left"/>
+      <w:pPr>
+        <w:tabs>
+          <w:tab w:val="num" w:pos="6480"/>
+        </w:tabs>
+        <w:ind w:left="6480" w:hanging="360"/>
+      </w:pPr>
+    </w:lvl>
+  </w:abstractNum>
+  <w:abstractNum w:abstractNumId="14" w15:restartNumberingAfterBreak="0">
     <w:nsid w:val="2185289E"/>
     <w:multiLevelType w:val="multilevel"/>
     <w:tmpl w:val="C1009EF2"/>
@@ -21289,7 +24186,7 @@
       </w:pPr>
     </w:lvl>
   </w:abstractNum>
-  <w:abstractNum w:abstractNumId="13" w15:restartNumberingAfterBreak="0">
+  <w:abstractNum w:abstractNumId="15" w15:restartNumberingAfterBreak="0">
     <w:nsid w:val="254F12BF"/>
     <w:multiLevelType w:val="hybridMultilevel"/>
     <w:tmpl w:val="DF2E7D04"/>
@@ -21402,7 +24299,7 @@
       </w:rPr>
     </w:lvl>
   </w:abstractNum>
-  <w:abstractNum w:abstractNumId="14" w15:restartNumberingAfterBreak="0">
+  <w:abstractNum w:abstractNumId="16" w15:restartNumberingAfterBreak="0">
     <w:nsid w:val="269E2BE4"/>
     <w:multiLevelType w:val="hybridMultilevel"/>
     <w:tmpl w:val="0C4E4C38"/>
@@ -21515,7 +24412,7 @@
       </w:rPr>
     </w:lvl>
   </w:abstractNum>
-  <w:abstractNum w:abstractNumId="15" w15:restartNumberingAfterBreak="0">
+  <w:abstractNum w:abstractNumId="17" w15:restartNumberingAfterBreak="0">
     <w:nsid w:val="2D060CA9"/>
     <w:multiLevelType w:val="multilevel"/>
     <w:tmpl w:val="E7C05232"/>
@@ -21628,7 +24525,156 @@
       </w:pPr>
     </w:lvl>
   </w:abstractNum>
-  <w:abstractNum w:abstractNumId="16" w15:restartNumberingAfterBreak="0">
+  <w:abstractNum w:abstractNumId="18" w15:restartNumberingAfterBreak="0">
+    <w:nsid w:val="2D8C2239"/>
+    <w:multiLevelType w:val="multilevel"/>
+    <w:tmpl w:val="39643504"/>
+    <w:lvl w:ilvl="0">
+      <w:start w:val="1"/>
+      <w:numFmt w:val="bullet"/>
+      <w:lvlText w:val=""/>
+      <w:lvlJc w:val="left"/>
+      <w:pPr>
+        <w:tabs>
+          <w:tab w:val="num" w:pos="720"/>
+        </w:tabs>
+        <w:ind w:left="720" w:hanging="360"/>
+      </w:pPr>
+      <w:rPr>
+        <w:rFonts w:ascii="Symbol" w:hAnsi="Symbol" w:hint="default"/>
+        <w:sz w:val="20"/>
+      </w:rPr>
+    </w:lvl>
+    <w:lvl w:ilvl="1" w:tentative="1">
+      <w:start w:val="1"/>
+      <w:numFmt w:val="bullet"/>
+      <w:lvlText w:val="o"/>
+      <w:lvlJc w:val="left"/>
+      <w:pPr>
+        <w:tabs>
+          <w:tab w:val="num" w:pos="1440"/>
+        </w:tabs>
+        <w:ind w:left="1440" w:hanging="360"/>
+      </w:pPr>
+      <w:rPr>
+        <w:rFonts w:ascii="Courier New" w:hAnsi="Courier New" w:hint="default"/>
+        <w:sz w:val="20"/>
+      </w:rPr>
+    </w:lvl>
+    <w:lvl w:ilvl="2" w:tentative="1">
+      <w:start w:val="1"/>
+      <w:numFmt w:val="bullet"/>
+      <w:lvlText w:val=""/>
+      <w:lvlJc w:val="left"/>
+      <w:pPr>
+        <w:tabs>
+          <w:tab w:val="num" w:pos="2160"/>
+        </w:tabs>
+        <w:ind w:left="2160" w:hanging="360"/>
+      </w:pPr>
+      <w:rPr>
+        <w:rFonts w:ascii="Wingdings" w:hAnsi="Wingdings" w:hint="default"/>
+        <w:sz w:val="20"/>
+      </w:rPr>
+    </w:lvl>
+    <w:lvl w:ilvl="3" w:tentative="1">
+      <w:start w:val="1"/>
+      <w:numFmt w:val="bullet"/>
+      <w:lvlText w:val=""/>
+      <w:lvlJc w:val="left"/>
+      <w:pPr>
+        <w:tabs>
+          <w:tab w:val="num" w:pos="2880"/>
+        </w:tabs>
+        <w:ind w:left="2880" w:hanging="360"/>
+      </w:pPr>
+      <w:rPr>
+        <w:rFonts w:ascii="Wingdings" w:hAnsi="Wingdings" w:hint="default"/>
+        <w:sz w:val="20"/>
+      </w:rPr>
+    </w:lvl>
+    <w:lvl w:ilvl="4" w:tentative="1">
+      <w:start w:val="1"/>
+      <w:numFmt w:val="bullet"/>
+      <w:lvlText w:val=""/>
+      <w:lvlJc w:val="left"/>
+      <w:pPr>
+        <w:tabs>
+          <w:tab w:val="num" w:pos="3600"/>
+        </w:tabs>
+        <w:ind w:left="3600" w:hanging="360"/>
+      </w:pPr>
+      <w:rPr>
+        <w:rFonts w:ascii="Wingdings" w:hAnsi="Wingdings" w:hint="default"/>
+        <w:sz w:val="20"/>
+      </w:rPr>
+    </w:lvl>
+    <w:lvl w:ilvl="5" w:tentative="1">
+      <w:start w:val="1"/>
+      <w:numFmt w:val="bullet"/>
+      <w:lvlText w:val=""/>
+      <w:lvlJc w:val="left"/>
+      <w:pPr>
+        <w:tabs>
+          <w:tab w:val="num" w:pos="4320"/>
+        </w:tabs>
+        <w:ind w:left="4320" w:hanging="360"/>
+      </w:pPr>
+      <w:rPr>
+        <w:rFonts w:ascii="Wingdings" w:hAnsi="Wingdings" w:hint="default"/>
+        <w:sz w:val="20"/>
+      </w:rPr>
+    </w:lvl>
+    <w:lvl w:ilvl="6" w:tentative="1">
+      <w:start w:val="1"/>
+      <w:numFmt w:val="bullet"/>
+      <w:lvlText w:val=""/>
+      <w:lvlJc w:val="left"/>
+      <w:pPr>
+        <w:tabs>
+          <w:tab w:val="num" w:pos="5040"/>
+        </w:tabs>
+        <w:ind w:left="5040" w:hanging="360"/>
+      </w:pPr>
+      <w:rPr>
+        <w:rFonts w:ascii="Wingdings" w:hAnsi="Wingdings" w:hint="default"/>
+        <w:sz w:val="20"/>
+      </w:rPr>
+    </w:lvl>
+    <w:lvl w:ilvl="7" w:tentative="1">
+      <w:start w:val="1"/>
+      <w:numFmt w:val="bullet"/>
+      <w:lvlText w:val=""/>
+      <w:lvlJc w:val="left"/>
+      <w:pPr>
+        <w:tabs>
+          <w:tab w:val="num" w:pos="5760"/>
+        </w:tabs>
+        <w:ind w:left="5760" w:hanging="360"/>
+      </w:pPr>
+      <w:rPr>
+        <w:rFonts w:ascii="Wingdings" w:hAnsi="Wingdings" w:hint="default"/>
+        <w:sz w:val="20"/>
+      </w:rPr>
+    </w:lvl>
+    <w:lvl w:ilvl="8" w:tentative="1">
+      <w:start w:val="1"/>
+      <w:numFmt w:val="bullet"/>
+      <w:lvlText w:val=""/>
+      <w:lvlJc w:val="left"/>
+      <w:pPr>
+        <w:tabs>
+          <w:tab w:val="num" w:pos="6480"/>
+        </w:tabs>
+        <w:ind w:left="6480" w:hanging="360"/>
+      </w:pPr>
+      <w:rPr>
+        <w:rFonts w:ascii="Wingdings" w:hAnsi="Wingdings" w:hint="default"/>
+        <w:sz w:val="20"/>
+      </w:rPr>
+    </w:lvl>
+  </w:abstractNum>
+  <w:abstractNum w:abstractNumId="19" w15:restartNumberingAfterBreak="0">
     <w:nsid w:val="2F0B7FF6"/>
     <w:multiLevelType w:val="multilevel"/>
     <w:tmpl w:val="B59CADD0"/>
@@ -21777,7 +24823,7 @@
       </w:rPr>
     </w:lvl>
   </w:abstractNum>
-  <w:abstractNum w:abstractNumId="17" w15:restartNumberingAfterBreak="0">
+  <w:abstractNum w:abstractNumId="20" w15:restartNumberingAfterBreak="0">
     <w:nsid w:val="307D75E2"/>
     <w:multiLevelType w:val="hybridMultilevel"/>
     <w:tmpl w:val="43B845C8"/>
@@ -21890,7 +24936,7 @@
       </w:rPr>
     </w:lvl>
   </w:abstractNum>
-  <w:abstractNum w:abstractNumId="18" w15:restartNumberingAfterBreak="0">
+  <w:abstractNum w:abstractNumId="21" w15:restartNumberingAfterBreak="0">
     <w:nsid w:val="344C0798"/>
     <w:multiLevelType w:val="multilevel"/>
     <w:tmpl w:val="FDFAE4EC"/>
@@ -22039,7 +25085,120 @@
       </w:rPr>
     </w:lvl>
   </w:abstractNum>
-  <w:abstractNum w:abstractNumId="19" w15:restartNumberingAfterBreak="0">
+  <w:abstractNum w:abstractNumId="22" w15:restartNumberingAfterBreak="0">
+    <w:nsid w:val="39023F3F"/>
+    <w:multiLevelType w:val="multilevel"/>
+    <w:tmpl w:val="2E561218"/>
+    <w:lvl w:ilvl="0">
+      <w:start w:val="1"/>
+      <w:numFmt w:val="decimal"/>
+      <w:lvlText w:val="%1."/>
+      <w:lvlJc w:val="left"/>
+      <w:pPr>
+        <w:tabs>
+          <w:tab w:val="num" w:pos="720"/>
+        </w:tabs>
+        <w:ind w:left="720" w:hanging="360"/>
+      </w:pPr>
+    </w:lvl>
+    <w:lvl w:ilvl="1" w:tentative="1">
+      <w:start w:val="1"/>
+      <w:numFmt w:val="decimal"/>
+      <w:lvlText w:val="%2."/>
+      <w:lvlJc w:val="left"/>
+      <w:pPr>
+        <w:tabs>
+          <w:tab w:val="num" w:pos="1440"/>
+        </w:tabs>
+        <w:ind w:left="1440" w:hanging="360"/>
+      </w:pPr>
+    </w:lvl>
+    <w:lvl w:ilvl="2" w:tentative="1">
+      <w:start w:val="1"/>
+      <w:numFmt w:val="decimal"/>
+      <w:lvlText w:val="%3."/>
+      <w:lvlJc w:val="left"/>
+      <w:pPr>
+        <w:tabs>
+          <w:tab w:val="num" w:pos="2160"/>
+        </w:tabs>
+        <w:ind w:left="2160" w:hanging="360"/>
+      </w:pPr>
+    </w:lvl>
+    <w:lvl w:ilvl="3" w:tentative="1">
+      <w:start w:val="1"/>
+      <w:numFmt w:val="decimal"/>
+      <w:lvlText w:val="%4."/>
+      <w:lvlJc w:val="left"/>
+      <w:pPr>
+        <w:tabs>
+          <w:tab w:val="num" w:pos="2880"/>
+        </w:tabs>
+        <w:ind w:left="2880" w:hanging="360"/>
+      </w:pPr>
+    </w:lvl>
+    <w:lvl w:ilvl="4" w:tentative="1">
+      <w:start w:val="1"/>
+      <w:numFmt w:val="decimal"/>
+      <w:lvlText w:val="%5."/>
+      <w:lvlJc w:val="left"/>
+      <w:pPr>
+        <w:tabs>
+          <w:tab w:val="num" w:pos="3600"/>
+        </w:tabs>
+        <w:ind w:left="3600" w:hanging="360"/>
+      </w:pPr>
+    </w:lvl>
+    <w:lvl w:ilvl="5" w:tentative="1">
+      <w:start w:val="1"/>
+      <w:numFmt w:val="decimal"/>
+      <w:lvlText w:val="%6."/>
+      <w:lvlJc w:val="left"/>
+      <w:pPr>
+        <w:tabs>
+          <w:tab w:val="num" w:pos="4320"/>
+        </w:tabs>
+        <w:ind w:left="4320" w:hanging="360"/>
+      </w:pPr>
+    </w:lvl>
+    <w:lvl w:ilvl="6" w:tentative="1">
+      <w:start w:val="1"/>
+      <w:numFmt w:val="decimal"/>
+      <w:lvlText w:val="%7."/>
+      <w:lvlJc w:val="left"/>
+      <w:pPr>
+        <w:tabs>
+          <w:tab w:val="num" w:pos="5040"/>
+        </w:tabs>
+        <w:ind w:left="5040" w:hanging="360"/>
+      </w:pPr>
+    </w:lvl>
+    <w:lvl w:ilvl="7" w:tentative="1">
+      <w:start w:val="1"/>
+      <w:numFmt w:val="decimal"/>
+      <w:lvlText w:val="%8."/>
+      <w:lvlJc w:val="left"/>
+      <w:pPr>
+        <w:tabs>
+          <w:tab w:val="num" w:pos="5760"/>
+        </w:tabs>
+        <w:ind w:left="5760" w:hanging="360"/>
+      </w:pPr>
+    </w:lvl>
+    <w:lvl w:ilvl="8" w:tentative="1">
+      <w:start w:val="1"/>
+      <w:numFmt w:val="decimal"/>
+      <w:lvlText w:val="%9."/>
+      <w:lvlJc w:val="left"/>
+      <w:pPr>
+        <w:tabs>
+          <w:tab w:val="num" w:pos="6480"/>
+        </w:tabs>
+        <w:ind w:left="6480" w:hanging="360"/>
+      </w:pPr>
+    </w:lvl>
+  </w:abstractNum>
+  <w:abstractNum w:abstractNumId="23" w15:restartNumberingAfterBreak="0">
     <w:nsid w:val="3A0A5580"/>
     <w:multiLevelType w:val="multilevel"/>
     <w:tmpl w:val="30E08E36"/>
@@ -22160,7 +25319,7 @@
       </w:pPr>
     </w:lvl>
   </w:abstractNum>
-  <w:abstractNum w:abstractNumId="20" w15:restartNumberingAfterBreak="0">
+  <w:abstractNum w:abstractNumId="24" w15:restartNumberingAfterBreak="0">
     <w:nsid w:val="3A227B9E"/>
     <w:multiLevelType w:val="hybridMultilevel"/>
     <w:tmpl w:val="54C464A8"/>
@@ -22273,7 +25432,7 @@
       </w:rPr>
     </w:lvl>
   </w:abstractNum>
-  <w:abstractNum w:abstractNumId="21" w15:restartNumberingAfterBreak="0">
+  <w:abstractNum w:abstractNumId="25" w15:restartNumberingAfterBreak="0">
     <w:nsid w:val="3BCC37E9"/>
     <w:multiLevelType w:val="hybridMultilevel"/>
     <w:tmpl w:val="438490DC"/>
@@ -22386,7 +25545,7 @@
       </w:rPr>
     </w:lvl>
   </w:abstractNum>
-  <w:abstractNum w:abstractNumId="22" w15:restartNumberingAfterBreak="0">
+  <w:abstractNum w:abstractNumId="26" w15:restartNumberingAfterBreak="0">
     <w:nsid w:val="3E946AF1"/>
     <w:multiLevelType w:val="hybridMultilevel"/>
     <w:tmpl w:val="DECA86D8"/>
@@ -22499,7 +25658,7 @@
       </w:rPr>
     </w:lvl>
   </w:abstractNum>
-  <w:abstractNum w:abstractNumId="23" w15:restartNumberingAfterBreak="0">
+  <w:abstractNum w:abstractNumId="27" w15:restartNumberingAfterBreak="0">
     <w:nsid w:val="44786298"/>
     <w:multiLevelType w:val="hybridMultilevel"/>
     <w:tmpl w:val="6EA4E490"/>
@@ -22612,7 +25771,7 @@
       </w:rPr>
     </w:lvl>
   </w:abstractNum>
-  <w:abstractNum w:abstractNumId="24" w15:restartNumberingAfterBreak="0">
+  <w:abstractNum w:abstractNumId="28" w15:restartNumberingAfterBreak="0">
     <w:nsid w:val="45D11316"/>
     <w:multiLevelType w:val="hybridMultilevel"/>
     <w:tmpl w:val="DB864F50"/>
@@ -22725,7 +25884,7 @@
       </w:rPr>
     </w:lvl>
   </w:abstractNum>
-  <w:abstractNum w:abstractNumId="25" w15:restartNumberingAfterBreak="0">
+  <w:abstractNum w:abstractNumId="29" w15:restartNumberingAfterBreak="0">
     <w:nsid w:val="47F254C9"/>
     <w:multiLevelType w:val="hybridMultilevel"/>
     <w:tmpl w:val="F3582F26"/>
@@ -22838,7 +25997,7 @@
       </w:rPr>
     </w:lvl>
   </w:abstractNum>
-  <w:abstractNum w:abstractNumId="26" w15:restartNumberingAfterBreak="0">
+  <w:abstractNum w:abstractNumId="30" w15:restartNumberingAfterBreak="0">
     <w:nsid w:val="48775125"/>
     <w:multiLevelType w:val="hybridMultilevel"/>
     <w:tmpl w:val="89144494"/>
@@ -22951,7 +26110,7 @@
       </w:rPr>
     </w:lvl>
   </w:abstractNum>
-  <w:abstractNum w:abstractNumId="27" w15:restartNumberingAfterBreak="0">
+  <w:abstractNum w:abstractNumId="31" w15:restartNumberingAfterBreak="0">
     <w:nsid w:val="49155F83"/>
     <w:multiLevelType w:val="hybridMultilevel"/>
     <w:tmpl w:val="03621A2C"/>
@@ -23064,7 +26223,7 @@
       </w:rPr>
     </w:lvl>
   </w:abstractNum>
-  <w:abstractNum w:abstractNumId="28" w15:restartNumberingAfterBreak="0">
+  <w:abstractNum w:abstractNumId="32" w15:restartNumberingAfterBreak="0">
     <w:nsid w:val="52430E2F"/>
     <w:multiLevelType w:val="hybridMultilevel"/>
     <w:tmpl w:val="CA525E34"/>
@@ -23177,7 +26336,7 @@
       </w:rPr>
     </w:lvl>
   </w:abstractNum>
-  <w:abstractNum w:abstractNumId="29" w15:restartNumberingAfterBreak="0">
+  <w:abstractNum w:abstractNumId="33" w15:restartNumberingAfterBreak="0">
     <w:nsid w:val="54F220BB"/>
     <w:multiLevelType w:val="hybridMultilevel"/>
     <w:tmpl w:val="B6880B3C"/>
@@ -23290,7 +26449,7 @@
       </w:rPr>
     </w:lvl>
   </w:abstractNum>
-  <w:abstractNum w:abstractNumId="30" w15:restartNumberingAfterBreak="0">
+  <w:abstractNum w:abstractNumId="34" w15:restartNumberingAfterBreak="0">
     <w:nsid w:val="569A08D7"/>
     <w:multiLevelType w:val="hybridMultilevel"/>
     <w:tmpl w:val="B7A49148"/>
@@ -23403,7 +26562,7 @@
       </w:rPr>
     </w:lvl>
   </w:abstractNum>
-  <w:abstractNum w:abstractNumId="31" w15:restartNumberingAfterBreak="0">
+  <w:abstractNum w:abstractNumId="35" w15:restartNumberingAfterBreak="0">
     <w:nsid w:val="57256323"/>
     <w:multiLevelType w:val="hybridMultilevel"/>
     <w:tmpl w:val="C08439AE"/>
@@ -23516,7 +26675,7 @@
       </w:rPr>
     </w:lvl>
   </w:abstractNum>
-  <w:abstractNum w:abstractNumId="32" w15:restartNumberingAfterBreak="0">
+  <w:abstractNum w:abstractNumId="36" w15:restartNumberingAfterBreak="0">
     <w:nsid w:val="583521E2"/>
     <w:multiLevelType w:val="hybridMultilevel"/>
     <w:tmpl w:val="3E78CD04"/>
@@ -23629,7 +26788,7 @@
       </w:rPr>
     </w:lvl>
   </w:abstractNum>
-  <w:abstractNum w:abstractNumId="33" w15:restartNumberingAfterBreak="0">
+  <w:abstractNum w:abstractNumId="37" w15:restartNumberingAfterBreak="0">
     <w:nsid w:val="5A1C1E50"/>
     <w:multiLevelType w:val="multilevel"/>
     <w:tmpl w:val="272C1B9C"/>
@@ -23778,7 +26937,7 @@
       </w:rPr>
     </w:lvl>
   </w:abstractNum>
-  <w:abstractNum w:abstractNumId="34" w15:restartNumberingAfterBreak="0">
+  <w:abstractNum w:abstractNumId="38" w15:restartNumberingAfterBreak="0">
     <w:nsid w:val="5F482067"/>
     <w:multiLevelType w:val="multilevel"/>
     <w:tmpl w:val="75D4E216"/>
@@ -23927,7 +27086,7 @@
       </w:rPr>
     </w:lvl>
   </w:abstractNum>
-  <w:abstractNum w:abstractNumId="35" w15:restartNumberingAfterBreak="0">
+  <w:abstractNum w:abstractNumId="39" w15:restartNumberingAfterBreak="0">
     <w:nsid w:val="60D50FB6"/>
     <w:multiLevelType w:val="hybridMultilevel"/>
     <w:tmpl w:val="E52A2956"/>
@@ -24040,7 +27199,7 @@
       </w:rPr>
     </w:lvl>
   </w:abstractNum>
-  <w:abstractNum w:abstractNumId="36" w15:restartNumberingAfterBreak="0">
+  <w:abstractNum w:abstractNumId="40" w15:restartNumberingAfterBreak="0">
     <w:nsid w:val="659C54E2"/>
     <w:multiLevelType w:val="hybridMultilevel"/>
     <w:tmpl w:val="777C4682"/>
@@ -24153,7 +27312,7 @@
       </w:rPr>
     </w:lvl>
   </w:abstractNum>
-  <w:abstractNum w:abstractNumId="37" w15:restartNumberingAfterBreak="0">
+  <w:abstractNum w:abstractNumId="41" w15:restartNumberingAfterBreak="0">
     <w:nsid w:val="689F5F6B"/>
     <w:multiLevelType w:val="multilevel"/>
     <w:tmpl w:val="AEF0D314"/>
@@ -24266,7 +27425,7 @@
       </w:pPr>
     </w:lvl>
   </w:abstractNum>
-  <w:abstractNum w:abstractNumId="38" w15:restartNumberingAfterBreak="0">
+  <w:abstractNum w:abstractNumId="42" w15:restartNumberingAfterBreak="0">
     <w:nsid w:val="6B266D85"/>
     <w:multiLevelType w:val="hybridMultilevel"/>
     <w:tmpl w:val="A726FFAE"/>
@@ -24379,7 +27538,7 @@
       </w:rPr>
     </w:lvl>
   </w:abstractNum>
-  <w:abstractNum w:abstractNumId="39" w15:restartNumberingAfterBreak="0">
+  <w:abstractNum w:abstractNumId="43" w15:restartNumberingAfterBreak="0">
     <w:nsid w:val="720B6D15"/>
     <w:multiLevelType w:val="hybridMultilevel"/>
     <w:tmpl w:val="2C4E0450"/>
@@ -24492,7 +27651,7 @@
       </w:rPr>
     </w:lvl>
   </w:abstractNum>
-  <w:abstractNum w:abstractNumId="40" w15:restartNumberingAfterBreak="0">
+  <w:abstractNum w:abstractNumId="44" w15:restartNumberingAfterBreak="0">
     <w:nsid w:val="76E179B0"/>
     <w:multiLevelType w:val="multilevel"/>
     <w:tmpl w:val="2F2E455A"/>
@@ -24641,7 +27800,7 @@
       </w:rPr>
     </w:lvl>
   </w:abstractNum>
-  <w:abstractNum w:abstractNumId="41" w15:restartNumberingAfterBreak="0">
+  <w:abstractNum w:abstractNumId="45" w15:restartNumberingAfterBreak="0">
     <w:nsid w:val="7C0A4D9B"/>
     <w:multiLevelType w:val="hybridMultilevel"/>
     <w:tmpl w:val="EE12E4A2"/>
@@ -24731,7 +27890,7 @@
       </w:pPr>
     </w:lvl>
   </w:abstractNum>
-  <w:abstractNum w:abstractNumId="42" w15:restartNumberingAfterBreak="0">
+  <w:abstractNum w:abstractNumId="46" w15:restartNumberingAfterBreak="0">
     <w:nsid w:val="7CA77076"/>
     <w:multiLevelType w:val="hybridMultilevel"/>
     <w:tmpl w:val="641E4AB6"/>
@@ -24844,7 +28003,7 @@
       </w:rPr>
     </w:lvl>
   </w:abstractNum>
-  <w:abstractNum w:abstractNumId="43" w15:restartNumberingAfterBreak="0">
+  <w:abstractNum w:abstractNumId="47" w15:restartNumberingAfterBreak="0">
     <w:nsid w:val="7D3661A8"/>
     <w:multiLevelType w:val="hybridMultilevel"/>
     <w:tmpl w:val="7B70E02E"/>
@@ -24958,13 +28117,13 @@
     </w:lvl>
   </w:abstractNum>
   <w:num w:numId="1" w16cid:durableId="1024016156">
-    <w:abstractNumId w:val="31"/>
+    <w:abstractNumId w:val="35"/>
   </w:num>
   <w:num w:numId="2" w16cid:durableId="1498105997">
     <w:abstractNumId w:val="2"/>
   </w:num>
   <w:num w:numId="3" w16cid:durableId="1809977031">
-    <w:abstractNumId w:val="15"/>
+    <w:abstractNumId w:val="17"/>
   </w:num>
   <w:num w:numId="4" w16cid:durableId="169562921">
     <w:abstractNumId w:val="8"/>
@@ -24973,49 +28132,49 @@
     <w:abstractNumId w:val="10"/>
   </w:num>
   <w:num w:numId="6" w16cid:durableId="917784808">
-    <w:abstractNumId w:val="11"/>
+    <w:abstractNumId w:val="12"/>
   </w:num>
   <w:num w:numId="7" w16cid:durableId="861551333">
-    <w:abstractNumId w:val="37"/>
+    <w:abstractNumId w:val="41"/>
   </w:num>
   <w:num w:numId="8" w16cid:durableId="1506896007">
-    <w:abstractNumId w:val="16"/>
+    <w:abstractNumId w:val="19"/>
   </w:num>
   <w:num w:numId="9" w16cid:durableId="935285577">
-    <w:abstractNumId w:val="35"/>
+    <w:abstractNumId w:val="39"/>
   </w:num>
   <w:num w:numId="10" w16cid:durableId="1836871214">
-    <w:abstractNumId w:val="20"/>
+    <w:abstractNumId w:val="24"/>
   </w:num>
   <w:num w:numId="11" w16cid:durableId="1002582906">
     <w:abstractNumId w:val="6"/>
   </w:num>
   <w:num w:numId="12" w16cid:durableId="808596257">
-    <w:abstractNumId w:val="19"/>
+    <w:abstractNumId w:val="23"/>
   </w:num>
   <w:num w:numId="13" w16cid:durableId="962418558">
-    <w:abstractNumId w:val="29"/>
+    <w:abstractNumId w:val="33"/>
   </w:num>
   <w:num w:numId="14" w16cid:durableId="141193774">
-    <w:abstractNumId w:val="14"/>
+    <w:abstractNumId w:val="16"/>
   </w:num>
   <w:num w:numId="15" w16cid:durableId="96104682">
     <w:abstractNumId w:val="7"/>
   </w:num>
   <w:num w:numId="16" w16cid:durableId="1126385519">
-    <w:abstractNumId w:val="21"/>
+    <w:abstractNumId w:val="25"/>
   </w:num>
   <w:num w:numId="17" w16cid:durableId="1898471052">
-    <w:abstractNumId w:val="42"/>
+    <w:abstractNumId w:val="46"/>
   </w:num>
   <w:num w:numId="18" w16cid:durableId="1973443035">
-    <w:abstractNumId w:val="41"/>
+    <w:abstractNumId w:val="45"/>
   </w:num>
   <w:num w:numId="19" w16cid:durableId="1547375831">
-    <w:abstractNumId w:val="13"/>
+    <w:abstractNumId w:val="15"/>
   </w:num>
   <w:num w:numId="20" w16cid:durableId="1461221443">
-    <w:abstractNumId w:val="39"/>
+    <w:abstractNumId w:val="43"/>
   </w:num>
   <w:num w:numId="21" w16cid:durableId="2135169726">
     <w:abstractNumId w:val="9"/>
@@ -25024,70 +28183,82 @@
     <w:abstractNumId w:val="3"/>
   </w:num>
   <w:num w:numId="23" w16cid:durableId="1523788380">
-    <w:abstractNumId w:val="28"/>
+    <w:abstractNumId w:val="32"/>
   </w:num>
   <w:num w:numId="24" w16cid:durableId="716928015">
-    <w:abstractNumId w:val="23"/>
+    <w:abstractNumId w:val="27"/>
   </w:num>
   <w:num w:numId="25" w16cid:durableId="1117676038">
-    <w:abstractNumId w:val="26"/>
+    <w:abstractNumId w:val="30"/>
   </w:num>
   <w:num w:numId="26" w16cid:durableId="915437669">
     <w:abstractNumId w:val="4"/>
   </w:num>
   <w:num w:numId="27" w16cid:durableId="723984433">
-    <w:abstractNumId w:val="12"/>
+    <w:abstractNumId w:val="14"/>
   </w:num>
   <w:num w:numId="28" w16cid:durableId="195973143">
-    <w:abstractNumId w:val="27"/>
+    <w:abstractNumId w:val="31"/>
   </w:num>
   <w:num w:numId="29" w16cid:durableId="1825900482">
-    <w:abstractNumId w:val="24"/>
+    <w:abstractNumId w:val="28"/>
   </w:num>
   <w:num w:numId="30" w16cid:durableId="72893902">
-    <w:abstractNumId w:val="22"/>
+    <w:abstractNumId w:val="26"/>
   </w:num>
   <w:num w:numId="31" w16cid:durableId="1301492931">
+    <w:abstractNumId w:val="40"/>
+  </w:num>
+  <w:num w:numId="32" w16cid:durableId="1160119848">
     <w:abstractNumId w:val="36"/>
   </w:num>
-  <w:num w:numId="32" w16cid:durableId="1160119848">
-    <w:abstractNumId w:val="32"/>
-  </w:num>
   <w:num w:numId="33" w16cid:durableId="2058892824">
-    <w:abstractNumId w:val="18"/>
+    <w:abstractNumId w:val="21"/>
   </w:num>
   <w:num w:numId="34" w16cid:durableId="23673266">
     <w:abstractNumId w:val="0"/>
   </w:num>
   <w:num w:numId="35" w16cid:durableId="210073604">
-    <w:abstractNumId w:val="34"/>
+    <w:abstractNumId w:val="38"/>
   </w:num>
   <w:num w:numId="36" w16cid:durableId="1590574752">
-    <w:abstractNumId w:val="25"/>
+    <w:abstractNumId w:val="29"/>
   </w:num>
   <w:num w:numId="37" w16cid:durableId="1202353825">
-    <w:abstractNumId w:val="30"/>
+    <w:abstractNumId w:val="34"/>
   </w:num>
   <w:num w:numId="38" w16cid:durableId="991789031">
     <w:abstractNumId w:val="1"/>
   </w:num>
   <w:num w:numId="39" w16cid:durableId="1281645401">
-    <w:abstractNumId w:val="33"/>
+    <w:abstractNumId w:val="37"/>
   </w:num>
   <w:num w:numId="40" w16cid:durableId="609163091">
-    <w:abstractNumId w:val="43"/>
+    <w:abstractNumId w:val="47"/>
   </w:num>
   <w:num w:numId="41" w16cid:durableId="376011212">
     <w:abstractNumId w:val="5"/>
   </w:num>
   <w:num w:numId="42" w16cid:durableId="1177578876">
-    <w:abstractNumId w:val="38"/>
+    <w:abstractNumId w:val="42"/>
   </w:num>
   <w:num w:numId="43" w16cid:durableId="1927571075">
-    <w:abstractNumId w:val="40"/>
+    <w:abstractNumId w:val="44"/>
   </w:num>
   <w:num w:numId="44" w16cid:durableId="2007659588">
-    <w:abstractNumId w:val="17"/>
+    <w:abstractNumId w:val="20"/>
+  </w:num>
+  <w:num w:numId="45" w16cid:durableId="1244027688">
+    <w:abstractNumId w:val="13"/>
+  </w:num>
+  <w:num w:numId="46" w16cid:durableId="1363167137">
+    <w:abstractNumId w:val="22"/>
+  </w:num>
+  <w:num w:numId="47" w16cid:durableId="907378185">
+    <w:abstractNumId w:val="18"/>
+  </w:num>
+  <w:num w:numId="48" w16cid:durableId="1996253601">
+    <w:abstractNumId w:val="11"/>
   </w:num>
   <w:numIdMacAtCleanup w:val="34"/>
 </w:numbering>
@@ -25396,7 +28567,6 @@
   <w:style w:type="character" w:default="1" w:styleId="DefaultParagraphFont">
     <w:name w:val="Default Paragraph Font"/>
     <w:uiPriority w:val="1"/>
-    <w:semiHidden/>
     <w:unhideWhenUsed/>
   </w:style>
   <w:style w:type="table" w:default="1" w:styleId="TableNormal">
